--- a/Dis Report.docx
+++ b/Dis Report.docx
@@ -218,7 +218,7 @@
                         <a:effectLst/>
                         <a:extLst>
                           <a:ext uri="{C572A759-6A51-4108-AA02-DFA0A04FC94B}">
-                            <ma14:wrappingTextBoxFlag xmlns:ma14="http://schemas.microsoft.com/office/mac/drawingml/2011/main" xmlns:w="http://schemas.openxmlformats.org/wordprocessingml/2006/main" xmlns:w10="urn:schemas-microsoft-com:office:word" xmlns:v="urn:schemas-microsoft-com:vml" xmlns:o="urn:schemas-microsoft-com:office:office" xmlns:mv="urn:schemas-microsoft-com:mac:vml" xmlns:mo="http://schemas.microsoft.com/office/mac/office/2008/main" xmlns=""/>
+                            <ma14:wrappingTextBoxFlag xmlns="" xmlns:mo="http://schemas.microsoft.com/office/mac/office/2008/main" xmlns:mv="urn:schemas-microsoft-com:mac:vml" xmlns:o="urn:schemas-microsoft-com:office:office" xmlns:v="urn:schemas-microsoft-com:vml" xmlns:w10="urn:schemas-microsoft-com:office:word" xmlns:w="http://schemas.openxmlformats.org/wordprocessingml/2006/main" xmlns:ma14="http://schemas.microsoft.com/office/mac/drawingml/2011/main"/>
                           </a:ext>
                         </a:extLst>
                       </wps:spPr>
@@ -409,6 +409,74 @@
     </w:p>
     <w:p>
       <w:pPr>
+        <w:rPr>
+          <w:rFonts w:ascii="Verdana" w:hAnsi="Verdana"/>
+          <w:bCs/>
+          <w:sz w:val="18"/>
+          <w:szCs w:val="18"/>
+        </w:rPr>
+      </w:pPr>
+    </w:p>
+    <w:p>
+      <w:pPr>
+        <w:rPr>
+          <w:rFonts w:ascii="Verdana" w:hAnsi="Verdana"/>
+          <w:bCs/>
+          <w:sz w:val="18"/>
+          <w:szCs w:val="18"/>
+        </w:rPr>
+      </w:pPr>
+      <w:r>
+        <w:rPr>
+          <w:rFonts w:ascii="Verdana" w:hAnsi="Verdana"/>
+          <w:bCs/>
+          <w:sz w:val="18"/>
+          <w:szCs w:val="18"/>
+        </w:rPr>
+        <w:t xml:space="preserve">This project </w:t>
+      </w:r>
+      <w:proofErr w:type="gramStart"/>
+      <w:r>
+        <w:rPr>
+          <w:rFonts w:ascii="Verdana" w:hAnsi="Verdana"/>
+          <w:bCs/>
+          <w:sz w:val="18"/>
+          <w:szCs w:val="18"/>
+        </w:rPr>
+        <w:t>looks into</w:t>
+      </w:r>
+      <w:proofErr w:type="gramEnd"/>
+      <w:r>
+        <w:rPr>
+          <w:rFonts w:ascii="Verdana" w:hAnsi="Verdana"/>
+          <w:bCs/>
+          <w:sz w:val="18"/>
+          <w:szCs w:val="18"/>
+        </w:rPr>
+        <w:t xml:space="preserve"> how developers can improve how they can present new information to players who are new to gaming or their game genre. The project uses Unity, a game development engine to make the artifact used for player testing and applying researched information. Player testing was used to find real world examples of player patterns in gaming which can be used to modify how the game shows the player how to play. </w:t>
+      </w:r>
+    </w:p>
+    <w:p>
+      <w:pPr>
+        <w:rPr>
+          <w:rFonts w:ascii="Verdana" w:hAnsi="Verdana"/>
+          <w:bCs/>
+          <w:sz w:val="18"/>
+          <w:szCs w:val="18"/>
+        </w:rPr>
+      </w:pPr>
+      <w:r>
+        <w:rPr>
+          <w:rFonts w:ascii="Verdana" w:hAnsi="Verdana"/>
+          <w:bCs/>
+          <w:sz w:val="18"/>
+          <w:szCs w:val="18"/>
+        </w:rPr>
+        <w:t>----------------------------------------------------------------------------------------------------------------------</w:t>
+      </w:r>
+    </w:p>
+    <w:p>
+      <w:pPr>
         <w:pStyle w:val="BodyText"/>
         <w:rPr>
           <w:rFonts w:ascii="Verdana" w:hAnsi="Verdana"/>
@@ -423,6 +491,7 @@
           <w:sz w:val="18"/>
           <w:szCs w:val="18"/>
         </w:rPr>
+        <w:lastRenderedPageBreak/>
         <w:t>Verdana,</w:t>
       </w:r>
       <w:r>
@@ -693,7 +762,6 @@
           <w:szCs w:val="18"/>
           <w:lang w:val="en-GB"/>
         </w:rPr>
-        <w:lastRenderedPageBreak/>
         <w:t>Note: th</w:t>
       </w:r>
       <w:r>
@@ -765,6 +833,15 @@
         </w:rPr>
         <w:br/>
       </w:r>
+      <w:r>
+        <w:rPr>
+          <w:rFonts w:ascii="Verdana" w:hAnsi="Verdana"/>
+          <w:sz w:val="18"/>
+          <w:szCs w:val="18"/>
+          <w:lang w:val="en-GB"/>
+        </w:rPr>
+        <w:t>----------------------------------------------------------------------------------------------------------------------</w:t>
+      </w:r>
     </w:p>
     <w:p>
       <w:pPr>
@@ -797,7 +874,23 @@
           <w:sz w:val="18"/>
           <w:szCs w:val="18"/>
         </w:rPr>
-        <w:t>Learning theory, Patter recognition, Gaming, Tutorial, Control</w:t>
+        <w:t>Learning theory, Patter</w:t>
+      </w:r>
+      <w:r>
+        <w:rPr>
+          <w:rFonts w:ascii="Verdana" w:hAnsi="Verdana"/>
+          <w:sz w:val="18"/>
+          <w:szCs w:val="18"/>
+        </w:rPr>
+        <w:t>n</w:t>
+      </w:r>
+      <w:r>
+        <w:rPr>
+          <w:rFonts w:ascii="Verdana" w:hAnsi="Verdana"/>
+          <w:sz w:val="18"/>
+          <w:szCs w:val="18"/>
+        </w:rPr>
+        <w:t xml:space="preserve"> recognition, Gaming, Tutorial, Control</w:t>
       </w:r>
     </w:p>
     <w:p>
@@ -1510,7 +1603,7 @@
           <w:sz w:val="18"/>
           <w:szCs w:val="18"/>
         </w:rPr>
-        <w:t xml:space="preserve"> and Alicia Copeland-Stewart</w:t>
+        <w:t xml:space="preserve"> and Alicia Copeland-Stewart (2021) </w:t>
       </w:r>
       <w:r>
         <w:rPr>
@@ -1520,7 +1613,7 @@
           <w:sz w:val="18"/>
           <w:szCs w:val="18"/>
         </w:rPr>
-        <w:t xml:space="preserve"> (2021) </w:t>
+        <w:t>conducted</w:t>
       </w:r>
       <w:r>
         <w:rPr>
@@ -1530,7 +1623,7 @@
           <w:sz w:val="18"/>
           <w:szCs w:val="18"/>
         </w:rPr>
-        <w:t>conducted</w:t>
+        <w:t xml:space="preserve"> a study on how</w:t>
       </w:r>
       <w:r>
         <w:rPr>
@@ -1540,7 +1633,7 @@
           <w:sz w:val="18"/>
           <w:szCs w:val="18"/>
         </w:rPr>
-        <w:t xml:space="preserve"> a study on how</w:t>
+        <w:t xml:space="preserve"> games effected people during that pandemic saying 71% of people who played games before increase their playtime thought their days. </w:t>
       </w:r>
       <w:r>
         <w:rPr>
@@ -1550,7 +1643,7 @@
           <w:sz w:val="18"/>
           <w:szCs w:val="18"/>
         </w:rPr>
-        <w:t xml:space="preserve"> games effected people during that pandemic saying 71% of people who played games before increase their playtime thought their days. </w:t>
+        <w:t xml:space="preserve">Matthew Broughton (2020) did a report on the increase of Tencent’s revenue. In 2019 their revenue </w:t>
       </w:r>
       <w:r>
         <w:rPr>
@@ -1560,7 +1653,7 @@
           <w:sz w:val="18"/>
           <w:szCs w:val="18"/>
         </w:rPr>
-        <w:t xml:space="preserve">Matthew Broughton (2020) did a report on the increase of Tencent’s revenue. In 2019 their revenue </w:t>
+        <w:t>increased by 21%. In the same report it states StreamElements and Arsenal.gg reported a 10% and 15% increase in Youtube and Twitch game viewership. The reports shows how during the pandemic there have been large increase in people who play video games in their free time</w:t>
       </w:r>
       <w:r>
         <w:rPr>
@@ -1570,9 +1663,12 @@
           <w:sz w:val="18"/>
           <w:szCs w:val="18"/>
         </w:rPr>
-        <w:t>increased by 21%. In the same report it states StreamElements and Arsenal.gg reported a 10% and 15% increase in Youtube and Twitch game viewership. The reports shows how during the pandemic there have been large increase in people who play video games in their free time</w:t>
-      </w:r>
-      <w:r>
+        <w:t>. With this increase its fair to assume a portion of these people will be completely new to gaming and will have never played a video game before.</w:t>
+      </w:r>
+    </w:p>
+    <w:p>
+      <w:pPr>
+        <w:jc w:val="both"/>
         <w:rPr>
           <w:rFonts w:ascii="Verdana" w:hAnsi="Verdana"/>
           <w:bCs/>
@@ -1580,30 +1676,27 @@
           <w:sz w:val="18"/>
           <w:szCs w:val="18"/>
         </w:rPr>
-        <w:t>. With this increase its fair to assume a portion of these people will be completely new to gaming and will have never played a video game before.</w:t>
-      </w:r>
+      </w:pPr>
     </w:p>
     <w:p>
       <w:pPr>
         <w:jc w:val="both"/>
         <w:rPr>
           <w:rFonts w:ascii="Verdana" w:hAnsi="Verdana"/>
+          <w:sz w:val="18"/>
+          <w:szCs w:val="18"/>
+        </w:rPr>
+      </w:pPr>
+      <w:r>
+        <w:rPr>
+          <w:rFonts w:ascii="Verdana" w:hAnsi="Verdana"/>
           <w:bCs/>
           <w:noProof/>
           <w:sz w:val="18"/>
           <w:szCs w:val="18"/>
         </w:rPr>
-      </w:pPr>
-    </w:p>
-    <w:p>
-      <w:pPr>
-        <w:jc w:val="both"/>
-        <w:rPr>
-          <w:rFonts w:ascii="Verdana" w:hAnsi="Verdana"/>
-          <w:sz w:val="18"/>
-          <w:szCs w:val="18"/>
-        </w:rPr>
-      </w:pPr>
+        <w:t xml:space="preserve">This project is aimed at improving the new user experience </w:t>
+      </w:r>
       <w:r>
         <w:rPr>
           <w:rFonts w:ascii="Verdana" w:hAnsi="Verdana"/>
@@ -1612,7 +1705,7 @@
           <w:sz w:val="18"/>
           <w:szCs w:val="18"/>
         </w:rPr>
-        <w:t xml:space="preserve">This project is aimed at improving the new user experience </w:t>
+        <w:t>with tutorialisation. Tutorials are in place to help guide new users through the basics of the game</w:t>
       </w:r>
       <w:r>
         <w:rPr>
@@ -1622,7 +1715,7 @@
           <w:sz w:val="18"/>
           <w:szCs w:val="18"/>
         </w:rPr>
-        <w:t>with tutorialisation. Tutorials are in place to help guide new users through the basics of the game</w:t>
+        <w:t xml:space="preserve">. Each game uses different meathod of tutorialisation whether its purely text based or using images and videos. </w:t>
       </w:r>
       <w:r>
         <w:rPr>
@@ -1632,7 +1725,7 @@
           <w:sz w:val="18"/>
           <w:szCs w:val="18"/>
         </w:rPr>
-        <w:t xml:space="preserve">. Each game uses different meathod of tutorialisation whether its purely text based or using images and videos. </w:t>
+        <w:t xml:space="preserve">The project is hoping to help solve the issues that new players may </w:t>
       </w:r>
       <w:r>
         <w:rPr>
@@ -1642,7 +1735,7 @@
           <w:sz w:val="18"/>
           <w:szCs w:val="18"/>
         </w:rPr>
-        <w:t xml:space="preserve">The project is hoping to help solve the issues that new players may </w:t>
+        <w:t>experience</w:t>
       </w:r>
       <w:r>
         <w:rPr>
@@ -1652,7 +1745,7 @@
           <w:sz w:val="18"/>
           <w:szCs w:val="18"/>
         </w:rPr>
-        <w:t>experience</w:t>
+        <w:t xml:space="preserve"> with learning a new game. Originaly the idea came from struggles of trying to learn a large multi game franchise called </w:t>
       </w:r>
       <w:r>
         <w:rPr>
@@ -1662,7 +1755,7 @@
           <w:sz w:val="18"/>
           <w:szCs w:val="18"/>
         </w:rPr>
-        <w:t xml:space="preserve"> with learning a new game. Originaly the idea came from struggles of trying to learn a large multi game franchise called </w:t>
+        <w:t xml:space="preserve">Sid Meier’s </w:t>
       </w:r>
       <w:r>
         <w:rPr>
@@ -1672,7 +1765,7 @@
           <w:sz w:val="18"/>
           <w:szCs w:val="18"/>
         </w:rPr>
-        <w:t xml:space="preserve">Sid Meier’s </w:t>
+        <w:t>Civilization VI</w:t>
       </w:r>
       <w:r>
         <w:rPr>
@@ -1682,16 +1775,6 @@
           <w:sz w:val="18"/>
           <w:szCs w:val="18"/>
         </w:rPr>
-        <w:t>Civilization VI</w:t>
-      </w:r>
-      <w:r>
-        <w:rPr>
-          <w:rFonts w:ascii="Verdana" w:hAnsi="Verdana"/>
-          <w:bCs/>
-          <w:noProof/>
-          <w:sz w:val="18"/>
-          <w:szCs w:val="18"/>
-        </w:rPr>
         <w:t xml:space="preserve"> </w:t>
       </w:r>
       <w:r>
@@ -1757,7 +1840,15 @@
           <w:sz w:val="18"/>
           <w:szCs w:val="18"/>
         </w:rPr>
-        <w:t xml:space="preserve"> from an outsider perspective, trying to learn the game can </w:t>
+        <w:t xml:space="preserve"> from an outsider perspective, trying to </w:t>
+      </w:r>
+      <w:r>
+        <w:rPr>
+          <w:rFonts w:ascii="Verdana" w:hAnsi="Verdana"/>
+          <w:sz w:val="18"/>
+          <w:szCs w:val="18"/>
+        </w:rPr>
+        <w:t xml:space="preserve">learn the game can </w:t>
       </w:r>
       <w:r>
         <w:rPr>
@@ -2529,6 +2620,7 @@
           <w:sz w:val="18"/>
           <w:szCs w:val="18"/>
         </w:rPr>
+        <w:lastRenderedPageBreak/>
         <w:t>Having just introduced the project, lead the reader over to the key research questions. State your research questions simply, clearly and concisely.</w:t>
       </w:r>
     </w:p>
@@ -2862,16 +2954,7 @@
           <w:sz w:val="18"/>
           <w:szCs w:val="18"/>
         </w:rPr>
-        <w:t xml:space="preserve"> to show you </w:t>
-      </w:r>
-      <w:r>
-        <w:rPr>
-          <w:rFonts w:ascii="Verdana" w:hAnsi="Verdana"/>
-          <w:sz w:val="18"/>
-          <w:szCs w:val="18"/>
-        </w:rPr>
-        <w:lastRenderedPageBreak/>
-        <w:t>have looked around sufficiently and that you can</w:t>
+        <w:t xml:space="preserve"> to show you have looked around sufficiently and that you can</w:t>
       </w:r>
       <w:r>
         <w:rPr>
@@ -6125,6 +6208,7 @@
           <w:szCs w:val="18"/>
           <w:lang w:val="en-US"/>
         </w:rPr>
+        <w:lastRenderedPageBreak/>
         <mc:AlternateContent>
           <mc:Choice Requires="wps">
             <w:drawing>
@@ -6162,7 +6246,7 @@
                         <a:effectLst/>
                         <a:extLst>
                           <a:ext uri="{C572A759-6A51-4108-AA02-DFA0A04FC94B}">
-                            <ma14:wrappingTextBoxFlag xmlns:ma14="http://schemas.microsoft.com/office/mac/drawingml/2011/main" xmlns:w="http://schemas.openxmlformats.org/wordprocessingml/2006/main" xmlns:w10="urn:schemas-microsoft-com:office:word" xmlns:v="urn:schemas-microsoft-com:vml" xmlns:o="urn:schemas-microsoft-com:office:office" xmlns:mv="urn:schemas-microsoft-com:mac:vml" xmlns:mo="http://schemas.microsoft.com/office/mac/office/2008/main" xmlns=""/>
+                            <ma14:wrappingTextBoxFlag xmlns="" xmlns:mo="http://schemas.microsoft.com/office/mac/office/2008/main" xmlns:mv="urn:schemas-microsoft-com:mac:vml" xmlns:o="urn:schemas-microsoft-com:office:office" xmlns:v="urn:schemas-microsoft-com:vml" xmlns:w10="urn:schemas-microsoft-com:office:word" xmlns:w="http://schemas.openxmlformats.org/wordprocessingml/2006/main" xmlns:ma14="http://schemas.microsoft.com/office/mac/drawingml/2011/main"/>
                           </a:ext>
                         </a:extLst>
                       </wps:spPr>
@@ -6586,7 +6670,6 @@
           <w:sz w:val="18"/>
           <w:szCs w:val="18"/>
         </w:rPr>
-        <w:lastRenderedPageBreak/>
         <w:t xml:space="preserve">Now </w:t>
       </w:r>
       <w:r>
@@ -7807,15 +7890,7 @@
           <w:sz w:val="18"/>
           <w:szCs w:val="18"/>
         </w:rPr>
-        <w:t xml:space="preserve"> A conference? </w:t>
-      </w:r>
-      <w:r>
-        <w:rPr>
-          <w:rFonts w:ascii="Verdana" w:hAnsi="Verdana"/>
-          <w:sz w:val="18"/>
-          <w:szCs w:val="18"/>
-        </w:rPr>
-        <w:t xml:space="preserve">An academic journal? An audiovisual festival? A </w:t>
+        <w:t xml:space="preserve"> A conference? An academic journal? An audiovisual festival? A </w:t>
       </w:r>
       <w:r>
         <w:rPr>
@@ -8138,7 +8213,7 @@
         </w:rPr>
         <w:t xml:space="preserve"> and Alicia Copeland-Stewart(May 6, 2021) Playing Video Games During the COVID-19 Pandemic and Effects on players’ Well-Being. Available from: </w:t>
       </w:r>
-      <w:hyperlink r:id="rId27" w:history="1">
+      <w:hyperlink r:id="rId27" w:anchor="core-collateral-self-citation" w:history="1">
         <w:r>
           <w:rPr>
             <w:rStyle w:val="Hyperlink"/>
@@ -8166,14 +8241,7 @@
           <w:sz w:val="22"/>
           <w:szCs w:val="22"/>
         </w:rPr>
-        <w:t xml:space="preserve">[Accessed: </w:t>
-      </w:r>
-      <w:r>
-        <w:rPr>
-          <w:sz w:val="22"/>
-          <w:szCs w:val="22"/>
-        </w:rPr>
-        <w:t>Apr 3, 2025]</w:t>
+        <w:t>[Accessed: Apr 3, 2025]</w:t>
       </w:r>
     </w:p>
     <w:p>
@@ -8928,6 +8996,7 @@
           <w:sz w:val="18"/>
           <w:szCs w:val="18"/>
         </w:rPr>
+        <w:lastRenderedPageBreak/>
         <w:t>This is a l</w:t>
       </w:r>
       <w:r>
@@ -9358,7 +9427,6 @@
           <w:sz w:val="18"/>
           <w:szCs w:val="18"/>
         </w:rPr>
-        <w:lastRenderedPageBreak/>
         <w:t>Any important d</w:t>
       </w:r>
       <w:r>
@@ -12239,10 +12307,6 @@
 </file>
 
 <file path=customXml/item1.xml><?xml version="1.0" encoding="utf-8"?>
-<b:Sources xmlns:b="http://schemas.openxmlformats.org/officeDocument/2006/bibliography" xmlns="http://schemas.openxmlformats.org/officeDocument/2006/bibliography" SelectedStyle="/APA.XSL" StyleName="APA"/>
-</file>
-
-<file path=customXml/item2.xml><?xml version="1.0" encoding="utf-8"?>
 <?mso-contentType ?>
 <FormTemplates xmlns="http://schemas.microsoft.com/sharepoint/v3/contenttype/forms">
   <Display>DocumentLibraryForm</Display>
@@ -12251,22 +12315,11 @@
 </FormTemplates>
 </file>
 
-<file path=customXml/item3.xml><?xml version="1.0" encoding="utf-8"?>
-<p:properties xmlns:p="http://schemas.microsoft.com/office/2006/metadata/properties" xmlns:xsi="http://www.w3.org/2001/XMLSchema-instance" xmlns:pc="http://schemas.microsoft.com/office/infopath/2007/PartnerControls">
-  <documentManagement>
-    <lcf76f155ced4ddcb4097134ff3c332f xmlns="3ca5950f-9dc6-4fa2-8e6b-e8b0d1a55fc5">
-      <Terms xmlns="http://schemas.microsoft.com/office/infopath/2007/PartnerControls"/>
-    </lcf76f155ced4ddcb4097134ff3c332f>
-    <link xmlns="3ca5950f-9dc6-4fa2-8e6b-e8b0d1a55fc5">
-      <Url xsi:nil="true"/>
-      <Description xsi:nil="true"/>
-    </link>
-    <TaxCatchAll xmlns="da5699a2-2791-44c0-bb0a-d0c081c141e6" xsi:nil="true"/>
-  </documentManagement>
-</p:properties>
+<file path=customXml/item2.xml><?xml version="1.0" encoding="utf-8"?>
+<b:Sources xmlns:b="http://schemas.openxmlformats.org/officeDocument/2006/bibliography" xmlns="http://schemas.openxmlformats.org/officeDocument/2006/bibliography" SelectedStyle="/APA.XSL" StyleName="APA"/>
 </file>
 
-<file path=customXml/item4.xml><?xml version="1.0" encoding="utf-8"?>
+<file path=customXml/item3.xml><?xml version="1.0" encoding="utf-8"?>
 <ct:contentTypeSchema xmlns:ct="http://schemas.microsoft.com/office/2006/metadata/contentType" xmlns:ma="http://schemas.microsoft.com/office/2006/metadata/properties/metaAttributes" ct:_="" ma:_="" ma:contentTypeName="Document" ma:contentTypeID="0x0101001BC1D44B3665304E9EFFB6B26E5C1EDB" ma:contentTypeVersion="17" ma:contentTypeDescription="Create a new document." ma:contentTypeScope="" ma:versionID="ebe7ffaa3beae6c2692551344dbac989">
   <xsd:schema xmlns:xsd="http://www.w3.org/2001/XMLSchema" xmlns:xs="http://www.w3.org/2001/XMLSchema" xmlns:p="http://schemas.microsoft.com/office/2006/metadata/properties" xmlns:ns2="3ca5950f-9dc6-4fa2-8e6b-e8b0d1a55fc5" xmlns:ns3="da5699a2-2791-44c0-bb0a-d0c081c141e6" targetNamespace="http://schemas.microsoft.com/office/2006/metadata/properties" ma:root="true" ma:fieldsID="fbc6f3879e7a0016066cbb62231de351" ns2:_="" ns3:_="">
     <xsd:import namespace="3ca5950f-9dc6-4fa2-8e6b-e8b0d1a55fc5"/>
@@ -12522,7 +12575,30 @@
 </ct:contentTypeSchema>
 </file>
 
+<file path=customXml/item4.xml><?xml version="1.0" encoding="utf-8"?>
+<p:properties xmlns:p="http://schemas.microsoft.com/office/2006/metadata/properties" xmlns:xsi="http://www.w3.org/2001/XMLSchema-instance" xmlns:pc="http://schemas.microsoft.com/office/infopath/2007/PartnerControls">
+  <documentManagement>
+    <lcf76f155ced4ddcb4097134ff3c332f xmlns="3ca5950f-9dc6-4fa2-8e6b-e8b0d1a55fc5">
+      <Terms xmlns="http://schemas.microsoft.com/office/infopath/2007/PartnerControls"/>
+    </lcf76f155ced4ddcb4097134ff3c332f>
+    <link xmlns="3ca5950f-9dc6-4fa2-8e6b-e8b0d1a55fc5">
+      <Url xsi:nil="true"/>
+      <Description xsi:nil="true"/>
+    </link>
+    <TaxCatchAll xmlns="da5699a2-2791-44c0-bb0a-d0c081c141e6" xsi:nil="true"/>
+  </documentManagement>
+</p:properties>
+</file>
+
 <file path=customXml/itemProps1.xml><?xml version="1.0" encoding="utf-8"?>
+<ds:datastoreItem xmlns:ds="http://schemas.openxmlformats.org/officeDocument/2006/customXml" ds:itemID="{CE597715-63E8-4A9F-B3CC-57F27D3DCBFB}">
+  <ds:schemaRefs>
+    <ds:schemaRef ds:uri="http://schemas.microsoft.com/sharepoint/v3/contenttype/forms"/>
+  </ds:schemaRefs>
+</ds:datastoreItem>
+</file>
+
+<file path=customXml/itemProps2.xml><?xml version="1.0" encoding="utf-8"?>
 <ds:datastoreItem xmlns:ds="http://schemas.openxmlformats.org/officeDocument/2006/customXml" ds:itemID="{191EA17E-4FF3-6543-9328-B87A43C2CF01}">
   <ds:schemaRefs>
     <ds:schemaRef ds:uri="http://schemas.openxmlformats.org/officeDocument/2006/bibliography"/>
@@ -12530,26 +12606,7 @@
 </ds:datastoreItem>
 </file>
 
-<file path=customXml/itemProps2.xml><?xml version="1.0" encoding="utf-8"?>
-<ds:datastoreItem xmlns:ds="http://schemas.openxmlformats.org/officeDocument/2006/customXml" ds:itemID="{CE597715-63E8-4A9F-B3CC-57F27D3DCBFB}">
-  <ds:schemaRefs>
-    <ds:schemaRef ds:uri="http://schemas.microsoft.com/sharepoint/v3/contenttype/forms"/>
-  </ds:schemaRefs>
-</ds:datastoreItem>
-</file>
-
 <file path=customXml/itemProps3.xml><?xml version="1.0" encoding="utf-8"?>
-<ds:datastoreItem xmlns:ds="http://schemas.openxmlformats.org/officeDocument/2006/customXml" ds:itemID="{37169F2F-1A49-4A9E-A13A-BBD6F4DE6A1B}">
-  <ds:schemaRefs>
-    <ds:schemaRef ds:uri="http://schemas.microsoft.com/office/2006/metadata/properties"/>
-    <ds:schemaRef ds:uri="http://schemas.microsoft.com/office/infopath/2007/PartnerControls"/>
-    <ds:schemaRef ds:uri="3ca5950f-9dc6-4fa2-8e6b-e8b0d1a55fc5"/>
-    <ds:schemaRef ds:uri="da5699a2-2791-44c0-bb0a-d0c081c141e6"/>
-  </ds:schemaRefs>
-</ds:datastoreItem>
-</file>
-
-<file path=customXml/itemProps4.xml><?xml version="1.0" encoding="utf-8"?>
 <ds:datastoreItem xmlns:ds="http://schemas.openxmlformats.org/officeDocument/2006/customXml" ds:itemID="{F6547193-3E93-40A7-96AB-43C0DF37402B}">
   <ds:schemaRefs>
     <ds:schemaRef ds:uri="http://schemas.microsoft.com/office/2006/metadata/contentType"/>
@@ -12566,4 +12623,15 @@
     <ds:schemaRef ds:uri="http://schemas.microsoft.com/internal/obd"/>
   </ds:schemaRefs>
 </ds:datastoreItem>
+</file>
+
+<file path=customXml/itemProps4.xml><?xml version="1.0" encoding="utf-8"?>
+<ds:datastoreItem xmlns:ds="http://schemas.openxmlformats.org/officeDocument/2006/customXml" ds:itemID="{37169F2F-1A49-4A9E-A13A-BBD6F4DE6A1B}">
+  <ds:schemaRefs>
+    <ds:schemaRef ds:uri="http://schemas.microsoft.com/office/2006/metadata/properties"/>
+    <ds:schemaRef ds:uri="http://schemas.microsoft.com/office/infopath/2007/PartnerControls"/>
+    <ds:schemaRef ds:uri="3ca5950f-9dc6-4fa2-8e6b-e8b0d1a55fc5"/>
+    <ds:schemaRef ds:uri="da5699a2-2791-44c0-bb0a-d0c081c141e6"/>
+  </ds:schemaRefs>
+</ds:datastoreItem>
 </file>
--- a/Dis Report.docx
+++ b/Dis Report.docx
@@ -218,7 +218,7 @@
                         <a:effectLst/>
                         <a:extLst>
                           <a:ext uri="{C572A759-6A51-4108-AA02-DFA0A04FC94B}">
-                            <ma14:wrappingTextBoxFlag xmlns="" xmlns:mo="http://schemas.microsoft.com/office/mac/office/2008/main" xmlns:mv="urn:schemas-microsoft-com:mac:vml" xmlns:o="urn:schemas-microsoft-com:office:office" xmlns:v="urn:schemas-microsoft-com:vml" xmlns:w10="urn:schemas-microsoft-com:office:word" xmlns:w="http://schemas.openxmlformats.org/wordprocessingml/2006/main" xmlns:ma14="http://schemas.microsoft.com/office/mac/drawingml/2011/main"/>
+                            <ma14:wrappingTextBoxFlag xmlns:ma14="http://schemas.microsoft.com/office/mac/drawingml/2011/main" xmlns:w="http://schemas.openxmlformats.org/wordprocessingml/2006/main" xmlns:w10="urn:schemas-microsoft-com:office:word" xmlns:v="urn:schemas-microsoft-com:vml" xmlns:o="urn:schemas-microsoft-com:office:office" xmlns:mv="urn:schemas-microsoft-com:mac:vml" xmlns:mo="http://schemas.microsoft.com/office/mac/office/2008/main" xmlns=""/>
                           </a:ext>
                         </a:extLst>
                       </wps:spPr>
@@ -2574,26 +2574,558 @@
         <w:jc w:val="both"/>
         <w:rPr>
           <w:rFonts w:ascii="Verdana" w:hAnsi="Verdana"/>
+          <w:bCs/>
+          <w:sz w:val="18"/>
+          <w:szCs w:val="18"/>
+        </w:rPr>
+      </w:pPr>
+      <w:r>
+        <w:rPr>
+          <w:rFonts w:ascii="Verdana" w:hAnsi="Verdana"/>
+          <w:bCs/>
+          <w:sz w:val="18"/>
+          <w:szCs w:val="18"/>
+        </w:rPr>
+        <w:t xml:space="preserve">The main bulk of this project is looking into different areas of learning theory and human </w:t>
+      </w:r>
+      <w:r>
+        <w:rPr>
+          <w:rFonts w:ascii="Verdana" w:hAnsi="Verdana"/>
+          <w:bCs/>
+          <w:sz w:val="18"/>
+          <w:szCs w:val="18"/>
+        </w:rPr>
+        <w:lastRenderedPageBreak/>
+        <w:t xml:space="preserve">pattern recognition. </w:t>
+      </w:r>
+      <w:proofErr w:type="gramStart"/>
+      <w:r>
+        <w:rPr>
+          <w:rFonts w:ascii="Verdana" w:hAnsi="Verdana"/>
+          <w:bCs/>
+          <w:sz w:val="18"/>
+          <w:szCs w:val="18"/>
+        </w:rPr>
+        <w:t>With this in mind, the</w:t>
+      </w:r>
+      <w:proofErr w:type="gramEnd"/>
+      <w:r>
+        <w:rPr>
+          <w:rFonts w:ascii="Verdana" w:hAnsi="Verdana"/>
+          <w:bCs/>
+          <w:sz w:val="18"/>
+          <w:szCs w:val="18"/>
+        </w:rPr>
+        <w:t xml:space="preserve"> project came up with these questions to research in assisting the artifacts second iteration </w:t>
+      </w:r>
+      <w:r>
+        <w:rPr>
+          <w:rFonts w:ascii="Verdana" w:hAnsi="Verdana"/>
+          <w:bCs/>
+          <w:sz w:val="18"/>
+          <w:szCs w:val="18"/>
+        </w:rPr>
+        <w:t>alongside</w:t>
+      </w:r>
+      <w:r>
+        <w:rPr>
+          <w:rFonts w:ascii="Verdana" w:hAnsi="Verdana"/>
+          <w:bCs/>
+          <w:sz w:val="18"/>
+          <w:szCs w:val="18"/>
+        </w:rPr>
+        <w:t xml:space="preserve"> the main </w:t>
+      </w:r>
+      <w:r>
+        <w:rPr>
+          <w:rFonts w:ascii="Verdana" w:hAnsi="Verdana"/>
+          <w:bCs/>
+          <w:sz w:val="18"/>
+          <w:szCs w:val="18"/>
+        </w:rPr>
+        <w:t>project’s</w:t>
+      </w:r>
+      <w:r>
+        <w:rPr>
+          <w:rFonts w:ascii="Verdana" w:hAnsi="Verdana"/>
+          <w:bCs/>
+          <w:sz w:val="18"/>
+          <w:szCs w:val="18"/>
+        </w:rPr>
+        <w:t xml:space="preserve"> objective.</w:t>
+      </w:r>
+    </w:p>
+    <w:p>
+      <w:pPr>
+        <w:jc w:val="both"/>
+        <w:rPr>
+          <w:rFonts w:ascii="Verdana" w:hAnsi="Verdana"/>
+          <w:bCs/>
+          <w:sz w:val="18"/>
+          <w:szCs w:val="18"/>
+        </w:rPr>
+      </w:pPr>
+    </w:p>
+    <w:p>
+      <w:pPr>
+        <w:pStyle w:val="ListParagraph"/>
+        <w:numPr>
+          <w:ilvl w:val="0"/>
+          <w:numId w:val="8"/>
+        </w:numPr>
+        <w:jc w:val="both"/>
+        <w:rPr>
+          <w:rFonts w:ascii="Verdana" w:hAnsi="Verdana"/>
+          <w:bCs/>
+          <w:sz w:val="18"/>
+          <w:szCs w:val="18"/>
+        </w:rPr>
+      </w:pPr>
+      <w:r>
+        <w:rPr>
+          <w:rFonts w:ascii="Verdana" w:hAnsi="Verdana"/>
+          <w:bCs/>
+          <w:sz w:val="18"/>
+          <w:szCs w:val="18"/>
+        </w:rPr>
+        <w:t>What are the most effective proven ways of learning?</w:t>
+      </w:r>
+      <w:r>
+        <w:rPr>
+          <w:rFonts w:ascii="Verdana" w:hAnsi="Verdana"/>
+          <w:bCs/>
+          <w:sz w:val="18"/>
+          <w:szCs w:val="18"/>
+        </w:rPr>
+        <w:t xml:space="preserve"> </w:t>
+      </w:r>
+    </w:p>
+    <w:p>
+      <w:pPr>
+        <w:pStyle w:val="ListParagraph"/>
+        <w:numPr>
+          <w:ilvl w:val="0"/>
+          <w:numId w:val="8"/>
+        </w:numPr>
+        <w:jc w:val="both"/>
+        <w:rPr>
+          <w:rFonts w:ascii="Verdana" w:hAnsi="Verdana"/>
+          <w:bCs/>
+          <w:sz w:val="18"/>
+          <w:szCs w:val="18"/>
+        </w:rPr>
+      </w:pPr>
+      <w:r>
+        <w:rPr>
+          <w:rFonts w:ascii="Verdana" w:hAnsi="Verdana"/>
+          <w:bCs/>
+          <w:sz w:val="18"/>
+          <w:szCs w:val="18"/>
+        </w:rPr>
+        <w:t>How do different people learn?</w:t>
+      </w:r>
+    </w:p>
+    <w:p>
+      <w:pPr>
+        <w:pStyle w:val="ListParagraph"/>
+        <w:numPr>
+          <w:ilvl w:val="0"/>
+          <w:numId w:val="8"/>
+        </w:numPr>
+        <w:jc w:val="both"/>
+        <w:rPr>
+          <w:rFonts w:ascii="Verdana" w:hAnsi="Verdana"/>
+          <w:bCs/>
+          <w:sz w:val="18"/>
+          <w:szCs w:val="18"/>
+        </w:rPr>
+      </w:pPr>
+      <w:r>
+        <w:rPr>
+          <w:rFonts w:ascii="Verdana" w:hAnsi="Verdana"/>
+          <w:bCs/>
+          <w:sz w:val="18"/>
+          <w:szCs w:val="18"/>
+        </w:rPr>
+        <w:t>How do people of different ages learn?</w:t>
+      </w:r>
+    </w:p>
+    <w:p>
+      <w:pPr>
+        <w:pStyle w:val="ListParagraph"/>
+        <w:numPr>
+          <w:ilvl w:val="0"/>
+          <w:numId w:val="8"/>
+        </w:numPr>
+        <w:jc w:val="both"/>
+        <w:rPr>
+          <w:rFonts w:ascii="Verdana" w:hAnsi="Verdana"/>
+          <w:bCs/>
+          <w:sz w:val="18"/>
+          <w:szCs w:val="18"/>
+        </w:rPr>
+      </w:pPr>
+      <w:r>
+        <w:rPr>
+          <w:rFonts w:ascii="Verdana" w:hAnsi="Verdana"/>
+          <w:bCs/>
+          <w:sz w:val="18"/>
+          <w:szCs w:val="18"/>
+        </w:rPr>
+        <w:t xml:space="preserve">What patterns do people pick up from either consciously or sub-consciously? </w:t>
+      </w:r>
+    </w:p>
+    <w:p>
+      <w:pPr>
+        <w:pStyle w:val="ListParagraph"/>
+        <w:numPr>
+          <w:ilvl w:val="0"/>
+          <w:numId w:val="8"/>
+        </w:numPr>
+        <w:jc w:val="both"/>
+        <w:rPr>
+          <w:rFonts w:ascii="Verdana" w:hAnsi="Verdana"/>
+          <w:bCs/>
+          <w:sz w:val="18"/>
+          <w:szCs w:val="18"/>
+        </w:rPr>
+      </w:pPr>
+      <w:r>
+        <w:rPr>
+          <w:rFonts w:ascii="Verdana" w:hAnsi="Verdana"/>
+          <w:bCs/>
+          <w:sz w:val="18"/>
+          <w:szCs w:val="18"/>
+        </w:rPr>
+        <w:t>Does having visual flair improve the learning experience/attention span?</w:t>
+      </w:r>
+    </w:p>
+    <w:p>
+      <w:pPr>
+        <w:jc w:val="both"/>
+        <w:rPr>
+          <w:rFonts w:ascii="Verdana" w:hAnsi="Verdana"/>
+          <w:bCs/>
+          <w:sz w:val="18"/>
+          <w:szCs w:val="18"/>
+        </w:rPr>
+      </w:pPr>
+    </w:p>
+    <w:p>
+      <w:pPr>
+        <w:jc w:val="both"/>
+        <w:rPr>
+          <w:rFonts w:ascii="Verdana" w:hAnsi="Verdana"/>
+          <w:bCs/>
+          <w:sz w:val="18"/>
+          <w:szCs w:val="18"/>
+        </w:rPr>
+      </w:pPr>
+      <w:r>
+        <w:rPr>
+          <w:rFonts w:ascii="Verdana" w:hAnsi="Verdana"/>
+          <w:bCs/>
+          <w:sz w:val="18"/>
+          <w:szCs w:val="18"/>
+        </w:rPr>
+        <w:t>Looking into the most effective ways of learning is a good start for the project. Being able to get a good understanding of how humans learn and being able to apply this to the artifact and project will mean a strong base is created to work upon.</w:t>
+      </w:r>
+    </w:p>
+    <w:p>
+      <w:pPr>
+        <w:jc w:val="both"/>
+        <w:rPr>
+          <w:rFonts w:ascii="Verdana" w:hAnsi="Verdana"/>
+          <w:bCs/>
+          <w:sz w:val="18"/>
+          <w:szCs w:val="18"/>
+        </w:rPr>
+      </w:pPr>
+    </w:p>
+    <w:p>
+      <w:pPr>
+        <w:jc w:val="both"/>
+        <w:rPr>
+          <w:rFonts w:ascii="Verdana" w:hAnsi="Verdana"/>
+          <w:bCs/>
+          <w:sz w:val="18"/>
+          <w:szCs w:val="18"/>
+        </w:rPr>
+      </w:pPr>
+      <w:r>
+        <w:rPr>
+          <w:rFonts w:ascii="Verdana" w:hAnsi="Verdana"/>
+          <w:bCs/>
+          <w:sz w:val="18"/>
+          <w:szCs w:val="18"/>
+        </w:rPr>
+        <w:t>Once the base has been set the project will investigate how different people of different ages learn more effectively. The idea of this is that older people may have an easier time learning due to prior life experiences while younger people may be experiencing learning something for the first time.</w:t>
+      </w:r>
+    </w:p>
+    <w:p>
+      <w:pPr>
+        <w:jc w:val="both"/>
+        <w:rPr>
+          <w:rFonts w:ascii="Verdana" w:hAnsi="Verdana"/>
+          <w:bCs/>
+          <w:sz w:val="18"/>
+          <w:szCs w:val="18"/>
+        </w:rPr>
+      </w:pPr>
+    </w:p>
+    <w:p>
+      <w:pPr>
+        <w:jc w:val="both"/>
+        <w:rPr>
+          <w:rFonts w:ascii="Verdana" w:hAnsi="Verdana"/>
+          <w:bCs/>
+          <w:sz w:val="18"/>
+          <w:szCs w:val="18"/>
+        </w:rPr>
+      </w:pPr>
+      <w:r>
+        <w:rPr>
+          <w:rFonts w:ascii="Verdana" w:hAnsi="Verdana"/>
+          <w:bCs/>
+          <w:sz w:val="18"/>
+          <w:szCs w:val="18"/>
+        </w:rPr>
+        <w:t>Finally</w:t>
+      </w:r>
+      <w:r>
+        <w:rPr>
+          <w:rFonts w:ascii="Verdana" w:hAnsi="Verdana"/>
+          <w:bCs/>
+          <w:sz w:val="18"/>
+          <w:szCs w:val="18"/>
+        </w:rPr>
+        <w:t>, looking into common patters people tend to follow either</w:t>
+      </w:r>
+      <w:r>
+        <w:rPr>
+          <w:rFonts w:ascii="Verdana" w:hAnsi="Verdana"/>
+          <w:bCs/>
+          <w:sz w:val="18"/>
+          <w:szCs w:val="18"/>
+        </w:rPr>
+        <w:t xml:space="preserve"> </w:t>
+      </w:r>
+      <w:r>
+        <w:rPr>
+          <w:rFonts w:ascii="Verdana" w:hAnsi="Verdana"/>
+          <w:bCs/>
+          <w:sz w:val="18"/>
+          <w:szCs w:val="18"/>
+        </w:rPr>
+        <w:t>consciously or sub-consciously</w:t>
+      </w:r>
+      <w:r>
+        <w:rPr>
+          <w:rFonts w:ascii="Verdana" w:hAnsi="Verdana"/>
+          <w:bCs/>
+          <w:sz w:val="18"/>
+          <w:szCs w:val="18"/>
+        </w:rPr>
+        <w:t xml:space="preserve"> can help get a better understanding of how people learn. The play test will help to assist this research question due to the play conditions being the same for everyone. Using the data gathered from this will be used and expanded on further in the method section.</w:t>
+      </w:r>
+    </w:p>
+    <w:p>
+      <w:pPr>
+        <w:jc w:val="both"/>
+        <w:rPr>
+          <w:rFonts w:ascii="Verdana" w:hAnsi="Verdana"/>
+          <w:bCs/>
+          <w:sz w:val="18"/>
+          <w:szCs w:val="18"/>
+        </w:rPr>
+      </w:pPr>
+    </w:p>
+    <w:p>
+      <w:pPr>
+        <w:jc w:val="both"/>
+        <w:rPr>
+          <w:rFonts w:ascii="Verdana" w:hAnsi="Verdana"/>
           <w:b/>
           <w:sz w:val="18"/>
           <w:szCs w:val="18"/>
         </w:rPr>
       </w:pPr>
+      <w:r>
+        <w:rPr>
+          <w:rFonts w:ascii="Verdana" w:hAnsi="Verdana"/>
+          <w:bCs/>
+          <w:noProof/>
+          <w:sz w:val="18"/>
+          <w:szCs w:val="18"/>
+        </w:rPr>
+        <w:t>------------------------------------------------------</w:t>
+      </w:r>
     </w:p>
     <w:p>
       <w:pPr>
         <w:jc w:val="both"/>
         <w:rPr>
           <w:rFonts w:ascii="Verdana" w:hAnsi="Verdana"/>
+          <w:bCs/>
+          <w:color w:val="FF0000"/>
+          <w:sz w:val="18"/>
+          <w:szCs w:val="18"/>
+        </w:rPr>
+      </w:pPr>
+      <w:r>
+        <w:rPr>
+          <w:rFonts w:ascii="Verdana" w:hAnsi="Verdana"/>
+          <w:bCs/>
+          <w:color w:val="FF0000"/>
+          <w:sz w:val="18"/>
+          <w:szCs w:val="18"/>
+        </w:rPr>
+        <w:t>Having just introduced the project, lead the reader over to the key research questions. State your research questions simply, clearly and concisely.</w:t>
+      </w:r>
+    </w:p>
+    <w:p>
+      <w:pPr>
+        <w:jc w:val="both"/>
+        <w:rPr>
+          <w:rFonts w:ascii="Verdana" w:hAnsi="Verdana"/>
+          <w:bCs/>
+          <w:sz w:val="18"/>
+          <w:szCs w:val="18"/>
+        </w:rPr>
+      </w:pPr>
+      <w:r>
+        <w:rPr>
+          <w:rFonts w:ascii="Verdana" w:hAnsi="Verdana"/>
+          <w:bCs/>
+          <w:noProof/>
+          <w:sz w:val="18"/>
+          <w:szCs w:val="18"/>
+        </w:rPr>
+        <w:t>------------------------------------------------------</w:t>
+      </w:r>
+    </w:p>
+    <w:p>
+      <w:pPr>
+        <w:jc w:val="both"/>
+        <w:rPr>
+          <w:rFonts w:ascii="Verdana" w:hAnsi="Verdana"/>
+          <w:bCs/>
+          <w:sz w:val="18"/>
+          <w:szCs w:val="18"/>
+        </w:rPr>
+      </w:pPr>
+    </w:p>
+    <w:p>
+      <w:pPr>
+        <w:jc w:val="both"/>
+        <w:rPr>
+          <w:rFonts w:ascii="Verdana" w:hAnsi="Verdana"/>
+          <w:sz w:val="18"/>
+          <w:szCs w:val="18"/>
+        </w:rPr>
+      </w:pPr>
+      <w:r>
+        <w:rPr>
+          <w:rFonts w:ascii="Verdana" w:hAnsi="Verdana"/>
           <w:b/>
           <w:sz w:val="18"/>
           <w:szCs w:val="18"/>
         </w:rPr>
-      </w:pPr>
+        <w:t>3</w:t>
+      </w:r>
+      <w:r>
+        <w:rPr>
+          <w:rFonts w:ascii="Verdana" w:hAnsi="Verdana"/>
+          <w:b/>
+          <w:sz w:val="18"/>
+          <w:szCs w:val="18"/>
+        </w:rPr>
+        <w:t xml:space="preserve">. </w:t>
+      </w:r>
+      <w:r>
+        <w:rPr>
+          <w:rFonts w:ascii="Verdana" w:hAnsi="Verdana"/>
+          <w:b/>
+          <w:sz w:val="18"/>
+          <w:szCs w:val="18"/>
+        </w:rPr>
+        <w:t>Literature review</w:t>
+      </w:r>
+      <w:r>
+        <w:rPr>
+          <w:rFonts w:ascii="Verdana" w:hAnsi="Verdana"/>
+          <w:b/>
+          <w:sz w:val="18"/>
+          <w:szCs w:val="18"/>
+        </w:rPr>
+        <w:t xml:space="preserve"> </w:t>
+      </w:r>
       <w:r>
         <w:rPr>
           <w:rFonts w:ascii="Verdana" w:hAnsi="Verdana"/>
           <w:bCs/>
+          <w:sz w:val="18"/>
+          <w:szCs w:val="18"/>
+        </w:rPr>
+        <w:t>~</w:t>
+      </w:r>
+      <w:r>
+        <w:rPr>
+          <w:rFonts w:ascii="Verdana" w:hAnsi="Verdana"/>
+          <w:sz w:val="18"/>
+          <w:szCs w:val="18"/>
+        </w:rPr>
+        <w:t>1</w:t>
+      </w:r>
+      <w:r>
+        <w:rPr>
+          <w:rFonts w:ascii="Verdana" w:hAnsi="Verdana"/>
+          <w:sz w:val="18"/>
+          <w:szCs w:val="18"/>
+        </w:rPr>
+        <w:t>5</w:t>
+      </w:r>
+      <w:r>
+        <w:rPr>
+          <w:rFonts w:ascii="Verdana" w:hAnsi="Verdana"/>
+          <w:sz w:val="18"/>
+          <w:szCs w:val="18"/>
+        </w:rPr>
+        <w:t>00</w:t>
+      </w:r>
+      <w:r>
+        <w:rPr>
+          <w:rFonts w:ascii="Verdana" w:hAnsi="Verdana"/>
+          <w:sz w:val="18"/>
+          <w:szCs w:val="18"/>
+        </w:rPr>
+        <w:t>w</w:t>
+      </w:r>
+    </w:p>
+    <w:p>
+      <w:pPr>
+        <w:jc w:val="both"/>
+        <w:rPr>
+          <w:rFonts w:ascii="Verdana" w:hAnsi="Verdana"/>
+          <w:sz w:val="18"/>
+          <w:szCs w:val="18"/>
+        </w:rPr>
+      </w:pPr>
+    </w:p>
+    <w:p>
+      <w:pPr>
+        <w:jc w:val="both"/>
+        <w:rPr>
+          <w:rFonts w:ascii="Verdana" w:hAnsi="Verdana"/>
+          <w:noProof/>
+          <w:sz w:val="18"/>
+          <w:szCs w:val="18"/>
+        </w:rPr>
+      </w:pPr>
+      <w:r>
+        <w:rPr>
+          <w:rFonts w:ascii="Verdana" w:hAnsi="Verdana"/>
+          <w:bCs/>
           <w:noProof/>
           <w:sz w:val="18"/>
           <w:szCs w:val="18"/>
@@ -2606,96 +3138,78 @@
         <w:jc w:val="both"/>
         <w:rPr>
           <w:rFonts w:ascii="Verdana" w:hAnsi="Verdana"/>
-          <w:bCs/>
-          <w:color w:val="FF0000"/>
-          <w:sz w:val="18"/>
-          <w:szCs w:val="18"/>
-        </w:rPr>
-      </w:pPr>
-      <w:r>
-        <w:rPr>
-          <w:rFonts w:ascii="Verdana" w:hAnsi="Verdana"/>
-          <w:bCs/>
-          <w:color w:val="FF0000"/>
-          <w:sz w:val="18"/>
-          <w:szCs w:val="18"/>
-        </w:rPr>
-        <w:lastRenderedPageBreak/>
-        <w:t>Having just introduced the project, lead the reader over to the key research questions. State your research questions simply, clearly and concisely.</w:t>
-      </w:r>
-    </w:p>
-    <w:p>
-      <w:pPr>
-        <w:jc w:val="both"/>
-        <w:rPr>
-          <w:rFonts w:ascii="Verdana" w:hAnsi="Verdana"/>
-          <w:bCs/>
-          <w:sz w:val="18"/>
-          <w:szCs w:val="18"/>
-        </w:rPr>
-      </w:pPr>
-      <w:r>
-        <w:rPr>
-          <w:rFonts w:ascii="Verdana" w:hAnsi="Verdana"/>
-          <w:bCs/>
-          <w:noProof/>
-          <w:sz w:val="18"/>
-          <w:szCs w:val="18"/>
-        </w:rPr>
-        <w:t>------------------------------------------------------</w:t>
-      </w:r>
-    </w:p>
-    <w:p>
-      <w:pPr>
-        <w:jc w:val="both"/>
-        <w:rPr>
-          <w:rFonts w:ascii="Verdana" w:hAnsi="Verdana"/>
-          <w:bCs/>
-          <w:sz w:val="18"/>
-          <w:szCs w:val="18"/>
-        </w:rPr>
-      </w:pPr>
-    </w:p>
-    <w:p>
-      <w:pPr>
-        <w:jc w:val="both"/>
-        <w:rPr>
-          <w:rFonts w:ascii="Verdana" w:hAnsi="Verdana"/>
-          <w:sz w:val="18"/>
-          <w:szCs w:val="18"/>
-        </w:rPr>
-      </w:pPr>
-      <w:r>
-        <w:rPr>
-          <w:rFonts w:ascii="Verdana" w:hAnsi="Verdana"/>
-          <w:b/>
-          <w:sz w:val="18"/>
-          <w:szCs w:val="18"/>
-        </w:rPr>
-        <w:t>3</w:t>
-      </w:r>
-      <w:r>
-        <w:rPr>
-          <w:rFonts w:ascii="Verdana" w:hAnsi="Verdana"/>
-          <w:b/>
-          <w:sz w:val="18"/>
-          <w:szCs w:val="18"/>
-        </w:rPr>
-        <w:t xml:space="preserve">. </w:t>
-      </w:r>
-      <w:r>
-        <w:rPr>
-          <w:rFonts w:ascii="Verdana" w:hAnsi="Verdana"/>
-          <w:b/>
-          <w:sz w:val="18"/>
-          <w:szCs w:val="18"/>
-        </w:rPr>
-        <w:t>Literature review</w:t>
-      </w:r>
-      <w:r>
-        <w:rPr>
-          <w:rFonts w:ascii="Verdana" w:hAnsi="Verdana"/>
-          <w:b/>
+          <w:color w:val="FF0000"/>
+          <w:sz w:val="18"/>
+          <w:szCs w:val="18"/>
+        </w:rPr>
+      </w:pPr>
+      <w:r>
+        <w:rPr>
+          <w:rFonts w:ascii="Verdana" w:hAnsi="Verdana"/>
+          <w:color w:val="FF0000"/>
+          <w:sz w:val="18"/>
+          <w:szCs w:val="18"/>
+        </w:rPr>
+        <w:t xml:space="preserve">Introduce </w:t>
+      </w:r>
+      <w:r>
+        <w:rPr>
+          <w:rFonts w:ascii="Verdana" w:hAnsi="Verdana"/>
+          <w:color w:val="FF0000"/>
+          <w:sz w:val="18"/>
+          <w:szCs w:val="18"/>
+        </w:rPr>
+        <w:t>your</w:t>
+      </w:r>
+      <w:r>
+        <w:rPr>
+          <w:rFonts w:ascii="Verdana" w:hAnsi="Verdana"/>
+          <w:color w:val="FF0000"/>
+          <w:sz w:val="18"/>
+          <w:szCs w:val="18"/>
+        </w:rPr>
+        <w:t xml:space="preserve"> reader</w:t>
+      </w:r>
+      <w:r>
+        <w:rPr>
+          <w:rFonts w:ascii="Verdana" w:hAnsi="Verdana"/>
+          <w:color w:val="FF0000"/>
+          <w:sz w:val="18"/>
+          <w:szCs w:val="18"/>
+        </w:rPr>
+        <w:t xml:space="preserve"> (assume they are a</w:t>
+      </w:r>
+      <w:r>
+        <w:rPr>
+          <w:rFonts w:ascii="Verdana" w:hAnsi="Verdana"/>
+          <w:color w:val="FF0000"/>
+          <w:sz w:val="18"/>
+          <w:szCs w:val="18"/>
+        </w:rPr>
+        <w:t xml:space="preserve"> peer</w:t>
+      </w:r>
+      <w:r>
+        <w:rPr>
+          <w:rFonts w:ascii="Verdana" w:hAnsi="Verdana"/>
+          <w:color w:val="FF0000"/>
+          <w:sz w:val="18"/>
+          <w:szCs w:val="18"/>
+        </w:rPr>
+        <w:t xml:space="preserve"> in </w:t>
+      </w:r>
+      <w:r>
+        <w:rPr>
+          <w:rFonts w:ascii="Verdana" w:hAnsi="Verdana"/>
+          <w:color w:val="FF0000"/>
+          <w:sz w:val="18"/>
+          <w:szCs w:val="18"/>
+        </w:rPr>
+        <w:t>your</w:t>
+      </w:r>
+      <w:r>
+        <w:rPr>
+          <w:rFonts w:ascii="Verdana" w:hAnsi="Verdana"/>
+          <w:color w:val="FF0000"/>
           <w:sz w:val="18"/>
           <w:szCs w:val="18"/>
         </w:rPr>
@@ -2704,123 +3218,61 @@
       <w:r>
         <w:rPr>
           <w:rFonts w:ascii="Verdana" w:hAnsi="Verdana"/>
-          <w:bCs/>
-          <w:sz w:val="18"/>
-          <w:szCs w:val="18"/>
-        </w:rPr>
-        <w:t>~</w:t>
-      </w:r>
-      <w:r>
-        <w:rPr>
-          <w:rFonts w:ascii="Verdana" w:hAnsi="Verdana"/>
-          <w:sz w:val="18"/>
-          <w:szCs w:val="18"/>
-        </w:rPr>
-        <w:t>1</w:t>
-      </w:r>
-      <w:r>
-        <w:rPr>
-          <w:rFonts w:ascii="Verdana" w:hAnsi="Verdana"/>
-          <w:sz w:val="18"/>
-          <w:szCs w:val="18"/>
-        </w:rPr>
-        <w:t>5</w:t>
-      </w:r>
-      <w:r>
-        <w:rPr>
-          <w:rFonts w:ascii="Verdana" w:hAnsi="Verdana"/>
-          <w:sz w:val="18"/>
-          <w:szCs w:val="18"/>
-        </w:rPr>
-        <w:t>00</w:t>
-      </w:r>
-      <w:r>
-        <w:rPr>
-          <w:rFonts w:ascii="Verdana" w:hAnsi="Verdana"/>
-          <w:sz w:val="18"/>
-          <w:szCs w:val="18"/>
-        </w:rPr>
-        <w:t>w</w:t>
-      </w:r>
-    </w:p>
-    <w:p>
-      <w:pPr>
-        <w:jc w:val="both"/>
-        <w:rPr>
-          <w:rFonts w:ascii="Verdana" w:hAnsi="Verdana"/>
-          <w:sz w:val="18"/>
-          <w:szCs w:val="18"/>
-        </w:rPr>
-      </w:pPr>
-    </w:p>
-    <w:p>
-      <w:pPr>
-        <w:jc w:val="both"/>
-        <w:rPr>
-          <w:rFonts w:ascii="Verdana" w:hAnsi="Verdana"/>
-          <w:sz w:val="18"/>
-          <w:szCs w:val="18"/>
-        </w:rPr>
-      </w:pPr>
-      <w:r>
-        <w:rPr>
-          <w:rFonts w:ascii="Verdana" w:hAnsi="Verdana"/>
-          <w:sz w:val="18"/>
-          <w:szCs w:val="18"/>
-        </w:rPr>
-        <w:t xml:space="preserve">Introduce </w:t>
-      </w:r>
-      <w:r>
-        <w:rPr>
-          <w:rFonts w:ascii="Verdana" w:hAnsi="Verdana"/>
-          <w:sz w:val="18"/>
-          <w:szCs w:val="18"/>
-        </w:rPr>
-        <w:t>your</w:t>
-      </w:r>
-      <w:r>
-        <w:rPr>
-          <w:rFonts w:ascii="Verdana" w:hAnsi="Verdana"/>
-          <w:sz w:val="18"/>
-          <w:szCs w:val="18"/>
-        </w:rPr>
-        <w:t xml:space="preserve"> reader</w:t>
-      </w:r>
-      <w:r>
-        <w:rPr>
-          <w:rFonts w:ascii="Verdana" w:hAnsi="Verdana"/>
-          <w:sz w:val="18"/>
-          <w:szCs w:val="18"/>
-        </w:rPr>
-        <w:t xml:space="preserve"> (assume they are a</w:t>
-      </w:r>
-      <w:r>
-        <w:rPr>
-          <w:rFonts w:ascii="Verdana" w:hAnsi="Verdana"/>
-          <w:sz w:val="18"/>
-          <w:szCs w:val="18"/>
-        </w:rPr>
-        <w:t xml:space="preserve"> peer</w:t>
-      </w:r>
-      <w:r>
-        <w:rPr>
-          <w:rFonts w:ascii="Verdana" w:hAnsi="Verdana"/>
-          <w:sz w:val="18"/>
-          <w:szCs w:val="18"/>
-        </w:rPr>
-        <w:t xml:space="preserve"> in </w:t>
-      </w:r>
-      <w:r>
-        <w:rPr>
-          <w:rFonts w:ascii="Verdana" w:hAnsi="Verdana"/>
-          <w:sz w:val="18"/>
-          <w:szCs w:val="18"/>
-        </w:rPr>
-        <w:t>your</w:t>
-      </w:r>
-      <w:r>
-        <w:rPr>
-          <w:rFonts w:ascii="Verdana" w:hAnsi="Verdana"/>
+          <w:color w:val="FF0000"/>
+          <w:sz w:val="18"/>
+          <w:szCs w:val="18"/>
+        </w:rPr>
+        <w:t>subject area</w:t>
+      </w:r>
+      <w:r>
+        <w:rPr>
+          <w:rFonts w:ascii="Verdana" w:hAnsi="Verdana"/>
+          <w:color w:val="FF0000"/>
+          <w:sz w:val="18"/>
+          <w:szCs w:val="18"/>
+        </w:rPr>
+        <w:t>)</w:t>
+      </w:r>
+      <w:r>
+        <w:rPr>
+          <w:rFonts w:ascii="Verdana" w:hAnsi="Verdana"/>
+          <w:color w:val="FF0000"/>
+          <w:sz w:val="18"/>
+          <w:szCs w:val="18"/>
+        </w:rPr>
+        <w:t xml:space="preserve"> to </w:t>
+      </w:r>
+      <w:r>
+        <w:rPr>
+          <w:rFonts w:ascii="Verdana" w:hAnsi="Verdana"/>
+          <w:color w:val="FF0000"/>
+          <w:sz w:val="18"/>
+          <w:szCs w:val="18"/>
+        </w:rPr>
+        <w:t xml:space="preserve">the </w:t>
+      </w:r>
+      <w:r>
+        <w:rPr>
+          <w:rFonts w:ascii="Verdana" w:hAnsi="Verdana"/>
+          <w:color w:val="FF0000"/>
+          <w:sz w:val="18"/>
+          <w:szCs w:val="18"/>
+        </w:rPr>
+        <w:t>key literature</w:t>
+      </w:r>
+      <w:r>
+        <w:rPr>
+          <w:rFonts w:ascii="Verdana" w:hAnsi="Verdana"/>
+          <w:color w:val="FF0000"/>
+          <w:sz w:val="18"/>
+          <w:szCs w:val="18"/>
+        </w:rPr>
+        <w:t xml:space="preserve"> and</w:t>
+      </w:r>
+      <w:r>
+        <w:rPr>
+          <w:rFonts w:ascii="Verdana" w:hAnsi="Verdana"/>
+          <w:color w:val="FF0000"/>
           <w:sz w:val="18"/>
           <w:szCs w:val="18"/>
         </w:rPr>
@@ -2829,62 +3281,7 @@
       <w:r>
         <w:rPr>
           <w:rFonts w:ascii="Verdana" w:hAnsi="Verdana"/>
-          <w:sz w:val="18"/>
-          <w:szCs w:val="18"/>
-        </w:rPr>
-        <w:t>subject area</w:t>
-      </w:r>
-      <w:r>
-        <w:rPr>
-          <w:rFonts w:ascii="Verdana" w:hAnsi="Verdana"/>
-          <w:sz w:val="18"/>
-          <w:szCs w:val="18"/>
-        </w:rPr>
-        <w:t>)</w:t>
-      </w:r>
-      <w:r>
-        <w:rPr>
-          <w:rFonts w:ascii="Verdana" w:hAnsi="Verdana"/>
-          <w:sz w:val="18"/>
-          <w:szCs w:val="18"/>
-        </w:rPr>
-        <w:t xml:space="preserve"> to </w:t>
-      </w:r>
-      <w:r>
-        <w:rPr>
-          <w:rFonts w:ascii="Verdana" w:hAnsi="Verdana"/>
-          <w:sz w:val="18"/>
-          <w:szCs w:val="18"/>
-        </w:rPr>
-        <w:t xml:space="preserve">the </w:t>
-      </w:r>
-      <w:r>
-        <w:rPr>
-          <w:rFonts w:ascii="Verdana" w:hAnsi="Verdana"/>
-          <w:sz w:val="18"/>
-          <w:szCs w:val="18"/>
-        </w:rPr>
-        <w:t>key literature</w:t>
-      </w:r>
-      <w:r>
-        <w:rPr>
-          <w:rFonts w:ascii="Verdana" w:hAnsi="Verdana"/>
-          <w:sz w:val="18"/>
-          <w:szCs w:val="18"/>
-        </w:rPr>
-        <w:t xml:space="preserve"> and</w:t>
-      </w:r>
-      <w:r>
-        <w:rPr>
-          <w:rFonts w:ascii="Verdana" w:hAnsi="Verdana"/>
-          <w:sz w:val="18"/>
-          <w:szCs w:val="18"/>
-        </w:rPr>
-        <w:t xml:space="preserve"> </w:t>
-      </w:r>
-      <w:r>
-        <w:rPr>
-          <w:rFonts w:ascii="Verdana" w:hAnsi="Verdana"/>
+          <w:color w:val="FF0000"/>
           <w:sz w:val="18"/>
           <w:szCs w:val="18"/>
         </w:rPr>
@@ -2893,6 +3290,7 @@
       <w:r>
         <w:rPr>
           <w:rFonts w:ascii="Verdana" w:hAnsi="Verdana"/>
+          <w:color w:val="FF0000"/>
           <w:sz w:val="18"/>
           <w:szCs w:val="18"/>
         </w:rPr>
@@ -2901,6 +3299,7 @@
       <w:r>
         <w:rPr>
           <w:rFonts w:ascii="Verdana" w:hAnsi="Verdana"/>
+          <w:color w:val="FF0000"/>
           <w:sz w:val="18"/>
           <w:szCs w:val="18"/>
         </w:rPr>
@@ -2911,6 +3310,7 @@
           <w:rFonts w:ascii="Verdana" w:hAnsi="Verdana"/>
           <w:i/>
           <w:iCs/>
+          <w:color w:val="FF0000"/>
           <w:sz w:val="18"/>
           <w:szCs w:val="18"/>
         </w:rPr>
@@ -2919,6 +3319,7 @@
       <w:r>
         <w:rPr>
           <w:rFonts w:ascii="Verdana" w:hAnsi="Verdana"/>
+          <w:color w:val="FF0000"/>
           <w:sz w:val="18"/>
           <w:szCs w:val="18"/>
         </w:rPr>
@@ -2927,6 +3328,7 @@
       <w:r>
         <w:rPr>
           <w:rFonts w:ascii="Verdana" w:hAnsi="Verdana"/>
+          <w:color w:val="FF0000"/>
           <w:sz w:val="18"/>
           <w:szCs w:val="18"/>
         </w:rPr>
@@ -2935,6 +3337,7 @@
       <w:r>
         <w:rPr>
           <w:rFonts w:ascii="Verdana" w:hAnsi="Verdana"/>
+          <w:color w:val="FF0000"/>
           <w:sz w:val="18"/>
           <w:szCs w:val="18"/>
         </w:rPr>
@@ -2943,6 +3346,7 @@
       <w:r>
         <w:rPr>
           <w:rFonts w:ascii="Verdana" w:hAnsi="Verdana"/>
+          <w:color w:val="FF0000"/>
           <w:sz w:val="18"/>
           <w:szCs w:val="18"/>
         </w:rPr>
@@ -2951,6 +3355,7 @@
       <w:r>
         <w:rPr>
           <w:rFonts w:ascii="Verdana" w:hAnsi="Verdana"/>
+          <w:color w:val="FF0000"/>
           <w:sz w:val="18"/>
           <w:szCs w:val="18"/>
         </w:rPr>
@@ -2959,6 +3364,7 @@
       <w:r>
         <w:rPr>
           <w:rFonts w:ascii="Verdana" w:hAnsi="Verdana"/>
+          <w:color w:val="FF0000"/>
           <w:sz w:val="18"/>
           <w:szCs w:val="18"/>
         </w:rPr>
@@ -2967,6 +3373,7 @@
       <w:r>
         <w:rPr>
           <w:rFonts w:ascii="Verdana" w:hAnsi="Verdana"/>
+          <w:color w:val="FF0000"/>
           <w:sz w:val="18"/>
           <w:szCs w:val="18"/>
         </w:rPr>
@@ -2975,6 +3382,7 @@
       <w:r>
         <w:rPr>
           <w:rFonts w:ascii="Verdana" w:hAnsi="Verdana"/>
+          <w:color w:val="FF0000"/>
           <w:sz w:val="18"/>
           <w:szCs w:val="18"/>
         </w:rPr>
@@ -2983,6 +3391,7 @@
       <w:r>
         <w:rPr>
           <w:rFonts w:ascii="Verdana" w:hAnsi="Verdana"/>
+          <w:color w:val="FF0000"/>
           <w:sz w:val="18"/>
           <w:szCs w:val="18"/>
         </w:rPr>
@@ -2991,6 +3400,7 @@
       <w:r>
         <w:rPr>
           <w:rFonts w:ascii="Verdana" w:hAnsi="Verdana"/>
+          <w:color w:val="FF0000"/>
           <w:sz w:val="18"/>
           <w:szCs w:val="18"/>
         </w:rPr>
@@ -2999,6 +3409,7 @@
       <w:r>
         <w:rPr>
           <w:rFonts w:ascii="Verdana" w:hAnsi="Verdana"/>
+          <w:color w:val="FF0000"/>
           <w:sz w:val="18"/>
           <w:szCs w:val="18"/>
         </w:rPr>
@@ -3007,6 +3418,7 @@
       <w:r>
         <w:rPr>
           <w:rFonts w:ascii="Verdana" w:hAnsi="Verdana"/>
+          <w:color w:val="FF0000"/>
           <w:sz w:val="18"/>
           <w:szCs w:val="18"/>
         </w:rPr>
@@ -3018,6 +3430,7 @@
         <w:jc w:val="both"/>
         <w:rPr>
           <w:rFonts w:ascii="Verdana" w:hAnsi="Verdana"/>
+          <w:color w:val="FF0000"/>
           <w:sz w:val="18"/>
           <w:szCs w:val="18"/>
         </w:rPr>
@@ -3028,6 +3441,7 @@
         <w:jc w:val="both"/>
         <w:rPr>
           <w:rFonts w:ascii="Verdana" w:hAnsi="Verdana"/>
+          <w:color w:val="FF0000"/>
           <w:sz w:val="18"/>
           <w:szCs w:val="18"/>
         </w:rPr>
@@ -3035,48 +3449,18 @@
       <w:r>
         <w:rPr>
           <w:rFonts w:ascii="Verdana" w:eastAsia="Times New Roman" w:hAnsi="Verdana" w:cs="Times New Roman"/>
-          <w:sz w:val="18"/>
-          <w:szCs w:val="18"/>
-        </w:rPr>
-        <w:t xml:space="preserve">If you are new to </w:t>
-      </w:r>
-      <w:r>
-        <w:rPr>
-          <w:rFonts w:ascii="Verdana" w:eastAsia="Times New Roman" w:hAnsi="Verdana" w:cs="Times New Roman"/>
-          <w:sz w:val="18"/>
-          <w:szCs w:val="18"/>
-        </w:rPr>
-        <w:t xml:space="preserve">UWE Bristol Harvard </w:t>
-      </w:r>
-      <w:r>
-        <w:rPr>
-          <w:rFonts w:ascii="Verdana" w:eastAsia="Times New Roman" w:hAnsi="Verdana" w:cs="Times New Roman"/>
-          <w:sz w:val="18"/>
-          <w:szCs w:val="18"/>
-        </w:rPr>
-        <w:t>referencing</w:t>
-      </w:r>
-      <w:r>
-        <w:rPr>
-          <w:rFonts w:ascii="Verdana" w:eastAsia="Times New Roman" w:hAnsi="Verdana" w:cs="Times New Roman"/>
-          <w:sz w:val="18"/>
-          <w:szCs w:val="18"/>
-        </w:rPr>
-        <w:t xml:space="preserve"> please</w:t>
-      </w:r>
-      <w:r>
-        <w:rPr>
-          <w:rFonts w:ascii="Verdana" w:eastAsia="Times New Roman" w:hAnsi="Verdana" w:cs="Times New Roman"/>
-          <w:sz w:val="18"/>
-          <w:szCs w:val="18"/>
-        </w:rPr>
-        <w:t xml:space="preserve"> read the </w:t>
+          <w:color w:val="FF0000"/>
+          <w:sz w:val="18"/>
+          <w:szCs w:val="18"/>
+        </w:rPr>
+        <w:t xml:space="preserve">If you are new to UWE Bristol Harvard referencing please read the </w:t>
       </w:r>
       <w:hyperlink r:id="rId16" w:history="1">
         <w:r>
           <w:rPr>
             <w:rStyle w:val="Hyperlink"/>
             <w:rFonts w:ascii="Verdana" w:eastAsia="Times New Roman" w:hAnsi="Verdana" w:cs="Times New Roman"/>
+            <w:color w:val="FF0000"/>
             <w:sz w:val="18"/>
             <w:szCs w:val="18"/>
           </w:rPr>
@@ -3086,6 +3470,7 @@
       <w:r>
         <w:rPr>
           <w:rFonts w:ascii="Verdana" w:eastAsia="Times New Roman" w:hAnsi="Verdana" w:cs="Times New Roman"/>
+          <w:color w:val="FF0000"/>
           <w:sz w:val="18"/>
           <w:szCs w:val="18"/>
         </w:rPr>
@@ -3096,6 +3481,7 @@
           <w:rPr>
             <w:rStyle w:val="Hyperlink"/>
             <w:rFonts w:ascii="Verdana" w:eastAsia="Times New Roman" w:hAnsi="Verdana" w:cs="Times New Roman"/>
+            <w:color w:val="FF0000"/>
             <w:sz w:val="18"/>
             <w:szCs w:val="18"/>
           </w:rPr>
@@ -3105,32 +3491,18 @@
       <w:r>
         <w:rPr>
           <w:rFonts w:ascii="Verdana" w:eastAsia="Times New Roman" w:hAnsi="Verdana" w:cs="Times New Roman"/>
-          <w:sz w:val="18"/>
-          <w:szCs w:val="18"/>
-        </w:rPr>
-        <w:t>. Also</w:t>
-      </w:r>
-      <w:r>
-        <w:rPr>
-          <w:rFonts w:ascii="Verdana" w:eastAsia="Times New Roman" w:hAnsi="Verdana" w:cs="Times New Roman"/>
-          <w:sz w:val="18"/>
-          <w:szCs w:val="18"/>
-        </w:rPr>
-        <w:t xml:space="preserve"> here for</w:t>
-      </w:r>
-      <w:r>
-        <w:rPr>
-          <w:rFonts w:ascii="Verdana" w:eastAsia="Times New Roman" w:hAnsi="Verdana" w:cs="Times New Roman"/>
-          <w:sz w:val="18"/>
-          <w:szCs w:val="18"/>
-        </w:rPr>
-        <w:t xml:space="preserve"> </w:t>
+          <w:color w:val="FF0000"/>
+          <w:sz w:val="18"/>
+          <w:szCs w:val="18"/>
+        </w:rPr>
+        <w:t xml:space="preserve">. Also here for </w:t>
       </w:r>
       <w:hyperlink r:id="rId18" w:history="1">
         <w:r>
           <w:rPr>
             <w:rStyle w:val="Hyperlink"/>
             <w:rFonts w:ascii="Verdana" w:eastAsia="Times New Roman" w:hAnsi="Verdana" w:cs="Times New Roman"/>
+            <w:color w:val="FF0000"/>
             <w:sz w:val="18"/>
             <w:szCs w:val="18"/>
           </w:rPr>
@@ -3140,48 +3512,18 @@
       <w:r>
         <w:rPr>
           <w:rFonts w:ascii="Verdana" w:eastAsia="Times New Roman" w:hAnsi="Verdana" w:cs="Times New Roman"/>
-          <w:sz w:val="18"/>
-          <w:szCs w:val="18"/>
-        </w:rPr>
-        <w:t xml:space="preserve"> (includes when to use quotation marks).</w:t>
-      </w:r>
-      <w:r>
-        <w:rPr>
-          <w:rFonts w:ascii="Verdana" w:eastAsia="Times New Roman" w:hAnsi="Verdana" w:cs="Times New Roman"/>
-          <w:sz w:val="18"/>
-          <w:szCs w:val="18"/>
-        </w:rPr>
-        <w:t xml:space="preserve"> Follow g</w:t>
-      </w:r>
-      <w:r>
-        <w:rPr>
-          <w:rFonts w:ascii="Verdana" w:eastAsia="Times New Roman" w:hAnsi="Verdana" w:cs="Times New Roman"/>
-          <w:sz w:val="18"/>
-          <w:szCs w:val="18"/>
-        </w:rPr>
-        <w:t xml:space="preserve">uidance </w:t>
-      </w:r>
-      <w:r>
-        <w:rPr>
-          <w:rFonts w:ascii="Verdana" w:eastAsia="Times New Roman" w:hAnsi="Verdana" w:cs="Times New Roman"/>
-          <w:sz w:val="18"/>
-          <w:szCs w:val="18"/>
-        </w:rPr>
-        <w:t xml:space="preserve">here </w:t>
-      </w:r>
-      <w:r>
-        <w:rPr>
-          <w:rFonts w:ascii="Verdana" w:eastAsia="Times New Roman" w:hAnsi="Verdana" w:cs="Times New Roman"/>
-          <w:sz w:val="18"/>
-          <w:szCs w:val="18"/>
-        </w:rPr>
-        <w:t xml:space="preserve">on how to reference the following: </w:t>
+          <w:color w:val="FF0000"/>
+          <w:sz w:val="18"/>
+          <w:szCs w:val="18"/>
+        </w:rPr>
+        <w:t xml:space="preserve"> (includes when to use quotation marks). Follow guidance here on how to reference the following: </w:t>
       </w:r>
       <w:hyperlink r:id="rId19" w:anchor="books" w:history="1">
         <w:r>
           <w:rPr>
             <w:rStyle w:val="Hyperlink"/>
             <w:rFonts w:ascii="Verdana" w:eastAsia="Times New Roman" w:hAnsi="Verdana" w:cs="Times New Roman"/>
+            <w:color w:val="FF0000"/>
             <w:sz w:val="18"/>
             <w:szCs w:val="18"/>
           </w:rPr>
@@ -3191,6 +3533,7 @@
       <w:r>
         <w:rPr>
           <w:rFonts w:ascii="Verdana" w:eastAsia="Times New Roman" w:hAnsi="Verdana" w:cs="Times New Roman"/>
+          <w:color w:val="FF0000"/>
           <w:sz w:val="18"/>
           <w:szCs w:val="18"/>
         </w:rPr>
@@ -3201,6 +3544,7 @@
           <w:rPr>
             <w:rStyle w:val="Hyperlink"/>
             <w:rFonts w:ascii="Verdana" w:eastAsia="Times New Roman" w:hAnsi="Verdana" w:cs="Times New Roman"/>
+            <w:color w:val="FF0000"/>
             <w:sz w:val="18"/>
             <w:szCs w:val="18"/>
           </w:rPr>
@@ -3209,6 +3553,7 @@
         <w:r>
           <w:rPr>
             <w:rFonts w:ascii="Verdana" w:eastAsia="Times New Roman" w:hAnsi="Verdana" w:cs="Times New Roman"/>
+            <w:color w:val="FF0000"/>
             <w:sz w:val="18"/>
             <w:szCs w:val="18"/>
           </w:rPr>
@@ -3218,6 +3563,7 @@
           <w:rPr>
             <w:rStyle w:val="Hyperlink"/>
             <w:rFonts w:ascii="Verdana" w:eastAsia="Times New Roman" w:hAnsi="Verdana" w:cs="Times New Roman"/>
+            <w:color w:val="FF0000"/>
             <w:sz w:val="18"/>
             <w:szCs w:val="18"/>
           </w:rPr>
@@ -3227,6 +3573,7 @@
       <w:r>
         <w:rPr>
           <w:rFonts w:ascii="Verdana" w:eastAsia="Times New Roman" w:hAnsi="Verdana" w:cs="Times New Roman"/>
+          <w:color w:val="FF0000"/>
           <w:sz w:val="18"/>
           <w:szCs w:val="18"/>
         </w:rPr>
@@ -3237,6 +3584,7 @@
           <w:rPr>
             <w:rStyle w:val="Hyperlink"/>
             <w:rFonts w:ascii="Verdana" w:eastAsia="Times New Roman" w:hAnsi="Verdana" w:cs="Times New Roman"/>
+            <w:color w:val="FF0000"/>
             <w:sz w:val="18"/>
             <w:szCs w:val="18"/>
           </w:rPr>
@@ -3246,6 +3594,7 @@
       <w:r>
         <w:rPr>
           <w:rFonts w:ascii="Verdana" w:eastAsia="Times New Roman" w:hAnsi="Verdana" w:cs="Times New Roman"/>
+          <w:color w:val="FF0000"/>
           <w:sz w:val="18"/>
           <w:szCs w:val="18"/>
         </w:rPr>
@@ -3254,6 +3603,7 @@
       <w:r>
         <w:rPr>
           <w:rFonts w:ascii="Verdana" w:eastAsia="Times New Roman" w:hAnsi="Verdana" w:cs="Times New Roman"/>
+          <w:color w:val="FF0000"/>
           <w:sz w:val="18"/>
           <w:szCs w:val="18"/>
         </w:rPr>
@@ -3264,15 +3614,27 @@
           <w:rPr>
             <w:rStyle w:val="Hyperlink"/>
             <w:rFonts w:ascii="Verdana" w:eastAsia="Times New Roman" w:hAnsi="Verdana" w:cs="Times New Roman"/>
+            <w:color w:val="FF0000"/>
             <w:sz w:val="18"/>
             <w:szCs w:val="18"/>
           </w:rPr>
-          <w:t>television programmes</w:t>
+          <w:t xml:space="preserve">television </w:t>
+        </w:r>
+        <w:r>
+          <w:rPr>
+            <w:rStyle w:val="Hyperlink"/>
+            <w:rFonts w:ascii="Verdana" w:eastAsia="Times New Roman" w:hAnsi="Verdana" w:cs="Times New Roman"/>
+            <w:color w:val="FF0000"/>
+            <w:sz w:val="18"/>
+            <w:szCs w:val="18"/>
+          </w:rPr>
+          <w:t>programmes</w:t>
         </w:r>
       </w:hyperlink>
       <w:r>
         <w:rPr>
           <w:rFonts w:ascii="Verdana" w:eastAsia="Times New Roman" w:hAnsi="Verdana" w:cs="Times New Roman"/>
+          <w:color w:val="FF0000"/>
           <w:sz w:val="18"/>
           <w:szCs w:val="18"/>
         </w:rPr>
@@ -3283,6 +3645,7 @@
           <w:rPr>
             <w:rStyle w:val="Hyperlink"/>
             <w:rFonts w:ascii="Verdana" w:eastAsia="Times New Roman" w:hAnsi="Verdana" w:cs="Times New Roman"/>
+            <w:color w:val="FF0000"/>
             <w:sz w:val="18"/>
             <w:szCs w:val="18"/>
           </w:rPr>
@@ -3292,6 +3655,7 @@
       <w:r>
         <w:rPr>
           <w:rFonts w:ascii="Verdana" w:eastAsia="Times New Roman" w:hAnsi="Verdana" w:cs="Times New Roman"/>
+          <w:color w:val="FF0000"/>
           <w:sz w:val="18"/>
           <w:szCs w:val="18"/>
         </w:rPr>
@@ -3302,6 +3666,7 @@
           <w:rPr>
             <w:rStyle w:val="Hyperlink"/>
             <w:rFonts w:ascii="Verdana" w:eastAsia="Times New Roman" w:hAnsi="Verdana" w:cs="Times New Roman"/>
+            <w:color w:val="FF0000"/>
             <w:sz w:val="18"/>
             <w:szCs w:val="18"/>
           </w:rPr>
@@ -3311,6 +3676,7 @@
       <w:r>
         <w:rPr>
           <w:rFonts w:ascii="Verdana" w:eastAsia="Times New Roman" w:hAnsi="Verdana" w:cs="Times New Roman"/>
+          <w:color w:val="FF0000"/>
           <w:sz w:val="18"/>
           <w:szCs w:val="18"/>
         </w:rPr>
@@ -3321,6 +3687,7 @@
           <w:rPr>
             <w:rStyle w:val="Hyperlink"/>
             <w:rFonts w:ascii="Verdana" w:eastAsia="Times New Roman" w:hAnsi="Verdana" w:cs="Times New Roman"/>
+            <w:color w:val="FF0000"/>
             <w:sz w:val="18"/>
             <w:szCs w:val="18"/>
           </w:rPr>
@@ -3330,6 +3697,7 @@
       <w:r>
         <w:rPr>
           <w:rFonts w:ascii="Verdana" w:eastAsia="Times New Roman" w:hAnsi="Verdana" w:cs="Times New Roman"/>
+          <w:color w:val="FF0000"/>
           <w:sz w:val="18"/>
           <w:szCs w:val="18"/>
         </w:rPr>
@@ -3341,10 +3709,21 @@
         <w:jc w:val="both"/>
         <w:rPr>
           <w:rFonts w:ascii="Verdana" w:hAnsi="Verdana"/>
-          <w:sz w:val="18"/>
-          <w:szCs w:val="18"/>
-        </w:rPr>
-      </w:pPr>
+          <w:noProof/>
+          <w:sz w:val="18"/>
+          <w:szCs w:val="18"/>
+        </w:rPr>
+      </w:pPr>
+      <w:r>
+        <w:rPr>
+          <w:rFonts w:ascii="Verdana" w:hAnsi="Verdana"/>
+          <w:bCs/>
+          <w:noProof/>
+          <w:sz w:val="18"/>
+          <w:szCs w:val="18"/>
+        </w:rPr>
+        <w:t>------------------------------------------------------</w:t>
+      </w:r>
     </w:p>
     <w:p>
       <w:pPr>
@@ -3355,6 +3734,94 @@
           <w:szCs w:val="18"/>
         </w:rPr>
       </w:pPr>
+      <w:r>
+        <w:rPr>
+          <w:rFonts w:ascii="Verdana" w:hAnsi="Verdana"/>
+          <w:b/>
+          <w:sz w:val="18"/>
+          <w:szCs w:val="18"/>
+        </w:rPr>
+        <w:t>4</w:t>
+      </w:r>
+      <w:r>
+        <w:rPr>
+          <w:rFonts w:ascii="Verdana" w:hAnsi="Verdana"/>
+          <w:b/>
+          <w:sz w:val="18"/>
+          <w:szCs w:val="18"/>
+        </w:rPr>
+        <w:t>.</w:t>
+      </w:r>
+      <w:r>
+        <w:rPr>
+          <w:rFonts w:ascii="Verdana" w:hAnsi="Verdana"/>
+          <w:b/>
+          <w:sz w:val="18"/>
+          <w:szCs w:val="18"/>
+        </w:rPr>
+        <w:t xml:space="preserve">1 </w:t>
+      </w:r>
+      <w:r>
+        <w:rPr>
+          <w:rFonts w:ascii="Verdana" w:hAnsi="Verdana"/>
+          <w:b/>
+          <w:sz w:val="18"/>
+          <w:szCs w:val="18"/>
+        </w:rPr>
+        <w:t xml:space="preserve">Research </w:t>
+      </w:r>
+      <w:r>
+        <w:rPr>
+          <w:rFonts w:ascii="Verdana" w:hAnsi="Verdana"/>
+          <w:b/>
+          <w:sz w:val="18"/>
+          <w:szCs w:val="18"/>
+        </w:rPr>
+        <w:t>M</w:t>
+      </w:r>
+      <w:r>
+        <w:rPr>
+          <w:rFonts w:ascii="Verdana" w:hAnsi="Verdana"/>
+          <w:b/>
+          <w:sz w:val="18"/>
+          <w:szCs w:val="18"/>
+        </w:rPr>
+        <w:t>ethods</w:t>
+      </w:r>
+      <w:r>
+        <w:rPr>
+          <w:rFonts w:ascii="Verdana" w:hAnsi="Verdana"/>
+          <w:b/>
+          <w:sz w:val="18"/>
+          <w:szCs w:val="18"/>
+        </w:rPr>
+        <w:t xml:space="preserve"> </w:t>
+      </w:r>
+      <w:r>
+        <w:rPr>
+          <w:rFonts w:ascii="Verdana" w:hAnsi="Verdana"/>
+          <w:bCs/>
+          <w:sz w:val="18"/>
+          <w:szCs w:val="18"/>
+        </w:rPr>
+        <w:t>~</w:t>
+      </w:r>
+      <w:r>
+        <w:rPr>
+          <w:rFonts w:ascii="Verdana" w:hAnsi="Verdana"/>
+          <w:sz w:val="18"/>
+          <w:szCs w:val="18"/>
+        </w:rPr>
+        <w:t>500</w:t>
+      </w:r>
+      <w:r>
+        <w:rPr>
+          <w:rFonts w:ascii="Verdana" w:hAnsi="Verdana"/>
+          <w:sz w:val="18"/>
+          <w:szCs w:val="18"/>
+        </w:rPr>
+        <w:t>w</w:t>
+      </w:r>
     </w:p>
     <w:p>
       <w:pPr>
@@ -3365,6 +3832,124 @@
           <w:szCs w:val="18"/>
         </w:rPr>
       </w:pPr>
+    </w:p>
+    <w:p>
+      <w:pPr>
+        <w:jc w:val="both"/>
+        <w:rPr>
+          <w:rFonts w:ascii="Verdana" w:hAnsi="Verdana"/>
+          <w:sz w:val="18"/>
+          <w:szCs w:val="18"/>
+        </w:rPr>
+      </w:pPr>
+      <w:r>
+        <w:rPr>
+          <w:rFonts w:ascii="Verdana" w:hAnsi="Verdana"/>
+          <w:sz w:val="18"/>
+          <w:szCs w:val="18"/>
+        </w:rPr>
+        <w:t xml:space="preserve">The literature review and the artifact will be closely linked with the final iteration of the artifact using the research from the review along side player testing. The review will go into topics such as learning theory to find the most effective ways humans learn and pattern recognition and how this can be used to sub-consciously guide players. Using proven and researched methods will help create a solid base for the project to work from.  Looking deeper into how different ages learn will also help in making sure the new information provided is accessible and useful for a wider demographic. </w:t>
+      </w:r>
+    </w:p>
+    <w:p>
+      <w:pPr>
+        <w:jc w:val="both"/>
+        <w:rPr>
+          <w:rFonts w:ascii="Verdana" w:hAnsi="Verdana"/>
+          <w:sz w:val="18"/>
+          <w:szCs w:val="18"/>
+        </w:rPr>
+      </w:pPr>
+    </w:p>
+    <w:p>
+      <w:pPr>
+        <w:jc w:val="both"/>
+        <w:rPr>
+          <w:rFonts w:ascii="Verdana" w:hAnsi="Verdana"/>
+          <w:sz w:val="18"/>
+          <w:szCs w:val="18"/>
+        </w:rPr>
+      </w:pPr>
+      <w:r>
+        <w:rPr>
+          <w:rFonts w:ascii="Verdana" w:hAnsi="Verdana"/>
+          <w:sz w:val="18"/>
+          <w:szCs w:val="18"/>
+        </w:rPr>
+        <w:t>The first play test will be done with the first iteration of the artifact made for the project.</w:t>
+      </w:r>
+      <w:r>
+        <w:rPr>
+          <w:rFonts w:ascii="Verdana" w:hAnsi="Verdana"/>
+          <w:sz w:val="18"/>
+          <w:szCs w:val="18"/>
+        </w:rPr>
+        <w:t xml:space="preserve"> A playtest was chosen to conduct research on real people as it can give accurate first party data giving more control to the researcher to get the information they require.</w:t>
+      </w:r>
+      <w:r>
+        <w:rPr>
+          <w:rFonts w:ascii="Verdana" w:hAnsi="Verdana"/>
+          <w:sz w:val="18"/>
+          <w:szCs w:val="18"/>
+        </w:rPr>
+        <w:t xml:space="preserve"> It will consist of a 2D platformer with tutorial stages before letting the player play through a few levels having to use the information provided to them. Before the test a series of question will be asked to get a background of the player such as previous experiences and age. During the play test the tester will be asked what they are thinking </w:t>
+      </w:r>
+      <w:r>
+        <w:rPr>
+          <w:rFonts w:ascii="Verdana" w:hAnsi="Verdana"/>
+          <w:sz w:val="18"/>
+          <w:szCs w:val="18"/>
+        </w:rPr>
+        <w:t>and whether they understand the objectives. After the play test they will be asked questions on whether they would add anything themselves or if previous experiences with these sorts of games gave them a head start. The data from the questions along side recording the gameplay to create graphs on where people got stuck or if people did the same things in the same spots will be used to iterate and improve the tutorial section of the artifact with all the research conducted.</w:t>
+      </w:r>
+    </w:p>
+    <w:p>
+      <w:pPr>
+        <w:jc w:val="both"/>
+        <w:rPr>
+          <w:rFonts w:ascii="Verdana" w:hAnsi="Verdana"/>
+          <w:sz w:val="18"/>
+          <w:szCs w:val="18"/>
+        </w:rPr>
+      </w:pPr>
+    </w:p>
+    <w:p>
+      <w:pPr>
+        <w:jc w:val="both"/>
+        <w:rPr>
+          <w:rFonts w:ascii="Verdana" w:hAnsi="Verdana"/>
+          <w:sz w:val="18"/>
+          <w:szCs w:val="18"/>
+        </w:rPr>
+      </w:pPr>
+      <w:r>
+        <w:rPr>
+          <w:rFonts w:ascii="Verdana" w:hAnsi="Verdana"/>
+          <w:sz w:val="18"/>
+          <w:szCs w:val="18"/>
+        </w:rPr>
+        <w:t>Once all the data is collected and the artifact has been iterated another play test will happen to see whether the results to the questionnaire and gameplay have had an overall improvement in understanding of the games mechanics.</w:t>
+      </w:r>
+    </w:p>
+    <w:p>
+      <w:pPr>
+        <w:jc w:val="both"/>
+        <w:rPr>
+          <w:rFonts w:ascii="Verdana" w:hAnsi="Verdana"/>
+          <w:sz w:val="18"/>
+          <w:szCs w:val="18"/>
+        </w:rPr>
+      </w:pPr>
+    </w:p>
+    <w:p>
+      <w:pPr>
+        <w:jc w:val="both"/>
+        <w:rPr>
+          <w:rFonts w:ascii="Verdana" w:hAnsi="Verdana"/>
+          <w:sz w:val="18"/>
+          <w:szCs w:val="18"/>
+        </w:rPr>
+      </w:pPr>
       <w:r>
         <w:rPr>
           <w:rFonts w:ascii="Verdana" w:hAnsi="Verdana"/>
@@ -3372,25 +3957,7 @@
           <w:sz w:val="18"/>
           <w:szCs w:val="18"/>
         </w:rPr>
-        <w:t>4</w:t>
-      </w:r>
-      <w:r>
-        <w:rPr>
-          <w:rFonts w:ascii="Verdana" w:hAnsi="Verdana"/>
-          <w:b/>
-          <w:sz w:val="18"/>
-          <w:szCs w:val="18"/>
-        </w:rPr>
-        <w:t>. Research methods</w:t>
-      </w:r>
-      <w:r>
-        <w:rPr>
-          <w:rFonts w:ascii="Verdana" w:hAnsi="Verdana"/>
-          <w:b/>
-          <w:sz w:val="18"/>
-          <w:szCs w:val="18"/>
-        </w:rPr>
-        <w:t xml:space="preserve"> and </w:t>
+        <w:t xml:space="preserve">4.2 </w:t>
       </w:r>
       <w:r>
         <w:rPr>
@@ -3412,14 +3979,822 @@
         </w:rPr>
         <w:t>s</w:t>
       </w:r>
-      <w:r>
+    </w:p>
+    <w:p>
+      <w:pPr>
+        <w:jc w:val="both"/>
+        <w:rPr>
+          <w:rFonts w:ascii="Verdana" w:hAnsi="Verdana"/>
+          <w:sz w:val="18"/>
+          <w:szCs w:val="18"/>
+        </w:rPr>
+      </w:pPr>
+    </w:p>
+    <w:p>
+      <w:pPr>
+        <w:jc w:val="both"/>
+        <w:rPr>
+          <w:rFonts w:ascii="Verdana" w:hAnsi="Verdana"/>
+          <w:sz w:val="18"/>
+          <w:szCs w:val="18"/>
+        </w:rPr>
+      </w:pPr>
+      <w:r>
+        <w:rPr>
+          <w:rFonts w:ascii="Verdana" w:hAnsi="Verdana"/>
+          <w:sz w:val="18"/>
+          <w:szCs w:val="18"/>
+        </w:rPr>
+        <w:t>Before any participation the test must read through the privacy notice, participant information and the consent for which they must sign. This insure they tester understand what they are signing up for. All data personal data collected will be securely stored on a OneDrive</w:t>
+      </w:r>
+      <w:r>
+        <w:rPr>
+          <w:rFonts w:ascii="Verdana" w:hAnsi="Verdana"/>
+          <w:sz w:val="18"/>
+          <w:szCs w:val="18"/>
+        </w:rPr>
+        <w:t xml:space="preserve"> where only the researcher can access. The tester if informed that they can withdraw consent and their data at anytime from the day of the test to 2 weeks after for any reason. Once the marks from the module are received all data accessible to the researcher will be permanently destroyed with only </w:t>
+      </w:r>
+      <w:r>
+        <w:rPr>
+          <w:rFonts w:ascii="Verdana" w:hAnsi="Verdana"/>
+          <w:sz w:val="18"/>
+          <w:szCs w:val="18"/>
+        </w:rPr>
+        <w:lastRenderedPageBreak/>
+        <w:t>anonymous quotes being left in the report itself. Due to the test being brought to the participant in the form of a laptop the tester will be able to pick a place they feel comfortable doing it in. The risks of injury or harm to the test are virtually non-existent due to this fact alongside there being no physical requirements. The tester can also request breaks and can pause the game at any time or stop the test entirely when requested.</w:t>
+      </w:r>
+    </w:p>
+    <w:p>
+      <w:pPr>
+        <w:jc w:val="both"/>
+        <w:rPr>
+          <w:rFonts w:ascii="Verdana" w:hAnsi="Verdana"/>
+          <w:noProof/>
+          <w:sz w:val="18"/>
+          <w:szCs w:val="18"/>
+        </w:rPr>
+      </w:pPr>
+      <w:r>
+        <w:rPr>
+          <w:rFonts w:ascii="Verdana" w:hAnsi="Verdana"/>
+          <w:bCs/>
+          <w:noProof/>
+          <w:sz w:val="18"/>
+          <w:szCs w:val="18"/>
+        </w:rPr>
+        <w:t>------------------------------------------------------</w:t>
+      </w:r>
+    </w:p>
+    <w:p>
+      <w:pPr>
+        <w:jc w:val="both"/>
+        <w:rPr>
+          <w:rFonts w:ascii="Verdana" w:hAnsi="Verdana"/>
+          <w:color w:val="FF0000"/>
+          <w:sz w:val="18"/>
+          <w:szCs w:val="18"/>
+        </w:rPr>
+      </w:pPr>
+      <w:r>
+        <w:rPr>
+          <w:rFonts w:ascii="Verdana" w:hAnsi="Verdana"/>
+          <w:color w:val="FF0000"/>
+          <w:sz w:val="18"/>
+          <w:szCs w:val="18"/>
+        </w:rPr>
+        <w:t>B</w:t>
+      </w:r>
+      <w:r>
+        <w:rPr>
+          <w:rFonts w:ascii="Verdana" w:hAnsi="Verdana"/>
+          <w:color w:val="FF0000"/>
+          <w:sz w:val="18"/>
+          <w:szCs w:val="18"/>
+        </w:rPr>
+        <w:t xml:space="preserve">riefly </w:t>
+      </w:r>
+      <w:r>
+        <w:rPr>
+          <w:rFonts w:ascii="Verdana" w:hAnsi="Verdana"/>
+          <w:color w:val="FF0000"/>
+          <w:sz w:val="18"/>
+          <w:szCs w:val="18"/>
+        </w:rPr>
+        <w:t>tell the reader</w:t>
+      </w:r>
+      <w:r>
+        <w:rPr>
+          <w:rFonts w:ascii="Verdana" w:hAnsi="Verdana"/>
+          <w:color w:val="FF0000"/>
+          <w:sz w:val="18"/>
+          <w:szCs w:val="18"/>
+        </w:rPr>
+        <w:t xml:space="preserve"> which research methods </w:t>
+      </w:r>
+      <w:r>
+        <w:rPr>
+          <w:rFonts w:ascii="Verdana" w:hAnsi="Verdana"/>
+          <w:color w:val="FF0000"/>
+          <w:sz w:val="18"/>
+          <w:szCs w:val="18"/>
+        </w:rPr>
+        <w:t>you will</w:t>
+      </w:r>
+      <w:r>
+        <w:rPr>
+          <w:rFonts w:ascii="Verdana" w:hAnsi="Verdana"/>
+          <w:color w:val="FF0000"/>
+          <w:sz w:val="18"/>
+          <w:szCs w:val="18"/>
+        </w:rPr>
+        <w:t xml:space="preserve"> use to answer </w:t>
+      </w:r>
+      <w:r>
+        <w:rPr>
+          <w:rFonts w:ascii="Verdana" w:hAnsi="Verdana"/>
+          <w:color w:val="FF0000"/>
+          <w:sz w:val="18"/>
+          <w:szCs w:val="18"/>
+        </w:rPr>
+        <w:t xml:space="preserve">the research </w:t>
+      </w:r>
+      <w:r>
+        <w:rPr>
+          <w:rFonts w:ascii="Verdana" w:hAnsi="Verdana"/>
+          <w:color w:val="FF0000"/>
+          <w:sz w:val="18"/>
+          <w:szCs w:val="18"/>
+        </w:rPr>
+        <w:t>questions. Use the correct terminology when identifying research methods and give a brief rationale of why these methods were chosen (and not others)</w:t>
+      </w:r>
+      <w:r>
+        <w:rPr>
+          <w:rFonts w:ascii="Verdana" w:hAnsi="Verdana"/>
+          <w:color w:val="FF0000"/>
+          <w:sz w:val="18"/>
+          <w:szCs w:val="18"/>
+        </w:rPr>
+        <w:t>. Try to convince the reader that the choices of method were appropriate for this project</w:t>
+      </w:r>
+      <w:r>
+        <w:rPr>
+          <w:rFonts w:ascii="Verdana" w:hAnsi="Verdana"/>
+          <w:color w:val="FF0000"/>
+          <w:sz w:val="18"/>
+          <w:szCs w:val="18"/>
+        </w:rPr>
+        <w:t xml:space="preserve">, and that </w:t>
+      </w:r>
+      <w:r>
+        <w:rPr>
+          <w:rFonts w:ascii="Verdana" w:hAnsi="Verdana"/>
+          <w:color w:val="FF0000"/>
+          <w:sz w:val="18"/>
+          <w:szCs w:val="18"/>
+        </w:rPr>
+        <w:t>it looked like</w:t>
+      </w:r>
+      <w:r>
+        <w:rPr>
+          <w:rFonts w:ascii="Verdana" w:hAnsi="Verdana"/>
+          <w:color w:val="FF0000"/>
+          <w:sz w:val="18"/>
+          <w:szCs w:val="18"/>
+        </w:rPr>
+        <w:t xml:space="preserve"> they </w:t>
+      </w:r>
+      <w:r>
+        <w:rPr>
+          <w:rFonts w:ascii="Verdana" w:hAnsi="Verdana"/>
+          <w:color w:val="FF0000"/>
+          <w:sz w:val="18"/>
+          <w:szCs w:val="18"/>
+        </w:rPr>
+        <w:t xml:space="preserve">could </w:t>
+      </w:r>
+      <w:r>
+        <w:rPr>
+          <w:rFonts w:ascii="Verdana" w:hAnsi="Verdana"/>
+          <w:color w:val="FF0000"/>
+          <w:sz w:val="18"/>
+          <w:szCs w:val="18"/>
+        </w:rPr>
+        <w:t xml:space="preserve">provide </w:t>
+      </w:r>
+      <w:r>
+        <w:rPr>
+          <w:rFonts w:ascii="Verdana" w:hAnsi="Verdana"/>
+          <w:color w:val="FF0000"/>
+          <w:sz w:val="18"/>
+          <w:szCs w:val="18"/>
+        </w:rPr>
+        <w:t xml:space="preserve">the </w:t>
+      </w:r>
+      <w:r>
+        <w:rPr>
+          <w:rFonts w:ascii="Verdana" w:hAnsi="Verdana"/>
+          <w:color w:val="FF0000"/>
+          <w:sz w:val="18"/>
+          <w:szCs w:val="18"/>
+        </w:rPr>
+        <w:t>necessary answers</w:t>
+      </w:r>
+      <w:r>
+        <w:rPr>
+          <w:rFonts w:ascii="Verdana" w:hAnsi="Verdana"/>
+          <w:color w:val="FF0000"/>
+          <w:sz w:val="18"/>
+          <w:szCs w:val="18"/>
+        </w:rPr>
+        <w:t>.</w:t>
+      </w:r>
+    </w:p>
+    <w:p>
+      <w:pPr>
+        <w:jc w:val="both"/>
+        <w:rPr>
+          <w:rFonts w:ascii="Verdana" w:hAnsi="Verdana"/>
+          <w:color w:val="FF0000"/>
+          <w:sz w:val="18"/>
+          <w:szCs w:val="18"/>
+        </w:rPr>
+      </w:pPr>
+    </w:p>
+    <w:p>
+      <w:pPr>
+        <w:jc w:val="both"/>
+        <w:rPr>
+          <w:rFonts w:ascii="Verdana" w:hAnsi="Verdana"/>
+          <w:color w:val="FF0000"/>
+          <w:sz w:val="18"/>
+          <w:szCs w:val="18"/>
+        </w:rPr>
+      </w:pPr>
+      <w:r>
+        <w:rPr>
+          <w:rFonts w:ascii="Verdana" w:hAnsi="Verdana"/>
+          <w:color w:val="FF0000"/>
+          <w:sz w:val="18"/>
+          <w:szCs w:val="18"/>
+        </w:rPr>
+        <w:t>If qualitative</w:t>
+      </w:r>
+      <w:r>
+        <w:rPr>
+          <w:rFonts w:ascii="Verdana" w:hAnsi="Verdana"/>
+          <w:color w:val="FF0000"/>
+          <w:sz w:val="18"/>
+          <w:szCs w:val="18"/>
+        </w:rPr>
+        <w:t xml:space="preserve"> or </w:t>
+      </w:r>
+      <w:r>
+        <w:rPr>
+          <w:rFonts w:ascii="Verdana" w:hAnsi="Verdana"/>
+          <w:color w:val="FF0000"/>
+          <w:sz w:val="18"/>
+          <w:szCs w:val="18"/>
+        </w:rPr>
+        <w:t xml:space="preserve">user research was conducted, </w:t>
+      </w:r>
+      <w:r>
+        <w:rPr>
+          <w:rFonts w:ascii="Verdana" w:hAnsi="Verdana"/>
+          <w:color w:val="FF0000"/>
+          <w:sz w:val="18"/>
+          <w:szCs w:val="18"/>
+        </w:rPr>
+        <w:t>or research involving</w:t>
+      </w:r>
+      <w:r>
+        <w:rPr>
+          <w:rFonts w:ascii="Verdana" w:hAnsi="Verdana"/>
+          <w:color w:val="FF0000"/>
+          <w:sz w:val="18"/>
+          <w:szCs w:val="18"/>
+        </w:rPr>
+        <w:t xml:space="preserve"> human participants, </w:t>
+      </w:r>
+      <w:r>
+        <w:rPr>
+          <w:rFonts w:ascii="Verdana" w:hAnsi="Verdana"/>
+          <w:color w:val="FF0000"/>
+          <w:sz w:val="18"/>
+          <w:szCs w:val="18"/>
+        </w:rPr>
+        <w:t xml:space="preserve">introduce the purpose of </w:t>
+      </w:r>
+      <w:r>
+        <w:rPr>
+          <w:rFonts w:ascii="Verdana" w:hAnsi="Verdana"/>
+          <w:color w:val="FF0000"/>
+          <w:sz w:val="18"/>
+          <w:szCs w:val="18"/>
+        </w:rPr>
+        <w:t>this</w:t>
+      </w:r>
+      <w:r>
+        <w:rPr>
+          <w:rFonts w:ascii="Verdana" w:hAnsi="Verdana"/>
+          <w:color w:val="FF0000"/>
+          <w:sz w:val="18"/>
+          <w:szCs w:val="18"/>
+        </w:rPr>
+        <w:t xml:space="preserve">, </w:t>
+      </w:r>
+      <w:r>
+        <w:rPr>
+          <w:rFonts w:ascii="Verdana" w:hAnsi="Verdana"/>
+          <w:color w:val="FF0000"/>
+          <w:sz w:val="18"/>
+          <w:szCs w:val="18"/>
+        </w:rPr>
+        <w:t xml:space="preserve">briefly </w:t>
+      </w:r>
+      <w:r>
+        <w:rPr>
+          <w:rFonts w:ascii="Verdana" w:hAnsi="Verdana"/>
+          <w:color w:val="FF0000"/>
+          <w:sz w:val="18"/>
+          <w:szCs w:val="18"/>
+        </w:rPr>
+        <w:t xml:space="preserve">describe the participants, sample size, </w:t>
+      </w:r>
+      <w:r>
+        <w:rPr>
+          <w:rFonts w:ascii="Verdana" w:hAnsi="Verdana"/>
+          <w:color w:val="FF0000"/>
+          <w:sz w:val="18"/>
+          <w:szCs w:val="18"/>
+        </w:rPr>
+        <w:t>process</w:t>
+      </w:r>
+      <w:r>
+        <w:rPr>
+          <w:rFonts w:ascii="Verdana" w:hAnsi="Verdana"/>
+          <w:color w:val="FF0000"/>
+          <w:sz w:val="18"/>
+          <w:szCs w:val="18"/>
+        </w:rPr>
+        <w:t xml:space="preserve"> applied, response rate (if applicable), data analysis </w:t>
+      </w:r>
+      <w:r>
+        <w:rPr>
+          <w:rFonts w:ascii="Verdana" w:hAnsi="Verdana"/>
+          <w:color w:val="FF0000"/>
+          <w:sz w:val="18"/>
+          <w:szCs w:val="18"/>
+        </w:rPr>
+        <w:t xml:space="preserve">method </w:t>
+      </w:r>
+      <w:r>
+        <w:rPr>
+          <w:rFonts w:ascii="Verdana" w:hAnsi="Verdana"/>
+          <w:color w:val="FF0000"/>
+          <w:sz w:val="18"/>
+          <w:szCs w:val="18"/>
+        </w:rPr>
+        <w:t xml:space="preserve">and evaluation method. </w:t>
+      </w:r>
+    </w:p>
+    <w:p>
+      <w:pPr>
+        <w:rPr>
+          <w:rFonts w:ascii="Verdana" w:hAnsi="Verdana"/>
+          <w:color w:val="FF0000"/>
+          <w:sz w:val="18"/>
+          <w:szCs w:val="18"/>
+        </w:rPr>
+      </w:pPr>
+    </w:p>
+    <w:p>
+      <w:pPr>
+        <w:jc w:val="both"/>
+        <w:rPr>
+          <w:rFonts w:ascii="Verdana" w:hAnsi="Verdana"/>
+          <w:color w:val="FF0000"/>
+          <w:sz w:val="18"/>
+          <w:szCs w:val="18"/>
+        </w:rPr>
+      </w:pPr>
+      <w:r>
+        <w:rPr>
+          <w:rFonts w:ascii="Verdana" w:hAnsi="Verdana"/>
+          <w:color w:val="FF0000"/>
+          <w:sz w:val="18"/>
+          <w:szCs w:val="18"/>
+        </w:rPr>
+        <w:t>Your</w:t>
+      </w:r>
+      <w:r>
+        <w:rPr>
+          <w:rFonts w:ascii="Verdana" w:hAnsi="Verdana"/>
+          <w:color w:val="FF0000"/>
+          <w:sz w:val="18"/>
+          <w:szCs w:val="18"/>
+        </w:rPr>
+        <w:t xml:space="preserve"> reader </w:t>
+      </w:r>
+      <w:r>
+        <w:rPr>
+          <w:rFonts w:ascii="Verdana" w:hAnsi="Verdana"/>
+          <w:color w:val="FF0000"/>
+          <w:sz w:val="18"/>
+          <w:szCs w:val="18"/>
+        </w:rPr>
+        <w:t xml:space="preserve">also </w:t>
+      </w:r>
+      <w:r>
+        <w:rPr>
+          <w:rFonts w:ascii="Verdana" w:hAnsi="Verdana"/>
+          <w:color w:val="FF0000"/>
+          <w:sz w:val="18"/>
+          <w:szCs w:val="18"/>
+        </w:rPr>
+        <w:t xml:space="preserve">needs to </w:t>
+      </w:r>
+      <w:r>
+        <w:rPr>
+          <w:rFonts w:ascii="Verdana" w:hAnsi="Verdana"/>
+          <w:color w:val="FF0000"/>
+          <w:sz w:val="18"/>
+          <w:szCs w:val="18"/>
+        </w:rPr>
+        <w:t>know</w:t>
+      </w:r>
+      <w:r>
+        <w:rPr>
+          <w:rFonts w:ascii="Verdana" w:hAnsi="Verdana"/>
+          <w:color w:val="FF0000"/>
+          <w:sz w:val="18"/>
+          <w:szCs w:val="18"/>
+        </w:rPr>
+        <w:t xml:space="preserve"> </w:t>
+      </w:r>
+      <w:r>
+        <w:rPr>
+          <w:rFonts w:ascii="Verdana" w:hAnsi="Verdana"/>
+          <w:color w:val="FF0000"/>
+          <w:sz w:val="18"/>
+          <w:szCs w:val="18"/>
+        </w:rPr>
+        <w:t>that</w:t>
+      </w:r>
+      <w:r>
+        <w:rPr>
+          <w:rFonts w:ascii="Verdana" w:hAnsi="Verdana"/>
+          <w:color w:val="FF0000"/>
+          <w:sz w:val="18"/>
+          <w:szCs w:val="18"/>
+        </w:rPr>
+        <w:t xml:space="preserve"> </w:t>
+      </w:r>
+      <w:r>
+        <w:rPr>
+          <w:rFonts w:ascii="Verdana" w:hAnsi="Verdana"/>
+          <w:color w:val="FF0000"/>
+          <w:sz w:val="18"/>
+          <w:szCs w:val="18"/>
+        </w:rPr>
+        <w:t xml:space="preserve">all </w:t>
+      </w:r>
+      <w:r>
+        <w:rPr>
+          <w:rFonts w:ascii="Verdana" w:hAnsi="Verdana"/>
+          <w:color w:val="FF0000"/>
+          <w:sz w:val="18"/>
+          <w:szCs w:val="18"/>
+        </w:rPr>
+        <w:t>research</w:t>
+      </w:r>
+      <w:r>
+        <w:rPr>
+          <w:rFonts w:ascii="Verdana" w:hAnsi="Verdana"/>
+          <w:color w:val="FF0000"/>
+          <w:sz w:val="18"/>
+          <w:szCs w:val="18"/>
+        </w:rPr>
+        <w:t xml:space="preserve"> methods were applied ethically and professionally</w:t>
+      </w:r>
+      <w:r>
+        <w:rPr>
+          <w:rFonts w:ascii="Verdana" w:hAnsi="Verdana"/>
+          <w:color w:val="FF0000"/>
+          <w:sz w:val="18"/>
+          <w:szCs w:val="18"/>
+        </w:rPr>
+        <w:t xml:space="preserve"> at </w:t>
+      </w:r>
+      <w:r>
+        <w:rPr>
+          <w:rFonts w:ascii="Verdana" w:hAnsi="Verdana"/>
+          <w:color w:val="FF0000"/>
+          <w:sz w:val="18"/>
+          <w:szCs w:val="18"/>
+        </w:rPr>
+        <w:t>all</w:t>
+      </w:r>
+      <w:r>
+        <w:rPr>
+          <w:rFonts w:ascii="Verdana" w:hAnsi="Verdana"/>
+          <w:color w:val="FF0000"/>
+          <w:sz w:val="18"/>
+          <w:szCs w:val="18"/>
+        </w:rPr>
+        <w:t xml:space="preserve"> project stage</w:t>
+      </w:r>
+      <w:r>
+        <w:rPr>
+          <w:rFonts w:ascii="Verdana" w:hAnsi="Verdana"/>
+          <w:color w:val="FF0000"/>
+          <w:sz w:val="18"/>
+          <w:szCs w:val="18"/>
+        </w:rPr>
+        <w:t>s, meaning research and practice.</w:t>
+      </w:r>
+    </w:p>
+    <w:p>
+      <w:pPr>
+        <w:jc w:val="both"/>
+        <w:rPr>
+          <w:rFonts w:ascii="Verdana" w:hAnsi="Verdana"/>
+          <w:color w:val="FF0000"/>
+          <w:sz w:val="18"/>
+          <w:szCs w:val="18"/>
+        </w:rPr>
+      </w:pPr>
+    </w:p>
+    <w:p>
+      <w:pPr>
+        <w:jc w:val="both"/>
+        <w:rPr>
+          <w:rFonts w:ascii="Verdana" w:hAnsi="Verdana"/>
+          <w:color w:val="FF0000"/>
+          <w:sz w:val="18"/>
+          <w:szCs w:val="18"/>
+        </w:rPr>
+      </w:pPr>
+      <w:r>
+        <w:rPr>
+          <w:rFonts w:ascii="Verdana" w:hAnsi="Verdana"/>
+          <w:color w:val="FF0000"/>
+          <w:sz w:val="18"/>
+          <w:szCs w:val="18"/>
+        </w:rPr>
+        <w:t xml:space="preserve">What you may need to mention </w:t>
+      </w:r>
+      <w:r>
+        <w:rPr>
+          <w:rFonts w:ascii="Verdana" w:hAnsi="Verdana"/>
+          <w:color w:val="FF0000"/>
+          <w:sz w:val="18"/>
+          <w:szCs w:val="18"/>
+        </w:rPr>
+        <w:t>in this section (depending on each project)</w:t>
+      </w:r>
+      <w:r>
+        <w:rPr>
+          <w:rFonts w:ascii="Verdana" w:hAnsi="Verdana"/>
+          <w:color w:val="FF0000"/>
+          <w:sz w:val="18"/>
+          <w:szCs w:val="18"/>
+        </w:rPr>
+        <w:t xml:space="preserve"> is</w:t>
+      </w:r>
+      <w:r>
+        <w:rPr>
+          <w:rFonts w:ascii="Verdana" w:hAnsi="Verdana"/>
+          <w:color w:val="FF0000"/>
+          <w:sz w:val="18"/>
+          <w:szCs w:val="18"/>
+        </w:rPr>
+        <w:t xml:space="preserve"> data collection, data storage,</w:t>
+      </w:r>
+      <w:r>
+        <w:rPr>
+          <w:rFonts w:ascii="Verdana" w:hAnsi="Verdana"/>
+          <w:color w:val="FF0000"/>
+          <w:sz w:val="18"/>
+          <w:szCs w:val="18"/>
+        </w:rPr>
+        <w:t xml:space="preserve"> data disposal, gaining informed participant consent, respecting privacy, not causing harm</w:t>
+      </w:r>
+      <w:r>
+        <w:rPr>
+          <w:rFonts w:ascii="Verdana" w:hAnsi="Verdana"/>
+          <w:color w:val="FF0000"/>
+          <w:sz w:val="18"/>
+          <w:szCs w:val="18"/>
+        </w:rPr>
+        <w:t xml:space="preserve"> either directly or </w:t>
+      </w:r>
+      <w:r>
+        <w:rPr>
+          <w:rFonts w:ascii="Verdana" w:hAnsi="Verdana"/>
+          <w:color w:val="FF0000"/>
+          <w:sz w:val="18"/>
+          <w:szCs w:val="18"/>
+        </w:rPr>
+        <w:t xml:space="preserve">indirectly </w:t>
+      </w:r>
+      <w:r>
+        <w:rPr>
+          <w:rFonts w:ascii="Verdana" w:hAnsi="Verdana"/>
+          <w:color w:val="FF0000"/>
+          <w:sz w:val="18"/>
+          <w:szCs w:val="18"/>
+        </w:rPr>
+        <w:t xml:space="preserve">through your project work, </w:t>
+      </w:r>
+      <w:r>
+        <w:rPr>
+          <w:rFonts w:ascii="Verdana" w:hAnsi="Verdana"/>
+          <w:color w:val="FF0000"/>
+          <w:sz w:val="18"/>
+          <w:szCs w:val="18"/>
+        </w:rPr>
+        <w:t xml:space="preserve">as well as </w:t>
+      </w:r>
+      <w:r>
+        <w:rPr>
+          <w:rFonts w:ascii="Verdana" w:hAnsi="Verdana"/>
+          <w:color w:val="FF0000"/>
+          <w:sz w:val="18"/>
+          <w:szCs w:val="18"/>
+        </w:rPr>
+        <w:t xml:space="preserve">how you were </w:t>
+      </w:r>
+      <w:r>
+        <w:rPr>
+          <w:rFonts w:ascii="Verdana" w:hAnsi="Verdana"/>
+          <w:color w:val="FF0000"/>
+          <w:sz w:val="18"/>
+          <w:szCs w:val="18"/>
+        </w:rPr>
+        <w:t>working to professional guidelines and standards.</w:t>
+      </w:r>
+      <w:r>
+        <w:rPr>
+          <w:rFonts w:ascii="Verdana" w:hAnsi="Verdana"/>
+          <w:color w:val="FF0000"/>
+          <w:sz w:val="18"/>
+          <w:szCs w:val="18"/>
+        </w:rPr>
+        <w:t xml:space="preserve"> </w:t>
+      </w:r>
+      <w:r>
+        <w:rPr>
+          <w:rFonts w:ascii="Verdana" w:hAnsi="Verdana"/>
+          <w:color w:val="FF0000"/>
+          <w:sz w:val="18"/>
+          <w:szCs w:val="18"/>
+        </w:rPr>
+        <w:t xml:space="preserve">Non-disclosure agreements, intellectual property </w:t>
+      </w:r>
+      <w:r>
+        <w:rPr>
+          <w:rFonts w:ascii="Verdana" w:hAnsi="Verdana"/>
+          <w:color w:val="FF0000"/>
+          <w:sz w:val="18"/>
+          <w:szCs w:val="18"/>
+        </w:rPr>
+        <w:t xml:space="preserve">rights </w:t>
+      </w:r>
+      <w:r>
+        <w:rPr>
+          <w:rFonts w:ascii="Verdana" w:hAnsi="Verdana"/>
+          <w:color w:val="FF0000"/>
+          <w:sz w:val="18"/>
+          <w:szCs w:val="18"/>
+        </w:rPr>
+        <w:t xml:space="preserve">or copyright issues also </w:t>
+      </w:r>
+      <w:r>
+        <w:rPr>
+          <w:rFonts w:ascii="Verdana" w:hAnsi="Verdana"/>
+          <w:color w:val="FF0000"/>
+          <w:sz w:val="18"/>
+          <w:szCs w:val="18"/>
+        </w:rPr>
+        <w:t xml:space="preserve">need to </w:t>
+      </w:r>
+      <w:r>
+        <w:rPr>
+          <w:rFonts w:ascii="Verdana" w:hAnsi="Verdana"/>
+          <w:color w:val="FF0000"/>
+          <w:sz w:val="18"/>
+          <w:szCs w:val="18"/>
+        </w:rPr>
+        <w:t>be dealt with here.</w:t>
+      </w:r>
+    </w:p>
+    <w:p>
+      <w:pPr>
+        <w:rPr>
+          <w:rFonts w:ascii="Verdana" w:hAnsi="Verdana"/>
+          <w:color w:val="FF0000"/>
+          <w:sz w:val="18"/>
+          <w:szCs w:val="18"/>
+        </w:rPr>
+      </w:pPr>
+    </w:p>
+    <w:p>
+      <w:pPr>
+        <w:jc w:val="both"/>
+        <w:rPr>
+          <w:rFonts w:ascii="Verdana" w:hAnsi="Verdana"/>
+          <w:color w:val="FF0000"/>
+          <w:sz w:val="18"/>
+          <w:szCs w:val="18"/>
+        </w:rPr>
+      </w:pPr>
+      <w:r>
+        <w:rPr>
+          <w:rFonts w:ascii="Verdana" w:hAnsi="Verdana"/>
+          <w:color w:val="FF0000"/>
+          <w:sz w:val="18"/>
+          <w:szCs w:val="18"/>
+        </w:rPr>
+        <w:t xml:space="preserve">Write a summary </w:t>
+      </w:r>
+      <w:r>
+        <w:rPr>
+          <w:rFonts w:ascii="Verdana" w:hAnsi="Verdana"/>
+          <w:color w:val="FF0000"/>
+          <w:sz w:val="18"/>
+          <w:szCs w:val="18"/>
+        </w:rPr>
+        <w:t xml:space="preserve">of the most important findings of the research phase and explain how exactly each of these findings will influence the follow-on stages of the project. </w:t>
+      </w:r>
+    </w:p>
+    <w:p>
+      <w:pPr>
+        <w:jc w:val="both"/>
+        <w:rPr>
+          <w:rFonts w:ascii="Verdana" w:hAnsi="Verdana"/>
+          <w:noProof/>
+          <w:sz w:val="18"/>
+          <w:szCs w:val="18"/>
+        </w:rPr>
+      </w:pPr>
+      <w:r>
+        <w:rPr>
+          <w:rFonts w:ascii="Verdana" w:hAnsi="Verdana"/>
+          <w:bCs/>
+          <w:noProof/>
+          <w:sz w:val="18"/>
+          <w:szCs w:val="18"/>
+        </w:rPr>
+        <w:t>------------------------------------------------------</w:t>
+      </w:r>
+    </w:p>
+    <w:p>
+      <w:pPr>
+        <w:jc w:val="both"/>
         <w:rPr>
           <w:rFonts w:ascii="Verdana" w:hAnsi="Verdana"/>
           <w:b/>
           <w:sz w:val="18"/>
           <w:szCs w:val="18"/>
         </w:rPr>
-        <w:t xml:space="preserve"> </w:t>
+      </w:pPr>
+    </w:p>
+    <w:p>
+      <w:pPr>
+        <w:jc w:val="both"/>
+        <w:rPr>
+          <w:rFonts w:ascii="Verdana" w:hAnsi="Verdana"/>
+          <w:sz w:val="18"/>
+          <w:szCs w:val="18"/>
+        </w:rPr>
+      </w:pPr>
+      <w:r>
+        <w:rPr>
+          <w:rFonts w:ascii="Verdana" w:hAnsi="Verdana"/>
+          <w:b/>
+          <w:sz w:val="18"/>
+          <w:szCs w:val="18"/>
+        </w:rPr>
+        <w:t>5</w:t>
+      </w:r>
+      <w:r>
+        <w:rPr>
+          <w:rFonts w:ascii="Verdana" w:hAnsi="Verdana"/>
+          <w:b/>
+          <w:sz w:val="18"/>
+          <w:szCs w:val="18"/>
+        </w:rPr>
+        <w:t xml:space="preserve">. </w:t>
+      </w:r>
+      <w:r>
+        <w:rPr>
+          <w:rFonts w:ascii="Verdana" w:hAnsi="Verdana"/>
+          <w:b/>
+          <w:sz w:val="18"/>
+          <w:szCs w:val="18"/>
+        </w:rPr>
+        <w:t xml:space="preserve">Practice </w:t>
       </w:r>
       <w:r>
         <w:rPr>
@@ -3436,15 +4811,23 @@
           <w:sz w:val="18"/>
           <w:szCs w:val="18"/>
         </w:rPr>
-        <w:t>500</w:t>
-      </w:r>
-      <w:r>
-        <w:rPr>
-          <w:rFonts w:ascii="Verdana" w:hAnsi="Verdana"/>
-          <w:sz w:val="18"/>
-          <w:szCs w:val="18"/>
-        </w:rPr>
-        <w:t>w</w:t>
+        <w:t>25</w:t>
+      </w:r>
+      <w:r>
+        <w:rPr>
+          <w:rFonts w:ascii="Verdana" w:hAnsi="Verdana"/>
+          <w:sz w:val="18"/>
+          <w:szCs w:val="18"/>
+        </w:rPr>
+        <w:t>00</w:t>
+      </w:r>
+      <w:r>
+        <w:rPr>
+          <w:rFonts w:ascii="Verdana" w:hAnsi="Verdana"/>
+          <w:sz w:val="18"/>
+          <w:szCs w:val="18"/>
+        </w:rPr>
+        <w:t xml:space="preserve"> words</w:t>
       </w:r>
     </w:p>
     <w:p>
@@ -3459,6 +4842,11 @@
     </w:p>
     <w:p>
       <w:pPr>
+        <w:pStyle w:val="ListParagraph"/>
+        <w:numPr>
+          <w:ilvl w:val="0"/>
+          <w:numId w:val="11"/>
+        </w:numPr>
         <w:jc w:val="both"/>
         <w:rPr>
           <w:rFonts w:ascii="Verdana" w:hAnsi="Verdana"/>
@@ -3472,211 +4860,16 @@
           <w:sz w:val="18"/>
           <w:szCs w:val="18"/>
         </w:rPr>
-        <w:t>B</w:t>
-      </w:r>
-      <w:r>
-        <w:rPr>
-          <w:rFonts w:ascii="Verdana" w:hAnsi="Verdana"/>
-          <w:sz w:val="18"/>
-          <w:szCs w:val="18"/>
-        </w:rPr>
-        <w:t xml:space="preserve">riefly </w:t>
-      </w:r>
-      <w:r>
-        <w:rPr>
-          <w:rFonts w:ascii="Verdana" w:hAnsi="Verdana"/>
-          <w:sz w:val="18"/>
-          <w:szCs w:val="18"/>
-        </w:rPr>
-        <w:t>tell the reader</w:t>
-      </w:r>
-      <w:r>
-        <w:rPr>
-          <w:rFonts w:ascii="Verdana" w:hAnsi="Verdana"/>
-          <w:sz w:val="18"/>
-          <w:szCs w:val="18"/>
-        </w:rPr>
-        <w:t xml:space="preserve"> which </w:t>
-      </w:r>
-      <w:r>
-        <w:rPr>
-          <w:rFonts w:ascii="Verdana" w:hAnsi="Verdana"/>
-          <w:sz w:val="18"/>
-          <w:szCs w:val="18"/>
-        </w:rPr>
-        <w:t xml:space="preserve">research methods </w:t>
-      </w:r>
-      <w:r>
-        <w:rPr>
-          <w:rFonts w:ascii="Verdana" w:hAnsi="Verdana"/>
-          <w:sz w:val="18"/>
-          <w:szCs w:val="18"/>
-        </w:rPr>
-        <w:t>you will</w:t>
-      </w:r>
-      <w:r>
-        <w:rPr>
-          <w:rFonts w:ascii="Verdana" w:hAnsi="Verdana"/>
-          <w:sz w:val="18"/>
-          <w:szCs w:val="18"/>
-        </w:rPr>
-        <w:t xml:space="preserve"> </w:t>
-      </w:r>
-      <w:r>
-        <w:rPr>
-          <w:rFonts w:ascii="Verdana" w:hAnsi="Verdana"/>
-          <w:sz w:val="18"/>
-          <w:szCs w:val="18"/>
-        </w:rPr>
-        <w:t xml:space="preserve">use to answer </w:t>
-      </w:r>
-      <w:r>
-        <w:rPr>
-          <w:rFonts w:ascii="Verdana" w:hAnsi="Verdana"/>
-          <w:sz w:val="18"/>
-          <w:szCs w:val="18"/>
-        </w:rPr>
-        <w:t xml:space="preserve">the research </w:t>
-      </w:r>
-      <w:r>
-        <w:rPr>
-          <w:rFonts w:ascii="Verdana" w:hAnsi="Verdana"/>
-          <w:sz w:val="18"/>
-          <w:szCs w:val="18"/>
-        </w:rPr>
-        <w:t xml:space="preserve">questions. Use the correct terminology </w:t>
-      </w:r>
-      <w:r>
-        <w:rPr>
-          <w:rFonts w:ascii="Verdana" w:hAnsi="Verdana"/>
-          <w:sz w:val="18"/>
-          <w:szCs w:val="18"/>
-        </w:rPr>
-        <w:t>when</w:t>
-      </w:r>
-      <w:r>
-        <w:rPr>
-          <w:rFonts w:ascii="Verdana" w:hAnsi="Verdana"/>
-          <w:sz w:val="18"/>
-          <w:szCs w:val="18"/>
-        </w:rPr>
-        <w:t xml:space="preserve"> identify</w:t>
-      </w:r>
-      <w:r>
-        <w:rPr>
-          <w:rFonts w:ascii="Verdana" w:hAnsi="Verdana"/>
-          <w:sz w:val="18"/>
-          <w:szCs w:val="18"/>
-        </w:rPr>
-        <w:t>ing</w:t>
-      </w:r>
-      <w:r>
-        <w:rPr>
-          <w:rFonts w:ascii="Verdana" w:hAnsi="Verdana"/>
-          <w:sz w:val="18"/>
-          <w:szCs w:val="18"/>
-        </w:rPr>
-        <w:t xml:space="preserve"> </w:t>
-      </w:r>
-      <w:r>
-        <w:rPr>
-          <w:rFonts w:ascii="Verdana" w:hAnsi="Verdana"/>
-          <w:sz w:val="18"/>
-          <w:szCs w:val="18"/>
-        </w:rPr>
-        <w:t>research</w:t>
-      </w:r>
-      <w:r>
-        <w:rPr>
-          <w:rFonts w:ascii="Verdana" w:hAnsi="Verdana"/>
-          <w:sz w:val="18"/>
-          <w:szCs w:val="18"/>
-        </w:rPr>
-        <w:t xml:space="preserve"> methods and give a brief rationale of why these methods </w:t>
-      </w:r>
-      <w:r>
-        <w:rPr>
-          <w:rFonts w:ascii="Verdana" w:hAnsi="Verdana"/>
-          <w:sz w:val="18"/>
-          <w:szCs w:val="18"/>
-        </w:rPr>
-        <w:t>were chosen (and not others)</w:t>
-      </w:r>
-      <w:r>
-        <w:rPr>
-          <w:rFonts w:ascii="Verdana" w:hAnsi="Verdana"/>
-          <w:sz w:val="18"/>
-          <w:szCs w:val="18"/>
-        </w:rPr>
-        <w:t>. Try to convince the reader that the choices of method were appropriate for this project</w:t>
-      </w:r>
-      <w:r>
-        <w:rPr>
-          <w:rFonts w:ascii="Verdana" w:hAnsi="Verdana"/>
-          <w:sz w:val="18"/>
-          <w:szCs w:val="18"/>
-        </w:rPr>
-        <w:t xml:space="preserve">, and that </w:t>
-      </w:r>
-      <w:r>
-        <w:rPr>
-          <w:rFonts w:ascii="Verdana" w:hAnsi="Verdana"/>
-          <w:sz w:val="18"/>
-          <w:szCs w:val="18"/>
-        </w:rPr>
-        <w:t>it looked like</w:t>
-      </w:r>
-      <w:r>
-        <w:rPr>
-          <w:rFonts w:ascii="Verdana" w:hAnsi="Verdana"/>
-          <w:sz w:val="18"/>
-          <w:szCs w:val="18"/>
-        </w:rPr>
-        <w:t xml:space="preserve"> they </w:t>
-      </w:r>
-      <w:r>
-        <w:rPr>
-          <w:rFonts w:ascii="Verdana" w:hAnsi="Verdana"/>
-          <w:sz w:val="18"/>
-          <w:szCs w:val="18"/>
-        </w:rPr>
-        <w:t xml:space="preserve">could </w:t>
-      </w:r>
-      <w:r>
-        <w:rPr>
-          <w:rFonts w:ascii="Verdana" w:hAnsi="Verdana"/>
-          <w:sz w:val="18"/>
-          <w:szCs w:val="18"/>
-        </w:rPr>
-        <w:t xml:space="preserve">provide </w:t>
-      </w:r>
-      <w:r>
-        <w:rPr>
-          <w:rFonts w:ascii="Verdana" w:hAnsi="Verdana"/>
-          <w:sz w:val="18"/>
-          <w:szCs w:val="18"/>
-        </w:rPr>
-        <w:t xml:space="preserve">the </w:t>
-      </w:r>
-      <w:r>
-        <w:rPr>
-          <w:rFonts w:ascii="Verdana" w:hAnsi="Verdana"/>
-          <w:sz w:val="18"/>
-          <w:szCs w:val="18"/>
-        </w:rPr>
-        <w:t>necessary answers</w:t>
-      </w:r>
-      <w:r>
-        <w:rPr>
-          <w:rFonts w:ascii="Verdana" w:hAnsi="Verdana"/>
-          <w:sz w:val="18"/>
-          <w:szCs w:val="18"/>
-        </w:rPr>
-        <w:t>.</w:t>
-      </w:r>
-    </w:p>
-    <w:p>
-      <w:pPr>
+        <w:t>Initial proposal</w:t>
+      </w:r>
+    </w:p>
+    <w:p>
+      <w:pPr>
+        <w:pStyle w:val="ListParagraph"/>
+        <w:numPr>
+          <w:ilvl w:val="0"/>
+          <w:numId w:val="11"/>
+        </w:numPr>
         <w:jc w:val="both"/>
         <w:rPr>
           <w:rFonts w:ascii="Verdana" w:hAnsi="Verdana"/>
@@ -3684,9 +4877,22 @@
           <w:szCs w:val="18"/>
         </w:rPr>
       </w:pPr>
-    </w:p>
-    <w:p>
-      <w:pPr>
+      <w:r>
+        <w:rPr>
+          <w:rFonts w:ascii="Verdana" w:hAnsi="Verdana"/>
+          <w:sz w:val="18"/>
+          <w:szCs w:val="18"/>
+        </w:rPr>
+        <w:t>Full proposal</w:t>
+      </w:r>
+    </w:p>
+    <w:p>
+      <w:pPr>
+        <w:pStyle w:val="ListParagraph"/>
+        <w:numPr>
+          <w:ilvl w:val="0"/>
+          <w:numId w:val="11"/>
+        </w:numPr>
         <w:jc w:val="both"/>
         <w:rPr>
           <w:rFonts w:ascii="Verdana" w:hAnsi="Verdana"/>
@@ -3700,124 +4906,16 @@
           <w:sz w:val="18"/>
           <w:szCs w:val="18"/>
         </w:rPr>
-        <w:t>If qualitative</w:t>
-      </w:r>
-      <w:r>
-        <w:rPr>
-          <w:rFonts w:ascii="Verdana" w:hAnsi="Verdana"/>
-          <w:sz w:val="18"/>
-          <w:szCs w:val="18"/>
-        </w:rPr>
-        <w:t xml:space="preserve"> or </w:t>
-      </w:r>
-      <w:r>
-        <w:rPr>
-          <w:rFonts w:ascii="Verdana" w:hAnsi="Verdana"/>
-          <w:sz w:val="18"/>
-          <w:szCs w:val="18"/>
-        </w:rPr>
-        <w:t xml:space="preserve">user research was conducted, </w:t>
-      </w:r>
-      <w:r>
-        <w:rPr>
-          <w:rFonts w:ascii="Verdana" w:hAnsi="Verdana"/>
-          <w:sz w:val="18"/>
-          <w:szCs w:val="18"/>
-        </w:rPr>
-        <w:t>or research involving</w:t>
-      </w:r>
-      <w:r>
-        <w:rPr>
-          <w:rFonts w:ascii="Verdana" w:hAnsi="Verdana"/>
-          <w:sz w:val="18"/>
-          <w:szCs w:val="18"/>
-        </w:rPr>
-        <w:t xml:space="preserve"> human participants, </w:t>
-      </w:r>
-      <w:r>
-        <w:rPr>
-          <w:rFonts w:ascii="Verdana" w:hAnsi="Verdana"/>
-          <w:sz w:val="18"/>
-          <w:szCs w:val="18"/>
-        </w:rPr>
-        <w:t xml:space="preserve">introduce the purpose of </w:t>
-      </w:r>
-      <w:r>
-        <w:rPr>
-          <w:rFonts w:ascii="Verdana" w:hAnsi="Verdana"/>
-          <w:sz w:val="18"/>
-          <w:szCs w:val="18"/>
-        </w:rPr>
-        <w:t>this</w:t>
-      </w:r>
-      <w:r>
-        <w:rPr>
-          <w:rFonts w:ascii="Verdana" w:hAnsi="Verdana"/>
-          <w:sz w:val="18"/>
-          <w:szCs w:val="18"/>
-        </w:rPr>
-        <w:t xml:space="preserve">, </w:t>
-      </w:r>
-      <w:r>
-        <w:rPr>
-          <w:rFonts w:ascii="Verdana" w:hAnsi="Verdana"/>
-          <w:sz w:val="18"/>
-          <w:szCs w:val="18"/>
-        </w:rPr>
-        <w:t xml:space="preserve">briefly </w:t>
-      </w:r>
-      <w:r>
-        <w:rPr>
-          <w:rFonts w:ascii="Verdana" w:hAnsi="Verdana"/>
-          <w:sz w:val="18"/>
-          <w:szCs w:val="18"/>
-        </w:rPr>
-        <w:t xml:space="preserve">describe the participants, sample size, </w:t>
-      </w:r>
-      <w:r>
-        <w:rPr>
-          <w:rFonts w:ascii="Verdana" w:hAnsi="Verdana"/>
-          <w:sz w:val="18"/>
-          <w:szCs w:val="18"/>
-        </w:rPr>
-        <w:t>process</w:t>
-      </w:r>
-      <w:r>
-        <w:rPr>
-          <w:rFonts w:ascii="Verdana" w:hAnsi="Verdana"/>
-          <w:sz w:val="18"/>
-          <w:szCs w:val="18"/>
-        </w:rPr>
-        <w:t xml:space="preserve"> applied, response rate (if applicable), data analysis </w:t>
-      </w:r>
-      <w:r>
-        <w:rPr>
-          <w:rFonts w:ascii="Verdana" w:hAnsi="Verdana"/>
-          <w:sz w:val="18"/>
-          <w:szCs w:val="18"/>
-        </w:rPr>
-        <w:t xml:space="preserve">method </w:t>
-      </w:r>
-      <w:r>
-        <w:rPr>
-          <w:rFonts w:ascii="Verdana" w:hAnsi="Verdana"/>
-          <w:sz w:val="18"/>
-          <w:szCs w:val="18"/>
-        </w:rPr>
-        <w:t xml:space="preserve">and evaluation method. </w:t>
-      </w:r>
-    </w:p>
-    <w:p>
-      <w:pPr>
-        <w:rPr>
-          <w:rFonts w:ascii="Verdana" w:hAnsi="Verdana"/>
-          <w:sz w:val="18"/>
-          <w:szCs w:val="18"/>
-        </w:rPr>
-      </w:pPr>
-    </w:p>
-    <w:p>
-      <w:pPr>
+        <w:t>Poster presentation – prototype artifact</w:t>
+      </w:r>
+    </w:p>
+    <w:p>
+      <w:pPr>
+        <w:pStyle w:val="ListParagraph"/>
+        <w:numPr>
+          <w:ilvl w:val="0"/>
+          <w:numId w:val="11"/>
+        </w:numPr>
         <w:jc w:val="both"/>
         <w:rPr>
           <w:rFonts w:ascii="Verdana" w:hAnsi="Verdana"/>
@@ -3831,139 +4929,16 @@
           <w:sz w:val="18"/>
           <w:szCs w:val="18"/>
         </w:rPr>
-        <w:t>Your</w:t>
-      </w:r>
-      <w:r>
-        <w:rPr>
-          <w:rFonts w:ascii="Verdana" w:hAnsi="Verdana"/>
-          <w:sz w:val="18"/>
-          <w:szCs w:val="18"/>
-        </w:rPr>
-        <w:t xml:space="preserve"> reader </w:t>
-      </w:r>
-      <w:r>
-        <w:rPr>
-          <w:rFonts w:ascii="Verdana" w:hAnsi="Verdana"/>
-          <w:sz w:val="18"/>
-          <w:szCs w:val="18"/>
-        </w:rPr>
-        <w:t xml:space="preserve">also </w:t>
-      </w:r>
-      <w:r>
-        <w:rPr>
-          <w:rFonts w:ascii="Verdana" w:hAnsi="Verdana"/>
-          <w:sz w:val="18"/>
-          <w:szCs w:val="18"/>
-        </w:rPr>
-        <w:t xml:space="preserve">needs to </w:t>
-      </w:r>
-      <w:r>
-        <w:rPr>
-          <w:rFonts w:ascii="Verdana" w:hAnsi="Verdana"/>
-          <w:sz w:val="18"/>
-          <w:szCs w:val="18"/>
-        </w:rPr>
-        <w:t>know</w:t>
-      </w:r>
-      <w:r>
-        <w:rPr>
-          <w:rFonts w:ascii="Verdana" w:hAnsi="Verdana"/>
-          <w:sz w:val="18"/>
-          <w:szCs w:val="18"/>
-        </w:rPr>
-        <w:t xml:space="preserve"> </w:t>
-      </w:r>
-      <w:r>
-        <w:rPr>
-          <w:rFonts w:ascii="Verdana" w:hAnsi="Verdana"/>
-          <w:sz w:val="18"/>
-          <w:szCs w:val="18"/>
-        </w:rPr>
-        <w:t>that</w:t>
-      </w:r>
-      <w:r>
-        <w:rPr>
-          <w:rFonts w:ascii="Verdana" w:hAnsi="Verdana"/>
-          <w:sz w:val="18"/>
-          <w:szCs w:val="18"/>
-        </w:rPr>
-        <w:t xml:space="preserve"> </w:t>
-      </w:r>
-      <w:r>
-        <w:rPr>
-          <w:rFonts w:ascii="Verdana" w:hAnsi="Verdana"/>
-          <w:sz w:val="18"/>
-          <w:szCs w:val="18"/>
-        </w:rPr>
-        <w:t xml:space="preserve">all </w:t>
-      </w:r>
-      <w:r>
-        <w:rPr>
-          <w:rFonts w:ascii="Verdana" w:hAnsi="Verdana"/>
-          <w:sz w:val="18"/>
-          <w:szCs w:val="18"/>
-        </w:rPr>
-        <w:t>research</w:t>
-      </w:r>
-      <w:r>
-        <w:rPr>
-          <w:rFonts w:ascii="Verdana" w:hAnsi="Verdana"/>
-          <w:sz w:val="18"/>
-          <w:szCs w:val="18"/>
-        </w:rPr>
-        <w:t xml:space="preserve"> methods</w:t>
-      </w:r>
-      <w:r>
-        <w:rPr>
-          <w:rFonts w:ascii="Verdana" w:hAnsi="Verdana"/>
-          <w:sz w:val="18"/>
-          <w:szCs w:val="18"/>
-        </w:rPr>
-        <w:t xml:space="preserve"> were applied ethically</w:t>
-      </w:r>
-      <w:r>
-        <w:rPr>
-          <w:rFonts w:ascii="Verdana" w:hAnsi="Verdana"/>
-          <w:sz w:val="18"/>
-          <w:szCs w:val="18"/>
-        </w:rPr>
-        <w:t xml:space="preserve"> and professionally</w:t>
-      </w:r>
-      <w:r>
-        <w:rPr>
-          <w:rFonts w:ascii="Verdana" w:hAnsi="Verdana"/>
-          <w:sz w:val="18"/>
-          <w:szCs w:val="18"/>
-        </w:rPr>
-        <w:t xml:space="preserve"> at </w:t>
-      </w:r>
-      <w:r>
-        <w:rPr>
-          <w:rFonts w:ascii="Verdana" w:hAnsi="Verdana"/>
-          <w:sz w:val="18"/>
-          <w:szCs w:val="18"/>
-        </w:rPr>
-        <w:t>all</w:t>
-      </w:r>
-      <w:r>
-        <w:rPr>
-          <w:rFonts w:ascii="Verdana" w:hAnsi="Verdana"/>
-          <w:sz w:val="18"/>
-          <w:szCs w:val="18"/>
-        </w:rPr>
-        <w:t xml:space="preserve"> project stage</w:t>
-      </w:r>
-      <w:r>
-        <w:rPr>
-          <w:rFonts w:ascii="Verdana" w:hAnsi="Verdana"/>
-          <w:sz w:val="18"/>
-          <w:szCs w:val="18"/>
-        </w:rPr>
-        <w:t>s, meaning research and practice.</w:t>
-      </w:r>
-    </w:p>
-    <w:p>
-      <w:pPr>
+        <w:t>Artifact improvements</w:t>
+      </w:r>
+    </w:p>
+    <w:p>
+      <w:pPr>
+        <w:pStyle w:val="ListParagraph"/>
+        <w:numPr>
+          <w:ilvl w:val="0"/>
+          <w:numId w:val="11"/>
+        </w:numPr>
         <w:jc w:val="both"/>
         <w:rPr>
           <w:rFonts w:ascii="Verdana" w:hAnsi="Verdana"/>
@@ -3971,9 +4946,22 @@
           <w:szCs w:val="18"/>
         </w:rPr>
       </w:pPr>
-    </w:p>
-    <w:p>
-      <w:pPr>
+      <w:r>
+        <w:rPr>
+          <w:rFonts w:ascii="Verdana" w:hAnsi="Verdana"/>
+          <w:sz w:val="18"/>
+          <w:szCs w:val="18"/>
+        </w:rPr>
+        <w:t>Playtesting</w:t>
+      </w:r>
+    </w:p>
+    <w:p>
+      <w:pPr>
+        <w:pStyle w:val="ListParagraph"/>
+        <w:numPr>
+          <w:ilvl w:val="0"/>
+          <w:numId w:val="11"/>
+        </w:numPr>
         <w:jc w:val="both"/>
         <w:rPr>
           <w:rFonts w:ascii="Verdana" w:hAnsi="Verdana"/>
@@ -3987,148 +4975,16 @@
           <w:sz w:val="18"/>
           <w:szCs w:val="18"/>
         </w:rPr>
-        <w:t xml:space="preserve">What you may need to mention </w:t>
-      </w:r>
-      <w:r>
-        <w:rPr>
-          <w:rFonts w:ascii="Verdana" w:hAnsi="Verdana"/>
-          <w:sz w:val="18"/>
-          <w:szCs w:val="18"/>
-        </w:rPr>
-        <w:t>in this section (depending on each project)</w:t>
-      </w:r>
-      <w:r>
-        <w:rPr>
-          <w:rFonts w:ascii="Verdana" w:hAnsi="Verdana"/>
-          <w:sz w:val="18"/>
-          <w:szCs w:val="18"/>
-        </w:rPr>
-        <w:t xml:space="preserve"> is</w:t>
-      </w:r>
-      <w:r>
-        <w:rPr>
-          <w:rFonts w:ascii="Verdana" w:hAnsi="Verdana"/>
-          <w:sz w:val="18"/>
-          <w:szCs w:val="18"/>
-        </w:rPr>
-        <w:t xml:space="preserve"> data collection, data storage,</w:t>
-      </w:r>
-      <w:r>
-        <w:rPr>
-          <w:rFonts w:ascii="Verdana" w:hAnsi="Verdana"/>
-          <w:sz w:val="18"/>
-          <w:szCs w:val="18"/>
-        </w:rPr>
-        <w:t xml:space="preserve"> data disposal, gaining informed participant consent, respecting privacy, not causing harm</w:t>
-      </w:r>
-      <w:r>
-        <w:rPr>
-          <w:rFonts w:ascii="Verdana" w:hAnsi="Verdana"/>
-          <w:sz w:val="18"/>
-          <w:szCs w:val="18"/>
-        </w:rPr>
-        <w:t xml:space="preserve"> either directly or </w:t>
-      </w:r>
-      <w:r>
-        <w:rPr>
-          <w:rFonts w:ascii="Verdana" w:hAnsi="Verdana"/>
-          <w:sz w:val="18"/>
-          <w:szCs w:val="18"/>
-        </w:rPr>
-        <w:t xml:space="preserve">indirectly </w:t>
-      </w:r>
-      <w:r>
-        <w:rPr>
-          <w:rFonts w:ascii="Verdana" w:hAnsi="Verdana"/>
-          <w:sz w:val="18"/>
-          <w:szCs w:val="18"/>
-        </w:rPr>
-        <w:t xml:space="preserve">through your project work, </w:t>
-      </w:r>
-      <w:r>
-        <w:rPr>
-          <w:rFonts w:ascii="Verdana" w:hAnsi="Verdana"/>
-          <w:sz w:val="18"/>
-          <w:szCs w:val="18"/>
-        </w:rPr>
-        <w:t xml:space="preserve">as well as </w:t>
-      </w:r>
-      <w:r>
-        <w:rPr>
-          <w:rFonts w:ascii="Verdana" w:hAnsi="Verdana"/>
-          <w:sz w:val="18"/>
-          <w:szCs w:val="18"/>
-        </w:rPr>
-        <w:t xml:space="preserve">how you were </w:t>
-      </w:r>
-      <w:r>
-        <w:rPr>
-          <w:rFonts w:ascii="Verdana" w:hAnsi="Verdana"/>
-          <w:sz w:val="18"/>
-          <w:szCs w:val="18"/>
-        </w:rPr>
-        <w:t>working to professional guidelines and standards.</w:t>
-      </w:r>
-      <w:r>
-        <w:rPr>
-          <w:rFonts w:ascii="Verdana" w:hAnsi="Verdana"/>
-          <w:sz w:val="18"/>
-          <w:szCs w:val="18"/>
-        </w:rPr>
-        <w:t xml:space="preserve"> </w:t>
-      </w:r>
-      <w:r>
-        <w:rPr>
-          <w:rFonts w:ascii="Verdana" w:hAnsi="Verdana"/>
-          <w:sz w:val="18"/>
-          <w:szCs w:val="18"/>
-        </w:rPr>
-        <w:t xml:space="preserve">Non-disclosure agreements, intellectual property </w:t>
-      </w:r>
-      <w:r>
-        <w:rPr>
-          <w:rFonts w:ascii="Verdana" w:hAnsi="Verdana"/>
-          <w:sz w:val="18"/>
-          <w:szCs w:val="18"/>
-        </w:rPr>
-        <w:t xml:space="preserve">rights </w:t>
-      </w:r>
-      <w:r>
-        <w:rPr>
-          <w:rFonts w:ascii="Verdana" w:hAnsi="Verdana"/>
-          <w:sz w:val="18"/>
-          <w:szCs w:val="18"/>
-        </w:rPr>
-        <w:t xml:space="preserve">or copyright issues also </w:t>
-      </w:r>
-      <w:r>
-        <w:rPr>
-          <w:rFonts w:ascii="Verdana" w:hAnsi="Verdana"/>
-          <w:sz w:val="18"/>
-          <w:szCs w:val="18"/>
-        </w:rPr>
-        <w:t xml:space="preserve">need to </w:t>
-      </w:r>
-      <w:r>
-        <w:rPr>
-          <w:rFonts w:ascii="Verdana" w:hAnsi="Verdana"/>
-          <w:sz w:val="18"/>
-          <w:szCs w:val="18"/>
-        </w:rPr>
-        <w:t>be dealt with here.</w:t>
-      </w:r>
-    </w:p>
-    <w:p>
-      <w:pPr>
-        <w:rPr>
-          <w:rFonts w:ascii="Verdana" w:hAnsi="Verdana"/>
-          <w:sz w:val="18"/>
-          <w:szCs w:val="18"/>
-        </w:rPr>
-      </w:pPr>
-    </w:p>
-    <w:p>
-      <w:pPr>
+        <w:t>Artifact iterations</w:t>
+      </w:r>
+    </w:p>
+    <w:p>
+      <w:pPr>
+        <w:pStyle w:val="ListParagraph"/>
+        <w:numPr>
+          <w:ilvl w:val="0"/>
+          <w:numId w:val="11"/>
+        </w:numPr>
         <w:jc w:val="both"/>
         <w:rPr>
           <w:rFonts w:ascii="Verdana" w:hAnsi="Verdana"/>
@@ -4142,51 +4998,16 @@
           <w:sz w:val="18"/>
           <w:szCs w:val="18"/>
         </w:rPr>
-        <w:t xml:space="preserve">Write a summary </w:t>
-      </w:r>
-      <w:r>
-        <w:rPr>
-          <w:rFonts w:ascii="Verdana" w:hAnsi="Verdana"/>
-          <w:sz w:val="18"/>
-          <w:szCs w:val="18"/>
-        </w:rPr>
-        <w:t>of the most important findings</w:t>
-      </w:r>
-      <w:r>
-        <w:rPr>
-          <w:rFonts w:ascii="Verdana" w:hAnsi="Verdana"/>
-          <w:sz w:val="18"/>
-          <w:szCs w:val="18"/>
-        </w:rPr>
-        <w:t xml:space="preserve"> </w:t>
-      </w:r>
-      <w:r>
-        <w:rPr>
-          <w:rFonts w:ascii="Verdana" w:hAnsi="Verdana"/>
-          <w:sz w:val="18"/>
-          <w:szCs w:val="18"/>
-        </w:rPr>
-        <w:t xml:space="preserve">of </w:t>
-      </w:r>
-      <w:r>
-        <w:rPr>
-          <w:rFonts w:ascii="Verdana" w:hAnsi="Verdana"/>
-          <w:sz w:val="18"/>
-          <w:szCs w:val="18"/>
-        </w:rPr>
-        <w:t>the research</w:t>
-      </w:r>
-      <w:r>
-        <w:rPr>
-          <w:rFonts w:ascii="Verdana" w:hAnsi="Verdana"/>
-          <w:sz w:val="18"/>
-          <w:szCs w:val="18"/>
-        </w:rPr>
-        <w:t xml:space="preserve"> phase and explain how exactly each of these findings will influence the follow-on stages of the project. </w:t>
-      </w:r>
-    </w:p>
-    <w:p>
-      <w:pPr>
+        <w:t>Playtesting</w:t>
+      </w:r>
+    </w:p>
+    <w:p>
+      <w:pPr>
+        <w:pStyle w:val="ListParagraph"/>
+        <w:numPr>
+          <w:ilvl w:val="0"/>
+          <w:numId w:val="11"/>
+        </w:numPr>
         <w:jc w:val="both"/>
         <w:rPr>
           <w:rFonts w:ascii="Verdana" w:hAnsi="Verdana"/>
@@ -4194,13 +5015,21 @@
           <w:szCs w:val="18"/>
         </w:rPr>
       </w:pPr>
-    </w:p>
-    <w:p>
-      <w:pPr>
+      <w:r>
+        <w:rPr>
+          <w:rFonts w:ascii="Verdana" w:hAnsi="Verdana"/>
+          <w:sz w:val="18"/>
+          <w:szCs w:val="18"/>
+        </w:rPr>
+        <w:t>Data collection and management</w:t>
+      </w:r>
+    </w:p>
+    <w:p>
+      <w:pPr>
+        <w:ind w:left="360"/>
         <w:jc w:val="both"/>
         <w:rPr>
           <w:rFonts w:ascii="Verdana" w:hAnsi="Verdana"/>
-          <w:b/>
           <w:sz w:val="18"/>
           <w:szCs w:val="18"/>
         </w:rPr>
@@ -4215,66 +5044,6 @@
           <w:szCs w:val="18"/>
         </w:rPr>
       </w:pPr>
-      <w:r>
-        <w:rPr>
-          <w:rFonts w:ascii="Verdana" w:hAnsi="Verdana"/>
-          <w:b/>
-          <w:sz w:val="18"/>
-          <w:szCs w:val="18"/>
-        </w:rPr>
-        <w:t>5</w:t>
-      </w:r>
-      <w:r>
-        <w:rPr>
-          <w:rFonts w:ascii="Verdana" w:hAnsi="Verdana"/>
-          <w:b/>
-          <w:sz w:val="18"/>
-          <w:szCs w:val="18"/>
-        </w:rPr>
-        <w:t xml:space="preserve">. </w:t>
-      </w:r>
-      <w:r>
-        <w:rPr>
-          <w:rFonts w:ascii="Verdana" w:hAnsi="Verdana"/>
-          <w:b/>
-          <w:sz w:val="18"/>
-          <w:szCs w:val="18"/>
-        </w:rPr>
-        <w:t xml:space="preserve">Practice </w:t>
-      </w:r>
-      <w:r>
-        <w:rPr>
-          <w:rFonts w:ascii="Verdana" w:hAnsi="Verdana"/>
-          <w:bCs/>
-          <w:sz w:val="18"/>
-          <w:szCs w:val="18"/>
-        </w:rPr>
-        <w:t>~</w:t>
-      </w:r>
-      <w:r>
-        <w:rPr>
-          <w:rFonts w:ascii="Verdana" w:hAnsi="Verdana"/>
-          <w:sz w:val="18"/>
-          <w:szCs w:val="18"/>
-        </w:rPr>
-        <w:t>25</w:t>
-      </w:r>
-      <w:r>
-        <w:rPr>
-          <w:rFonts w:ascii="Verdana" w:hAnsi="Verdana"/>
-          <w:sz w:val="18"/>
-          <w:szCs w:val="18"/>
-        </w:rPr>
-        <w:t>00</w:t>
-      </w:r>
-      <w:r>
-        <w:rPr>
-          <w:rFonts w:ascii="Verdana" w:hAnsi="Verdana"/>
-          <w:sz w:val="18"/>
-          <w:szCs w:val="18"/>
-        </w:rPr>
-        <w:t xml:space="preserve"> words</w:t>
-      </w:r>
     </w:p>
     <w:p>
       <w:pPr>
@@ -6208,7 +6977,6 @@
           <w:szCs w:val="18"/>
           <w:lang w:val="en-US"/>
         </w:rPr>
-        <w:lastRenderedPageBreak/>
         <mc:AlternateContent>
           <mc:Choice Requires="wps">
             <w:drawing>
@@ -6246,7 +7014,7 @@
                         <a:effectLst/>
                         <a:extLst>
                           <a:ext uri="{C572A759-6A51-4108-AA02-DFA0A04FC94B}">
-                            <ma14:wrappingTextBoxFlag xmlns="" xmlns:mo="http://schemas.microsoft.com/office/mac/office/2008/main" xmlns:mv="urn:schemas-microsoft-com:mac:vml" xmlns:o="urn:schemas-microsoft-com:office:office" xmlns:v="urn:schemas-microsoft-com:vml" xmlns:w10="urn:schemas-microsoft-com:office:word" xmlns:w="http://schemas.openxmlformats.org/wordprocessingml/2006/main" xmlns:ma14="http://schemas.microsoft.com/office/mac/drawingml/2011/main"/>
+                            <ma14:wrappingTextBoxFlag xmlns:ma14="http://schemas.microsoft.com/office/mac/drawingml/2011/main" xmlns:w="http://schemas.openxmlformats.org/wordprocessingml/2006/main" xmlns:w10="urn:schemas-microsoft-com:office:word" xmlns:v="urn:schemas-microsoft-com:vml" xmlns:o="urn:schemas-microsoft-com:office:office" xmlns:mv="urn:schemas-microsoft-com:mac:vml" xmlns:mo="http://schemas.microsoft.com/office/mac/office/2008/main" xmlns=""/>
                           </a:ext>
                         </a:extLst>
                       </wps:spPr>
@@ -7858,7 +8626,15 @@
           <w:sz w:val="18"/>
           <w:szCs w:val="18"/>
         </w:rPr>
-        <w:t xml:space="preserve">longer-term future </w:t>
+        <w:t xml:space="preserve">longer-term </w:t>
+      </w:r>
+      <w:r>
+        <w:rPr>
+          <w:rFonts w:ascii="Verdana" w:hAnsi="Verdana"/>
+          <w:sz w:val="18"/>
+          <w:szCs w:val="18"/>
+        </w:rPr>
+        <w:t xml:space="preserve">future </w:t>
       </w:r>
       <w:r>
         <w:rPr>
@@ -8996,7 +9772,6 @@
           <w:sz w:val="18"/>
           <w:szCs w:val="18"/>
         </w:rPr>
-        <w:lastRenderedPageBreak/>
         <w:t>This is a l</w:t>
       </w:r>
       <w:r>
@@ -9250,6 +10025,7 @@
           <w:sz w:val="18"/>
           <w:szCs w:val="18"/>
         </w:rPr>
+        <w:lastRenderedPageBreak/>
         <w:t xml:space="preserve">Ethics: participant </w:t>
       </w:r>
       <w:r>
@@ -10655,6 +11431,92 @@
     </w:lvl>
   </w:abstractNum>
   <w:abstractNum w:abstractNumId="4" w15:restartNumberingAfterBreak="0">
+    <w:nsid w:val="25C77CE5"/>
+    <w:multiLevelType w:val="hybridMultilevel"/>
+    <w:tmpl w:val="80583230"/>
+    <w:lvl w:ilvl="0" w:tplc="0809000F">
+      <w:start w:val="1"/>
+      <w:numFmt w:val="decimal"/>
+      <w:lvlText w:val="%1."/>
+      <w:lvlJc w:val="left"/>
+      <w:pPr>
+        <w:ind w:left="720" w:hanging="360"/>
+      </w:pPr>
+    </w:lvl>
+    <w:lvl w:ilvl="1" w:tplc="08090019" w:tentative="1">
+      <w:start w:val="1"/>
+      <w:numFmt w:val="lowerLetter"/>
+      <w:lvlText w:val="%2."/>
+      <w:lvlJc w:val="left"/>
+      <w:pPr>
+        <w:ind w:left="1440" w:hanging="360"/>
+      </w:pPr>
+    </w:lvl>
+    <w:lvl w:ilvl="2" w:tplc="0809001B" w:tentative="1">
+      <w:start w:val="1"/>
+      <w:numFmt w:val="lowerRoman"/>
+      <w:lvlText w:val="%3."/>
+      <w:lvlJc w:val="right"/>
+      <w:pPr>
+        <w:ind w:left="2160" w:hanging="180"/>
+      </w:pPr>
+    </w:lvl>
+    <w:lvl w:ilvl="3" w:tplc="0809000F" w:tentative="1">
+      <w:start w:val="1"/>
+      <w:numFmt w:val="decimal"/>
+      <w:lvlText w:val="%4."/>
+      <w:lvlJc w:val="left"/>
+      <w:pPr>
+        <w:ind w:left="2880" w:hanging="360"/>
+      </w:pPr>
+    </w:lvl>
+    <w:lvl w:ilvl="4" w:tplc="08090019" w:tentative="1">
+      <w:start w:val="1"/>
+      <w:numFmt w:val="lowerLetter"/>
+      <w:lvlText w:val="%5."/>
+      <w:lvlJc w:val="left"/>
+      <w:pPr>
+        <w:ind w:left="3600" w:hanging="360"/>
+      </w:pPr>
+    </w:lvl>
+    <w:lvl w:ilvl="5" w:tplc="0809001B" w:tentative="1">
+      <w:start w:val="1"/>
+      <w:numFmt w:val="lowerRoman"/>
+      <w:lvlText w:val="%6."/>
+      <w:lvlJc w:val="right"/>
+      <w:pPr>
+        <w:ind w:left="4320" w:hanging="180"/>
+      </w:pPr>
+    </w:lvl>
+    <w:lvl w:ilvl="6" w:tplc="0809000F" w:tentative="1">
+      <w:start w:val="1"/>
+      <w:numFmt w:val="decimal"/>
+      <w:lvlText w:val="%7."/>
+      <w:lvlJc w:val="left"/>
+      <w:pPr>
+        <w:ind w:left="5040" w:hanging="360"/>
+      </w:pPr>
+    </w:lvl>
+    <w:lvl w:ilvl="7" w:tplc="08090019" w:tentative="1">
+      <w:start w:val="1"/>
+      <w:numFmt w:val="lowerLetter"/>
+      <w:lvlText w:val="%8."/>
+      <w:lvlJc w:val="left"/>
+      <w:pPr>
+        <w:ind w:left="5760" w:hanging="360"/>
+      </w:pPr>
+    </w:lvl>
+    <w:lvl w:ilvl="8" w:tplc="0809001B" w:tentative="1">
+      <w:start w:val="1"/>
+      <w:numFmt w:val="lowerRoman"/>
+      <w:lvlText w:val="%9."/>
+      <w:lvlJc w:val="right"/>
+      <w:pPr>
+        <w:ind w:left="6480" w:hanging="180"/>
+      </w:pPr>
+    </w:lvl>
+  </w:abstractNum>
+  <w:abstractNum w:abstractNumId="5" w15:restartNumberingAfterBreak="0">
     <w:nsid w:val="25D63530"/>
     <w:multiLevelType w:val="hybridMultilevel"/>
     <w:tmpl w:val="2DB02EAC"/>
@@ -10747,7 +11609,233 @@
       </w:pPr>
     </w:lvl>
   </w:abstractNum>
-  <w:abstractNum w:abstractNumId="5" w15:restartNumberingAfterBreak="0">
+  <w:abstractNum w:abstractNumId="6" w15:restartNumberingAfterBreak="0">
+    <w:nsid w:val="297644F5"/>
+    <w:multiLevelType w:val="hybridMultilevel"/>
+    <w:tmpl w:val="93CEDB94"/>
+    <w:lvl w:ilvl="0" w:tplc="08090001">
+      <w:start w:val="1"/>
+      <w:numFmt w:val="bullet"/>
+      <w:lvlText w:val=""/>
+      <w:lvlJc w:val="left"/>
+      <w:pPr>
+        <w:ind w:left="720" w:hanging="360"/>
+      </w:pPr>
+      <w:rPr>
+        <w:rFonts w:ascii="Symbol" w:hAnsi="Symbol" w:hint="default"/>
+      </w:rPr>
+    </w:lvl>
+    <w:lvl w:ilvl="1" w:tplc="08090003" w:tentative="1">
+      <w:start w:val="1"/>
+      <w:numFmt w:val="bullet"/>
+      <w:lvlText w:val="o"/>
+      <w:lvlJc w:val="left"/>
+      <w:pPr>
+        <w:ind w:left="1440" w:hanging="360"/>
+      </w:pPr>
+      <w:rPr>
+        <w:rFonts w:ascii="Courier New" w:hAnsi="Courier New" w:cs="Courier New" w:hint="default"/>
+      </w:rPr>
+    </w:lvl>
+    <w:lvl w:ilvl="2" w:tplc="08090005" w:tentative="1">
+      <w:start w:val="1"/>
+      <w:numFmt w:val="bullet"/>
+      <w:lvlText w:val=""/>
+      <w:lvlJc w:val="left"/>
+      <w:pPr>
+        <w:ind w:left="2160" w:hanging="360"/>
+      </w:pPr>
+      <w:rPr>
+        <w:rFonts w:ascii="Wingdings" w:hAnsi="Wingdings" w:hint="default"/>
+      </w:rPr>
+    </w:lvl>
+    <w:lvl w:ilvl="3" w:tplc="08090001" w:tentative="1">
+      <w:start w:val="1"/>
+      <w:numFmt w:val="bullet"/>
+      <w:lvlText w:val=""/>
+      <w:lvlJc w:val="left"/>
+      <w:pPr>
+        <w:ind w:left="2880" w:hanging="360"/>
+      </w:pPr>
+      <w:rPr>
+        <w:rFonts w:ascii="Symbol" w:hAnsi="Symbol" w:hint="default"/>
+      </w:rPr>
+    </w:lvl>
+    <w:lvl w:ilvl="4" w:tplc="08090003" w:tentative="1">
+      <w:start w:val="1"/>
+      <w:numFmt w:val="bullet"/>
+      <w:lvlText w:val="o"/>
+      <w:lvlJc w:val="left"/>
+      <w:pPr>
+        <w:ind w:left="3600" w:hanging="360"/>
+      </w:pPr>
+      <w:rPr>
+        <w:rFonts w:ascii="Courier New" w:hAnsi="Courier New" w:cs="Courier New" w:hint="default"/>
+      </w:rPr>
+    </w:lvl>
+    <w:lvl w:ilvl="5" w:tplc="08090005" w:tentative="1">
+      <w:start w:val="1"/>
+      <w:numFmt w:val="bullet"/>
+      <w:lvlText w:val=""/>
+      <w:lvlJc w:val="left"/>
+      <w:pPr>
+        <w:ind w:left="4320" w:hanging="360"/>
+      </w:pPr>
+      <w:rPr>
+        <w:rFonts w:ascii="Wingdings" w:hAnsi="Wingdings" w:hint="default"/>
+      </w:rPr>
+    </w:lvl>
+    <w:lvl w:ilvl="6" w:tplc="08090001" w:tentative="1">
+      <w:start w:val="1"/>
+      <w:numFmt w:val="bullet"/>
+      <w:lvlText w:val=""/>
+      <w:lvlJc w:val="left"/>
+      <w:pPr>
+        <w:ind w:left="5040" w:hanging="360"/>
+      </w:pPr>
+      <w:rPr>
+        <w:rFonts w:ascii="Symbol" w:hAnsi="Symbol" w:hint="default"/>
+      </w:rPr>
+    </w:lvl>
+    <w:lvl w:ilvl="7" w:tplc="08090003" w:tentative="1">
+      <w:start w:val="1"/>
+      <w:numFmt w:val="bullet"/>
+      <w:lvlText w:val="o"/>
+      <w:lvlJc w:val="left"/>
+      <w:pPr>
+        <w:ind w:left="5760" w:hanging="360"/>
+      </w:pPr>
+      <w:rPr>
+        <w:rFonts w:ascii="Courier New" w:hAnsi="Courier New" w:cs="Courier New" w:hint="default"/>
+      </w:rPr>
+    </w:lvl>
+    <w:lvl w:ilvl="8" w:tplc="08090005" w:tentative="1">
+      <w:start w:val="1"/>
+      <w:numFmt w:val="bullet"/>
+      <w:lvlText w:val=""/>
+      <w:lvlJc w:val="left"/>
+      <w:pPr>
+        <w:ind w:left="6480" w:hanging="360"/>
+      </w:pPr>
+      <w:rPr>
+        <w:rFonts w:ascii="Wingdings" w:hAnsi="Wingdings" w:hint="default"/>
+      </w:rPr>
+    </w:lvl>
+  </w:abstractNum>
+  <w:abstractNum w:abstractNumId="7" w15:restartNumberingAfterBreak="0">
+    <w:nsid w:val="308A67DA"/>
+    <w:multiLevelType w:val="hybridMultilevel"/>
+    <w:tmpl w:val="D7CE906C"/>
+    <w:lvl w:ilvl="0" w:tplc="08090001">
+      <w:start w:val="1"/>
+      <w:numFmt w:val="bullet"/>
+      <w:lvlText w:val=""/>
+      <w:lvlJc w:val="left"/>
+      <w:pPr>
+        <w:ind w:left="720" w:hanging="360"/>
+      </w:pPr>
+      <w:rPr>
+        <w:rFonts w:ascii="Symbol" w:hAnsi="Symbol" w:hint="default"/>
+      </w:rPr>
+    </w:lvl>
+    <w:lvl w:ilvl="1" w:tplc="08090003" w:tentative="1">
+      <w:start w:val="1"/>
+      <w:numFmt w:val="bullet"/>
+      <w:lvlText w:val="o"/>
+      <w:lvlJc w:val="left"/>
+      <w:pPr>
+        <w:ind w:left="1440" w:hanging="360"/>
+      </w:pPr>
+      <w:rPr>
+        <w:rFonts w:ascii="Courier New" w:hAnsi="Courier New" w:cs="Courier New" w:hint="default"/>
+      </w:rPr>
+    </w:lvl>
+    <w:lvl w:ilvl="2" w:tplc="08090005" w:tentative="1">
+      <w:start w:val="1"/>
+      <w:numFmt w:val="bullet"/>
+      <w:lvlText w:val=""/>
+      <w:lvlJc w:val="left"/>
+      <w:pPr>
+        <w:ind w:left="2160" w:hanging="360"/>
+      </w:pPr>
+      <w:rPr>
+        <w:rFonts w:ascii="Wingdings" w:hAnsi="Wingdings" w:hint="default"/>
+      </w:rPr>
+    </w:lvl>
+    <w:lvl w:ilvl="3" w:tplc="08090001" w:tentative="1">
+      <w:start w:val="1"/>
+      <w:numFmt w:val="bullet"/>
+      <w:lvlText w:val=""/>
+      <w:lvlJc w:val="left"/>
+      <w:pPr>
+        <w:ind w:left="2880" w:hanging="360"/>
+      </w:pPr>
+      <w:rPr>
+        <w:rFonts w:ascii="Symbol" w:hAnsi="Symbol" w:hint="default"/>
+      </w:rPr>
+    </w:lvl>
+    <w:lvl w:ilvl="4" w:tplc="08090003" w:tentative="1">
+      <w:start w:val="1"/>
+      <w:numFmt w:val="bullet"/>
+      <w:lvlText w:val="o"/>
+      <w:lvlJc w:val="left"/>
+      <w:pPr>
+        <w:ind w:left="3600" w:hanging="360"/>
+      </w:pPr>
+      <w:rPr>
+        <w:rFonts w:ascii="Courier New" w:hAnsi="Courier New" w:cs="Courier New" w:hint="default"/>
+      </w:rPr>
+    </w:lvl>
+    <w:lvl w:ilvl="5" w:tplc="08090005" w:tentative="1">
+      <w:start w:val="1"/>
+      <w:numFmt w:val="bullet"/>
+      <w:lvlText w:val=""/>
+      <w:lvlJc w:val="left"/>
+      <w:pPr>
+        <w:ind w:left="4320" w:hanging="360"/>
+      </w:pPr>
+      <w:rPr>
+        <w:rFonts w:ascii="Wingdings" w:hAnsi="Wingdings" w:hint="default"/>
+      </w:rPr>
+    </w:lvl>
+    <w:lvl w:ilvl="6" w:tplc="08090001" w:tentative="1">
+      <w:start w:val="1"/>
+      <w:numFmt w:val="bullet"/>
+      <w:lvlText w:val=""/>
+      <w:lvlJc w:val="left"/>
+      <w:pPr>
+        <w:ind w:left="5040" w:hanging="360"/>
+      </w:pPr>
+      <w:rPr>
+        <w:rFonts w:ascii="Symbol" w:hAnsi="Symbol" w:hint="default"/>
+      </w:rPr>
+    </w:lvl>
+    <w:lvl w:ilvl="7" w:tplc="08090003" w:tentative="1">
+      <w:start w:val="1"/>
+      <w:numFmt w:val="bullet"/>
+      <w:lvlText w:val="o"/>
+      <w:lvlJc w:val="left"/>
+      <w:pPr>
+        <w:ind w:left="5760" w:hanging="360"/>
+      </w:pPr>
+      <w:rPr>
+        <w:rFonts w:ascii="Courier New" w:hAnsi="Courier New" w:cs="Courier New" w:hint="default"/>
+      </w:rPr>
+    </w:lvl>
+    <w:lvl w:ilvl="8" w:tplc="08090005" w:tentative="1">
+      <w:start w:val="1"/>
+      <w:numFmt w:val="bullet"/>
+      <w:lvlText w:val=""/>
+      <w:lvlJc w:val="left"/>
+      <w:pPr>
+        <w:ind w:left="6480" w:hanging="360"/>
+      </w:pPr>
+      <w:rPr>
+        <w:rFonts w:ascii="Wingdings" w:hAnsi="Wingdings" w:hint="default"/>
+      </w:rPr>
+    </w:lvl>
+  </w:abstractNum>
+  <w:abstractNum w:abstractNumId="8" w15:restartNumberingAfterBreak="0">
     <w:nsid w:val="6C9A26E8"/>
     <w:multiLevelType w:val="hybridMultilevel"/>
     <w:tmpl w:val="87BA9472"/>
@@ -10860,7 +11948,93 @@
       </w:rPr>
     </w:lvl>
   </w:abstractNum>
-  <w:abstractNum w:abstractNumId="6" w15:restartNumberingAfterBreak="0">
+  <w:abstractNum w:abstractNumId="9" w15:restartNumberingAfterBreak="0">
+    <w:nsid w:val="733C1702"/>
+    <w:multiLevelType w:val="hybridMultilevel"/>
+    <w:tmpl w:val="DB8AB832"/>
+    <w:lvl w:ilvl="0" w:tplc="0809000F">
+      <w:start w:val="1"/>
+      <w:numFmt w:val="decimal"/>
+      <w:lvlText w:val="%1."/>
+      <w:lvlJc w:val="left"/>
+      <w:pPr>
+        <w:ind w:left="720" w:hanging="360"/>
+      </w:pPr>
+    </w:lvl>
+    <w:lvl w:ilvl="1" w:tplc="08090019" w:tentative="1">
+      <w:start w:val="1"/>
+      <w:numFmt w:val="lowerLetter"/>
+      <w:lvlText w:val="%2."/>
+      <w:lvlJc w:val="left"/>
+      <w:pPr>
+        <w:ind w:left="1440" w:hanging="360"/>
+      </w:pPr>
+    </w:lvl>
+    <w:lvl w:ilvl="2" w:tplc="0809001B" w:tentative="1">
+      <w:start w:val="1"/>
+      <w:numFmt w:val="lowerRoman"/>
+      <w:lvlText w:val="%3."/>
+      <w:lvlJc w:val="right"/>
+      <w:pPr>
+        <w:ind w:left="2160" w:hanging="180"/>
+      </w:pPr>
+    </w:lvl>
+    <w:lvl w:ilvl="3" w:tplc="0809000F" w:tentative="1">
+      <w:start w:val="1"/>
+      <w:numFmt w:val="decimal"/>
+      <w:lvlText w:val="%4."/>
+      <w:lvlJc w:val="left"/>
+      <w:pPr>
+        <w:ind w:left="2880" w:hanging="360"/>
+      </w:pPr>
+    </w:lvl>
+    <w:lvl w:ilvl="4" w:tplc="08090019" w:tentative="1">
+      <w:start w:val="1"/>
+      <w:numFmt w:val="lowerLetter"/>
+      <w:lvlText w:val="%5."/>
+      <w:lvlJc w:val="left"/>
+      <w:pPr>
+        <w:ind w:left="3600" w:hanging="360"/>
+      </w:pPr>
+    </w:lvl>
+    <w:lvl w:ilvl="5" w:tplc="0809001B" w:tentative="1">
+      <w:start w:val="1"/>
+      <w:numFmt w:val="lowerRoman"/>
+      <w:lvlText w:val="%6."/>
+      <w:lvlJc w:val="right"/>
+      <w:pPr>
+        <w:ind w:left="4320" w:hanging="180"/>
+      </w:pPr>
+    </w:lvl>
+    <w:lvl w:ilvl="6" w:tplc="0809000F" w:tentative="1">
+      <w:start w:val="1"/>
+      <w:numFmt w:val="decimal"/>
+      <w:lvlText w:val="%7."/>
+      <w:lvlJc w:val="left"/>
+      <w:pPr>
+        <w:ind w:left="5040" w:hanging="360"/>
+      </w:pPr>
+    </w:lvl>
+    <w:lvl w:ilvl="7" w:tplc="08090019" w:tentative="1">
+      <w:start w:val="1"/>
+      <w:numFmt w:val="lowerLetter"/>
+      <w:lvlText w:val="%8."/>
+      <w:lvlJc w:val="left"/>
+      <w:pPr>
+        <w:ind w:left="5760" w:hanging="360"/>
+      </w:pPr>
+    </w:lvl>
+    <w:lvl w:ilvl="8" w:tplc="0809001B" w:tentative="1">
+      <w:start w:val="1"/>
+      <w:numFmt w:val="lowerRoman"/>
+      <w:lvlText w:val="%9."/>
+      <w:lvlJc w:val="right"/>
+      <w:pPr>
+        <w:ind w:left="6480" w:hanging="180"/>
+      </w:pPr>
+    </w:lvl>
+  </w:abstractNum>
+  <w:abstractNum w:abstractNumId="10" w15:restartNumberingAfterBreak="0">
     <w:nsid w:val="73776DC2"/>
     <w:multiLevelType w:val="hybridMultilevel"/>
     <w:tmpl w:val="E018A2FE"/>
@@ -10974,16 +12148,16 @@
     </w:lvl>
   </w:abstractNum>
   <w:num w:numId="1" w16cid:durableId="1017195603">
-    <w:abstractNumId w:val="4"/>
+    <w:abstractNumId w:val="5"/>
   </w:num>
   <w:num w:numId="2" w16cid:durableId="2015305648">
     <w:abstractNumId w:val="3"/>
   </w:num>
   <w:num w:numId="3" w16cid:durableId="155387266">
-    <w:abstractNumId w:val="5"/>
+    <w:abstractNumId w:val="8"/>
   </w:num>
   <w:num w:numId="4" w16cid:durableId="899709632">
-    <w:abstractNumId w:val="6"/>
+    <w:abstractNumId w:val="10"/>
   </w:num>
   <w:num w:numId="5" w16cid:durableId="708459630">
     <w:abstractNumId w:val="0"/>
@@ -10993,6 +12167,18 @@
   </w:num>
   <w:num w:numId="7" w16cid:durableId="1548642568">
     <w:abstractNumId w:val="2"/>
+  </w:num>
+  <w:num w:numId="8" w16cid:durableId="735129710">
+    <w:abstractNumId w:val="6"/>
+  </w:num>
+  <w:num w:numId="9" w16cid:durableId="982275468">
+    <w:abstractNumId w:val="7"/>
+  </w:num>
+  <w:num w:numId="10" w16cid:durableId="1518885861">
+    <w:abstractNumId w:val="4"/>
+  </w:num>
+  <w:num w:numId="11" w16cid:durableId="1438520060">
+    <w:abstractNumId w:val="9"/>
   </w:num>
 </w:numbering>
 </file>
@@ -12307,6 +13493,10 @@
 </file>
 
 <file path=customXml/item1.xml><?xml version="1.0" encoding="utf-8"?>
+<b:Sources xmlns:b="http://schemas.openxmlformats.org/officeDocument/2006/bibliography" xmlns="http://schemas.openxmlformats.org/officeDocument/2006/bibliography" SelectedStyle="/APA.XSL" StyleName="APA"/>
+</file>
+
+<file path=customXml/item2.xml><?xml version="1.0" encoding="utf-8"?>
 <?mso-contentType ?>
 <FormTemplates xmlns="http://schemas.microsoft.com/sharepoint/v3/contenttype/forms">
   <Display>DocumentLibraryForm</Display>
@@ -12315,11 +13505,22 @@
 </FormTemplates>
 </file>
 
-<file path=customXml/item2.xml><?xml version="1.0" encoding="utf-8"?>
-<b:Sources xmlns:b="http://schemas.openxmlformats.org/officeDocument/2006/bibliography" xmlns="http://schemas.openxmlformats.org/officeDocument/2006/bibliography" SelectedStyle="/APA.XSL" StyleName="APA"/>
+<file path=customXml/item3.xml><?xml version="1.0" encoding="utf-8"?>
+<p:properties xmlns:p="http://schemas.microsoft.com/office/2006/metadata/properties" xmlns:xsi="http://www.w3.org/2001/XMLSchema-instance" xmlns:pc="http://schemas.microsoft.com/office/infopath/2007/PartnerControls">
+  <documentManagement>
+    <lcf76f155ced4ddcb4097134ff3c332f xmlns="3ca5950f-9dc6-4fa2-8e6b-e8b0d1a55fc5">
+      <Terms xmlns="http://schemas.microsoft.com/office/infopath/2007/PartnerControls"/>
+    </lcf76f155ced4ddcb4097134ff3c332f>
+    <link xmlns="3ca5950f-9dc6-4fa2-8e6b-e8b0d1a55fc5">
+      <Url xsi:nil="true"/>
+      <Description xsi:nil="true"/>
+    </link>
+    <TaxCatchAll xmlns="da5699a2-2791-44c0-bb0a-d0c081c141e6" xsi:nil="true"/>
+  </documentManagement>
+</p:properties>
 </file>
 
-<file path=customXml/item3.xml><?xml version="1.0" encoding="utf-8"?>
+<file path=customXml/item4.xml><?xml version="1.0" encoding="utf-8"?>
 <ct:contentTypeSchema xmlns:ct="http://schemas.microsoft.com/office/2006/metadata/contentType" xmlns:ma="http://schemas.microsoft.com/office/2006/metadata/properties/metaAttributes" ct:_="" ma:_="" ma:contentTypeName="Document" ma:contentTypeID="0x0101001BC1D44B3665304E9EFFB6B26E5C1EDB" ma:contentTypeVersion="17" ma:contentTypeDescription="Create a new document." ma:contentTypeScope="" ma:versionID="ebe7ffaa3beae6c2692551344dbac989">
   <xsd:schema xmlns:xsd="http://www.w3.org/2001/XMLSchema" xmlns:xs="http://www.w3.org/2001/XMLSchema" xmlns:p="http://schemas.microsoft.com/office/2006/metadata/properties" xmlns:ns2="3ca5950f-9dc6-4fa2-8e6b-e8b0d1a55fc5" xmlns:ns3="da5699a2-2791-44c0-bb0a-d0c081c141e6" targetNamespace="http://schemas.microsoft.com/office/2006/metadata/properties" ma:root="true" ma:fieldsID="fbc6f3879e7a0016066cbb62231de351" ns2:_="" ns3:_="">
     <xsd:import namespace="3ca5950f-9dc6-4fa2-8e6b-e8b0d1a55fc5"/>
@@ -12575,22 +13776,15 @@
 </ct:contentTypeSchema>
 </file>
 
-<file path=customXml/item4.xml><?xml version="1.0" encoding="utf-8"?>
-<p:properties xmlns:p="http://schemas.microsoft.com/office/2006/metadata/properties" xmlns:xsi="http://www.w3.org/2001/XMLSchema-instance" xmlns:pc="http://schemas.microsoft.com/office/infopath/2007/PartnerControls">
-  <documentManagement>
-    <lcf76f155ced4ddcb4097134ff3c332f xmlns="3ca5950f-9dc6-4fa2-8e6b-e8b0d1a55fc5">
-      <Terms xmlns="http://schemas.microsoft.com/office/infopath/2007/PartnerControls"/>
-    </lcf76f155ced4ddcb4097134ff3c332f>
-    <link xmlns="3ca5950f-9dc6-4fa2-8e6b-e8b0d1a55fc5">
-      <Url xsi:nil="true"/>
-      <Description xsi:nil="true"/>
-    </link>
-    <TaxCatchAll xmlns="da5699a2-2791-44c0-bb0a-d0c081c141e6" xsi:nil="true"/>
-  </documentManagement>
-</p:properties>
+<file path=customXml/itemProps1.xml><?xml version="1.0" encoding="utf-8"?>
+<ds:datastoreItem xmlns:ds="http://schemas.openxmlformats.org/officeDocument/2006/customXml" ds:itemID="{191EA17E-4FF3-6543-9328-B87A43C2CF01}">
+  <ds:schemaRefs>
+    <ds:schemaRef ds:uri="http://schemas.openxmlformats.org/officeDocument/2006/bibliography"/>
+  </ds:schemaRefs>
+</ds:datastoreItem>
 </file>
 
-<file path=customXml/itemProps1.xml><?xml version="1.0" encoding="utf-8"?>
+<file path=customXml/itemProps2.xml><?xml version="1.0" encoding="utf-8"?>
 <ds:datastoreItem xmlns:ds="http://schemas.openxmlformats.org/officeDocument/2006/customXml" ds:itemID="{CE597715-63E8-4A9F-B3CC-57F27D3DCBFB}">
   <ds:schemaRefs>
     <ds:schemaRef ds:uri="http://schemas.microsoft.com/sharepoint/v3/contenttype/forms"/>
@@ -12598,15 +13792,18 @@
 </ds:datastoreItem>
 </file>
 
-<file path=customXml/itemProps2.xml><?xml version="1.0" encoding="utf-8"?>
-<ds:datastoreItem xmlns:ds="http://schemas.openxmlformats.org/officeDocument/2006/customXml" ds:itemID="{191EA17E-4FF3-6543-9328-B87A43C2CF01}">
+<file path=customXml/itemProps3.xml><?xml version="1.0" encoding="utf-8"?>
+<ds:datastoreItem xmlns:ds="http://schemas.openxmlformats.org/officeDocument/2006/customXml" ds:itemID="{37169F2F-1A49-4A9E-A13A-BBD6F4DE6A1B}">
   <ds:schemaRefs>
-    <ds:schemaRef ds:uri="http://schemas.openxmlformats.org/officeDocument/2006/bibliography"/>
+    <ds:schemaRef ds:uri="http://schemas.microsoft.com/office/2006/metadata/properties"/>
+    <ds:schemaRef ds:uri="http://schemas.microsoft.com/office/infopath/2007/PartnerControls"/>
+    <ds:schemaRef ds:uri="3ca5950f-9dc6-4fa2-8e6b-e8b0d1a55fc5"/>
+    <ds:schemaRef ds:uri="da5699a2-2791-44c0-bb0a-d0c081c141e6"/>
   </ds:schemaRefs>
 </ds:datastoreItem>
 </file>
 
-<file path=customXml/itemProps3.xml><?xml version="1.0" encoding="utf-8"?>
+<file path=customXml/itemProps4.xml><?xml version="1.0" encoding="utf-8"?>
 <ds:datastoreItem xmlns:ds="http://schemas.openxmlformats.org/officeDocument/2006/customXml" ds:itemID="{F6547193-3E93-40A7-96AB-43C0DF37402B}">
   <ds:schemaRefs>
     <ds:schemaRef ds:uri="http://schemas.microsoft.com/office/2006/metadata/contentType"/>
@@ -12623,15 +13820,4 @@
     <ds:schemaRef ds:uri="http://schemas.microsoft.com/internal/obd"/>
   </ds:schemaRefs>
 </ds:datastoreItem>
-</file>
-
-<file path=customXml/itemProps4.xml><?xml version="1.0" encoding="utf-8"?>
-<ds:datastoreItem xmlns:ds="http://schemas.openxmlformats.org/officeDocument/2006/customXml" ds:itemID="{37169F2F-1A49-4A9E-A13A-BBD6F4DE6A1B}">
-  <ds:schemaRefs>
-    <ds:schemaRef ds:uri="http://schemas.microsoft.com/office/2006/metadata/properties"/>
-    <ds:schemaRef ds:uri="http://schemas.microsoft.com/office/infopath/2007/PartnerControls"/>
-    <ds:schemaRef ds:uri="3ca5950f-9dc6-4fa2-8e6b-e8b0d1a55fc5"/>
-    <ds:schemaRef ds:uri="da5699a2-2791-44c0-bb0a-d0c081c141e6"/>
-  </ds:schemaRefs>
-</ds:datastoreItem>
 </file>
--- a/Dis Report.docx
+++ b/Dis Report.docx
@@ -433,27 +433,7 @@
           <w:sz w:val="18"/>
           <w:szCs w:val="18"/>
         </w:rPr>
-        <w:t xml:space="preserve">This project </w:t>
-      </w:r>
-      <w:proofErr w:type="gramStart"/>
-      <w:r>
-        <w:rPr>
-          <w:rFonts w:ascii="Verdana" w:hAnsi="Verdana"/>
-          <w:bCs/>
-          <w:sz w:val="18"/>
-          <w:szCs w:val="18"/>
-        </w:rPr>
-        <w:t>looks into</w:t>
-      </w:r>
-      <w:proofErr w:type="gramEnd"/>
-      <w:r>
-        <w:rPr>
-          <w:rFonts w:ascii="Verdana" w:hAnsi="Verdana"/>
-          <w:bCs/>
-          <w:sz w:val="18"/>
-          <w:szCs w:val="18"/>
-        </w:rPr>
-        <w:t xml:space="preserve"> how developers can improve how they can present new information to players who are new to gaming or their game genre. The project uses Unity, a game development engine to make the artifact used for player testing and applying researched information. Player testing was used to find real world examples of player patterns in gaming which can be used to modify how the game shows the player how to play. </w:t>
+        <w:t xml:space="preserve">This project looks into how developers can improve how they can present new information to players who are new to gaming or their game genre. The project uses Unity, a game development engine to make the artifact used for player testing and applying researched information. Player testing was used to find real world examples of player patterns in gaming which can be used to modify how the game shows the player how to play. </w:t>
       </w:r>
     </w:p>
     <w:p>
@@ -1103,9 +1083,8 @@
           <w:szCs w:val="18"/>
           <w:lang w:val="en-GB"/>
         </w:rPr>
-        <w:t xml:space="preserve"> / administration </w:t>
-      </w:r>
-      <w:proofErr w:type="gramStart"/>
+        <w:t xml:space="preserve"> / administration interface</w:t>
+      </w:r>
       <w:r>
         <w:rPr>
           <w:rFonts w:ascii="Verdana" w:hAnsi="Verdana"/>
@@ -1113,18 +1092,8 @@
           <w:szCs w:val="18"/>
           <w:lang w:val="en-GB"/>
         </w:rPr>
-        <w:t>interface</w:t>
-      </w:r>
-      <w:r>
-        <w:rPr>
-          <w:rFonts w:ascii="Verdana" w:hAnsi="Verdana"/>
-          <w:sz w:val="18"/>
-          <w:szCs w:val="18"/>
-          <w:lang w:val="en-GB"/>
-        </w:rPr>
         <w:t>s</w:t>
       </w:r>
-      <w:proofErr w:type="gramEnd"/>
       <w:r>
         <w:rPr>
           <w:rFonts w:ascii="Verdana" w:hAnsi="Verdana"/>
@@ -2105,25 +2074,14 @@
           <w:szCs w:val="18"/>
         </w:rPr>
       </w:pPr>
-      <w:proofErr w:type="gramStart"/>
-      <w:r>
-        <w:rPr>
-          <w:rFonts w:ascii="Verdana" w:hAnsi="Verdana"/>
-          <w:color w:val="FF0000"/>
-          <w:sz w:val="18"/>
-          <w:szCs w:val="18"/>
-        </w:rPr>
-        <w:t>So</w:t>
-      </w:r>
-      <w:proofErr w:type="gramEnd"/>
-      <w:r>
-        <w:rPr>
-          <w:rFonts w:ascii="Verdana" w:hAnsi="Verdana"/>
-          <w:color w:val="FF0000"/>
-          <w:sz w:val="18"/>
-          <w:szCs w:val="18"/>
-        </w:rPr>
-        <w:t xml:space="preserve"> in this</w:t>
+      <w:r>
+        <w:rPr>
+          <w:rFonts w:ascii="Verdana" w:hAnsi="Verdana"/>
+          <w:color w:val="FF0000"/>
+          <w:sz w:val="18"/>
+          <w:szCs w:val="18"/>
+        </w:rPr>
+        <w:t>So in this</w:t>
       </w:r>
       <w:r>
         <w:rPr>
@@ -2596,27 +2554,7 @@
           <w:szCs w:val="18"/>
         </w:rPr>
         <w:lastRenderedPageBreak/>
-        <w:t xml:space="preserve">pattern recognition. </w:t>
-      </w:r>
-      <w:proofErr w:type="gramStart"/>
-      <w:r>
-        <w:rPr>
-          <w:rFonts w:ascii="Verdana" w:hAnsi="Verdana"/>
-          <w:bCs/>
-          <w:sz w:val="18"/>
-          <w:szCs w:val="18"/>
-        </w:rPr>
-        <w:t>With this in mind, the</w:t>
-      </w:r>
-      <w:proofErr w:type="gramEnd"/>
-      <w:r>
-        <w:rPr>
-          <w:rFonts w:ascii="Verdana" w:hAnsi="Verdana"/>
-          <w:bCs/>
-          <w:sz w:val="18"/>
-          <w:szCs w:val="18"/>
-        </w:rPr>
-        <w:t xml:space="preserve"> project came up with these questions to research in assisting the artifacts second iteration </w:t>
+        <w:t xml:space="preserve">pattern recognition. With this in mind, the project came up with these questions to research in assisting the artifacts second iteration </w:t>
       </w:r>
       <w:r>
         <w:rPr>
@@ -2917,48 +2855,180 @@
           <w:sz w:val="18"/>
           <w:szCs w:val="18"/>
         </w:rPr>
-        <w:t>consciously or sub-consciously</w:t>
-      </w:r>
-      <w:r>
+        <w:t>consciously or sub-consciously can help get a better understanding of how people learn. The play test will help to assist this research question due to the play conditions being the same for everyone. Using the data gathered from this will be used and expanded on further in the method section.</w:t>
+      </w:r>
+    </w:p>
+    <w:p>
+      <w:pPr>
+        <w:jc w:val="both"/>
         <w:rPr>
           <w:rFonts w:ascii="Verdana" w:hAnsi="Verdana"/>
           <w:bCs/>
           <w:sz w:val="18"/>
           <w:szCs w:val="18"/>
         </w:rPr>
-        <w:t xml:space="preserve"> can help get a better understanding of how people learn. The play test will help to assist this research question due to the play conditions being the same for everyone. Using the data gathered from this will be used and expanded on further in the method section.</w:t>
-      </w:r>
+      </w:pPr>
     </w:p>
     <w:p>
       <w:pPr>
         <w:jc w:val="both"/>
         <w:rPr>
           <w:rFonts w:ascii="Verdana" w:hAnsi="Verdana"/>
+          <w:b/>
+          <w:sz w:val="18"/>
+          <w:szCs w:val="18"/>
+        </w:rPr>
+      </w:pPr>
+      <w:r>
+        <w:rPr>
+          <w:rFonts w:ascii="Verdana" w:hAnsi="Verdana"/>
           <w:bCs/>
-          <w:sz w:val="18"/>
-          <w:szCs w:val="18"/>
-        </w:rPr>
-      </w:pPr>
+          <w:noProof/>
+          <w:sz w:val="18"/>
+          <w:szCs w:val="18"/>
+        </w:rPr>
+        <w:t>------------------------------------------------------</w:t>
+      </w:r>
     </w:p>
     <w:p>
       <w:pPr>
         <w:jc w:val="both"/>
         <w:rPr>
           <w:rFonts w:ascii="Verdana" w:hAnsi="Verdana"/>
+          <w:bCs/>
+          <w:color w:val="FF0000"/>
+          <w:sz w:val="18"/>
+          <w:szCs w:val="18"/>
+        </w:rPr>
+      </w:pPr>
+      <w:r>
+        <w:rPr>
+          <w:rFonts w:ascii="Verdana" w:hAnsi="Verdana"/>
+          <w:bCs/>
+          <w:color w:val="FF0000"/>
+          <w:sz w:val="18"/>
+          <w:szCs w:val="18"/>
+        </w:rPr>
+        <w:t>Having just introduced the project, lead the reader over to the key research questions. State your research questions simply, clearly and concisely.</w:t>
+      </w:r>
+    </w:p>
+    <w:p>
+      <w:pPr>
+        <w:jc w:val="both"/>
+        <w:rPr>
+          <w:rFonts w:ascii="Verdana" w:hAnsi="Verdana"/>
+          <w:bCs/>
+          <w:sz w:val="18"/>
+          <w:szCs w:val="18"/>
+        </w:rPr>
+      </w:pPr>
+      <w:r>
+        <w:rPr>
+          <w:rFonts w:ascii="Verdana" w:hAnsi="Verdana"/>
+          <w:bCs/>
+          <w:noProof/>
+          <w:sz w:val="18"/>
+          <w:szCs w:val="18"/>
+        </w:rPr>
+        <w:t>------------------------------------------------------</w:t>
+      </w:r>
+    </w:p>
+    <w:p>
+      <w:pPr>
+        <w:jc w:val="both"/>
+        <w:rPr>
+          <w:rFonts w:ascii="Verdana" w:hAnsi="Verdana"/>
+          <w:bCs/>
+          <w:sz w:val="18"/>
+          <w:szCs w:val="18"/>
+        </w:rPr>
+      </w:pPr>
+    </w:p>
+    <w:p>
+      <w:pPr>
+        <w:jc w:val="both"/>
+        <w:rPr>
+          <w:rFonts w:ascii="Verdana" w:hAnsi="Verdana"/>
+          <w:sz w:val="18"/>
+          <w:szCs w:val="18"/>
+        </w:rPr>
+      </w:pPr>
+      <w:r>
+        <w:rPr>
+          <w:rFonts w:ascii="Verdana" w:hAnsi="Verdana"/>
           <w:b/>
           <w:sz w:val="18"/>
           <w:szCs w:val="18"/>
         </w:rPr>
-      </w:pPr>
+        <w:t>3</w:t>
+      </w:r>
+      <w:r>
+        <w:rPr>
+          <w:rFonts w:ascii="Verdana" w:hAnsi="Verdana"/>
+          <w:b/>
+          <w:sz w:val="18"/>
+          <w:szCs w:val="18"/>
+        </w:rPr>
+        <w:t xml:space="preserve">. </w:t>
+      </w:r>
+      <w:r>
+        <w:rPr>
+          <w:rFonts w:ascii="Verdana" w:hAnsi="Verdana"/>
+          <w:b/>
+          <w:sz w:val="18"/>
+          <w:szCs w:val="18"/>
+        </w:rPr>
+        <w:t>Literature review</w:t>
+      </w:r>
+      <w:r>
+        <w:rPr>
+          <w:rFonts w:ascii="Verdana" w:hAnsi="Verdana"/>
+          <w:b/>
+          <w:sz w:val="18"/>
+          <w:szCs w:val="18"/>
+        </w:rPr>
+        <w:t xml:space="preserve"> </w:t>
+      </w:r>
       <w:r>
         <w:rPr>
           <w:rFonts w:ascii="Verdana" w:hAnsi="Verdana"/>
           <w:bCs/>
-          <w:noProof/>
-          <w:sz w:val="18"/>
-          <w:szCs w:val="18"/>
-        </w:rPr>
-        <w:t>------------------------------------------------------</w:t>
+          <w:sz w:val="18"/>
+          <w:szCs w:val="18"/>
+        </w:rPr>
+        <w:t>~</w:t>
+      </w:r>
+      <w:r>
+        <w:rPr>
+          <w:rFonts w:ascii="Verdana" w:hAnsi="Verdana"/>
+          <w:sz w:val="18"/>
+          <w:szCs w:val="18"/>
+        </w:rPr>
+        <w:t>1</w:t>
+      </w:r>
+      <w:r>
+        <w:rPr>
+          <w:rFonts w:ascii="Verdana" w:hAnsi="Verdana"/>
+          <w:sz w:val="18"/>
+          <w:szCs w:val="18"/>
+        </w:rPr>
+        <w:t>5</w:t>
+      </w:r>
+      <w:r>
+        <w:rPr>
+          <w:rFonts w:ascii="Verdana" w:hAnsi="Verdana"/>
+          <w:sz w:val="18"/>
+          <w:szCs w:val="18"/>
+        </w:rPr>
+        <w:t>00</w:t>
+      </w:r>
+      <w:r>
+        <w:rPr>
+          <w:rFonts w:ascii="Verdana" w:hAnsi="Verdana"/>
+          <w:sz w:val="18"/>
+          <w:szCs w:val="18"/>
+        </w:rPr>
+        <w:t>w</w:t>
       </w:r>
     </w:p>
     <w:p>
@@ -2966,57 +3036,64 @@
         <w:jc w:val="both"/>
         <w:rPr>
           <w:rFonts w:ascii="Verdana" w:hAnsi="Verdana"/>
-          <w:bCs/>
-          <w:color w:val="FF0000"/>
-          <w:sz w:val="18"/>
-          <w:szCs w:val="18"/>
-        </w:rPr>
-      </w:pPr>
-      <w:r>
-        <w:rPr>
-          <w:rFonts w:ascii="Verdana" w:hAnsi="Verdana"/>
-          <w:bCs/>
-          <w:color w:val="FF0000"/>
-          <w:sz w:val="18"/>
-          <w:szCs w:val="18"/>
-        </w:rPr>
-        <w:t>Having just introduced the project, lead the reader over to the key research questions. State your research questions simply, clearly and concisely.</w:t>
-      </w:r>
-    </w:p>
-    <w:p>
-      <w:pPr>
+          <w:sz w:val="18"/>
+          <w:szCs w:val="18"/>
+        </w:rPr>
+      </w:pPr>
+    </w:p>
+    <w:p>
+      <w:pPr>
+        <w:pStyle w:val="ListParagraph"/>
+        <w:numPr>
+          <w:ilvl w:val="0"/>
+          <w:numId w:val="12"/>
+        </w:numPr>
         <w:jc w:val="both"/>
         <w:rPr>
           <w:rFonts w:ascii="Verdana" w:hAnsi="Verdana"/>
-          <w:bCs/>
-          <w:sz w:val="18"/>
-          <w:szCs w:val="18"/>
-        </w:rPr>
-      </w:pPr>
-      <w:r>
-        <w:rPr>
-          <w:rFonts w:ascii="Verdana" w:hAnsi="Verdana"/>
-          <w:bCs/>
-          <w:noProof/>
-          <w:sz w:val="18"/>
-          <w:szCs w:val="18"/>
-        </w:rPr>
-        <w:t>------------------------------------------------------</w:t>
-      </w:r>
-    </w:p>
-    <w:p>
-      <w:pPr>
+          <w:sz w:val="18"/>
+          <w:szCs w:val="18"/>
+        </w:rPr>
+      </w:pPr>
+      <w:r>
+        <w:rPr>
+          <w:rFonts w:ascii="Verdana" w:hAnsi="Verdana"/>
+          <w:sz w:val="18"/>
+          <w:szCs w:val="18"/>
+        </w:rPr>
+        <w:t>Types of learning in education</w:t>
+      </w:r>
+    </w:p>
+    <w:p>
+      <w:pPr>
+        <w:pStyle w:val="ListParagraph"/>
+        <w:numPr>
+          <w:ilvl w:val="0"/>
+          <w:numId w:val="12"/>
+        </w:numPr>
         <w:jc w:val="both"/>
         <w:rPr>
           <w:rFonts w:ascii="Verdana" w:hAnsi="Verdana"/>
-          <w:bCs/>
-          <w:sz w:val="18"/>
-          <w:szCs w:val="18"/>
-        </w:rPr>
-      </w:pPr>
-    </w:p>
-    <w:p>
-      <w:pPr>
+          <w:sz w:val="18"/>
+          <w:szCs w:val="18"/>
+        </w:rPr>
+      </w:pPr>
+      <w:r>
+        <w:rPr>
+          <w:rFonts w:ascii="Verdana" w:hAnsi="Verdana"/>
+          <w:sz w:val="18"/>
+          <w:szCs w:val="18"/>
+        </w:rPr>
+        <w:t>Breakdown each type of learning</w:t>
+      </w:r>
+    </w:p>
+    <w:p>
+      <w:pPr>
+        <w:pStyle w:val="ListParagraph"/>
+        <w:numPr>
+          <w:ilvl w:val="0"/>
+          <w:numId w:val="12"/>
+        </w:numPr>
         <w:jc w:val="both"/>
         <w:rPr>
           <w:rFonts w:ascii="Verdana" w:hAnsi="Verdana"/>
@@ -3027,34 +3104,188 @@
       <w:r>
         <w:rPr>
           <w:rFonts w:ascii="Verdana" w:hAnsi="Verdana"/>
-          <w:b/>
-          <w:sz w:val="18"/>
-          <w:szCs w:val="18"/>
-        </w:rPr>
-        <w:t>3</w:t>
-      </w:r>
-      <w:r>
-        <w:rPr>
-          <w:rFonts w:ascii="Verdana" w:hAnsi="Verdana"/>
-          <w:b/>
-          <w:sz w:val="18"/>
-          <w:szCs w:val="18"/>
-        </w:rPr>
-        <w:t xml:space="preserve">. </w:t>
-      </w:r>
-      <w:r>
-        <w:rPr>
-          <w:rFonts w:ascii="Verdana" w:hAnsi="Verdana"/>
-          <w:b/>
-          <w:sz w:val="18"/>
-          <w:szCs w:val="18"/>
-        </w:rPr>
-        <w:t>Literature review</w:t>
-      </w:r>
-      <w:r>
-        <w:rPr>
-          <w:rFonts w:ascii="Verdana" w:hAnsi="Verdana"/>
-          <w:b/>
+          <w:sz w:val="18"/>
+          <w:szCs w:val="18"/>
+        </w:rPr>
+        <w:t>Research into each learning type</w:t>
+      </w:r>
+    </w:p>
+    <w:p>
+      <w:pPr>
+        <w:pStyle w:val="ListParagraph"/>
+        <w:numPr>
+          <w:ilvl w:val="0"/>
+          <w:numId w:val="12"/>
+        </w:numPr>
+        <w:jc w:val="both"/>
+        <w:rPr>
+          <w:rFonts w:ascii="Verdana" w:hAnsi="Verdana"/>
+          <w:sz w:val="18"/>
+          <w:szCs w:val="18"/>
+        </w:rPr>
+      </w:pPr>
+      <w:r>
+        <w:rPr>
+          <w:rFonts w:ascii="Verdana" w:hAnsi="Verdana"/>
+          <w:sz w:val="18"/>
+          <w:szCs w:val="18"/>
+        </w:rPr>
+        <w:t>How is each type most effective</w:t>
+      </w:r>
+    </w:p>
+    <w:p>
+      <w:pPr>
+        <w:pStyle w:val="ListParagraph"/>
+        <w:numPr>
+          <w:ilvl w:val="0"/>
+          <w:numId w:val="12"/>
+        </w:numPr>
+        <w:jc w:val="both"/>
+        <w:rPr>
+          <w:rFonts w:ascii="Verdana" w:hAnsi="Verdana"/>
+          <w:sz w:val="18"/>
+          <w:szCs w:val="18"/>
+        </w:rPr>
+      </w:pPr>
+      <w:r>
+        <w:rPr>
+          <w:rFonts w:ascii="Verdana" w:hAnsi="Verdana"/>
+          <w:sz w:val="18"/>
+          <w:szCs w:val="18"/>
+        </w:rPr>
+        <w:t>How age changes learning</w:t>
+      </w:r>
+    </w:p>
+    <w:p>
+      <w:pPr>
+        <w:jc w:val="both"/>
+        <w:rPr>
+          <w:rFonts w:ascii="Verdana" w:hAnsi="Verdana"/>
+          <w:sz w:val="18"/>
+          <w:szCs w:val="18"/>
+        </w:rPr>
+      </w:pPr>
+    </w:p>
+    <w:p>
+      <w:pPr>
+        <w:jc w:val="both"/>
+        <w:rPr>
+          <w:rFonts w:ascii="Verdana" w:hAnsi="Verdana"/>
+          <w:sz w:val="18"/>
+          <w:szCs w:val="18"/>
+        </w:rPr>
+      </w:pPr>
+      <w:r>
+        <w:rPr>
+          <w:rFonts w:ascii="Verdana" w:hAnsi="Verdana"/>
+          <w:sz w:val="18"/>
+          <w:szCs w:val="18"/>
+        </w:rPr>
+        <w:t>State, explain, research already done</w:t>
+      </w:r>
+    </w:p>
+    <w:p>
+      <w:pPr>
+        <w:jc w:val="both"/>
+        <w:rPr>
+          <w:rFonts w:ascii="Verdana" w:hAnsi="Verdana"/>
+          <w:sz w:val="18"/>
+          <w:szCs w:val="18"/>
+        </w:rPr>
+      </w:pPr>
+    </w:p>
+    <w:p>
+      <w:pPr>
+        <w:jc w:val="both"/>
+        <w:rPr>
+          <w:rFonts w:ascii="Verdana" w:hAnsi="Verdana"/>
+          <w:sz w:val="18"/>
+          <w:szCs w:val="18"/>
+        </w:rPr>
+      </w:pPr>
+      <w:r>
+        <w:rPr>
+          <w:rFonts w:ascii="Verdana" w:hAnsi="Verdana"/>
+          <w:sz w:val="18"/>
+          <w:szCs w:val="18"/>
+        </w:rPr>
+        <w:t xml:space="preserve">According to Bay Atlantic University there are a total of 8 different learning styles with 4 main ones </w:t>
+      </w:r>
+      <w:r>
+        <w:rPr>
+          <w:rFonts w:ascii="Verdana" w:hAnsi="Verdana"/>
+          <w:sz w:val="18"/>
+          <w:szCs w:val="18"/>
+        </w:rPr>
+        <w:t xml:space="preserve">in education </w:t>
+      </w:r>
+      <w:r>
+        <w:rPr>
+          <w:rFonts w:ascii="Verdana" w:hAnsi="Verdana"/>
+          <w:sz w:val="18"/>
+          <w:szCs w:val="18"/>
+        </w:rPr>
+        <w:t>being</w:t>
+      </w:r>
+      <w:r>
+        <w:rPr>
+          <w:rFonts w:ascii="Verdana" w:hAnsi="Verdana"/>
+          <w:sz w:val="18"/>
+          <w:szCs w:val="18"/>
+        </w:rPr>
+        <w:t xml:space="preserve"> Visual Learning, Auditory Learning, </w:t>
+      </w:r>
+      <w:r>
+        <w:rPr>
+          <w:rFonts w:ascii="Verdana" w:hAnsi="Verdana"/>
+          <w:sz w:val="18"/>
+          <w:szCs w:val="18"/>
+        </w:rPr>
+        <w:t>Kinaesthetic</w:t>
+      </w:r>
+      <w:r>
+        <w:rPr>
+          <w:rFonts w:ascii="Verdana" w:hAnsi="Verdana"/>
+          <w:sz w:val="18"/>
+          <w:szCs w:val="18"/>
+        </w:rPr>
+        <w:t xml:space="preserve"> learning and Reading/Writing (Bay Atlantic University, 2025</w:t>
+      </w:r>
+      <w:r>
+        <w:rPr>
+          <w:rFonts w:ascii="Verdana" w:hAnsi="Verdana"/>
+          <w:sz w:val="18"/>
+          <w:szCs w:val="18"/>
+        </w:rPr>
+        <w:t>)</w:t>
+      </w:r>
+      <w:r>
+        <w:rPr>
+          <w:rFonts w:ascii="Verdana" w:hAnsi="Verdana"/>
+          <w:sz w:val="18"/>
+          <w:szCs w:val="18"/>
+        </w:rPr>
+        <w:t>.</w:t>
+      </w:r>
+      <w:r>
+        <w:rPr>
+          <w:rFonts w:ascii="Verdana" w:hAnsi="Verdana"/>
+          <w:sz w:val="18"/>
+          <w:szCs w:val="18"/>
+        </w:rPr>
+        <w:t xml:space="preserve"> Learning models such as VARK </w:t>
+      </w:r>
+      <w:r>
+        <w:rPr>
+          <w:rFonts w:ascii="Verdana" w:hAnsi="Verdana"/>
+          <w:sz w:val="18"/>
+          <w:szCs w:val="18"/>
+        </w:rPr>
+        <w:t>Visual, Kinaesthetic</w:t>
+      </w:r>
+      <w:r>
+        <w:rPr>
+          <w:rFonts w:ascii="Verdana" w:hAnsi="Verdana"/>
           <w:sz w:val="18"/>
           <w:szCs w:val="18"/>
         </w:rPr>
@@ -3063,43 +3294,18 @@
       <w:r>
         <w:rPr>
           <w:rFonts w:ascii="Verdana" w:hAnsi="Verdana"/>
-          <w:bCs/>
-          <w:sz w:val="18"/>
-          <w:szCs w:val="18"/>
-        </w:rPr>
-        <w:t>~</w:t>
-      </w:r>
-      <w:r>
-        <w:rPr>
-          <w:rFonts w:ascii="Verdana" w:hAnsi="Verdana"/>
-          <w:sz w:val="18"/>
-          <w:szCs w:val="18"/>
-        </w:rPr>
-        <w:t>1</w:t>
-      </w:r>
-      <w:r>
-        <w:rPr>
-          <w:rFonts w:ascii="Verdana" w:hAnsi="Verdana"/>
-          <w:sz w:val="18"/>
-          <w:szCs w:val="18"/>
-        </w:rPr>
-        <w:t>5</w:t>
-      </w:r>
-      <w:r>
-        <w:rPr>
-          <w:rFonts w:ascii="Verdana" w:hAnsi="Verdana"/>
-          <w:sz w:val="18"/>
-          <w:szCs w:val="18"/>
-        </w:rPr>
-        <w:t>00</w:t>
-      </w:r>
-      <w:r>
-        <w:rPr>
-          <w:rFonts w:ascii="Verdana" w:hAnsi="Verdana"/>
-          <w:sz w:val="18"/>
-          <w:szCs w:val="18"/>
-        </w:rPr>
-        <w:t>w</w:t>
+          <w:sz w:val="18"/>
+          <w:szCs w:val="18"/>
+        </w:rPr>
+        <w:t xml:space="preserve">and Reading </w:t>
+      </w:r>
+      <w:r>
+        <w:rPr>
+          <w:rFonts w:ascii="Verdana" w:hAnsi="Verdana"/>
+          <w:sz w:val="18"/>
+          <w:szCs w:val="18"/>
+        </w:rPr>
+        <w:t xml:space="preserve">learning are the primary areas of study the project and artifact will be looking deeper into as they apply most heavily with this subject area. </w:t>
       </w:r>
     </w:p>
     <w:p>
@@ -3117,7 +3323,463 @@
         <w:jc w:val="both"/>
         <w:rPr>
           <w:rFonts w:ascii="Verdana" w:hAnsi="Verdana"/>
-          <w:noProof/>
+          <w:sz w:val="18"/>
+          <w:szCs w:val="18"/>
+        </w:rPr>
+      </w:pPr>
+      <w:r>
+        <w:rPr>
+          <w:rFonts w:ascii="Verdana" w:hAnsi="Verdana"/>
+          <w:sz w:val="18"/>
+          <w:szCs w:val="18"/>
+        </w:rPr>
+        <w:t>Wileman (1993, p.114) describes visual learning as “The ability to read, interpret, and understand information presented in pictorial or graphic images”</w:t>
+      </w:r>
+      <w:r>
+        <w:rPr>
+          <w:rFonts w:ascii="Verdana" w:hAnsi="Verdana"/>
+          <w:sz w:val="18"/>
+          <w:szCs w:val="18"/>
+        </w:rPr>
+        <w:t>. Visual learning is a method of learning where the information being portrayed is shown using images or video.</w:t>
+      </w:r>
+      <w:r>
+        <w:rPr>
+          <w:rFonts w:ascii="Verdana" w:hAnsi="Verdana"/>
+          <w:sz w:val="18"/>
+          <w:szCs w:val="18"/>
+        </w:rPr>
+        <w:t xml:space="preserve"> Top Hat (2019) describes visual learning as “a type of learning in which students prefer to use images, graphics, colours and maps to communicate ideas and thoughts” suggesting that’s the use of these methods excels the rate of learning and memorisations of new information helping them to retain it quicker and for longer. </w:t>
+      </w:r>
+      <w:r>
+        <w:rPr>
+          <w:rFonts w:ascii="Verdana" w:hAnsi="Verdana"/>
+          <w:sz w:val="18"/>
+          <w:szCs w:val="18"/>
+        </w:rPr>
+        <w:t>A LearnDash collaborator (2021) said “The key benefit of using a video in the first place is that it allows you to show things that are complicated to describe with just text” implying that using visual techniques can assist in teaching new and complex information which in the context of the project would be new actions the player can perform.</w:t>
+      </w:r>
+      <w:r>
+        <w:rPr>
+          <w:rFonts w:ascii="Verdana" w:hAnsi="Verdana"/>
+          <w:sz w:val="18"/>
+          <w:szCs w:val="18"/>
+        </w:rPr>
+        <w:t xml:space="preserve"> </w:t>
+      </w:r>
+    </w:p>
+    <w:p>
+      <w:pPr>
+        <w:jc w:val="both"/>
+        <w:rPr>
+          <w:rFonts w:ascii="Verdana" w:hAnsi="Verdana"/>
+          <w:sz w:val="18"/>
+          <w:szCs w:val="18"/>
+        </w:rPr>
+      </w:pPr>
+      <w:r>
+        <w:rPr>
+          <w:rFonts w:ascii="Verdana" w:hAnsi="Verdana"/>
+          <w:sz w:val="18"/>
+          <w:szCs w:val="18"/>
+        </w:rPr>
+        <w:t>Research conducted by</w:t>
+      </w:r>
+      <w:r>
+        <w:rPr>
+          <w:rFonts w:ascii="Verdana" w:hAnsi="Verdana"/>
+          <w:sz w:val="18"/>
+          <w:szCs w:val="18"/>
+        </w:rPr>
+        <w:t xml:space="preserve"> </w:t>
+      </w:r>
+      <w:r>
+        <w:rPr>
+          <w:rFonts w:ascii="Verdana" w:hAnsi="Verdana"/>
+          <w:sz w:val="18"/>
+          <w:szCs w:val="18"/>
+        </w:rPr>
+        <w:t>Martina A. Rau</w:t>
+      </w:r>
+      <w:r>
+        <w:rPr>
+          <w:rFonts w:ascii="Verdana" w:hAnsi="Verdana"/>
+          <w:sz w:val="18"/>
+          <w:szCs w:val="18"/>
+        </w:rPr>
+        <w:t xml:space="preserve"> (2021) on “Visual Representations in Enhancing STEM Learning” </w:t>
+      </w:r>
+      <w:r>
+        <w:rPr>
+          <w:rFonts w:ascii="Verdana" w:hAnsi="Verdana"/>
+          <w:sz w:val="18"/>
+          <w:szCs w:val="18"/>
+        </w:rPr>
+        <w:t>looked</w:t>
+      </w:r>
+      <w:r>
+        <w:rPr>
+          <w:rFonts w:ascii="Verdana" w:hAnsi="Verdana"/>
+          <w:sz w:val="18"/>
+          <w:szCs w:val="18"/>
+        </w:rPr>
+        <w:t xml:space="preserve"> into </w:t>
+      </w:r>
+      <w:r>
+        <w:rPr>
+          <w:rFonts w:ascii="Verdana" w:hAnsi="Verdana"/>
+          <w:sz w:val="18"/>
+          <w:szCs w:val="18"/>
+        </w:rPr>
+        <w:t>how different visual representations of new information and the difference they made in effectiveness in teaching students. The conclusion of the research found visual representations can assist in student learning, however without prior knowledge related to the content shown, the visual representations can confuse students.</w:t>
+      </w:r>
+    </w:p>
+    <w:p>
+      <w:pPr>
+        <w:jc w:val="both"/>
+        <w:rPr>
+          <w:rFonts w:ascii="Verdana" w:hAnsi="Verdana"/>
+          <w:sz w:val="18"/>
+          <w:szCs w:val="18"/>
+        </w:rPr>
+      </w:pPr>
+      <w:r>
+        <w:rPr>
+          <w:rFonts w:ascii="Verdana" w:hAnsi="Verdana"/>
+          <w:sz w:val="18"/>
+          <w:szCs w:val="18"/>
+        </w:rPr>
+        <w:t xml:space="preserve"> </w:t>
+      </w:r>
+      <w:r>
+        <w:rPr>
+          <w:rFonts w:ascii="Verdana" w:hAnsi="Verdana"/>
+          <w:sz w:val="18"/>
+          <w:szCs w:val="18"/>
+        </w:rPr>
+        <w:t xml:space="preserve">Alexander Eitel </w:t>
+      </w:r>
+      <w:r>
+        <w:rPr>
+          <w:rFonts w:ascii="Verdana" w:hAnsi="Verdana"/>
+          <w:i/>
+          <w:iCs/>
+          <w:sz w:val="18"/>
+          <w:szCs w:val="18"/>
+        </w:rPr>
+        <w:t xml:space="preserve">et al. </w:t>
+      </w:r>
+      <w:r>
+        <w:rPr>
+          <w:rFonts w:ascii="Verdana" w:hAnsi="Verdana"/>
+          <w:sz w:val="18"/>
+          <w:szCs w:val="18"/>
+        </w:rPr>
+        <w:t>(2013) created a research article looking into how a “Picture Affects Processing of Text” with a group of participants. The experiment</w:t>
+      </w:r>
+      <w:r>
+        <w:rPr>
+          <w:rFonts w:ascii="Verdana" w:hAnsi="Verdana"/>
+          <w:sz w:val="18"/>
+          <w:szCs w:val="18"/>
+        </w:rPr>
+        <w:t xml:space="preserve"> required the participants to read through a text containing information about a pulley system. For some participants a photo of this system was presented to them before with each showing being up for a different amount of time. Once the participants had read through the text, they were tested on their understanding of the materials presented. The results of this experiment showed that participants who were presented with the image longer generally had a better understanding of the text presented alongside.</w:t>
+      </w:r>
+      <w:r>
+        <w:rPr>
+          <w:rFonts w:ascii="Verdana" w:hAnsi="Verdana"/>
+          <w:sz w:val="18"/>
+          <w:szCs w:val="18"/>
+        </w:rPr>
+        <w:t xml:space="preserve"> </w:t>
+      </w:r>
+    </w:p>
+    <w:p>
+      <w:pPr>
+        <w:jc w:val="both"/>
+        <w:rPr>
+          <w:rFonts w:ascii="Verdana" w:hAnsi="Verdana"/>
+          <w:sz w:val="18"/>
+          <w:szCs w:val="18"/>
+        </w:rPr>
+      </w:pPr>
+      <w:r>
+        <w:rPr>
+          <w:rFonts w:ascii="Verdana" w:hAnsi="Verdana"/>
+          <w:sz w:val="18"/>
+          <w:szCs w:val="18"/>
+        </w:rPr>
+        <w:t>Looking into the final review for visual learning, Cynthia B (</w:t>
+      </w:r>
+      <w:r>
+        <w:rPr>
+          <w:rFonts w:ascii="Verdana" w:hAnsi="Verdana"/>
+          <w:sz w:val="18"/>
+          <w:szCs w:val="18"/>
+        </w:rPr>
+        <w:t xml:space="preserve">2016) </w:t>
+      </w:r>
+      <w:r>
+        <w:rPr>
+          <w:rFonts w:ascii="Verdana" w:hAnsi="Verdana"/>
+          <w:sz w:val="18"/>
+          <w:szCs w:val="18"/>
+        </w:rPr>
+        <w:t xml:space="preserve">conducted a study on the effectiveness of videos for educational purposes. A key point for maximising the effectiveness of the videos shown is that the videos must be engaging to keep the attention of the viewer. </w:t>
+      </w:r>
+      <w:r>
+        <w:rPr>
+          <w:rFonts w:ascii="Verdana" w:hAnsi="Verdana"/>
+          <w:sz w:val="18"/>
+          <w:szCs w:val="18"/>
+        </w:rPr>
+        <w:t xml:space="preserve">Samba Recovery (2025) states that the human attention span is “only 8.25 seconds” and that it has decreased from 12 seconds in the past years. When using videos to teach information we can assume that the information taught has to be efficient to avoid the issue of the viewer losing interest. </w:t>
+      </w:r>
+      <w:r>
+        <w:rPr>
+          <w:rFonts w:ascii="Verdana" w:hAnsi="Verdana"/>
+          <w:sz w:val="18"/>
+          <w:szCs w:val="18"/>
+        </w:rPr>
+        <w:t>Lin Li-Hsin</w:t>
+      </w:r>
+      <w:r>
+        <w:rPr>
+          <w:rFonts w:ascii="Verdana" w:hAnsi="Verdana"/>
+          <w:sz w:val="18"/>
+          <w:szCs w:val="18"/>
+        </w:rPr>
+        <w:t xml:space="preserve"> </w:t>
+      </w:r>
+      <w:r>
+        <w:rPr>
+          <w:rFonts w:ascii="Verdana" w:hAnsi="Verdana"/>
+          <w:i/>
+          <w:iCs/>
+          <w:sz w:val="18"/>
+          <w:szCs w:val="18"/>
+        </w:rPr>
+        <w:t xml:space="preserve">et al. </w:t>
+      </w:r>
+      <w:r>
+        <w:rPr>
+          <w:rFonts w:ascii="Verdana" w:hAnsi="Verdana"/>
+          <w:sz w:val="18"/>
+          <w:szCs w:val="18"/>
+        </w:rPr>
+        <w:t xml:space="preserve">(2022) found that an increase in immersion will keep people watching videos for longer. </w:t>
+      </w:r>
+      <w:r>
+        <w:rPr>
+          <w:rFonts w:ascii="Verdana" w:hAnsi="Verdana"/>
+          <w:sz w:val="18"/>
+          <w:szCs w:val="18"/>
+        </w:rPr>
+        <w:t xml:space="preserve">They also found that with an increase in age, an increase in the average time watching the video before losing interest increase </w:t>
+      </w:r>
+      <w:r>
+        <w:rPr>
+          <w:rFonts w:ascii="Verdana" w:hAnsi="Verdana"/>
+          <w:sz w:val="18"/>
+          <w:szCs w:val="18"/>
+        </w:rPr>
+        <w:lastRenderedPageBreak/>
+        <w:t>strongly suggesting that with an increase in age there’s an increase in attention span.</w:t>
+      </w:r>
+    </w:p>
+    <w:p>
+      <w:pPr>
+        <w:jc w:val="both"/>
+        <w:rPr>
+          <w:rFonts w:ascii="Verdana" w:hAnsi="Verdana"/>
+          <w:sz w:val="18"/>
+          <w:szCs w:val="18"/>
+        </w:rPr>
+      </w:pPr>
+    </w:p>
+    <w:p>
+      <w:pPr>
+        <w:jc w:val="both"/>
+        <w:rPr>
+          <w:rFonts w:ascii="Verdana" w:hAnsi="Verdana"/>
+          <w:sz w:val="18"/>
+          <w:szCs w:val="18"/>
+        </w:rPr>
+      </w:pPr>
+      <w:r>
+        <w:rPr>
+          <w:rFonts w:ascii="Verdana" w:hAnsi="Verdana"/>
+          <w:sz w:val="18"/>
+          <w:szCs w:val="18"/>
+        </w:rPr>
+        <w:t>From the research into visual learning a few key points have arose. The first being</w:t>
+      </w:r>
+      <w:r>
+        <w:rPr>
+          <w:rFonts w:ascii="Verdana" w:hAnsi="Verdana"/>
+          <w:sz w:val="18"/>
+          <w:szCs w:val="18"/>
+        </w:rPr>
+        <w:t xml:space="preserve"> </w:t>
+      </w:r>
+      <w:r>
+        <w:rPr>
+          <w:rFonts w:ascii="Verdana" w:hAnsi="Verdana"/>
+          <w:sz w:val="18"/>
+          <w:szCs w:val="18"/>
+        </w:rPr>
+        <w:t xml:space="preserve">that having a visual stimulant such as an image or video can greatly increase a person’s ability to understand </w:t>
+      </w:r>
+      <w:r>
+        <w:rPr>
+          <w:rFonts w:ascii="Verdana" w:hAnsi="Verdana"/>
+          <w:sz w:val="18"/>
+          <w:szCs w:val="18"/>
+        </w:rPr>
+        <w:t xml:space="preserve">new information that is being presented. Visual images and videos can also be capable of assisting the reading side of learning, which will be looked into later, through text being shown with the most effective method being the visual help and text information presented together as proven in </w:t>
+      </w:r>
+      <w:r>
+        <w:rPr>
+          <w:rFonts w:ascii="Verdana" w:hAnsi="Verdana"/>
+          <w:sz w:val="18"/>
+          <w:szCs w:val="18"/>
+        </w:rPr>
+        <w:t xml:space="preserve">Alexander Eitel </w:t>
+      </w:r>
+      <w:r>
+        <w:rPr>
+          <w:rFonts w:ascii="Verdana" w:hAnsi="Verdana"/>
+          <w:i/>
+          <w:iCs/>
+          <w:sz w:val="18"/>
+          <w:szCs w:val="18"/>
+        </w:rPr>
+        <w:t xml:space="preserve">et al. </w:t>
+      </w:r>
+      <w:r>
+        <w:rPr>
+          <w:rFonts w:ascii="Verdana" w:hAnsi="Verdana"/>
+          <w:sz w:val="18"/>
+          <w:szCs w:val="18"/>
+        </w:rPr>
+        <w:t>(2013)</w:t>
+      </w:r>
+      <w:r>
+        <w:rPr>
+          <w:rFonts w:ascii="Verdana" w:hAnsi="Verdana"/>
+          <w:sz w:val="18"/>
+          <w:szCs w:val="18"/>
+        </w:rPr>
+        <w:t xml:space="preserve"> research. When using videos assistance context must be given to avoid confusion about the video as on its own it may not fill in all the gaps. With videos people’s attention span must also be taken into consideration. A more immersive and exciting video will promote the viewer to keep watching which in turn will provide them with all the information they need. </w:t>
+      </w:r>
+      <w:r>
+        <w:rPr>
+          <w:rFonts w:ascii="Verdana" w:hAnsi="Verdana"/>
+          <w:sz w:val="18"/>
+          <w:szCs w:val="18"/>
+        </w:rPr>
+        <w:t>For younger viewers its vital that the videos capture their attention quickly due to their shorter attention spans compared to older viewers.</w:t>
+      </w:r>
+    </w:p>
+    <w:p>
+      <w:pPr>
+        <w:jc w:val="both"/>
+        <w:rPr>
+          <w:rFonts w:ascii="Verdana" w:hAnsi="Verdana"/>
+          <w:sz w:val="18"/>
+          <w:szCs w:val="18"/>
+        </w:rPr>
+      </w:pPr>
+    </w:p>
+    <w:p>
+      <w:pPr>
+        <w:jc w:val="both"/>
+        <w:rPr>
+          <w:rFonts w:ascii="Verdana" w:hAnsi="Verdana"/>
+          <w:sz w:val="18"/>
+          <w:szCs w:val="18"/>
+        </w:rPr>
+      </w:pPr>
+      <w:r>
+        <w:rPr>
+          <w:rFonts w:ascii="Verdana" w:hAnsi="Verdana"/>
+          <w:sz w:val="18"/>
+          <w:szCs w:val="18"/>
+        </w:rPr>
+        <w:t xml:space="preserve">Kinaesthetic </w:t>
+      </w:r>
+      <w:r>
+        <w:rPr>
+          <w:rFonts w:ascii="Verdana" w:hAnsi="Verdana"/>
+          <w:sz w:val="18"/>
+          <w:szCs w:val="18"/>
+        </w:rPr>
+        <w:t xml:space="preserve">learning is often associated with learning </w:t>
+      </w:r>
+      <w:r>
+        <w:rPr>
+          <w:rFonts w:ascii="Verdana" w:hAnsi="Verdana"/>
+          <w:sz w:val="18"/>
+          <w:szCs w:val="18"/>
+        </w:rPr>
+        <w:t xml:space="preserve">information by physically participating in the </w:t>
+      </w:r>
+      <w:r>
+        <w:rPr>
+          <w:rFonts w:ascii="Verdana" w:hAnsi="Verdana"/>
+          <w:sz w:val="18"/>
+          <w:szCs w:val="18"/>
+        </w:rPr>
+        <w:t xml:space="preserve">subject being taught opposed to the example of learning in a lecture. Bay Atlantic University (2024) gives the example of how a visual learner would learn and understand how wind turbines work through video format while a kinaesthetic learner would produce a physical artifact to create similarities between the model and real life. </w:t>
+      </w:r>
+      <w:r>
+        <w:rPr>
+          <w:rFonts w:ascii="Verdana" w:hAnsi="Verdana"/>
+          <w:sz w:val="18"/>
+          <w:szCs w:val="18"/>
+        </w:rPr>
+        <w:t xml:space="preserve">Research conducted by Jessa Hernandez </w:t>
+      </w:r>
+      <w:r>
+        <w:rPr>
+          <w:rFonts w:ascii="Verdana" w:hAnsi="Verdana"/>
+          <w:i/>
+          <w:iCs/>
+          <w:sz w:val="18"/>
+          <w:szCs w:val="18"/>
+        </w:rPr>
+        <w:t xml:space="preserve">et al. </w:t>
+      </w:r>
+      <w:r>
+        <w:rPr>
+          <w:rFonts w:ascii="Verdana" w:hAnsi="Verdana"/>
+          <w:sz w:val="18"/>
+          <w:szCs w:val="18"/>
+        </w:rPr>
+        <w:t xml:space="preserve">(2020) did a study into how different students used different learning styles to help remember information provided to them with a focus on kinaesthetic learning. Medical students were tested on how well they retained the information about human organs. With human organs being a </w:t>
+      </w:r>
+      <w:r>
+        <w:rPr>
+          <w:rFonts w:ascii="Verdana" w:hAnsi="Verdana"/>
+          <w:sz w:val="18"/>
+          <w:szCs w:val="18"/>
+        </w:rPr>
+        <w:t xml:space="preserve">physical object students </w:t>
+      </w:r>
+      <w:r>
+        <w:rPr>
+          <w:rFonts w:ascii="Verdana" w:hAnsi="Verdana"/>
+          <w:sz w:val="18"/>
+          <w:szCs w:val="18"/>
+        </w:rPr>
+        <w:t xml:space="preserve">were able to interact with models to give a broader understanding of each item. </w:t>
+      </w:r>
+    </w:p>
+    <w:p>
+      <w:pPr>
+        <w:jc w:val="both"/>
+        <w:rPr>
+          <w:rFonts w:ascii="Verdana" w:hAnsi="Verdana"/>
           <w:sz w:val="18"/>
           <w:szCs w:val="18"/>
         </w:rPr>
@@ -6720,25 +7382,7 @@
           <w:sz w:val="18"/>
           <w:szCs w:val="18"/>
         </w:rPr>
-        <w:t xml:space="preserve"> examples please use Courier Regular, 9pt. &lt;</w:t>
-      </w:r>
-      <w:proofErr w:type="spellStart"/>
-      <w:r>
-        <w:rPr>
-          <w:rFonts w:ascii="Courier" w:hAnsi="Courier"/>
-          <w:sz w:val="18"/>
-          <w:szCs w:val="18"/>
-        </w:rPr>
-        <w:t>br</w:t>
-      </w:r>
-      <w:proofErr w:type="spellEnd"/>
-      <w:r>
-        <w:rPr>
-          <w:rFonts w:ascii="Courier" w:hAnsi="Courier"/>
-          <w:sz w:val="18"/>
-          <w:szCs w:val="18"/>
-        </w:rPr>
-        <w:t xml:space="preserve"> /&gt; </w:t>
+        <w:t xml:space="preserve"> examples please use Courier Regular, 9pt. &lt;br /&gt; </w:t>
       </w:r>
       <w:r>
         <w:rPr>
@@ -8057,25 +8701,7 @@
           <w:sz w:val="18"/>
           <w:szCs w:val="18"/>
         </w:rPr>
-        <w:t xml:space="preserve"> in a professional </w:t>
-      </w:r>
-      <w:proofErr w:type="gramStart"/>
-      <w:r>
-        <w:rPr>
-          <w:rFonts w:ascii="Verdana" w:hAnsi="Verdana"/>
-          <w:sz w:val="18"/>
-          <w:szCs w:val="18"/>
-        </w:rPr>
-        <w:t>sense;</w:t>
-      </w:r>
-      <w:proofErr w:type="gramEnd"/>
-      <w:r>
-        <w:rPr>
-          <w:rFonts w:ascii="Verdana" w:hAnsi="Verdana"/>
-          <w:sz w:val="18"/>
-          <w:szCs w:val="18"/>
-        </w:rPr>
-        <w:t xml:space="preserve"> e.g. have you discovered </w:t>
+        <w:t xml:space="preserve"> in a professional sense; e.g. have you discovered </w:t>
       </w:r>
       <w:r>
         <w:rPr>
@@ -8626,15 +9252,7 @@
           <w:sz w:val="18"/>
           <w:szCs w:val="18"/>
         </w:rPr>
-        <w:t xml:space="preserve">longer-term </w:t>
-      </w:r>
-      <w:r>
-        <w:rPr>
-          <w:rFonts w:ascii="Verdana" w:hAnsi="Verdana"/>
-          <w:sz w:val="18"/>
-          <w:szCs w:val="18"/>
-        </w:rPr>
-        <w:t xml:space="preserve">future </w:t>
+        <w:t xml:space="preserve">longer-term future </w:t>
       </w:r>
       <w:r>
         <w:rPr>
@@ -8965,8 +9583,9 @@
       <w:pPr>
         <w:jc w:val="both"/>
         <w:rPr>
-          <w:sz w:val="22"/>
-          <w:szCs w:val="22"/>
+          <w:rFonts w:ascii="Verdana" w:hAnsi="Verdana"/>
+          <w:sz w:val="18"/>
+          <w:szCs w:val="18"/>
         </w:rPr>
       </w:pPr>
       <w:r>
@@ -8977,7 +9596,7 @@
           <w:sz w:val="18"/>
           <w:szCs w:val="18"/>
         </w:rPr>
-        <w:t>Matther Barr</w:t>
+        <w:t>Matther Barr and Alicia Copeland-Stewart(May 6,</w:t>
       </w:r>
       <w:r>
         <w:rPr>
@@ -8987,7 +9606,17 @@
           <w:sz w:val="18"/>
           <w:szCs w:val="18"/>
         </w:rPr>
-        <w:t xml:space="preserve"> and Alicia Copeland-Stewart(May 6, 2021) Playing Video Games During the COVID-19 Pandemic and Effects on players’ Well-Being. Available from: </w:t>
+        <w:t xml:space="preserve"> </w:t>
+      </w:r>
+      <w:r>
+        <w:rPr>
+          <w:rFonts w:ascii="Verdana" w:hAnsi="Verdana"/>
+          <w:bCs/>
+          <w:noProof/>
+          <w:sz w:val="18"/>
+          <w:szCs w:val="18"/>
+        </w:rPr>
+        <w:t xml:space="preserve"> 2021) Playing Video Games During the COVID-19 Pandemic and Effects on players’ Well-Being. Available from: </w:t>
       </w:r>
       <w:hyperlink r:id="rId27" w:anchor="core-collateral-self-citation" w:history="1">
         <w:r>
@@ -9014,10 +9643,43 @@
       </w:r>
       <w:r>
         <w:rPr>
-          <w:sz w:val="22"/>
-          <w:szCs w:val="22"/>
-        </w:rPr>
-        <w:t>[Accessed: Apr 3, 2025]</w:t>
+          <w:rFonts w:ascii="Verdana" w:hAnsi="Verdana"/>
+          <w:sz w:val="18"/>
+          <w:szCs w:val="18"/>
+        </w:rPr>
+        <w:t>[</w:t>
+      </w:r>
+      <w:r>
+        <w:rPr>
+          <w:rFonts w:ascii="Verdana" w:hAnsi="Verdana"/>
+          <w:sz w:val="18"/>
+          <w:szCs w:val="18"/>
+        </w:rPr>
+        <w:t>Accessed</w:t>
+      </w:r>
+      <w:r>
+        <w:rPr>
+          <w:rFonts w:ascii="Verdana" w:hAnsi="Verdana"/>
+          <w:sz w:val="18"/>
+          <w:szCs w:val="18"/>
+        </w:rPr>
+        <w:t xml:space="preserve">: Apr 3, </w:t>
+      </w:r>
+      <w:r>
+        <w:rPr>
+          <w:rFonts w:ascii="Verdana" w:hAnsi="Verdana"/>
+          <w:sz w:val="18"/>
+          <w:szCs w:val="18"/>
+        </w:rPr>
+        <w:t xml:space="preserve"> </w:t>
+      </w:r>
+      <w:r>
+        <w:rPr>
+          <w:rFonts w:ascii="Verdana" w:hAnsi="Verdana"/>
+          <w:sz w:val="18"/>
+          <w:szCs w:val="18"/>
+        </w:rPr>
+        <w:t>2025]</w:t>
       </w:r>
     </w:p>
     <w:p>
@@ -9071,9 +9733,34 @@
           <w:sz w:val="18"/>
           <w:szCs w:val="18"/>
         </w:rPr>
-        <w:t>Mar 19,2020) Tencent Revenue Up 21%; Video Game Usage Amid Covid-19. Available from:</w:t>
-      </w:r>
-      <w:r>
+        <w:t>Mar 19,</w:t>
+      </w:r>
+      <w:r>
+        <w:rPr>
+          <w:rFonts w:ascii="Verdana" w:hAnsi="Verdana"/>
+          <w:bCs/>
+          <w:noProof/>
+          <w:sz w:val="18"/>
+          <w:szCs w:val="18"/>
+        </w:rPr>
+        <w:t xml:space="preserve"> </w:t>
+      </w:r>
+      <w:r>
+        <w:rPr>
+          <w:rFonts w:ascii="Verdana" w:hAnsi="Verdana"/>
+          <w:bCs/>
+          <w:noProof/>
+          <w:sz w:val="18"/>
+          <w:szCs w:val="18"/>
+        </w:rPr>
+        <w:t>2020) Tencent Revenue Up 21%; Video Game Usage Amid Covid-19. Available from:</w:t>
+      </w:r>
+      <w:r>
+        <w:rPr>
+          <w:rFonts w:ascii="Verdana" w:hAnsi="Verdana"/>
+          <w:sz w:val="18"/>
+          <w:szCs w:val="18"/>
+        </w:rPr>
         <w:t xml:space="preserve"> </w:t>
       </w:r>
       <w:hyperlink r:id="rId28" w:history="1">
@@ -9097,7 +9784,45 @@
           <w:sz w:val="18"/>
           <w:szCs w:val="18"/>
         </w:rPr>
-        <w:t>. [Acessed: Apr 3, 2025]</w:t>
+        <w:t>. [</w:t>
+      </w:r>
+      <w:r>
+        <w:rPr>
+          <w:rFonts w:ascii="Verdana" w:hAnsi="Verdana"/>
+          <w:sz w:val="18"/>
+          <w:szCs w:val="18"/>
+        </w:rPr>
+        <w:t>Accessed</w:t>
+      </w:r>
+      <w:r>
+        <w:rPr>
+          <w:rFonts w:ascii="Verdana" w:hAnsi="Verdana"/>
+          <w:bCs/>
+          <w:noProof/>
+          <w:sz w:val="18"/>
+          <w:szCs w:val="18"/>
+        </w:rPr>
+        <w:t>: Apr 3,</w:t>
+      </w:r>
+      <w:r>
+        <w:rPr>
+          <w:rFonts w:ascii="Verdana" w:hAnsi="Verdana"/>
+          <w:bCs/>
+          <w:noProof/>
+          <w:sz w:val="18"/>
+          <w:szCs w:val="18"/>
+        </w:rPr>
+        <w:t xml:space="preserve"> </w:t>
+      </w:r>
+      <w:r>
+        <w:rPr>
+          <w:rFonts w:ascii="Verdana" w:hAnsi="Verdana"/>
+          <w:bCs/>
+          <w:noProof/>
+          <w:sz w:val="18"/>
+          <w:szCs w:val="18"/>
+        </w:rPr>
+        <w:t>2025]</w:t>
       </w:r>
     </w:p>
     <w:p>
@@ -9124,28 +9849,760 @@
       <w:pPr>
         <w:rPr>
           <w:rFonts w:ascii="Verdana" w:hAnsi="Verdana"/>
+          <w:sz w:val="18"/>
+          <w:szCs w:val="18"/>
+        </w:rPr>
+      </w:pPr>
+      <w:r>
+        <w:rPr>
+          <w:rFonts w:ascii="Verdana" w:hAnsi="Verdana"/>
+          <w:sz w:val="18"/>
+          <w:szCs w:val="18"/>
+        </w:rPr>
+        <w:t>Firaxis Games (Oct 21, 2016) Sid Meier’s Civilization® VI</w:t>
+      </w:r>
+    </w:p>
+    <w:p>
+      <w:pPr>
+        <w:rPr>
+          <w:rFonts w:ascii="Verdana" w:hAnsi="Verdana"/>
+          <w:sz w:val="18"/>
+          <w:szCs w:val="18"/>
+        </w:rPr>
+      </w:pPr>
+    </w:p>
+    <w:p>
+      <w:pPr>
+        <w:rPr>
+          <w:rFonts w:ascii="Verdana" w:hAnsi="Verdana"/>
+          <w:sz w:val="18"/>
+          <w:szCs w:val="18"/>
+        </w:rPr>
+      </w:pPr>
+      <w:r>
+        <w:rPr>
+          <w:rFonts w:ascii="Verdana" w:hAnsi="Verdana"/>
+          <w:sz w:val="18"/>
+          <w:szCs w:val="18"/>
+        </w:rPr>
+        <w:t>Bay Atlantic University (Mar 7</w:t>
+      </w:r>
+      <w:r>
+        <w:rPr>
+          <w:rFonts w:ascii="Verdana" w:hAnsi="Verdana"/>
+          <w:sz w:val="18"/>
+          <w:szCs w:val="18"/>
+        </w:rPr>
+        <w:t xml:space="preserve">, 2024) 8 Types of Learning Styles: The Definitive Guide.  </w:t>
+      </w:r>
+      <w:r>
+        <w:rPr>
+          <w:rFonts w:ascii="Verdana" w:hAnsi="Verdana"/>
+          <w:sz w:val="18"/>
+          <w:szCs w:val="18"/>
+        </w:rPr>
+        <w:t xml:space="preserve"> Available from: </w:t>
+      </w:r>
+      <w:hyperlink r:id="rId29" w:history="1">
+        <w:r>
+          <w:rPr>
+            <w:rStyle w:val="Hyperlink"/>
+            <w:rFonts w:ascii="Verdana" w:hAnsi="Verdana"/>
+            <w:sz w:val="18"/>
+            <w:szCs w:val="18"/>
+          </w:rPr>
+          <w:t>https://bau.edu/blog/types-of-learning-styles/</w:t>
+        </w:r>
+      </w:hyperlink>
+      <w:r>
+        <w:rPr>
+          <w:rFonts w:ascii="Verdana" w:hAnsi="Verdana"/>
+          <w:sz w:val="18"/>
+          <w:szCs w:val="18"/>
+        </w:rPr>
+        <w:t xml:space="preserve">. </w:t>
+      </w:r>
+      <w:r>
+        <w:rPr>
+          <w:rFonts w:ascii="Verdana" w:hAnsi="Verdana"/>
+          <w:sz w:val="18"/>
+          <w:szCs w:val="18"/>
+        </w:rPr>
+        <w:t>[Accessed: Ap</w:t>
+      </w:r>
+      <w:r>
+        <w:rPr>
+          <w:rFonts w:ascii="Verdana" w:hAnsi="Verdana"/>
+          <w:sz w:val="18"/>
+          <w:szCs w:val="18"/>
+        </w:rPr>
+        <w:t>r 22, 2025]</w:t>
+      </w:r>
+    </w:p>
+    <w:p>
+      <w:pPr>
+        <w:rPr>
+          <w:rFonts w:ascii="Verdana" w:hAnsi="Verdana"/>
+          <w:sz w:val="18"/>
+          <w:szCs w:val="18"/>
+        </w:rPr>
+      </w:pPr>
+    </w:p>
+    <w:p>
+      <w:pPr>
+        <w:rPr>
+          <w:rFonts w:ascii="Verdana" w:hAnsi="Verdana"/>
+          <w:sz w:val="18"/>
+          <w:szCs w:val="18"/>
+        </w:rPr>
+      </w:pPr>
+      <w:r>
+        <w:rPr>
+          <w:rFonts w:ascii="Verdana" w:hAnsi="Verdana"/>
+          <w:sz w:val="18"/>
+          <w:szCs w:val="18"/>
+        </w:rPr>
+        <w:t>Wileman, R.E. (1993) </w:t>
+      </w:r>
+      <w:r>
+        <w:rPr>
+          <w:rFonts w:ascii="Verdana" w:hAnsi="Verdana"/>
+          <w:i/>
+          <w:iCs/>
+          <w:sz w:val="18"/>
+          <w:szCs w:val="18"/>
+        </w:rPr>
+        <w:t>Visual Communicating</w:t>
+      </w:r>
+      <w:r>
+        <w:rPr>
+          <w:rFonts w:ascii="Verdana" w:hAnsi="Verdana"/>
+          <w:sz w:val="18"/>
+          <w:szCs w:val="18"/>
+        </w:rPr>
+        <w:t>. Englewood Cliffs, NJ: Educational Technology Publications. [Accessed: Apr 22, 2025]</w:t>
+      </w:r>
+    </w:p>
+    <w:p>
+      <w:pPr>
+        <w:rPr>
+          <w:rFonts w:ascii="Verdana" w:hAnsi="Verdana"/>
+          <w:sz w:val="18"/>
+          <w:szCs w:val="18"/>
+        </w:rPr>
+      </w:pPr>
+    </w:p>
+    <w:p>
+      <w:pPr>
+        <w:rPr>
+          <w:rFonts w:ascii="Verdana" w:hAnsi="Verdana"/>
+          <w:sz w:val="18"/>
+          <w:szCs w:val="18"/>
+        </w:rPr>
+      </w:pPr>
+      <w:r>
+        <w:rPr>
+          <w:rFonts w:ascii="Verdana" w:hAnsi="Verdana"/>
+          <w:sz w:val="18"/>
+          <w:szCs w:val="18"/>
+        </w:rPr>
+        <w:t xml:space="preserve">Top Hat (Sept 16, 2019) Visual Learning Definition and meaning. Available from: </w:t>
+      </w:r>
+      <w:hyperlink r:id="rId30" w:history="1">
+        <w:r>
+          <w:rPr>
+            <w:rStyle w:val="Hyperlink"/>
+            <w:rFonts w:ascii="Verdana" w:hAnsi="Verdana"/>
+            <w:sz w:val="18"/>
+            <w:szCs w:val="18"/>
+          </w:rPr>
+          <w:t>https://tophat.com/glossary/v/visual-learning/</w:t>
+        </w:r>
+      </w:hyperlink>
+      <w:r>
+        <w:rPr>
+          <w:rFonts w:ascii="Verdana" w:hAnsi="Verdana"/>
+          <w:sz w:val="18"/>
+          <w:szCs w:val="18"/>
+        </w:rPr>
+        <w:t>. [Accessed: Apr 22, 2025]</w:t>
+      </w:r>
+    </w:p>
+    <w:p>
+      <w:pPr>
+        <w:rPr>
+          <w:rFonts w:ascii="Verdana" w:hAnsi="Verdana"/>
+          <w:sz w:val="18"/>
+          <w:szCs w:val="18"/>
+        </w:rPr>
+      </w:pPr>
+    </w:p>
+    <w:p>
+      <w:pPr>
+        <w:rPr>
+          <w:rFonts w:ascii="Verdana" w:hAnsi="Verdana"/>
+          <w:sz w:val="18"/>
+          <w:szCs w:val="18"/>
+        </w:rPr>
+      </w:pPr>
+      <w:r>
+        <w:rPr>
+          <w:rFonts w:ascii="Verdana" w:hAnsi="Verdana"/>
+          <w:sz w:val="18"/>
+          <w:szCs w:val="18"/>
+        </w:rPr>
+        <w:t>LearnDash Collaborator (June 1, 2021) 6 Elements of an Outstanding Tutorial Video</w:t>
+      </w:r>
+      <w:r>
+        <w:rPr>
+          <w:rFonts w:ascii="Verdana" w:hAnsi="Verdana"/>
+          <w:sz w:val="18"/>
+          <w:szCs w:val="18"/>
+        </w:rPr>
+        <w:t xml:space="preserve">. Available from: </w:t>
+      </w:r>
+      <w:r>
+        <w:rPr>
+          <w:rFonts w:ascii="Verdana" w:hAnsi="Verdana"/>
+          <w:sz w:val="18"/>
+          <w:szCs w:val="18"/>
+        </w:rPr>
+        <w:t>https://www.learndash.com/blog/6-elements-of-an-outstanding-tutorial-video/#:~:text=6.-,Be%20generous%20with%20your%20visuals.,instructional%20material%20for%20your%20learners.</w:t>
+      </w:r>
+      <w:r>
+        <w:rPr>
+          <w:rFonts w:ascii="Verdana" w:hAnsi="Verdana"/>
+          <w:sz w:val="18"/>
+          <w:szCs w:val="18"/>
+        </w:rPr>
+        <w:t xml:space="preserve"> [Accessed: Apr 22, 2025]</w:t>
+      </w:r>
+    </w:p>
+    <w:p>
+      <w:pPr>
+        <w:rPr>
+          <w:rFonts w:ascii="Verdana" w:hAnsi="Verdana"/>
+          <w:sz w:val="18"/>
+          <w:szCs w:val="18"/>
+        </w:rPr>
+      </w:pPr>
+    </w:p>
+    <w:p>
+      <w:pPr>
+        <w:rPr>
+          <w:rFonts w:ascii="Verdana" w:hAnsi="Verdana"/>
+          <w:sz w:val="18"/>
+          <w:szCs w:val="18"/>
+        </w:rPr>
+      </w:pPr>
+      <w:r>
+        <w:rPr>
+          <w:rFonts w:ascii="Verdana" w:hAnsi="Verdana"/>
+          <w:sz w:val="18"/>
+          <w:szCs w:val="18"/>
+        </w:rPr>
+        <w:t xml:space="preserve">Martina A. Rau (Apr 22, 2016) Conditions for the Effectiveness of Multiple Visual Representations in Enhancing Psychology Review. Available from: https://link.springer.com/article/10.1007/s10648-016-9365-3#Abs1. </w:t>
+      </w:r>
+      <w:r>
+        <w:rPr>
+          <w:rFonts w:ascii="Verdana" w:hAnsi="Verdana"/>
+          <w:sz w:val="18"/>
+          <w:szCs w:val="18"/>
+        </w:rPr>
+        <w:t>[Accessed: Apr 22, 2025]</w:t>
+      </w:r>
+    </w:p>
+    <w:p>
+      <w:pPr>
+        <w:rPr>
+          <w:rFonts w:ascii="Verdana" w:hAnsi="Verdana"/>
+          <w:sz w:val="18"/>
+          <w:szCs w:val="18"/>
+        </w:rPr>
+      </w:pPr>
+    </w:p>
+    <w:p>
+      <w:pPr>
+        <w:rPr>
+          <w:rFonts w:ascii="Verdana" w:hAnsi="Verdana"/>
+          <w:sz w:val="18"/>
+          <w:szCs w:val="18"/>
+        </w:rPr>
+      </w:pPr>
+      <w:r>
+        <w:rPr>
+          <w:rFonts w:ascii="Verdana" w:hAnsi="Verdana"/>
+          <w:sz w:val="18"/>
+          <w:szCs w:val="18"/>
+        </w:rPr>
+        <w:t>Alexander Eitel, Katharina Scheiter, Anne Schüler</w:t>
+      </w:r>
+      <w:r>
+        <w:rPr>
+          <w:rFonts w:ascii="Verdana" w:hAnsi="Verdana"/>
+          <w:sz w:val="18"/>
+          <w:szCs w:val="18"/>
+        </w:rPr>
+        <w:t xml:space="preserve"> (Mar 25, 2013) How Inspecting a Picture Affects Processing of Text in Multimedia Learning.</w:t>
+      </w:r>
+      <w:r>
+        <w:rPr>
+          <w:rFonts w:ascii="Verdana" w:hAnsi="Verdana"/>
+          <w:sz w:val="18"/>
+          <w:szCs w:val="18"/>
+        </w:rPr>
+        <w:t xml:space="preserve"> Available from: https://onlinelibrary.wiley.com/doi/10.1002/acp.2922. [Accessed: Apr 22, 2025]</w:t>
+      </w:r>
+    </w:p>
+    <w:p>
+      <w:pPr>
+        <w:rPr>
+          <w:rFonts w:ascii="Verdana" w:hAnsi="Verdana"/>
+          <w:sz w:val="18"/>
+          <w:szCs w:val="18"/>
+        </w:rPr>
+      </w:pPr>
+    </w:p>
+    <w:p>
+      <w:pPr>
+        <w:rPr>
+          <w:rFonts w:ascii="Verdana" w:hAnsi="Verdana"/>
+          <w:sz w:val="18"/>
+          <w:szCs w:val="18"/>
+        </w:rPr>
+      </w:pPr>
+      <w:r>
+        <w:rPr>
+          <w:rFonts w:ascii="Verdana" w:hAnsi="Verdana"/>
+          <w:sz w:val="18"/>
+          <w:szCs w:val="18"/>
+        </w:rPr>
+        <w:t>Bay Atlantic University (</w:t>
+      </w:r>
+      <w:r>
+        <w:rPr>
+          <w:rFonts w:ascii="Verdana" w:hAnsi="Verdana"/>
+          <w:sz w:val="18"/>
+          <w:szCs w:val="18"/>
+        </w:rPr>
+        <w:t>Sept</w:t>
+      </w:r>
+      <w:r>
+        <w:rPr>
+          <w:rFonts w:ascii="Verdana" w:hAnsi="Verdana"/>
+          <w:sz w:val="18"/>
+          <w:szCs w:val="18"/>
+        </w:rPr>
+        <w:t xml:space="preserve"> </w:t>
+      </w:r>
+      <w:r>
+        <w:rPr>
+          <w:rFonts w:ascii="Verdana" w:hAnsi="Verdana"/>
+          <w:sz w:val="18"/>
+          <w:szCs w:val="18"/>
+        </w:rPr>
+        <w:t>20</w:t>
+      </w:r>
+      <w:r>
+        <w:rPr>
+          <w:rFonts w:ascii="Verdana" w:hAnsi="Verdana"/>
+          <w:sz w:val="18"/>
+          <w:szCs w:val="18"/>
+        </w:rPr>
+        <w:t xml:space="preserve">, 2024) </w:t>
+      </w:r>
+      <w:r>
+        <w:rPr>
+          <w:rFonts w:ascii="Verdana" w:hAnsi="Verdana"/>
+          <w:sz w:val="18"/>
+          <w:szCs w:val="18"/>
+        </w:rPr>
+        <w:t xml:space="preserve">What is A Kinaesthetic Learner. </w:t>
+      </w:r>
+      <w:r>
+        <w:rPr>
+          <w:rFonts w:ascii="Verdana" w:hAnsi="Verdana"/>
+          <w:sz w:val="18"/>
+          <w:szCs w:val="18"/>
+        </w:rPr>
+        <w:t>Available from: https://bau.edu/blog/what-is-a-kinesthetic-learner/. [Accessed: Apr 22, 2025]</w:t>
+      </w:r>
+    </w:p>
+    <w:p>
+      <w:pPr>
+        <w:rPr>
+          <w:rFonts w:ascii="Verdana" w:hAnsi="Verdana"/>
+          <w:sz w:val="18"/>
+          <w:szCs w:val="18"/>
+        </w:rPr>
+      </w:pPr>
+    </w:p>
+    <w:p>
+      <w:pPr>
+        <w:rPr>
+          <w:rFonts w:ascii="Verdana" w:hAnsi="Verdana"/>
+          <w:sz w:val="18"/>
+          <w:szCs w:val="18"/>
+        </w:rPr>
+      </w:pPr>
+      <w:r>
+        <w:rPr>
+          <w:rFonts w:ascii="Verdana" w:hAnsi="Verdana"/>
+          <w:sz w:val="18"/>
+          <w:szCs w:val="18"/>
+        </w:rPr>
+        <w:t>Hernandez JE, Vasan N, Huff S, Melovitz-Vasan C</w:t>
+      </w:r>
+      <w:r>
+        <w:rPr>
+          <w:rFonts w:ascii="Verdana" w:hAnsi="Verdana"/>
+          <w:sz w:val="18"/>
+          <w:szCs w:val="18"/>
+        </w:rPr>
+        <w:t xml:space="preserve"> (Aug 27, 2020) Learning Styles/Preferences </w:t>
+      </w:r>
+      <w:r>
+        <w:rPr>
+          <w:rFonts w:ascii="Verdana" w:hAnsi="Verdana"/>
+          <w:sz w:val="18"/>
+          <w:szCs w:val="18"/>
+        </w:rPr>
+        <w:lastRenderedPageBreak/>
+        <w:t>Among Medical Students: Kinesthetic Learner’s Multimodal Approach to Learning Anatomy</w:t>
+      </w:r>
+      <w:r>
+        <w:rPr>
+          <w:rFonts w:ascii="Verdana" w:hAnsi="Verdana"/>
+          <w:sz w:val="18"/>
+          <w:szCs w:val="18"/>
+        </w:rPr>
+        <w:t xml:space="preserve">. </w:t>
+      </w:r>
+      <w:r>
+        <w:rPr>
+          <w:rFonts w:ascii="Verdana" w:hAnsi="Verdana"/>
+          <w:sz w:val="18"/>
+          <w:szCs w:val="18"/>
+        </w:rPr>
+        <w:t xml:space="preserve">Available from: </w:t>
+      </w:r>
+      <w:hyperlink r:id="rId31" w:history="1">
+        <w:r>
+          <w:rPr>
+            <w:rStyle w:val="Hyperlink"/>
+            <w:rFonts w:ascii="Verdana" w:hAnsi="Verdana"/>
+            <w:sz w:val="18"/>
+            <w:szCs w:val="18"/>
+          </w:rPr>
+          <w:t>https://pmc.ncbi.nlm.nih.gov/articles/PMC8368716/#Abs1</w:t>
+        </w:r>
+      </w:hyperlink>
+      <w:r>
+        <w:rPr>
+          <w:rFonts w:ascii="Verdana" w:hAnsi="Verdana"/>
+          <w:sz w:val="18"/>
+          <w:szCs w:val="18"/>
+        </w:rPr>
+        <w:t>.</w:t>
+      </w:r>
+      <w:r>
+        <w:rPr>
+          <w:rFonts w:ascii="Verdana" w:hAnsi="Verdana"/>
+          <w:sz w:val="18"/>
+          <w:szCs w:val="18"/>
+        </w:rPr>
+        <w:t xml:space="preserve"> </w:t>
+      </w:r>
+      <w:r>
+        <w:rPr>
+          <w:rFonts w:ascii="Verdana" w:hAnsi="Verdana"/>
+          <w:sz w:val="18"/>
+          <w:szCs w:val="18"/>
+        </w:rPr>
+        <w:t>[Accessed: Apr 22, 2025]</w:t>
+      </w:r>
+    </w:p>
+    <w:p>
+      <w:pPr>
+        <w:rPr>
+          <w:rFonts w:ascii="Verdana" w:hAnsi="Verdana"/>
+          <w:sz w:val="18"/>
+          <w:szCs w:val="18"/>
+        </w:rPr>
+      </w:pPr>
+    </w:p>
+    <w:p>
+      <w:pPr>
+        <w:rPr>
+          <w:rFonts w:ascii="Verdana" w:hAnsi="Verdana"/>
+          <w:sz w:val="18"/>
+          <w:szCs w:val="18"/>
+        </w:rPr>
+      </w:pPr>
+      <w:r>
+        <w:rPr>
+          <w:rFonts w:ascii="Verdana" w:hAnsi="Verdana"/>
+          <w:sz w:val="18"/>
+          <w:szCs w:val="18"/>
+        </w:rPr>
+        <w:t>Brame CJ.</w:t>
+      </w:r>
+      <w:r>
+        <w:rPr>
+          <w:rFonts w:ascii="Verdana" w:hAnsi="Verdana"/>
+          <w:sz w:val="18"/>
+          <w:szCs w:val="18"/>
+        </w:rPr>
+        <w:t xml:space="preserve"> (</w:t>
+      </w:r>
+      <w:r>
+        <w:rPr>
+          <w:rFonts w:ascii="Verdana" w:hAnsi="Verdana"/>
+          <w:sz w:val="18"/>
+          <w:szCs w:val="18"/>
+        </w:rPr>
+        <w:t>Winter, 2016</w:t>
+      </w:r>
+      <w:r>
+        <w:rPr>
+          <w:rFonts w:ascii="Verdana" w:hAnsi="Verdana"/>
+          <w:sz w:val="18"/>
+          <w:szCs w:val="18"/>
+        </w:rPr>
+        <w:t xml:space="preserve">) </w:t>
+      </w:r>
+      <w:r>
+        <w:rPr>
+          <w:rFonts w:ascii="Verdana" w:hAnsi="Verdana"/>
+          <w:sz w:val="18"/>
+          <w:szCs w:val="18"/>
+        </w:rPr>
+        <w:t>Effective Educational Videos: Principles and Guidelines for Maximizing Student Learning from Video Content</w:t>
+      </w:r>
+      <w:r>
+        <w:rPr>
+          <w:rFonts w:ascii="Verdana" w:hAnsi="Verdana"/>
+          <w:sz w:val="18"/>
+          <w:szCs w:val="18"/>
+        </w:rPr>
+        <w:t xml:space="preserve">. Available from: </w:t>
+      </w:r>
+      <w:hyperlink r:id="rId32" w:history="1">
+        <w:r>
+          <w:rPr>
+            <w:rStyle w:val="Hyperlink"/>
+            <w:rFonts w:ascii="Verdana" w:hAnsi="Verdana"/>
+            <w:sz w:val="18"/>
+            <w:szCs w:val="18"/>
+          </w:rPr>
+          <w:t>https://pmc.ncbi.nlm.nih.gov/articles/PMC5132380/</w:t>
+        </w:r>
+      </w:hyperlink>
+      <w:r>
+        <w:rPr>
+          <w:rFonts w:ascii="Verdana" w:hAnsi="Verdana"/>
+          <w:sz w:val="18"/>
+          <w:szCs w:val="18"/>
+        </w:rPr>
+        <w:t xml:space="preserve">. </w:t>
+      </w:r>
+      <w:r>
+        <w:rPr>
+          <w:rFonts w:ascii="Verdana" w:hAnsi="Verdana"/>
+          <w:sz w:val="18"/>
+          <w:szCs w:val="18"/>
+        </w:rPr>
+        <w:t>[Accessed: Apr 22, 2025]</w:t>
+      </w:r>
+    </w:p>
+    <w:p>
+      <w:pPr>
+        <w:rPr>
+          <w:rFonts w:ascii="Verdana" w:hAnsi="Verdana"/>
+          <w:sz w:val="18"/>
+          <w:szCs w:val="18"/>
+        </w:rPr>
+      </w:pPr>
+    </w:p>
+    <w:p>
+      <w:pPr>
+        <w:rPr>
+          <w:rFonts w:ascii="Verdana" w:hAnsi="Verdana"/>
+          <w:sz w:val="18"/>
+          <w:szCs w:val="18"/>
+        </w:rPr>
+      </w:pPr>
+      <w:r>
+        <w:rPr>
+          <w:rFonts w:ascii="Verdana" w:hAnsi="Verdana"/>
+          <w:sz w:val="18"/>
+          <w:szCs w:val="18"/>
+        </w:rPr>
+        <w:t xml:space="preserve">Samba Recovery (Mar 4, 2025) Average Human Attention Span Statistics &amp; Facts [2024]. Available from: </w:t>
+      </w:r>
+      <w:hyperlink r:id="rId33" w:history="1">
+        <w:r>
+          <w:rPr>
+            <w:rStyle w:val="Hyperlink"/>
+            <w:rFonts w:ascii="Verdana" w:hAnsi="Verdana"/>
+            <w:sz w:val="18"/>
+            <w:szCs w:val="18"/>
+          </w:rPr>
+          <w:t>https://www.sambarecovery.com/rehab-blog/average-human-attention-span-statistics</w:t>
+        </w:r>
+      </w:hyperlink>
+      <w:r>
+        <w:rPr>
+          <w:rFonts w:ascii="Verdana" w:hAnsi="Verdana"/>
+          <w:sz w:val="18"/>
+          <w:szCs w:val="18"/>
+        </w:rPr>
+        <w:t xml:space="preserve">. </w:t>
+      </w:r>
+      <w:r>
+        <w:rPr>
+          <w:rFonts w:ascii="Verdana" w:hAnsi="Verdana"/>
+          <w:sz w:val="18"/>
+          <w:szCs w:val="18"/>
+        </w:rPr>
+        <w:t>[Accessed: Apr 22, 2025]</w:t>
+      </w:r>
+    </w:p>
+    <w:p>
+      <w:pPr>
+        <w:rPr>
+          <w:rFonts w:ascii="Verdana" w:hAnsi="Verdana"/>
+          <w:sz w:val="18"/>
+          <w:szCs w:val="18"/>
+        </w:rPr>
+      </w:pPr>
+    </w:p>
+    <w:p>
+      <w:pPr>
+        <w:rPr>
+          <w:rFonts w:ascii="Verdana" w:hAnsi="Verdana"/>
+          <w:sz w:val="18"/>
+          <w:szCs w:val="18"/>
+        </w:rPr>
+      </w:pPr>
+      <w:r>
+        <w:rPr>
+          <w:rFonts w:ascii="Verdana" w:hAnsi="Verdana"/>
+          <w:sz w:val="18"/>
+          <w:szCs w:val="18"/>
+        </w:rPr>
+        <w:t>Lin Li-</w:t>
+      </w:r>
+      <w:r>
+        <w:rPr>
+          <w:rFonts w:ascii="Verdana" w:hAnsi="Verdana"/>
+          <w:sz w:val="18"/>
+          <w:szCs w:val="18"/>
+        </w:rPr>
+        <w:t>Hsin,</w:t>
+      </w:r>
+      <w:r>
+        <w:rPr>
+          <w:rFonts w:ascii="Verdana" w:hAnsi="Verdana"/>
+          <w:sz w:val="18"/>
+          <w:szCs w:val="18"/>
+        </w:rPr>
+        <w:t xml:space="preserve"> Narender Rainita, Zak Paul J</w:t>
+      </w:r>
+      <w:r>
+        <w:rPr>
+          <w:rFonts w:ascii="Verdana" w:hAnsi="Verdana"/>
+          <w:sz w:val="18"/>
+          <w:szCs w:val="18"/>
+        </w:rPr>
+        <w:t xml:space="preserve"> (Dec 13, 2022) </w:t>
+      </w:r>
+      <w:r>
+        <w:rPr>
+          <w:rFonts w:ascii="Verdana" w:hAnsi="Verdana"/>
+          <w:sz w:val="18"/>
+          <w:szCs w:val="18"/>
+        </w:rPr>
+        <w:t xml:space="preserve">Why people keep watching: </w:t>
+      </w:r>
+      <w:r>
+        <w:rPr>
+          <w:rFonts w:ascii="Verdana" w:hAnsi="Verdana"/>
+          <w:sz w:val="18"/>
+          <w:szCs w:val="18"/>
+        </w:rPr>
+        <w:t xml:space="preserve">neurophysiologic immersion during video consumption increases viewing time and influences </w:t>
+      </w:r>
+      <w:r>
+        <w:rPr>
+          <w:rFonts w:ascii="Verdana" w:hAnsi="Verdana"/>
+          <w:sz w:val="18"/>
+          <w:szCs w:val="18"/>
+        </w:rPr>
+        <w:t>behaviour</w:t>
+      </w:r>
+      <w:r>
+        <w:rPr>
+          <w:rFonts w:ascii="Verdana" w:hAnsi="Verdana"/>
+          <w:sz w:val="18"/>
+          <w:szCs w:val="18"/>
+        </w:rPr>
+        <w:t xml:space="preserve">. Available from: </w:t>
+      </w:r>
+      <w:hyperlink r:id="rId34" w:history="1">
+        <w:r>
+          <w:rPr>
+            <w:rStyle w:val="Hyperlink"/>
+            <w:rFonts w:ascii="Verdana" w:hAnsi="Verdana"/>
+            <w:sz w:val="18"/>
+            <w:szCs w:val="18"/>
+          </w:rPr>
+          <w:t>https://www.frontiersin.org/journals/behavioral-neuroscience/articles/10.3389/fnbeh.2022.1053053/full</w:t>
+        </w:r>
+      </w:hyperlink>
+      <w:r>
+        <w:rPr>
+          <w:rFonts w:ascii="Verdana" w:hAnsi="Verdana"/>
+          <w:sz w:val="18"/>
+          <w:szCs w:val="18"/>
+        </w:rPr>
+        <w:t xml:space="preserve">. </w:t>
+      </w:r>
+      <w:r>
+        <w:rPr>
+          <w:rFonts w:ascii="Verdana" w:hAnsi="Verdana"/>
+          <w:sz w:val="18"/>
+          <w:szCs w:val="18"/>
+        </w:rPr>
+        <w:t>[Accessed: Apr 22, 2025]</w:t>
+      </w:r>
+    </w:p>
+    <w:p>
+      <w:pPr>
+        <w:rPr>
+          <w:rFonts w:ascii="Verdana" w:hAnsi="Verdana"/>
           <w:b/>
-          <w:bCs/>
-          <w:sz w:val="18"/>
-          <w:szCs w:val="18"/>
-        </w:rPr>
-      </w:pPr>
-      <w:r>
-        <w:rPr>
-          <w:sz w:val="22"/>
-          <w:szCs w:val="22"/>
-        </w:rPr>
-        <w:t>Firaxis Games (Oct 21, 2016) Sid Meier’s Civilization® VI</w:t>
-      </w:r>
-    </w:p>
-    <w:p>
-      <w:pPr>
+          <w:sz w:val="18"/>
+          <w:szCs w:val="18"/>
+        </w:rPr>
+      </w:pPr>
+      <w:r>
         <w:rPr>
           <w:rFonts w:ascii="Verdana" w:hAnsi="Verdana"/>
           <w:b/>
           <w:sz w:val="18"/>
           <w:szCs w:val="18"/>
         </w:rPr>
+        <w:t>---------------------------------------------------</w:t>
+      </w:r>
+    </w:p>
+    <w:p>
+      <w:pPr>
+        <w:rPr>
+          <w:rFonts w:ascii="Verdana" w:hAnsi="Verdana"/>
+          <w:sz w:val="18"/>
+          <w:szCs w:val="18"/>
+        </w:rPr>
       </w:pPr>
       <w:r>
         <w:rPr>
@@ -9154,17 +10611,8 @@
           <w:sz w:val="18"/>
           <w:szCs w:val="18"/>
         </w:rPr>
-        <w:t>---------------------------------------------------</w:t>
-      </w:r>
-    </w:p>
-    <w:p>
-      <w:pPr>
-        <w:rPr>
-          <w:rFonts w:ascii="Verdana" w:hAnsi="Verdana"/>
-          <w:sz w:val="18"/>
-          <w:szCs w:val="18"/>
-        </w:rPr>
-      </w:pPr>
+        <w:t>9</w:t>
+      </w:r>
       <w:r>
         <w:rPr>
           <w:rFonts w:ascii="Verdana" w:hAnsi="Verdana"/>
@@ -9172,7 +10620,7 @@
           <w:sz w:val="18"/>
           <w:szCs w:val="18"/>
         </w:rPr>
-        <w:t>9</w:t>
+        <w:t xml:space="preserve">. </w:t>
       </w:r>
       <w:r>
         <w:rPr>
@@ -9181,16 +10629,6 @@
           <w:sz w:val="18"/>
           <w:szCs w:val="18"/>
         </w:rPr>
-        <w:t xml:space="preserve">. </w:t>
-      </w:r>
-      <w:proofErr w:type="gramStart"/>
-      <w:r>
-        <w:rPr>
-          <w:rFonts w:ascii="Verdana" w:hAnsi="Verdana"/>
-          <w:b/>
-          <w:sz w:val="18"/>
-          <w:szCs w:val="18"/>
-        </w:rPr>
         <w:t>Bibliography</w:t>
       </w:r>
       <w:r>
@@ -9218,7 +10656,6 @@
         </w:rPr>
         <w:t>(</w:t>
       </w:r>
-      <w:proofErr w:type="gramEnd"/>
       <w:r>
         <w:rPr>
           <w:rFonts w:ascii="Verdana" w:hAnsi="Verdana"/>
@@ -9419,9 +10856,8 @@
           <w:sz w:val="18"/>
           <w:szCs w:val="18"/>
         </w:rPr>
-        <w:t xml:space="preserve">UWE Library </w:t>
-      </w:r>
-      <w:proofErr w:type="spellStart"/>
+        <w:t>UWE Library Services:</w:t>
+      </w:r>
       <w:r>
         <w:rPr>
           <w:rFonts w:ascii="Verdana" w:hAnsi="Verdana"/>
@@ -9429,26 +10865,7 @@
           <w:sz w:val="18"/>
           <w:szCs w:val="18"/>
         </w:rPr>
-        <w:t>Services:</w:t>
-      </w:r>
-      <w:r>
-        <w:rPr>
-          <w:rFonts w:ascii="Verdana" w:hAnsi="Verdana"/>
-          <w:i/>
-          <w:sz w:val="18"/>
-          <w:szCs w:val="18"/>
-        </w:rPr>
-        <w:t>Study</w:t>
-      </w:r>
-      <w:proofErr w:type="spellEnd"/>
-      <w:r>
-        <w:rPr>
-          <w:rFonts w:ascii="Verdana" w:hAnsi="Verdana"/>
-          <w:i/>
-          <w:sz w:val="18"/>
-          <w:szCs w:val="18"/>
-        </w:rPr>
-        <w:t xml:space="preserve"> skills - The Harvard System </w:t>
+        <w:t xml:space="preserve">Study skills - The Harvard System </w:t>
       </w:r>
       <w:r>
         <w:rPr>
@@ -9458,7 +10875,7 @@
         </w:rPr>
         <w:t xml:space="preserve">[Online] Available from </w:t>
       </w:r>
-      <w:hyperlink r:id="rId29" w:history="1">
+      <w:hyperlink r:id="rId35" w:history="1">
         <w:r>
           <w:rPr>
             <w:rStyle w:val="Hyperlink"/>
@@ -10025,7 +11442,6 @@
           <w:sz w:val="18"/>
           <w:szCs w:val="18"/>
         </w:rPr>
-        <w:lastRenderedPageBreak/>
         <w:t xml:space="preserve">Ethics: participant </w:t>
       </w:r>
       <w:r>
@@ -11836,6 +13252,92 @@
     </w:lvl>
   </w:abstractNum>
   <w:abstractNum w:abstractNumId="8" w15:restartNumberingAfterBreak="0">
+    <w:nsid w:val="6ACA174D"/>
+    <w:multiLevelType w:val="hybridMultilevel"/>
+    <w:tmpl w:val="3BD6DEE6"/>
+    <w:lvl w:ilvl="0" w:tplc="0809000F">
+      <w:start w:val="1"/>
+      <w:numFmt w:val="decimal"/>
+      <w:lvlText w:val="%1."/>
+      <w:lvlJc w:val="left"/>
+      <w:pPr>
+        <w:ind w:left="720" w:hanging="360"/>
+      </w:pPr>
+    </w:lvl>
+    <w:lvl w:ilvl="1" w:tplc="08090019" w:tentative="1">
+      <w:start w:val="1"/>
+      <w:numFmt w:val="lowerLetter"/>
+      <w:lvlText w:val="%2."/>
+      <w:lvlJc w:val="left"/>
+      <w:pPr>
+        <w:ind w:left="1440" w:hanging="360"/>
+      </w:pPr>
+    </w:lvl>
+    <w:lvl w:ilvl="2" w:tplc="0809001B" w:tentative="1">
+      <w:start w:val="1"/>
+      <w:numFmt w:val="lowerRoman"/>
+      <w:lvlText w:val="%3."/>
+      <w:lvlJc w:val="right"/>
+      <w:pPr>
+        <w:ind w:left="2160" w:hanging="180"/>
+      </w:pPr>
+    </w:lvl>
+    <w:lvl w:ilvl="3" w:tplc="0809000F" w:tentative="1">
+      <w:start w:val="1"/>
+      <w:numFmt w:val="decimal"/>
+      <w:lvlText w:val="%4."/>
+      <w:lvlJc w:val="left"/>
+      <w:pPr>
+        <w:ind w:left="2880" w:hanging="360"/>
+      </w:pPr>
+    </w:lvl>
+    <w:lvl w:ilvl="4" w:tplc="08090019" w:tentative="1">
+      <w:start w:val="1"/>
+      <w:numFmt w:val="lowerLetter"/>
+      <w:lvlText w:val="%5."/>
+      <w:lvlJc w:val="left"/>
+      <w:pPr>
+        <w:ind w:left="3600" w:hanging="360"/>
+      </w:pPr>
+    </w:lvl>
+    <w:lvl w:ilvl="5" w:tplc="0809001B" w:tentative="1">
+      <w:start w:val="1"/>
+      <w:numFmt w:val="lowerRoman"/>
+      <w:lvlText w:val="%6."/>
+      <w:lvlJc w:val="right"/>
+      <w:pPr>
+        <w:ind w:left="4320" w:hanging="180"/>
+      </w:pPr>
+    </w:lvl>
+    <w:lvl w:ilvl="6" w:tplc="0809000F" w:tentative="1">
+      <w:start w:val="1"/>
+      <w:numFmt w:val="decimal"/>
+      <w:lvlText w:val="%7."/>
+      <w:lvlJc w:val="left"/>
+      <w:pPr>
+        <w:ind w:left="5040" w:hanging="360"/>
+      </w:pPr>
+    </w:lvl>
+    <w:lvl w:ilvl="7" w:tplc="08090019" w:tentative="1">
+      <w:start w:val="1"/>
+      <w:numFmt w:val="lowerLetter"/>
+      <w:lvlText w:val="%8."/>
+      <w:lvlJc w:val="left"/>
+      <w:pPr>
+        <w:ind w:left="5760" w:hanging="360"/>
+      </w:pPr>
+    </w:lvl>
+    <w:lvl w:ilvl="8" w:tplc="0809001B" w:tentative="1">
+      <w:start w:val="1"/>
+      <w:numFmt w:val="lowerRoman"/>
+      <w:lvlText w:val="%9."/>
+      <w:lvlJc w:val="right"/>
+      <w:pPr>
+        <w:ind w:left="6480" w:hanging="180"/>
+      </w:pPr>
+    </w:lvl>
+  </w:abstractNum>
+  <w:abstractNum w:abstractNumId="9" w15:restartNumberingAfterBreak="0">
     <w:nsid w:val="6C9A26E8"/>
     <w:multiLevelType w:val="hybridMultilevel"/>
     <w:tmpl w:val="87BA9472"/>
@@ -11948,7 +13450,7 @@
       </w:rPr>
     </w:lvl>
   </w:abstractNum>
-  <w:abstractNum w:abstractNumId="9" w15:restartNumberingAfterBreak="0">
+  <w:abstractNum w:abstractNumId="10" w15:restartNumberingAfterBreak="0">
     <w:nsid w:val="733C1702"/>
     <w:multiLevelType w:val="hybridMultilevel"/>
     <w:tmpl w:val="DB8AB832"/>
@@ -12034,7 +13536,7 @@
       </w:pPr>
     </w:lvl>
   </w:abstractNum>
-  <w:abstractNum w:abstractNumId="10" w15:restartNumberingAfterBreak="0">
+  <w:abstractNum w:abstractNumId="11" w15:restartNumberingAfterBreak="0">
     <w:nsid w:val="73776DC2"/>
     <w:multiLevelType w:val="hybridMultilevel"/>
     <w:tmpl w:val="E018A2FE"/>
@@ -12154,10 +13656,10 @@
     <w:abstractNumId w:val="3"/>
   </w:num>
   <w:num w:numId="3" w16cid:durableId="155387266">
-    <w:abstractNumId w:val="8"/>
+    <w:abstractNumId w:val="9"/>
   </w:num>
   <w:num w:numId="4" w16cid:durableId="899709632">
-    <w:abstractNumId w:val="10"/>
+    <w:abstractNumId w:val="11"/>
   </w:num>
   <w:num w:numId="5" w16cid:durableId="708459630">
     <w:abstractNumId w:val="0"/>
@@ -12178,7 +13680,10 @@
     <w:abstractNumId w:val="4"/>
   </w:num>
   <w:num w:numId="11" w16cid:durableId="1438520060">
-    <w:abstractNumId w:val="9"/>
+    <w:abstractNumId w:val="10"/>
+  </w:num>
+  <w:num w:numId="12" w16cid:durableId="398091206">
+    <w:abstractNumId w:val="8"/>
   </w:num>
 </w:numbering>
 </file>
@@ -12569,6 +14074,27 @@
     <w:name w:val="Normal"/>
     <w:qFormat/>
   </w:style>
+  <w:style w:type="paragraph" w:styleId="Heading1">
+    <w:name w:val="heading 1"/>
+    <w:basedOn w:val="Normal"/>
+    <w:next w:val="Normal"/>
+    <w:link w:val="Heading1Char"/>
+    <w:uiPriority w:val="9"/>
+    <w:qFormat/>
+    <w:rsid w:val="0073781D"/>
+    <w:pPr>
+      <w:keepNext/>
+      <w:keepLines/>
+      <w:spacing w:before="240"/>
+      <w:outlineLvl w:val="0"/>
+    </w:pPr>
+    <w:rPr>
+      <w:rFonts w:asciiTheme="majorHAnsi" w:eastAsiaTheme="majorEastAsia" w:hAnsiTheme="majorHAnsi" w:cstheme="majorBidi"/>
+      <w:color w:val="365F91" w:themeColor="accent1" w:themeShade="BF"/>
+      <w:sz w:val="32"/>
+      <w:szCs w:val="32"/>
+    </w:rPr>
+  </w:style>
   <w:style w:type="paragraph" w:styleId="Heading5">
     <w:name w:val="heading 5"/>
     <w:basedOn w:val="Normal"/>
@@ -12593,7 +14119,6 @@
   <w:style w:type="character" w:default="1" w:styleId="DefaultParagraphFont">
     <w:name w:val="Default Paragraph Font"/>
     <w:uiPriority w:val="1"/>
-    <w:semiHidden/>
     <w:unhideWhenUsed/>
   </w:style>
   <w:style w:type="table" w:default="1" w:styleId="TableNormal">
@@ -13167,6 +14692,19 @@
     <w:rPr>
       <w:color w:val="605E5C"/>
       <w:shd w:val="clear" w:color="auto" w:fill="E1DFDD"/>
+    </w:rPr>
+  </w:style>
+  <w:style w:type="character" w:customStyle="1" w:styleId="Heading1Char">
+    <w:name w:val="Heading 1 Char"/>
+    <w:basedOn w:val="DefaultParagraphFont"/>
+    <w:link w:val="Heading1"/>
+    <w:uiPriority w:val="9"/>
+    <w:rsid w:val="0073781D"/>
+    <w:rPr>
+      <w:rFonts w:asciiTheme="majorHAnsi" w:eastAsiaTheme="majorEastAsia" w:hAnsiTheme="majorHAnsi" w:cstheme="majorBidi"/>
+      <w:color w:val="365F91" w:themeColor="accent1" w:themeShade="BF"/>
+      <w:sz w:val="32"/>
+      <w:szCs w:val="32"/>
     </w:rPr>
   </w:style>
 </w:styles>

--- a/Dis Report.docx
+++ b/Dis Report.docx
@@ -218,7 +218,7 @@
                         <a:effectLst/>
                         <a:extLst>
                           <a:ext uri="{C572A759-6A51-4108-AA02-DFA0A04FC94B}">
-                            <ma14:wrappingTextBoxFlag xmlns:ma14="http://schemas.microsoft.com/office/mac/drawingml/2011/main" xmlns:w="http://schemas.openxmlformats.org/wordprocessingml/2006/main" xmlns:w10="urn:schemas-microsoft-com:office:word" xmlns:v="urn:schemas-microsoft-com:vml" xmlns:o="urn:schemas-microsoft-com:office:office" xmlns:mv="urn:schemas-microsoft-com:mac:vml" xmlns:mo="http://schemas.microsoft.com/office/mac/office/2008/main" xmlns=""/>
+                            <ma14:wrappingTextBoxFlag xmlns="" xmlns:mo="http://schemas.microsoft.com/office/mac/office/2008/main" xmlns:mv="urn:schemas-microsoft-com:mac:vml" xmlns:o="urn:schemas-microsoft-com:office:office" xmlns:v="urn:schemas-microsoft-com:vml" xmlns:w10="urn:schemas-microsoft-com:office:word" xmlns:w="http://schemas.openxmlformats.org/wordprocessingml/2006/main" xmlns:ma14="http://schemas.microsoft.com/office/mac/drawingml/2011/main"/>
                           </a:ext>
                         </a:extLst>
                       </wps:spPr>
@@ -1083,8 +1083,9 @@
           <w:szCs w:val="18"/>
           <w:lang w:val="en-GB"/>
         </w:rPr>
-        <w:t xml:space="preserve"> / administration interface</w:t>
-      </w:r>
+        <w:t xml:space="preserve"> / administration </w:t>
+      </w:r>
+      <w:proofErr w:type="gramStart"/>
       <w:r>
         <w:rPr>
           <w:rFonts w:ascii="Verdana" w:hAnsi="Verdana"/>
@@ -1092,8 +1093,18 @@
           <w:szCs w:val="18"/>
           <w:lang w:val="en-GB"/>
         </w:rPr>
+        <w:t>interface</w:t>
+      </w:r>
+      <w:r>
+        <w:rPr>
+          <w:rFonts w:ascii="Verdana" w:hAnsi="Verdana"/>
+          <w:sz w:val="18"/>
+          <w:szCs w:val="18"/>
+          <w:lang w:val="en-GB"/>
+        </w:rPr>
         <w:t>s</w:t>
       </w:r>
+      <w:proofErr w:type="gramEnd"/>
       <w:r>
         <w:rPr>
           <w:rFonts w:ascii="Verdana" w:hAnsi="Verdana"/>
@@ -1384,7 +1395,27 @@
           <w:szCs w:val="18"/>
           <w:lang w:val="en-GB"/>
         </w:rPr>
-        <w:t xml:space="preserve"> method for providing access to your project you will need to provide instructions here. Also if there is anything we need to know about the work that will not be self-explanatory, then also provide brief instructions here. </w:t>
+        <w:t xml:space="preserve"> method for providing access to your project you will need to provide instructions here. </w:t>
+      </w:r>
+      <w:proofErr w:type="gramStart"/>
+      <w:r>
+        <w:rPr>
+          <w:rFonts w:ascii="Verdana" w:hAnsi="Verdana"/>
+          <w:sz w:val="18"/>
+          <w:szCs w:val="18"/>
+          <w:lang w:val="en-GB"/>
+        </w:rPr>
+        <w:t>Also</w:t>
+      </w:r>
+      <w:proofErr w:type="gramEnd"/>
+      <w:r>
+        <w:rPr>
+          <w:rFonts w:ascii="Verdana" w:hAnsi="Verdana"/>
+          <w:sz w:val="18"/>
+          <w:szCs w:val="18"/>
+          <w:lang w:val="en-GB"/>
+        </w:rPr>
+        <w:t xml:space="preserve"> if there is anything we need to know about the work that will not be self-explanatory, then also provide brief instructions here. </w:t>
       </w:r>
       <w:r>
         <w:rPr>
@@ -2074,14 +2105,25 @@
           <w:szCs w:val="18"/>
         </w:rPr>
       </w:pPr>
-      <w:r>
-        <w:rPr>
-          <w:rFonts w:ascii="Verdana" w:hAnsi="Verdana"/>
-          <w:color w:val="FF0000"/>
-          <w:sz w:val="18"/>
-          <w:szCs w:val="18"/>
-        </w:rPr>
-        <w:t>So in this</w:t>
+      <w:proofErr w:type="gramStart"/>
+      <w:r>
+        <w:rPr>
+          <w:rFonts w:ascii="Verdana" w:hAnsi="Verdana"/>
+          <w:color w:val="FF0000"/>
+          <w:sz w:val="18"/>
+          <w:szCs w:val="18"/>
+        </w:rPr>
+        <w:t>So</w:t>
+      </w:r>
+      <w:proofErr w:type="gramEnd"/>
+      <w:r>
+        <w:rPr>
+          <w:rFonts w:ascii="Verdana" w:hAnsi="Verdana"/>
+          <w:color w:val="FF0000"/>
+          <w:sz w:val="18"/>
+          <w:szCs w:val="18"/>
+        </w:rPr>
+        <w:t xml:space="preserve"> in this</w:t>
       </w:r>
       <w:r>
         <w:rPr>
@@ -3399,15 +3441,7 @@
           <w:sz w:val="18"/>
           <w:szCs w:val="18"/>
         </w:rPr>
-        <w:t>Martina A. Rau</w:t>
-      </w:r>
-      <w:r>
-        <w:rPr>
-          <w:rFonts w:ascii="Verdana" w:hAnsi="Verdana"/>
-          <w:sz w:val="18"/>
-          <w:szCs w:val="18"/>
-        </w:rPr>
-        <w:t xml:space="preserve"> (2021) on “Visual Representations in Enhancing STEM Learning” </w:t>
+        <w:t xml:space="preserve">Martina A. Rau (2021) on “Visual Representations in Enhancing STEM Learning” </w:t>
       </w:r>
       <w:r>
         <w:rPr>
@@ -3628,23 +3662,7 @@
           <w:sz w:val="18"/>
           <w:szCs w:val="18"/>
         </w:rPr>
-        <w:t xml:space="preserve">that having a visual stimulant such as an image or video can greatly increase a person’s ability to understand </w:t>
-      </w:r>
-      <w:r>
-        <w:rPr>
-          <w:rFonts w:ascii="Verdana" w:hAnsi="Verdana"/>
-          <w:sz w:val="18"/>
-          <w:szCs w:val="18"/>
-        </w:rPr>
-        <w:t xml:space="preserve">new information that is being presented. Visual images and videos can also be capable of assisting the reading side of learning, which will be looked into later, through text being shown with the most effective method being the visual help and text information presented together as proven in </w:t>
-      </w:r>
-      <w:r>
-        <w:rPr>
-          <w:rFonts w:ascii="Verdana" w:hAnsi="Verdana"/>
-          <w:sz w:val="18"/>
-          <w:szCs w:val="18"/>
-        </w:rPr>
-        <w:t xml:space="preserve">Alexander Eitel </w:t>
+        <w:t xml:space="preserve">that having a visual stimulant such as an image or video can greatly increase a person’s ability to understand new information that is being presented. Visual images and videos can also be capable of assisting the reading side of learning, which will be looked into later, through text being shown with the most effective method being the visual help and text information presented together as proven in Alexander Eitel </w:t>
       </w:r>
       <w:r>
         <w:rPr>
@@ -3662,15 +3680,7 @@
           <w:sz w:val="18"/>
           <w:szCs w:val="18"/>
         </w:rPr>
-        <w:t>(2013)</w:t>
-      </w:r>
-      <w:r>
-        <w:rPr>
-          <w:rFonts w:ascii="Verdana" w:hAnsi="Verdana"/>
-          <w:sz w:val="18"/>
-          <w:szCs w:val="18"/>
-        </w:rPr>
-        <w:t xml:space="preserve"> research. When using videos assistance context must be given to avoid confusion about the video as on its own it may not fill in all the gaps. With videos people’s attention span must also be taken into consideration. A more immersive and exciting video will promote the viewer to keep watching which in turn will provide them with all the information they need. </w:t>
+        <w:t xml:space="preserve">(2013) research. When using videos assistance context must be given to avoid confusion about the video as on its own it may not fill in all the gaps. With videos people’s attention span must also be taken into consideration. A more immersive and exciting video will promote the viewer to keep watching which in turn will provide them with all the information they need. </w:t>
       </w:r>
       <w:r>
         <w:rPr>
@@ -3706,15 +3716,7 @@
           <w:sz w:val="18"/>
           <w:szCs w:val="18"/>
         </w:rPr>
-        <w:t xml:space="preserve">Kinaesthetic </w:t>
-      </w:r>
-      <w:r>
-        <w:rPr>
-          <w:rFonts w:ascii="Verdana" w:hAnsi="Verdana"/>
-          <w:sz w:val="18"/>
-          <w:szCs w:val="18"/>
-        </w:rPr>
-        <w:t xml:space="preserve">learning is often associated with learning </w:t>
+        <w:t xml:space="preserve">Kinaesthetic learning is often associated with learning </w:t>
       </w:r>
       <w:r>
         <w:rPr>
@@ -4510,7 +4512,25 @@
           <w:sz w:val="18"/>
           <w:szCs w:val="18"/>
         </w:rPr>
-        <w:t xml:space="preserve">The literature review and the artifact will be closely linked with the final iteration of the artifact using the research from the review along side player testing. The review will go into topics such as learning theory to find the most effective ways humans learn and pattern recognition and how this can be used to sub-consciously guide players. Using proven and researched methods will help create a solid base for the project to work from.  Looking deeper into how different ages learn will also help in making sure the new information provided is accessible and useful for a wider demographic. </w:t>
+        <w:t xml:space="preserve">The literature review and the artifact will be closely linked with the final iteration of the artifact using the research from the review </w:t>
+      </w:r>
+      <w:proofErr w:type="spellStart"/>
+      <w:r>
+        <w:rPr>
+          <w:rFonts w:ascii="Verdana" w:hAnsi="Verdana"/>
+          <w:sz w:val="18"/>
+          <w:szCs w:val="18"/>
+        </w:rPr>
+        <w:t>along side</w:t>
+      </w:r>
+      <w:proofErr w:type="spellEnd"/>
+      <w:r>
+        <w:rPr>
+          <w:rFonts w:ascii="Verdana" w:hAnsi="Verdana"/>
+          <w:sz w:val="18"/>
+          <w:szCs w:val="18"/>
+        </w:rPr>
+        <w:t xml:space="preserve"> player testing. The review will go into topics such as learning theory to find the most effective ways humans learn and pattern recognition and how this can be used to sub-consciously guide players. Using proven and researched methods will help create a solid base for the project to work from.  Looking deeper into how different ages learn will also help in making sure the new information provided is accessible and useful for a wider demographic. </w:t>
       </w:r>
     </w:p>
     <w:p>
@@ -4562,7 +4582,25 @@
           <w:sz w:val="18"/>
           <w:szCs w:val="18"/>
         </w:rPr>
-        <w:t>and whether they understand the objectives. After the play test they will be asked questions on whether they would add anything themselves or if previous experiences with these sorts of games gave them a head start. The data from the questions along side recording the gameplay to create graphs on where people got stuck or if people did the same things in the same spots will be used to iterate and improve the tutorial section of the artifact with all the research conducted.</w:t>
+        <w:t xml:space="preserve">and whether they understand the objectives. After the play test they will be asked questions on whether they would add anything themselves or if previous experiences with these sorts of games gave them a head start. The data from the questions </w:t>
+      </w:r>
+      <w:proofErr w:type="spellStart"/>
+      <w:r>
+        <w:rPr>
+          <w:rFonts w:ascii="Verdana" w:hAnsi="Verdana"/>
+          <w:sz w:val="18"/>
+          <w:szCs w:val="18"/>
+        </w:rPr>
+        <w:t>along side</w:t>
+      </w:r>
+      <w:proofErr w:type="spellEnd"/>
+      <w:r>
+        <w:rPr>
+          <w:rFonts w:ascii="Verdana" w:hAnsi="Verdana"/>
+          <w:sz w:val="18"/>
+          <w:szCs w:val="18"/>
+        </w:rPr>
+        <w:t xml:space="preserve"> recording the gameplay to create graphs on where people got stuck or if people did the same things in the same spots will be used to iterate and improve the tutorial section of the artifact with all the research conducted.</w:t>
       </w:r>
     </w:p>
     <w:p>
@@ -4675,7 +4713,25 @@
           <w:sz w:val="18"/>
           <w:szCs w:val="18"/>
         </w:rPr>
-        <w:t xml:space="preserve"> where only the researcher can access. The tester if informed that they can withdraw consent and their data at anytime from the day of the test to 2 weeks after for any reason. Once the marks from the module are received all data accessible to the researcher will be permanently destroyed with only </w:t>
+        <w:t xml:space="preserve"> where only the researcher can access. The tester if informed that they can withdraw consent and their data at </w:t>
+      </w:r>
+      <w:proofErr w:type="spellStart"/>
+      <w:r>
+        <w:rPr>
+          <w:rFonts w:ascii="Verdana" w:hAnsi="Verdana"/>
+          <w:sz w:val="18"/>
+          <w:szCs w:val="18"/>
+        </w:rPr>
+        <w:t>anytime</w:t>
+      </w:r>
+      <w:proofErr w:type="spellEnd"/>
+      <w:r>
+        <w:rPr>
+          <w:rFonts w:ascii="Verdana" w:hAnsi="Verdana"/>
+          <w:sz w:val="18"/>
+          <w:szCs w:val="18"/>
+        </w:rPr>
+        <w:t xml:space="preserve"> from the day of the test to 2 weeks after for any reason. Once the marks from the module are received all data accessible to the researcher will be permanently destroyed with only </w:t>
       </w:r>
       <w:r>
         <w:rPr>
@@ -6008,7 +6064,25 @@
           <w:sz w:val="18"/>
           <w:szCs w:val="18"/>
         </w:rPr>
-        <w:t xml:space="preserve"> to your reader when one topic / stage is done and the next one starts</w:t>
+        <w:t xml:space="preserve"> to your reader when one topic / stage is </w:t>
+      </w:r>
+      <w:proofErr w:type="gramStart"/>
+      <w:r>
+        <w:rPr>
+          <w:rFonts w:ascii="Verdana" w:hAnsi="Verdana"/>
+          <w:sz w:val="18"/>
+          <w:szCs w:val="18"/>
+        </w:rPr>
+        <w:t>done</w:t>
+      </w:r>
+      <w:proofErr w:type="gramEnd"/>
+      <w:r>
+        <w:rPr>
+          <w:rFonts w:ascii="Verdana" w:hAnsi="Verdana"/>
+          <w:sz w:val="18"/>
+          <w:szCs w:val="18"/>
+        </w:rPr>
+        <w:t xml:space="preserve"> and the next one starts</w:t>
       </w:r>
       <w:r>
         <w:rPr>
@@ -7382,7 +7456,25 @@
           <w:sz w:val="18"/>
           <w:szCs w:val="18"/>
         </w:rPr>
-        <w:t xml:space="preserve"> examples please use Courier Regular, 9pt. &lt;br /&gt; </w:t>
+        <w:t xml:space="preserve"> examples please use Courier Regular, 9pt. &lt;</w:t>
+      </w:r>
+      <w:proofErr w:type="spellStart"/>
+      <w:r>
+        <w:rPr>
+          <w:rFonts w:ascii="Courier" w:hAnsi="Courier"/>
+          <w:sz w:val="18"/>
+          <w:szCs w:val="18"/>
+        </w:rPr>
+        <w:t>br</w:t>
+      </w:r>
+      <w:proofErr w:type="spellEnd"/>
+      <w:r>
+        <w:rPr>
+          <w:rFonts w:ascii="Courier" w:hAnsi="Courier"/>
+          <w:sz w:val="18"/>
+          <w:szCs w:val="18"/>
+        </w:rPr>
+        <w:t xml:space="preserve"> /&gt; </w:t>
       </w:r>
       <w:r>
         <w:rPr>
@@ -7658,7 +7750,7 @@
                         <a:effectLst/>
                         <a:extLst>
                           <a:ext uri="{C572A759-6A51-4108-AA02-DFA0A04FC94B}">
-                            <ma14:wrappingTextBoxFlag xmlns:ma14="http://schemas.microsoft.com/office/mac/drawingml/2011/main" xmlns:w="http://schemas.openxmlformats.org/wordprocessingml/2006/main" xmlns:w10="urn:schemas-microsoft-com:office:word" xmlns:v="urn:schemas-microsoft-com:vml" xmlns:o="urn:schemas-microsoft-com:office:office" xmlns:mv="urn:schemas-microsoft-com:mac:vml" xmlns:mo="http://schemas.microsoft.com/office/mac/office/2008/main" xmlns=""/>
+                            <ma14:wrappingTextBoxFlag xmlns="" xmlns:mo="http://schemas.microsoft.com/office/mac/office/2008/main" xmlns:mv="urn:schemas-microsoft-com:mac:vml" xmlns:o="urn:schemas-microsoft-com:office:office" xmlns:v="urn:schemas-microsoft-com:vml" xmlns:w10="urn:schemas-microsoft-com:office:word" xmlns:w="http://schemas.openxmlformats.org/wordprocessingml/2006/main" xmlns:ma14="http://schemas.microsoft.com/office/mac/drawingml/2011/main"/>
                           </a:ext>
                         </a:extLst>
                       </wps:spPr>
@@ -8701,7 +8793,25 @@
           <w:sz w:val="18"/>
           <w:szCs w:val="18"/>
         </w:rPr>
-        <w:t xml:space="preserve"> in a professional sense; e.g. have you discovered </w:t>
+        <w:t xml:space="preserve"> in a professional </w:t>
+      </w:r>
+      <w:proofErr w:type="gramStart"/>
+      <w:r>
+        <w:rPr>
+          <w:rFonts w:ascii="Verdana" w:hAnsi="Verdana"/>
+          <w:sz w:val="18"/>
+          <w:szCs w:val="18"/>
+        </w:rPr>
+        <w:t>sense;</w:t>
+      </w:r>
+      <w:proofErr w:type="gramEnd"/>
+      <w:r>
+        <w:rPr>
+          <w:rFonts w:ascii="Verdana" w:hAnsi="Verdana"/>
+          <w:sz w:val="18"/>
+          <w:szCs w:val="18"/>
+        </w:rPr>
+        <w:t xml:space="preserve"> e.g. have you discovered </w:t>
       </w:r>
       <w:r>
         <w:rPr>
@@ -10101,131 +10211,59 @@
           <w:sz w:val="18"/>
           <w:szCs w:val="18"/>
         </w:rPr>
-        <w:t xml:space="preserve">Martina A. Rau (Apr 22, 2016) Conditions for the Effectiveness of Multiple Visual Representations in Enhancing Psychology Review. Available from: https://link.springer.com/article/10.1007/s10648-016-9365-3#Abs1. </w:t>
-      </w:r>
-      <w:r>
-        <w:rPr>
-          <w:rFonts w:ascii="Verdana" w:hAnsi="Verdana"/>
-          <w:sz w:val="18"/>
-          <w:szCs w:val="18"/>
-        </w:rPr>
-        <w:t>[Accessed: Apr 22, 2025]</w:t>
-      </w:r>
-    </w:p>
-    <w:p>
-      <w:pPr>
-        <w:rPr>
-          <w:rFonts w:ascii="Verdana" w:hAnsi="Verdana"/>
-          <w:sz w:val="18"/>
-          <w:szCs w:val="18"/>
-        </w:rPr>
-      </w:pPr>
-    </w:p>
-    <w:p>
-      <w:pPr>
-        <w:rPr>
-          <w:rFonts w:ascii="Verdana" w:hAnsi="Verdana"/>
-          <w:sz w:val="18"/>
-          <w:szCs w:val="18"/>
-        </w:rPr>
-      </w:pPr>
-      <w:r>
-        <w:rPr>
-          <w:rFonts w:ascii="Verdana" w:hAnsi="Verdana"/>
-          <w:sz w:val="18"/>
-          <w:szCs w:val="18"/>
-        </w:rPr>
-        <w:t>Alexander Eitel, Katharina Scheiter, Anne Schüler</w:t>
-      </w:r>
-      <w:r>
-        <w:rPr>
-          <w:rFonts w:ascii="Verdana" w:hAnsi="Verdana"/>
-          <w:sz w:val="18"/>
-          <w:szCs w:val="18"/>
-        </w:rPr>
-        <w:t xml:space="preserve"> (Mar 25, 2013) How Inspecting a Picture Affects Processing of Text in Multimedia Learning.</w:t>
-      </w:r>
-      <w:r>
-        <w:rPr>
-          <w:rFonts w:ascii="Verdana" w:hAnsi="Verdana"/>
-          <w:sz w:val="18"/>
-          <w:szCs w:val="18"/>
-        </w:rPr>
-        <w:t xml:space="preserve"> Available from: https://onlinelibrary.wiley.com/doi/10.1002/acp.2922. [Accessed: Apr 22, 2025]</w:t>
-      </w:r>
-    </w:p>
-    <w:p>
-      <w:pPr>
-        <w:rPr>
-          <w:rFonts w:ascii="Verdana" w:hAnsi="Verdana"/>
-          <w:sz w:val="18"/>
-          <w:szCs w:val="18"/>
-        </w:rPr>
-      </w:pPr>
-    </w:p>
-    <w:p>
-      <w:pPr>
-        <w:rPr>
-          <w:rFonts w:ascii="Verdana" w:hAnsi="Verdana"/>
-          <w:sz w:val="18"/>
-          <w:szCs w:val="18"/>
-        </w:rPr>
-      </w:pPr>
-      <w:r>
-        <w:rPr>
-          <w:rFonts w:ascii="Verdana" w:hAnsi="Verdana"/>
-          <w:sz w:val="18"/>
-          <w:szCs w:val="18"/>
-        </w:rPr>
-        <w:t>Bay Atlantic University (</w:t>
-      </w:r>
-      <w:r>
-        <w:rPr>
-          <w:rFonts w:ascii="Verdana" w:hAnsi="Verdana"/>
-          <w:sz w:val="18"/>
-          <w:szCs w:val="18"/>
-        </w:rPr>
-        <w:t>Sept</w:t>
-      </w:r>
-      <w:r>
-        <w:rPr>
-          <w:rFonts w:ascii="Verdana" w:hAnsi="Verdana"/>
-          <w:sz w:val="18"/>
-          <w:szCs w:val="18"/>
-        </w:rPr>
-        <w:t xml:space="preserve"> </w:t>
-      </w:r>
-      <w:r>
-        <w:rPr>
-          <w:rFonts w:ascii="Verdana" w:hAnsi="Verdana"/>
-          <w:sz w:val="18"/>
-          <w:szCs w:val="18"/>
-        </w:rPr>
-        <w:t>20</w:t>
-      </w:r>
-      <w:r>
-        <w:rPr>
-          <w:rFonts w:ascii="Verdana" w:hAnsi="Verdana"/>
-          <w:sz w:val="18"/>
-          <w:szCs w:val="18"/>
-        </w:rPr>
-        <w:t xml:space="preserve">, 2024) </w:t>
-      </w:r>
-      <w:r>
-        <w:rPr>
-          <w:rFonts w:ascii="Verdana" w:hAnsi="Verdana"/>
-          <w:sz w:val="18"/>
-          <w:szCs w:val="18"/>
-        </w:rPr>
-        <w:t xml:space="preserve">What is A Kinaesthetic Learner. </w:t>
-      </w:r>
-      <w:r>
-        <w:rPr>
-          <w:rFonts w:ascii="Verdana" w:hAnsi="Verdana"/>
-          <w:sz w:val="18"/>
-          <w:szCs w:val="18"/>
-        </w:rPr>
-        <w:t>Available from: https://bau.edu/blog/what-is-a-kinesthetic-learner/. [Accessed: Apr 22, 2025]</w:t>
+        <w:t>Martina A. Rau (Apr 22, 2016) Conditions for the Effectiveness of Multiple Visual Representations in Enhancing Psychology Review. Available from: https://link.springer.com/article/10.1007/s10648-016-9365-3#Abs1. [Accessed: Apr 22, 2025]</w:t>
+      </w:r>
+    </w:p>
+    <w:p>
+      <w:pPr>
+        <w:rPr>
+          <w:rFonts w:ascii="Verdana" w:hAnsi="Verdana"/>
+          <w:sz w:val="18"/>
+          <w:szCs w:val="18"/>
+        </w:rPr>
+      </w:pPr>
+    </w:p>
+    <w:p>
+      <w:pPr>
+        <w:rPr>
+          <w:rFonts w:ascii="Verdana" w:hAnsi="Verdana"/>
+          <w:sz w:val="18"/>
+          <w:szCs w:val="18"/>
+        </w:rPr>
+      </w:pPr>
+      <w:r>
+        <w:rPr>
+          <w:rFonts w:ascii="Verdana" w:hAnsi="Verdana"/>
+          <w:sz w:val="18"/>
+          <w:szCs w:val="18"/>
+        </w:rPr>
+        <w:t>Alexander Eitel, Katharina Scheiter, Anne Schüler (Mar 25, 2013) How Inspecting a Picture Affects Processing of Text in Multimedia Learning. Available from: https://onlinelibrary.wiley.com/doi/10.1002/acp.2922. [Accessed: Apr 22, 2025]</w:t>
+      </w:r>
+    </w:p>
+    <w:p>
+      <w:pPr>
+        <w:rPr>
+          <w:rFonts w:ascii="Verdana" w:hAnsi="Verdana"/>
+          <w:sz w:val="18"/>
+          <w:szCs w:val="18"/>
+        </w:rPr>
+      </w:pPr>
+    </w:p>
+    <w:p>
+      <w:pPr>
+        <w:rPr>
+          <w:rFonts w:ascii="Verdana" w:hAnsi="Verdana"/>
+          <w:sz w:val="18"/>
+          <w:szCs w:val="18"/>
+        </w:rPr>
+      </w:pPr>
+      <w:r>
+        <w:rPr>
+          <w:rFonts w:ascii="Verdana" w:hAnsi="Verdana"/>
+          <w:sz w:val="18"/>
+          <w:szCs w:val="18"/>
+        </w:rPr>
+        <w:t>Bay Atlantic University (Sept 20, 2024) What is A Kinaesthetic Learner. Available from: https://bau.edu/blog/what-is-a-kinesthetic-learner/. [Accessed: Apr 22, 2025]</w:t>
       </w:r>
     </w:p>
     <w:p>
@@ -10268,7 +10306,25 @@
           <w:szCs w:val="18"/>
         </w:rPr>
         <w:lastRenderedPageBreak/>
-        <w:t>Among Medical Students: Kinesthetic Learner’s Multimodal Approach to Learning Anatomy</w:t>
+        <w:t xml:space="preserve">Among Medical Students: </w:t>
+      </w:r>
+      <w:proofErr w:type="spellStart"/>
+      <w:r>
+        <w:rPr>
+          <w:rFonts w:ascii="Verdana" w:hAnsi="Verdana"/>
+          <w:sz w:val="18"/>
+          <w:szCs w:val="18"/>
+        </w:rPr>
+        <w:t>Kinesthetic</w:t>
+      </w:r>
+      <w:proofErr w:type="spellEnd"/>
+      <w:r>
+        <w:rPr>
+          <w:rFonts w:ascii="Verdana" w:hAnsi="Verdana"/>
+          <w:sz w:val="18"/>
+          <w:szCs w:val="18"/>
+        </w:rPr>
+        <w:t xml:space="preserve"> Learner’s Multimodal Approach to Learning Anatomy</w:t>
       </w:r>
       <w:r>
         <w:rPr>
@@ -10286,7 +10342,7 @@
         </w:rPr>
         <w:t xml:space="preserve">Available from: </w:t>
       </w:r>
-      <w:hyperlink r:id="rId31" w:history="1">
+      <w:hyperlink r:id="rId31" w:anchor="Abs1" w:history="1">
         <w:r>
           <w:rPr>
             <w:rStyle w:val="Hyperlink"/>
@@ -10311,15 +10367,7 @@
           <w:sz w:val="18"/>
           <w:szCs w:val="18"/>
         </w:rPr>
-        <w:t xml:space="preserve"> </w:t>
-      </w:r>
-      <w:r>
-        <w:rPr>
-          <w:rFonts w:ascii="Verdana" w:hAnsi="Verdana"/>
-          <w:sz w:val="18"/>
-          <w:szCs w:val="18"/>
-        </w:rPr>
-        <w:t>[Accessed: Apr 22, 2025]</w:t>
+        <w:t xml:space="preserve"> [Accessed: Apr 22, 2025]</w:t>
       </w:r>
     </w:p>
     <w:p>
@@ -10369,15 +10417,7 @@
           <w:sz w:val="18"/>
           <w:szCs w:val="18"/>
         </w:rPr>
-        <w:t xml:space="preserve">) </w:t>
-      </w:r>
-      <w:r>
-        <w:rPr>
-          <w:rFonts w:ascii="Verdana" w:hAnsi="Verdana"/>
-          <w:sz w:val="18"/>
-          <w:szCs w:val="18"/>
-        </w:rPr>
-        <w:t>Effective Educational Videos: Principles and Guidelines for Maximizing Student Learning from Video Content</w:t>
+        <w:t>) Effective Educational Videos: Principles and Guidelines for Maximizing Student Learning from Video Content</w:t>
       </w:r>
       <w:r>
         <w:rPr>
@@ -10491,23 +10531,7 @@
           <w:sz w:val="18"/>
           <w:szCs w:val="18"/>
         </w:rPr>
-        <w:t>Lin Li-</w:t>
-      </w:r>
-      <w:r>
-        <w:rPr>
-          <w:rFonts w:ascii="Verdana" w:hAnsi="Verdana"/>
-          <w:sz w:val="18"/>
-          <w:szCs w:val="18"/>
-        </w:rPr>
-        <w:t>Hsin,</w:t>
-      </w:r>
-      <w:r>
-        <w:rPr>
-          <w:rFonts w:ascii="Verdana" w:hAnsi="Verdana"/>
-          <w:sz w:val="18"/>
-          <w:szCs w:val="18"/>
-        </w:rPr>
-        <w:t xml:space="preserve"> Narender Rainita, Zak Paul J</w:t>
+        <w:t>Lin Li-Hsin, Narender Rainita, Zak Paul J</w:t>
       </w:r>
       <w:r>
         <w:rPr>
@@ -10531,15 +10555,7 @@
           <w:sz w:val="18"/>
           <w:szCs w:val="18"/>
         </w:rPr>
-        <w:t xml:space="preserve">neurophysiologic immersion during video consumption increases viewing time and influences </w:t>
-      </w:r>
-      <w:r>
-        <w:rPr>
-          <w:rFonts w:ascii="Verdana" w:hAnsi="Verdana"/>
-          <w:sz w:val="18"/>
-          <w:szCs w:val="18"/>
-        </w:rPr>
-        <w:t>behaviour</w:t>
+        <w:t>neurophysiologic immersion during video consumption increases viewing time and influences behaviour</w:t>
       </w:r>
       <w:r>
         <w:rPr>
@@ -10622,6 +10638,7 @@
         </w:rPr>
         <w:t xml:space="preserve">. </w:t>
       </w:r>
+      <w:proofErr w:type="gramStart"/>
       <w:r>
         <w:rPr>
           <w:rFonts w:ascii="Verdana" w:hAnsi="Verdana"/>
@@ -10656,6 +10673,7 @@
         </w:rPr>
         <w:t>(</w:t>
       </w:r>
+      <w:proofErr w:type="gramEnd"/>
       <w:r>
         <w:rPr>
           <w:rFonts w:ascii="Verdana" w:hAnsi="Verdana"/>
@@ -10856,8 +10874,9 @@
           <w:sz w:val="18"/>
           <w:szCs w:val="18"/>
         </w:rPr>
-        <w:t>UWE Library Services:</w:t>
-      </w:r>
+        <w:t xml:space="preserve">UWE Library </w:t>
+      </w:r>
+      <w:proofErr w:type="spellStart"/>
       <w:r>
         <w:rPr>
           <w:rFonts w:ascii="Verdana" w:hAnsi="Verdana"/>
@@ -10865,7 +10884,26 @@
           <w:sz w:val="18"/>
           <w:szCs w:val="18"/>
         </w:rPr>
-        <w:t xml:space="preserve">Study skills - The Harvard System </w:t>
+        <w:t>Services:</w:t>
+      </w:r>
+      <w:r>
+        <w:rPr>
+          <w:rFonts w:ascii="Verdana" w:hAnsi="Verdana"/>
+          <w:i/>
+          <w:sz w:val="18"/>
+          <w:szCs w:val="18"/>
+        </w:rPr>
+        <w:t>Study</w:t>
+      </w:r>
+      <w:proofErr w:type="spellEnd"/>
+      <w:r>
+        <w:rPr>
+          <w:rFonts w:ascii="Verdana" w:hAnsi="Verdana"/>
+          <w:i/>
+          <w:sz w:val="18"/>
+          <w:szCs w:val="18"/>
+        </w:rPr>
+        <w:t xml:space="preserve"> skills - The Harvard System </w:t>
       </w:r>
       <w:r>
         <w:rPr>
@@ -14119,6 +14157,7 @@
   <w:style w:type="character" w:default="1" w:styleId="DefaultParagraphFont">
     <w:name w:val="Default Paragraph Font"/>
     <w:uiPriority w:val="1"/>
+    <w:semiHidden/>
     <w:unhideWhenUsed/>
   </w:style>
   <w:style w:type="table" w:default="1" w:styleId="TableNormal">
@@ -15031,10 +15070,6 @@
 </file>
 
 <file path=customXml/item1.xml><?xml version="1.0" encoding="utf-8"?>
-<b:Sources xmlns:b="http://schemas.openxmlformats.org/officeDocument/2006/bibliography" xmlns="http://schemas.openxmlformats.org/officeDocument/2006/bibliography" SelectedStyle="/APA.XSL" StyleName="APA"/>
-</file>
-
-<file path=customXml/item2.xml><?xml version="1.0" encoding="utf-8"?>
 <?mso-contentType ?>
 <FormTemplates xmlns="http://schemas.microsoft.com/sharepoint/v3/contenttype/forms">
   <Display>DocumentLibraryForm</Display>
@@ -15043,22 +15078,11 @@
 </FormTemplates>
 </file>
 
-<file path=customXml/item3.xml><?xml version="1.0" encoding="utf-8"?>
-<p:properties xmlns:p="http://schemas.microsoft.com/office/2006/metadata/properties" xmlns:xsi="http://www.w3.org/2001/XMLSchema-instance" xmlns:pc="http://schemas.microsoft.com/office/infopath/2007/PartnerControls">
-  <documentManagement>
-    <lcf76f155ced4ddcb4097134ff3c332f xmlns="3ca5950f-9dc6-4fa2-8e6b-e8b0d1a55fc5">
-      <Terms xmlns="http://schemas.microsoft.com/office/infopath/2007/PartnerControls"/>
-    </lcf76f155ced4ddcb4097134ff3c332f>
-    <link xmlns="3ca5950f-9dc6-4fa2-8e6b-e8b0d1a55fc5">
-      <Url xsi:nil="true"/>
-      <Description xsi:nil="true"/>
-    </link>
-    <TaxCatchAll xmlns="da5699a2-2791-44c0-bb0a-d0c081c141e6" xsi:nil="true"/>
-  </documentManagement>
-</p:properties>
+<file path=customXml/item2.xml><?xml version="1.0" encoding="utf-8"?>
+<b:Sources xmlns:b="http://schemas.openxmlformats.org/officeDocument/2006/bibliography" xmlns="http://schemas.openxmlformats.org/officeDocument/2006/bibliography" SelectedStyle="/APA.XSL" StyleName="APA"/>
 </file>
 
-<file path=customXml/item4.xml><?xml version="1.0" encoding="utf-8"?>
+<file path=customXml/item3.xml><?xml version="1.0" encoding="utf-8"?>
 <ct:contentTypeSchema xmlns:ct="http://schemas.microsoft.com/office/2006/metadata/contentType" xmlns:ma="http://schemas.microsoft.com/office/2006/metadata/properties/metaAttributes" ct:_="" ma:_="" ma:contentTypeName="Document" ma:contentTypeID="0x0101001BC1D44B3665304E9EFFB6B26E5C1EDB" ma:contentTypeVersion="17" ma:contentTypeDescription="Create a new document." ma:contentTypeScope="" ma:versionID="ebe7ffaa3beae6c2692551344dbac989">
   <xsd:schema xmlns:xsd="http://www.w3.org/2001/XMLSchema" xmlns:xs="http://www.w3.org/2001/XMLSchema" xmlns:p="http://schemas.microsoft.com/office/2006/metadata/properties" xmlns:ns2="3ca5950f-9dc6-4fa2-8e6b-e8b0d1a55fc5" xmlns:ns3="da5699a2-2791-44c0-bb0a-d0c081c141e6" targetNamespace="http://schemas.microsoft.com/office/2006/metadata/properties" ma:root="true" ma:fieldsID="fbc6f3879e7a0016066cbb62231de351" ns2:_="" ns3:_="">
     <xsd:import namespace="3ca5950f-9dc6-4fa2-8e6b-e8b0d1a55fc5"/>
@@ -15314,7 +15338,30 @@
 </ct:contentTypeSchema>
 </file>
 
+<file path=customXml/item4.xml><?xml version="1.0" encoding="utf-8"?>
+<p:properties xmlns:p="http://schemas.microsoft.com/office/2006/metadata/properties" xmlns:xsi="http://www.w3.org/2001/XMLSchema-instance" xmlns:pc="http://schemas.microsoft.com/office/infopath/2007/PartnerControls">
+  <documentManagement>
+    <lcf76f155ced4ddcb4097134ff3c332f xmlns="3ca5950f-9dc6-4fa2-8e6b-e8b0d1a55fc5">
+      <Terms xmlns="http://schemas.microsoft.com/office/infopath/2007/PartnerControls"/>
+    </lcf76f155ced4ddcb4097134ff3c332f>
+    <link xmlns="3ca5950f-9dc6-4fa2-8e6b-e8b0d1a55fc5">
+      <Url xsi:nil="true"/>
+      <Description xsi:nil="true"/>
+    </link>
+    <TaxCatchAll xmlns="da5699a2-2791-44c0-bb0a-d0c081c141e6" xsi:nil="true"/>
+  </documentManagement>
+</p:properties>
+</file>
+
 <file path=customXml/itemProps1.xml><?xml version="1.0" encoding="utf-8"?>
+<ds:datastoreItem xmlns:ds="http://schemas.openxmlformats.org/officeDocument/2006/customXml" ds:itemID="{CE597715-63E8-4A9F-B3CC-57F27D3DCBFB}">
+  <ds:schemaRefs>
+    <ds:schemaRef ds:uri="http://schemas.microsoft.com/sharepoint/v3/contenttype/forms"/>
+  </ds:schemaRefs>
+</ds:datastoreItem>
+</file>
+
+<file path=customXml/itemProps2.xml><?xml version="1.0" encoding="utf-8"?>
 <ds:datastoreItem xmlns:ds="http://schemas.openxmlformats.org/officeDocument/2006/customXml" ds:itemID="{191EA17E-4FF3-6543-9328-B87A43C2CF01}">
   <ds:schemaRefs>
     <ds:schemaRef ds:uri="http://schemas.openxmlformats.org/officeDocument/2006/bibliography"/>
@@ -15322,26 +15369,7 @@
 </ds:datastoreItem>
 </file>
 
-<file path=customXml/itemProps2.xml><?xml version="1.0" encoding="utf-8"?>
-<ds:datastoreItem xmlns:ds="http://schemas.openxmlformats.org/officeDocument/2006/customXml" ds:itemID="{CE597715-63E8-4A9F-B3CC-57F27D3DCBFB}">
-  <ds:schemaRefs>
-    <ds:schemaRef ds:uri="http://schemas.microsoft.com/sharepoint/v3/contenttype/forms"/>
-  </ds:schemaRefs>
-</ds:datastoreItem>
-</file>
-
 <file path=customXml/itemProps3.xml><?xml version="1.0" encoding="utf-8"?>
-<ds:datastoreItem xmlns:ds="http://schemas.openxmlformats.org/officeDocument/2006/customXml" ds:itemID="{37169F2F-1A49-4A9E-A13A-BBD6F4DE6A1B}">
-  <ds:schemaRefs>
-    <ds:schemaRef ds:uri="http://schemas.microsoft.com/office/2006/metadata/properties"/>
-    <ds:schemaRef ds:uri="http://schemas.microsoft.com/office/infopath/2007/PartnerControls"/>
-    <ds:schemaRef ds:uri="3ca5950f-9dc6-4fa2-8e6b-e8b0d1a55fc5"/>
-    <ds:schemaRef ds:uri="da5699a2-2791-44c0-bb0a-d0c081c141e6"/>
-  </ds:schemaRefs>
-</ds:datastoreItem>
-</file>
-
-<file path=customXml/itemProps4.xml><?xml version="1.0" encoding="utf-8"?>
 <ds:datastoreItem xmlns:ds="http://schemas.openxmlformats.org/officeDocument/2006/customXml" ds:itemID="{F6547193-3E93-40A7-96AB-43C0DF37402B}">
   <ds:schemaRefs>
     <ds:schemaRef ds:uri="http://schemas.microsoft.com/office/2006/metadata/contentType"/>
@@ -15358,4 +15386,15 @@
     <ds:schemaRef ds:uri="http://schemas.microsoft.com/internal/obd"/>
   </ds:schemaRefs>
 </ds:datastoreItem>
+</file>
+
+<file path=customXml/itemProps4.xml><?xml version="1.0" encoding="utf-8"?>
+<ds:datastoreItem xmlns:ds="http://schemas.openxmlformats.org/officeDocument/2006/customXml" ds:itemID="{37169F2F-1A49-4A9E-A13A-BBD6F4DE6A1B}">
+  <ds:schemaRefs>
+    <ds:schemaRef ds:uri="http://schemas.microsoft.com/office/2006/metadata/properties"/>
+    <ds:schemaRef ds:uri="http://schemas.microsoft.com/office/infopath/2007/PartnerControls"/>
+    <ds:schemaRef ds:uri="3ca5950f-9dc6-4fa2-8e6b-e8b0d1a55fc5"/>
+    <ds:schemaRef ds:uri="da5699a2-2791-44c0-bb0a-d0c081c141e6"/>
+  </ds:schemaRefs>
+</ds:datastoreItem>
 </file>
--- a/Dis Report.docx
+++ b/Dis Report.docx
@@ -218,7 +218,7 @@
                         <a:effectLst/>
                         <a:extLst>
                           <a:ext uri="{C572A759-6A51-4108-AA02-DFA0A04FC94B}">
-                            <ma14:wrappingTextBoxFlag xmlns="" xmlns:mo="http://schemas.microsoft.com/office/mac/office/2008/main" xmlns:mv="urn:schemas-microsoft-com:mac:vml" xmlns:o="urn:schemas-microsoft-com:office:office" xmlns:v="urn:schemas-microsoft-com:vml" xmlns:w10="urn:schemas-microsoft-com:office:word" xmlns:w="http://schemas.openxmlformats.org/wordprocessingml/2006/main" xmlns:ma14="http://schemas.microsoft.com/office/mac/drawingml/2011/main"/>
+                            <ma14:wrappingTextBoxFlag xmlns:ma14="http://schemas.microsoft.com/office/mac/drawingml/2011/main" xmlns:w="http://schemas.openxmlformats.org/wordprocessingml/2006/main" xmlns:w10="urn:schemas-microsoft-com:office:word" xmlns:v="urn:schemas-microsoft-com:vml" xmlns:o="urn:schemas-microsoft-com:office:office" xmlns:mv="urn:schemas-microsoft-com:mac:vml" xmlns:mo="http://schemas.microsoft.com/office/mac/office/2008/main" xmlns=""/>
                           </a:ext>
                         </a:extLst>
                       </wps:spPr>
@@ -433,7 +433,27 @@
           <w:sz w:val="18"/>
           <w:szCs w:val="18"/>
         </w:rPr>
-        <w:t xml:space="preserve">This project looks into how developers can improve how they can present new information to players who are new to gaming or their game genre. The project uses Unity, a game development engine to make the artifact used for player testing and applying researched information. Player testing was used to find real world examples of player patterns in gaming which can be used to modify how the game shows the player how to play. </w:t>
+        <w:t xml:space="preserve">This project </w:t>
+      </w:r>
+      <w:proofErr w:type="gramStart"/>
+      <w:r>
+        <w:rPr>
+          <w:rFonts w:ascii="Verdana" w:hAnsi="Verdana"/>
+          <w:bCs/>
+          <w:sz w:val="18"/>
+          <w:szCs w:val="18"/>
+        </w:rPr>
+        <w:t>looks into</w:t>
+      </w:r>
+      <w:proofErr w:type="gramEnd"/>
+      <w:r>
+        <w:rPr>
+          <w:rFonts w:ascii="Verdana" w:hAnsi="Verdana"/>
+          <w:bCs/>
+          <w:sz w:val="18"/>
+          <w:szCs w:val="18"/>
+        </w:rPr>
+        <w:t xml:space="preserve"> how developers can improve how they can present new information to players who are new to gaming or their game genre. The project uses Unity, a game development engine to make the artifact used for player testing and applying researched information. Player testing was used to find real world examples of player patterns in gaming which can be used to modify how the game shows the player how to play. </w:t>
       </w:r>
     </w:p>
     <w:p>
@@ -1583,7 +1603,25 @@
           <w:sz w:val="18"/>
           <w:szCs w:val="18"/>
         </w:rPr>
-        <w:t xml:space="preserve"> after te COVID-19 pandemic there have been an increase of people who play games in their free time. </w:t>
+        <w:t xml:space="preserve"> after t</w:t>
+      </w:r>
+      <w:r>
+        <w:rPr>
+          <w:rFonts w:ascii="Verdana" w:hAnsi="Verdana"/>
+          <w:noProof/>
+          <w:sz w:val="18"/>
+          <w:szCs w:val="18"/>
+        </w:rPr>
+        <w:t>h</w:t>
+      </w:r>
+      <w:r>
+        <w:rPr>
+          <w:rFonts w:ascii="Verdana" w:hAnsi="Verdana"/>
+          <w:noProof/>
+          <w:sz w:val="18"/>
+          <w:szCs w:val="18"/>
+        </w:rPr>
+        <w:t xml:space="preserve">e COVID-19 pandemic there have been an increase of people who play games in their free time. </w:t>
       </w:r>
       <w:r>
         <w:rPr>
@@ -2596,7 +2634,27 @@
           <w:szCs w:val="18"/>
         </w:rPr>
         <w:lastRenderedPageBreak/>
-        <w:t xml:space="preserve">pattern recognition. With this in mind, the project came up with these questions to research in assisting the artifacts second iteration </w:t>
+        <w:t xml:space="preserve">pattern recognition. </w:t>
+      </w:r>
+      <w:proofErr w:type="gramStart"/>
+      <w:r>
+        <w:rPr>
+          <w:rFonts w:ascii="Verdana" w:hAnsi="Verdana"/>
+          <w:bCs/>
+          <w:sz w:val="18"/>
+          <w:szCs w:val="18"/>
+        </w:rPr>
+        <w:t>With this in mind, the</w:t>
+      </w:r>
+      <w:proofErr w:type="gramEnd"/>
+      <w:r>
+        <w:rPr>
+          <w:rFonts w:ascii="Verdana" w:hAnsi="Verdana"/>
+          <w:bCs/>
+          <w:sz w:val="18"/>
+          <w:szCs w:val="18"/>
+        </w:rPr>
+        <w:t xml:space="preserve"> project came up with these questions to research in assisting the artifacts second iteration </w:t>
       </w:r>
       <w:r>
         <w:rPr>
@@ -3020,7 +3078,25 @@
           <w:sz w:val="18"/>
           <w:szCs w:val="18"/>
         </w:rPr>
-        <w:t>Literature review</w:t>
+        <w:t xml:space="preserve">Literature </w:t>
+      </w:r>
+      <w:r>
+        <w:rPr>
+          <w:rFonts w:ascii="Verdana" w:hAnsi="Verdana"/>
+          <w:b/>
+          <w:sz w:val="18"/>
+          <w:szCs w:val="18"/>
+        </w:rPr>
+        <w:t>R</w:t>
+      </w:r>
+      <w:r>
+        <w:rPr>
+          <w:rFonts w:ascii="Verdana" w:hAnsi="Verdana"/>
+          <w:b/>
+          <w:sz w:val="18"/>
+          <w:szCs w:val="18"/>
+        </w:rPr>
+        <w:t>eview</w:t>
       </w:r>
       <w:r>
         <w:rPr>
@@ -3093,13 +3169,15 @@
         <w:jc w:val="both"/>
         <w:rPr>
           <w:rFonts w:ascii="Verdana" w:hAnsi="Verdana"/>
-          <w:sz w:val="18"/>
-          <w:szCs w:val="18"/>
-        </w:rPr>
-      </w:pPr>
-      <w:r>
-        <w:rPr>
-          <w:rFonts w:ascii="Verdana" w:hAnsi="Verdana"/>
+          <w:color w:val="FF0000"/>
+          <w:sz w:val="18"/>
+          <w:szCs w:val="18"/>
+        </w:rPr>
+      </w:pPr>
+      <w:r>
+        <w:rPr>
+          <w:rFonts w:ascii="Verdana" w:hAnsi="Verdana"/>
+          <w:color w:val="FF0000"/>
           <w:sz w:val="18"/>
           <w:szCs w:val="18"/>
         </w:rPr>
@@ -3116,13 +3194,15 @@
         <w:jc w:val="both"/>
         <w:rPr>
           <w:rFonts w:ascii="Verdana" w:hAnsi="Verdana"/>
-          <w:sz w:val="18"/>
-          <w:szCs w:val="18"/>
-        </w:rPr>
-      </w:pPr>
-      <w:r>
-        <w:rPr>
-          <w:rFonts w:ascii="Verdana" w:hAnsi="Verdana"/>
+          <w:color w:val="FF0000"/>
+          <w:sz w:val="18"/>
+          <w:szCs w:val="18"/>
+        </w:rPr>
+      </w:pPr>
+      <w:r>
+        <w:rPr>
+          <w:rFonts w:ascii="Verdana" w:hAnsi="Verdana"/>
+          <w:color w:val="FF0000"/>
           <w:sz w:val="18"/>
           <w:szCs w:val="18"/>
         </w:rPr>
@@ -3139,13 +3219,15 @@
         <w:jc w:val="both"/>
         <w:rPr>
           <w:rFonts w:ascii="Verdana" w:hAnsi="Verdana"/>
-          <w:sz w:val="18"/>
-          <w:szCs w:val="18"/>
-        </w:rPr>
-      </w:pPr>
-      <w:r>
-        <w:rPr>
-          <w:rFonts w:ascii="Verdana" w:hAnsi="Verdana"/>
+          <w:color w:val="FF0000"/>
+          <w:sz w:val="18"/>
+          <w:szCs w:val="18"/>
+        </w:rPr>
+      </w:pPr>
+      <w:r>
+        <w:rPr>
+          <w:rFonts w:ascii="Verdana" w:hAnsi="Verdana"/>
+          <w:color w:val="FF0000"/>
           <w:sz w:val="18"/>
           <w:szCs w:val="18"/>
         </w:rPr>
@@ -3162,13 +3244,15 @@
         <w:jc w:val="both"/>
         <w:rPr>
           <w:rFonts w:ascii="Verdana" w:hAnsi="Verdana"/>
-          <w:sz w:val="18"/>
-          <w:szCs w:val="18"/>
-        </w:rPr>
-      </w:pPr>
-      <w:r>
-        <w:rPr>
-          <w:rFonts w:ascii="Verdana" w:hAnsi="Verdana"/>
+          <w:color w:val="FF0000"/>
+          <w:sz w:val="18"/>
+          <w:szCs w:val="18"/>
+        </w:rPr>
+      </w:pPr>
+      <w:r>
+        <w:rPr>
+          <w:rFonts w:ascii="Verdana" w:hAnsi="Verdana"/>
+          <w:color w:val="FF0000"/>
           <w:sz w:val="18"/>
           <w:szCs w:val="18"/>
         </w:rPr>
@@ -3185,13 +3269,15 @@
         <w:jc w:val="both"/>
         <w:rPr>
           <w:rFonts w:ascii="Verdana" w:hAnsi="Verdana"/>
-          <w:sz w:val="18"/>
-          <w:szCs w:val="18"/>
-        </w:rPr>
-      </w:pPr>
-      <w:r>
-        <w:rPr>
-          <w:rFonts w:ascii="Verdana" w:hAnsi="Verdana"/>
+          <w:color w:val="FF0000"/>
+          <w:sz w:val="18"/>
+          <w:szCs w:val="18"/>
+        </w:rPr>
+      </w:pPr>
+      <w:r>
+        <w:rPr>
+          <w:rFonts w:ascii="Verdana" w:hAnsi="Verdana"/>
+          <w:color w:val="FF0000"/>
           <w:sz w:val="18"/>
           <w:szCs w:val="18"/>
         </w:rPr>
@@ -3203,6 +3289,7 @@
         <w:jc w:val="both"/>
         <w:rPr>
           <w:rFonts w:ascii="Verdana" w:hAnsi="Verdana"/>
+          <w:color w:val="FF0000"/>
           <w:sz w:val="18"/>
           <w:szCs w:val="18"/>
         </w:rPr>
@@ -3213,13 +3300,15 @@
         <w:jc w:val="both"/>
         <w:rPr>
           <w:rFonts w:ascii="Verdana" w:hAnsi="Verdana"/>
-          <w:sz w:val="18"/>
-          <w:szCs w:val="18"/>
-        </w:rPr>
-      </w:pPr>
-      <w:r>
-        <w:rPr>
-          <w:rFonts w:ascii="Verdana" w:hAnsi="Verdana"/>
+          <w:color w:val="FF0000"/>
+          <w:sz w:val="18"/>
+          <w:szCs w:val="18"/>
+        </w:rPr>
+      </w:pPr>
+      <w:r>
+        <w:rPr>
+          <w:rFonts w:ascii="Verdana" w:hAnsi="Verdana"/>
+          <w:color w:val="FF0000"/>
           <w:sz w:val="18"/>
           <w:szCs w:val="18"/>
         </w:rPr>
@@ -3365,6 +3454,28 @@
         <w:jc w:val="both"/>
         <w:rPr>
           <w:rFonts w:ascii="Verdana" w:hAnsi="Verdana"/>
+          <w:b/>
+          <w:bCs/>
+          <w:sz w:val="18"/>
+          <w:szCs w:val="18"/>
+        </w:rPr>
+      </w:pPr>
+      <w:r>
+        <w:rPr>
+          <w:rFonts w:ascii="Verdana" w:hAnsi="Verdana"/>
+          <w:b/>
+          <w:bCs/>
+          <w:sz w:val="18"/>
+          <w:szCs w:val="18"/>
+        </w:rPr>
+        <w:t>3.1 Visual Learning</w:t>
+      </w:r>
+    </w:p>
+    <w:p>
+      <w:pPr>
+        <w:jc w:val="both"/>
+        <w:rPr>
+          <w:rFonts w:ascii="Verdana" w:hAnsi="Verdana"/>
           <w:sz w:val="18"/>
           <w:szCs w:val="18"/>
         </w:rPr>
@@ -3443,6 +3554,7 @@
         </w:rPr>
         <w:t xml:space="preserve">Martina A. Rau (2021) on “Visual Representations in Enhancing STEM Learning” </w:t>
       </w:r>
+      <w:proofErr w:type="gramStart"/>
       <w:r>
         <w:rPr>
           <w:rFonts w:ascii="Verdana" w:hAnsi="Verdana"/>
@@ -3457,7 +3569,16 @@
           <w:sz w:val="18"/>
           <w:szCs w:val="18"/>
         </w:rPr>
-        <w:t xml:space="preserve"> into </w:t>
+        <w:t xml:space="preserve"> into</w:t>
+      </w:r>
+      <w:proofErr w:type="gramEnd"/>
+      <w:r>
+        <w:rPr>
+          <w:rFonts w:ascii="Verdana" w:hAnsi="Verdana"/>
+          <w:sz w:val="18"/>
+          <w:szCs w:val="18"/>
+        </w:rPr>
+        <w:t xml:space="preserve"> </w:t>
       </w:r>
       <w:r>
         <w:rPr>
@@ -3567,7 +3688,25 @@
           <w:sz w:val="18"/>
           <w:szCs w:val="18"/>
         </w:rPr>
-        <w:t xml:space="preserve">Samba Recovery (2025) states that the human attention span is “only 8.25 seconds” and that it has decreased from 12 seconds in the past years. When using videos to teach information we can assume that the information taught has to be efficient to avoid the issue of the viewer losing interest. </w:t>
+        <w:t xml:space="preserve">Samba Recovery (2025) states that the human attention span is “only 8.25 seconds” and that it has decreased from 12 seconds in the past years. When using videos to teach information we can assume that the information taught </w:t>
+      </w:r>
+      <w:proofErr w:type="gramStart"/>
+      <w:r>
+        <w:rPr>
+          <w:rFonts w:ascii="Verdana" w:hAnsi="Verdana"/>
+          <w:sz w:val="18"/>
+          <w:szCs w:val="18"/>
+        </w:rPr>
+        <w:t>has to</w:t>
+      </w:r>
+      <w:proofErr w:type="gramEnd"/>
+      <w:r>
+        <w:rPr>
+          <w:rFonts w:ascii="Verdana" w:hAnsi="Verdana"/>
+          <w:sz w:val="18"/>
+          <w:szCs w:val="18"/>
+        </w:rPr>
+        <w:t xml:space="preserve"> be efficient to avoid the issue of the viewer losing interest. </w:t>
       </w:r>
       <w:r>
         <w:rPr>
@@ -3609,7 +3748,7 @@
           <w:sz w:val="18"/>
           <w:szCs w:val="18"/>
         </w:rPr>
-        <w:t xml:space="preserve">They also found that with an increase in age, an increase in the average time watching the video before losing interest increase </w:t>
+        <w:t xml:space="preserve">They also found that with an increase in age, an increase in the average time </w:t>
       </w:r>
       <w:r>
         <w:rPr>
@@ -3618,7 +3757,7 @@
           <w:szCs w:val="18"/>
         </w:rPr>
         <w:lastRenderedPageBreak/>
-        <w:t>strongly suggesting that with an increase in age there’s an increase in attention span.</w:t>
+        <w:t>watching the video before losing interest increase strongly suggesting that with an increase in age there’s an increase in attention span.</w:t>
       </w:r>
     </w:p>
     <w:p>
@@ -3662,7 +3801,25 @@
           <w:sz w:val="18"/>
           <w:szCs w:val="18"/>
         </w:rPr>
-        <w:t xml:space="preserve">that having a visual stimulant such as an image or video can greatly increase a person’s ability to understand new information that is being presented. Visual images and videos can also be capable of assisting the reading side of learning, which will be looked into later, through text being shown with the most effective method being the visual help and text information presented together as proven in Alexander Eitel </w:t>
+        <w:t xml:space="preserve">that having a visual stimulant such as an image or video can greatly increase a person’s ability to understand new information that is being presented. Visual images and videos can also be capable of assisting the reading side of learning, which will be </w:t>
+      </w:r>
+      <w:proofErr w:type="gramStart"/>
+      <w:r>
+        <w:rPr>
+          <w:rFonts w:ascii="Verdana" w:hAnsi="Verdana"/>
+          <w:sz w:val="18"/>
+          <w:szCs w:val="18"/>
+        </w:rPr>
+        <w:t>looked into</w:t>
+      </w:r>
+      <w:proofErr w:type="gramEnd"/>
+      <w:r>
+        <w:rPr>
+          <w:rFonts w:ascii="Verdana" w:hAnsi="Verdana"/>
+          <w:sz w:val="18"/>
+          <w:szCs w:val="18"/>
+        </w:rPr>
+        <w:t xml:space="preserve"> later, through text being shown with the most effective method being the visual help and text information presented together as proven in Alexander Eitel </w:t>
       </w:r>
       <w:r>
         <w:rPr>
@@ -3700,6 +3857,28 @@
           <w:szCs w:val="18"/>
         </w:rPr>
       </w:pPr>
+    </w:p>
+    <w:p>
+      <w:pPr>
+        <w:jc w:val="both"/>
+        <w:rPr>
+          <w:rFonts w:ascii="Verdana" w:hAnsi="Verdana"/>
+          <w:b/>
+          <w:bCs/>
+          <w:sz w:val="18"/>
+          <w:szCs w:val="18"/>
+        </w:rPr>
+      </w:pPr>
+      <w:r>
+        <w:rPr>
+          <w:rFonts w:ascii="Verdana" w:hAnsi="Verdana"/>
+          <w:b/>
+          <w:bCs/>
+          <w:sz w:val="18"/>
+          <w:szCs w:val="18"/>
+        </w:rPr>
+        <w:t>3.2 Kinaesthetic Learning</w:t>
+      </w:r>
     </w:p>
     <w:p>
       <w:pPr>
@@ -4282,17 +4461,7 @@
             <w:sz w:val="18"/>
             <w:szCs w:val="18"/>
           </w:rPr>
-          <w:t xml:space="preserve">television </w:t>
-        </w:r>
-        <w:r>
-          <w:rPr>
-            <w:rStyle w:val="Hyperlink"/>
-            <w:rFonts w:ascii="Verdana" w:eastAsia="Times New Roman" w:hAnsi="Verdana" w:cs="Times New Roman"/>
-            <w:color w:val="FF0000"/>
-            <w:sz w:val="18"/>
-            <w:szCs w:val="18"/>
-          </w:rPr>
-          <w:t>programmes</w:t>
+          <w:t>television programmes</w:t>
         </w:r>
       </w:hyperlink>
       <w:r>
@@ -4514,16 +4683,14 @@
         </w:rPr>
         <w:t xml:space="preserve">The literature review and the artifact will be closely linked with the final iteration of the artifact using the research from the review </w:t>
       </w:r>
-      <w:proofErr w:type="spellStart"/>
-      <w:r>
-        <w:rPr>
-          <w:rFonts w:ascii="Verdana" w:hAnsi="Verdana"/>
-          <w:sz w:val="18"/>
-          <w:szCs w:val="18"/>
-        </w:rPr>
-        <w:t>along side</w:t>
-      </w:r>
-      <w:proofErr w:type="spellEnd"/>
+      <w:r>
+        <w:rPr>
+          <w:rFonts w:ascii="Verdana" w:hAnsi="Verdana"/>
+          <w:sz w:val="18"/>
+          <w:szCs w:val="18"/>
+        </w:rPr>
+        <w:t>alongside</w:t>
+      </w:r>
       <w:r>
         <w:rPr>
           <w:rFonts w:ascii="Verdana" w:hAnsi="Verdana"/>
@@ -4584,16 +4751,14 @@
         </w:rPr>
         <w:t xml:space="preserve">and whether they understand the objectives. After the play test they will be asked questions on whether they would add anything themselves or if previous experiences with these sorts of games gave them a head start. The data from the questions </w:t>
       </w:r>
-      <w:proofErr w:type="spellStart"/>
-      <w:r>
-        <w:rPr>
-          <w:rFonts w:ascii="Verdana" w:hAnsi="Verdana"/>
-          <w:sz w:val="18"/>
-          <w:szCs w:val="18"/>
-        </w:rPr>
-        <w:t>along side</w:t>
-      </w:r>
-      <w:proofErr w:type="spellEnd"/>
+      <w:r>
+        <w:rPr>
+          <w:rFonts w:ascii="Verdana" w:hAnsi="Verdana"/>
+          <w:sz w:val="18"/>
+          <w:szCs w:val="18"/>
+        </w:rPr>
+        <w:t>alongside</w:t>
+      </w:r>
       <w:r>
         <w:rPr>
           <w:rFonts w:ascii="Verdana" w:hAnsi="Verdana"/>
@@ -4715,23 +4880,21 @@
         </w:rPr>
         <w:t xml:space="preserve"> where only the researcher can access. The tester if informed that they can withdraw consent and their data at </w:t>
       </w:r>
-      <w:proofErr w:type="spellStart"/>
-      <w:r>
-        <w:rPr>
-          <w:rFonts w:ascii="Verdana" w:hAnsi="Verdana"/>
-          <w:sz w:val="18"/>
-          <w:szCs w:val="18"/>
-        </w:rPr>
-        <w:t>anytime</w:t>
-      </w:r>
-      <w:proofErr w:type="spellEnd"/>
-      <w:r>
-        <w:rPr>
-          <w:rFonts w:ascii="Verdana" w:hAnsi="Verdana"/>
-          <w:sz w:val="18"/>
-          <w:szCs w:val="18"/>
-        </w:rPr>
-        <w:t xml:space="preserve"> from the day of the test to 2 weeks after for any reason. Once the marks from the module are received all data accessible to the researcher will be permanently destroyed with only </w:t>
+      <w:r>
+        <w:rPr>
+          <w:rFonts w:ascii="Verdana" w:hAnsi="Verdana"/>
+          <w:sz w:val="18"/>
+          <w:szCs w:val="18"/>
+        </w:rPr>
+        <w:t>any time</w:t>
+      </w:r>
+      <w:r>
+        <w:rPr>
+          <w:rFonts w:ascii="Verdana" w:hAnsi="Verdana"/>
+          <w:sz w:val="18"/>
+          <w:szCs w:val="18"/>
+        </w:rPr>
+        <w:t xml:space="preserve"> from the day of the test to 2 weeks after for any reason. Once the marks from the module are received all data accessible to the researcher will </w:t>
       </w:r>
       <w:r>
         <w:rPr>
@@ -4740,7 +4903,7 @@
           <w:szCs w:val="18"/>
         </w:rPr>
         <w:lastRenderedPageBreak/>
-        <w:t>anonymous quotes being left in the report itself. Due to the test being brought to the participant in the form of a laptop the tester will be able to pick a place they feel comfortable doing it in. The risks of injury or harm to the test are virtually non-existent due to this fact alongside there being no physical requirements. The tester can also request breaks and can pause the game at any time or stop the test entirely when requested.</w:t>
+        <w:t>be permanently destroyed with only anonymous quotes being left in the report itself. Due to the test being brought to the participant in the form of a laptop the tester will be able to pick a place they feel comfortable doing it in. The risks of injury or harm to the test are virtually non-existent due to this fact alongside there being no physical requirements. The tester can also request breaks and can pause the game at any time or stop the test entirely when requested.</w:t>
       </w:r>
     </w:p>
     <w:p>
@@ -5578,7 +5741,7 @@
           <w:sz w:val="18"/>
           <w:szCs w:val="18"/>
         </w:rPr>
-        <w:t>Initial proposal</w:t>
+        <w:t>Artifact initial development</w:t>
       </w:r>
     </w:p>
     <w:p>
@@ -5601,7 +5764,7 @@
           <w:sz w:val="18"/>
           <w:szCs w:val="18"/>
         </w:rPr>
-        <w:t>Full proposal</w:t>
+        <w:t>Artifact improvements</w:t>
       </w:r>
     </w:p>
     <w:p>
@@ -5624,7 +5787,7 @@
           <w:sz w:val="18"/>
           <w:szCs w:val="18"/>
         </w:rPr>
-        <w:t>Poster presentation – prototype artifact</w:t>
+        <w:t>Playtesting</w:t>
       </w:r>
     </w:p>
     <w:p>
@@ -5647,7 +5810,7 @@
           <w:sz w:val="18"/>
           <w:szCs w:val="18"/>
         </w:rPr>
-        <w:t>Artifact improvements</w:t>
+        <w:t>Artifact iterations</w:t>
       </w:r>
     </w:p>
     <w:p>
@@ -5657,6 +5820,9 @@
           <w:ilvl w:val="0"/>
           <w:numId w:val="11"/>
         </w:numPr>
+        <w:pBdr>
+          <w:bottom w:val="single" w:sz="6" w:space="1" w:color="auto"/>
+        </w:pBdr>
         <w:jc w:val="both"/>
         <w:rPr>
           <w:rFonts w:ascii="Verdana" w:hAnsi="Verdana"/>
@@ -5670,39 +5836,35 @@
           <w:sz w:val="18"/>
           <w:szCs w:val="18"/>
         </w:rPr>
-        <w:t>Playtesting</w:t>
-      </w:r>
-    </w:p>
-    <w:p>
-      <w:pPr>
-        <w:pStyle w:val="ListParagraph"/>
-        <w:numPr>
-          <w:ilvl w:val="0"/>
-          <w:numId w:val="11"/>
-        </w:numPr>
+        <w:t>Data collection and management</w:t>
+      </w:r>
+    </w:p>
+    <w:p>
+      <w:pPr>
         <w:jc w:val="both"/>
         <w:rPr>
           <w:rFonts w:ascii="Verdana" w:hAnsi="Verdana"/>
-          <w:sz w:val="18"/>
-          <w:szCs w:val="18"/>
-        </w:rPr>
-      </w:pPr>
-      <w:r>
-        <w:rPr>
-          <w:rFonts w:ascii="Verdana" w:hAnsi="Verdana"/>
-          <w:sz w:val="18"/>
-          <w:szCs w:val="18"/>
-        </w:rPr>
-        <w:t>Artifact iterations</w:t>
-      </w:r>
-    </w:p>
-    <w:p>
-      <w:pPr>
-        <w:pStyle w:val="ListParagraph"/>
-        <w:numPr>
-          <w:ilvl w:val="0"/>
-          <w:numId w:val="11"/>
-        </w:numPr>
+          <w:b/>
+          <w:bCs/>
+          <w:noProof/>
+          <w:sz w:val="18"/>
+          <w:szCs w:val="18"/>
+        </w:rPr>
+      </w:pPr>
+      <w:r>
+        <w:rPr>
+          <w:rFonts w:ascii="Verdana" w:hAnsi="Verdana"/>
+          <w:b/>
+          <w:bCs/>
+          <w:noProof/>
+          <w:sz w:val="18"/>
+          <w:szCs w:val="18"/>
+        </w:rPr>
+        <w:t>5.1 Initial Artifct Development</w:t>
+      </w:r>
+    </w:p>
+    <w:p>
+      <w:pPr>
         <w:jc w:val="both"/>
         <w:rPr>
           <w:rFonts w:ascii="Verdana" w:hAnsi="Verdana"/>
@@ -5716,30 +5878,43 @@
           <w:sz w:val="18"/>
           <w:szCs w:val="18"/>
         </w:rPr>
-        <w:t>Playtesting</w:t>
-      </w:r>
-    </w:p>
-    <w:p>
-      <w:pPr>
-        <w:pStyle w:val="ListParagraph"/>
-        <w:numPr>
-          <w:ilvl w:val="0"/>
-          <w:numId w:val="11"/>
-        </w:numPr>
-        <w:jc w:val="both"/>
-        <w:rPr>
-          <w:rFonts w:ascii="Verdana" w:hAnsi="Verdana"/>
-          <w:sz w:val="18"/>
-          <w:szCs w:val="18"/>
-        </w:rPr>
-      </w:pPr>
-      <w:r>
-        <w:rPr>
-          <w:rFonts w:ascii="Verdana" w:hAnsi="Verdana"/>
-          <w:sz w:val="18"/>
-          <w:szCs w:val="18"/>
-        </w:rPr>
-        <w:t>Data collection and management</w:t>
+        <w:t xml:space="preserve">The artifact is a 2D side scroller with some verticality </w:t>
+      </w:r>
+      <w:proofErr w:type="gramStart"/>
+      <w:r>
+        <w:rPr>
+          <w:rFonts w:ascii="Verdana" w:hAnsi="Verdana"/>
+          <w:sz w:val="18"/>
+          <w:szCs w:val="18"/>
+        </w:rPr>
+        <w:t>similar to</w:t>
+      </w:r>
+      <w:proofErr w:type="gramEnd"/>
+      <w:r>
+        <w:rPr>
+          <w:rFonts w:ascii="Verdana" w:hAnsi="Verdana"/>
+          <w:sz w:val="18"/>
+          <w:szCs w:val="18"/>
+        </w:rPr>
+        <w:t xml:space="preserve"> the likes of Mario (Nintendo</w:t>
+      </w:r>
+      <w:proofErr w:type="gramStart"/>
+      <w:r>
+        <w:rPr>
+          <w:rFonts w:ascii="Verdana" w:hAnsi="Verdana"/>
+          <w:sz w:val="18"/>
+          <w:szCs w:val="18"/>
+        </w:rPr>
+        <w:t>, )</w:t>
+      </w:r>
+      <w:proofErr w:type="gramEnd"/>
+      <w:r>
+        <w:rPr>
+          <w:rFonts w:ascii="Verdana" w:hAnsi="Verdana"/>
+          <w:sz w:val="18"/>
+          <w:szCs w:val="18"/>
+        </w:rPr>
+        <w:t xml:space="preserve"> </w:t>
       </w:r>
     </w:p>
     <w:p>
@@ -5778,13 +5953,36 @@
         <w:jc w:val="both"/>
         <w:rPr>
           <w:rFonts w:ascii="Verdana" w:hAnsi="Verdana"/>
-          <w:sz w:val="18"/>
-          <w:szCs w:val="18"/>
-        </w:rPr>
-      </w:pPr>
-      <w:r>
-        <w:rPr>
-          <w:rFonts w:ascii="Verdana" w:hAnsi="Verdana"/>
+          <w:noProof/>
+          <w:sz w:val="18"/>
+          <w:szCs w:val="18"/>
+        </w:rPr>
+      </w:pPr>
+      <w:r>
+        <w:rPr>
+          <w:rFonts w:ascii="Verdana" w:hAnsi="Verdana"/>
+          <w:bCs/>
+          <w:noProof/>
+          <w:sz w:val="18"/>
+          <w:szCs w:val="18"/>
+        </w:rPr>
+        <w:t>------------------------------------------------------</w:t>
+      </w:r>
+    </w:p>
+    <w:p>
+      <w:pPr>
+        <w:jc w:val="both"/>
+        <w:rPr>
+          <w:rFonts w:ascii="Verdana" w:hAnsi="Verdana"/>
+          <w:color w:val="FF0000"/>
+          <w:sz w:val="18"/>
+          <w:szCs w:val="18"/>
+        </w:rPr>
+      </w:pPr>
+      <w:r>
+        <w:rPr>
+          <w:rFonts w:ascii="Verdana" w:hAnsi="Verdana"/>
+          <w:color w:val="FF0000"/>
           <w:sz w:val="18"/>
           <w:szCs w:val="18"/>
         </w:rPr>
@@ -5793,6 +5991,7 @@
       <w:r>
         <w:rPr>
           <w:rFonts w:ascii="Verdana" w:hAnsi="Verdana"/>
+          <w:color w:val="FF0000"/>
           <w:sz w:val="18"/>
           <w:szCs w:val="18"/>
         </w:rPr>
@@ -5801,6 +6000,7 @@
       <w:r>
         <w:rPr>
           <w:rFonts w:ascii="Verdana" w:hAnsi="Verdana"/>
+          <w:color w:val="FF0000"/>
           <w:sz w:val="18"/>
           <w:szCs w:val="18"/>
         </w:rPr>
@@ -5809,6 +6009,7 @@
       <w:r>
         <w:rPr>
           <w:rFonts w:ascii="Verdana" w:hAnsi="Verdana"/>
+          <w:color w:val="FF0000"/>
           <w:sz w:val="18"/>
           <w:szCs w:val="18"/>
         </w:rPr>
@@ -5817,6 +6018,7 @@
       <w:r>
         <w:rPr>
           <w:rFonts w:ascii="Verdana" w:hAnsi="Verdana"/>
+          <w:color w:val="FF0000"/>
           <w:sz w:val="18"/>
           <w:szCs w:val="18"/>
         </w:rPr>
@@ -5825,6 +6027,7 @@
       <w:r>
         <w:rPr>
           <w:rFonts w:ascii="Verdana" w:hAnsi="Verdana"/>
+          <w:color w:val="FF0000"/>
           <w:sz w:val="18"/>
           <w:szCs w:val="18"/>
         </w:rPr>
@@ -5833,6 +6036,7 @@
       <w:r>
         <w:rPr>
           <w:rFonts w:ascii="Verdana" w:hAnsi="Verdana"/>
+          <w:color w:val="FF0000"/>
           <w:sz w:val="18"/>
           <w:szCs w:val="18"/>
         </w:rPr>
@@ -5841,6 +6045,7 @@
       <w:r>
         <w:rPr>
           <w:rFonts w:ascii="Verdana" w:hAnsi="Verdana"/>
+          <w:color w:val="FF0000"/>
           <w:sz w:val="18"/>
           <w:szCs w:val="18"/>
         </w:rPr>
@@ -5849,6 +6054,7 @@
       <w:r>
         <w:rPr>
           <w:rFonts w:ascii="Verdana" w:hAnsi="Verdana"/>
+          <w:color w:val="FF0000"/>
           <w:sz w:val="18"/>
           <w:szCs w:val="18"/>
         </w:rPr>
@@ -5857,6 +6063,7 @@
       <w:r>
         <w:rPr>
           <w:rFonts w:ascii="Verdana" w:hAnsi="Verdana"/>
+          <w:color w:val="FF0000"/>
           <w:sz w:val="18"/>
           <w:szCs w:val="18"/>
         </w:rPr>
@@ -5865,6 +6072,7 @@
       <w:r>
         <w:rPr>
           <w:rFonts w:ascii="Verdana" w:hAnsi="Verdana"/>
+          <w:color w:val="FF0000"/>
           <w:sz w:val="18"/>
           <w:szCs w:val="18"/>
         </w:rPr>
@@ -5876,6 +6084,7 @@
         <w:jc w:val="both"/>
         <w:rPr>
           <w:rFonts w:ascii="Verdana" w:hAnsi="Verdana"/>
+          <w:color w:val="FF0000"/>
           <w:sz w:val="18"/>
           <w:szCs w:val="18"/>
         </w:rPr>
@@ -5886,13 +6095,15 @@
         <w:jc w:val="both"/>
         <w:rPr>
           <w:rFonts w:ascii="Verdana" w:hAnsi="Verdana"/>
-          <w:sz w:val="18"/>
-          <w:szCs w:val="18"/>
-        </w:rPr>
-      </w:pPr>
-      <w:r>
-        <w:rPr>
-          <w:rFonts w:ascii="Verdana" w:hAnsi="Verdana"/>
+          <w:color w:val="FF0000"/>
+          <w:sz w:val="18"/>
+          <w:szCs w:val="18"/>
+        </w:rPr>
+      </w:pPr>
+      <w:r>
+        <w:rPr>
+          <w:rFonts w:ascii="Verdana" w:hAnsi="Verdana"/>
+          <w:color w:val="FF0000"/>
           <w:sz w:val="18"/>
           <w:szCs w:val="18"/>
         </w:rPr>
@@ -5901,6 +6112,7 @@
       <w:r>
         <w:rPr>
           <w:rFonts w:ascii="Verdana" w:hAnsi="Verdana"/>
+          <w:color w:val="FF0000"/>
           <w:sz w:val="18"/>
           <w:szCs w:val="18"/>
         </w:rPr>
@@ -5909,6 +6121,7 @@
       <w:r>
         <w:rPr>
           <w:rFonts w:ascii="Verdana" w:hAnsi="Verdana"/>
+          <w:color w:val="FF0000"/>
           <w:sz w:val="18"/>
           <w:szCs w:val="18"/>
         </w:rPr>
@@ -5917,6 +6130,7 @@
       <w:r>
         <w:rPr>
           <w:rFonts w:ascii="Verdana" w:hAnsi="Verdana"/>
+          <w:color w:val="FF0000"/>
           <w:sz w:val="18"/>
           <w:szCs w:val="18"/>
         </w:rPr>
@@ -5925,6 +6139,7 @@
       <w:r>
         <w:rPr>
           <w:rFonts w:ascii="Verdana" w:hAnsi="Verdana"/>
+          <w:color w:val="FF0000"/>
           <w:sz w:val="18"/>
           <w:szCs w:val="18"/>
         </w:rPr>
@@ -5933,6 +6148,7 @@
       <w:r>
         <w:rPr>
           <w:rFonts w:ascii="Verdana" w:hAnsi="Verdana"/>
+          <w:color w:val="FF0000"/>
           <w:sz w:val="18"/>
           <w:szCs w:val="18"/>
         </w:rPr>
@@ -5941,6 +6157,7 @@
       <w:r>
         <w:rPr>
           <w:rFonts w:ascii="Verdana" w:hAnsi="Verdana"/>
+          <w:color w:val="FF0000"/>
           <w:sz w:val="18"/>
           <w:szCs w:val="18"/>
         </w:rPr>
@@ -5949,6 +6166,7 @@
       <w:r>
         <w:rPr>
           <w:rFonts w:ascii="Verdana" w:hAnsi="Verdana"/>
+          <w:color w:val="FF0000"/>
           <w:sz w:val="18"/>
           <w:szCs w:val="18"/>
         </w:rPr>
@@ -5957,6 +6175,7 @@
       <w:r>
         <w:rPr>
           <w:rFonts w:ascii="Verdana" w:hAnsi="Verdana"/>
+          <w:color w:val="FF0000"/>
           <w:sz w:val="18"/>
           <w:szCs w:val="18"/>
         </w:rPr>
@@ -5965,6 +6184,7 @@
       <w:r>
         <w:rPr>
           <w:rFonts w:ascii="Verdana" w:hAnsi="Verdana"/>
+          <w:color w:val="FF0000"/>
           <w:sz w:val="18"/>
           <w:szCs w:val="18"/>
         </w:rPr>
@@ -5973,6 +6193,7 @@
       <w:r>
         <w:rPr>
           <w:rFonts w:ascii="Verdana" w:hAnsi="Verdana"/>
+          <w:color w:val="FF0000"/>
           <w:sz w:val="18"/>
           <w:szCs w:val="18"/>
         </w:rPr>
@@ -5981,6 +6202,7 @@
       <w:r>
         <w:rPr>
           <w:rFonts w:ascii="Verdana" w:hAnsi="Verdana"/>
+          <w:color w:val="FF0000"/>
           <w:sz w:val="18"/>
           <w:szCs w:val="18"/>
         </w:rPr>
@@ -5989,6 +6211,7 @@
       <w:r>
         <w:rPr>
           <w:rFonts w:ascii="Verdana" w:hAnsi="Verdana"/>
+          <w:color w:val="FF0000"/>
           <w:sz w:val="18"/>
           <w:szCs w:val="18"/>
         </w:rPr>
@@ -5997,6 +6220,7 @@
       <w:r>
         <w:rPr>
           <w:rFonts w:ascii="Verdana" w:hAnsi="Verdana"/>
+          <w:color w:val="FF0000"/>
           <w:sz w:val="18"/>
           <w:szCs w:val="18"/>
         </w:rPr>
@@ -6005,6 +6229,7 @@
       <w:r>
         <w:rPr>
           <w:rFonts w:ascii="Verdana" w:hAnsi="Verdana"/>
+          <w:color w:val="FF0000"/>
           <w:sz w:val="18"/>
           <w:szCs w:val="18"/>
         </w:rPr>
@@ -6013,6 +6238,7 @@
       <w:r>
         <w:rPr>
           <w:rFonts w:ascii="Verdana" w:hAnsi="Verdana"/>
+          <w:color w:val="FF0000"/>
           <w:sz w:val="18"/>
           <w:szCs w:val="18"/>
         </w:rPr>
@@ -6021,6 +6247,7 @@
       <w:r>
         <w:rPr>
           <w:rFonts w:ascii="Verdana" w:hAnsi="Verdana"/>
+          <w:color w:val="FF0000"/>
           <w:sz w:val="18"/>
           <w:szCs w:val="18"/>
         </w:rPr>
@@ -6029,6 +6256,7 @@
       <w:r>
         <w:rPr>
           <w:rFonts w:ascii="Verdana" w:hAnsi="Verdana"/>
+          <w:color w:val="FF0000"/>
           <w:sz w:val="18"/>
           <w:szCs w:val="18"/>
         </w:rPr>
@@ -6037,6 +6265,7 @@
       <w:r>
         <w:rPr>
           <w:rFonts w:ascii="Verdana" w:hAnsi="Verdana"/>
+          <w:color w:val="FF0000"/>
           <w:sz w:val="18"/>
           <w:szCs w:val="18"/>
         </w:rPr>
@@ -6045,6 +6274,7 @@
       <w:r>
         <w:rPr>
           <w:rFonts w:ascii="Verdana" w:hAnsi="Verdana"/>
+          <w:color w:val="FF0000"/>
           <w:sz w:val="18"/>
           <w:szCs w:val="18"/>
         </w:rPr>
@@ -6053,6 +6283,7 @@
       <w:r>
         <w:rPr>
           <w:rFonts w:ascii="Verdana" w:hAnsi="Verdana"/>
+          <w:color w:val="FF0000"/>
           <w:sz w:val="18"/>
           <w:szCs w:val="18"/>
         </w:rPr>
@@ -6061,6 +6292,7 @@
       <w:r>
         <w:rPr>
           <w:rFonts w:ascii="Verdana" w:hAnsi="Verdana"/>
+          <w:color w:val="FF0000"/>
           <w:sz w:val="18"/>
           <w:szCs w:val="18"/>
         </w:rPr>
@@ -6070,6 +6302,7 @@
       <w:r>
         <w:rPr>
           <w:rFonts w:ascii="Verdana" w:hAnsi="Verdana"/>
+          <w:color w:val="FF0000"/>
           <w:sz w:val="18"/>
           <w:szCs w:val="18"/>
         </w:rPr>
@@ -6079,6 +6312,7 @@
       <w:r>
         <w:rPr>
           <w:rFonts w:ascii="Verdana" w:hAnsi="Verdana"/>
+          <w:color w:val="FF0000"/>
           <w:sz w:val="18"/>
           <w:szCs w:val="18"/>
         </w:rPr>
@@ -6087,6 +6321,7 @@
       <w:r>
         <w:rPr>
           <w:rFonts w:ascii="Verdana" w:hAnsi="Verdana"/>
+          <w:color w:val="FF0000"/>
           <w:sz w:val="18"/>
           <w:szCs w:val="18"/>
         </w:rPr>
@@ -6098,6 +6333,7 @@
         <w:jc w:val="both"/>
         <w:rPr>
           <w:rFonts w:ascii="Verdana" w:hAnsi="Verdana"/>
+          <w:color w:val="FF0000"/>
           <w:sz w:val="18"/>
           <w:szCs w:val="18"/>
         </w:rPr>
@@ -6108,13 +6344,15 @@
         <w:jc w:val="both"/>
         <w:rPr>
           <w:rFonts w:ascii="Verdana" w:hAnsi="Verdana"/>
-          <w:sz w:val="18"/>
-          <w:szCs w:val="18"/>
-        </w:rPr>
-      </w:pPr>
-      <w:r>
-        <w:rPr>
-          <w:rFonts w:ascii="Verdana" w:hAnsi="Verdana"/>
+          <w:color w:val="FF0000"/>
+          <w:sz w:val="18"/>
+          <w:szCs w:val="18"/>
+        </w:rPr>
+      </w:pPr>
+      <w:r>
+        <w:rPr>
+          <w:rFonts w:ascii="Verdana" w:hAnsi="Verdana"/>
+          <w:color w:val="FF0000"/>
           <w:sz w:val="18"/>
           <w:szCs w:val="18"/>
         </w:rPr>
@@ -6123,6 +6361,7 @@
       <w:r>
         <w:rPr>
           <w:rFonts w:ascii="Verdana" w:hAnsi="Verdana"/>
+          <w:color w:val="FF0000"/>
           <w:sz w:val="18"/>
           <w:szCs w:val="18"/>
         </w:rPr>
@@ -6131,6 +6370,7 @@
       <w:r>
         <w:rPr>
           <w:rFonts w:ascii="Verdana" w:hAnsi="Verdana"/>
+          <w:color w:val="FF0000"/>
           <w:sz w:val="18"/>
           <w:szCs w:val="18"/>
         </w:rPr>
@@ -6139,6 +6379,88 @@
       <w:r>
         <w:rPr>
           <w:rFonts w:ascii="Verdana" w:hAnsi="Verdana"/>
+          <w:color w:val="FF0000"/>
+          <w:sz w:val="18"/>
+          <w:szCs w:val="18"/>
+        </w:rPr>
+        <w:t xml:space="preserve"> for example</w:t>
+      </w:r>
+      <w:r>
+        <w:rPr>
+          <w:rFonts w:ascii="Verdana" w:hAnsi="Verdana"/>
+          <w:color w:val="FF0000"/>
+          <w:sz w:val="18"/>
+          <w:szCs w:val="18"/>
+        </w:rPr>
+        <w:t>:</w:t>
+      </w:r>
+      <w:r>
+        <w:rPr>
+          <w:rFonts w:ascii="Verdana" w:hAnsi="Verdana"/>
+          <w:color w:val="FF0000"/>
+          <w:sz w:val="18"/>
+          <w:szCs w:val="18"/>
+        </w:rPr>
+        <w:t xml:space="preserve"> i</w:t>
+      </w:r>
+      <w:r>
+        <w:rPr>
+          <w:rFonts w:ascii="Verdana" w:hAnsi="Verdana"/>
+          <w:color w:val="FF0000"/>
+          <w:sz w:val="18"/>
+          <w:szCs w:val="18"/>
+        </w:rPr>
+        <w:t>terative development is often key when it comes to practice.</w:t>
+      </w:r>
+      <w:r>
+        <w:rPr>
+          <w:rFonts w:ascii="Verdana" w:hAnsi="Verdana"/>
+          <w:color w:val="FF0000"/>
+          <w:sz w:val="18"/>
+          <w:szCs w:val="18"/>
+        </w:rPr>
+        <w:t xml:space="preserve"> How was</w:t>
+      </w:r>
+      <w:r>
+        <w:rPr>
+          <w:rFonts w:ascii="Verdana" w:hAnsi="Verdana"/>
+          <w:color w:val="FF0000"/>
+          <w:sz w:val="18"/>
+          <w:szCs w:val="18"/>
+        </w:rPr>
+        <w:t xml:space="preserve"> this considered </w:t>
+      </w:r>
+      <w:r>
+        <w:rPr>
+          <w:rFonts w:ascii="Verdana" w:hAnsi="Verdana"/>
+          <w:color w:val="FF0000"/>
+          <w:sz w:val="18"/>
+          <w:szCs w:val="18"/>
+        </w:rPr>
+        <w:t>in the</w:t>
+      </w:r>
+      <w:r>
+        <w:rPr>
+          <w:rFonts w:ascii="Verdana" w:hAnsi="Verdana"/>
+          <w:color w:val="FF0000"/>
+          <w:sz w:val="18"/>
+          <w:szCs w:val="18"/>
+        </w:rPr>
+        <w:t xml:space="preserve"> plann</w:t>
+      </w:r>
+      <w:r>
+        <w:rPr>
+          <w:rFonts w:ascii="Verdana" w:hAnsi="Verdana"/>
+          <w:color w:val="FF0000"/>
+          <w:sz w:val="18"/>
+          <w:szCs w:val="18"/>
+        </w:rPr>
+        <w:t>ing</w:t>
+      </w:r>
+      <w:r>
+        <w:rPr>
+          <w:rFonts w:ascii="Verdana" w:hAnsi="Verdana"/>
+          <w:color w:val="FF0000"/>
           <w:sz w:val="18"/>
           <w:szCs w:val="18"/>
         </w:rPr>
@@ -6147,22 +6469,393 @@
       <w:r>
         <w:rPr>
           <w:rFonts w:ascii="Verdana" w:hAnsi="Verdana"/>
-          <w:sz w:val="18"/>
-          <w:szCs w:val="18"/>
-        </w:rPr>
-        <w:t>for example</w:t>
-      </w:r>
-      <w:r>
-        <w:rPr>
-          <w:rFonts w:ascii="Verdana" w:hAnsi="Verdana"/>
-          <w:sz w:val="18"/>
-          <w:szCs w:val="18"/>
-        </w:rPr>
-        <w:t>:</w:t>
-      </w:r>
-      <w:r>
-        <w:rPr>
-          <w:rFonts w:ascii="Verdana" w:hAnsi="Verdana"/>
+          <w:color w:val="FF0000"/>
+          <w:sz w:val="18"/>
+          <w:szCs w:val="18"/>
+        </w:rPr>
+        <w:t>of</w:t>
+      </w:r>
+      <w:r>
+        <w:rPr>
+          <w:rFonts w:ascii="Verdana" w:hAnsi="Verdana"/>
+          <w:color w:val="FF0000"/>
+          <w:sz w:val="18"/>
+          <w:szCs w:val="18"/>
+        </w:rPr>
+        <w:t xml:space="preserve"> the practice </w:t>
+      </w:r>
+      <w:r>
+        <w:rPr>
+          <w:rFonts w:ascii="Verdana" w:hAnsi="Verdana"/>
+          <w:color w:val="FF0000"/>
+          <w:sz w:val="18"/>
+          <w:szCs w:val="18"/>
+        </w:rPr>
+        <w:t>stages</w:t>
+      </w:r>
+      <w:r>
+        <w:rPr>
+          <w:rFonts w:ascii="Verdana" w:hAnsi="Verdana"/>
+          <w:color w:val="FF0000"/>
+          <w:sz w:val="18"/>
+          <w:szCs w:val="18"/>
+        </w:rPr>
+        <w:t>?</w:t>
+      </w:r>
+      <w:r>
+        <w:rPr>
+          <w:rFonts w:ascii="Verdana" w:hAnsi="Verdana"/>
+          <w:color w:val="FF0000"/>
+          <w:sz w:val="18"/>
+          <w:szCs w:val="18"/>
+        </w:rPr>
+        <w:t xml:space="preserve"> </w:t>
+      </w:r>
+      <w:r>
+        <w:rPr>
+          <w:rFonts w:ascii="Verdana" w:hAnsi="Verdana"/>
+          <w:color w:val="FF0000"/>
+          <w:sz w:val="18"/>
+          <w:szCs w:val="18"/>
+        </w:rPr>
+        <w:t xml:space="preserve">How did the </w:t>
+      </w:r>
+      <w:r>
+        <w:rPr>
+          <w:rFonts w:ascii="Verdana" w:hAnsi="Verdana"/>
+          <w:color w:val="FF0000"/>
+          <w:sz w:val="18"/>
+          <w:szCs w:val="18"/>
+        </w:rPr>
+        <w:t>project</w:t>
+      </w:r>
+      <w:r>
+        <w:rPr>
+          <w:rFonts w:ascii="Verdana" w:hAnsi="Verdana"/>
+          <w:color w:val="FF0000"/>
+          <w:sz w:val="18"/>
+          <w:szCs w:val="18"/>
+        </w:rPr>
+        <w:t xml:space="preserve"> deal with unforeseen </w:t>
+      </w:r>
+      <w:r>
+        <w:rPr>
+          <w:rFonts w:ascii="Verdana" w:hAnsi="Verdana"/>
+          <w:color w:val="FF0000"/>
+          <w:sz w:val="18"/>
+          <w:szCs w:val="18"/>
+        </w:rPr>
+        <w:t>user/ peer/ tutor feedback</w:t>
+      </w:r>
+      <w:r>
+        <w:rPr>
+          <w:rFonts w:ascii="Verdana" w:hAnsi="Verdana"/>
+          <w:color w:val="FF0000"/>
+          <w:sz w:val="18"/>
+          <w:szCs w:val="18"/>
+        </w:rPr>
+        <w:t>?</w:t>
+      </w:r>
+    </w:p>
+    <w:p>
+      <w:pPr>
+        <w:jc w:val="both"/>
+        <w:rPr>
+          <w:rFonts w:ascii="Verdana" w:hAnsi="Verdana"/>
+          <w:color w:val="FF0000"/>
+          <w:sz w:val="18"/>
+          <w:szCs w:val="18"/>
+        </w:rPr>
+      </w:pPr>
+    </w:p>
+    <w:p>
+      <w:pPr>
+        <w:jc w:val="both"/>
+        <w:rPr>
+          <w:rFonts w:ascii="Verdana" w:hAnsi="Verdana"/>
+          <w:color w:val="FF0000"/>
+          <w:sz w:val="18"/>
+          <w:szCs w:val="18"/>
+        </w:rPr>
+      </w:pPr>
+      <w:r>
+        <w:rPr>
+          <w:rFonts w:ascii="Verdana" w:hAnsi="Verdana"/>
+          <w:color w:val="FF0000"/>
+          <w:sz w:val="18"/>
+          <w:szCs w:val="18"/>
+        </w:rPr>
+        <w:t>D</w:t>
+      </w:r>
+      <w:r>
+        <w:rPr>
+          <w:rFonts w:ascii="Verdana" w:hAnsi="Verdana"/>
+          <w:color w:val="FF0000"/>
+          <w:sz w:val="18"/>
+          <w:szCs w:val="18"/>
+        </w:rPr>
+        <w:t>emonstrate problem-solving</w:t>
+      </w:r>
+      <w:r>
+        <w:rPr>
+          <w:rFonts w:ascii="Verdana" w:hAnsi="Verdana"/>
+          <w:color w:val="FF0000"/>
+          <w:sz w:val="18"/>
+          <w:szCs w:val="18"/>
+        </w:rPr>
+        <w:t xml:space="preserve"> skills</w:t>
+      </w:r>
+      <w:r>
+        <w:rPr>
+          <w:rFonts w:ascii="Verdana" w:hAnsi="Verdana"/>
+          <w:color w:val="FF0000"/>
+          <w:sz w:val="18"/>
+          <w:szCs w:val="18"/>
+        </w:rPr>
+        <w:t xml:space="preserve">: </w:t>
+      </w:r>
+      <w:r>
+        <w:rPr>
+          <w:rFonts w:ascii="Verdana" w:hAnsi="Verdana"/>
+          <w:color w:val="FF0000"/>
+          <w:sz w:val="18"/>
+          <w:szCs w:val="18"/>
+        </w:rPr>
+        <w:t>what</w:t>
+      </w:r>
+      <w:r>
+        <w:rPr>
+          <w:rFonts w:ascii="Verdana" w:hAnsi="Verdana"/>
+          <w:color w:val="FF0000"/>
+          <w:sz w:val="18"/>
+          <w:szCs w:val="18"/>
+        </w:rPr>
+        <w:t xml:space="preserve"> problems</w:t>
+      </w:r>
+      <w:r>
+        <w:rPr>
+          <w:rFonts w:ascii="Verdana" w:hAnsi="Verdana"/>
+          <w:color w:val="FF0000"/>
+          <w:sz w:val="18"/>
+          <w:szCs w:val="18"/>
+        </w:rPr>
+        <w:t xml:space="preserve"> did you encounter.</w:t>
+      </w:r>
+      <w:r>
+        <w:rPr>
+          <w:rFonts w:ascii="Verdana" w:hAnsi="Verdana"/>
+          <w:color w:val="FF0000"/>
+          <w:sz w:val="18"/>
+          <w:szCs w:val="18"/>
+        </w:rPr>
+        <w:t xml:space="preserve"> </w:t>
+      </w:r>
+      <w:r>
+        <w:rPr>
+          <w:rFonts w:ascii="Verdana" w:hAnsi="Verdana"/>
+          <w:color w:val="FF0000"/>
+          <w:sz w:val="18"/>
+          <w:szCs w:val="18"/>
+        </w:rPr>
+        <w:t>How were they addressed or how was every method exhausted to arrive at the best possible solution</w:t>
+      </w:r>
+      <w:r>
+        <w:rPr>
+          <w:rFonts w:ascii="Verdana" w:hAnsi="Verdana"/>
+          <w:color w:val="FF0000"/>
+          <w:sz w:val="18"/>
+          <w:szCs w:val="18"/>
+        </w:rPr>
+        <w:t xml:space="preserve">? </w:t>
+      </w:r>
+      <w:r>
+        <w:rPr>
+          <w:rFonts w:ascii="Verdana" w:hAnsi="Verdana"/>
+          <w:color w:val="FF0000"/>
+          <w:sz w:val="18"/>
+          <w:szCs w:val="18"/>
+        </w:rPr>
+        <w:t xml:space="preserve">Use </w:t>
+      </w:r>
+      <w:r>
+        <w:rPr>
+          <w:rFonts w:ascii="Verdana" w:hAnsi="Verdana"/>
+          <w:color w:val="FF0000"/>
+          <w:sz w:val="18"/>
+          <w:szCs w:val="18"/>
+        </w:rPr>
+        <w:t xml:space="preserve">a few specific examples. </w:t>
+      </w:r>
+      <w:r>
+        <w:rPr>
+          <w:rFonts w:ascii="Verdana" w:hAnsi="Verdana"/>
+          <w:color w:val="FF0000"/>
+          <w:sz w:val="18"/>
+          <w:szCs w:val="18"/>
+        </w:rPr>
+        <w:t>P</w:t>
+      </w:r>
+      <w:r>
+        <w:rPr>
+          <w:rFonts w:ascii="Verdana" w:hAnsi="Verdana"/>
+          <w:color w:val="FF0000"/>
+          <w:sz w:val="18"/>
+          <w:szCs w:val="18"/>
+        </w:rPr>
+        <w:t>roblems</w:t>
+      </w:r>
+      <w:r>
+        <w:rPr>
+          <w:rFonts w:ascii="Verdana" w:hAnsi="Verdana"/>
+          <w:color w:val="FF0000"/>
+          <w:sz w:val="18"/>
+          <w:szCs w:val="18"/>
+        </w:rPr>
+        <w:t xml:space="preserve"> worthy of discussion</w:t>
+      </w:r>
+      <w:r>
+        <w:rPr>
+          <w:rFonts w:ascii="Verdana" w:hAnsi="Verdana"/>
+          <w:color w:val="FF0000"/>
+          <w:sz w:val="18"/>
+          <w:szCs w:val="18"/>
+        </w:rPr>
+        <w:t xml:space="preserve"> could be conceptual, technical, practical, </w:t>
+      </w:r>
+      <w:r>
+        <w:rPr>
+          <w:rFonts w:ascii="Verdana" w:hAnsi="Verdana"/>
+          <w:color w:val="FF0000"/>
+          <w:sz w:val="18"/>
+          <w:szCs w:val="18"/>
+        </w:rPr>
+        <w:t xml:space="preserve">even </w:t>
+      </w:r>
+      <w:r>
+        <w:rPr>
+          <w:rFonts w:ascii="Verdana" w:hAnsi="Verdana"/>
+          <w:color w:val="FF0000"/>
+          <w:sz w:val="18"/>
+          <w:szCs w:val="18"/>
+        </w:rPr>
+        <w:t xml:space="preserve">legal (think copyright) or ethical (think user studies). </w:t>
+      </w:r>
+    </w:p>
+    <w:p>
+      <w:pPr>
+        <w:jc w:val="both"/>
+        <w:rPr>
+          <w:rFonts w:ascii="Verdana" w:hAnsi="Verdana"/>
+          <w:color w:val="FF0000"/>
+          <w:sz w:val="18"/>
+          <w:szCs w:val="18"/>
+        </w:rPr>
+      </w:pPr>
+    </w:p>
+    <w:p>
+      <w:pPr>
+        <w:jc w:val="both"/>
+        <w:rPr>
+          <w:rFonts w:ascii="Verdana" w:hAnsi="Verdana"/>
+          <w:color w:val="FF0000"/>
+          <w:sz w:val="18"/>
+          <w:szCs w:val="18"/>
+        </w:rPr>
+      </w:pPr>
+      <w:r>
+        <w:rPr>
+          <w:rFonts w:ascii="Verdana" w:hAnsi="Verdana"/>
+          <w:color w:val="FF0000"/>
+          <w:sz w:val="18"/>
+          <w:szCs w:val="18"/>
+        </w:rPr>
+        <w:t xml:space="preserve">To help you </w:t>
+      </w:r>
+      <w:r>
+        <w:rPr>
+          <w:rFonts w:ascii="Verdana" w:hAnsi="Verdana"/>
+          <w:color w:val="FF0000"/>
+          <w:sz w:val="18"/>
+          <w:szCs w:val="18"/>
+        </w:rPr>
+        <w:t>make</w:t>
+      </w:r>
+      <w:r>
+        <w:rPr>
+          <w:rFonts w:ascii="Verdana" w:hAnsi="Verdana"/>
+          <w:color w:val="FF0000"/>
+          <w:sz w:val="18"/>
+          <w:szCs w:val="18"/>
+        </w:rPr>
+        <w:t xml:space="preserve"> </w:t>
+      </w:r>
+      <w:r>
+        <w:rPr>
+          <w:rFonts w:ascii="Verdana" w:hAnsi="Verdana"/>
+          <w:color w:val="FF0000"/>
+          <w:sz w:val="18"/>
+          <w:szCs w:val="18"/>
+        </w:rPr>
+        <w:t>your points</w:t>
+      </w:r>
+      <w:r>
+        <w:rPr>
+          <w:rFonts w:ascii="Verdana" w:hAnsi="Verdana"/>
+          <w:color w:val="FF0000"/>
+          <w:sz w:val="18"/>
+          <w:szCs w:val="18"/>
+        </w:rPr>
+        <w:t xml:space="preserve"> </w:t>
+      </w:r>
+      <w:r>
+        <w:rPr>
+          <w:rFonts w:ascii="Verdana" w:hAnsi="Verdana"/>
+          <w:color w:val="FF0000"/>
+          <w:sz w:val="18"/>
+          <w:szCs w:val="18"/>
+        </w:rPr>
+        <w:t xml:space="preserve">in this section </w:t>
+      </w:r>
+      <w:r>
+        <w:rPr>
+          <w:rFonts w:ascii="Verdana" w:hAnsi="Verdana"/>
+          <w:color w:val="FF0000"/>
+          <w:sz w:val="18"/>
+          <w:szCs w:val="18"/>
+        </w:rPr>
+        <w:t>convinci</w:t>
+      </w:r>
+      <w:r>
+        <w:rPr>
+          <w:rFonts w:ascii="Verdana" w:hAnsi="Verdana"/>
+          <w:color w:val="FF0000"/>
+          <w:sz w:val="18"/>
+          <w:szCs w:val="18"/>
+        </w:rPr>
+        <w:t>ngly</w:t>
+      </w:r>
+      <w:r>
+        <w:rPr>
+          <w:rFonts w:ascii="Verdana" w:hAnsi="Verdana"/>
+          <w:color w:val="FF0000"/>
+          <w:sz w:val="18"/>
+          <w:szCs w:val="18"/>
+        </w:rPr>
+        <w:t xml:space="preserve">, </w:t>
+      </w:r>
+      <w:r>
+        <w:rPr>
+          <w:rFonts w:ascii="Verdana" w:hAnsi="Verdana"/>
+          <w:color w:val="FF0000"/>
+          <w:sz w:val="18"/>
+          <w:szCs w:val="18"/>
+        </w:rPr>
+        <w:t>please</w:t>
+      </w:r>
+      <w:r>
+        <w:rPr>
+          <w:rFonts w:ascii="Verdana" w:hAnsi="Verdana"/>
+          <w:color w:val="FF0000"/>
           <w:sz w:val="18"/>
           <w:szCs w:val="18"/>
         </w:rPr>
@@ -6171,122 +6864,83 @@
       <w:r>
         <w:rPr>
           <w:rFonts w:ascii="Verdana" w:hAnsi="Verdana"/>
-          <w:sz w:val="18"/>
-          <w:szCs w:val="18"/>
-        </w:rPr>
-        <w:t>terative development is often key when it comes to practice.</w:t>
-      </w:r>
-      <w:r>
-        <w:rPr>
-          <w:rFonts w:ascii="Verdana" w:hAnsi="Verdana"/>
-          <w:sz w:val="18"/>
-          <w:szCs w:val="18"/>
-        </w:rPr>
-        <w:t xml:space="preserve"> How was</w:t>
-      </w:r>
-      <w:r>
-        <w:rPr>
-          <w:rFonts w:ascii="Verdana" w:hAnsi="Verdana"/>
-          <w:sz w:val="18"/>
-          <w:szCs w:val="18"/>
-        </w:rPr>
-        <w:t xml:space="preserve"> this considered </w:t>
-      </w:r>
-      <w:r>
-        <w:rPr>
-          <w:rFonts w:ascii="Verdana" w:hAnsi="Verdana"/>
-          <w:sz w:val="18"/>
-          <w:szCs w:val="18"/>
-        </w:rPr>
-        <w:t>in the</w:t>
-      </w:r>
-      <w:r>
-        <w:rPr>
-          <w:rFonts w:ascii="Verdana" w:hAnsi="Verdana"/>
-          <w:sz w:val="18"/>
-          <w:szCs w:val="18"/>
-        </w:rPr>
-        <w:t xml:space="preserve"> plann</w:t>
-      </w:r>
-      <w:r>
-        <w:rPr>
-          <w:rFonts w:ascii="Verdana" w:hAnsi="Verdana"/>
-          <w:sz w:val="18"/>
-          <w:szCs w:val="18"/>
-        </w:rPr>
-        <w:t>ing</w:t>
-      </w:r>
-      <w:r>
-        <w:rPr>
-          <w:rFonts w:ascii="Verdana" w:hAnsi="Verdana"/>
-          <w:sz w:val="18"/>
-          <w:szCs w:val="18"/>
-        </w:rPr>
-        <w:t xml:space="preserve"> </w:t>
-      </w:r>
-      <w:r>
-        <w:rPr>
-          <w:rFonts w:ascii="Verdana" w:hAnsi="Verdana"/>
-          <w:sz w:val="18"/>
-          <w:szCs w:val="18"/>
-        </w:rPr>
-        <w:t>of</w:t>
-      </w:r>
-      <w:r>
-        <w:rPr>
-          <w:rFonts w:ascii="Verdana" w:hAnsi="Verdana"/>
-          <w:sz w:val="18"/>
-          <w:szCs w:val="18"/>
-        </w:rPr>
-        <w:t xml:space="preserve"> the practice </w:t>
-      </w:r>
-      <w:r>
-        <w:rPr>
-          <w:rFonts w:ascii="Verdana" w:hAnsi="Verdana"/>
-          <w:sz w:val="18"/>
-          <w:szCs w:val="18"/>
-        </w:rPr>
-        <w:t>stages</w:t>
-      </w:r>
-      <w:r>
-        <w:rPr>
-          <w:rFonts w:ascii="Verdana" w:hAnsi="Verdana"/>
-          <w:sz w:val="18"/>
-          <w:szCs w:val="18"/>
-        </w:rPr>
-        <w:t>?</w:t>
-      </w:r>
-      <w:r>
-        <w:rPr>
-          <w:rFonts w:ascii="Verdana" w:hAnsi="Verdana"/>
-          <w:sz w:val="18"/>
-          <w:szCs w:val="18"/>
-        </w:rPr>
-        <w:t xml:space="preserve"> </w:t>
-      </w:r>
-      <w:r>
-        <w:rPr>
-          <w:rFonts w:ascii="Verdana" w:hAnsi="Verdana"/>
-          <w:sz w:val="18"/>
-          <w:szCs w:val="18"/>
-        </w:rPr>
-        <w:t xml:space="preserve">How did the project deal with unforeseen </w:t>
-      </w:r>
-      <w:r>
-        <w:rPr>
-          <w:rFonts w:ascii="Verdana" w:hAnsi="Verdana"/>
-          <w:sz w:val="18"/>
-          <w:szCs w:val="18"/>
-        </w:rPr>
-        <w:t>user/ peer/ tutor feedback</w:t>
-      </w:r>
-      <w:r>
-        <w:rPr>
-          <w:rFonts w:ascii="Verdana" w:hAnsi="Verdana"/>
-          <w:sz w:val="18"/>
-          <w:szCs w:val="18"/>
-        </w:rPr>
-        <w:t>?</w:t>
+          <w:color w:val="FF0000"/>
+          <w:sz w:val="18"/>
+          <w:szCs w:val="18"/>
+        </w:rPr>
+        <w:t xml:space="preserve">nsert </w:t>
+      </w:r>
+      <w:r>
+        <w:rPr>
+          <w:rFonts w:ascii="Verdana" w:hAnsi="Verdana"/>
+          <w:color w:val="FF0000"/>
+          <w:sz w:val="18"/>
+          <w:szCs w:val="18"/>
+        </w:rPr>
+        <w:t xml:space="preserve">quotes, </w:t>
+      </w:r>
+      <w:r>
+        <w:rPr>
+          <w:rFonts w:ascii="Verdana" w:hAnsi="Verdana"/>
+          <w:color w:val="FF0000"/>
+          <w:sz w:val="18"/>
+          <w:szCs w:val="18"/>
+        </w:rPr>
+        <w:t xml:space="preserve">graphs, screenshots, diagrams, </w:t>
+      </w:r>
+      <w:r>
+        <w:rPr>
+          <w:rFonts w:ascii="Verdana" w:hAnsi="Verdana"/>
+          <w:color w:val="FF0000"/>
+          <w:sz w:val="18"/>
+          <w:szCs w:val="18"/>
+        </w:rPr>
+        <w:t xml:space="preserve">tables (see Table 1), </w:t>
+      </w:r>
+      <w:r>
+        <w:rPr>
+          <w:rFonts w:ascii="Verdana" w:hAnsi="Verdana"/>
+          <w:color w:val="FF0000"/>
+          <w:sz w:val="18"/>
+          <w:szCs w:val="18"/>
+        </w:rPr>
+        <w:t>short code snippets</w:t>
+      </w:r>
+      <w:r>
+        <w:rPr>
+          <w:rFonts w:ascii="Verdana" w:hAnsi="Verdana"/>
+          <w:color w:val="FF0000"/>
+          <w:sz w:val="18"/>
+          <w:szCs w:val="18"/>
+        </w:rPr>
+        <w:t xml:space="preserve"> etc.</w:t>
+      </w:r>
+      <w:r>
+        <w:rPr>
+          <w:rFonts w:ascii="Verdana" w:hAnsi="Verdana"/>
+          <w:color w:val="FF0000"/>
+          <w:sz w:val="18"/>
+          <w:szCs w:val="18"/>
+        </w:rPr>
+        <w:t xml:space="preserve"> if </w:t>
+      </w:r>
+      <w:r>
+        <w:rPr>
+          <w:rFonts w:ascii="Verdana" w:hAnsi="Verdana"/>
+          <w:color w:val="FF0000"/>
+          <w:sz w:val="18"/>
+          <w:szCs w:val="18"/>
+        </w:rPr>
+        <w:t>useful and important</w:t>
+      </w:r>
+      <w:r>
+        <w:rPr>
+          <w:rFonts w:ascii="Verdana" w:hAnsi="Verdana"/>
+          <w:color w:val="FF0000"/>
+          <w:sz w:val="18"/>
+          <w:szCs w:val="18"/>
+        </w:rPr>
+        <w:t xml:space="preserve">. </w:t>
       </w:r>
     </w:p>
     <w:p>
@@ -6294,390 +6948,7 @@
         <w:jc w:val="both"/>
         <w:rPr>
           <w:rFonts w:ascii="Verdana" w:hAnsi="Verdana"/>
-          <w:sz w:val="18"/>
-          <w:szCs w:val="18"/>
-        </w:rPr>
-      </w:pPr>
-    </w:p>
-    <w:p>
-      <w:pPr>
-        <w:jc w:val="both"/>
-        <w:rPr>
-          <w:rFonts w:ascii="Verdana" w:hAnsi="Verdana"/>
-          <w:sz w:val="18"/>
-          <w:szCs w:val="18"/>
-        </w:rPr>
-      </w:pPr>
-      <w:r>
-        <w:rPr>
-          <w:rFonts w:ascii="Verdana" w:hAnsi="Verdana"/>
-          <w:sz w:val="18"/>
-          <w:szCs w:val="18"/>
-        </w:rPr>
-        <w:t>D</w:t>
-      </w:r>
-      <w:r>
-        <w:rPr>
-          <w:rFonts w:ascii="Verdana" w:hAnsi="Verdana"/>
-          <w:sz w:val="18"/>
-          <w:szCs w:val="18"/>
-        </w:rPr>
-        <w:t>emonstrate problem-solving</w:t>
-      </w:r>
-      <w:r>
-        <w:rPr>
-          <w:rFonts w:ascii="Verdana" w:hAnsi="Verdana"/>
-          <w:sz w:val="18"/>
-          <w:szCs w:val="18"/>
-        </w:rPr>
-        <w:t xml:space="preserve"> skills</w:t>
-      </w:r>
-      <w:r>
-        <w:rPr>
-          <w:rFonts w:ascii="Verdana" w:hAnsi="Verdana"/>
-          <w:sz w:val="18"/>
-          <w:szCs w:val="18"/>
-        </w:rPr>
-        <w:t xml:space="preserve">: </w:t>
-      </w:r>
-      <w:r>
-        <w:rPr>
-          <w:rFonts w:ascii="Verdana" w:hAnsi="Verdana"/>
-          <w:sz w:val="18"/>
-          <w:szCs w:val="18"/>
-        </w:rPr>
-        <w:t>what</w:t>
-      </w:r>
-      <w:r>
-        <w:rPr>
-          <w:rFonts w:ascii="Verdana" w:hAnsi="Verdana"/>
-          <w:sz w:val="18"/>
-          <w:szCs w:val="18"/>
-        </w:rPr>
-        <w:t xml:space="preserve"> problems</w:t>
-      </w:r>
-      <w:r>
-        <w:rPr>
-          <w:rFonts w:ascii="Verdana" w:hAnsi="Verdana"/>
-          <w:sz w:val="18"/>
-          <w:szCs w:val="18"/>
-        </w:rPr>
-        <w:t xml:space="preserve"> did you encounter.</w:t>
-      </w:r>
-      <w:r>
-        <w:rPr>
-          <w:rFonts w:ascii="Verdana" w:hAnsi="Verdana"/>
-          <w:sz w:val="18"/>
-          <w:szCs w:val="18"/>
-        </w:rPr>
-        <w:t xml:space="preserve"> </w:t>
-      </w:r>
-      <w:r>
-        <w:rPr>
-          <w:rFonts w:ascii="Verdana" w:hAnsi="Verdana"/>
-          <w:sz w:val="18"/>
-          <w:szCs w:val="18"/>
-        </w:rPr>
-        <w:t xml:space="preserve">How were they addressed </w:t>
-      </w:r>
-      <w:r>
-        <w:rPr>
-          <w:rFonts w:ascii="Verdana" w:hAnsi="Verdana"/>
-          <w:sz w:val="18"/>
-          <w:szCs w:val="18"/>
-        </w:rPr>
-        <w:t xml:space="preserve">or how </w:t>
-      </w:r>
-      <w:r>
-        <w:rPr>
-          <w:rFonts w:ascii="Verdana" w:hAnsi="Verdana"/>
-          <w:sz w:val="18"/>
-          <w:szCs w:val="18"/>
-        </w:rPr>
-        <w:t xml:space="preserve">was every method </w:t>
-      </w:r>
-      <w:r>
-        <w:rPr>
-          <w:rFonts w:ascii="Verdana" w:hAnsi="Verdana"/>
-          <w:sz w:val="18"/>
-          <w:szCs w:val="18"/>
-        </w:rPr>
-        <w:t xml:space="preserve">exhausted </w:t>
-      </w:r>
-      <w:r>
-        <w:rPr>
-          <w:rFonts w:ascii="Verdana" w:hAnsi="Verdana"/>
-          <w:sz w:val="18"/>
-          <w:szCs w:val="18"/>
-        </w:rPr>
-        <w:t>to arrive at the best possible solution</w:t>
-      </w:r>
-      <w:r>
-        <w:rPr>
-          <w:rFonts w:ascii="Verdana" w:hAnsi="Verdana"/>
-          <w:sz w:val="18"/>
-          <w:szCs w:val="18"/>
-        </w:rPr>
-        <w:t xml:space="preserve">? </w:t>
-      </w:r>
-      <w:r>
-        <w:rPr>
-          <w:rFonts w:ascii="Verdana" w:hAnsi="Verdana"/>
-          <w:sz w:val="18"/>
-          <w:szCs w:val="18"/>
-        </w:rPr>
-        <w:t xml:space="preserve">Use </w:t>
-      </w:r>
-      <w:r>
-        <w:rPr>
-          <w:rFonts w:ascii="Verdana" w:hAnsi="Verdana"/>
-          <w:sz w:val="18"/>
-          <w:szCs w:val="18"/>
-        </w:rPr>
-        <w:t xml:space="preserve">a few specific examples. </w:t>
-      </w:r>
-      <w:r>
-        <w:rPr>
-          <w:rFonts w:ascii="Verdana" w:hAnsi="Verdana"/>
-          <w:sz w:val="18"/>
-          <w:szCs w:val="18"/>
-        </w:rPr>
-        <w:t>P</w:t>
-      </w:r>
-      <w:r>
-        <w:rPr>
-          <w:rFonts w:ascii="Verdana" w:hAnsi="Verdana"/>
-          <w:sz w:val="18"/>
-          <w:szCs w:val="18"/>
-        </w:rPr>
-        <w:t>roblems</w:t>
-      </w:r>
-      <w:r>
-        <w:rPr>
-          <w:rFonts w:ascii="Verdana" w:hAnsi="Verdana"/>
-          <w:sz w:val="18"/>
-          <w:szCs w:val="18"/>
-        </w:rPr>
-        <w:t xml:space="preserve"> worthy of discussion</w:t>
-      </w:r>
-      <w:r>
-        <w:rPr>
-          <w:rFonts w:ascii="Verdana" w:hAnsi="Verdana"/>
-          <w:sz w:val="18"/>
-          <w:szCs w:val="18"/>
-        </w:rPr>
-        <w:t xml:space="preserve"> </w:t>
-      </w:r>
-      <w:r>
-        <w:rPr>
-          <w:rFonts w:ascii="Verdana" w:hAnsi="Verdana"/>
-          <w:sz w:val="18"/>
-          <w:szCs w:val="18"/>
-        </w:rPr>
-        <w:t xml:space="preserve">could be conceptual, technical, practical, </w:t>
-      </w:r>
-      <w:r>
-        <w:rPr>
-          <w:rFonts w:ascii="Verdana" w:hAnsi="Verdana"/>
-          <w:sz w:val="18"/>
-          <w:szCs w:val="18"/>
-        </w:rPr>
-        <w:t xml:space="preserve">even </w:t>
-      </w:r>
-      <w:r>
-        <w:rPr>
-          <w:rFonts w:ascii="Verdana" w:hAnsi="Verdana"/>
-          <w:sz w:val="18"/>
-          <w:szCs w:val="18"/>
-        </w:rPr>
-        <w:t xml:space="preserve">legal (think copyright) or ethical (think user studies). </w:t>
-      </w:r>
-    </w:p>
-    <w:p>
-      <w:pPr>
-        <w:jc w:val="both"/>
-        <w:rPr>
-          <w:rFonts w:ascii="Verdana" w:hAnsi="Verdana"/>
-          <w:sz w:val="18"/>
-          <w:szCs w:val="18"/>
-        </w:rPr>
-      </w:pPr>
-    </w:p>
-    <w:p>
-      <w:pPr>
-        <w:jc w:val="both"/>
-        <w:rPr>
-          <w:rFonts w:ascii="Verdana" w:hAnsi="Verdana"/>
-          <w:sz w:val="18"/>
-          <w:szCs w:val="18"/>
-        </w:rPr>
-      </w:pPr>
-      <w:r>
-        <w:rPr>
-          <w:rFonts w:ascii="Verdana" w:hAnsi="Verdana"/>
-          <w:sz w:val="18"/>
-          <w:szCs w:val="18"/>
-        </w:rPr>
-        <w:t xml:space="preserve">To help you </w:t>
-      </w:r>
-      <w:r>
-        <w:rPr>
-          <w:rFonts w:ascii="Verdana" w:hAnsi="Verdana"/>
-          <w:sz w:val="18"/>
-          <w:szCs w:val="18"/>
-        </w:rPr>
-        <w:t>make</w:t>
-      </w:r>
-      <w:r>
-        <w:rPr>
-          <w:rFonts w:ascii="Verdana" w:hAnsi="Verdana"/>
-          <w:sz w:val="18"/>
-          <w:szCs w:val="18"/>
-        </w:rPr>
-        <w:t xml:space="preserve"> </w:t>
-      </w:r>
-      <w:r>
-        <w:rPr>
-          <w:rFonts w:ascii="Verdana" w:hAnsi="Verdana"/>
-          <w:sz w:val="18"/>
-          <w:szCs w:val="18"/>
-        </w:rPr>
-        <w:t>your points</w:t>
-      </w:r>
-      <w:r>
-        <w:rPr>
-          <w:rFonts w:ascii="Verdana" w:hAnsi="Verdana"/>
-          <w:sz w:val="18"/>
-          <w:szCs w:val="18"/>
-        </w:rPr>
-        <w:t xml:space="preserve"> </w:t>
-      </w:r>
-      <w:r>
-        <w:rPr>
-          <w:rFonts w:ascii="Verdana" w:hAnsi="Verdana"/>
-          <w:sz w:val="18"/>
-          <w:szCs w:val="18"/>
-        </w:rPr>
-        <w:t xml:space="preserve">in this section </w:t>
-      </w:r>
-      <w:r>
-        <w:rPr>
-          <w:rFonts w:ascii="Verdana" w:hAnsi="Verdana"/>
-          <w:sz w:val="18"/>
-          <w:szCs w:val="18"/>
-        </w:rPr>
-        <w:t>convinci</w:t>
-      </w:r>
-      <w:r>
-        <w:rPr>
-          <w:rFonts w:ascii="Verdana" w:hAnsi="Verdana"/>
-          <w:sz w:val="18"/>
-          <w:szCs w:val="18"/>
-        </w:rPr>
-        <w:t>ngly</w:t>
-      </w:r>
-      <w:r>
-        <w:rPr>
-          <w:rFonts w:ascii="Verdana" w:hAnsi="Verdana"/>
-          <w:sz w:val="18"/>
-          <w:szCs w:val="18"/>
-        </w:rPr>
-        <w:t xml:space="preserve">, </w:t>
-      </w:r>
-      <w:r>
-        <w:rPr>
-          <w:rFonts w:ascii="Verdana" w:hAnsi="Verdana"/>
-          <w:sz w:val="18"/>
-          <w:szCs w:val="18"/>
-        </w:rPr>
-        <w:t>please</w:t>
-      </w:r>
-      <w:r>
-        <w:rPr>
-          <w:rFonts w:ascii="Verdana" w:hAnsi="Verdana"/>
-          <w:sz w:val="18"/>
-          <w:szCs w:val="18"/>
-        </w:rPr>
-        <w:t xml:space="preserve"> i</w:t>
-      </w:r>
-      <w:r>
-        <w:rPr>
-          <w:rFonts w:ascii="Verdana" w:hAnsi="Verdana"/>
-          <w:sz w:val="18"/>
-          <w:szCs w:val="18"/>
-        </w:rPr>
-        <w:t xml:space="preserve">nsert </w:t>
-      </w:r>
-      <w:r>
-        <w:rPr>
-          <w:rFonts w:ascii="Verdana" w:hAnsi="Verdana"/>
-          <w:sz w:val="18"/>
-          <w:szCs w:val="18"/>
-        </w:rPr>
-        <w:t xml:space="preserve">quotes, </w:t>
-      </w:r>
-      <w:r>
-        <w:rPr>
-          <w:rFonts w:ascii="Verdana" w:hAnsi="Verdana"/>
-          <w:sz w:val="18"/>
-          <w:szCs w:val="18"/>
-        </w:rPr>
-        <w:t xml:space="preserve">graphs, screenshots, diagrams, </w:t>
-      </w:r>
-      <w:r>
-        <w:rPr>
-          <w:rFonts w:ascii="Verdana" w:hAnsi="Verdana"/>
-          <w:sz w:val="18"/>
-          <w:szCs w:val="18"/>
-        </w:rPr>
-        <w:t xml:space="preserve">tables (see Table 1), </w:t>
-      </w:r>
-      <w:r>
-        <w:rPr>
-          <w:rFonts w:ascii="Verdana" w:hAnsi="Verdana"/>
-          <w:sz w:val="18"/>
-          <w:szCs w:val="18"/>
-        </w:rPr>
-        <w:t>short code snippets</w:t>
-      </w:r>
-      <w:r>
-        <w:rPr>
-          <w:rFonts w:ascii="Verdana" w:hAnsi="Verdana"/>
-          <w:sz w:val="18"/>
-          <w:szCs w:val="18"/>
-        </w:rPr>
-        <w:t xml:space="preserve"> etc.</w:t>
-      </w:r>
-      <w:r>
-        <w:rPr>
-          <w:rFonts w:ascii="Verdana" w:hAnsi="Verdana"/>
-          <w:sz w:val="18"/>
-          <w:szCs w:val="18"/>
-        </w:rPr>
-        <w:t xml:space="preserve"> if </w:t>
-      </w:r>
-      <w:r>
-        <w:rPr>
-          <w:rFonts w:ascii="Verdana" w:hAnsi="Verdana"/>
-          <w:sz w:val="18"/>
-          <w:szCs w:val="18"/>
-        </w:rPr>
-        <w:t>useful and important</w:t>
-      </w:r>
-      <w:r>
-        <w:rPr>
-          <w:rFonts w:ascii="Verdana" w:hAnsi="Verdana"/>
-          <w:sz w:val="18"/>
-          <w:szCs w:val="18"/>
-        </w:rPr>
-        <w:t xml:space="preserve">. </w:t>
-      </w:r>
-    </w:p>
-    <w:p>
-      <w:pPr>
-        <w:jc w:val="both"/>
-        <w:rPr>
-          <w:rFonts w:ascii="Verdana" w:hAnsi="Verdana"/>
+          <w:color w:val="FF0000"/>
           <w:sz w:val="18"/>
           <w:szCs w:val="18"/>
         </w:rPr>
@@ -6722,6 +6993,7 @@
                 <w:b/>
                 <w:bCs/>
                 <w:iCs/>
+                <w:color w:val="FF0000"/>
                 <w:sz w:val="18"/>
                 <w:szCs w:val="18"/>
                 <w:lang w:eastAsia="ru-RU"/>
@@ -6733,6 +7005,7 @@
                 <w:b/>
                 <w:bCs/>
                 <w:iCs/>
+                <w:color w:val="FF0000"/>
                 <w:sz w:val="18"/>
                 <w:szCs w:val="18"/>
                 <w:lang w:eastAsia="ru-RU"/>
@@ -6756,6 +7029,7 @@
                 <w:b/>
                 <w:bCs/>
                 <w:iCs/>
+                <w:color w:val="FF0000"/>
                 <w:sz w:val="18"/>
                 <w:szCs w:val="18"/>
                 <w:lang w:val="ru-RU" w:eastAsia="ru-RU"/>
@@ -6767,6 +7041,7 @@
                 <w:b/>
                 <w:bCs/>
                 <w:iCs/>
+                <w:color w:val="FF0000"/>
                 <w:sz w:val="18"/>
                 <w:szCs w:val="18"/>
                 <w:lang w:val="ru-RU" w:eastAsia="ru-RU"/>
@@ -6779,6 +7054,7 @@
                 <w:b/>
                 <w:bCs/>
                 <w:iCs/>
+                <w:color w:val="FF0000"/>
                 <w:sz w:val="18"/>
                 <w:szCs w:val="18"/>
                 <w:lang w:val="ru-RU" w:eastAsia="ru-RU"/>
@@ -6802,6 +7078,7 @@
                 <w:b/>
                 <w:bCs/>
                 <w:iCs/>
+                <w:color w:val="FF0000"/>
                 <w:sz w:val="18"/>
                 <w:szCs w:val="18"/>
                 <w:lang w:val="ru-RU" w:eastAsia="ru-RU"/>
@@ -6813,6 +7090,7 @@
                 <w:b/>
                 <w:bCs/>
                 <w:iCs/>
+                <w:color w:val="FF0000"/>
                 <w:sz w:val="18"/>
                 <w:szCs w:val="18"/>
                 <w:lang w:val="ru-RU" w:eastAsia="ru-RU"/>
@@ -6836,6 +7114,7 @@
                 <w:b/>
                 <w:bCs/>
                 <w:iCs/>
+                <w:color w:val="FF0000"/>
                 <w:sz w:val="18"/>
                 <w:szCs w:val="18"/>
                 <w:lang w:val="ru-RU" w:eastAsia="ru-RU"/>
@@ -6847,6 +7126,7 @@
                 <w:b/>
                 <w:bCs/>
                 <w:iCs/>
+                <w:color w:val="FF0000"/>
                 <w:sz w:val="18"/>
                 <w:szCs w:val="18"/>
                 <w:lang w:val="ru-RU" w:eastAsia="ru-RU"/>
@@ -6873,6 +7153,7 @@
                 <w:rFonts w:ascii="Verdana" w:hAnsi="Verdana" w:cs="Arial CYR"/>
                 <w:bCs/>
                 <w:iCs/>
+                <w:color w:val="FF0000"/>
                 <w:sz w:val="18"/>
                 <w:szCs w:val="18"/>
                 <w:lang w:val="ru-RU" w:eastAsia="ru-RU"/>
@@ -6883,6 +7164,7 @@
                 <w:rFonts w:ascii="Verdana" w:hAnsi="Verdana" w:cs="Arial CYR"/>
                 <w:bCs/>
                 <w:iCs/>
+                <w:color w:val="FF0000"/>
                 <w:sz w:val="18"/>
                 <w:szCs w:val="18"/>
                 <w:lang w:val="ru-RU" w:eastAsia="ru-RU"/>
@@ -6905,6 +7187,7 @@
                 <w:rFonts w:ascii="Verdana" w:hAnsi="Verdana" w:cs="Arial CYR"/>
                 <w:bCs/>
                 <w:iCs/>
+                <w:color w:val="FF0000"/>
                 <w:sz w:val="18"/>
                 <w:szCs w:val="18"/>
                 <w:lang w:val="ru-RU" w:eastAsia="ru-RU"/>
@@ -6915,6 +7198,7 @@
                 <w:rFonts w:ascii="Verdana" w:hAnsi="Verdana" w:cs="Arial CYR"/>
                 <w:bCs/>
                 <w:iCs/>
+                <w:color w:val="FF0000"/>
                 <w:sz w:val="18"/>
                 <w:szCs w:val="18"/>
                 <w:lang w:val="ru-RU" w:eastAsia="ru-RU"/>
@@ -6937,6 +7221,7 @@
                 <w:rFonts w:ascii="Verdana" w:hAnsi="Verdana" w:cs="Arial CYR"/>
                 <w:bCs/>
                 <w:iCs/>
+                <w:color w:val="FF0000"/>
                 <w:sz w:val="18"/>
                 <w:szCs w:val="18"/>
                 <w:lang w:eastAsia="ru-RU"/>
@@ -6947,6 +7232,7 @@
                 <w:rFonts w:ascii="Verdana" w:hAnsi="Verdana" w:cs="Arial CYR"/>
                 <w:bCs/>
                 <w:iCs/>
+                <w:color w:val="FF0000"/>
                 <w:sz w:val="18"/>
                 <w:szCs w:val="18"/>
                 <w:lang w:val="ru-RU" w:eastAsia="ru-RU"/>
@@ -6958,6 +7244,7 @@
                 <w:rFonts w:ascii="Verdana" w:hAnsi="Verdana" w:cs="Arial CYR"/>
                 <w:bCs/>
                 <w:iCs/>
+                <w:color w:val="FF0000"/>
                 <w:sz w:val="18"/>
                 <w:szCs w:val="18"/>
                 <w:lang w:eastAsia="ru-RU"/>
@@ -6980,6 +7267,7 @@
                 <w:rFonts w:ascii="Verdana" w:hAnsi="Verdana" w:cs="Arial CYR"/>
                 <w:bCs/>
                 <w:iCs/>
+                <w:color w:val="FF0000"/>
                 <w:sz w:val="18"/>
                 <w:szCs w:val="18"/>
                 <w:lang w:eastAsia="ru-RU"/>
@@ -6990,6 +7278,7 @@
                 <w:rFonts w:ascii="Verdana" w:hAnsi="Verdana" w:cs="Arial CYR"/>
                 <w:bCs/>
                 <w:iCs/>
+                <w:color w:val="FF0000"/>
                 <w:sz w:val="18"/>
                 <w:szCs w:val="18"/>
                 <w:lang w:val="ru-RU" w:eastAsia="ru-RU"/>
@@ -7001,6 +7290,7 @@
                 <w:rFonts w:ascii="Verdana" w:hAnsi="Verdana" w:cs="Arial CYR"/>
                 <w:bCs/>
                 <w:iCs/>
+                <w:color w:val="FF0000"/>
                 <w:sz w:val="18"/>
                 <w:szCs w:val="18"/>
                 <w:lang w:eastAsia="ru-RU"/>
@@ -7027,6 +7317,7 @@
                 <w:rFonts w:ascii="Verdana" w:hAnsi="Verdana" w:cs="Arial CYR"/>
                 <w:bCs/>
                 <w:iCs/>
+                <w:color w:val="FF0000"/>
                 <w:sz w:val="18"/>
                 <w:szCs w:val="18"/>
                 <w:lang w:eastAsia="ru-RU"/>
@@ -7037,6 +7328,7 @@
                 <w:rFonts w:ascii="Verdana" w:hAnsi="Verdana" w:cs="Arial CYR"/>
                 <w:bCs/>
                 <w:iCs/>
+                <w:color w:val="FF0000"/>
                 <w:sz w:val="18"/>
                 <w:szCs w:val="18"/>
                 <w:lang w:val="ru-RU" w:eastAsia="ru-RU"/>
@@ -7059,6 +7351,7 @@
                 <w:rFonts w:ascii="Verdana" w:hAnsi="Verdana" w:cs="Arial CYR"/>
                 <w:bCs/>
                 <w:iCs/>
+                <w:color w:val="FF0000"/>
                 <w:sz w:val="18"/>
                 <w:szCs w:val="18"/>
                 <w:lang w:val="ru-RU" w:eastAsia="ru-RU"/>
@@ -7069,6 +7362,7 @@
                 <w:rFonts w:ascii="Verdana" w:hAnsi="Verdana" w:cs="Arial CYR"/>
                 <w:bCs/>
                 <w:iCs/>
+                <w:color w:val="FF0000"/>
                 <w:sz w:val="18"/>
                 <w:szCs w:val="18"/>
                 <w:lang w:val="ru-RU" w:eastAsia="ru-RU"/>
@@ -7080,6 +7374,7 @@
                 <w:rFonts w:ascii="Verdana" w:hAnsi="Verdana" w:cs="Arial CYR"/>
                 <w:bCs/>
                 <w:iCs/>
+                <w:color w:val="FF0000"/>
                 <w:sz w:val="18"/>
                 <w:szCs w:val="18"/>
                 <w:lang w:eastAsia="ru-RU"/>
@@ -7102,6 +7397,7 @@
                 <w:rFonts w:ascii="Verdana" w:hAnsi="Verdana" w:cs="Arial CYR"/>
                 <w:bCs/>
                 <w:iCs/>
+                <w:color w:val="FF0000"/>
                 <w:sz w:val="18"/>
                 <w:szCs w:val="18"/>
                 <w:lang w:val="ru-RU" w:eastAsia="ru-RU"/>
@@ -7112,6 +7408,7 @@
                 <w:rFonts w:ascii="Verdana" w:hAnsi="Verdana" w:cs="Arial CYR"/>
                 <w:bCs/>
                 <w:iCs/>
+                <w:color w:val="FF0000"/>
                 <w:sz w:val="18"/>
                 <w:szCs w:val="18"/>
                 <w:lang w:val="ru-RU" w:eastAsia="ru-RU"/>
@@ -7123,6 +7420,7 @@
                 <w:rFonts w:ascii="Verdana" w:hAnsi="Verdana" w:cs="Arial CYR"/>
                 <w:bCs/>
                 <w:iCs/>
+                <w:color w:val="FF0000"/>
                 <w:sz w:val="18"/>
                 <w:szCs w:val="18"/>
                 <w:lang w:eastAsia="ru-RU"/>
@@ -7145,6 +7443,7 @@
                 <w:rFonts w:ascii="Verdana" w:hAnsi="Verdana" w:cs="Arial CYR"/>
                 <w:bCs/>
                 <w:iCs/>
+                <w:color w:val="FF0000"/>
                 <w:sz w:val="18"/>
                 <w:szCs w:val="18"/>
                 <w:lang w:eastAsia="ru-RU"/>
@@ -7155,6 +7454,7 @@
                 <w:rFonts w:ascii="Verdana" w:hAnsi="Verdana" w:cs="Arial CYR"/>
                 <w:bCs/>
                 <w:iCs/>
+                <w:color w:val="FF0000"/>
                 <w:sz w:val="18"/>
                 <w:szCs w:val="18"/>
                 <w:lang w:val="ru-RU" w:eastAsia="ru-RU"/>
@@ -7166,6 +7466,7 @@
                 <w:rFonts w:ascii="Verdana" w:hAnsi="Verdana" w:cs="Arial CYR"/>
                 <w:bCs/>
                 <w:iCs/>
+                <w:color w:val="FF0000"/>
                 <w:sz w:val="18"/>
                 <w:szCs w:val="18"/>
                 <w:lang w:eastAsia="ru-RU"/>
@@ -7192,6 +7493,7 @@
                 <w:rFonts w:ascii="Verdana" w:hAnsi="Verdana" w:cs="Arial CYR"/>
                 <w:bCs/>
                 <w:iCs/>
+                <w:color w:val="FF0000"/>
                 <w:sz w:val="18"/>
                 <w:szCs w:val="18"/>
                 <w:lang w:val="ru-RU" w:eastAsia="ru-RU"/>
@@ -7202,6 +7504,7 @@
                 <w:rFonts w:ascii="Verdana" w:hAnsi="Verdana" w:cs="Arial CYR"/>
                 <w:bCs/>
                 <w:iCs/>
+                <w:color w:val="FF0000"/>
                 <w:sz w:val="18"/>
                 <w:szCs w:val="18"/>
                 <w:lang w:val="ru-RU" w:eastAsia="ru-RU"/>
@@ -7224,6 +7527,7 @@
                 <w:rFonts w:ascii="Verdana" w:hAnsi="Verdana" w:cs="Arial CYR"/>
                 <w:bCs/>
                 <w:iCs/>
+                <w:color w:val="FF0000"/>
                 <w:sz w:val="18"/>
                 <w:szCs w:val="18"/>
                 <w:lang w:val="ru-RU" w:eastAsia="ru-RU"/>
@@ -7234,6 +7538,7 @@
                 <w:rFonts w:ascii="Verdana" w:hAnsi="Verdana" w:cs="Arial CYR"/>
                 <w:bCs/>
                 <w:iCs/>
+                <w:color w:val="FF0000"/>
                 <w:sz w:val="18"/>
                 <w:szCs w:val="18"/>
                 <w:lang w:val="ru-RU" w:eastAsia="ru-RU"/>
@@ -7245,6 +7550,7 @@
                 <w:rFonts w:ascii="Verdana" w:hAnsi="Verdana" w:cs="Arial CYR"/>
                 <w:bCs/>
                 <w:iCs/>
+                <w:color w:val="FF0000"/>
                 <w:sz w:val="18"/>
                 <w:szCs w:val="18"/>
                 <w:lang w:eastAsia="ru-RU"/>
@@ -7267,6 +7573,7 @@
                 <w:rFonts w:ascii="Verdana" w:hAnsi="Verdana" w:cs="Arial CYR"/>
                 <w:bCs/>
                 <w:iCs/>
+                <w:color w:val="FF0000"/>
                 <w:sz w:val="18"/>
                 <w:szCs w:val="18"/>
                 <w:lang w:val="ru-RU" w:eastAsia="ru-RU"/>
@@ -7277,6 +7584,7 @@
                 <w:rFonts w:ascii="Verdana" w:hAnsi="Verdana" w:cs="Arial CYR"/>
                 <w:bCs/>
                 <w:iCs/>
+                <w:color w:val="FF0000"/>
                 <w:sz w:val="18"/>
                 <w:szCs w:val="18"/>
                 <w:lang w:val="ru-RU" w:eastAsia="ru-RU"/>
@@ -7299,6 +7607,7 @@
                 <w:rFonts w:ascii="Verdana" w:hAnsi="Verdana" w:cs="Arial CYR"/>
                 <w:bCs/>
                 <w:iCs/>
+                <w:color w:val="FF0000"/>
                 <w:sz w:val="18"/>
                 <w:szCs w:val="18"/>
                 <w:lang w:val="ru-RU" w:eastAsia="ru-RU"/>
@@ -7309,6 +7618,7 @@
                 <w:rFonts w:ascii="Verdana" w:hAnsi="Verdana" w:cs="Arial CYR"/>
                 <w:bCs/>
                 <w:iCs/>
+                <w:color w:val="FF0000"/>
                 <w:sz w:val="18"/>
                 <w:szCs w:val="18"/>
                 <w:lang w:val="ru-RU" w:eastAsia="ru-RU"/>
@@ -7324,6 +7634,7 @@
         <w:rPr>
           <w:rFonts w:ascii="Verdana" w:hAnsi="Verdana"/>
           <w:b/>
+          <w:color w:val="FF0000"/>
           <w:sz w:val="16"/>
           <w:szCs w:val="16"/>
         </w:rPr>
@@ -7332,6 +7643,7 @@
         <w:rPr>
           <w:rFonts w:ascii="Verdana" w:hAnsi="Verdana"/>
           <w:b/>
+          <w:color w:val="FF0000"/>
           <w:sz w:val="16"/>
           <w:szCs w:val="16"/>
         </w:rPr>
@@ -7341,6 +7653,7 @@
         <w:rPr>
           <w:rFonts w:ascii="Verdana" w:hAnsi="Verdana"/>
           <w:b/>
+          <w:color w:val="FF0000"/>
           <w:sz w:val="16"/>
           <w:szCs w:val="16"/>
         </w:rPr>
@@ -7350,365 +7663,322 @@
         <w:rPr>
           <w:rFonts w:ascii="Verdana" w:hAnsi="Verdana"/>
           <w:b/>
+          <w:color w:val="FF0000"/>
           <w:sz w:val="16"/>
           <w:szCs w:val="16"/>
         </w:rPr>
-        <w:t>:</w:t>
-      </w:r>
-      <w:r>
-        <w:rPr>
-          <w:rFonts w:ascii="Verdana" w:hAnsi="Verdana"/>
-          <w:b/>
+        <w:t xml:space="preserve">: </w:t>
+      </w:r>
+      <w:r>
+        <w:rPr>
+          <w:rFonts w:ascii="Verdana" w:hAnsi="Verdana"/>
+          <w:color w:val="FF0000"/>
           <w:sz w:val="16"/>
           <w:szCs w:val="16"/>
         </w:rPr>
-        <w:t xml:space="preserve"> </w:t>
-      </w:r>
-      <w:r>
-        <w:rPr>
-          <w:rFonts w:ascii="Verdana" w:hAnsi="Verdana"/>
+        <w:t>Caption</w:t>
+      </w:r>
+      <w:r>
+        <w:rPr>
+          <w:rFonts w:ascii="Verdana" w:hAnsi="Verdana"/>
+          <w:b/>
+          <w:color w:val="FF0000"/>
           <w:sz w:val="16"/>
           <w:szCs w:val="16"/>
         </w:rPr>
-        <w:t>Caption</w:t>
-      </w:r>
-      <w:r>
-        <w:rPr>
-          <w:rFonts w:ascii="Verdana" w:hAnsi="Verdana"/>
-          <w:b/>
+        <w:t xml:space="preserve"> </w:t>
+      </w:r>
+      <w:r>
+        <w:rPr>
+          <w:rFonts w:ascii="Verdana" w:hAnsi="Verdana"/>
+          <w:color w:val="FF0000"/>
           <w:sz w:val="16"/>
           <w:szCs w:val="16"/>
         </w:rPr>
-        <w:t xml:space="preserve"> </w:t>
-      </w:r>
-      <w:r>
+        <w:t>below the table, Verdana 8pt.</w:t>
+      </w:r>
+    </w:p>
+    <w:p>
+      <w:pPr>
+        <w:jc w:val="both"/>
+        <w:rPr>
+          <w:rFonts w:ascii="Verdana" w:hAnsi="Verdana"/>
+          <w:color w:val="FF0000"/>
+          <w:sz w:val="18"/>
+          <w:szCs w:val="18"/>
+        </w:rPr>
+      </w:pPr>
+    </w:p>
+    <w:p>
+      <w:pPr>
+        <w:jc w:val="both"/>
+        <w:rPr>
+          <w:rFonts w:ascii="Courier" w:hAnsi="Courier"/>
+          <w:color w:val="FF0000"/>
+          <w:sz w:val="18"/>
+          <w:szCs w:val="18"/>
+        </w:rPr>
+      </w:pPr>
+      <w:r>
+        <w:rPr>
+          <w:rFonts w:ascii="Courier" w:hAnsi="Courier"/>
+          <w:color w:val="FF0000"/>
+          <w:sz w:val="18"/>
+          <w:szCs w:val="18"/>
+        </w:rPr>
+        <w:t xml:space="preserve">&lt;p&gt; </w:t>
+      </w:r>
+      <w:r>
+        <w:rPr>
+          <w:rFonts w:ascii="Courier" w:hAnsi="Courier"/>
+          <w:color w:val="FF0000"/>
+          <w:sz w:val="18"/>
+          <w:szCs w:val="18"/>
+        </w:rPr>
+        <w:br/>
+        <w:t>For short code examples please use Courier Regular, 9pt. &lt;</w:t>
+      </w:r>
+      <w:proofErr w:type="spellStart"/>
+      <w:r>
+        <w:rPr>
+          <w:rFonts w:ascii="Courier" w:hAnsi="Courier"/>
+          <w:color w:val="FF0000"/>
+          <w:sz w:val="18"/>
+          <w:szCs w:val="18"/>
+        </w:rPr>
+        <w:t>br</w:t>
+      </w:r>
+      <w:proofErr w:type="spellEnd"/>
+      <w:r>
+        <w:rPr>
+          <w:rFonts w:ascii="Courier" w:hAnsi="Courier"/>
+          <w:color w:val="FF0000"/>
+          <w:sz w:val="18"/>
+          <w:szCs w:val="18"/>
+        </w:rPr>
+        <w:t xml:space="preserve"> /&gt; </w:t>
+      </w:r>
+      <w:r>
+        <w:rPr>
+          <w:rFonts w:ascii="Courier" w:hAnsi="Courier"/>
+          <w:color w:val="FF0000"/>
+          <w:sz w:val="18"/>
+          <w:szCs w:val="18"/>
+        </w:rPr>
+        <w:t>Put l</w:t>
+      </w:r>
+      <w:r>
+        <w:rPr>
+          <w:rFonts w:ascii="Courier" w:hAnsi="Courier"/>
+          <w:color w:val="FF0000"/>
+          <w:sz w:val="18"/>
+          <w:szCs w:val="18"/>
+        </w:rPr>
+        <w:t>arger code examples in</w:t>
+      </w:r>
+      <w:r>
+        <w:rPr>
+          <w:rFonts w:ascii="Courier" w:hAnsi="Courier"/>
+          <w:color w:val="FF0000"/>
+          <w:sz w:val="18"/>
+          <w:szCs w:val="18"/>
+        </w:rPr>
+        <w:t>to</w:t>
+      </w:r>
+      <w:r>
+        <w:rPr>
+          <w:rFonts w:ascii="Courier" w:hAnsi="Courier"/>
+          <w:color w:val="FF0000"/>
+          <w:sz w:val="18"/>
+          <w:szCs w:val="18"/>
+        </w:rPr>
+        <w:t xml:space="preserve"> an appendix. </w:t>
+      </w:r>
+      <w:r>
+        <w:rPr>
+          <w:rFonts w:ascii="Courier" w:hAnsi="Courier"/>
+          <w:color w:val="FF0000"/>
+          <w:sz w:val="18"/>
+          <w:szCs w:val="18"/>
+        </w:rPr>
+        <w:t>Highlight</w:t>
+      </w:r>
+      <w:r>
+        <w:rPr>
+          <w:rFonts w:ascii="Courier" w:hAnsi="Courier"/>
+          <w:color w:val="FF0000"/>
+          <w:sz w:val="18"/>
+          <w:szCs w:val="18"/>
+        </w:rPr>
+        <w:t xml:space="preserve"> code </w:t>
+      </w:r>
+      <w:r>
+        <w:rPr>
+          <w:rFonts w:ascii="Courier" w:hAnsi="Courier"/>
+          <w:color w:val="FF0000"/>
+          <w:sz w:val="18"/>
+          <w:szCs w:val="18"/>
+        </w:rPr>
+        <w:t xml:space="preserve">sections in colour </w:t>
+      </w:r>
+      <w:r>
+        <w:rPr>
+          <w:rFonts w:ascii="Courier" w:hAnsi="Courier"/>
+          <w:color w:val="FF0000"/>
+          <w:sz w:val="18"/>
+          <w:szCs w:val="18"/>
+        </w:rPr>
+        <w:t>if necessary.</w:t>
+      </w:r>
+    </w:p>
+    <w:p>
+      <w:pPr>
+        <w:jc w:val="both"/>
+        <w:rPr>
+          <w:rFonts w:ascii="Courier" w:hAnsi="Courier"/>
+          <w:color w:val="FF0000"/>
+          <w:sz w:val="18"/>
+          <w:szCs w:val="18"/>
+        </w:rPr>
+      </w:pPr>
+      <w:r>
+        <w:rPr>
+          <w:rFonts w:ascii="Courier" w:hAnsi="Courier"/>
+          <w:color w:val="FF0000"/>
+          <w:sz w:val="18"/>
+          <w:szCs w:val="18"/>
+        </w:rPr>
+        <w:t>&lt;/p&gt;</w:t>
+      </w:r>
+    </w:p>
+    <w:p>
+      <w:pPr>
+        <w:jc w:val="both"/>
+        <w:rPr>
+          <w:rFonts w:ascii="Verdana" w:hAnsi="Verdana"/>
+          <w:color w:val="FF0000"/>
+          <w:sz w:val="18"/>
+          <w:szCs w:val="18"/>
+        </w:rPr>
+      </w:pPr>
+    </w:p>
+    <w:p>
+      <w:pPr>
+        <w:jc w:val="both"/>
+        <w:rPr>
+          <w:rFonts w:ascii="Verdana" w:hAnsi="Verdana"/>
+          <w:color w:val="FF0000"/>
+          <w:sz w:val="18"/>
+          <w:szCs w:val="18"/>
+        </w:rPr>
+      </w:pPr>
+      <w:r>
+        <w:rPr>
+          <w:rFonts w:ascii="Verdana" w:hAnsi="Verdana"/>
+          <w:color w:val="FF0000"/>
+          <w:sz w:val="18"/>
+          <w:szCs w:val="18"/>
+        </w:rPr>
+        <w:t xml:space="preserve">Please note, all materials </w:t>
+      </w:r>
+      <w:r>
+        <w:rPr>
+          <w:rFonts w:ascii="Verdana" w:hAnsi="Verdana"/>
+          <w:color w:val="FF0000"/>
+          <w:sz w:val="18"/>
+          <w:szCs w:val="18"/>
+        </w:rPr>
+        <w:t xml:space="preserve">(figures, tables, etc.) </w:t>
+      </w:r>
+      <w:r>
+        <w:rPr>
+          <w:rFonts w:ascii="Verdana" w:hAnsi="Verdana"/>
+          <w:color w:val="FF0000"/>
+          <w:sz w:val="18"/>
+          <w:szCs w:val="18"/>
+        </w:rPr>
+        <w:t>need to be discussed in the main text,</w:t>
+      </w:r>
+      <w:r>
+        <w:rPr>
+          <w:rFonts w:ascii="Verdana" w:hAnsi="Verdana"/>
+          <w:color w:val="FF0000"/>
+          <w:sz w:val="18"/>
+          <w:szCs w:val="18"/>
+        </w:rPr>
+        <w:t xml:space="preserve"> like this </w:t>
+      </w:r>
+      <w:r>
+        <w:rPr>
+          <w:rFonts w:ascii="Verdana" w:hAnsi="Verdana"/>
+          <w:color w:val="FF0000"/>
+          <w:sz w:val="18"/>
+          <w:szCs w:val="18"/>
+        </w:rPr>
+        <w:t>example picture of a hen</w:t>
+      </w:r>
+      <w:r>
+        <w:rPr>
+          <w:rFonts w:ascii="Verdana" w:hAnsi="Verdana"/>
+          <w:color w:val="FF0000"/>
+          <w:sz w:val="18"/>
+          <w:szCs w:val="18"/>
+        </w:rPr>
+        <w:t xml:space="preserve"> (</w:t>
+      </w:r>
+      <w:r>
+        <w:rPr>
+          <w:rFonts w:ascii="Verdana" w:hAnsi="Verdana"/>
+          <w:color w:val="FF0000"/>
+          <w:sz w:val="18"/>
+          <w:szCs w:val="18"/>
+        </w:rPr>
+        <w:t xml:space="preserve">see </w:t>
+      </w:r>
+      <w:r>
+        <w:rPr>
+          <w:rFonts w:ascii="Verdana" w:hAnsi="Verdana"/>
+          <w:color w:val="FF0000"/>
+          <w:sz w:val="18"/>
+          <w:szCs w:val="18"/>
+        </w:rPr>
+        <w:t>Fig 1)</w:t>
+      </w:r>
+      <w:r>
+        <w:rPr>
+          <w:rFonts w:ascii="Verdana" w:hAnsi="Verdana"/>
+          <w:color w:val="FF0000"/>
+          <w:sz w:val="18"/>
+          <w:szCs w:val="18"/>
+        </w:rPr>
+        <w:t>.</w:t>
+      </w:r>
+    </w:p>
+    <w:p>
+      <w:pPr>
+        <w:jc w:val="both"/>
+        <w:rPr>
+          <w:rFonts w:ascii="Verdana" w:hAnsi="Verdana"/>
+          <w:color w:val="FF0000"/>
+          <w:sz w:val="18"/>
+          <w:szCs w:val="18"/>
+        </w:rPr>
+      </w:pPr>
+    </w:p>
+    <w:p>
+      <w:pPr>
         <w:rPr>
           <w:rFonts w:ascii="Verdana" w:hAnsi="Verdana"/>
           <w:sz w:val="16"/>
           <w:szCs w:val="16"/>
         </w:rPr>
-        <w:t>below</w:t>
-      </w:r>
-      <w:r>
-        <w:rPr>
-          <w:rFonts w:ascii="Verdana" w:hAnsi="Verdana"/>
-          <w:sz w:val="16"/>
-          <w:szCs w:val="16"/>
-        </w:rPr>
-        <w:t xml:space="preserve"> the table, Verdana 8pt</w:t>
-      </w:r>
-      <w:r>
-        <w:rPr>
-          <w:rFonts w:ascii="Verdana" w:hAnsi="Verdana"/>
-          <w:sz w:val="16"/>
-          <w:szCs w:val="16"/>
-        </w:rPr>
-        <w:t>.</w:t>
-      </w:r>
-    </w:p>
-    <w:p>
-      <w:pPr>
-        <w:jc w:val="both"/>
-        <w:rPr>
-          <w:rFonts w:ascii="Verdana" w:hAnsi="Verdana"/>
-          <w:sz w:val="18"/>
-          <w:szCs w:val="18"/>
-        </w:rPr>
-      </w:pPr>
-    </w:p>
-    <w:p>
-      <w:pPr>
-        <w:jc w:val="both"/>
-        <w:rPr>
-          <w:rFonts w:ascii="Courier" w:hAnsi="Courier"/>
-          <w:sz w:val="18"/>
-          <w:szCs w:val="18"/>
-        </w:rPr>
-      </w:pPr>
-      <w:r>
-        <w:rPr>
-          <w:rFonts w:ascii="Courier" w:hAnsi="Courier"/>
-          <w:sz w:val="18"/>
-          <w:szCs w:val="18"/>
-        </w:rPr>
-        <w:t xml:space="preserve">&lt;p&gt; </w:t>
-      </w:r>
-      <w:r>
-        <w:rPr>
-          <w:rFonts w:ascii="Courier" w:hAnsi="Courier"/>
-          <w:sz w:val="18"/>
-          <w:szCs w:val="18"/>
-        </w:rPr>
-        <w:br/>
-        <w:t>For short c</w:t>
-      </w:r>
-      <w:r>
-        <w:rPr>
-          <w:rFonts w:ascii="Courier" w:hAnsi="Courier"/>
-          <w:sz w:val="18"/>
-          <w:szCs w:val="18"/>
-        </w:rPr>
-        <w:t>ode</w:t>
-      </w:r>
-      <w:r>
-        <w:rPr>
-          <w:rFonts w:ascii="Courier" w:hAnsi="Courier"/>
-          <w:sz w:val="18"/>
-          <w:szCs w:val="18"/>
-        </w:rPr>
-        <w:t xml:space="preserve"> examples please use Courier Regular, 9pt. &lt;</w:t>
-      </w:r>
-      <w:proofErr w:type="spellStart"/>
-      <w:r>
-        <w:rPr>
-          <w:rFonts w:ascii="Courier" w:hAnsi="Courier"/>
-          <w:sz w:val="18"/>
-          <w:szCs w:val="18"/>
-        </w:rPr>
-        <w:t>br</w:t>
-      </w:r>
-      <w:proofErr w:type="spellEnd"/>
-      <w:r>
-        <w:rPr>
-          <w:rFonts w:ascii="Courier" w:hAnsi="Courier"/>
-          <w:sz w:val="18"/>
-          <w:szCs w:val="18"/>
-        </w:rPr>
-        <w:t xml:space="preserve"> /&gt; </w:t>
-      </w:r>
-      <w:r>
-        <w:rPr>
-          <w:rFonts w:ascii="Courier" w:hAnsi="Courier"/>
-          <w:sz w:val="18"/>
-          <w:szCs w:val="18"/>
-        </w:rPr>
-        <w:t xml:space="preserve">Put </w:t>
-      </w:r>
-      <w:r>
-        <w:rPr>
-          <w:rFonts w:ascii="Courier" w:hAnsi="Courier"/>
-          <w:color w:val="1B8B9B"/>
-          <w:sz w:val="18"/>
-          <w:szCs w:val="18"/>
-        </w:rPr>
-        <w:t>l</w:t>
-      </w:r>
-      <w:r>
-        <w:rPr>
-          <w:rFonts w:ascii="Courier" w:hAnsi="Courier"/>
-          <w:color w:val="1B8B9B"/>
-          <w:sz w:val="18"/>
-          <w:szCs w:val="18"/>
-        </w:rPr>
-        <w:t>arger code</w:t>
-      </w:r>
-      <w:r>
-        <w:rPr>
-          <w:rFonts w:ascii="Courier" w:hAnsi="Courier"/>
-          <w:sz w:val="18"/>
-          <w:szCs w:val="18"/>
-        </w:rPr>
-        <w:t xml:space="preserve"> </w:t>
-      </w:r>
-      <w:r>
-        <w:rPr>
-          <w:rFonts w:ascii="Courier" w:hAnsi="Courier"/>
-          <w:color w:val="1B8B9B"/>
-          <w:sz w:val="18"/>
-          <w:szCs w:val="18"/>
-        </w:rPr>
-        <w:t>examples</w:t>
-      </w:r>
-      <w:r>
-        <w:rPr>
-          <w:rFonts w:ascii="Courier" w:hAnsi="Courier"/>
-          <w:sz w:val="18"/>
-          <w:szCs w:val="18"/>
-        </w:rPr>
-        <w:t xml:space="preserve"> in</w:t>
-      </w:r>
-      <w:r>
-        <w:rPr>
-          <w:rFonts w:ascii="Courier" w:hAnsi="Courier"/>
-          <w:sz w:val="18"/>
-          <w:szCs w:val="18"/>
-        </w:rPr>
-        <w:t>to</w:t>
-      </w:r>
-      <w:r>
-        <w:rPr>
-          <w:rFonts w:ascii="Courier" w:hAnsi="Courier"/>
-          <w:sz w:val="18"/>
-          <w:szCs w:val="18"/>
-        </w:rPr>
-        <w:t xml:space="preserve"> an appendix. </w:t>
-      </w:r>
-      <w:r>
-        <w:rPr>
-          <w:rFonts w:ascii="Courier" w:hAnsi="Courier"/>
-          <w:sz w:val="18"/>
-          <w:szCs w:val="18"/>
-        </w:rPr>
-        <w:t>Highlight</w:t>
-      </w:r>
-      <w:r>
-        <w:rPr>
-          <w:rFonts w:ascii="Courier" w:hAnsi="Courier"/>
-          <w:sz w:val="18"/>
-          <w:szCs w:val="18"/>
-        </w:rPr>
-        <w:t xml:space="preserve"> code </w:t>
-      </w:r>
-      <w:r>
-        <w:rPr>
-          <w:rFonts w:ascii="Courier" w:hAnsi="Courier"/>
-          <w:sz w:val="18"/>
-          <w:szCs w:val="18"/>
-        </w:rPr>
-        <w:t xml:space="preserve">sections in colour </w:t>
-      </w:r>
-      <w:r>
-        <w:rPr>
-          <w:rFonts w:ascii="Courier" w:hAnsi="Courier"/>
-          <w:sz w:val="18"/>
-          <w:szCs w:val="18"/>
-        </w:rPr>
-        <w:t>if necessary.</w:t>
-      </w:r>
-    </w:p>
-    <w:p>
-      <w:pPr>
-        <w:jc w:val="both"/>
-        <w:rPr>
-          <w:rFonts w:ascii="Courier" w:hAnsi="Courier"/>
-          <w:sz w:val="18"/>
-          <w:szCs w:val="18"/>
-        </w:rPr>
-      </w:pPr>
-      <w:r>
-        <w:rPr>
-          <w:rFonts w:ascii="Courier" w:hAnsi="Courier"/>
-          <w:sz w:val="18"/>
-          <w:szCs w:val="18"/>
-        </w:rPr>
-        <w:t>&lt;/p&gt;</w:t>
-      </w:r>
-    </w:p>
-    <w:p>
-      <w:pPr>
-        <w:jc w:val="both"/>
-        <w:rPr>
-          <w:rFonts w:ascii="Verdana" w:hAnsi="Verdana"/>
-          <w:sz w:val="18"/>
-          <w:szCs w:val="18"/>
-        </w:rPr>
-      </w:pPr>
-    </w:p>
-    <w:p>
-      <w:pPr>
-        <w:jc w:val="both"/>
-        <w:rPr>
-          <w:rFonts w:ascii="Verdana" w:hAnsi="Verdana"/>
-          <w:sz w:val="18"/>
-          <w:szCs w:val="18"/>
-        </w:rPr>
-      </w:pPr>
-      <w:r>
-        <w:rPr>
-          <w:rFonts w:ascii="Verdana" w:hAnsi="Verdana"/>
-          <w:sz w:val="18"/>
-          <w:szCs w:val="18"/>
-        </w:rPr>
-        <w:t xml:space="preserve">Please note, all materials </w:t>
-      </w:r>
-      <w:r>
-        <w:rPr>
-          <w:rFonts w:ascii="Verdana" w:hAnsi="Verdana"/>
-          <w:sz w:val="18"/>
-          <w:szCs w:val="18"/>
-        </w:rPr>
-        <w:t xml:space="preserve">(figures, tables, etc.) </w:t>
-      </w:r>
-      <w:r>
-        <w:rPr>
-          <w:rFonts w:ascii="Verdana" w:hAnsi="Verdana"/>
-          <w:sz w:val="18"/>
-          <w:szCs w:val="18"/>
-        </w:rPr>
-        <w:t>need to be discussed in the main text,</w:t>
-      </w:r>
-      <w:r>
-        <w:rPr>
-          <w:rFonts w:ascii="Verdana" w:hAnsi="Verdana"/>
-          <w:sz w:val="18"/>
-          <w:szCs w:val="18"/>
-        </w:rPr>
-        <w:t xml:space="preserve"> like this </w:t>
-      </w:r>
-      <w:r>
-        <w:rPr>
-          <w:rFonts w:ascii="Verdana" w:hAnsi="Verdana"/>
-          <w:sz w:val="18"/>
-          <w:szCs w:val="18"/>
-        </w:rPr>
-        <w:t>example picture of a hen</w:t>
-      </w:r>
-      <w:r>
-        <w:rPr>
-          <w:rFonts w:ascii="Verdana" w:hAnsi="Verdana"/>
-          <w:sz w:val="18"/>
-          <w:szCs w:val="18"/>
-        </w:rPr>
-        <w:t xml:space="preserve"> (</w:t>
-      </w:r>
-      <w:r>
-        <w:rPr>
-          <w:rFonts w:ascii="Verdana" w:hAnsi="Verdana"/>
-          <w:sz w:val="18"/>
-          <w:szCs w:val="18"/>
-        </w:rPr>
-        <w:t xml:space="preserve">see </w:t>
-      </w:r>
-      <w:r>
-        <w:rPr>
-          <w:rFonts w:ascii="Verdana" w:hAnsi="Verdana"/>
-          <w:sz w:val="18"/>
-          <w:szCs w:val="18"/>
-        </w:rPr>
-        <w:t>Fig 1)</w:t>
-      </w:r>
-      <w:r>
-        <w:rPr>
-          <w:rFonts w:ascii="Verdana" w:hAnsi="Verdana"/>
-          <w:sz w:val="18"/>
-          <w:szCs w:val="18"/>
-        </w:rPr>
-        <w:t>.</w:t>
-      </w:r>
-    </w:p>
-    <w:p>
-      <w:pPr>
-        <w:jc w:val="both"/>
-        <w:rPr>
-          <w:rFonts w:ascii="Verdana" w:hAnsi="Verdana"/>
-          <w:sz w:val="18"/>
-          <w:szCs w:val="18"/>
-        </w:rPr>
-      </w:pPr>
-    </w:p>
-    <w:p>
-      <w:pPr>
-        <w:rPr>
-          <w:rFonts w:ascii="Verdana" w:hAnsi="Verdana"/>
-          <w:sz w:val="16"/>
-          <w:szCs w:val="16"/>
-        </w:rPr>
       </w:pPr>
       <w:r>
         <w:rPr>
           <w:rFonts w:ascii="Verdana" w:hAnsi="Verdana"/>
           <w:b/>
           <w:noProof/>
+          <w:color w:val="FF0000"/>
           <w:sz w:val="18"/>
           <w:szCs w:val="18"/>
           <w:lang w:val="en-US"/>
@@ -7750,7 +8020,7 @@
                         <a:effectLst/>
                         <a:extLst>
                           <a:ext uri="{C572A759-6A51-4108-AA02-DFA0A04FC94B}">
-                            <ma14:wrappingTextBoxFlag xmlns="" xmlns:mo="http://schemas.microsoft.com/office/mac/office/2008/main" xmlns:mv="urn:schemas-microsoft-com:mac:vml" xmlns:o="urn:schemas-microsoft-com:office:office" xmlns:v="urn:schemas-microsoft-com:vml" xmlns:w10="urn:schemas-microsoft-com:office:word" xmlns:w="http://schemas.openxmlformats.org/wordprocessingml/2006/main" xmlns:ma14="http://schemas.microsoft.com/office/mac/drawingml/2011/main"/>
+                            <ma14:wrappingTextBoxFlag xmlns:ma14="http://schemas.microsoft.com/office/mac/drawingml/2011/main" xmlns:w="http://schemas.openxmlformats.org/wordprocessingml/2006/main" xmlns:w10="urn:schemas-microsoft-com:office:word" xmlns:v="urn:schemas-microsoft-com:vml" xmlns:o="urn:schemas-microsoft-com:office:office" xmlns:mv="urn:schemas-microsoft-com:mac:vml" xmlns:mo="http://schemas.microsoft.com/office/mac/office/2008/main" xmlns=""/>
                           </a:ext>
                         </a:extLst>
                       </wps:spPr>
@@ -7923,6 +8193,7 @@
           <w:rFonts w:ascii="Verdana" w:hAnsi="Verdana"/>
           <w:b/>
           <w:noProof/>
+          <w:color w:val="FF0000"/>
           <w:sz w:val="18"/>
           <w:szCs w:val="18"/>
           <w:lang w:val="en-US"/>
@@ -7933,104 +8204,80 @@
         <w:rPr>
           <w:rFonts w:ascii="Verdana" w:hAnsi="Verdana"/>
           <w:b/>
+          <w:color w:val="FF0000"/>
           <w:sz w:val="16"/>
           <w:szCs w:val="16"/>
         </w:rPr>
-        <w:t xml:space="preserve"> 1:</w:t>
-      </w:r>
-      <w:r>
-        <w:rPr>
-          <w:rFonts w:ascii="Verdana" w:hAnsi="Verdana"/>
-          <w:b/>
+        <w:t xml:space="preserve"> 1: </w:t>
+      </w:r>
+      <w:r>
+        <w:rPr>
+          <w:rFonts w:ascii="Verdana" w:hAnsi="Verdana"/>
+          <w:color w:val="FF0000"/>
           <w:sz w:val="16"/>
           <w:szCs w:val="16"/>
         </w:rPr>
-        <w:t xml:space="preserve"> </w:t>
-      </w:r>
-      <w:r>
-        <w:rPr>
-          <w:rFonts w:ascii="Verdana" w:hAnsi="Verdana"/>
+        <w:t>Caption</w:t>
+      </w:r>
+      <w:r>
+        <w:rPr>
+          <w:rFonts w:ascii="Verdana" w:hAnsi="Verdana"/>
+          <w:b/>
+          <w:color w:val="FF0000"/>
           <w:sz w:val="16"/>
           <w:szCs w:val="16"/>
         </w:rPr>
-        <w:t>Caption</w:t>
-      </w:r>
-      <w:r>
-        <w:rPr>
-          <w:rFonts w:ascii="Verdana" w:hAnsi="Verdana"/>
-          <w:b/>
+        <w:t xml:space="preserve"> </w:t>
+      </w:r>
+      <w:r>
+        <w:rPr>
+          <w:rFonts w:ascii="Verdana" w:hAnsi="Verdana"/>
+          <w:color w:val="FF0000"/>
           <w:sz w:val="16"/>
           <w:szCs w:val="16"/>
         </w:rPr>
-        <w:t xml:space="preserve"> </w:t>
-      </w:r>
-      <w:r>
-        <w:rPr>
-          <w:rFonts w:ascii="Verdana" w:hAnsi="Verdana"/>
+        <w:t>below the image</w:t>
+      </w:r>
+      <w:r>
+        <w:rPr>
+          <w:rFonts w:ascii="Verdana" w:hAnsi="Verdana"/>
+          <w:color w:val="FF0000"/>
           <w:sz w:val="16"/>
           <w:szCs w:val="16"/>
         </w:rPr>
-        <w:t>below</w:t>
-      </w:r>
-      <w:r>
-        <w:rPr>
-          <w:rFonts w:ascii="Verdana" w:hAnsi="Verdana"/>
+        <w:t xml:space="preserve"> in </w:t>
+      </w:r>
+      <w:r>
+        <w:rPr>
+          <w:rFonts w:ascii="Verdana" w:hAnsi="Verdana"/>
+          <w:color w:val="FF0000"/>
           <w:sz w:val="16"/>
           <w:szCs w:val="16"/>
         </w:rPr>
-        <w:t xml:space="preserve"> the image</w:t>
-      </w:r>
-      <w:r>
-        <w:rPr>
-          <w:rFonts w:ascii="Verdana" w:hAnsi="Verdana"/>
+        <w:t xml:space="preserve">Verdana 8pt. For white background </w:t>
+      </w:r>
+      <w:r>
+        <w:rPr>
+          <w:rFonts w:ascii="Verdana" w:hAnsi="Verdana"/>
+          <w:color w:val="FF0000"/>
           <w:sz w:val="16"/>
           <w:szCs w:val="16"/>
         </w:rPr>
-        <w:t xml:space="preserve"> in </w:t>
-      </w:r>
-      <w:r>
-        <w:rPr>
-          <w:rFonts w:ascii="Verdana" w:hAnsi="Verdana"/>
+        <w:t xml:space="preserve">images </w:t>
+      </w:r>
+      <w:r>
+        <w:rPr>
+          <w:rFonts w:ascii="Verdana" w:hAnsi="Verdana"/>
+          <w:color w:val="FF0000"/>
           <w:sz w:val="16"/>
           <w:szCs w:val="16"/>
         </w:rPr>
-        <w:t>Verdana 8pt</w:t>
-      </w:r>
-      <w:r>
-        <w:rPr>
-          <w:rFonts w:ascii="Verdana" w:hAnsi="Verdana"/>
-          <w:sz w:val="16"/>
-          <w:szCs w:val="16"/>
-        </w:rPr>
-        <w:t>.</w:t>
-      </w:r>
-      <w:r>
-        <w:rPr>
-          <w:rFonts w:ascii="Verdana" w:hAnsi="Verdana"/>
-          <w:sz w:val="16"/>
-          <w:szCs w:val="16"/>
-        </w:rPr>
-        <w:t xml:space="preserve"> For white background </w:t>
-      </w:r>
-      <w:r>
-        <w:rPr>
-          <w:rFonts w:ascii="Verdana" w:hAnsi="Verdana"/>
-          <w:sz w:val="16"/>
-          <w:szCs w:val="16"/>
-        </w:rPr>
-        <w:t xml:space="preserve">images </w:t>
-      </w:r>
-      <w:r>
-        <w:rPr>
-          <w:rFonts w:ascii="Verdana" w:hAnsi="Verdana"/>
-          <w:sz w:val="16"/>
-          <w:szCs w:val="16"/>
-        </w:rPr>
         <w:t>use a 1/2pt border</w:t>
       </w:r>
       <w:r>
         <w:rPr>
           <w:rFonts w:ascii="Verdana" w:hAnsi="Verdana"/>
+          <w:color w:val="FF0000"/>
           <w:sz w:val="16"/>
           <w:szCs w:val="16"/>
         </w:rPr>
@@ -10289,6 +10536,7 @@
           <w:sz w:val="18"/>
           <w:szCs w:val="18"/>
         </w:rPr>
+        <w:lastRenderedPageBreak/>
         <w:t>Hernandez JE, Vasan N, Huff S, Melovitz-Vasan C</w:t>
       </w:r>
       <w:r>
@@ -10297,16 +10545,7 @@
           <w:sz w:val="18"/>
           <w:szCs w:val="18"/>
         </w:rPr>
-        <w:t xml:space="preserve"> (Aug 27, 2020) Learning Styles/Preferences </w:t>
-      </w:r>
-      <w:r>
-        <w:rPr>
-          <w:rFonts w:ascii="Verdana" w:hAnsi="Verdana"/>
-          <w:sz w:val="18"/>
-          <w:szCs w:val="18"/>
-        </w:rPr>
-        <w:lastRenderedPageBreak/>
-        <w:t xml:space="preserve">Among Medical Students: </w:t>
+        <w:t xml:space="preserve"> (Aug 27, 2020) Learning Styles/Preferences Among Medical Students: </w:t>
       </w:r>
       <w:proofErr w:type="spellStart"/>
       <w:r>
@@ -10547,15 +10786,7 @@
           <w:sz w:val="18"/>
           <w:szCs w:val="18"/>
         </w:rPr>
-        <w:t xml:space="preserve">Why people keep watching: </w:t>
-      </w:r>
-      <w:r>
-        <w:rPr>
-          <w:rFonts w:ascii="Verdana" w:hAnsi="Verdana"/>
-          <w:sz w:val="18"/>
-          <w:szCs w:val="18"/>
-        </w:rPr>
-        <w:t>neurophysiologic immersion during video consumption increases viewing time and influences behaviour</w:t>
+        <w:t>Why people keep watching: neurophysiologic immersion during video consumption increases viewing time and influences behaviour</w:t>
       </w:r>
       <w:r>
         <w:rPr>
@@ -11308,7 +11539,27 @@
           <w:sz w:val="18"/>
           <w:szCs w:val="18"/>
         </w:rPr>
-        <w:t>. If not produced by yourself, include their reference, and status with regard to copyright/ creative commons licensing.</w:t>
+        <w:t xml:space="preserve">. If not produced by yourself, include their reference, and status </w:t>
+      </w:r>
+      <w:proofErr w:type="gramStart"/>
+      <w:r>
+        <w:rPr>
+          <w:rFonts w:ascii="Verdana" w:eastAsia="Times New Roman" w:hAnsi="Verdana" w:cs="Times New Roman"/>
+          <w:color w:val="000000"/>
+          <w:sz w:val="18"/>
+          <w:szCs w:val="18"/>
+        </w:rPr>
+        <w:t>with regard to</w:t>
+      </w:r>
+      <w:proofErr w:type="gramEnd"/>
+      <w:r>
+        <w:rPr>
+          <w:rFonts w:ascii="Verdana" w:eastAsia="Times New Roman" w:hAnsi="Verdana" w:cs="Times New Roman"/>
+          <w:color w:val="000000"/>
+          <w:sz w:val="18"/>
+          <w:szCs w:val="18"/>
+        </w:rPr>
+        <w:t xml:space="preserve"> copyright/ creative commons licensing.</w:t>
       </w:r>
       <w:r>
         <w:rPr>
@@ -15070,6 +15321,10 @@
 </file>
 
 <file path=customXml/item1.xml><?xml version="1.0" encoding="utf-8"?>
+<b:Sources xmlns:b="http://schemas.openxmlformats.org/officeDocument/2006/bibliography" xmlns="http://schemas.openxmlformats.org/officeDocument/2006/bibliography" SelectedStyle="/APA.XSL" StyleName="APA"/>
+</file>
+
+<file path=customXml/item2.xml><?xml version="1.0" encoding="utf-8"?>
 <?mso-contentType ?>
 <FormTemplates xmlns="http://schemas.microsoft.com/sharepoint/v3/contenttype/forms">
   <Display>DocumentLibraryForm</Display>
@@ -15078,11 +15333,22 @@
 </FormTemplates>
 </file>
 
-<file path=customXml/item2.xml><?xml version="1.0" encoding="utf-8"?>
-<b:Sources xmlns:b="http://schemas.openxmlformats.org/officeDocument/2006/bibliography" xmlns="http://schemas.openxmlformats.org/officeDocument/2006/bibliography" SelectedStyle="/APA.XSL" StyleName="APA"/>
+<file path=customXml/item3.xml><?xml version="1.0" encoding="utf-8"?>
+<p:properties xmlns:p="http://schemas.microsoft.com/office/2006/metadata/properties" xmlns:xsi="http://www.w3.org/2001/XMLSchema-instance" xmlns:pc="http://schemas.microsoft.com/office/infopath/2007/PartnerControls">
+  <documentManagement>
+    <lcf76f155ced4ddcb4097134ff3c332f xmlns="3ca5950f-9dc6-4fa2-8e6b-e8b0d1a55fc5">
+      <Terms xmlns="http://schemas.microsoft.com/office/infopath/2007/PartnerControls"/>
+    </lcf76f155ced4ddcb4097134ff3c332f>
+    <link xmlns="3ca5950f-9dc6-4fa2-8e6b-e8b0d1a55fc5">
+      <Url xsi:nil="true"/>
+      <Description xsi:nil="true"/>
+    </link>
+    <TaxCatchAll xmlns="da5699a2-2791-44c0-bb0a-d0c081c141e6" xsi:nil="true"/>
+  </documentManagement>
+</p:properties>
 </file>
 
-<file path=customXml/item3.xml><?xml version="1.0" encoding="utf-8"?>
+<file path=customXml/item4.xml><?xml version="1.0" encoding="utf-8"?>
 <ct:contentTypeSchema xmlns:ct="http://schemas.microsoft.com/office/2006/metadata/contentType" xmlns:ma="http://schemas.microsoft.com/office/2006/metadata/properties/metaAttributes" ct:_="" ma:_="" ma:contentTypeName="Document" ma:contentTypeID="0x0101001BC1D44B3665304E9EFFB6B26E5C1EDB" ma:contentTypeVersion="17" ma:contentTypeDescription="Create a new document." ma:contentTypeScope="" ma:versionID="ebe7ffaa3beae6c2692551344dbac989">
   <xsd:schema xmlns:xsd="http://www.w3.org/2001/XMLSchema" xmlns:xs="http://www.w3.org/2001/XMLSchema" xmlns:p="http://schemas.microsoft.com/office/2006/metadata/properties" xmlns:ns2="3ca5950f-9dc6-4fa2-8e6b-e8b0d1a55fc5" xmlns:ns3="da5699a2-2791-44c0-bb0a-d0c081c141e6" targetNamespace="http://schemas.microsoft.com/office/2006/metadata/properties" ma:root="true" ma:fieldsID="fbc6f3879e7a0016066cbb62231de351" ns2:_="" ns3:_="">
     <xsd:import namespace="3ca5950f-9dc6-4fa2-8e6b-e8b0d1a55fc5"/>
@@ -15338,22 +15604,15 @@
 </ct:contentTypeSchema>
 </file>
 
-<file path=customXml/item4.xml><?xml version="1.0" encoding="utf-8"?>
-<p:properties xmlns:p="http://schemas.microsoft.com/office/2006/metadata/properties" xmlns:xsi="http://www.w3.org/2001/XMLSchema-instance" xmlns:pc="http://schemas.microsoft.com/office/infopath/2007/PartnerControls">
-  <documentManagement>
-    <lcf76f155ced4ddcb4097134ff3c332f xmlns="3ca5950f-9dc6-4fa2-8e6b-e8b0d1a55fc5">
-      <Terms xmlns="http://schemas.microsoft.com/office/infopath/2007/PartnerControls"/>
-    </lcf76f155ced4ddcb4097134ff3c332f>
-    <link xmlns="3ca5950f-9dc6-4fa2-8e6b-e8b0d1a55fc5">
-      <Url xsi:nil="true"/>
-      <Description xsi:nil="true"/>
-    </link>
-    <TaxCatchAll xmlns="da5699a2-2791-44c0-bb0a-d0c081c141e6" xsi:nil="true"/>
-  </documentManagement>
-</p:properties>
+<file path=customXml/itemProps1.xml><?xml version="1.0" encoding="utf-8"?>
+<ds:datastoreItem xmlns:ds="http://schemas.openxmlformats.org/officeDocument/2006/customXml" ds:itemID="{191EA17E-4FF3-6543-9328-B87A43C2CF01}">
+  <ds:schemaRefs>
+    <ds:schemaRef ds:uri="http://schemas.openxmlformats.org/officeDocument/2006/bibliography"/>
+  </ds:schemaRefs>
+</ds:datastoreItem>
 </file>
 
-<file path=customXml/itemProps1.xml><?xml version="1.0" encoding="utf-8"?>
+<file path=customXml/itemProps2.xml><?xml version="1.0" encoding="utf-8"?>
 <ds:datastoreItem xmlns:ds="http://schemas.openxmlformats.org/officeDocument/2006/customXml" ds:itemID="{CE597715-63E8-4A9F-B3CC-57F27D3DCBFB}">
   <ds:schemaRefs>
     <ds:schemaRef ds:uri="http://schemas.microsoft.com/sharepoint/v3/contenttype/forms"/>
@@ -15361,15 +15620,18 @@
 </ds:datastoreItem>
 </file>
 
-<file path=customXml/itemProps2.xml><?xml version="1.0" encoding="utf-8"?>
-<ds:datastoreItem xmlns:ds="http://schemas.openxmlformats.org/officeDocument/2006/customXml" ds:itemID="{191EA17E-4FF3-6543-9328-B87A43C2CF01}">
+<file path=customXml/itemProps3.xml><?xml version="1.0" encoding="utf-8"?>
+<ds:datastoreItem xmlns:ds="http://schemas.openxmlformats.org/officeDocument/2006/customXml" ds:itemID="{37169F2F-1A49-4A9E-A13A-BBD6F4DE6A1B}">
   <ds:schemaRefs>
-    <ds:schemaRef ds:uri="http://schemas.openxmlformats.org/officeDocument/2006/bibliography"/>
+    <ds:schemaRef ds:uri="http://schemas.microsoft.com/office/2006/metadata/properties"/>
+    <ds:schemaRef ds:uri="http://schemas.microsoft.com/office/infopath/2007/PartnerControls"/>
+    <ds:schemaRef ds:uri="3ca5950f-9dc6-4fa2-8e6b-e8b0d1a55fc5"/>
+    <ds:schemaRef ds:uri="da5699a2-2791-44c0-bb0a-d0c081c141e6"/>
   </ds:schemaRefs>
 </ds:datastoreItem>
 </file>
 
-<file path=customXml/itemProps3.xml><?xml version="1.0" encoding="utf-8"?>
+<file path=customXml/itemProps4.xml><?xml version="1.0" encoding="utf-8"?>
 <ds:datastoreItem xmlns:ds="http://schemas.openxmlformats.org/officeDocument/2006/customXml" ds:itemID="{F6547193-3E93-40A7-96AB-43C0DF37402B}">
   <ds:schemaRefs>
     <ds:schemaRef ds:uri="http://schemas.microsoft.com/office/2006/metadata/contentType"/>
@@ -15386,15 +15648,4 @@
     <ds:schemaRef ds:uri="http://schemas.microsoft.com/internal/obd"/>
   </ds:schemaRefs>
 </ds:datastoreItem>
-</file>
-
-<file path=customXml/itemProps4.xml><?xml version="1.0" encoding="utf-8"?>
-<ds:datastoreItem xmlns:ds="http://schemas.openxmlformats.org/officeDocument/2006/customXml" ds:itemID="{37169F2F-1A49-4A9E-A13A-BBD6F4DE6A1B}">
-  <ds:schemaRefs>
-    <ds:schemaRef ds:uri="http://schemas.microsoft.com/office/2006/metadata/properties"/>
-    <ds:schemaRef ds:uri="http://schemas.microsoft.com/office/infopath/2007/PartnerControls"/>
-    <ds:schemaRef ds:uri="3ca5950f-9dc6-4fa2-8e6b-e8b0d1a55fc5"/>
-    <ds:schemaRef ds:uri="da5699a2-2791-44c0-bb0a-d0c081c141e6"/>
-  </ds:schemaRefs>
-</ds:datastoreItem>
 </file>
--- a/Dis Report.docx
+++ b/Dis Report.docx
@@ -218,7 +218,7 @@
                         <a:effectLst/>
                         <a:extLst>
                           <a:ext uri="{C572A759-6A51-4108-AA02-DFA0A04FC94B}">
-                            <ma14:wrappingTextBoxFlag xmlns:ma14="http://schemas.microsoft.com/office/mac/drawingml/2011/main" xmlns:w="http://schemas.openxmlformats.org/wordprocessingml/2006/main" xmlns:w10="urn:schemas-microsoft-com:office:word" xmlns:v="urn:schemas-microsoft-com:vml" xmlns:o="urn:schemas-microsoft-com:office:office" xmlns:mv="urn:schemas-microsoft-com:mac:vml" xmlns:mo="http://schemas.microsoft.com/office/mac/office/2008/main" xmlns=""/>
+                            <ma14:wrappingTextBoxFlag xmlns="" xmlns:mo="http://schemas.microsoft.com/office/mac/office/2008/main" xmlns:mv="urn:schemas-microsoft-com:mac:vml" xmlns:o="urn:schemas-microsoft-com:office:office" xmlns:v="urn:schemas-microsoft-com:vml" xmlns:w10="urn:schemas-microsoft-com:office:word" xmlns:w="http://schemas.openxmlformats.org/wordprocessingml/2006/main" xmlns:ma14="http://schemas.microsoft.com/office/mac/drawingml/2011/main"/>
                           </a:ext>
                         </a:extLst>
                       </wps:spPr>
@@ -433,27 +433,7 @@
           <w:sz w:val="18"/>
           <w:szCs w:val="18"/>
         </w:rPr>
-        <w:t xml:space="preserve">This project </w:t>
-      </w:r>
-      <w:proofErr w:type="gramStart"/>
-      <w:r>
-        <w:rPr>
-          <w:rFonts w:ascii="Verdana" w:hAnsi="Verdana"/>
-          <w:bCs/>
-          <w:sz w:val="18"/>
-          <w:szCs w:val="18"/>
-        </w:rPr>
-        <w:t>looks into</w:t>
-      </w:r>
-      <w:proofErr w:type="gramEnd"/>
-      <w:r>
-        <w:rPr>
-          <w:rFonts w:ascii="Verdana" w:hAnsi="Verdana"/>
-          <w:bCs/>
-          <w:sz w:val="18"/>
-          <w:szCs w:val="18"/>
-        </w:rPr>
-        <w:t xml:space="preserve"> how developers can improve how they can present new information to players who are new to gaming or their game genre. The project uses Unity, a game development engine to make the artifact used for player testing and applying researched information. Player testing was used to find real world examples of player patterns in gaming which can be used to modify how the game shows the player how to play. </w:t>
+        <w:t xml:space="preserve">This project looks into how developers can improve how they can present new information to players who are new to gaming or their game genre. The project uses Unity, a game development engine to make the artifact used for player testing and applying researched information. Player testing was used to find real world examples of player patterns in gaming which can be used to modify how the game shows the player how to play. </w:t>
       </w:r>
     </w:p>
     <w:p>
@@ -1103,9 +1083,8 @@
           <w:szCs w:val="18"/>
           <w:lang w:val="en-GB"/>
         </w:rPr>
-        <w:t xml:space="preserve"> / administration </w:t>
-      </w:r>
-      <w:proofErr w:type="gramStart"/>
+        <w:t xml:space="preserve"> / administration interface</w:t>
+      </w:r>
       <w:r>
         <w:rPr>
           <w:rFonts w:ascii="Verdana" w:hAnsi="Verdana"/>
@@ -1113,7 +1092,7 @@
           <w:szCs w:val="18"/>
           <w:lang w:val="en-GB"/>
         </w:rPr>
-        <w:t>interface</w:t>
+        <w:t>s</w:t>
       </w:r>
       <w:r>
         <w:rPr>
@@ -1122,9 +1101,71 @@
           <w:szCs w:val="18"/>
           <w:lang w:val="en-GB"/>
         </w:rPr>
+        <w:t xml:space="preserve"> please provide </w:t>
+      </w:r>
+      <w:r>
+        <w:rPr>
+          <w:rFonts w:ascii="Verdana" w:hAnsi="Verdana"/>
+          <w:sz w:val="18"/>
+          <w:szCs w:val="18"/>
+          <w:lang w:val="en-GB"/>
+        </w:rPr>
+        <w:t>credentials</w:t>
+      </w:r>
+      <w:r>
+        <w:rPr>
+          <w:rFonts w:ascii="Verdana" w:hAnsi="Verdana"/>
+          <w:sz w:val="18"/>
+          <w:szCs w:val="18"/>
+          <w:lang w:val="en-GB"/>
+        </w:rPr>
+        <w:t xml:space="preserve"> and URLs. </w:t>
+      </w:r>
+      <w:r>
+        <w:rPr>
+          <w:rFonts w:ascii="Verdana" w:hAnsi="Verdana"/>
+          <w:sz w:val="18"/>
+          <w:szCs w:val="18"/>
+          <w:lang w:val="en-GB"/>
+        </w:rPr>
+        <w:t>W</w:t>
+      </w:r>
+      <w:r>
+        <w:rPr>
+          <w:rFonts w:ascii="Verdana" w:hAnsi="Verdana"/>
+          <w:sz w:val="18"/>
+          <w:szCs w:val="18"/>
+          <w:lang w:val="en-GB"/>
+        </w:rPr>
+        <w:t xml:space="preserve">hat we cannot access </w:t>
+      </w:r>
+      <w:r>
+        <w:rPr>
+          <w:rFonts w:ascii="Verdana" w:hAnsi="Verdana"/>
+          <w:sz w:val="18"/>
+          <w:szCs w:val="18"/>
+          <w:lang w:val="en-GB"/>
+        </w:rPr>
+        <w:t>we cannot</w:t>
+      </w:r>
+      <w:r>
+        <w:rPr>
+          <w:rFonts w:ascii="Verdana" w:hAnsi="Verdana"/>
+          <w:sz w:val="18"/>
+          <w:szCs w:val="18"/>
+          <w:lang w:val="en-GB"/>
+        </w:rPr>
+        <w:t xml:space="preserve"> mark. You can change password</w:t>
+      </w:r>
+      <w:r>
+        <w:rPr>
+          <w:rFonts w:ascii="Verdana" w:hAnsi="Verdana"/>
+          <w:sz w:val="18"/>
+          <w:szCs w:val="18"/>
+          <w:lang w:val="en-GB"/>
+        </w:rPr>
         <w:t>s</w:t>
       </w:r>
-      <w:proofErr w:type="gramEnd"/>
       <w:r>
         <w:rPr>
           <w:rFonts w:ascii="Verdana" w:hAnsi="Verdana"/>
@@ -1132,7 +1173,7 @@
           <w:szCs w:val="18"/>
           <w:lang w:val="en-GB"/>
         </w:rPr>
-        <w:t xml:space="preserve"> please provide </w:t>
+        <w:t xml:space="preserve"> </w:t>
       </w:r>
       <w:r>
         <w:rPr>
@@ -1141,17 +1182,19 @@
           <w:szCs w:val="18"/>
           <w:lang w:val="en-GB"/>
         </w:rPr>
-        <w:t>credentials</w:t>
-      </w:r>
-      <w:r>
+        <w:t>after you receive your mark.</w:t>
+      </w:r>
+    </w:p>
+    <w:p>
+      <w:pPr>
+        <w:pStyle w:val="BodyText"/>
         <w:rPr>
           <w:rFonts w:ascii="Verdana" w:hAnsi="Verdana"/>
           <w:sz w:val="18"/>
           <w:szCs w:val="18"/>
           <w:lang w:val="en-GB"/>
         </w:rPr>
-        <w:t xml:space="preserve"> and URLs. </w:t>
-      </w:r>
+      </w:pPr>
       <w:r>
         <w:rPr>
           <w:rFonts w:ascii="Verdana" w:hAnsi="Verdana"/>
@@ -1159,7 +1202,7 @@
           <w:szCs w:val="18"/>
           <w:lang w:val="en-GB"/>
         </w:rPr>
-        <w:t>W</w:t>
+        <w:t>We also want to be able to see source code</w:t>
       </w:r>
       <w:r>
         <w:rPr>
@@ -1168,7 +1211,7 @@
           <w:szCs w:val="18"/>
           <w:lang w:val="en-GB"/>
         </w:rPr>
-        <w:t xml:space="preserve">hat we cannot access </w:t>
+        <w:t xml:space="preserve"> (if applicable)</w:t>
       </w:r>
       <w:r>
         <w:rPr>
@@ -1177,7 +1220,7 @@
           <w:szCs w:val="18"/>
           <w:lang w:val="en-GB"/>
         </w:rPr>
-        <w:t>we cannot</w:t>
+        <w:t xml:space="preserve">, and the best way is to download it from your site or </w:t>
       </w:r>
       <w:r>
         <w:rPr>
@@ -1186,7 +1229,7 @@
           <w:szCs w:val="18"/>
           <w:lang w:val="en-GB"/>
         </w:rPr>
-        <w:t xml:space="preserve"> mark. You can change password</w:t>
+        <w:t>a Git server</w:t>
       </w:r>
       <w:r>
         <w:rPr>
@@ -1195,7 +1238,7 @@
           <w:szCs w:val="18"/>
           <w:lang w:val="en-GB"/>
         </w:rPr>
-        <w:t>s</w:t>
+        <w:t xml:space="preserve">. Please clearly comment code to show us </w:t>
       </w:r>
       <w:r>
         <w:rPr>
@@ -1204,6 +1247,51 @@
           <w:szCs w:val="18"/>
           <w:lang w:val="en-GB"/>
         </w:rPr>
+        <w:t>which sections are</w:t>
+      </w:r>
+      <w:r>
+        <w:rPr>
+          <w:rFonts w:ascii="Verdana" w:hAnsi="Verdana"/>
+          <w:sz w:val="18"/>
+          <w:szCs w:val="18"/>
+          <w:lang w:val="en-GB"/>
+        </w:rPr>
+        <w:t xml:space="preserve"> your own</w:t>
+      </w:r>
+      <w:r>
+        <w:rPr>
+          <w:rFonts w:ascii="Verdana" w:hAnsi="Verdana"/>
+          <w:sz w:val="18"/>
+          <w:szCs w:val="18"/>
+          <w:lang w:val="en-GB"/>
+        </w:rPr>
+        <w:t>,</w:t>
+      </w:r>
+      <w:r>
+        <w:rPr>
+          <w:rFonts w:ascii="Verdana" w:hAnsi="Verdana"/>
+          <w:sz w:val="18"/>
+          <w:szCs w:val="18"/>
+          <w:lang w:val="en-GB"/>
+        </w:rPr>
+        <w:t xml:space="preserve"> and </w:t>
+      </w:r>
+      <w:r>
+        <w:rPr>
+          <w:rFonts w:ascii="Verdana" w:hAnsi="Verdana"/>
+          <w:sz w:val="18"/>
+          <w:szCs w:val="18"/>
+          <w:lang w:val="en-GB"/>
+        </w:rPr>
+        <w:t>which sections</w:t>
+      </w:r>
+      <w:r>
+        <w:rPr>
+          <w:rFonts w:ascii="Verdana" w:hAnsi="Verdana"/>
+          <w:sz w:val="18"/>
+          <w:szCs w:val="18"/>
+          <w:lang w:val="en-GB"/>
+        </w:rPr>
         <w:t xml:space="preserve"> </w:t>
       </w:r>
       <w:r>
@@ -1213,7 +1301,52 @@
           <w:szCs w:val="18"/>
           <w:lang w:val="en-GB"/>
         </w:rPr>
-        <w:t>after you receive your mark.</w:t>
+        <w:t>stem</w:t>
+      </w:r>
+      <w:r>
+        <w:rPr>
+          <w:rFonts w:ascii="Verdana" w:hAnsi="Verdana"/>
+          <w:sz w:val="18"/>
+          <w:szCs w:val="18"/>
+          <w:lang w:val="en-GB"/>
+        </w:rPr>
+        <w:t xml:space="preserve"> from </w:t>
+      </w:r>
+      <w:r>
+        <w:rPr>
+          <w:rFonts w:ascii="Verdana" w:hAnsi="Verdana"/>
+          <w:sz w:val="18"/>
+          <w:szCs w:val="18"/>
+          <w:lang w:val="en-GB"/>
+        </w:rPr>
+        <w:t xml:space="preserve">demos, examples, </w:t>
+      </w:r>
+      <w:r>
+        <w:rPr>
+          <w:rFonts w:ascii="Verdana" w:hAnsi="Verdana"/>
+          <w:sz w:val="18"/>
+          <w:szCs w:val="18"/>
+          <w:lang w:val="en-GB"/>
+        </w:rPr>
+        <w:t>frameworks, libraries, OSS</w:t>
+      </w:r>
+      <w:r>
+        <w:rPr>
+          <w:rFonts w:ascii="Verdana" w:hAnsi="Verdana"/>
+          <w:sz w:val="18"/>
+          <w:szCs w:val="18"/>
+          <w:lang w:val="en-GB"/>
+        </w:rPr>
+        <w:t>, online stores, tutorials</w:t>
+      </w:r>
+      <w:r>
+        <w:rPr>
+          <w:rFonts w:ascii="Verdana" w:hAnsi="Verdana"/>
+          <w:sz w:val="18"/>
+          <w:szCs w:val="18"/>
+          <w:lang w:val="en-GB"/>
+        </w:rPr>
+        <w:t xml:space="preserve"> or elsewhere. </w:t>
       </w:r>
     </w:p>
     <w:p>
@@ -1233,7 +1366,7 @@
           <w:szCs w:val="18"/>
           <w:lang w:val="en-GB"/>
         </w:rPr>
-        <w:t>We also want to be able to see source code</w:t>
+        <w:t xml:space="preserve">If there is </w:t>
       </w:r>
       <w:r>
         <w:rPr>
@@ -1242,7 +1375,7 @@
           <w:szCs w:val="18"/>
           <w:lang w:val="en-GB"/>
         </w:rPr>
-        <w:t xml:space="preserve"> (if applicable)</w:t>
+        <w:t>a particular</w:t>
       </w:r>
       <w:r>
         <w:rPr>
@@ -1251,191 +1384,7 @@
           <w:szCs w:val="18"/>
           <w:lang w:val="en-GB"/>
         </w:rPr>
-        <w:t xml:space="preserve">, and the best way is to download it from your site or </w:t>
-      </w:r>
-      <w:r>
-        <w:rPr>
-          <w:rFonts w:ascii="Verdana" w:hAnsi="Verdana"/>
-          <w:sz w:val="18"/>
-          <w:szCs w:val="18"/>
-          <w:lang w:val="en-GB"/>
-        </w:rPr>
-        <w:t>a Git server</w:t>
-      </w:r>
-      <w:r>
-        <w:rPr>
-          <w:rFonts w:ascii="Verdana" w:hAnsi="Verdana"/>
-          <w:sz w:val="18"/>
-          <w:szCs w:val="18"/>
-          <w:lang w:val="en-GB"/>
-        </w:rPr>
-        <w:t xml:space="preserve">. Please clearly comment code to show us </w:t>
-      </w:r>
-      <w:r>
-        <w:rPr>
-          <w:rFonts w:ascii="Verdana" w:hAnsi="Verdana"/>
-          <w:sz w:val="18"/>
-          <w:szCs w:val="18"/>
-          <w:lang w:val="en-GB"/>
-        </w:rPr>
-        <w:t>which sections are</w:t>
-      </w:r>
-      <w:r>
-        <w:rPr>
-          <w:rFonts w:ascii="Verdana" w:hAnsi="Verdana"/>
-          <w:sz w:val="18"/>
-          <w:szCs w:val="18"/>
-          <w:lang w:val="en-GB"/>
-        </w:rPr>
-        <w:t xml:space="preserve"> your own</w:t>
-      </w:r>
-      <w:r>
-        <w:rPr>
-          <w:rFonts w:ascii="Verdana" w:hAnsi="Verdana"/>
-          <w:sz w:val="18"/>
-          <w:szCs w:val="18"/>
-          <w:lang w:val="en-GB"/>
-        </w:rPr>
-        <w:t>,</w:t>
-      </w:r>
-      <w:r>
-        <w:rPr>
-          <w:rFonts w:ascii="Verdana" w:hAnsi="Verdana"/>
-          <w:sz w:val="18"/>
-          <w:szCs w:val="18"/>
-          <w:lang w:val="en-GB"/>
-        </w:rPr>
-        <w:t xml:space="preserve"> and </w:t>
-      </w:r>
-      <w:r>
-        <w:rPr>
-          <w:rFonts w:ascii="Verdana" w:hAnsi="Verdana"/>
-          <w:sz w:val="18"/>
-          <w:szCs w:val="18"/>
-          <w:lang w:val="en-GB"/>
-        </w:rPr>
-        <w:t>which sections</w:t>
-      </w:r>
-      <w:r>
-        <w:rPr>
-          <w:rFonts w:ascii="Verdana" w:hAnsi="Verdana"/>
-          <w:sz w:val="18"/>
-          <w:szCs w:val="18"/>
-          <w:lang w:val="en-GB"/>
-        </w:rPr>
-        <w:t xml:space="preserve"> </w:t>
-      </w:r>
-      <w:r>
-        <w:rPr>
-          <w:rFonts w:ascii="Verdana" w:hAnsi="Verdana"/>
-          <w:sz w:val="18"/>
-          <w:szCs w:val="18"/>
-          <w:lang w:val="en-GB"/>
-        </w:rPr>
-        <w:t>stem</w:t>
-      </w:r>
-      <w:r>
-        <w:rPr>
-          <w:rFonts w:ascii="Verdana" w:hAnsi="Verdana"/>
-          <w:sz w:val="18"/>
-          <w:szCs w:val="18"/>
-          <w:lang w:val="en-GB"/>
-        </w:rPr>
-        <w:t xml:space="preserve"> from </w:t>
-      </w:r>
-      <w:r>
-        <w:rPr>
-          <w:rFonts w:ascii="Verdana" w:hAnsi="Verdana"/>
-          <w:sz w:val="18"/>
-          <w:szCs w:val="18"/>
-          <w:lang w:val="en-GB"/>
-        </w:rPr>
-        <w:t xml:space="preserve">demos, examples, </w:t>
-      </w:r>
-      <w:r>
-        <w:rPr>
-          <w:rFonts w:ascii="Verdana" w:hAnsi="Verdana"/>
-          <w:sz w:val="18"/>
-          <w:szCs w:val="18"/>
-          <w:lang w:val="en-GB"/>
-        </w:rPr>
-        <w:t>frameworks, libraries, OSS</w:t>
-      </w:r>
-      <w:r>
-        <w:rPr>
-          <w:rFonts w:ascii="Verdana" w:hAnsi="Verdana"/>
-          <w:sz w:val="18"/>
-          <w:szCs w:val="18"/>
-          <w:lang w:val="en-GB"/>
-        </w:rPr>
-        <w:t>, online stores, tutorials</w:t>
-      </w:r>
-      <w:r>
-        <w:rPr>
-          <w:rFonts w:ascii="Verdana" w:hAnsi="Verdana"/>
-          <w:sz w:val="18"/>
-          <w:szCs w:val="18"/>
-          <w:lang w:val="en-GB"/>
-        </w:rPr>
-        <w:t xml:space="preserve"> or elsewhere. </w:t>
-      </w:r>
-    </w:p>
-    <w:p>
-      <w:pPr>
-        <w:pStyle w:val="BodyText"/>
-        <w:rPr>
-          <w:rFonts w:ascii="Verdana" w:hAnsi="Verdana"/>
-          <w:sz w:val="18"/>
-          <w:szCs w:val="18"/>
-          <w:lang w:val="en-GB"/>
-        </w:rPr>
-      </w:pPr>
-      <w:r>
-        <w:rPr>
-          <w:rFonts w:ascii="Verdana" w:hAnsi="Verdana"/>
-          <w:sz w:val="18"/>
-          <w:szCs w:val="18"/>
-          <w:lang w:val="en-GB"/>
-        </w:rPr>
-        <w:t xml:space="preserve">If there is </w:t>
-      </w:r>
-      <w:r>
-        <w:rPr>
-          <w:rFonts w:ascii="Verdana" w:hAnsi="Verdana"/>
-          <w:sz w:val="18"/>
-          <w:szCs w:val="18"/>
-          <w:lang w:val="en-GB"/>
-        </w:rPr>
-        <w:t>a particular</w:t>
-      </w:r>
-      <w:r>
-        <w:rPr>
-          <w:rFonts w:ascii="Verdana" w:hAnsi="Verdana"/>
-          <w:sz w:val="18"/>
-          <w:szCs w:val="18"/>
-          <w:lang w:val="en-GB"/>
-        </w:rPr>
-        <w:t xml:space="preserve"> method for providing access to your project you will need to provide instructions here. </w:t>
-      </w:r>
-      <w:proofErr w:type="gramStart"/>
-      <w:r>
-        <w:rPr>
-          <w:rFonts w:ascii="Verdana" w:hAnsi="Verdana"/>
-          <w:sz w:val="18"/>
-          <w:szCs w:val="18"/>
-          <w:lang w:val="en-GB"/>
-        </w:rPr>
-        <w:t>Also</w:t>
-      </w:r>
-      <w:proofErr w:type="gramEnd"/>
-      <w:r>
-        <w:rPr>
-          <w:rFonts w:ascii="Verdana" w:hAnsi="Verdana"/>
-          <w:sz w:val="18"/>
-          <w:szCs w:val="18"/>
-          <w:lang w:val="en-GB"/>
-        </w:rPr>
-        <w:t xml:space="preserve"> if there is anything we need to know about the work that will not be self-explanatory, then also provide brief instructions here. </w:t>
+        <w:t xml:space="preserve"> method for providing access to your project you will need to provide instructions here. Also if there is anything we need to know about the work that will not be self-explanatory, then also provide brief instructions here. </w:t>
       </w:r>
       <w:r>
         <w:rPr>
@@ -2143,25 +2092,14 @@
           <w:szCs w:val="18"/>
         </w:rPr>
       </w:pPr>
-      <w:proofErr w:type="gramStart"/>
-      <w:r>
-        <w:rPr>
-          <w:rFonts w:ascii="Verdana" w:hAnsi="Verdana"/>
-          <w:color w:val="FF0000"/>
-          <w:sz w:val="18"/>
-          <w:szCs w:val="18"/>
-        </w:rPr>
-        <w:t>So</w:t>
-      </w:r>
-      <w:proofErr w:type="gramEnd"/>
-      <w:r>
-        <w:rPr>
-          <w:rFonts w:ascii="Verdana" w:hAnsi="Verdana"/>
-          <w:color w:val="FF0000"/>
-          <w:sz w:val="18"/>
-          <w:szCs w:val="18"/>
-        </w:rPr>
-        <w:t xml:space="preserve"> in this</w:t>
+      <w:r>
+        <w:rPr>
+          <w:rFonts w:ascii="Verdana" w:hAnsi="Verdana"/>
+          <w:color w:val="FF0000"/>
+          <w:sz w:val="18"/>
+          <w:szCs w:val="18"/>
+        </w:rPr>
+        <w:t>So in this</w:t>
       </w:r>
       <w:r>
         <w:rPr>
@@ -2634,27 +2572,7 @@
           <w:szCs w:val="18"/>
         </w:rPr>
         <w:lastRenderedPageBreak/>
-        <w:t xml:space="preserve">pattern recognition. </w:t>
-      </w:r>
-      <w:proofErr w:type="gramStart"/>
-      <w:r>
-        <w:rPr>
-          <w:rFonts w:ascii="Verdana" w:hAnsi="Verdana"/>
-          <w:bCs/>
-          <w:sz w:val="18"/>
-          <w:szCs w:val="18"/>
-        </w:rPr>
-        <w:t>With this in mind, the</w:t>
-      </w:r>
-      <w:proofErr w:type="gramEnd"/>
-      <w:r>
-        <w:rPr>
-          <w:rFonts w:ascii="Verdana" w:hAnsi="Verdana"/>
-          <w:bCs/>
-          <w:sz w:val="18"/>
-          <w:szCs w:val="18"/>
-        </w:rPr>
-        <w:t xml:space="preserve"> project came up with these questions to research in assisting the artifacts second iteration </w:t>
+        <w:t xml:space="preserve">pattern recognition. With this in mind, the project came up with these questions to research in assisting the artifacts second iteration </w:t>
       </w:r>
       <w:r>
         <w:rPr>
@@ -3404,15 +3322,15 @@
           <w:sz w:val="18"/>
           <w:szCs w:val="18"/>
         </w:rPr>
-        <w:t xml:space="preserve"> Learning models such as VARK </w:t>
-      </w:r>
-      <w:r>
-        <w:rPr>
-          <w:rFonts w:ascii="Verdana" w:hAnsi="Verdana"/>
-          <w:sz w:val="18"/>
-          <w:szCs w:val="18"/>
-        </w:rPr>
-        <w:t>Visual, Kinaesthetic</w:t>
+        <w:t xml:space="preserve"> Learning models such as VARK</w:t>
+      </w:r>
+      <w:r>
+        <w:rPr>
+          <w:rFonts w:ascii="Verdana" w:hAnsi="Verdana"/>
+          <w:sz w:val="18"/>
+          <w:szCs w:val="18"/>
+        </w:rPr>
+        <w:t>, which stands for Visual, Aural, Read/Write and Kinaesthetic (VARK, 2024) are another set of methods used for learning. Both areas include</w:t>
       </w:r>
       <w:r>
         <w:rPr>
@@ -3428,15 +3346,143 @@
           <w:sz w:val="18"/>
           <w:szCs w:val="18"/>
         </w:rPr>
-        <w:t xml:space="preserve">and Reading </w:t>
-      </w:r>
-      <w:r>
-        <w:rPr>
-          <w:rFonts w:ascii="Verdana" w:hAnsi="Verdana"/>
-          <w:sz w:val="18"/>
-          <w:szCs w:val="18"/>
-        </w:rPr>
-        <w:t xml:space="preserve">learning are the primary areas of study the project and artifact will be looking deeper into as they apply most heavily with this subject area. </w:t>
+        <w:t>Visual</w:t>
+      </w:r>
+      <w:r>
+        <w:rPr>
+          <w:rFonts w:ascii="Verdana" w:hAnsi="Verdana"/>
+          <w:sz w:val="18"/>
+          <w:szCs w:val="18"/>
+        </w:rPr>
+        <w:t xml:space="preserve"> and </w:t>
+      </w:r>
+      <w:r>
+        <w:rPr>
+          <w:rFonts w:ascii="Verdana" w:hAnsi="Verdana"/>
+          <w:sz w:val="18"/>
+          <w:szCs w:val="18"/>
+        </w:rPr>
+        <w:t>Kinaesthetic</w:t>
+      </w:r>
+      <w:r>
+        <w:rPr>
+          <w:rFonts w:ascii="Verdana" w:hAnsi="Verdana"/>
+          <w:sz w:val="18"/>
+          <w:szCs w:val="18"/>
+        </w:rPr>
+        <w:t xml:space="preserve"> </w:t>
+      </w:r>
+      <w:r>
+        <w:rPr>
+          <w:rFonts w:ascii="Verdana" w:hAnsi="Verdana"/>
+          <w:sz w:val="18"/>
+          <w:szCs w:val="18"/>
+        </w:rPr>
+        <w:t xml:space="preserve">learning </w:t>
+      </w:r>
+      <w:r>
+        <w:rPr>
+          <w:rFonts w:ascii="Verdana" w:hAnsi="Verdana"/>
+          <w:sz w:val="18"/>
+          <w:szCs w:val="18"/>
+        </w:rPr>
+        <w:t xml:space="preserve">as main components to </w:t>
+      </w:r>
+      <w:r>
+        <w:rPr>
+          <w:rFonts w:ascii="Verdana" w:hAnsi="Verdana"/>
+          <w:sz w:val="18"/>
+          <w:szCs w:val="18"/>
+        </w:rPr>
+        <w:t>learning and in such will be</w:t>
+      </w:r>
+      <w:r>
+        <w:rPr>
+          <w:rFonts w:ascii="Verdana" w:hAnsi="Verdana"/>
+          <w:sz w:val="18"/>
+          <w:szCs w:val="18"/>
+        </w:rPr>
+        <w:t xml:space="preserve"> the primary areas of study </w:t>
+      </w:r>
+      <w:r>
+        <w:rPr>
+          <w:rFonts w:ascii="Verdana" w:hAnsi="Verdana"/>
+          <w:sz w:val="18"/>
+          <w:szCs w:val="18"/>
+        </w:rPr>
+        <w:t xml:space="preserve">for </w:t>
+      </w:r>
+      <w:r>
+        <w:rPr>
+          <w:rFonts w:ascii="Verdana" w:hAnsi="Verdana"/>
+          <w:sz w:val="18"/>
+          <w:szCs w:val="18"/>
+        </w:rPr>
+        <w:t xml:space="preserve">the project and artifact as they apply most heavily with this subject area. </w:t>
+      </w:r>
+      <w:r>
+        <w:rPr>
+          <w:rFonts w:ascii="Verdana" w:hAnsi="Verdana"/>
+          <w:sz w:val="18"/>
+          <w:szCs w:val="18"/>
+        </w:rPr>
+        <w:t xml:space="preserve">Pattern recognition is also a topic related to the project. </w:t>
+      </w:r>
+      <w:r>
+        <w:rPr>
+          <w:rFonts w:ascii="Verdana" w:hAnsi="Verdana"/>
+          <w:sz w:val="18"/>
+          <w:szCs w:val="18"/>
+        </w:rPr>
+        <w:t>It</w:t>
+      </w:r>
+      <w:r>
+        <w:rPr>
+          <w:rFonts w:ascii="Verdana" w:hAnsi="Verdana"/>
+          <w:sz w:val="18"/>
+          <w:szCs w:val="18"/>
+        </w:rPr>
+        <w:t xml:space="preserve"> i</w:t>
+      </w:r>
+      <w:r>
+        <w:rPr>
+          <w:rFonts w:ascii="Verdana" w:hAnsi="Verdana"/>
+          <w:sz w:val="18"/>
+          <w:szCs w:val="18"/>
+        </w:rPr>
+        <w:t>s</w:t>
+      </w:r>
+      <w:r>
+        <w:rPr>
+          <w:rFonts w:ascii="Verdana" w:hAnsi="Verdana"/>
+          <w:sz w:val="18"/>
+          <w:szCs w:val="18"/>
+        </w:rPr>
+        <w:t xml:space="preserve"> </w:t>
+      </w:r>
+      <w:r>
+        <w:rPr>
+          <w:rFonts w:ascii="Verdana" w:hAnsi="Verdana"/>
+          <w:sz w:val="18"/>
+          <w:szCs w:val="18"/>
+        </w:rPr>
+        <w:t>the</w:t>
+      </w:r>
+      <w:r>
+        <w:rPr>
+          <w:rFonts w:ascii="Verdana" w:hAnsi="Verdana"/>
+          <w:sz w:val="18"/>
+          <w:szCs w:val="18"/>
+        </w:rPr>
+        <w:t xml:space="preserve"> ability to recognise patterns and is a key ability to problem solving and predicting future actions (Anon, n.d)</w:t>
+      </w:r>
+      <w:r>
+        <w:rPr>
+          <w:rFonts w:ascii="Verdana" w:hAnsi="Verdana"/>
+          <w:sz w:val="18"/>
+          <w:szCs w:val="18"/>
+        </w:rPr>
+        <w:t>.</w:t>
       </w:r>
     </w:p>
     <w:p>
@@ -3554,7 +3600,6 @@
         </w:rPr>
         <w:t xml:space="preserve">Martina A. Rau (2021) on “Visual Representations in Enhancing STEM Learning” </w:t>
       </w:r>
-      <w:proofErr w:type="gramStart"/>
       <w:r>
         <w:rPr>
           <w:rFonts w:ascii="Verdana" w:hAnsi="Verdana"/>
@@ -3569,16 +3614,7 @@
           <w:sz w:val="18"/>
           <w:szCs w:val="18"/>
         </w:rPr>
-        <w:t xml:space="preserve"> into</w:t>
-      </w:r>
-      <w:proofErr w:type="gramEnd"/>
-      <w:r>
-        <w:rPr>
-          <w:rFonts w:ascii="Verdana" w:hAnsi="Verdana"/>
-          <w:sz w:val="18"/>
-          <w:szCs w:val="18"/>
-        </w:rPr>
-        <w:t xml:space="preserve"> </w:t>
+        <w:t xml:space="preserve"> into </w:t>
       </w:r>
       <w:r>
         <w:rPr>
@@ -3688,25 +3724,16 @@
           <w:sz w:val="18"/>
           <w:szCs w:val="18"/>
         </w:rPr>
-        <w:t xml:space="preserve">Samba Recovery (2025) states that the human attention span is “only 8.25 seconds” and that it has decreased from 12 seconds in the past years. When using videos to teach information we can assume that the information taught </w:t>
-      </w:r>
-      <w:proofErr w:type="gramStart"/>
-      <w:r>
-        <w:rPr>
-          <w:rFonts w:ascii="Verdana" w:hAnsi="Verdana"/>
-          <w:sz w:val="18"/>
-          <w:szCs w:val="18"/>
-        </w:rPr>
-        <w:t>has to</w:t>
-      </w:r>
-      <w:proofErr w:type="gramEnd"/>
-      <w:r>
-        <w:rPr>
-          <w:rFonts w:ascii="Verdana" w:hAnsi="Verdana"/>
-          <w:sz w:val="18"/>
-          <w:szCs w:val="18"/>
-        </w:rPr>
-        <w:t xml:space="preserve"> be efficient to avoid the issue of the viewer losing interest. </w:t>
+        <w:t xml:space="preserve">Samba Recovery (2025) states that the human attention span is “only 8.25 seconds” and that it has decreased from 12 seconds in the past years. </w:t>
+      </w:r>
+      <w:r>
+        <w:rPr>
+          <w:rFonts w:ascii="Verdana" w:hAnsi="Verdana"/>
+          <w:sz w:val="18"/>
+          <w:szCs w:val="18"/>
+        </w:rPr>
+        <w:lastRenderedPageBreak/>
+        <w:t xml:space="preserve">When using videos to teach information we can assume that the information taught has to be efficient to avoid the issue of the viewer losing interest. </w:t>
       </w:r>
       <w:r>
         <w:rPr>
@@ -3748,16 +3775,7 @@
           <w:sz w:val="18"/>
           <w:szCs w:val="18"/>
         </w:rPr>
-        <w:t xml:space="preserve">They also found that with an increase in age, an increase in the average time </w:t>
-      </w:r>
-      <w:r>
-        <w:rPr>
-          <w:rFonts w:ascii="Verdana" w:hAnsi="Verdana"/>
-          <w:sz w:val="18"/>
-          <w:szCs w:val="18"/>
-        </w:rPr>
-        <w:lastRenderedPageBreak/>
-        <w:t>watching the video before losing interest increase strongly suggesting that with an increase in age there’s an increase in attention span.</w:t>
+        <w:t>They also found that with an increase in age, an increase in the average time watching the video before losing interest increase strongly suggesting that with an increase in age there’s an increase in attention span.</w:t>
       </w:r>
     </w:p>
     <w:p>
@@ -3801,25 +3819,7 @@
           <w:sz w:val="18"/>
           <w:szCs w:val="18"/>
         </w:rPr>
-        <w:t xml:space="preserve">that having a visual stimulant such as an image or video can greatly increase a person’s ability to understand new information that is being presented. Visual images and videos can also be capable of assisting the reading side of learning, which will be </w:t>
-      </w:r>
-      <w:proofErr w:type="gramStart"/>
-      <w:r>
-        <w:rPr>
-          <w:rFonts w:ascii="Verdana" w:hAnsi="Verdana"/>
-          <w:sz w:val="18"/>
-          <w:szCs w:val="18"/>
-        </w:rPr>
-        <w:t>looked into</w:t>
-      </w:r>
-      <w:proofErr w:type="gramEnd"/>
-      <w:r>
-        <w:rPr>
-          <w:rFonts w:ascii="Verdana" w:hAnsi="Verdana"/>
-          <w:sz w:val="18"/>
-          <w:szCs w:val="18"/>
-        </w:rPr>
-        <w:t xml:space="preserve"> later, through text being shown with the most effective method being the visual help and text information presented together as proven in Alexander Eitel </w:t>
+        <w:t xml:space="preserve">that having a visual stimulant such as an image or video can greatly increase a person’s ability to understand new information that is being presented. Visual images and videos can also be capable of assisting the reading side of learning, which will be looked into later, through text being shown with the most effective method being the visual help and text information presented together as proven in Alexander Eitel </w:t>
       </w:r>
       <w:r>
         <w:rPr>
@@ -3911,8 +3911,140 @@
           <w:sz w:val="18"/>
           <w:szCs w:val="18"/>
         </w:rPr>
-        <w:t xml:space="preserve">subject being taught opposed to the example of learning in a lecture. Bay Atlantic University (2024) gives the example of how a visual learner would learn and understand how wind turbines work through video format while a kinaesthetic learner would produce a physical artifact to create similarities between the model and real life. </w:t>
-      </w:r>
+        <w:t xml:space="preserve">subject being taught </w:t>
+      </w:r>
+      <w:r>
+        <w:rPr>
+          <w:rFonts w:ascii="Verdana" w:hAnsi="Verdana"/>
+          <w:sz w:val="18"/>
+          <w:szCs w:val="18"/>
+        </w:rPr>
+        <w:t xml:space="preserve">and often described as “hands-on learners” (SimpleK12 Staff, 2025), </w:t>
+      </w:r>
+      <w:r>
+        <w:rPr>
+          <w:rFonts w:ascii="Verdana" w:hAnsi="Verdana"/>
+          <w:sz w:val="18"/>
+          <w:szCs w:val="18"/>
+        </w:rPr>
+        <w:t xml:space="preserve">opposed to the example of learning in a lecture. </w:t>
+      </w:r>
+      <w:r>
+        <w:rPr>
+          <w:rFonts w:ascii="Verdana" w:hAnsi="Verdana"/>
+          <w:sz w:val="18"/>
+          <w:szCs w:val="18"/>
+        </w:rPr>
+        <w:t>Around 5% of people are kinaesthetic learners compared to the larger 65% of visual learners (</w:t>
+      </w:r>
+      <w:r>
+        <w:rPr>
+          <w:rFonts w:ascii="Verdana" w:hAnsi="Verdana"/>
+          <w:sz w:val="18"/>
+          <w:szCs w:val="18"/>
+        </w:rPr>
+        <w:t>Alina-Mihaela Busan</w:t>
+      </w:r>
+      <w:r>
+        <w:rPr>
+          <w:rFonts w:ascii="Verdana" w:hAnsi="Verdana"/>
+          <w:sz w:val="18"/>
+          <w:szCs w:val="18"/>
+        </w:rPr>
+        <w:t>, 2014)</w:t>
+      </w:r>
+      <w:r>
+        <w:rPr>
+          <w:rFonts w:ascii="Verdana" w:hAnsi="Verdana"/>
+          <w:sz w:val="18"/>
+          <w:szCs w:val="18"/>
+        </w:rPr>
+        <w:t xml:space="preserve"> however another study by </w:t>
+      </w:r>
+      <w:r>
+        <w:rPr>
+          <w:rFonts w:ascii="Verdana" w:hAnsi="Verdana"/>
+          <w:sz w:val="18"/>
+          <w:szCs w:val="18"/>
+        </w:rPr>
+        <w:t>Clemmy Ralph</w:t>
+      </w:r>
+      <w:r>
+        <w:rPr>
+          <w:rFonts w:ascii="Verdana" w:hAnsi="Verdana"/>
+          <w:sz w:val="18"/>
+          <w:szCs w:val="18"/>
+        </w:rPr>
+        <w:t xml:space="preserve"> (2022) found that over 60% of their participants who were over 30 years old said they were kinaesthetic learners</w:t>
+      </w:r>
+      <w:r>
+        <w:rPr>
+          <w:rFonts w:ascii="Verdana" w:hAnsi="Verdana"/>
+          <w:sz w:val="18"/>
+          <w:szCs w:val="18"/>
+        </w:rPr>
+        <w:t>.</w:t>
+      </w:r>
+      <w:r>
+        <w:rPr>
+          <w:rFonts w:ascii="Verdana" w:hAnsi="Verdana"/>
+          <w:sz w:val="18"/>
+          <w:szCs w:val="18"/>
+        </w:rPr>
+        <w:t xml:space="preserve"> The large discrepancy between these two reports </w:t>
+      </w:r>
+      <w:r>
+        <w:rPr>
+          <w:rFonts w:ascii="Verdana" w:hAnsi="Verdana"/>
+          <w:sz w:val="18"/>
+          <w:szCs w:val="18"/>
+        </w:rPr>
+        <w:t>is</w:t>
+      </w:r>
+      <w:r>
+        <w:rPr>
+          <w:rFonts w:ascii="Verdana" w:hAnsi="Verdana"/>
+          <w:sz w:val="18"/>
+          <w:szCs w:val="18"/>
+        </w:rPr>
+        <w:t xml:space="preserve"> possibly down to different sample sizes.</w:t>
+      </w:r>
+      <w:r>
+        <w:rPr>
+          <w:rFonts w:ascii="Verdana" w:hAnsi="Verdana"/>
+          <w:sz w:val="18"/>
+          <w:szCs w:val="18"/>
+        </w:rPr>
+        <w:t xml:space="preserve"> </w:t>
+      </w:r>
+      <w:r>
+        <w:rPr>
+          <w:rFonts w:ascii="Verdana" w:hAnsi="Verdana"/>
+          <w:sz w:val="18"/>
+          <w:szCs w:val="18"/>
+        </w:rPr>
+        <w:t xml:space="preserve">Bay Atlantic University (2024) gives the example of how a visual learner would learn and understand how wind turbines work through video format while a kinaesthetic learner would produce a physical artifact to create similarities between the model and real life. </w:t>
+      </w:r>
+    </w:p>
+    <w:p>
+      <w:pPr>
+        <w:jc w:val="both"/>
+        <w:rPr>
+          <w:rFonts w:ascii="Verdana" w:hAnsi="Verdana"/>
+          <w:sz w:val="18"/>
+          <w:szCs w:val="18"/>
+        </w:rPr>
+      </w:pPr>
+    </w:p>
+    <w:p>
+      <w:pPr>
+        <w:jc w:val="both"/>
+        <w:rPr>
+          <w:rFonts w:ascii="Verdana" w:hAnsi="Verdana"/>
+          <w:sz w:val="18"/>
+          <w:szCs w:val="18"/>
+        </w:rPr>
+      </w:pPr>
       <w:r>
         <w:rPr>
           <w:rFonts w:ascii="Verdana" w:hAnsi="Verdana"/>
@@ -3953,7 +4085,365 @@
           <w:sz w:val="18"/>
           <w:szCs w:val="18"/>
         </w:rPr>
-        <w:t xml:space="preserve">were able to interact with models to give a broader understanding of each item. </w:t>
+        <w:t xml:space="preserve">were able to interact with models to give a broader understanding of each </w:t>
+      </w:r>
+      <w:r>
+        <w:rPr>
+          <w:rFonts w:ascii="Verdana" w:hAnsi="Verdana"/>
+          <w:sz w:val="18"/>
+          <w:szCs w:val="18"/>
+        </w:rPr>
+        <w:t xml:space="preserve">item. </w:t>
+      </w:r>
+      <w:r>
+        <w:rPr>
+          <w:rFonts w:ascii="Verdana" w:hAnsi="Verdana"/>
+          <w:sz w:val="18"/>
+          <w:szCs w:val="18"/>
+        </w:rPr>
+        <w:t xml:space="preserve">While the use of kinaesthetic learning with these students </w:t>
+      </w:r>
+      <w:r>
+        <w:rPr>
+          <w:rFonts w:ascii="Verdana" w:hAnsi="Verdana"/>
+          <w:sz w:val="18"/>
+          <w:szCs w:val="18"/>
+        </w:rPr>
+        <w:t>came with</w:t>
+      </w:r>
+      <w:r>
+        <w:rPr>
+          <w:rFonts w:ascii="Verdana" w:hAnsi="Verdana"/>
+          <w:sz w:val="18"/>
+          <w:szCs w:val="18"/>
+        </w:rPr>
+        <w:t xml:space="preserve"> positive </w:t>
+      </w:r>
+      <w:r>
+        <w:rPr>
+          <w:rFonts w:ascii="Verdana" w:hAnsi="Verdana"/>
+          <w:sz w:val="18"/>
+          <w:szCs w:val="18"/>
+        </w:rPr>
+        <w:t xml:space="preserve">reception, </w:t>
+      </w:r>
+      <w:r>
+        <w:rPr>
+          <w:rFonts w:ascii="Verdana" w:hAnsi="Verdana"/>
+          <w:sz w:val="18"/>
+          <w:szCs w:val="18"/>
+        </w:rPr>
+        <w:t>the issue</w:t>
+      </w:r>
+      <w:r>
+        <w:rPr>
+          <w:rFonts w:ascii="Verdana" w:hAnsi="Verdana"/>
+          <w:sz w:val="18"/>
+          <w:szCs w:val="18"/>
+        </w:rPr>
+        <w:t>s</w:t>
+      </w:r>
+      <w:r>
+        <w:rPr>
+          <w:rFonts w:ascii="Verdana" w:hAnsi="Verdana"/>
+          <w:sz w:val="18"/>
+          <w:szCs w:val="18"/>
+        </w:rPr>
+        <w:t xml:space="preserve"> cannot be ignored </w:t>
+      </w:r>
+      <w:r>
+        <w:rPr>
+          <w:rFonts w:ascii="Verdana" w:hAnsi="Verdana"/>
+          <w:sz w:val="18"/>
+          <w:szCs w:val="18"/>
+        </w:rPr>
+        <w:t>when</w:t>
+      </w:r>
+      <w:r>
+        <w:rPr>
+          <w:rFonts w:ascii="Verdana" w:hAnsi="Verdana"/>
+          <w:sz w:val="18"/>
+          <w:szCs w:val="18"/>
+        </w:rPr>
+        <w:t xml:space="preserve"> this method is conducted incorrectly such as “Students can quickly transition an activity to an unproductive tangent” </w:t>
+      </w:r>
+      <w:r>
+        <w:rPr>
+          <w:rFonts w:ascii="Verdana" w:hAnsi="Verdana"/>
+          <w:sz w:val="18"/>
+          <w:szCs w:val="18"/>
+        </w:rPr>
+        <w:t xml:space="preserve">discovered by Joe </w:t>
+      </w:r>
+      <w:r>
+        <w:rPr>
+          <w:rFonts w:ascii="Verdana" w:hAnsi="Verdana"/>
+          <w:sz w:val="18"/>
+          <w:szCs w:val="18"/>
+        </w:rPr>
+        <w:t>Tranquillo</w:t>
+      </w:r>
+      <w:r>
+        <w:rPr>
+          <w:rFonts w:ascii="Verdana" w:hAnsi="Verdana"/>
+          <w:sz w:val="18"/>
+          <w:szCs w:val="18"/>
+        </w:rPr>
+        <w:t xml:space="preserve"> (2008)</w:t>
+      </w:r>
+      <w:r>
+        <w:rPr>
+          <w:rFonts w:ascii="Verdana" w:hAnsi="Verdana"/>
+          <w:sz w:val="18"/>
+          <w:szCs w:val="18"/>
+        </w:rPr>
+        <w:t xml:space="preserve"> in a study on Kinaesthetic Learning in the Classroom</w:t>
+      </w:r>
+      <w:r>
+        <w:rPr>
+          <w:rFonts w:ascii="Verdana" w:hAnsi="Verdana"/>
+          <w:sz w:val="18"/>
+          <w:szCs w:val="18"/>
+        </w:rPr>
+        <w:t xml:space="preserve">. </w:t>
+      </w:r>
+      <w:r>
+        <w:rPr>
+          <w:rFonts w:ascii="Verdana" w:hAnsi="Verdana"/>
+          <w:sz w:val="18"/>
+          <w:szCs w:val="18"/>
+        </w:rPr>
+        <w:t>Positive feedback from students implies the effectiveness of this method of learning however saleability was mentioned as a key issue.</w:t>
+      </w:r>
+      <w:r>
+        <w:rPr>
+          <w:rFonts w:ascii="Verdana" w:hAnsi="Verdana"/>
+          <w:sz w:val="18"/>
+          <w:szCs w:val="18"/>
+        </w:rPr>
+        <w:t xml:space="preserve"> Another paper by </w:t>
+      </w:r>
+      <w:r>
+        <w:rPr>
+          <w:rFonts w:ascii="Verdana" w:hAnsi="Verdana"/>
+          <w:sz w:val="18"/>
+          <w:szCs w:val="18"/>
+        </w:rPr>
+        <w:t>Sarah N</w:t>
+      </w:r>
+      <w:r>
+        <w:rPr>
+          <w:rFonts w:ascii="Verdana" w:hAnsi="Verdana"/>
+          <w:sz w:val="18"/>
+          <w:szCs w:val="18"/>
+        </w:rPr>
+        <w:t xml:space="preserve"> and </w:t>
+      </w:r>
+      <w:r>
+        <w:rPr>
+          <w:rFonts w:ascii="Verdana" w:hAnsi="Verdana"/>
+          <w:sz w:val="18"/>
+          <w:szCs w:val="18"/>
+        </w:rPr>
+        <w:t>Brin G</w:t>
+      </w:r>
+      <w:r>
+        <w:rPr>
+          <w:rFonts w:ascii="Verdana" w:hAnsi="Verdana"/>
+          <w:sz w:val="18"/>
+          <w:szCs w:val="18"/>
+        </w:rPr>
+        <w:t xml:space="preserve"> (2022) looked into how art-based kinaesthetic activities impacted college classrooms. The results amounted in a higher and more positive perception of the topic along side a higher retention of information. </w:t>
+      </w:r>
+    </w:p>
+    <w:p>
+      <w:pPr>
+        <w:jc w:val="both"/>
+        <w:rPr>
+          <w:rFonts w:ascii="Verdana" w:hAnsi="Verdana"/>
+          <w:sz w:val="18"/>
+          <w:szCs w:val="18"/>
+        </w:rPr>
+      </w:pPr>
+    </w:p>
+    <w:p>
+      <w:pPr>
+        <w:jc w:val="both"/>
+        <w:rPr>
+          <w:rFonts w:ascii="Verdana" w:hAnsi="Verdana"/>
+          <w:sz w:val="18"/>
+          <w:szCs w:val="18"/>
+        </w:rPr>
+      </w:pPr>
+      <w:r>
+        <w:rPr>
+          <w:rFonts w:ascii="Verdana" w:hAnsi="Verdana"/>
+          <w:sz w:val="18"/>
+          <w:szCs w:val="18"/>
+        </w:rPr>
+        <w:t>Applying the knowledge of the research to the context of the project, the use of</w:t>
+      </w:r>
+      <w:r>
+        <w:rPr>
+          <w:rFonts w:ascii="Verdana" w:hAnsi="Verdana"/>
+          <w:sz w:val="18"/>
+          <w:szCs w:val="18"/>
+        </w:rPr>
+        <w:t xml:space="preserve"> kinaesthetic learning can be used in way to teach players mechanics</w:t>
+      </w:r>
+      <w:r>
+        <w:rPr>
+          <w:rFonts w:ascii="Verdana" w:hAnsi="Verdana"/>
+          <w:sz w:val="18"/>
+          <w:szCs w:val="18"/>
+        </w:rPr>
+        <w:t xml:space="preserve"> by making them partake in the activity being taught to them letting them complete a challenge involving this learning type. </w:t>
+      </w:r>
+      <w:r>
+        <w:rPr>
+          <w:rFonts w:ascii="Verdana" w:hAnsi="Verdana"/>
+          <w:sz w:val="18"/>
+          <w:szCs w:val="18"/>
+        </w:rPr>
+        <w:t>Veli-Matti Karhulahti</w:t>
+      </w:r>
+      <w:r>
+        <w:rPr>
+          <w:rFonts w:ascii="Verdana" w:hAnsi="Verdana"/>
+          <w:sz w:val="18"/>
+          <w:szCs w:val="18"/>
+        </w:rPr>
+        <w:t xml:space="preserve"> (2013) mentions how “A pitfall is hidden in ‘kinesthetics’ too” with the physical actions of the player being half the learning experience as when coming into contact with a </w:t>
+      </w:r>
+      <w:r>
+        <w:rPr>
+          <w:rFonts w:ascii="Verdana" w:hAnsi="Verdana"/>
+          <w:sz w:val="18"/>
+          <w:szCs w:val="18"/>
+        </w:rPr>
+        <w:t>hazardous area, such as ones in New Super Mario Bros (Nintendo, 2006) a 2D side scroller where the player can fall to a loss if they miss jumping to a platform, they will take damage or lose allowing the world to show a learning experience. This relates to the project artifact as the process of dying to the spikes in game teaches the player to avoid those areas</w:t>
+      </w:r>
+      <w:r>
+        <w:rPr>
+          <w:rFonts w:ascii="Verdana" w:hAnsi="Verdana"/>
+          <w:sz w:val="18"/>
+          <w:szCs w:val="18"/>
+        </w:rPr>
+        <w:t xml:space="preserve">. </w:t>
+      </w:r>
+    </w:p>
+    <w:p>
+      <w:pPr>
+        <w:jc w:val="both"/>
+        <w:rPr>
+          <w:rFonts w:ascii="Verdana" w:hAnsi="Verdana"/>
+          <w:sz w:val="18"/>
+          <w:szCs w:val="18"/>
+        </w:rPr>
+      </w:pPr>
+    </w:p>
+    <w:p>
+      <w:pPr>
+        <w:jc w:val="both"/>
+        <w:rPr>
+          <w:rFonts w:ascii="Verdana" w:hAnsi="Verdana"/>
+          <w:b/>
+          <w:bCs/>
+          <w:sz w:val="18"/>
+          <w:szCs w:val="18"/>
+        </w:rPr>
+      </w:pPr>
+      <w:r>
+        <w:rPr>
+          <w:rFonts w:ascii="Verdana" w:hAnsi="Verdana"/>
+          <w:b/>
+          <w:bCs/>
+          <w:sz w:val="18"/>
+          <w:szCs w:val="18"/>
+        </w:rPr>
+        <w:t>3.3 Pattern Recognition</w:t>
+      </w:r>
+    </w:p>
+    <w:p>
+      <w:pPr>
+        <w:rPr>
+          <w:rFonts w:ascii="Verdana" w:hAnsi="Verdana"/>
+          <w:sz w:val="18"/>
+          <w:szCs w:val="18"/>
+        </w:rPr>
+      </w:pPr>
+      <w:r>
+        <w:rPr>
+          <w:rFonts w:ascii="Verdana" w:hAnsi="Verdana"/>
+          <w:sz w:val="18"/>
+          <w:szCs w:val="18"/>
+        </w:rPr>
+        <w:t>Theodoridis</w:t>
+      </w:r>
+      <w:r>
+        <w:t xml:space="preserve">, S and </w:t>
+      </w:r>
+      <w:r>
+        <w:rPr>
+          <w:rFonts w:ascii="Verdana" w:hAnsi="Verdana"/>
+          <w:sz w:val="18"/>
+          <w:szCs w:val="18"/>
+        </w:rPr>
+        <w:t>Koutroumbas</w:t>
+      </w:r>
+      <w:r>
+        <w:rPr>
+          <w:rFonts w:ascii="Verdana" w:hAnsi="Verdana"/>
+          <w:sz w:val="18"/>
+          <w:szCs w:val="18"/>
+        </w:rPr>
+        <w:t>, K (200</w:t>
+      </w:r>
+      <w:r>
+        <w:rPr>
+          <w:rFonts w:ascii="Verdana" w:hAnsi="Verdana"/>
+          <w:sz w:val="18"/>
+          <w:szCs w:val="18"/>
+        </w:rPr>
+        <w:t xml:space="preserve">6) describe pattern recognition as “the scientific discipline whose goal is the classification of </w:t>
+      </w:r>
+      <w:r>
+        <w:rPr>
+          <w:rFonts w:ascii="Verdana" w:hAnsi="Verdana"/>
+          <w:sz w:val="18"/>
+          <w:szCs w:val="18"/>
+        </w:rPr>
+        <w:t>object into a number of categories and classes”.</w:t>
+      </w:r>
+      <w:r>
+        <w:rPr>
+          <w:rFonts w:ascii="Verdana" w:hAnsi="Verdana"/>
+          <w:sz w:val="18"/>
+          <w:szCs w:val="18"/>
+        </w:rPr>
+        <w:t xml:space="preserve"> While Theodoridis, S</w:t>
+      </w:r>
+      <w:r>
+        <w:t xml:space="preserve"> </w:t>
+      </w:r>
+      <w:r>
+        <w:t xml:space="preserve">and </w:t>
+      </w:r>
+      <w:r>
+        <w:rPr>
+          <w:rFonts w:ascii="Verdana" w:hAnsi="Verdana"/>
+          <w:sz w:val="18"/>
+          <w:szCs w:val="18"/>
+        </w:rPr>
+        <w:t>Koutroumbas, K</w:t>
+      </w:r>
+      <w:r>
+        <w:rPr>
+          <w:rFonts w:ascii="Verdana" w:hAnsi="Verdana"/>
+          <w:sz w:val="18"/>
+          <w:szCs w:val="18"/>
+        </w:rPr>
+        <w:t xml:space="preserve"> book into pattern recognition looks into the machine learning side of this topic, it can be applied to human thinking as the brains ability to process and store information (Anon, 2024).</w:t>
       </w:r>
     </w:p>
     <w:p>
@@ -4461,7 +4951,18 @@
             <w:sz w:val="18"/>
             <w:szCs w:val="18"/>
           </w:rPr>
-          <w:t>television programmes</w:t>
+          <w:t xml:space="preserve">television </w:t>
+        </w:r>
+        <w:r>
+          <w:rPr>
+            <w:rStyle w:val="Hyperlink"/>
+            <w:rFonts w:ascii="Verdana" w:eastAsia="Times New Roman" w:hAnsi="Verdana" w:cs="Times New Roman"/>
+            <w:color w:val="FF0000"/>
+            <w:sz w:val="18"/>
+            <w:szCs w:val="18"/>
+          </w:rPr>
+          <w:lastRenderedPageBreak/>
+          <w:t>programmes</w:t>
         </w:r>
       </w:hyperlink>
       <w:r>
@@ -4894,16 +5395,15 @@
           <w:sz w:val="18"/>
           <w:szCs w:val="18"/>
         </w:rPr>
-        <w:t xml:space="preserve"> from the day of the test to 2 weeks after for any reason. Once the marks from the module are received all data accessible to the researcher will </w:t>
-      </w:r>
-      <w:r>
-        <w:rPr>
-          <w:rFonts w:ascii="Verdana" w:hAnsi="Verdana"/>
-          <w:sz w:val="18"/>
-          <w:szCs w:val="18"/>
-        </w:rPr>
-        <w:lastRenderedPageBreak/>
-        <w:t>be permanently destroyed with only anonymous quotes being left in the report itself. Due to the test being brought to the participant in the form of a laptop the tester will be able to pick a place they feel comfortable doing it in. The risks of injury or harm to the test are virtually non-existent due to this fact alongside there being no physical requirements. The tester can also request breaks and can pause the game at any time or stop the test entirely when requested.</w:t>
+        <w:t xml:space="preserve"> from the day of the test to 2 weeks after for any reason. Once the marks from the module are received all data accessible to the researcher will be permanently destroyed with only anonymous </w:t>
+      </w:r>
+      <w:r>
+        <w:rPr>
+          <w:rFonts w:ascii="Verdana" w:hAnsi="Verdana"/>
+          <w:sz w:val="18"/>
+          <w:szCs w:val="18"/>
+        </w:rPr>
+        <w:t>quotes being left in the report itself. Due to the test being brought to the participant in the form of a laptop the tester will be able to pick a place they feel comfortable doing it in. The risks of injury or harm to the test are virtually non-existent due to this fact alongside there being no physical requirements. The tester can also request breaks and can pause the game at any time or stop the test entirely when requested.</w:t>
       </w:r>
     </w:p>
     <w:p>
@@ -5878,43 +6378,7 @@
           <w:sz w:val="18"/>
           <w:szCs w:val="18"/>
         </w:rPr>
-        <w:t xml:space="preserve">The artifact is a 2D side scroller with some verticality </w:t>
-      </w:r>
-      <w:proofErr w:type="gramStart"/>
-      <w:r>
-        <w:rPr>
-          <w:rFonts w:ascii="Verdana" w:hAnsi="Verdana"/>
-          <w:sz w:val="18"/>
-          <w:szCs w:val="18"/>
-        </w:rPr>
-        <w:t>similar to</w:t>
-      </w:r>
-      <w:proofErr w:type="gramEnd"/>
-      <w:r>
-        <w:rPr>
-          <w:rFonts w:ascii="Verdana" w:hAnsi="Verdana"/>
-          <w:sz w:val="18"/>
-          <w:szCs w:val="18"/>
-        </w:rPr>
-        <w:t xml:space="preserve"> the likes of Mario (Nintendo</w:t>
-      </w:r>
-      <w:proofErr w:type="gramStart"/>
-      <w:r>
-        <w:rPr>
-          <w:rFonts w:ascii="Verdana" w:hAnsi="Verdana"/>
-          <w:sz w:val="18"/>
-          <w:szCs w:val="18"/>
-        </w:rPr>
-        <w:t>, )</w:t>
-      </w:r>
-      <w:proofErr w:type="gramEnd"/>
-      <w:r>
-        <w:rPr>
-          <w:rFonts w:ascii="Verdana" w:hAnsi="Verdana"/>
-          <w:sz w:val="18"/>
-          <w:szCs w:val="18"/>
-        </w:rPr>
-        <w:t xml:space="preserve"> </w:t>
+        <w:t xml:space="preserve">The artifact is a 2D side scroller with some verticality similar to the likes of Mario (Nintendo, ) </w:t>
       </w:r>
     </w:p>
     <w:p>
@@ -5966,6 +6430,7 @@
           <w:sz w:val="18"/>
           <w:szCs w:val="18"/>
         </w:rPr>
+        <w:lastRenderedPageBreak/>
         <w:t>------------------------------------------------------</w:t>
       </w:r>
     </w:p>
@@ -6296,27 +6761,7 @@
           <w:sz w:val="18"/>
           <w:szCs w:val="18"/>
         </w:rPr>
-        <w:t xml:space="preserve"> to your reader when one topic / stage is </w:t>
-      </w:r>
-      <w:proofErr w:type="gramStart"/>
-      <w:r>
-        <w:rPr>
-          <w:rFonts w:ascii="Verdana" w:hAnsi="Verdana"/>
-          <w:color w:val="FF0000"/>
-          <w:sz w:val="18"/>
-          <w:szCs w:val="18"/>
-        </w:rPr>
-        <w:t>done</w:t>
-      </w:r>
-      <w:proofErr w:type="gramEnd"/>
-      <w:r>
-        <w:rPr>
-          <w:rFonts w:ascii="Verdana" w:hAnsi="Verdana"/>
-          <w:color w:val="FF0000"/>
-          <w:sz w:val="18"/>
-          <w:szCs w:val="18"/>
-        </w:rPr>
-        <w:t xml:space="preserve"> and the next one starts</w:t>
+        <w:t xml:space="preserve"> to your reader when one topic / stage is done and the next one starts</w:t>
       </w:r>
       <w:r>
         <w:rPr>
@@ -7736,27 +8181,7 @@
           <w:szCs w:val="18"/>
         </w:rPr>
         <w:br/>
-        <w:t>For short code examples please use Courier Regular, 9pt. &lt;</w:t>
-      </w:r>
-      <w:proofErr w:type="spellStart"/>
-      <w:r>
-        <w:rPr>
-          <w:rFonts w:ascii="Courier" w:hAnsi="Courier"/>
-          <w:color w:val="FF0000"/>
-          <w:sz w:val="18"/>
-          <w:szCs w:val="18"/>
-        </w:rPr>
-        <w:t>br</w:t>
-      </w:r>
-      <w:proofErr w:type="spellEnd"/>
-      <w:r>
-        <w:rPr>
-          <w:rFonts w:ascii="Courier" w:hAnsi="Courier"/>
-          <w:color w:val="FF0000"/>
-          <w:sz w:val="18"/>
-          <w:szCs w:val="18"/>
-        </w:rPr>
-        <w:t xml:space="preserve"> /&gt; </w:t>
+        <w:t xml:space="preserve">For short code examples please use Courier Regular, 9pt. &lt;br /&gt; </w:t>
       </w:r>
       <w:r>
         <w:rPr>
@@ -8020,7 +8445,7 @@
                         <a:effectLst/>
                         <a:extLst>
                           <a:ext uri="{C572A759-6A51-4108-AA02-DFA0A04FC94B}">
-                            <ma14:wrappingTextBoxFlag xmlns:ma14="http://schemas.microsoft.com/office/mac/drawingml/2011/main" xmlns:w="http://schemas.openxmlformats.org/wordprocessingml/2006/main" xmlns:w10="urn:schemas-microsoft-com:office:word" xmlns:v="urn:schemas-microsoft-com:vml" xmlns:o="urn:schemas-microsoft-com:office:office" xmlns:mv="urn:schemas-microsoft-com:mac:vml" xmlns:mo="http://schemas.microsoft.com/office/mac/office/2008/main" xmlns=""/>
+                            <ma14:wrappingTextBoxFlag xmlns="" xmlns:mo="http://schemas.microsoft.com/office/mac/office/2008/main" xmlns:mv="urn:schemas-microsoft-com:mac:vml" xmlns:o="urn:schemas-microsoft-com:office:office" xmlns:v="urn:schemas-microsoft-com:vml" xmlns:w10="urn:schemas-microsoft-com:office:word" xmlns:w="http://schemas.openxmlformats.org/wordprocessingml/2006/main" xmlns:ma14="http://schemas.microsoft.com/office/mac/drawingml/2011/main"/>
                           </a:ext>
                         </a:extLst>
                       </wps:spPr>
@@ -9040,25 +9465,7 @@
           <w:sz w:val="18"/>
           <w:szCs w:val="18"/>
         </w:rPr>
-        <w:t xml:space="preserve"> in a professional </w:t>
-      </w:r>
-      <w:proofErr w:type="gramStart"/>
-      <w:r>
-        <w:rPr>
-          <w:rFonts w:ascii="Verdana" w:hAnsi="Verdana"/>
-          <w:sz w:val="18"/>
-          <w:szCs w:val="18"/>
-        </w:rPr>
-        <w:t>sense;</w:t>
-      </w:r>
-      <w:proofErr w:type="gramEnd"/>
-      <w:r>
-        <w:rPr>
-          <w:rFonts w:ascii="Verdana" w:hAnsi="Verdana"/>
-          <w:sz w:val="18"/>
-          <w:szCs w:val="18"/>
-        </w:rPr>
-        <w:t xml:space="preserve"> e.g. have you discovered </w:t>
+        <w:t xml:space="preserve"> in a professional sense; e.g. have you discovered </w:t>
       </w:r>
       <w:r>
         <w:rPr>
@@ -9383,13 +9790,15 @@
         <w:jc w:val="both"/>
         <w:rPr>
           <w:rFonts w:ascii="Verdana" w:hAnsi="Verdana"/>
-          <w:sz w:val="18"/>
-          <w:szCs w:val="18"/>
-        </w:rPr>
-      </w:pPr>
-      <w:r>
-        <w:rPr>
-          <w:rFonts w:ascii="Verdana" w:hAnsi="Verdana"/>
+          <w:color w:val="FF0000"/>
+          <w:sz w:val="18"/>
+          <w:szCs w:val="18"/>
+        </w:rPr>
+      </w:pPr>
+      <w:r>
+        <w:rPr>
+          <w:rFonts w:ascii="Verdana" w:hAnsi="Verdana"/>
+          <w:color w:val="FF0000"/>
           <w:sz w:val="18"/>
           <w:szCs w:val="18"/>
         </w:rPr>
@@ -9398,6 +9807,7 @@
       <w:r>
         <w:rPr>
           <w:rFonts w:ascii="Verdana" w:hAnsi="Verdana"/>
+          <w:color w:val="FF0000"/>
           <w:sz w:val="18"/>
           <w:szCs w:val="18"/>
         </w:rPr>
@@ -9406,6 +9816,7 @@
       <w:r>
         <w:rPr>
           <w:rFonts w:ascii="Verdana" w:hAnsi="Verdana"/>
+          <w:color w:val="FF0000"/>
           <w:sz w:val="18"/>
           <w:szCs w:val="18"/>
         </w:rPr>
@@ -9414,6 +9825,7 @@
       <w:r>
         <w:rPr>
           <w:rFonts w:ascii="Verdana" w:hAnsi="Verdana"/>
+          <w:color w:val="FF0000"/>
           <w:sz w:val="18"/>
           <w:szCs w:val="18"/>
         </w:rPr>
@@ -9422,6 +9834,7 @@
       <w:r>
         <w:rPr>
           <w:rFonts w:ascii="Verdana" w:hAnsi="Verdana"/>
+          <w:color w:val="FF0000"/>
           <w:sz w:val="18"/>
           <w:szCs w:val="18"/>
         </w:rPr>
@@ -9430,6 +9843,7 @@
       <w:r>
         <w:rPr>
           <w:rFonts w:ascii="Verdana" w:hAnsi="Verdana"/>
+          <w:color w:val="FF0000"/>
           <w:sz w:val="18"/>
           <w:szCs w:val="18"/>
         </w:rPr>
@@ -9441,6 +9855,7 @@
         <w:jc w:val="both"/>
         <w:rPr>
           <w:rFonts w:ascii="Verdana" w:hAnsi="Verdana"/>
+          <w:color w:val="FF0000"/>
           <w:sz w:val="18"/>
           <w:szCs w:val="18"/>
         </w:rPr>
@@ -9451,61 +9866,24 @@
         <w:jc w:val="both"/>
         <w:rPr>
           <w:rFonts w:ascii="Verdana" w:hAnsi="Verdana"/>
-          <w:sz w:val="18"/>
-          <w:szCs w:val="18"/>
-        </w:rPr>
-      </w:pPr>
-      <w:r>
-        <w:rPr>
-          <w:rFonts w:ascii="Verdana" w:hAnsi="Verdana"/>
-          <w:sz w:val="18"/>
-          <w:szCs w:val="18"/>
-        </w:rPr>
-        <w:t xml:space="preserve">Make </w:t>
-      </w:r>
-      <w:r>
-        <w:rPr>
-          <w:rFonts w:ascii="Verdana" w:hAnsi="Verdana"/>
-          <w:sz w:val="18"/>
-          <w:szCs w:val="18"/>
-        </w:rPr>
-        <w:t xml:space="preserve">some recommendations </w:t>
-      </w:r>
-      <w:r>
-        <w:rPr>
-          <w:rFonts w:ascii="Verdana" w:hAnsi="Verdana"/>
-          <w:sz w:val="18"/>
-          <w:szCs w:val="18"/>
-        </w:rPr>
-        <w:t xml:space="preserve">here </w:t>
-      </w:r>
-      <w:r>
-        <w:rPr>
-          <w:rFonts w:ascii="Verdana" w:hAnsi="Verdana"/>
-          <w:sz w:val="18"/>
-          <w:szCs w:val="18"/>
-        </w:rPr>
-        <w:t xml:space="preserve">for </w:t>
-      </w:r>
-      <w:r>
-        <w:rPr>
-          <w:rFonts w:ascii="Verdana" w:hAnsi="Verdana"/>
-          <w:sz w:val="18"/>
-          <w:szCs w:val="18"/>
-        </w:rPr>
-        <w:t xml:space="preserve">next steps or </w:t>
-      </w:r>
-      <w:r>
-        <w:rPr>
-          <w:rFonts w:ascii="Verdana" w:hAnsi="Verdana"/>
-          <w:sz w:val="18"/>
-          <w:szCs w:val="18"/>
-        </w:rPr>
-        <w:t>further work.</w:t>
-      </w:r>
-      <w:r>
-        <w:rPr>
-          <w:rFonts w:ascii="Verdana" w:hAnsi="Verdana"/>
+          <w:color w:val="FF0000"/>
+          <w:sz w:val="18"/>
+          <w:szCs w:val="18"/>
+        </w:rPr>
+      </w:pPr>
+      <w:r>
+        <w:rPr>
+          <w:rFonts w:ascii="Verdana" w:hAnsi="Verdana"/>
+          <w:color w:val="FF0000"/>
+          <w:sz w:val="18"/>
+          <w:szCs w:val="18"/>
+        </w:rPr>
+        <w:t>Make some recommendations here for next steps or further work.</w:t>
+      </w:r>
+      <w:r>
+        <w:rPr>
+          <w:rFonts w:ascii="Verdana" w:hAnsi="Verdana"/>
+          <w:color w:val="FF0000"/>
           <w:sz w:val="18"/>
           <w:szCs w:val="18"/>
         </w:rPr>
@@ -9517,6 +9895,7 @@
         <w:jc w:val="both"/>
         <w:rPr>
           <w:rFonts w:ascii="Verdana" w:hAnsi="Verdana"/>
+          <w:color w:val="FF0000"/>
           <w:sz w:val="18"/>
           <w:szCs w:val="18"/>
         </w:rPr>
@@ -9527,29 +9906,42 @@
         <w:jc w:val="both"/>
         <w:rPr>
           <w:rFonts w:ascii="Verdana" w:hAnsi="Verdana"/>
-          <w:sz w:val="18"/>
-          <w:szCs w:val="18"/>
-        </w:rPr>
-      </w:pPr>
-      <w:r>
-        <w:rPr>
-          <w:rFonts w:ascii="Verdana" w:hAnsi="Verdana"/>
-          <w:sz w:val="18"/>
-          <w:szCs w:val="18"/>
-        </w:rPr>
-        <w:t>Also t</w:t>
-      </w:r>
-      <w:r>
-        <w:rPr>
-          <w:rFonts w:ascii="Verdana" w:hAnsi="Verdana"/>
-          <w:sz w:val="18"/>
-          <w:szCs w:val="18"/>
-        </w:rPr>
-        <w:t>hink about the impact</w:t>
-      </w:r>
-      <w:r>
-        <w:rPr>
-          <w:rFonts w:ascii="Verdana" w:hAnsi="Verdana"/>
+          <w:color w:val="FF0000"/>
+          <w:sz w:val="18"/>
+          <w:szCs w:val="18"/>
+        </w:rPr>
+      </w:pPr>
+      <w:r>
+        <w:rPr>
+          <w:rFonts w:ascii="Verdana" w:hAnsi="Verdana"/>
+          <w:color w:val="FF0000"/>
+          <w:sz w:val="18"/>
+          <w:szCs w:val="18"/>
+        </w:rPr>
+        <w:t xml:space="preserve">Also think about the impact </w:t>
+      </w:r>
+      <w:r>
+        <w:rPr>
+          <w:rFonts w:ascii="Verdana" w:hAnsi="Verdana"/>
+          <w:color w:val="FF0000"/>
+          <w:sz w:val="18"/>
+          <w:szCs w:val="18"/>
+        </w:rPr>
+        <w:t>that</w:t>
+      </w:r>
+      <w:r>
+        <w:rPr>
+          <w:rFonts w:ascii="Verdana" w:hAnsi="Verdana"/>
+          <w:color w:val="FF0000"/>
+          <w:sz w:val="18"/>
+          <w:szCs w:val="18"/>
+        </w:rPr>
+        <w:t xml:space="preserve"> could be achieved in the wider field. What</w:t>
+      </w:r>
+      <w:r>
+        <w:rPr>
+          <w:rFonts w:ascii="Verdana" w:hAnsi="Verdana"/>
+          <w:color w:val="FF0000"/>
           <w:sz w:val="18"/>
           <w:szCs w:val="18"/>
         </w:rPr>
@@ -9558,121 +9950,109 @@
       <w:r>
         <w:rPr>
           <w:rFonts w:ascii="Verdana" w:hAnsi="Verdana"/>
-          <w:sz w:val="18"/>
-          <w:szCs w:val="18"/>
-        </w:rPr>
-        <w:t>that</w:t>
-      </w:r>
-      <w:r>
-        <w:rPr>
-          <w:rFonts w:ascii="Verdana" w:hAnsi="Verdana"/>
-          <w:sz w:val="18"/>
-          <w:szCs w:val="18"/>
-        </w:rPr>
-        <w:t xml:space="preserve"> could be achieved in the wider field. What</w:t>
-      </w:r>
-      <w:r>
-        <w:rPr>
-          <w:rFonts w:ascii="Verdana" w:hAnsi="Verdana"/>
+          <w:color w:val="FF0000"/>
+          <w:sz w:val="18"/>
+          <w:szCs w:val="18"/>
+        </w:rPr>
+        <w:t>could</w:t>
+      </w:r>
+      <w:r>
+        <w:rPr>
+          <w:rFonts w:ascii="Verdana" w:hAnsi="Verdana"/>
+          <w:color w:val="FF0000"/>
+          <w:sz w:val="18"/>
+          <w:szCs w:val="18"/>
+        </w:rPr>
+        <w:t xml:space="preserve"> be</w:t>
+      </w:r>
+      <w:r>
+        <w:rPr>
+          <w:rFonts w:ascii="Verdana" w:hAnsi="Verdana"/>
+          <w:color w:val="FF0000"/>
+          <w:sz w:val="18"/>
+          <w:szCs w:val="18"/>
+        </w:rPr>
+        <w:t xml:space="preserve"> the </w:t>
+      </w:r>
+      <w:r>
+        <w:rPr>
+          <w:rFonts w:ascii="Verdana" w:hAnsi="Verdana"/>
+          <w:color w:val="FF0000"/>
+          <w:sz w:val="18"/>
+          <w:szCs w:val="18"/>
+        </w:rPr>
+        <w:t xml:space="preserve">longer-term future </w:t>
+      </w:r>
+      <w:r>
+        <w:rPr>
+          <w:rFonts w:ascii="Verdana" w:hAnsi="Verdana"/>
+          <w:color w:val="FF0000"/>
+          <w:sz w:val="18"/>
+          <w:szCs w:val="18"/>
+        </w:rPr>
+        <w:t xml:space="preserve">of this project </w:t>
+      </w:r>
+      <w:r>
+        <w:rPr>
+          <w:rFonts w:ascii="Verdana" w:hAnsi="Verdana"/>
+          <w:color w:val="FF0000"/>
+          <w:sz w:val="18"/>
+          <w:szCs w:val="18"/>
+        </w:rPr>
+        <w:t>beyond UWE</w:t>
+      </w:r>
+      <w:r>
+        <w:rPr>
+          <w:rFonts w:ascii="Verdana" w:hAnsi="Verdana"/>
+          <w:color w:val="FF0000"/>
+          <w:sz w:val="18"/>
+          <w:szCs w:val="18"/>
+        </w:rPr>
+        <w:t>?</w:t>
+      </w:r>
+      <w:r>
+        <w:rPr>
+          <w:rFonts w:ascii="Verdana" w:hAnsi="Verdana"/>
+          <w:color w:val="FF0000"/>
+          <w:sz w:val="18"/>
+          <w:szCs w:val="18"/>
+        </w:rPr>
+        <w:t xml:space="preserve"> A conference? An academic journal? An audiovisual festival? A </w:t>
+      </w:r>
+      <w:r>
+        <w:rPr>
+          <w:rFonts w:ascii="Verdana" w:hAnsi="Verdana"/>
+          <w:color w:val="FF0000"/>
+          <w:sz w:val="18"/>
+          <w:szCs w:val="18"/>
+        </w:rPr>
+        <w:t xml:space="preserve">creative </w:t>
+      </w:r>
+      <w:r>
+        <w:rPr>
+          <w:rFonts w:ascii="Verdana" w:hAnsi="Verdana"/>
+          <w:color w:val="FF0000"/>
+          <w:sz w:val="18"/>
+          <w:szCs w:val="18"/>
+        </w:rPr>
+        <w:t>competition?</w:t>
+      </w:r>
+      <w:r>
+        <w:rPr>
+          <w:rFonts w:ascii="Verdana" w:hAnsi="Verdana"/>
+          <w:color w:val="FF0000"/>
           <w:sz w:val="18"/>
           <w:szCs w:val="18"/>
         </w:rPr>
         <w:t xml:space="preserve"> </w:t>
       </w:r>
-      <w:r>
-        <w:rPr>
-          <w:rFonts w:ascii="Verdana" w:hAnsi="Verdana"/>
-          <w:sz w:val="18"/>
-          <w:szCs w:val="18"/>
-        </w:rPr>
-        <w:t>could</w:t>
-      </w:r>
-      <w:r>
-        <w:rPr>
-          <w:rFonts w:ascii="Verdana" w:hAnsi="Verdana"/>
-          <w:sz w:val="18"/>
-          <w:szCs w:val="18"/>
-        </w:rPr>
-        <w:t xml:space="preserve"> be</w:t>
-      </w:r>
-      <w:r>
-        <w:rPr>
-          <w:rFonts w:ascii="Verdana" w:hAnsi="Verdana"/>
-          <w:sz w:val="18"/>
-          <w:szCs w:val="18"/>
-        </w:rPr>
-        <w:t xml:space="preserve"> the </w:t>
-      </w:r>
-      <w:r>
-        <w:rPr>
-          <w:rFonts w:ascii="Verdana" w:hAnsi="Verdana"/>
-          <w:sz w:val="18"/>
-          <w:szCs w:val="18"/>
-        </w:rPr>
-        <w:t xml:space="preserve">longer-term future </w:t>
-      </w:r>
-      <w:r>
-        <w:rPr>
-          <w:rFonts w:ascii="Verdana" w:hAnsi="Verdana"/>
-          <w:sz w:val="18"/>
-          <w:szCs w:val="18"/>
-        </w:rPr>
-        <w:t xml:space="preserve">of this project </w:t>
-      </w:r>
-      <w:r>
-        <w:rPr>
-          <w:rFonts w:ascii="Verdana" w:hAnsi="Verdana"/>
-          <w:sz w:val="18"/>
-          <w:szCs w:val="18"/>
-        </w:rPr>
-        <w:t>beyond UWE</w:t>
-      </w:r>
-      <w:r>
-        <w:rPr>
-          <w:rFonts w:ascii="Verdana" w:hAnsi="Verdana"/>
-          <w:sz w:val="18"/>
-          <w:szCs w:val="18"/>
-        </w:rPr>
-        <w:t>?</w:t>
-      </w:r>
-      <w:r>
-        <w:rPr>
-          <w:rFonts w:ascii="Verdana" w:hAnsi="Verdana"/>
-          <w:sz w:val="18"/>
-          <w:szCs w:val="18"/>
-        </w:rPr>
-        <w:t xml:space="preserve"> A conference? An academic journal? An audiovisual festival? A </w:t>
-      </w:r>
-      <w:r>
-        <w:rPr>
-          <w:rFonts w:ascii="Verdana" w:hAnsi="Verdana"/>
-          <w:sz w:val="18"/>
-          <w:szCs w:val="18"/>
-        </w:rPr>
-        <w:t xml:space="preserve">creative </w:t>
-      </w:r>
-      <w:r>
-        <w:rPr>
-          <w:rFonts w:ascii="Verdana" w:hAnsi="Verdana"/>
-          <w:sz w:val="18"/>
-          <w:szCs w:val="18"/>
-        </w:rPr>
-        <w:t>competition?</w:t>
-      </w:r>
-      <w:r>
-        <w:rPr>
-          <w:rFonts w:ascii="Verdana" w:hAnsi="Verdana"/>
-          <w:sz w:val="18"/>
-          <w:szCs w:val="18"/>
-        </w:rPr>
-        <w:t xml:space="preserve"> </w:t>
-      </w:r>
     </w:p>
     <w:p>
       <w:pPr>
         <w:jc w:val="both"/>
         <w:rPr>
           <w:rFonts w:ascii="Verdana" w:hAnsi="Verdana"/>
+          <w:color w:val="FF0000"/>
           <w:sz w:val="18"/>
           <w:szCs w:val="18"/>
         </w:rPr>
@@ -9683,13 +10063,15 @@
         <w:jc w:val="both"/>
         <w:rPr>
           <w:rFonts w:ascii="Verdana" w:hAnsi="Verdana"/>
-          <w:sz w:val="18"/>
-          <w:szCs w:val="18"/>
-        </w:rPr>
-      </w:pPr>
-      <w:r>
-        <w:rPr>
-          <w:rFonts w:ascii="Verdana" w:hAnsi="Verdana"/>
+          <w:color w:val="FF0000"/>
+          <w:sz w:val="18"/>
+          <w:szCs w:val="18"/>
+        </w:rPr>
+      </w:pPr>
+      <w:r>
+        <w:rPr>
+          <w:rFonts w:ascii="Verdana" w:hAnsi="Verdana"/>
+          <w:color w:val="FF0000"/>
           <w:sz w:val="18"/>
           <w:szCs w:val="18"/>
         </w:rPr>
@@ -9698,6 +10080,7 @@
       <w:r>
         <w:rPr>
           <w:rFonts w:ascii="Verdana" w:hAnsi="Verdana"/>
+          <w:color w:val="FF0000"/>
           <w:sz w:val="18"/>
           <w:szCs w:val="18"/>
         </w:rPr>
@@ -9706,6 +10089,7 @@
       <w:r>
         <w:rPr>
           <w:rFonts w:ascii="Verdana" w:hAnsi="Verdana"/>
+          <w:color w:val="FF0000"/>
           <w:sz w:val="18"/>
           <w:szCs w:val="18"/>
         </w:rPr>
@@ -9714,6 +10098,7 @@
       <w:r>
         <w:rPr>
           <w:rFonts w:ascii="Verdana" w:hAnsi="Verdana"/>
+          <w:color w:val="FF0000"/>
           <w:sz w:val="18"/>
           <w:szCs w:val="18"/>
         </w:rPr>
@@ -9722,6 +10107,7 @@
       <w:r>
         <w:rPr>
           <w:rFonts w:ascii="Verdana" w:hAnsi="Verdana"/>
+          <w:color w:val="FF0000"/>
           <w:sz w:val="18"/>
           <w:szCs w:val="18"/>
         </w:rPr>
@@ -9730,6 +10116,7 @@
       <w:r>
         <w:rPr>
           <w:rFonts w:ascii="Verdana" w:hAnsi="Verdana"/>
+          <w:color w:val="FF0000"/>
           <w:sz w:val="18"/>
           <w:szCs w:val="18"/>
         </w:rPr>
@@ -9738,6 +10125,7 @@
       <w:r>
         <w:rPr>
           <w:rFonts w:ascii="Verdana" w:hAnsi="Verdana"/>
+          <w:color w:val="FF0000"/>
           <w:sz w:val="18"/>
           <w:szCs w:val="18"/>
         </w:rPr>
@@ -9746,6 +10134,7 @@
       <w:r>
         <w:rPr>
           <w:rFonts w:ascii="Verdana" w:hAnsi="Verdana"/>
+          <w:color w:val="FF0000"/>
           <w:sz w:val="18"/>
           <w:szCs w:val="18"/>
         </w:rPr>
@@ -9754,6 +10143,7 @@
       <w:r>
         <w:rPr>
           <w:rFonts w:ascii="Verdana" w:hAnsi="Verdana"/>
+          <w:color w:val="FF0000"/>
           <w:sz w:val="18"/>
           <w:szCs w:val="18"/>
         </w:rPr>
@@ -9762,6 +10152,7 @@
       <w:r>
         <w:rPr>
           <w:rFonts w:ascii="Verdana" w:hAnsi="Verdana"/>
+          <w:color w:val="FF0000"/>
           <w:sz w:val="18"/>
           <w:szCs w:val="18"/>
         </w:rPr>
@@ -9770,6 +10161,7 @@
       <w:r>
         <w:rPr>
           <w:rFonts w:ascii="Verdana" w:hAnsi="Verdana"/>
+          <w:color w:val="FF0000"/>
           <w:sz w:val="18"/>
           <w:szCs w:val="18"/>
         </w:rPr>
@@ -9778,6 +10170,7 @@
       <w:r>
         <w:rPr>
           <w:rFonts w:ascii="Verdana" w:hAnsi="Verdana"/>
+          <w:color w:val="FF0000"/>
           <w:sz w:val="18"/>
           <w:szCs w:val="18"/>
         </w:rPr>
@@ -9786,6 +10179,7 @@
       <w:r>
         <w:rPr>
           <w:rFonts w:ascii="Verdana" w:hAnsi="Verdana"/>
+          <w:color w:val="FF0000"/>
           <w:sz w:val="18"/>
           <w:szCs w:val="18"/>
         </w:rPr>
@@ -9794,6 +10188,7 @@
       <w:r>
         <w:rPr>
           <w:rFonts w:ascii="Verdana" w:hAnsi="Verdana"/>
+          <w:color w:val="FF0000"/>
           <w:sz w:val="18"/>
           <w:szCs w:val="18"/>
         </w:rPr>
@@ -9802,6 +10197,7 @@
       <w:r>
         <w:rPr>
           <w:rFonts w:ascii="Verdana" w:hAnsi="Verdana"/>
+          <w:color w:val="FF0000"/>
           <w:sz w:val="18"/>
           <w:szCs w:val="18"/>
         </w:rPr>
@@ -9810,6 +10206,7 @@
       <w:r>
         <w:rPr>
           <w:rFonts w:ascii="Verdana" w:hAnsi="Verdana"/>
+          <w:color w:val="FF0000"/>
           <w:sz w:val="18"/>
           <w:szCs w:val="18"/>
         </w:rPr>
@@ -9818,6 +10215,7 @@
       <w:r>
         <w:rPr>
           <w:rFonts w:ascii="Verdana" w:hAnsi="Verdana"/>
+          <w:color w:val="FF0000"/>
           <w:sz w:val="18"/>
           <w:szCs w:val="18"/>
         </w:rPr>
@@ -9829,6 +10227,7 @@
         <w:jc w:val="both"/>
         <w:rPr>
           <w:rFonts w:ascii="Verdana" w:hAnsi="Verdana"/>
+          <w:color w:val="FF0000"/>
           <w:sz w:val="18"/>
           <w:szCs w:val="18"/>
         </w:rPr>
@@ -9839,13 +10238,15 @@
         <w:jc w:val="both"/>
         <w:rPr>
           <w:rFonts w:ascii="Verdana" w:hAnsi="Verdana"/>
-          <w:sz w:val="18"/>
-          <w:szCs w:val="18"/>
-        </w:rPr>
-      </w:pPr>
-      <w:r>
-        <w:rPr>
-          <w:rFonts w:ascii="Verdana" w:hAnsi="Verdana"/>
+          <w:color w:val="FF0000"/>
+          <w:sz w:val="18"/>
+          <w:szCs w:val="18"/>
+        </w:rPr>
+      </w:pPr>
+      <w:r>
+        <w:rPr>
+          <w:rFonts w:ascii="Verdana" w:hAnsi="Verdana"/>
+          <w:color w:val="FF0000"/>
           <w:sz w:val="18"/>
           <w:szCs w:val="18"/>
         </w:rPr>
@@ -9854,6 +10255,7 @@
       <w:r>
         <w:rPr>
           <w:rFonts w:ascii="Verdana" w:hAnsi="Verdana"/>
+          <w:color w:val="FF0000"/>
           <w:sz w:val="18"/>
           <w:szCs w:val="18"/>
         </w:rPr>
@@ -10020,6 +10422,22 @@
           <w:sz w:val="18"/>
           <w:szCs w:val="18"/>
         </w:rPr>
+        <w:t xml:space="preserve"> last</w:t>
+      </w:r>
+      <w:r>
+        <w:rPr>
+          <w:rFonts w:ascii="Verdana" w:hAnsi="Verdana"/>
+          <w:sz w:val="18"/>
+          <w:szCs w:val="18"/>
+        </w:rPr>
+        <w:t>a</w:t>
+      </w:r>
+      <w:r>
+        <w:rPr>
+          <w:rFonts w:ascii="Verdana" w:hAnsi="Verdana"/>
+          <w:sz w:val="18"/>
+          <w:szCs w:val="18"/>
+        </w:rPr>
         <w:t xml:space="preserve">: Apr 3, </w:t>
       </w:r>
       <w:r>
@@ -10154,6 +10572,14 @@
       <w:r>
         <w:rPr>
           <w:rFonts w:ascii="Verdana" w:hAnsi="Verdana"/>
+          <w:sz w:val="18"/>
+          <w:szCs w:val="18"/>
+        </w:rPr>
+        <w:t xml:space="preserve"> last</w:t>
+      </w:r>
+      <w:r>
+        <w:rPr>
+          <w:rFonts w:ascii="Verdana" w:hAnsi="Verdana"/>
           <w:bCs/>
           <w:noProof/>
           <w:sz w:val="18"/>
@@ -10285,7 +10711,23 @@
           <w:sz w:val="18"/>
           <w:szCs w:val="18"/>
         </w:rPr>
-        <w:t>[Accessed: Ap</w:t>
+        <w:t>[Accessed</w:t>
+      </w:r>
+      <w:r>
+        <w:rPr>
+          <w:rFonts w:ascii="Verdana" w:hAnsi="Verdana"/>
+          <w:sz w:val="18"/>
+          <w:szCs w:val="18"/>
+        </w:rPr>
+        <w:t xml:space="preserve"> last</w:t>
+      </w:r>
+      <w:r>
+        <w:rPr>
+          <w:rFonts w:ascii="Verdana" w:hAnsi="Verdana"/>
+          <w:sz w:val="18"/>
+          <w:szCs w:val="18"/>
+        </w:rPr>
+        <w:t>: Ap</w:t>
       </w:r>
       <w:r>
         <w:rPr>
@@ -10337,7 +10779,23 @@
           <w:sz w:val="18"/>
           <w:szCs w:val="18"/>
         </w:rPr>
-        <w:t>. Englewood Cliffs, NJ: Educational Technology Publications. [Accessed: Apr 22, 2025]</w:t>
+        <w:t>. Englewood Cliffs, NJ: Educational Technology Publications. [Accessed</w:t>
+      </w:r>
+      <w:r>
+        <w:rPr>
+          <w:rFonts w:ascii="Verdana" w:hAnsi="Verdana"/>
+          <w:sz w:val="18"/>
+          <w:szCs w:val="18"/>
+        </w:rPr>
+        <w:t xml:space="preserve"> last</w:t>
+      </w:r>
+      <w:r>
+        <w:rPr>
+          <w:rFonts w:ascii="Verdana" w:hAnsi="Verdana"/>
+          <w:sz w:val="18"/>
+          <w:szCs w:val="18"/>
+        </w:rPr>
+        <w:t>: Apr 22, 2025]</w:t>
       </w:r>
     </w:p>
     <w:p>
@@ -10382,7 +10840,23 @@
           <w:sz w:val="18"/>
           <w:szCs w:val="18"/>
         </w:rPr>
-        <w:t>. [Accessed: Apr 22, 2025]</w:t>
+        <w:t>. [Accessed</w:t>
+      </w:r>
+      <w:r>
+        <w:rPr>
+          <w:rFonts w:ascii="Verdana" w:hAnsi="Verdana"/>
+          <w:sz w:val="18"/>
+          <w:szCs w:val="18"/>
+        </w:rPr>
+        <w:t xml:space="preserve"> last</w:t>
+      </w:r>
+      <w:r>
+        <w:rPr>
+          <w:rFonts w:ascii="Verdana" w:hAnsi="Verdana"/>
+          <w:sz w:val="18"/>
+          <w:szCs w:val="18"/>
+        </w:rPr>
+        <w:t>: Apr 22, 2025]</w:t>
       </w:r>
     </w:p>
     <w:p>
@@ -10432,111 +10906,174 @@
           <w:sz w:val="18"/>
           <w:szCs w:val="18"/>
         </w:rPr>
-        <w:t xml:space="preserve"> [Accessed: Apr 22, 2025]</w:t>
-      </w:r>
-    </w:p>
-    <w:p>
-      <w:pPr>
-        <w:rPr>
-          <w:rFonts w:ascii="Verdana" w:hAnsi="Verdana"/>
-          <w:sz w:val="18"/>
-          <w:szCs w:val="18"/>
-        </w:rPr>
-      </w:pPr>
-    </w:p>
-    <w:p>
-      <w:pPr>
-        <w:rPr>
-          <w:rFonts w:ascii="Verdana" w:hAnsi="Verdana"/>
-          <w:sz w:val="18"/>
-          <w:szCs w:val="18"/>
-        </w:rPr>
-      </w:pPr>
-      <w:r>
-        <w:rPr>
-          <w:rFonts w:ascii="Verdana" w:hAnsi="Verdana"/>
-          <w:sz w:val="18"/>
-          <w:szCs w:val="18"/>
-        </w:rPr>
-        <w:t>Martina A. Rau (Apr 22, 2016) Conditions for the Effectiveness of Multiple Visual Representations in Enhancing Psychology Review. Available from: https://link.springer.com/article/10.1007/s10648-016-9365-3#Abs1. [Accessed: Apr 22, 2025]</w:t>
-      </w:r>
-    </w:p>
-    <w:p>
-      <w:pPr>
-        <w:rPr>
-          <w:rFonts w:ascii="Verdana" w:hAnsi="Verdana"/>
-          <w:sz w:val="18"/>
-          <w:szCs w:val="18"/>
-        </w:rPr>
-      </w:pPr>
-    </w:p>
-    <w:p>
-      <w:pPr>
-        <w:rPr>
-          <w:rFonts w:ascii="Verdana" w:hAnsi="Verdana"/>
-          <w:sz w:val="18"/>
-          <w:szCs w:val="18"/>
-        </w:rPr>
-      </w:pPr>
-      <w:r>
-        <w:rPr>
-          <w:rFonts w:ascii="Verdana" w:hAnsi="Verdana"/>
-          <w:sz w:val="18"/>
-          <w:szCs w:val="18"/>
-        </w:rPr>
-        <w:t>Alexander Eitel, Katharina Scheiter, Anne Schüler (Mar 25, 2013) How Inspecting a Picture Affects Processing of Text in Multimedia Learning. Available from: https://onlinelibrary.wiley.com/doi/10.1002/acp.2922. [Accessed: Apr 22, 2025]</w:t>
-      </w:r>
-    </w:p>
-    <w:p>
-      <w:pPr>
-        <w:rPr>
-          <w:rFonts w:ascii="Verdana" w:hAnsi="Verdana"/>
-          <w:sz w:val="18"/>
-          <w:szCs w:val="18"/>
-        </w:rPr>
-      </w:pPr>
-    </w:p>
-    <w:p>
-      <w:pPr>
-        <w:rPr>
-          <w:rFonts w:ascii="Verdana" w:hAnsi="Verdana"/>
-          <w:sz w:val="18"/>
-          <w:szCs w:val="18"/>
-        </w:rPr>
-      </w:pPr>
-      <w:r>
-        <w:rPr>
-          <w:rFonts w:ascii="Verdana" w:hAnsi="Verdana"/>
-          <w:sz w:val="18"/>
-          <w:szCs w:val="18"/>
-        </w:rPr>
-        <w:t>Bay Atlantic University (Sept 20, 2024) What is A Kinaesthetic Learner. Available from: https://bau.edu/blog/what-is-a-kinesthetic-learner/. [Accessed: Apr 22, 2025]</w:t>
-      </w:r>
-    </w:p>
-    <w:p>
-      <w:pPr>
-        <w:rPr>
-          <w:rFonts w:ascii="Verdana" w:hAnsi="Verdana"/>
-          <w:sz w:val="18"/>
-          <w:szCs w:val="18"/>
-        </w:rPr>
-      </w:pPr>
-    </w:p>
-    <w:p>
-      <w:pPr>
-        <w:rPr>
-          <w:rFonts w:ascii="Verdana" w:hAnsi="Verdana"/>
-          <w:sz w:val="18"/>
-          <w:szCs w:val="18"/>
-        </w:rPr>
-      </w:pPr>
-      <w:r>
-        <w:rPr>
-          <w:rFonts w:ascii="Verdana" w:hAnsi="Verdana"/>
-          <w:sz w:val="18"/>
-          <w:szCs w:val="18"/>
-        </w:rPr>
-        <w:lastRenderedPageBreak/>
+        <w:t xml:space="preserve"> [Accessed</w:t>
+      </w:r>
+      <w:r>
+        <w:rPr>
+          <w:rFonts w:ascii="Verdana" w:hAnsi="Verdana"/>
+          <w:sz w:val="18"/>
+          <w:szCs w:val="18"/>
+        </w:rPr>
+        <w:t xml:space="preserve"> last</w:t>
+      </w:r>
+      <w:r>
+        <w:rPr>
+          <w:rFonts w:ascii="Verdana" w:hAnsi="Verdana"/>
+          <w:sz w:val="18"/>
+          <w:szCs w:val="18"/>
+        </w:rPr>
+        <w:t>: Apr 22, 2025]</w:t>
+      </w:r>
+    </w:p>
+    <w:p>
+      <w:pPr>
+        <w:rPr>
+          <w:rFonts w:ascii="Verdana" w:hAnsi="Verdana"/>
+          <w:sz w:val="18"/>
+          <w:szCs w:val="18"/>
+        </w:rPr>
+      </w:pPr>
+    </w:p>
+    <w:p>
+      <w:pPr>
+        <w:rPr>
+          <w:rFonts w:ascii="Verdana" w:hAnsi="Verdana"/>
+          <w:sz w:val="18"/>
+          <w:szCs w:val="18"/>
+        </w:rPr>
+      </w:pPr>
+      <w:r>
+        <w:rPr>
+          <w:rFonts w:ascii="Verdana" w:hAnsi="Verdana"/>
+          <w:sz w:val="18"/>
+          <w:szCs w:val="18"/>
+        </w:rPr>
+        <w:t>Martina A. Rau (Apr 22, 2016) Conditions for the Effectiveness of Multiple Visual Representations in Enhancing Psychology Review. Available from: https://link.springer.com/article/10.1007/s10648-016-9365-3#Abs1. [Accessed</w:t>
+      </w:r>
+      <w:r>
+        <w:rPr>
+          <w:rFonts w:ascii="Verdana" w:hAnsi="Verdana"/>
+          <w:sz w:val="18"/>
+          <w:szCs w:val="18"/>
+        </w:rPr>
+        <w:t xml:space="preserve"> last</w:t>
+      </w:r>
+      <w:r>
+        <w:rPr>
+          <w:rFonts w:ascii="Verdana" w:hAnsi="Verdana"/>
+          <w:sz w:val="18"/>
+          <w:szCs w:val="18"/>
+        </w:rPr>
+        <w:t>: Apr 22, 2025]</w:t>
+      </w:r>
+    </w:p>
+    <w:p>
+      <w:pPr>
+        <w:rPr>
+          <w:rFonts w:ascii="Verdana" w:hAnsi="Verdana"/>
+          <w:sz w:val="18"/>
+          <w:szCs w:val="18"/>
+        </w:rPr>
+      </w:pPr>
+    </w:p>
+    <w:p>
+      <w:pPr>
+        <w:rPr>
+          <w:rFonts w:ascii="Verdana" w:hAnsi="Verdana"/>
+          <w:sz w:val="18"/>
+          <w:szCs w:val="18"/>
+        </w:rPr>
+      </w:pPr>
+      <w:r>
+        <w:rPr>
+          <w:rFonts w:ascii="Verdana" w:hAnsi="Verdana"/>
+          <w:sz w:val="18"/>
+          <w:szCs w:val="18"/>
+        </w:rPr>
+        <w:t>Alexander Eitel, Katharina Scheiter, Anne Schüler (Mar 25, 2013) How Inspecting a Picture Affects Processing of Text in Multimedia Learning. Available from: https://onlinelibrary.wiley.com/doi/10.1002/acp.2922. [Accessed</w:t>
+      </w:r>
+      <w:r>
+        <w:rPr>
+          <w:rFonts w:ascii="Verdana" w:hAnsi="Verdana"/>
+          <w:sz w:val="18"/>
+          <w:szCs w:val="18"/>
+        </w:rPr>
+        <w:t xml:space="preserve"> last</w:t>
+      </w:r>
+      <w:r>
+        <w:rPr>
+          <w:rFonts w:ascii="Verdana" w:hAnsi="Verdana"/>
+          <w:sz w:val="18"/>
+          <w:szCs w:val="18"/>
+        </w:rPr>
+        <w:t>: Apr 22, 2025]</w:t>
+      </w:r>
+    </w:p>
+    <w:p>
+      <w:pPr>
+        <w:rPr>
+          <w:rFonts w:ascii="Verdana" w:hAnsi="Verdana"/>
+          <w:sz w:val="18"/>
+          <w:szCs w:val="18"/>
+        </w:rPr>
+      </w:pPr>
+    </w:p>
+    <w:p>
+      <w:pPr>
+        <w:rPr>
+          <w:rFonts w:ascii="Verdana" w:hAnsi="Verdana"/>
+          <w:sz w:val="18"/>
+          <w:szCs w:val="18"/>
+        </w:rPr>
+      </w:pPr>
+      <w:r>
+        <w:rPr>
+          <w:rFonts w:ascii="Verdana" w:hAnsi="Verdana"/>
+          <w:sz w:val="18"/>
+          <w:szCs w:val="18"/>
+        </w:rPr>
+        <w:t>Bay Atlantic University (Sept 20, 2024) What is A Kinaesthetic Learner. Available from: https://bau.edu/blog/what-is-a-kinesthetic-learner/. [Accessed</w:t>
+      </w:r>
+      <w:r>
+        <w:rPr>
+          <w:rFonts w:ascii="Verdana" w:hAnsi="Verdana"/>
+          <w:sz w:val="18"/>
+          <w:szCs w:val="18"/>
+        </w:rPr>
+        <w:t xml:space="preserve"> last</w:t>
+      </w:r>
+      <w:r>
+        <w:rPr>
+          <w:rFonts w:ascii="Verdana" w:hAnsi="Verdana"/>
+          <w:sz w:val="18"/>
+          <w:szCs w:val="18"/>
+        </w:rPr>
+        <w:t>: Apr 22, 2025]</w:t>
+      </w:r>
+    </w:p>
+    <w:p>
+      <w:pPr>
+        <w:rPr>
+          <w:rFonts w:ascii="Verdana" w:hAnsi="Verdana"/>
+          <w:sz w:val="18"/>
+          <w:szCs w:val="18"/>
+        </w:rPr>
+      </w:pPr>
+    </w:p>
+    <w:p>
+      <w:pPr>
+        <w:rPr>
+          <w:rFonts w:ascii="Verdana" w:hAnsi="Verdana"/>
+          <w:sz w:val="18"/>
+          <w:szCs w:val="18"/>
+        </w:rPr>
+      </w:pPr>
+      <w:r>
+        <w:rPr>
+          <w:rFonts w:ascii="Verdana" w:hAnsi="Verdana"/>
+          <w:sz w:val="18"/>
+          <w:szCs w:val="18"/>
+        </w:rPr>
         <w:t>Hernandez JE, Vasan N, Huff S, Melovitz-Vasan C</w:t>
       </w:r>
       <w:r>
@@ -10545,25 +11082,7 @@
           <w:sz w:val="18"/>
           <w:szCs w:val="18"/>
         </w:rPr>
-        <w:t xml:space="preserve"> (Aug 27, 2020) Learning Styles/Preferences Among Medical Students: </w:t>
-      </w:r>
-      <w:proofErr w:type="spellStart"/>
-      <w:r>
-        <w:rPr>
-          <w:rFonts w:ascii="Verdana" w:hAnsi="Verdana"/>
-          <w:sz w:val="18"/>
-          <w:szCs w:val="18"/>
-        </w:rPr>
-        <w:t>Kinesthetic</w:t>
-      </w:r>
-      <w:proofErr w:type="spellEnd"/>
-      <w:r>
-        <w:rPr>
-          <w:rFonts w:ascii="Verdana" w:hAnsi="Verdana"/>
-          <w:sz w:val="18"/>
-          <w:szCs w:val="18"/>
-        </w:rPr>
-        <w:t xml:space="preserve"> Learner’s Multimodal Approach to Learning Anatomy</w:t>
+        <w:t xml:space="preserve"> (Aug 27, 2020) Learning Styles/Preferences Among Medical Students: Kinesthetic Learner’s Multimodal Approach to Learning Anatomy</w:t>
       </w:r>
       <w:r>
         <w:rPr>
@@ -10606,7 +11125,23 @@
           <w:sz w:val="18"/>
           <w:szCs w:val="18"/>
         </w:rPr>
-        <w:t xml:space="preserve"> [Accessed: Apr 22, 2025]</w:t>
+        <w:t xml:space="preserve"> [Accessed</w:t>
+      </w:r>
+      <w:r>
+        <w:rPr>
+          <w:rFonts w:ascii="Verdana" w:hAnsi="Verdana"/>
+          <w:sz w:val="18"/>
+          <w:szCs w:val="18"/>
+        </w:rPr>
+        <w:t xml:space="preserve"> last</w:t>
+      </w:r>
+      <w:r>
+        <w:rPr>
+          <w:rFonts w:ascii="Verdana" w:hAnsi="Verdana"/>
+          <w:sz w:val="18"/>
+          <w:szCs w:val="18"/>
+        </w:rPr>
+        <w:t>: Apr 22, 2025]</w:t>
       </w:r>
     </w:p>
     <w:p>
@@ -10691,7 +11226,23 @@
           <w:sz w:val="18"/>
           <w:szCs w:val="18"/>
         </w:rPr>
-        <w:t>[Accessed: Apr 22, 2025]</w:t>
+        <w:t>[Accessed</w:t>
+      </w:r>
+      <w:r>
+        <w:rPr>
+          <w:rFonts w:ascii="Verdana" w:hAnsi="Verdana"/>
+          <w:sz w:val="18"/>
+          <w:szCs w:val="18"/>
+        </w:rPr>
+        <w:t xml:space="preserve"> last</w:t>
+      </w:r>
+      <w:r>
+        <w:rPr>
+          <w:rFonts w:ascii="Verdana" w:hAnsi="Verdana"/>
+          <w:sz w:val="18"/>
+          <w:szCs w:val="18"/>
+        </w:rPr>
+        <w:t>: Apr 22, 2025]</w:t>
       </w:r>
     </w:p>
     <w:p>
@@ -10744,7 +11295,23 @@
           <w:sz w:val="18"/>
           <w:szCs w:val="18"/>
         </w:rPr>
-        <w:t>[Accessed: Apr 22, 2025]</w:t>
+        <w:t>[Accessed</w:t>
+      </w:r>
+      <w:r>
+        <w:rPr>
+          <w:rFonts w:ascii="Verdana" w:hAnsi="Verdana"/>
+          <w:sz w:val="18"/>
+          <w:szCs w:val="18"/>
+        </w:rPr>
+        <w:t xml:space="preserve"> last</w:t>
+      </w:r>
+      <w:r>
+        <w:rPr>
+          <w:rFonts w:ascii="Verdana" w:hAnsi="Verdana"/>
+          <w:sz w:val="18"/>
+          <w:szCs w:val="18"/>
+        </w:rPr>
+        <w:t>: Apr 22, 2025]</w:t>
       </w:r>
     </w:p>
     <w:p>
@@ -10821,63 +11388,65 @@
           <w:sz w:val="18"/>
           <w:szCs w:val="18"/>
         </w:rPr>
-        <w:t>[Accessed: Apr 22, 2025]</w:t>
-      </w:r>
-    </w:p>
-    <w:p>
-      <w:pPr>
-        <w:rPr>
-          <w:rFonts w:ascii="Verdana" w:hAnsi="Verdana"/>
-          <w:b/>
-          <w:sz w:val="18"/>
-          <w:szCs w:val="18"/>
-        </w:rPr>
-      </w:pPr>
-      <w:r>
-        <w:rPr>
-          <w:rFonts w:ascii="Verdana" w:hAnsi="Verdana"/>
-          <w:b/>
-          <w:sz w:val="18"/>
-          <w:szCs w:val="18"/>
-        </w:rPr>
-        <w:t>---------------------------------------------------</w:t>
-      </w:r>
-    </w:p>
-    <w:p>
-      <w:pPr>
-        <w:rPr>
-          <w:rFonts w:ascii="Verdana" w:hAnsi="Verdana"/>
-          <w:sz w:val="18"/>
-          <w:szCs w:val="18"/>
-        </w:rPr>
-      </w:pPr>
-      <w:r>
-        <w:rPr>
-          <w:rFonts w:ascii="Verdana" w:hAnsi="Verdana"/>
-          <w:b/>
-          <w:sz w:val="18"/>
-          <w:szCs w:val="18"/>
-        </w:rPr>
-        <w:t>9</w:t>
-      </w:r>
-      <w:r>
-        <w:rPr>
-          <w:rFonts w:ascii="Verdana" w:hAnsi="Verdana"/>
-          <w:b/>
-          <w:sz w:val="18"/>
-          <w:szCs w:val="18"/>
-        </w:rPr>
-        <w:t xml:space="preserve">. </w:t>
-      </w:r>
-      <w:proofErr w:type="gramStart"/>
-      <w:r>
-        <w:rPr>
-          <w:rFonts w:ascii="Verdana" w:hAnsi="Verdana"/>
-          <w:b/>
-          <w:sz w:val="18"/>
-          <w:szCs w:val="18"/>
-        </w:rPr>
-        <w:t>Bibliography</w:t>
+        <w:t>[Accessed</w:t>
+      </w:r>
+      <w:r>
+        <w:rPr>
+          <w:rFonts w:ascii="Verdana" w:hAnsi="Verdana"/>
+          <w:sz w:val="18"/>
+          <w:szCs w:val="18"/>
+        </w:rPr>
+        <w:t xml:space="preserve"> last</w:t>
+      </w:r>
+      <w:r>
+        <w:rPr>
+          <w:rFonts w:ascii="Verdana" w:hAnsi="Verdana"/>
+          <w:sz w:val="18"/>
+          <w:szCs w:val="18"/>
+        </w:rPr>
+        <w:t>: Apr 22, 2025]</w:t>
+      </w:r>
+    </w:p>
+    <w:p>
+      <w:pPr>
+        <w:rPr>
+          <w:rFonts w:ascii="Verdana" w:hAnsi="Verdana"/>
+          <w:sz w:val="18"/>
+          <w:szCs w:val="18"/>
+        </w:rPr>
+      </w:pPr>
+    </w:p>
+    <w:p>
+      <w:pPr>
+        <w:rPr>
+          <w:rFonts w:ascii="Verdana" w:hAnsi="Verdana"/>
+          <w:sz w:val="18"/>
+          <w:szCs w:val="18"/>
+        </w:rPr>
+      </w:pPr>
+      <w:r>
+        <w:rPr>
+          <w:rFonts w:ascii="Verdana" w:hAnsi="Verdana"/>
+          <w:sz w:val="18"/>
+          <w:szCs w:val="18"/>
+        </w:rPr>
+        <w:t xml:space="preserve">Joe Tranquillo (Jun 22, 2008) Kinesthetic Learning in the Classroom. Available from: </w:t>
+      </w:r>
+      <w:r>
+        <w:rPr>
+          <w:rFonts w:ascii="Verdana" w:hAnsi="Verdana"/>
+          <w:sz w:val="18"/>
+          <w:szCs w:val="18"/>
+        </w:rPr>
+        <w:t>https://peer.asee.org/kinesthetic-learning-in-the-classroom</w:t>
+      </w:r>
+      <w:r>
+        <w:rPr>
+          <w:rFonts w:ascii="Verdana" w:hAnsi="Verdana"/>
+          <w:sz w:val="18"/>
+          <w:szCs w:val="18"/>
+        </w:rPr>
+        <w:t>.</w:t>
       </w:r>
       <w:r>
         <w:rPr>
@@ -10893,256 +11462,57 @@
           <w:sz w:val="18"/>
           <w:szCs w:val="18"/>
         </w:rPr>
-        <w:t xml:space="preserve"> </w:t>
-      </w:r>
-      <w:r>
-        <w:rPr>
-          <w:rFonts w:ascii="Verdana" w:hAnsi="Verdana"/>
-          <w:noProof/>
-          <w:sz w:val="18"/>
-          <w:szCs w:val="18"/>
-        </w:rPr>
-        <w:t>(</w:t>
-      </w:r>
-      <w:proofErr w:type="gramEnd"/>
-      <w:r>
-        <w:rPr>
-          <w:rFonts w:ascii="Verdana" w:hAnsi="Verdana"/>
-          <w:noProof/>
-          <w:sz w:val="18"/>
-          <w:szCs w:val="18"/>
-        </w:rPr>
-        <w:t>=</w:t>
-      </w:r>
-      <w:r>
-        <w:rPr>
-          <w:rFonts w:ascii="Verdana" w:hAnsi="Verdana"/>
-          <w:noProof/>
-          <w:sz w:val="18"/>
-          <w:szCs w:val="18"/>
-        </w:rPr>
-        <w:t>not included in word count</w:t>
-      </w:r>
-      <w:r>
-        <w:rPr>
-          <w:rFonts w:ascii="Verdana" w:hAnsi="Verdana"/>
-          <w:noProof/>
-          <w:sz w:val="18"/>
-          <w:szCs w:val="18"/>
-        </w:rPr>
-        <w:t xml:space="preserve"> </w:t>
-      </w:r>
-      <w:r>
-        <w:rPr>
-          <w:rFonts w:ascii="Verdana" w:hAnsi="Verdana"/>
-          <w:noProof/>
-          <w:sz w:val="18"/>
-          <w:szCs w:val="18"/>
-        </w:rPr>
-        <w:t>–</w:t>
-      </w:r>
-      <w:r>
-        <w:rPr>
-          <w:rFonts w:ascii="Verdana" w:hAnsi="Verdana"/>
-          <w:noProof/>
-          <w:sz w:val="18"/>
-          <w:szCs w:val="18"/>
-        </w:rPr>
-        <w:t xml:space="preserve"> </w:t>
-      </w:r>
-      <w:r>
-        <w:rPr>
-          <w:rFonts w:ascii="Verdana" w:hAnsi="Verdana"/>
-          <w:noProof/>
-          <w:sz w:val="18"/>
-          <w:szCs w:val="18"/>
-        </w:rPr>
-        <w:t xml:space="preserve">these are </w:t>
-      </w:r>
-      <w:r>
-        <w:rPr>
-          <w:rFonts w:ascii="Verdana" w:hAnsi="Verdana"/>
-          <w:noProof/>
-          <w:sz w:val="18"/>
-          <w:szCs w:val="18"/>
-        </w:rPr>
-        <w:t>any further</w:t>
-      </w:r>
-      <w:r>
-        <w:rPr>
-          <w:rFonts w:ascii="Verdana" w:hAnsi="Verdana"/>
-          <w:noProof/>
-          <w:sz w:val="18"/>
-          <w:szCs w:val="18"/>
-        </w:rPr>
-        <w:t xml:space="preserve"> items</w:t>
-      </w:r>
-      <w:r>
-        <w:rPr>
-          <w:rFonts w:ascii="Verdana" w:hAnsi="Verdana"/>
-          <w:noProof/>
-          <w:sz w:val="18"/>
-          <w:szCs w:val="18"/>
-        </w:rPr>
-        <w:t xml:space="preserve"> you have read around this topic</w:t>
-      </w:r>
-      <w:r>
-        <w:rPr>
-          <w:rFonts w:ascii="Verdana" w:hAnsi="Verdana"/>
-          <w:noProof/>
-          <w:sz w:val="18"/>
-          <w:szCs w:val="18"/>
-        </w:rPr>
-        <w:t>;</w:t>
-      </w:r>
-      <w:r>
-        <w:rPr>
-          <w:rFonts w:ascii="Verdana" w:hAnsi="Verdana"/>
-          <w:noProof/>
-          <w:sz w:val="18"/>
-          <w:szCs w:val="18"/>
-        </w:rPr>
-        <w:t xml:space="preserve"> in alphabetical order</w:t>
-      </w:r>
-      <w:r>
-        <w:rPr>
-          <w:rFonts w:ascii="Verdana" w:hAnsi="Verdana"/>
-          <w:noProof/>
-          <w:sz w:val="18"/>
-          <w:szCs w:val="18"/>
-        </w:rPr>
-        <w:t>)</w:t>
-      </w:r>
-      <w:r>
-        <w:rPr>
-          <w:rFonts w:ascii="Verdana" w:hAnsi="Verdana"/>
-          <w:noProof/>
-          <w:sz w:val="18"/>
-          <w:szCs w:val="18"/>
-        </w:rPr>
-        <w:br/>
-      </w:r>
-      <w:r>
-        <w:rPr>
-          <w:rFonts w:ascii="Verdana" w:hAnsi="Verdana"/>
-          <w:sz w:val="18"/>
-          <w:szCs w:val="18"/>
-        </w:rPr>
-        <w:t xml:space="preserve">Author, A. (2009) </w:t>
-      </w:r>
-      <w:r>
-        <w:rPr>
-          <w:rFonts w:ascii="Verdana" w:hAnsi="Verdana"/>
-          <w:i/>
-          <w:sz w:val="18"/>
-          <w:szCs w:val="18"/>
-        </w:rPr>
-        <w:t>A Book About Student Projects</w:t>
-      </w:r>
-      <w:r>
-        <w:rPr>
-          <w:rFonts w:ascii="Verdana" w:hAnsi="Verdana"/>
-          <w:sz w:val="18"/>
-          <w:szCs w:val="18"/>
-        </w:rPr>
-        <w:t xml:space="preserve">. Location Publisher. </w:t>
-      </w:r>
-    </w:p>
-    <w:p>
-      <w:pPr>
-        <w:rPr>
-          <w:rFonts w:ascii="Verdana" w:hAnsi="Verdana"/>
-          <w:sz w:val="18"/>
-          <w:szCs w:val="18"/>
-        </w:rPr>
-      </w:pPr>
-      <w:r>
-        <w:rPr>
-          <w:rFonts w:ascii="Verdana" w:hAnsi="Verdana"/>
-          <w:sz w:val="18"/>
-          <w:szCs w:val="18"/>
-        </w:rPr>
-        <w:t xml:space="preserve">Author, B (2008) ‘Journal Article’, </w:t>
-      </w:r>
-      <w:r>
-        <w:rPr>
-          <w:rFonts w:ascii="Verdana" w:hAnsi="Verdana"/>
-          <w:i/>
-          <w:sz w:val="18"/>
-          <w:szCs w:val="18"/>
-        </w:rPr>
-        <w:t>Digital Media Journal</w:t>
-      </w:r>
-      <w:r>
-        <w:rPr>
-          <w:rFonts w:ascii="Verdana" w:hAnsi="Verdana"/>
-          <w:sz w:val="18"/>
-          <w:szCs w:val="18"/>
-        </w:rPr>
-        <w:t>, Vol 1/13, pp 13-23</w:t>
-      </w:r>
-    </w:p>
-    <w:p>
-      <w:pPr>
-        <w:rPr>
-          <w:rFonts w:ascii="Verdana" w:hAnsi="Verdana"/>
-          <w:sz w:val="18"/>
-          <w:szCs w:val="18"/>
-        </w:rPr>
-      </w:pPr>
-      <w:r>
-        <w:rPr>
-          <w:rFonts w:ascii="Verdana" w:hAnsi="Verdana"/>
-          <w:sz w:val="18"/>
-          <w:szCs w:val="18"/>
-        </w:rPr>
-        <w:t xml:space="preserve">University of the West of England (2009) </w:t>
-      </w:r>
-      <w:r>
-        <w:rPr>
-          <w:rFonts w:ascii="Verdana" w:hAnsi="Verdana"/>
-          <w:i/>
-          <w:sz w:val="18"/>
-          <w:szCs w:val="18"/>
-        </w:rPr>
-        <w:t xml:space="preserve">UWE Library </w:t>
-      </w:r>
-      <w:proofErr w:type="spellStart"/>
-      <w:r>
-        <w:rPr>
-          <w:rFonts w:ascii="Verdana" w:hAnsi="Verdana"/>
-          <w:i/>
-          <w:sz w:val="18"/>
-          <w:szCs w:val="18"/>
-        </w:rPr>
-        <w:t>Services:</w:t>
-      </w:r>
-      <w:r>
-        <w:rPr>
-          <w:rFonts w:ascii="Verdana" w:hAnsi="Verdana"/>
-          <w:i/>
-          <w:sz w:val="18"/>
-          <w:szCs w:val="18"/>
-        </w:rPr>
-        <w:t>Study</w:t>
-      </w:r>
-      <w:proofErr w:type="spellEnd"/>
-      <w:r>
-        <w:rPr>
-          <w:rFonts w:ascii="Verdana" w:hAnsi="Verdana"/>
-          <w:i/>
-          <w:sz w:val="18"/>
-          <w:szCs w:val="18"/>
-        </w:rPr>
-        <w:t xml:space="preserve"> skills - The Harvard System </w:t>
-      </w:r>
-      <w:r>
-        <w:rPr>
-          <w:rFonts w:ascii="Verdana" w:hAnsi="Verdana"/>
-          <w:sz w:val="18"/>
-          <w:szCs w:val="18"/>
-        </w:rPr>
-        <w:t xml:space="preserve">[Online] Available from </w:t>
+        <w:t>[Accessed</w:t>
+      </w:r>
+      <w:r>
+        <w:rPr>
+          <w:rFonts w:ascii="Verdana" w:hAnsi="Verdana"/>
+          <w:sz w:val="18"/>
+          <w:szCs w:val="18"/>
+        </w:rPr>
+        <w:t xml:space="preserve"> last</w:t>
+      </w:r>
+      <w:r>
+        <w:rPr>
+          <w:rFonts w:ascii="Verdana" w:hAnsi="Verdana"/>
+          <w:sz w:val="18"/>
+          <w:szCs w:val="18"/>
+        </w:rPr>
+        <w:t>: Apr 22, 2025]</w:t>
+      </w:r>
+    </w:p>
+    <w:p>
+      <w:pPr>
+        <w:rPr>
+          <w:rFonts w:ascii="Verdana" w:hAnsi="Verdana"/>
+          <w:sz w:val="18"/>
+          <w:szCs w:val="18"/>
+        </w:rPr>
+      </w:pPr>
+    </w:p>
+    <w:p>
+      <w:pPr>
+        <w:rPr>
+          <w:rFonts w:ascii="Verdana" w:hAnsi="Verdana"/>
+          <w:sz w:val="18"/>
+          <w:szCs w:val="18"/>
+        </w:rPr>
+      </w:pPr>
+      <w:r>
+        <w:rPr>
+          <w:rFonts w:ascii="Verdana" w:hAnsi="Verdana"/>
+          <w:sz w:val="18"/>
+          <w:szCs w:val="18"/>
+        </w:rPr>
+        <w:t>Sarah N, Brin G</w:t>
+      </w:r>
+      <w:r>
+        <w:rPr>
+          <w:rFonts w:ascii="Verdana" w:hAnsi="Verdana"/>
+          <w:sz w:val="18"/>
+          <w:szCs w:val="18"/>
+        </w:rPr>
+        <w:t xml:space="preserve"> (Jun 27, 2022) Exploring the Benefits of Art-Based Kinesthetic Activities in the College Classroom. Available from: </w:t>
       </w:r>
       <w:hyperlink r:id="rId35" w:history="1">
         <w:r>
@@ -11152,6 +11522,1004 @@
             <w:sz w:val="18"/>
             <w:szCs w:val="18"/>
           </w:rPr>
+          <w:t>https://www.tandfonline.com/doi/epdf/10.1080/87567555.2022.2088676?needAccess=true</w:t>
+        </w:r>
+      </w:hyperlink>
+      <w:r>
+        <w:rPr>
+          <w:rFonts w:ascii="Verdana" w:hAnsi="Verdana"/>
+          <w:sz w:val="18"/>
+          <w:szCs w:val="18"/>
+        </w:rPr>
+        <w:t>.</w:t>
+      </w:r>
+    </w:p>
+    <w:p>
+      <w:pPr>
+        <w:rPr>
+          <w:rFonts w:ascii="Verdana" w:hAnsi="Verdana"/>
+          <w:sz w:val="18"/>
+          <w:szCs w:val="18"/>
+        </w:rPr>
+      </w:pPr>
+      <w:r>
+        <w:rPr>
+          <w:rFonts w:ascii="Verdana" w:hAnsi="Verdana"/>
+          <w:sz w:val="18"/>
+          <w:szCs w:val="18"/>
+        </w:rPr>
+        <w:t>[Accessed</w:t>
+      </w:r>
+      <w:r>
+        <w:rPr>
+          <w:rFonts w:ascii="Verdana" w:hAnsi="Verdana"/>
+          <w:sz w:val="18"/>
+          <w:szCs w:val="18"/>
+        </w:rPr>
+        <w:t xml:space="preserve"> last</w:t>
+      </w:r>
+      <w:r>
+        <w:rPr>
+          <w:rFonts w:ascii="Verdana" w:hAnsi="Verdana"/>
+          <w:sz w:val="18"/>
+          <w:szCs w:val="18"/>
+        </w:rPr>
+        <w:t>: Apr 22, 2025]</w:t>
+      </w:r>
+    </w:p>
+    <w:p>
+      <w:pPr>
+        <w:rPr>
+          <w:rFonts w:ascii="Verdana" w:hAnsi="Verdana"/>
+          <w:sz w:val="18"/>
+          <w:szCs w:val="18"/>
+        </w:rPr>
+      </w:pPr>
+    </w:p>
+    <w:p>
+      <w:pPr>
+        <w:rPr>
+          <w:rFonts w:ascii="Verdana" w:hAnsi="Verdana"/>
+          <w:sz w:val="18"/>
+          <w:szCs w:val="18"/>
+        </w:rPr>
+      </w:pPr>
+      <w:r>
+        <w:rPr>
+          <w:rFonts w:ascii="Verdana" w:hAnsi="Verdana"/>
+          <w:sz w:val="18"/>
+          <w:szCs w:val="18"/>
+        </w:rPr>
+        <w:t xml:space="preserve">SimpleK12 Staff (Feb 17, 2025) </w:t>
+      </w:r>
+      <w:r>
+        <w:rPr>
+          <w:rFonts w:ascii="Verdana" w:hAnsi="Verdana"/>
+          <w:sz w:val="18"/>
+          <w:szCs w:val="18"/>
+        </w:rPr>
+        <w:t>Kinesthetic Learning Style: Definition, Characteristics &amp; Benefits in 2025</w:t>
+      </w:r>
+      <w:r>
+        <w:rPr>
+          <w:rFonts w:ascii="Verdana" w:hAnsi="Verdana"/>
+          <w:sz w:val="18"/>
+          <w:szCs w:val="18"/>
+        </w:rPr>
+        <w:t xml:space="preserve">. Available from: </w:t>
+      </w:r>
+      <w:hyperlink r:id="rId36" w:history="1">
+        <w:r>
+          <w:rPr>
+            <w:rStyle w:val="Hyperlink"/>
+            <w:rFonts w:ascii="Verdana" w:hAnsi="Verdana"/>
+            <w:sz w:val="18"/>
+            <w:szCs w:val="18"/>
+          </w:rPr>
+          <w:t>https://www.simplek12.com/learning-theories-strategies/kinesthetic-learning-style/</w:t>
+        </w:r>
+      </w:hyperlink>
+      <w:r>
+        <w:rPr>
+          <w:rFonts w:ascii="Verdana" w:hAnsi="Verdana"/>
+          <w:sz w:val="18"/>
+          <w:szCs w:val="18"/>
+        </w:rPr>
+        <w:t xml:space="preserve">. </w:t>
+      </w:r>
+      <w:r>
+        <w:rPr>
+          <w:rFonts w:ascii="Verdana" w:hAnsi="Verdana"/>
+          <w:sz w:val="18"/>
+          <w:szCs w:val="18"/>
+        </w:rPr>
+        <w:t>[Accessed</w:t>
+      </w:r>
+      <w:r>
+        <w:rPr>
+          <w:rFonts w:ascii="Verdana" w:hAnsi="Verdana"/>
+          <w:sz w:val="18"/>
+          <w:szCs w:val="18"/>
+        </w:rPr>
+        <w:t xml:space="preserve"> last</w:t>
+      </w:r>
+      <w:r>
+        <w:rPr>
+          <w:rFonts w:ascii="Verdana" w:hAnsi="Verdana"/>
+          <w:sz w:val="18"/>
+          <w:szCs w:val="18"/>
+        </w:rPr>
+        <w:t>: Apr 22, 2025]</w:t>
+      </w:r>
+    </w:p>
+    <w:p>
+      <w:pPr>
+        <w:rPr>
+          <w:rFonts w:ascii="Verdana" w:hAnsi="Verdana"/>
+          <w:sz w:val="18"/>
+          <w:szCs w:val="18"/>
+        </w:rPr>
+      </w:pPr>
+    </w:p>
+    <w:p>
+      <w:pPr>
+        <w:rPr>
+          <w:rFonts w:ascii="Verdana" w:hAnsi="Verdana"/>
+          <w:sz w:val="18"/>
+          <w:szCs w:val="18"/>
+        </w:rPr>
+      </w:pPr>
+      <w:r>
+        <w:rPr>
+          <w:rFonts w:ascii="Verdana" w:hAnsi="Verdana"/>
+          <w:sz w:val="18"/>
+          <w:szCs w:val="18"/>
+        </w:rPr>
+        <w:t xml:space="preserve">Alina-Mihaela Busan (Mar 29, 2014) Learning Styles of Medical Students – Implications in Education. Available from: </w:t>
+      </w:r>
+      <w:r>
+        <w:rPr>
+          <w:rFonts w:ascii="Verdana" w:hAnsi="Verdana"/>
+          <w:sz w:val="18"/>
+          <w:szCs w:val="18"/>
+        </w:rPr>
+        <w:t>https://pmc.ncbi.nlm.nih.gov/articles/PMC4340450/#:~:text=In%20the%20general%20population%2C%20the,%25%20auditory%20and%205%25%20kinesthetic.</w:t>
+      </w:r>
+      <w:r>
+        <w:rPr>
+          <w:rFonts w:ascii="Verdana" w:hAnsi="Verdana"/>
+          <w:sz w:val="18"/>
+          <w:szCs w:val="18"/>
+        </w:rPr>
+        <w:t xml:space="preserve"> </w:t>
+      </w:r>
+      <w:r>
+        <w:rPr>
+          <w:rFonts w:ascii="Verdana" w:hAnsi="Verdana"/>
+          <w:sz w:val="18"/>
+          <w:szCs w:val="18"/>
+        </w:rPr>
+        <w:t>[Accessed</w:t>
+      </w:r>
+      <w:r>
+        <w:rPr>
+          <w:rFonts w:ascii="Verdana" w:hAnsi="Verdana"/>
+          <w:sz w:val="18"/>
+          <w:szCs w:val="18"/>
+        </w:rPr>
+        <w:t xml:space="preserve"> last</w:t>
+      </w:r>
+      <w:r>
+        <w:rPr>
+          <w:rFonts w:ascii="Verdana" w:hAnsi="Verdana"/>
+          <w:sz w:val="18"/>
+          <w:szCs w:val="18"/>
+        </w:rPr>
+        <w:t>: Apr 22, 2025]</w:t>
+      </w:r>
+    </w:p>
+    <w:p>
+      <w:pPr>
+        <w:rPr>
+          <w:rFonts w:ascii="Verdana" w:hAnsi="Verdana"/>
+          <w:sz w:val="18"/>
+          <w:szCs w:val="18"/>
+        </w:rPr>
+      </w:pPr>
+    </w:p>
+    <w:p>
+      <w:pPr>
+        <w:rPr>
+          <w:rFonts w:ascii="Verdana" w:hAnsi="Verdana"/>
+          <w:sz w:val="18"/>
+          <w:szCs w:val="18"/>
+        </w:rPr>
+      </w:pPr>
+      <w:r>
+        <w:rPr>
+          <w:rFonts w:ascii="Verdana" w:hAnsi="Verdana"/>
+          <w:sz w:val="18"/>
+          <w:szCs w:val="18"/>
+        </w:rPr>
+        <w:t xml:space="preserve">Veli-Matti Karhulahti (Sept, 2013) A Kinesthetic Theory of Videogames: Time-Critical Challenge and Aporetic Rhematic. Available from: </w:t>
+      </w:r>
+      <w:hyperlink r:id="rId37" w:history="1">
+        <w:r>
+          <w:rPr>
+            <w:rStyle w:val="Hyperlink"/>
+            <w:rFonts w:ascii="Verdana" w:hAnsi="Verdana"/>
+            <w:sz w:val="18"/>
+            <w:szCs w:val="18"/>
+          </w:rPr>
+          <w:t>https://gamestudies.org/1301/articles/karhulahti_kinesthetic_theory_of_the_videogame/</w:t>
+        </w:r>
+      </w:hyperlink>
+      <w:r>
+        <w:rPr>
+          <w:rFonts w:ascii="Verdana" w:hAnsi="Verdana"/>
+          <w:sz w:val="18"/>
+          <w:szCs w:val="18"/>
+        </w:rPr>
+        <w:t xml:space="preserve">. </w:t>
+      </w:r>
+      <w:r>
+        <w:rPr>
+          <w:rFonts w:ascii="Verdana" w:hAnsi="Verdana"/>
+          <w:sz w:val="18"/>
+          <w:szCs w:val="18"/>
+        </w:rPr>
+        <w:t>[Accessed</w:t>
+      </w:r>
+      <w:r>
+        <w:rPr>
+          <w:rFonts w:ascii="Verdana" w:hAnsi="Verdana"/>
+          <w:sz w:val="18"/>
+          <w:szCs w:val="18"/>
+        </w:rPr>
+        <w:t xml:space="preserve"> last</w:t>
+      </w:r>
+      <w:r>
+        <w:rPr>
+          <w:rFonts w:ascii="Verdana" w:hAnsi="Verdana"/>
+          <w:sz w:val="18"/>
+          <w:szCs w:val="18"/>
+        </w:rPr>
+        <w:t>: Apr 22, 2025]</w:t>
+      </w:r>
+    </w:p>
+    <w:p>
+      <w:pPr>
+        <w:rPr>
+          <w:rFonts w:ascii="Verdana" w:hAnsi="Verdana"/>
+          <w:sz w:val="18"/>
+          <w:szCs w:val="18"/>
+        </w:rPr>
+      </w:pPr>
+    </w:p>
+    <w:p>
+      <w:pPr>
+        <w:rPr>
+          <w:rFonts w:ascii="Verdana" w:hAnsi="Verdana"/>
+          <w:sz w:val="18"/>
+          <w:szCs w:val="18"/>
+        </w:rPr>
+      </w:pPr>
+      <w:r>
+        <w:rPr>
+          <w:rFonts w:ascii="Verdana" w:hAnsi="Verdana"/>
+          <w:sz w:val="18"/>
+          <w:szCs w:val="18"/>
+        </w:rPr>
+        <w:t>Nintendo (May 16, 2006) New Super Mario Bros</w:t>
+      </w:r>
+    </w:p>
+    <w:p>
+      <w:pPr>
+        <w:rPr>
+          <w:rFonts w:ascii="Verdana" w:hAnsi="Verdana"/>
+          <w:sz w:val="18"/>
+          <w:szCs w:val="18"/>
+        </w:rPr>
+      </w:pPr>
+    </w:p>
+    <w:p>
+      <w:pPr>
+        <w:rPr>
+          <w:rFonts w:ascii="Verdana" w:hAnsi="Verdana"/>
+          <w:sz w:val="18"/>
+          <w:szCs w:val="18"/>
+        </w:rPr>
+      </w:pPr>
+      <w:r>
+        <w:rPr>
+          <w:rFonts w:ascii="Verdana" w:hAnsi="Verdana"/>
+          <w:sz w:val="18"/>
+          <w:szCs w:val="18"/>
+        </w:rPr>
+        <w:t>Clemmy Ralph</w:t>
+      </w:r>
+      <w:r>
+        <w:rPr>
+          <w:rFonts w:ascii="Verdana" w:hAnsi="Verdana"/>
+          <w:sz w:val="18"/>
+          <w:szCs w:val="18"/>
+        </w:rPr>
+        <w:t xml:space="preserve"> (Jun 14, 2022) 65% of People Prefer Visual Learning, Is teaching Keeping Up?. Available from: </w:t>
+      </w:r>
+      <w:r>
+        <w:rPr>
+          <w:rFonts w:ascii="Verdana" w:hAnsi="Verdana"/>
+          <w:sz w:val="18"/>
+          <w:szCs w:val="18"/>
+        </w:rPr>
+        <w:t>https://blog.videoscribe.co/65-of-people-prefer-visual-learning-is-teaching-keeping-up#:~:text=Only%205%25%20of%20respondents%20stated,when%20attempting%20to%20retain%20information.</w:t>
+      </w:r>
+      <w:r>
+        <w:rPr>
+          <w:rFonts w:ascii="Verdana" w:hAnsi="Verdana"/>
+          <w:sz w:val="18"/>
+          <w:szCs w:val="18"/>
+        </w:rPr>
+        <w:t xml:space="preserve"> </w:t>
+      </w:r>
+      <w:r>
+        <w:rPr>
+          <w:rFonts w:ascii="Verdana" w:hAnsi="Verdana"/>
+          <w:sz w:val="18"/>
+          <w:szCs w:val="18"/>
+        </w:rPr>
+        <w:t>[Accessed</w:t>
+      </w:r>
+      <w:r>
+        <w:rPr>
+          <w:rFonts w:ascii="Verdana" w:hAnsi="Verdana"/>
+          <w:sz w:val="18"/>
+          <w:szCs w:val="18"/>
+        </w:rPr>
+        <w:t xml:space="preserve"> last</w:t>
+      </w:r>
+      <w:r>
+        <w:rPr>
+          <w:rFonts w:ascii="Verdana" w:hAnsi="Verdana"/>
+          <w:sz w:val="18"/>
+          <w:szCs w:val="18"/>
+        </w:rPr>
+        <w:t>: Apr 22, 2025]</w:t>
+      </w:r>
+    </w:p>
+    <w:p>
+      <w:pPr>
+        <w:rPr>
+          <w:rFonts w:ascii="Verdana" w:hAnsi="Verdana"/>
+          <w:sz w:val="18"/>
+          <w:szCs w:val="18"/>
+        </w:rPr>
+      </w:pPr>
+    </w:p>
+    <w:p>
+      <w:pPr>
+        <w:rPr>
+          <w:rFonts w:ascii="Verdana" w:hAnsi="Verdana"/>
+          <w:sz w:val="18"/>
+          <w:szCs w:val="18"/>
+        </w:rPr>
+      </w:pPr>
+      <w:r>
+        <w:rPr>
+          <w:rFonts w:ascii="Verdana" w:hAnsi="Verdana"/>
+          <w:sz w:val="18"/>
+          <w:szCs w:val="18"/>
+        </w:rPr>
+        <w:t xml:space="preserve">VARK (Aug 14, 2024) </w:t>
+      </w:r>
+      <w:r>
+        <w:rPr>
+          <w:rFonts w:ascii="Verdana" w:hAnsi="Verdana"/>
+          <w:sz w:val="18"/>
+          <w:szCs w:val="18"/>
+        </w:rPr>
+        <w:t>The VARK Modalities: Visual, Aural, Read/write &amp; Kinesthetic</w:t>
+      </w:r>
+      <w:r>
+        <w:rPr>
+          <w:rFonts w:ascii="Verdana" w:hAnsi="Verdana"/>
+          <w:sz w:val="18"/>
+          <w:szCs w:val="18"/>
+        </w:rPr>
+        <w:t>. Available from:</w:t>
+      </w:r>
+      <w:r>
+        <w:rPr>
+          <w:rFonts w:ascii="Helvetica" w:hAnsi="Helvetica"/>
+          <w:color w:val="333333"/>
+          <w:sz w:val="18"/>
+          <w:szCs w:val="18"/>
+          <w:shd w:val="clear" w:color="auto" w:fill="FFFFFF"/>
+        </w:rPr>
+        <w:t xml:space="preserve"> </w:t>
+      </w:r>
+      <w:r>
+        <w:rPr>
+          <w:rFonts w:ascii="Verdana" w:hAnsi="Verdana"/>
+          <w:sz w:val="18"/>
+          <w:szCs w:val="18"/>
+        </w:rPr>
+        <w:t>https://vark-learn.com/introduction-to-vark/the-vark-modalities/</w:t>
+      </w:r>
+      <w:r>
+        <w:rPr>
+          <w:rFonts w:ascii="Verdana" w:hAnsi="Verdana"/>
+          <w:sz w:val="18"/>
+          <w:szCs w:val="18"/>
+        </w:rPr>
+        <w:t xml:space="preserve"> . </w:t>
+      </w:r>
+      <w:r>
+        <w:rPr>
+          <w:rFonts w:ascii="Verdana" w:hAnsi="Verdana"/>
+          <w:sz w:val="18"/>
+          <w:szCs w:val="18"/>
+        </w:rPr>
+        <w:t>[Accessed</w:t>
+      </w:r>
+      <w:r>
+        <w:rPr>
+          <w:rFonts w:ascii="Verdana" w:hAnsi="Verdana"/>
+          <w:sz w:val="18"/>
+          <w:szCs w:val="18"/>
+        </w:rPr>
+        <w:t xml:space="preserve"> last</w:t>
+      </w:r>
+      <w:r>
+        <w:rPr>
+          <w:rFonts w:ascii="Verdana" w:hAnsi="Verdana"/>
+          <w:sz w:val="18"/>
+          <w:szCs w:val="18"/>
+        </w:rPr>
+        <w:t>: Apr 22, 2025]</w:t>
+      </w:r>
+    </w:p>
+    <w:p>
+      <w:pPr>
+        <w:rPr>
+          <w:rFonts w:ascii="Verdana" w:hAnsi="Verdana"/>
+          <w:sz w:val="18"/>
+          <w:szCs w:val="18"/>
+        </w:rPr>
+      </w:pPr>
+    </w:p>
+    <w:p>
+      <w:pPr>
+        <w:rPr>
+          <w:rFonts w:ascii="Verdana" w:hAnsi="Verdana"/>
+          <w:sz w:val="18"/>
+          <w:szCs w:val="18"/>
+        </w:rPr>
+      </w:pPr>
+      <w:r>
+        <w:rPr>
+          <w:rFonts w:ascii="Verdana" w:hAnsi="Verdana"/>
+          <w:sz w:val="18"/>
+          <w:szCs w:val="18"/>
+        </w:rPr>
+        <w:t>Anon</w:t>
+      </w:r>
+      <w:r>
+        <w:rPr>
+          <w:rFonts w:ascii="Verdana" w:hAnsi="Verdana"/>
+          <w:sz w:val="18"/>
+          <w:szCs w:val="18"/>
+        </w:rPr>
+        <w:t xml:space="preserve"> (no date) Pattern Recognition. Available from: </w:t>
+      </w:r>
+      <w:hyperlink r:id="rId38" w:history="1">
+        <w:r>
+          <w:rPr>
+            <w:rStyle w:val="Hyperlink"/>
+            <w:rFonts w:ascii="Verdana" w:hAnsi="Verdana"/>
+            <w:sz w:val="18"/>
+            <w:szCs w:val="18"/>
+          </w:rPr>
+          <w:t>https://c8sciences.com/about/8ccc/pattern-recognition/</w:t>
+        </w:r>
+      </w:hyperlink>
+      <w:r>
+        <w:rPr>
+          <w:rFonts w:ascii="Verdana" w:hAnsi="Verdana"/>
+          <w:sz w:val="18"/>
+          <w:szCs w:val="18"/>
+        </w:rPr>
+        <w:t xml:space="preserve">. </w:t>
+      </w:r>
+      <w:r>
+        <w:rPr>
+          <w:rFonts w:ascii="Verdana" w:hAnsi="Verdana"/>
+          <w:sz w:val="18"/>
+          <w:szCs w:val="18"/>
+        </w:rPr>
+        <w:t>[Accessed</w:t>
+      </w:r>
+      <w:r>
+        <w:rPr>
+          <w:rFonts w:ascii="Verdana" w:hAnsi="Verdana"/>
+          <w:sz w:val="18"/>
+          <w:szCs w:val="18"/>
+        </w:rPr>
+        <w:t xml:space="preserve"> last</w:t>
+      </w:r>
+      <w:r>
+        <w:rPr>
+          <w:rFonts w:ascii="Verdana" w:hAnsi="Verdana"/>
+          <w:sz w:val="18"/>
+          <w:szCs w:val="18"/>
+        </w:rPr>
+        <w:t>: Apr 22, 2025]</w:t>
+      </w:r>
+    </w:p>
+    <w:p>
+      <w:pPr>
+        <w:rPr>
+          <w:rFonts w:ascii="Verdana" w:hAnsi="Verdana"/>
+          <w:sz w:val="18"/>
+          <w:szCs w:val="18"/>
+        </w:rPr>
+      </w:pPr>
+    </w:p>
+    <w:p>
+      <w:pPr>
+        <w:rPr>
+          <w:rFonts w:ascii="Verdana" w:hAnsi="Verdana"/>
+          <w:sz w:val="18"/>
+          <w:szCs w:val="18"/>
+        </w:rPr>
+      </w:pPr>
+      <w:r>
+        <w:rPr>
+          <w:rFonts w:ascii="Verdana" w:hAnsi="Verdana"/>
+          <w:sz w:val="18"/>
+          <w:szCs w:val="18"/>
+        </w:rPr>
+        <w:t xml:space="preserve">Theodoridis, S and Koutroumbas, K (Feb 24, 2006) </w:t>
+      </w:r>
+      <w:r>
+        <w:rPr>
+          <w:rFonts w:ascii="Verdana" w:hAnsi="Verdana"/>
+          <w:i/>
+          <w:iCs/>
+          <w:sz w:val="18"/>
+          <w:szCs w:val="18"/>
+        </w:rPr>
+        <w:t>Introduction</w:t>
+      </w:r>
+      <w:r>
+        <w:rPr>
+          <w:rFonts w:ascii="Verdana" w:hAnsi="Verdana"/>
+          <w:sz w:val="18"/>
+          <w:szCs w:val="18"/>
+        </w:rPr>
+        <w:t xml:space="preserve">. </w:t>
+      </w:r>
+      <w:r>
+        <w:rPr>
+          <w:rFonts w:ascii="Verdana" w:hAnsi="Verdana"/>
+          <w:i/>
+          <w:iCs/>
+          <w:sz w:val="18"/>
+          <w:szCs w:val="18"/>
+        </w:rPr>
+        <w:t>Pattern Recognition</w:t>
+      </w:r>
+      <w:r>
+        <w:rPr>
+          <w:rFonts w:ascii="Verdana" w:hAnsi="Verdana"/>
+          <w:sz w:val="18"/>
+          <w:szCs w:val="18"/>
+        </w:rPr>
+        <w:t xml:space="preserve"> [Online] Orlando, FL: Academic Press, Inc, pp. 1. </w:t>
+      </w:r>
+      <w:r>
+        <w:rPr>
+          <w:rFonts w:ascii="Verdana" w:hAnsi="Verdana"/>
+          <w:sz w:val="18"/>
+          <w:szCs w:val="18"/>
+        </w:rPr>
+        <w:t>[Accessed</w:t>
+      </w:r>
+      <w:r>
+        <w:rPr>
+          <w:rFonts w:ascii="Verdana" w:hAnsi="Verdana"/>
+          <w:sz w:val="18"/>
+          <w:szCs w:val="18"/>
+        </w:rPr>
+        <w:t xml:space="preserve"> last</w:t>
+      </w:r>
+      <w:r>
+        <w:rPr>
+          <w:rFonts w:ascii="Verdana" w:hAnsi="Verdana"/>
+          <w:sz w:val="18"/>
+          <w:szCs w:val="18"/>
+        </w:rPr>
+        <w:t>: Apr 22, 2025]</w:t>
+      </w:r>
+    </w:p>
+    <w:p>
+      <w:pPr>
+        <w:rPr>
+          <w:rFonts w:ascii="Verdana" w:hAnsi="Verdana"/>
+          <w:sz w:val="18"/>
+          <w:szCs w:val="18"/>
+        </w:rPr>
+      </w:pPr>
+    </w:p>
+    <w:p>
+      <w:pPr>
+        <w:rPr>
+          <w:rFonts w:ascii="Verdana" w:hAnsi="Verdana"/>
+          <w:sz w:val="18"/>
+          <w:szCs w:val="18"/>
+        </w:rPr>
+      </w:pPr>
+      <w:r>
+        <w:rPr>
+          <w:rFonts w:ascii="Verdana" w:hAnsi="Verdana"/>
+          <w:sz w:val="18"/>
+          <w:szCs w:val="18"/>
+        </w:rPr>
+        <w:t xml:space="preserve">Anon (Aug 23, 2024) Exploring Cognitive Skills: Pattern Recognition. Available from: </w:t>
+      </w:r>
+      <w:hyperlink r:id="rId39" w:history="1">
+        <w:r>
+          <w:rPr>
+            <w:rStyle w:val="Hyperlink"/>
+            <w:rFonts w:ascii="Verdana" w:hAnsi="Verdana"/>
+            <w:sz w:val="18"/>
+            <w:szCs w:val="18"/>
+          </w:rPr>
+          <w:t>https://www.happyneuronpro.com/en/info/what-is-pattern-recognition/</w:t>
+        </w:r>
+      </w:hyperlink>
+      <w:r>
+        <w:rPr>
+          <w:rFonts w:ascii="Verdana" w:hAnsi="Verdana"/>
+          <w:sz w:val="18"/>
+          <w:szCs w:val="18"/>
+        </w:rPr>
+        <w:t xml:space="preserve">. </w:t>
+      </w:r>
+      <w:r>
+        <w:rPr>
+          <w:rFonts w:ascii="Verdana" w:hAnsi="Verdana"/>
+          <w:sz w:val="18"/>
+          <w:szCs w:val="18"/>
+        </w:rPr>
+        <w:t>[Accessed</w:t>
+      </w:r>
+      <w:r>
+        <w:rPr>
+          <w:rFonts w:ascii="Verdana" w:hAnsi="Verdana"/>
+          <w:sz w:val="18"/>
+          <w:szCs w:val="18"/>
+        </w:rPr>
+        <w:t xml:space="preserve"> last</w:t>
+      </w:r>
+      <w:r>
+        <w:rPr>
+          <w:rFonts w:ascii="Verdana" w:hAnsi="Verdana"/>
+          <w:sz w:val="18"/>
+          <w:szCs w:val="18"/>
+        </w:rPr>
+        <w:t>: Apr 22, 2025]</w:t>
+      </w:r>
+    </w:p>
+    <w:p>
+      <w:pPr>
+        <w:rPr>
+          <w:rFonts w:ascii="Verdana" w:hAnsi="Verdana"/>
+          <w:b/>
+          <w:sz w:val="18"/>
+          <w:szCs w:val="18"/>
+        </w:rPr>
+      </w:pPr>
+      <w:r>
+        <w:rPr>
+          <w:rFonts w:ascii="Verdana" w:hAnsi="Verdana"/>
+          <w:b/>
+          <w:sz w:val="18"/>
+          <w:szCs w:val="18"/>
+        </w:rPr>
+        <w:t>---------------------------------------------------</w:t>
+      </w:r>
+    </w:p>
+    <w:p>
+      <w:pPr>
+        <w:rPr>
+          <w:rFonts w:ascii="Verdana" w:hAnsi="Verdana"/>
+          <w:color w:val="FF0000"/>
+          <w:sz w:val="18"/>
+          <w:szCs w:val="18"/>
+        </w:rPr>
+      </w:pPr>
+      <w:r>
+        <w:rPr>
+          <w:rFonts w:ascii="Verdana" w:hAnsi="Verdana"/>
+          <w:b/>
+          <w:color w:val="FF0000"/>
+          <w:sz w:val="18"/>
+          <w:szCs w:val="18"/>
+        </w:rPr>
+        <w:t>9</w:t>
+      </w:r>
+      <w:r>
+        <w:rPr>
+          <w:rFonts w:ascii="Verdana" w:hAnsi="Verdana"/>
+          <w:b/>
+          <w:color w:val="FF0000"/>
+          <w:sz w:val="18"/>
+          <w:szCs w:val="18"/>
+        </w:rPr>
+        <w:t xml:space="preserve">. </w:t>
+      </w:r>
+      <w:r>
+        <w:rPr>
+          <w:rFonts w:ascii="Verdana" w:hAnsi="Verdana"/>
+          <w:b/>
+          <w:color w:val="FF0000"/>
+          <w:sz w:val="18"/>
+          <w:szCs w:val="18"/>
+        </w:rPr>
+        <w:t>Bibliography</w:t>
+      </w:r>
+      <w:r>
+        <w:rPr>
+          <w:rFonts w:ascii="Verdana" w:hAnsi="Verdana"/>
+          <w:color w:val="FF0000"/>
+          <w:sz w:val="18"/>
+          <w:szCs w:val="18"/>
+        </w:rPr>
+        <w:t xml:space="preserve"> </w:t>
+      </w:r>
+      <w:r>
+        <w:rPr>
+          <w:rFonts w:ascii="Verdana" w:hAnsi="Verdana"/>
+          <w:color w:val="FF0000"/>
+          <w:sz w:val="18"/>
+          <w:szCs w:val="18"/>
+        </w:rPr>
+        <w:t xml:space="preserve"> </w:t>
+      </w:r>
+      <w:r>
+        <w:rPr>
+          <w:rFonts w:ascii="Verdana" w:hAnsi="Verdana"/>
+          <w:noProof/>
+          <w:color w:val="FF0000"/>
+          <w:sz w:val="18"/>
+          <w:szCs w:val="18"/>
+        </w:rPr>
+        <w:t>(</w:t>
+      </w:r>
+      <w:r>
+        <w:rPr>
+          <w:rFonts w:ascii="Verdana" w:hAnsi="Verdana"/>
+          <w:noProof/>
+          <w:color w:val="FF0000"/>
+          <w:sz w:val="18"/>
+          <w:szCs w:val="18"/>
+        </w:rPr>
+        <w:t>=</w:t>
+      </w:r>
+      <w:r>
+        <w:rPr>
+          <w:rFonts w:ascii="Verdana" w:hAnsi="Verdana"/>
+          <w:noProof/>
+          <w:color w:val="FF0000"/>
+          <w:sz w:val="18"/>
+          <w:szCs w:val="18"/>
+        </w:rPr>
+        <w:t>not included in word count</w:t>
+      </w:r>
+      <w:r>
+        <w:rPr>
+          <w:rFonts w:ascii="Verdana" w:hAnsi="Verdana"/>
+          <w:noProof/>
+          <w:color w:val="FF0000"/>
+          <w:sz w:val="18"/>
+          <w:szCs w:val="18"/>
+        </w:rPr>
+        <w:t xml:space="preserve"> </w:t>
+      </w:r>
+      <w:r>
+        <w:rPr>
+          <w:rFonts w:ascii="Verdana" w:hAnsi="Verdana"/>
+          <w:noProof/>
+          <w:color w:val="FF0000"/>
+          <w:sz w:val="18"/>
+          <w:szCs w:val="18"/>
+        </w:rPr>
+        <w:t>–</w:t>
+      </w:r>
+      <w:r>
+        <w:rPr>
+          <w:rFonts w:ascii="Verdana" w:hAnsi="Verdana"/>
+          <w:noProof/>
+          <w:color w:val="FF0000"/>
+          <w:sz w:val="18"/>
+          <w:szCs w:val="18"/>
+        </w:rPr>
+        <w:t xml:space="preserve"> </w:t>
+      </w:r>
+      <w:r>
+        <w:rPr>
+          <w:rFonts w:ascii="Verdana" w:hAnsi="Verdana"/>
+          <w:noProof/>
+          <w:color w:val="FF0000"/>
+          <w:sz w:val="18"/>
+          <w:szCs w:val="18"/>
+        </w:rPr>
+        <w:t xml:space="preserve">these are </w:t>
+      </w:r>
+      <w:r>
+        <w:rPr>
+          <w:rFonts w:ascii="Verdana" w:hAnsi="Verdana"/>
+          <w:noProof/>
+          <w:color w:val="FF0000"/>
+          <w:sz w:val="18"/>
+          <w:szCs w:val="18"/>
+        </w:rPr>
+        <w:t>any further</w:t>
+      </w:r>
+      <w:r>
+        <w:rPr>
+          <w:rFonts w:ascii="Verdana" w:hAnsi="Verdana"/>
+          <w:noProof/>
+          <w:color w:val="FF0000"/>
+          <w:sz w:val="18"/>
+          <w:szCs w:val="18"/>
+        </w:rPr>
+        <w:t xml:space="preserve"> items you have read around this topic</w:t>
+      </w:r>
+      <w:r>
+        <w:rPr>
+          <w:rFonts w:ascii="Verdana" w:hAnsi="Verdana"/>
+          <w:noProof/>
+          <w:color w:val="FF0000"/>
+          <w:sz w:val="18"/>
+          <w:szCs w:val="18"/>
+        </w:rPr>
+        <w:t>; in alphabetical order</w:t>
+      </w:r>
+      <w:r>
+        <w:rPr>
+          <w:rFonts w:ascii="Verdana" w:hAnsi="Verdana"/>
+          <w:noProof/>
+          <w:color w:val="FF0000"/>
+          <w:sz w:val="18"/>
+          <w:szCs w:val="18"/>
+        </w:rPr>
+        <w:t>)</w:t>
+      </w:r>
+      <w:r>
+        <w:rPr>
+          <w:rFonts w:ascii="Verdana" w:hAnsi="Verdana"/>
+          <w:noProof/>
+          <w:color w:val="FF0000"/>
+          <w:sz w:val="18"/>
+          <w:szCs w:val="18"/>
+        </w:rPr>
+        <w:br/>
+      </w:r>
+      <w:r>
+        <w:rPr>
+          <w:rFonts w:ascii="Verdana" w:hAnsi="Verdana"/>
+          <w:color w:val="FF0000"/>
+          <w:sz w:val="18"/>
+          <w:szCs w:val="18"/>
+        </w:rPr>
+        <w:t xml:space="preserve">Author, A. (2009) </w:t>
+      </w:r>
+      <w:r>
+        <w:rPr>
+          <w:rFonts w:ascii="Verdana" w:hAnsi="Verdana"/>
+          <w:i/>
+          <w:color w:val="FF0000"/>
+          <w:sz w:val="18"/>
+          <w:szCs w:val="18"/>
+        </w:rPr>
+        <w:t>A Book About Student Projects</w:t>
+      </w:r>
+      <w:r>
+        <w:rPr>
+          <w:rFonts w:ascii="Verdana" w:hAnsi="Verdana"/>
+          <w:color w:val="FF0000"/>
+          <w:sz w:val="18"/>
+          <w:szCs w:val="18"/>
+        </w:rPr>
+        <w:t xml:space="preserve">. Location Publisher. </w:t>
+      </w:r>
+    </w:p>
+    <w:p>
+      <w:pPr>
+        <w:rPr>
+          <w:rFonts w:ascii="Verdana" w:hAnsi="Verdana"/>
+          <w:color w:val="FF0000"/>
+          <w:sz w:val="18"/>
+          <w:szCs w:val="18"/>
+        </w:rPr>
+      </w:pPr>
+      <w:r>
+        <w:rPr>
+          <w:rFonts w:ascii="Verdana" w:hAnsi="Verdana"/>
+          <w:color w:val="FF0000"/>
+          <w:sz w:val="18"/>
+          <w:szCs w:val="18"/>
+        </w:rPr>
+        <w:t xml:space="preserve">Author, B (2008) ‘Journal Article’, </w:t>
+      </w:r>
+      <w:r>
+        <w:rPr>
+          <w:rFonts w:ascii="Verdana" w:hAnsi="Verdana"/>
+          <w:i/>
+          <w:color w:val="FF0000"/>
+          <w:sz w:val="18"/>
+          <w:szCs w:val="18"/>
+        </w:rPr>
+        <w:t>Digital Media Journal</w:t>
+      </w:r>
+      <w:r>
+        <w:rPr>
+          <w:rFonts w:ascii="Verdana" w:hAnsi="Verdana"/>
+          <w:color w:val="FF0000"/>
+          <w:sz w:val="18"/>
+          <w:szCs w:val="18"/>
+        </w:rPr>
+        <w:t>, Vol 1/13, pp 13-23</w:t>
+      </w:r>
+    </w:p>
+    <w:p>
+      <w:pPr>
+        <w:rPr>
+          <w:rFonts w:ascii="Verdana" w:hAnsi="Verdana"/>
+          <w:color w:val="FF0000"/>
+          <w:sz w:val="18"/>
+          <w:szCs w:val="18"/>
+        </w:rPr>
+      </w:pPr>
+      <w:r>
+        <w:rPr>
+          <w:rFonts w:ascii="Verdana" w:hAnsi="Verdana"/>
+          <w:color w:val="FF0000"/>
+          <w:sz w:val="18"/>
+          <w:szCs w:val="18"/>
+        </w:rPr>
+        <w:t xml:space="preserve">University of the West of England (2009) </w:t>
+      </w:r>
+      <w:r>
+        <w:rPr>
+          <w:rFonts w:ascii="Verdana" w:hAnsi="Verdana"/>
+          <w:i/>
+          <w:color w:val="FF0000"/>
+          <w:sz w:val="18"/>
+          <w:szCs w:val="18"/>
+        </w:rPr>
+        <w:t xml:space="preserve">UWE Library Services:Study skills - The Harvard System </w:t>
+      </w:r>
+      <w:r>
+        <w:rPr>
+          <w:rFonts w:ascii="Verdana" w:hAnsi="Verdana"/>
+          <w:color w:val="FF0000"/>
+          <w:sz w:val="18"/>
+          <w:szCs w:val="18"/>
+        </w:rPr>
+        <w:t xml:space="preserve">[Online] Available from </w:t>
+      </w:r>
+      <w:hyperlink r:id="rId40" w:history="1">
+        <w:r>
+          <w:rPr>
+            <w:rStyle w:val="Hyperlink"/>
+            <w:rFonts w:ascii="Verdana" w:hAnsi="Verdana"/>
+            <w:color w:val="FF0000"/>
+            <w:sz w:val="18"/>
+            <w:szCs w:val="18"/>
+          </w:rPr>
           <w:t>https://www1.uwe.ac.uk/students/studysupport/studyskills/referencing/uwebristolharvard.aspx</w:t>
         </w:r>
       </w:hyperlink>
@@ -11160,13 +12528,15 @@
       <w:pPr>
         <w:rPr>
           <w:rFonts w:ascii="Verdana" w:hAnsi="Verdana"/>
-          <w:sz w:val="18"/>
-          <w:szCs w:val="18"/>
-        </w:rPr>
-      </w:pPr>
-      <w:r>
-        <w:rPr>
-          <w:rFonts w:ascii="Verdana" w:hAnsi="Verdana"/>
+          <w:color w:val="FF0000"/>
+          <w:sz w:val="18"/>
+          <w:szCs w:val="18"/>
+        </w:rPr>
+      </w:pPr>
+      <w:r>
+        <w:rPr>
+          <w:rFonts w:ascii="Verdana" w:hAnsi="Verdana"/>
+          <w:color w:val="FF0000"/>
           <w:sz w:val="18"/>
           <w:szCs w:val="18"/>
         </w:rPr>
@@ -11175,6 +12545,7 @@
       <w:r>
         <w:rPr>
           <w:rFonts w:ascii="Verdana" w:hAnsi="Verdana"/>
+          <w:color w:val="FF0000"/>
           <w:sz w:val="18"/>
           <w:szCs w:val="18"/>
         </w:rPr>
@@ -11183,6 +12554,7 @@
       <w:r>
         <w:rPr>
           <w:rFonts w:ascii="Verdana" w:hAnsi="Verdana"/>
+          <w:color w:val="FF0000"/>
           <w:sz w:val="18"/>
           <w:szCs w:val="18"/>
         </w:rPr>
@@ -11539,27 +12911,7 @@
           <w:sz w:val="18"/>
           <w:szCs w:val="18"/>
         </w:rPr>
-        <w:t xml:space="preserve">. If not produced by yourself, include their reference, and status </w:t>
-      </w:r>
-      <w:proofErr w:type="gramStart"/>
-      <w:r>
-        <w:rPr>
-          <w:rFonts w:ascii="Verdana" w:eastAsia="Times New Roman" w:hAnsi="Verdana" w:cs="Times New Roman"/>
-          <w:color w:val="000000"/>
-          <w:sz w:val="18"/>
-          <w:szCs w:val="18"/>
-        </w:rPr>
-        <w:t>with regard to</w:t>
-      </w:r>
-      <w:proofErr w:type="gramEnd"/>
-      <w:r>
-        <w:rPr>
-          <w:rFonts w:ascii="Verdana" w:eastAsia="Times New Roman" w:hAnsi="Verdana" w:cs="Times New Roman"/>
-          <w:color w:val="000000"/>
-          <w:sz w:val="18"/>
-          <w:szCs w:val="18"/>
-        </w:rPr>
-        <w:t xml:space="preserve"> copyright/ creative commons licensing.</w:t>
+        <w:t>. If not produced by yourself, include their reference, and status with regard to copyright/ creative commons licensing.</w:t>
       </w:r>
       <w:r>
         <w:rPr>
@@ -12307,6 +13659,25 @@
       </w:pPr>
     </w:p>
     <w:p/>
+    <w:p/>
+    <w:p/>
+    <w:p/>
+    <w:p/>
+    <w:p/>
+    <w:p/>
+    <w:p/>
+    <w:p/>
+    <w:p/>
+    <w:p>
+      <w:pPr>
+        <w:tabs>
+          <w:tab w:val="left" w:pos="3225"/>
+        </w:tabs>
+      </w:pPr>
+      <w:r>
+        <w:tab/>
+      </w:r>
+    </w:p>
     <w:sectPr>
       <w:type w:val="continuous"/>
       <w:pgSz w:w="11900" w:h="16840"/>
@@ -12580,7 +13951,7 @@
         <w:sz w:val="16"/>
         <w:szCs w:val="16"/>
       </w:rPr>
-      <w:t>1</w:t>
+      <w:t>4</w:t>
     </w:r>
     <w:r>
       <w:rPr>
@@ -12596,7 +13967,7 @@
         <w:sz w:val="16"/>
         <w:szCs w:val="16"/>
       </w:rPr>
-      <w:t>2</w:t>
+      <w:t>5</w:t>
     </w:r>
     <w:r>
       <w:rPr>
@@ -14384,6 +15755,27 @@
       <w:szCs w:val="32"/>
     </w:rPr>
   </w:style>
+  <w:style w:type="paragraph" w:styleId="Heading3">
+    <w:name w:val="heading 3"/>
+    <w:basedOn w:val="Normal"/>
+    <w:next w:val="Normal"/>
+    <w:link w:val="Heading3Char"/>
+    <w:uiPriority w:val="9"/>
+    <w:semiHidden/>
+    <w:unhideWhenUsed/>
+    <w:qFormat/>
+    <w:rsid w:val="00574B14"/>
+    <w:pPr>
+      <w:keepNext/>
+      <w:keepLines/>
+      <w:spacing w:before="40"/>
+      <w:outlineLvl w:val="2"/>
+    </w:pPr>
+    <w:rPr>
+      <w:rFonts w:asciiTheme="majorHAnsi" w:eastAsiaTheme="majorEastAsia" w:hAnsiTheme="majorHAnsi" w:cstheme="majorBidi"/>
+      <w:color w:val="243F60" w:themeColor="accent1" w:themeShade="7F"/>
+    </w:rPr>
+  </w:style>
   <w:style w:type="paragraph" w:styleId="Heading5">
     <w:name w:val="heading 5"/>
     <w:basedOn w:val="Normal"/>
@@ -14408,7 +15800,6 @@
   <w:style w:type="character" w:default="1" w:styleId="DefaultParagraphFont">
     <w:name w:val="Default Paragraph Font"/>
     <w:uiPriority w:val="1"/>
-    <w:semiHidden/>
     <w:unhideWhenUsed/>
   </w:style>
   <w:style w:type="table" w:default="1" w:styleId="TableNormal">
@@ -14997,6 +16388,18 @@
       <w:szCs w:val="32"/>
     </w:rPr>
   </w:style>
+  <w:style w:type="character" w:customStyle="1" w:styleId="Heading3Char">
+    <w:name w:val="Heading 3 Char"/>
+    <w:basedOn w:val="DefaultParagraphFont"/>
+    <w:link w:val="Heading3"/>
+    <w:uiPriority w:val="9"/>
+    <w:semiHidden/>
+    <w:rsid w:val="00574B14"/>
+    <w:rPr>
+      <w:rFonts w:asciiTheme="majorHAnsi" w:eastAsiaTheme="majorEastAsia" w:hAnsiTheme="majorHAnsi" w:cstheme="majorBidi"/>
+      <w:color w:val="243F60" w:themeColor="accent1" w:themeShade="7F"/>
+    </w:rPr>
+  </w:style>
 </w:styles>
 </file>
 
@@ -15321,10 +16724,6 @@
 </file>
 
 <file path=customXml/item1.xml><?xml version="1.0" encoding="utf-8"?>
-<b:Sources xmlns:b="http://schemas.openxmlformats.org/officeDocument/2006/bibliography" xmlns="http://schemas.openxmlformats.org/officeDocument/2006/bibliography" SelectedStyle="/APA.XSL" StyleName="APA"/>
-</file>
-
-<file path=customXml/item2.xml><?xml version="1.0" encoding="utf-8"?>
 <?mso-contentType ?>
 <FormTemplates xmlns="http://schemas.microsoft.com/sharepoint/v3/contenttype/forms">
   <Display>DocumentLibraryForm</Display>
@@ -15333,22 +16732,11 @@
 </FormTemplates>
 </file>
 
-<file path=customXml/item3.xml><?xml version="1.0" encoding="utf-8"?>
-<p:properties xmlns:p="http://schemas.microsoft.com/office/2006/metadata/properties" xmlns:xsi="http://www.w3.org/2001/XMLSchema-instance" xmlns:pc="http://schemas.microsoft.com/office/infopath/2007/PartnerControls">
-  <documentManagement>
-    <lcf76f155ced4ddcb4097134ff3c332f xmlns="3ca5950f-9dc6-4fa2-8e6b-e8b0d1a55fc5">
-      <Terms xmlns="http://schemas.microsoft.com/office/infopath/2007/PartnerControls"/>
-    </lcf76f155ced4ddcb4097134ff3c332f>
-    <link xmlns="3ca5950f-9dc6-4fa2-8e6b-e8b0d1a55fc5">
-      <Url xsi:nil="true"/>
-      <Description xsi:nil="true"/>
-    </link>
-    <TaxCatchAll xmlns="da5699a2-2791-44c0-bb0a-d0c081c141e6" xsi:nil="true"/>
-  </documentManagement>
-</p:properties>
+<file path=customXml/item2.xml><?xml version="1.0" encoding="utf-8"?>
+<b:Sources xmlns:b="http://schemas.openxmlformats.org/officeDocument/2006/bibliography" xmlns="http://schemas.openxmlformats.org/officeDocument/2006/bibliography" SelectedStyle="/APA.XSL" StyleName="APA"/>
 </file>
 
-<file path=customXml/item4.xml><?xml version="1.0" encoding="utf-8"?>
+<file path=customXml/item3.xml><?xml version="1.0" encoding="utf-8"?>
 <ct:contentTypeSchema xmlns:ct="http://schemas.microsoft.com/office/2006/metadata/contentType" xmlns:ma="http://schemas.microsoft.com/office/2006/metadata/properties/metaAttributes" ct:_="" ma:_="" ma:contentTypeName="Document" ma:contentTypeID="0x0101001BC1D44B3665304E9EFFB6B26E5C1EDB" ma:contentTypeVersion="17" ma:contentTypeDescription="Create a new document." ma:contentTypeScope="" ma:versionID="ebe7ffaa3beae6c2692551344dbac989">
   <xsd:schema xmlns:xsd="http://www.w3.org/2001/XMLSchema" xmlns:xs="http://www.w3.org/2001/XMLSchema" xmlns:p="http://schemas.microsoft.com/office/2006/metadata/properties" xmlns:ns2="3ca5950f-9dc6-4fa2-8e6b-e8b0d1a55fc5" xmlns:ns3="da5699a2-2791-44c0-bb0a-d0c081c141e6" targetNamespace="http://schemas.microsoft.com/office/2006/metadata/properties" ma:root="true" ma:fieldsID="fbc6f3879e7a0016066cbb62231de351" ns2:_="" ns3:_="">
     <xsd:import namespace="3ca5950f-9dc6-4fa2-8e6b-e8b0d1a55fc5"/>
@@ -15604,7 +16992,30 @@
 </ct:contentTypeSchema>
 </file>
 
+<file path=customXml/item4.xml><?xml version="1.0" encoding="utf-8"?>
+<p:properties xmlns:p="http://schemas.microsoft.com/office/2006/metadata/properties" xmlns:xsi="http://www.w3.org/2001/XMLSchema-instance" xmlns:pc="http://schemas.microsoft.com/office/infopath/2007/PartnerControls">
+  <documentManagement>
+    <lcf76f155ced4ddcb4097134ff3c332f xmlns="3ca5950f-9dc6-4fa2-8e6b-e8b0d1a55fc5">
+      <Terms xmlns="http://schemas.microsoft.com/office/infopath/2007/PartnerControls"/>
+    </lcf76f155ced4ddcb4097134ff3c332f>
+    <link xmlns="3ca5950f-9dc6-4fa2-8e6b-e8b0d1a55fc5">
+      <Url xsi:nil="true"/>
+      <Description xsi:nil="true"/>
+    </link>
+    <TaxCatchAll xmlns="da5699a2-2791-44c0-bb0a-d0c081c141e6" xsi:nil="true"/>
+  </documentManagement>
+</p:properties>
+</file>
+
 <file path=customXml/itemProps1.xml><?xml version="1.0" encoding="utf-8"?>
+<ds:datastoreItem xmlns:ds="http://schemas.openxmlformats.org/officeDocument/2006/customXml" ds:itemID="{CE597715-63E8-4A9F-B3CC-57F27D3DCBFB}">
+  <ds:schemaRefs>
+    <ds:schemaRef ds:uri="http://schemas.microsoft.com/sharepoint/v3/contenttype/forms"/>
+  </ds:schemaRefs>
+</ds:datastoreItem>
+</file>
+
+<file path=customXml/itemProps2.xml><?xml version="1.0" encoding="utf-8"?>
 <ds:datastoreItem xmlns:ds="http://schemas.openxmlformats.org/officeDocument/2006/customXml" ds:itemID="{191EA17E-4FF3-6543-9328-B87A43C2CF01}">
   <ds:schemaRefs>
     <ds:schemaRef ds:uri="http://schemas.openxmlformats.org/officeDocument/2006/bibliography"/>
@@ -15612,26 +17023,7 @@
 </ds:datastoreItem>
 </file>
 
-<file path=customXml/itemProps2.xml><?xml version="1.0" encoding="utf-8"?>
-<ds:datastoreItem xmlns:ds="http://schemas.openxmlformats.org/officeDocument/2006/customXml" ds:itemID="{CE597715-63E8-4A9F-B3CC-57F27D3DCBFB}">
-  <ds:schemaRefs>
-    <ds:schemaRef ds:uri="http://schemas.microsoft.com/sharepoint/v3/contenttype/forms"/>
-  </ds:schemaRefs>
-</ds:datastoreItem>
-</file>
-
 <file path=customXml/itemProps3.xml><?xml version="1.0" encoding="utf-8"?>
-<ds:datastoreItem xmlns:ds="http://schemas.openxmlformats.org/officeDocument/2006/customXml" ds:itemID="{37169F2F-1A49-4A9E-A13A-BBD6F4DE6A1B}">
-  <ds:schemaRefs>
-    <ds:schemaRef ds:uri="http://schemas.microsoft.com/office/2006/metadata/properties"/>
-    <ds:schemaRef ds:uri="http://schemas.microsoft.com/office/infopath/2007/PartnerControls"/>
-    <ds:schemaRef ds:uri="3ca5950f-9dc6-4fa2-8e6b-e8b0d1a55fc5"/>
-    <ds:schemaRef ds:uri="da5699a2-2791-44c0-bb0a-d0c081c141e6"/>
-  </ds:schemaRefs>
-</ds:datastoreItem>
-</file>
-
-<file path=customXml/itemProps4.xml><?xml version="1.0" encoding="utf-8"?>
 <ds:datastoreItem xmlns:ds="http://schemas.openxmlformats.org/officeDocument/2006/customXml" ds:itemID="{F6547193-3E93-40A7-96AB-43C0DF37402B}">
   <ds:schemaRefs>
     <ds:schemaRef ds:uri="http://schemas.microsoft.com/office/2006/metadata/contentType"/>
@@ -15648,4 +17040,15 @@
     <ds:schemaRef ds:uri="http://schemas.microsoft.com/internal/obd"/>
   </ds:schemaRefs>
 </ds:datastoreItem>
+</file>
+
+<file path=customXml/itemProps4.xml><?xml version="1.0" encoding="utf-8"?>
+<ds:datastoreItem xmlns:ds="http://schemas.openxmlformats.org/officeDocument/2006/customXml" ds:itemID="{37169F2F-1A49-4A9E-A13A-BBD6F4DE6A1B}">
+  <ds:schemaRefs>
+    <ds:schemaRef ds:uri="http://schemas.microsoft.com/office/2006/metadata/properties"/>
+    <ds:schemaRef ds:uri="http://schemas.microsoft.com/office/infopath/2007/PartnerControls"/>
+    <ds:schemaRef ds:uri="3ca5950f-9dc6-4fa2-8e6b-e8b0d1a55fc5"/>
+    <ds:schemaRef ds:uri="da5699a2-2791-44c0-bb0a-d0c081c141e6"/>
+  </ds:schemaRefs>
+</ds:datastoreItem>
 </file>
--- a/Dis Report.docx
+++ b/Dis Report.docx
@@ -218,7 +218,7 @@
                         <a:effectLst/>
                         <a:extLst>
                           <a:ext uri="{C572A759-6A51-4108-AA02-DFA0A04FC94B}">
-                            <ma14:wrappingTextBoxFlag xmlns="" xmlns:mo="http://schemas.microsoft.com/office/mac/office/2008/main" xmlns:mv="urn:schemas-microsoft-com:mac:vml" xmlns:o="urn:schemas-microsoft-com:office:office" xmlns:v="urn:schemas-microsoft-com:vml" xmlns:w10="urn:schemas-microsoft-com:office:word" xmlns:w="http://schemas.openxmlformats.org/wordprocessingml/2006/main" xmlns:ma14="http://schemas.microsoft.com/office/mac/drawingml/2011/main"/>
+                            <ma14:wrappingTextBoxFlag xmlns:ma14="http://schemas.microsoft.com/office/mac/drawingml/2011/main" xmlns:w="http://schemas.openxmlformats.org/wordprocessingml/2006/main" xmlns:w10="urn:schemas-microsoft-com:office:word" xmlns:v="urn:schemas-microsoft-com:vml" xmlns:o="urn:schemas-microsoft-com:office:office" xmlns:mv="urn:schemas-microsoft-com:mac:vml" xmlns:mo="http://schemas.microsoft.com/office/mac/office/2008/main" xmlns=""/>
                           </a:ext>
                         </a:extLst>
                       </wps:spPr>
@@ -3935,23 +3935,7 @@
           <w:sz w:val="18"/>
           <w:szCs w:val="18"/>
         </w:rPr>
-        <w:t>Around 5% of people are kinaesthetic learners compared to the larger 65% of visual learners (</w:t>
-      </w:r>
-      <w:r>
-        <w:rPr>
-          <w:rFonts w:ascii="Verdana" w:hAnsi="Verdana"/>
-          <w:sz w:val="18"/>
-          <w:szCs w:val="18"/>
-        </w:rPr>
-        <w:t>Alina-Mihaela Busan</w:t>
-      </w:r>
-      <w:r>
-        <w:rPr>
-          <w:rFonts w:ascii="Verdana" w:hAnsi="Verdana"/>
-          <w:sz w:val="18"/>
-          <w:szCs w:val="18"/>
-        </w:rPr>
-        <w:t>, 2014)</w:t>
+        <w:t>Around 5% of people are kinaesthetic learners compared to the larger 65% of visual learners (Alina-Mihaela Busan, 2014)</w:t>
       </w:r>
       <w:r>
         <w:rPr>
@@ -4173,23 +4157,7 @@
           <w:sz w:val="18"/>
           <w:szCs w:val="18"/>
         </w:rPr>
-        <w:t xml:space="preserve">discovered by Joe </w:t>
-      </w:r>
-      <w:r>
-        <w:rPr>
-          <w:rFonts w:ascii="Verdana" w:hAnsi="Verdana"/>
-          <w:sz w:val="18"/>
-          <w:szCs w:val="18"/>
-        </w:rPr>
-        <w:t>Tranquillo</w:t>
-      </w:r>
-      <w:r>
-        <w:rPr>
-          <w:rFonts w:ascii="Verdana" w:hAnsi="Verdana"/>
-          <w:sz w:val="18"/>
-          <w:szCs w:val="18"/>
-        </w:rPr>
-        <w:t xml:space="preserve"> (2008)</w:t>
+        <w:t>discovered by Joe Tranquillo (2008)</w:t>
       </w:r>
       <w:r>
         <w:rPr>
@@ -4221,39 +4189,7 @@
           <w:sz w:val="18"/>
           <w:szCs w:val="18"/>
         </w:rPr>
-        <w:t xml:space="preserve"> Another paper by </w:t>
-      </w:r>
-      <w:r>
-        <w:rPr>
-          <w:rFonts w:ascii="Verdana" w:hAnsi="Verdana"/>
-          <w:sz w:val="18"/>
-          <w:szCs w:val="18"/>
-        </w:rPr>
-        <w:t>Sarah N</w:t>
-      </w:r>
-      <w:r>
-        <w:rPr>
-          <w:rFonts w:ascii="Verdana" w:hAnsi="Verdana"/>
-          <w:sz w:val="18"/>
-          <w:szCs w:val="18"/>
-        </w:rPr>
-        <w:t xml:space="preserve"> and </w:t>
-      </w:r>
-      <w:r>
-        <w:rPr>
-          <w:rFonts w:ascii="Verdana" w:hAnsi="Verdana"/>
-          <w:sz w:val="18"/>
-          <w:szCs w:val="18"/>
-        </w:rPr>
-        <w:t>Brin G</w:t>
-      </w:r>
-      <w:r>
-        <w:rPr>
-          <w:rFonts w:ascii="Verdana" w:hAnsi="Verdana"/>
-          <w:sz w:val="18"/>
-          <w:szCs w:val="18"/>
-        </w:rPr>
-        <w:t xml:space="preserve"> (2022) looked into how art-based kinaesthetic activities impacted college classrooms. The results amounted in a higher and more positive perception of the topic along side a higher retention of information. </w:t>
+        <w:t xml:space="preserve"> Another paper by Sarah N and Brin G (2022) looked into how art-based kinaesthetic activities impacted college classrooms. The results amounted in a higher and more positive perception of the topic along side a higher retention of information. </w:t>
       </w:r>
     </w:p>
     <w:p>
@@ -4297,23 +4233,7 @@
           <w:sz w:val="18"/>
           <w:szCs w:val="18"/>
         </w:rPr>
-        <w:t xml:space="preserve"> by making them partake in the activity being taught to them letting them complete a challenge involving this learning type. </w:t>
-      </w:r>
-      <w:r>
-        <w:rPr>
-          <w:rFonts w:ascii="Verdana" w:hAnsi="Verdana"/>
-          <w:sz w:val="18"/>
-          <w:szCs w:val="18"/>
-        </w:rPr>
-        <w:t>Veli-Matti Karhulahti</w:t>
-      </w:r>
-      <w:r>
-        <w:rPr>
-          <w:rFonts w:ascii="Verdana" w:hAnsi="Verdana"/>
-          <w:sz w:val="18"/>
-          <w:szCs w:val="18"/>
-        </w:rPr>
-        <w:t xml:space="preserve"> (2013) mentions how “A pitfall is hidden in ‘kinesthetics’ too” with the physical actions of the player being half the learning experience as when coming into contact with a </w:t>
+        <w:t xml:space="preserve"> by making them partake in the activity being taught to them letting them complete a challenge involving this learning type. Veli-Matti Karhulahti (2013) mentions how “A pitfall is hidden in ‘kinesthetics’ too” with the physical actions of the player being half the learning experience as when coming into contact with a </w:t>
       </w:r>
       <w:r>
         <w:rPr>
@@ -4389,15 +4309,7 @@
           <w:sz w:val="18"/>
           <w:szCs w:val="18"/>
         </w:rPr>
-        <w:t>Koutroumbas</w:t>
-      </w:r>
-      <w:r>
-        <w:rPr>
-          <w:rFonts w:ascii="Verdana" w:hAnsi="Verdana"/>
-          <w:sz w:val="18"/>
-          <w:szCs w:val="18"/>
-        </w:rPr>
-        <w:t>, K (200</w:t>
+        <w:t>Koutroumbas, K (200</w:t>
       </w:r>
       <w:r>
         <w:rPr>
@@ -4435,15 +4347,143 @@
           <w:sz w:val="18"/>
           <w:szCs w:val="18"/>
         </w:rPr>
-        <w:t>Koutroumbas, K</w:t>
-      </w:r>
-      <w:r>
-        <w:rPr>
-          <w:rFonts w:ascii="Verdana" w:hAnsi="Verdana"/>
-          <w:sz w:val="18"/>
-          <w:szCs w:val="18"/>
-        </w:rPr>
-        <w:t xml:space="preserve"> book into pattern recognition looks into the machine learning side of this topic, it can be applied to human thinking as the brains ability to process and store information (Anon, 2024).</w:t>
+        <w:t>Koutroumbas, K book into pattern recognition looks into the machine learning side of this topic, it can be applied to human thinking as the brains ability to process and store information (Anon, 2024).</w:t>
+      </w:r>
+      <w:r>
+        <w:rPr>
+          <w:rFonts w:ascii="Verdana" w:hAnsi="Verdana"/>
+          <w:sz w:val="18"/>
+          <w:szCs w:val="18"/>
+        </w:rPr>
+        <w:t xml:space="preserve"> </w:t>
+      </w:r>
+      <w:r>
+        <w:rPr>
+          <w:rFonts w:ascii="Verdana" w:hAnsi="Verdana"/>
+          <w:sz w:val="18"/>
+          <w:szCs w:val="18"/>
+        </w:rPr>
+        <w:t xml:space="preserve">Robert B (2021) brings up keys points about humans being able to find patterns and structures with new information being presented to them. A special layer of the brain found in only mammals (Robert B, 2021) called the neocortex, ‘a part of the human brain’s cerebral cortex where higher function is thought to originate from’ (Jennifer L, 2023), is in charge of finding patterns naturally. </w:t>
+      </w:r>
+      <w:r>
+        <w:rPr>
+          <w:rFonts w:ascii="Verdana" w:hAnsi="Verdana"/>
+          <w:sz w:val="18"/>
+          <w:szCs w:val="18"/>
+        </w:rPr>
+        <w:t>The human brain is always picking up new information about its surroundings and in turn picks up patterns sub-consciously (</w:t>
+      </w:r>
+      <w:r>
+        <w:rPr>
+          <w:rFonts w:ascii="Verdana" w:hAnsi="Verdana"/>
+          <w:sz w:val="18"/>
+          <w:szCs w:val="18"/>
+        </w:rPr>
+        <w:t>Miryam Naddaf &amp; Nature magazine</w:t>
+      </w:r>
+      <w:r>
+        <w:rPr>
+          <w:rFonts w:ascii="Verdana" w:hAnsi="Verdana"/>
+          <w:sz w:val="18"/>
+          <w:szCs w:val="18"/>
+        </w:rPr>
+        <w:t xml:space="preserve">, 2024). This sub-conscious pattern finding can be used when teaching new information by repeating already established ideas and using the other researched techniques can create a memorable and </w:t>
+      </w:r>
+      <w:r>
+        <w:rPr>
+          <w:rFonts w:ascii="Verdana" w:hAnsi="Verdana"/>
+          <w:sz w:val="18"/>
+          <w:szCs w:val="18"/>
+        </w:rPr>
+        <w:t xml:space="preserve">interactive experiences. </w:t>
+      </w:r>
+      <w:r>
+        <w:rPr>
+          <w:rFonts w:ascii="Verdana" w:hAnsi="Verdana"/>
+          <w:sz w:val="18"/>
+          <w:szCs w:val="18"/>
+        </w:rPr>
+        <w:t xml:space="preserve">When applying this research to the project </w:t>
+      </w:r>
+      <w:r>
+        <w:rPr>
+          <w:rFonts w:ascii="Verdana" w:hAnsi="Verdana"/>
+          <w:sz w:val="18"/>
+          <w:szCs w:val="18"/>
+        </w:rPr>
+        <w:t xml:space="preserve">consistency between </w:t>
+      </w:r>
+      <w:r>
+        <w:rPr>
+          <w:rFonts w:ascii="Verdana" w:hAnsi="Verdana"/>
+          <w:sz w:val="18"/>
+          <w:szCs w:val="18"/>
+        </w:rPr>
+        <w:lastRenderedPageBreak/>
+        <w:t>certain aspects of the project must appears. Ohio State University (2018) mention ‘humans try to detect patterns in their environment all the time because it makes learning easier. A test they conducted (Ohio State University, 2018) concluded in finding that the brain does more than just predicting the next possible outcome from the participants test, it looks for rules and patterns to follow.</w:t>
+      </w:r>
+      <w:r>
+        <w:rPr>
+          <w:rFonts w:ascii="Verdana" w:hAnsi="Verdana"/>
+          <w:sz w:val="18"/>
+          <w:szCs w:val="18"/>
+        </w:rPr>
+        <w:t xml:space="preserve"> Linking this to the project using a set of defined rules that don’t change throughout gameplay is key to creating that sub-conscious level of learning.</w:t>
+      </w:r>
+    </w:p>
+    <w:p>
+      <w:pPr>
+        <w:rPr>
+          <w:rFonts w:ascii="Verdana" w:hAnsi="Verdana"/>
+          <w:sz w:val="18"/>
+          <w:szCs w:val="18"/>
+        </w:rPr>
+      </w:pPr>
+    </w:p>
+    <w:p>
+      <w:pPr>
+        <w:rPr>
+          <w:rFonts w:ascii="Verdana" w:hAnsi="Verdana"/>
+          <w:b/>
+          <w:bCs/>
+          <w:sz w:val="18"/>
+          <w:szCs w:val="18"/>
+        </w:rPr>
+      </w:pPr>
+      <w:r>
+        <w:rPr>
+          <w:rFonts w:ascii="Verdana" w:hAnsi="Verdana"/>
+          <w:b/>
+          <w:bCs/>
+          <w:sz w:val="18"/>
+          <w:szCs w:val="18"/>
+        </w:rPr>
+        <w:t>3.4 Collecting the results</w:t>
+      </w:r>
+    </w:p>
+    <w:p>
+      <w:pPr>
+        <w:rPr>
+          <w:rFonts w:ascii="Verdana" w:hAnsi="Verdana"/>
+          <w:sz w:val="18"/>
+          <w:szCs w:val="18"/>
+        </w:rPr>
+      </w:pPr>
+      <w:r>
+        <w:rPr>
+          <w:rFonts w:ascii="Verdana" w:hAnsi="Verdana"/>
+          <w:sz w:val="18"/>
+          <w:szCs w:val="18"/>
+        </w:rPr>
+        <w:t xml:space="preserve">Through this literacy review the key learning styles have been uncovered. Using combinations of the VARK model (VARK, 2024) and Bay Atlantic Universities (2025) different learning styles a combination of visual, </w:t>
+      </w:r>
+      <w:r>
+        <w:rPr>
+          <w:rFonts w:ascii="Verdana" w:hAnsi="Verdana"/>
+          <w:sz w:val="18"/>
+          <w:szCs w:val="18"/>
+        </w:rPr>
+        <w:t>kinaesthetic and pattern based material will be implemented into the artifact’s iterations in combination with the player testing. Creating engaging and consistent visuals and gameplay will help cover the majority of the way humans learn. The theory behind human learning will be used in section 5 of the report to help understand and answer the research questions about how we learn as humans.</w:t>
       </w:r>
     </w:p>
     <w:p>
@@ -4951,18 +4991,7 @@
             <w:sz w:val="18"/>
             <w:szCs w:val="18"/>
           </w:rPr>
-          <w:t xml:space="preserve">television </w:t>
-        </w:r>
-        <w:r>
-          <w:rPr>
-            <w:rStyle w:val="Hyperlink"/>
-            <w:rFonts w:ascii="Verdana" w:eastAsia="Times New Roman" w:hAnsi="Verdana" w:cs="Times New Roman"/>
-            <w:color w:val="FF0000"/>
-            <w:sz w:val="18"/>
-            <w:szCs w:val="18"/>
-          </w:rPr>
-          <w:lastRenderedPageBreak/>
-          <w:t>programmes</w:t>
+          <w:t>television programmes</w:t>
         </w:r>
       </w:hyperlink>
       <w:r>
@@ -5198,7 +5227,15 @@
           <w:sz w:val="18"/>
           <w:szCs w:val="18"/>
         </w:rPr>
-        <w:t xml:space="preserve"> player testing. The review will go into topics such as learning theory to find the most effective ways humans learn and pattern recognition and how this can be used to sub-consciously guide players. Using proven and researched methods will help create a solid base for the project to work from.  Looking deeper into how different ages learn will also help in making sure the new information provided is accessible and useful for a wider demographic. </w:t>
+        <w:t xml:space="preserve"> player testing. The review will go into topics such as learning theory to find the most effective ways humans learn and pattern recognition and how this can be used to sub-consciously guide players. Using proven and researched methods will help create a solid base for the project to work from.  Looking deeper into how different ages learn will also help in making sure the new information </w:t>
+      </w:r>
+      <w:r>
+        <w:rPr>
+          <w:rFonts w:ascii="Verdana" w:hAnsi="Verdana"/>
+          <w:sz w:val="18"/>
+          <w:szCs w:val="18"/>
+        </w:rPr>
+        <w:t xml:space="preserve">provided is accessible and useful for a wider demographic. </w:t>
       </w:r>
     </w:p>
     <w:p>
@@ -5395,15 +5432,7 @@
           <w:sz w:val="18"/>
           <w:szCs w:val="18"/>
         </w:rPr>
-        <w:t xml:space="preserve"> from the day of the test to 2 weeks after for any reason. Once the marks from the module are received all data accessible to the researcher will be permanently destroyed with only anonymous </w:t>
-      </w:r>
-      <w:r>
-        <w:rPr>
-          <w:rFonts w:ascii="Verdana" w:hAnsi="Verdana"/>
-          <w:sz w:val="18"/>
-          <w:szCs w:val="18"/>
-        </w:rPr>
-        <w:t>quotes being left in the report itself. Due to the test being brought to the participant in the form of a laptop the tester will be able to pick a place they feel comfortable doing it in. The risks of injury or harm to the test are virtually non-existent due to this fact alongside there being no physical requirements. The tester can also request breaks and can pause the game at any time or stop the test entirely when requested.</w:t>
+        <w:t xml:space="preserve"> from the day of the test to 2 weeks after for any reason. Once the marks from the module are received all data accessible to the researcher will be permanently destroyed with only anonymous quotes being left in the report itself. Due to the test being brought to the participant in the form of a laptop the tester will be able to pick a place they feel comfortable doing it in. The risks of injury or harm to the test are virtually non-existent due to this fact alongside there being no physical requirements. The tester can also request breaks and can pause the game at any time or stop the test entirely when requested.</w:t>
       </w:r>
     </w:p>
     <w:p>
@@ -5516,7 +5545,17 @@
           <w:sz w:val="18"/>
           <w:szCs w:val="18"/>
         </w:rPr>
-        <w:t>. Try to convince the reader that the choices of method were appropriate for this project</w:t>
+        <w:t xml:space="preserve">. Try to convince the reader that the choices of method </w:t>
+      </w:r>
+      <w:r>
+        <w:rPr>
+          <w:rFonts w:ascii="Verdana" w:hAnsi="Verdana"/>
+          <w:color w:val="FF0000"/>
+          <w:sz w:val="18"/>
+          <w:szCs w:val="18"/>
+        </w:rPr>
+        <w:lastRenderedPageBreak/>
+        <w:t>were appropriate for this project</w:t>
       </w:r>
       <w:r>
         <w:rPr>
@@ -6430,7 +6469,6 @@
           <w:sz w:val="18"/>
           <w:szCs w:val="18"/>
         </w:rPr>
-        <w:lastRenderedPageBreak/>
         <w:t>------------------------------------------------------</w:t>
       </w:r>
     </w:p>
@@ -6855,7 +6893,16 @@
           <w:sz w:val="18"/>
           <w:szCs w:val="18"/>
         </w:rPr>
-        <w:t>terative development is often key when it comes to practice.</w:t>
+        <w:t xml:space="preserve">terative development is often key when </w:t>
+      </w:r>
+      <w:r>
+        <w:rPr>
+          <w:rFonts w:ascii="Verdana" w:hAnsi="Verdana"/>
+          <w:color w:val="FF0000"/>
+          <w:sz w:val="18"/>
+          <w:szCs w:val="18"/>
+        </w:rPr>
+        <w:t>it comes to practice.</w:t>
       </w:r>
       <w:r>
         <w:rPr>
@@ -8445,7 +8492,7 @@
                         <a:effectLst/>
                         <a:extLst>
                           <a:ext uri="{C572A759-6A51-4108-AA02-DFA0A04FC94B}">
-                            <ma14:wrappingTextBoxFlag xmlns="" xmlns:mo="http://schemas.microsoft.com/office/mac/office/2008/main" xmlns:mv="urn:schemas-microsoft-com:mac:vml" xmlns:o="urn:schemas-microsoft-com:office:office" xmlns:v="urn:schemas-microsoft-com:vml" xmlns:w10="urn:schemas-microsoft-com:office:word" xmlns:w="http://schemas.openxmlformats.org/wordprocessingml/2006/main" xmlns:ma14="http://schemas.microsoft.com/office/mac/drawingml/2011/main"/>
+                            <ma14:wrappingTextBoxFlag xmlns:ma14="http://schemas.microsoft.com/office/mac/drawingml/2011/main" xmlns:w="http://schemas.openxmlformats.org/wordprocessingml/2006/main" xmlns:w10="urn:schemas-microsoft-com:office:word" xmlns:v="urn:schemas-microsoft-com:vml" xmlns:o="urn:schemas-microsoft-com:office:office" xmlns:mv="urn:schemas-microsoft-com:mac:vml" xmlns:mo="http://schemas.microsoft.com/office/mac/office/2008/main" xmlns=""/>
                           </a:ext>
                         </a:extLst>
                       </wps:spPr>
@@ -8836,13 +8883,15 @@
         <w:jc w:val="both"/>
         <w:rPr>
           <w:rFonts w:ascii="Verdana" w:eastAsia="Times New Roman" w:hAnsi="Verdana" w:cs="Times New Roman"/>
-          <w:sz w:val="18"/>
-          <w:szCs w:val="18"/>
-        </w:rPr>
-      </w:pPr>
-      <w:r>
-        <w:rPr>
-          <w:rFonts w:ascii="Verdana" w:hAnsi="Verdana"/>
+          <w:color w:val="FF0000"/>
+          <w:sz w:val="18"/>
+          <w:szCs w:val="18"/>
+        </w:rPr>
+      </w:pPr>
+      <w:r>
+        <w:rPr>
+          <w:rFonts w:ascii="Verdana" w:hAnsi="Verdana"/>
+          <w:color w:val="FF0000"/>
           <w:sz w:val="18"/>
           <w:szCs w:val="18"/>
         </w:rPr>
@@ -8851,6 +8900,7 @@
       <w:r>
         <w:rPr>
           <w:rFonts w:ascii="Verdana" w:hAnsi="Verdana"/>
+          <w:color w:val="FF0000"/>
           <w:sz w:val="18"/>
           <w:szCs w:val="18"/>
         </w:rPr>
@@ -8859,6 +8909,7 @@
       <w:r>
         <w:rPr>
           <w:rFonts w:ascii="Verdana" w:hAnsi="Verdana"/>
+          <w:color w:val="FF0000"/>
           <w:sz w:val="18"/>
           <w:szCs w:val="18"/>
         </w:rPr>
@@ -8867,6 +8918,7 @@
       <w:r>
         <w:rPr>
           <w:rFonts w:ascii="Verdana" w:hAnsi="Verdana"/>
+          <w:color w:val="FF0000"/>
           <w:sz w:val="18"/>
           <w:szCs w:val="18"/>
         </w:rPr>
@@ -8875,6 +8927,7 @@
       <w:r>
         <w:rPr>
           <w:rFonts w:ascii="Verdana" w:hAnsi="Verdana"/>
+          <w:color w:val="FF0000"/>
           <w:sz w:val="18"/>
           <w:szCs w:val="18"/>
         </w:rPr>
@@ -8883,6 +8936,7 @@
       <w:r>
         <w:rPr>
           <w:rFonts w:ascii="Verdana" w:hAnsi="Verdana"/>
+          <w:color w:val="FF0000"/>
           <w:sz w:val="18"/>
           <w:szCs w:val="18"/>
         </w:rPr>
@@ -8891,6 +8945,7 @@
       <w:r>
         <w:rPr>
           <w:rFonts w:ascii="Verdana" w:hAnsi="Verdana"/>
+          <w:color w:val="FF0000"/>
           <w:sz w:val="18"/>
           <w:szCs w:val="18"/>
         </w:rPr>
@@ -8899,6 +8954,7 @@
       <w:r>
         <w:rPr>
           <w:rFonts w:ascii="Verdana" w:hAnsi="Verdana"/>
+          <w:color w:val="FF0000"/>
           <w:sz w:val="18"/>
           <w:szCs w:val="18"/>
         </w:rPr>
@@ -8907,6 +8963,7 @@
       <w:r>
         <w:rPr>
           <w:rFonts w:ascii="Verdana" w:hAnsi="Verdana"/>
+          <w:color w:val="FF0000"/>
           <w:sz w:val="18"/>
           <w:szCs w:val="18"/>
         </w:rPr>
@@ -8915,6 +8972,7 @@
       <w:r>
         <w:rPr>
           <w:rFonts w:ascii="Verdana" w:hAnsi="Verdana"/>
+          <w:color w:val="FF0000"/>
           <w:sz w:val="18"/>
           <w:szCs w:val="18"/>
         </w:rPr>
@@ -8923,6 +8981,7 @@
       <w:r>
         <w:rPr>
           <w:rFonts w:ascii="Verdana" w:hAnsi="Verdana"/>
+          <w:color w:val="FF0000"/>
           <w:sz w:val="18"/>
           <w:szCs w:val="18"/>
         </w:rPr>
@@ -8931,6 +8990,7 @@
       <w:r>
         <w:rPr>
           <w:rFonts w:ascii="Verdana" w:hAnsi="Verdana"/>
+          <w:color w:val="FF0000"/>
           <w:sz w:val="18"/>
           <w:szCs w:val="18"/>
         </w:rPr>
@@ -8939,6 +8999,7 @@
       <w:r>
         <w:rPr>
           <w:rFonts w:ascii="Verdana" w:hAnsi="Verdana"/>
+          <w:color w:val="FF0000"/>
           <w:sz w:val="18"/>
           <w:szCs w:val="18"/>
         </w:rPr>
@@ -8947,6 +9008,7 @@
       <w:r>
         <w:rPr>
           <w:rFonts w:ascii="Verdana" w:hAnsi="Verdana"/>
+          <w:color w:val="FF0000"/>
           <w:sz w:val="18"/>
           <w:szCs w:val="18"/>
         </w:rPr>
@@ -8955,6 +9017,7 @@
       <w:r>
         <w:rPr>
           <w:rFonts w:ascii="Verdana" w:hAnsi="Verdana"/>
+          <w:color w:val="FF0000"/>
           <w:sz w:val="18"/>
           <w:szCs w:val="18"/>
         </w:rPr>
@@ -8963,6 +9026,7 @@
       <w:r>
         <w:rPr>
           <w:rFonts w:ascii="Verdana" w:hAnsi="Verdana"/>
+          <w:color w:val="FF0000"/>
           <w:sz w:val="18"/>
           <w:szCs w:val="18"/>
         </w:rPr>
@@ -8971,6 +9035,7 @@
       <w:r>
         <w:rPr>
           <w:rFonts w:ascii="Verdana" w:hAnsi="Verdana"/>
+          <w:color w:val="FF0000"/>
           <w:sz w:val="18"/>
           <w:szCs w:val="18"/>
         </w:rPr>
@@ -8979,6 +9044,7 @@
       <w:r>
         <w:rPr>
           <w:rFonts w:ascii="Verdana" w:hAnsi="Verdana"/>
+          <w:color w:val="FF0000"/>
           <w:sz w:val="18"/>
           <w:szCs w:val="18"/>
         </w:rPr>
@@ -8987,6 +9053,7 @@
       <w:r>
         <w:rPr>
           <w:rFonts w:ascii="Verdana" w:hAnsi="Verdana"/>
+          <w:color w:val="FF0000"/>
           <w:sz w:val="18"/>
           <w:szCs w:val="18"/>
         </w:rPr>
@@ -8995,6 +9062,7 @@
       <w:r>
         <w:rPr>
           <w:rFonts w:ascii="Verdana" w:hAnsi="Verdana"/>
+          <w:color w:val="FF0000"/>
           <w:sz w:val="18"/>
           <w:szCs w:val="18"/>
         </w:rPr>
@@ -9003,6 +9071,7 @@
       <w:r>
         <w:rPr>
           <w:rFonts w:ascii="Verdana" w:hAnsi="Verdana"/>
+          <w:color w:val="FF0000"/>
           <w:sz w:val="18"/>
           <w:szCs w:val="18"/>
         </w:rPr>
@@ -9011,6 +9080,7 @@
       <w:r>
         <w:rPr>
           <w:rFonts w:ascii="Verdana" w:hAnsi="Verdana"/>
+          <w:color w:val="FF0000"/>
           <w:sz w:val="18"/>
           <w:szCs w:val="18"/>
         </w:rPr>
@@ -9019,6 +9089,7 @@
       <w:r>
         <w:rPr>
           <w:rFonts w:ascii="Verdana" w:hAnsi="Verdana"/>
+          <w:color w:val="FF0000"/>
           <w:sz w:val="18"/>
           <w:szCs w:val="18"/>
         </w:rPr>
@@ -9027,6 +9098,7 @@
       <w:r>
         <w:rPr>
           <w:rFonts w:ascii="Verdana" w:hAnsi="Verdana"/>
+          <w:color w:val="FF0000"/>
           <w:sz w:val="18"/>
           <w:szCs w:val="18"/>
         </w:rPr>
@@ -9035,6 +9107,7 @@
       <w:r>
         <w:rPr>
           <w:rFonts w:ascii="Verdana" w:hAnsi="Verdana"/>
+          <w:color w:val="FF0000"/>
           <w:sz w:val="18"/>
           <w:szCs w:val="18"/>
         </w:rPr>
@@ -9043,6 +9116,7 @@
       <w:r>
         <w:rPr>
           <w:rFonts w:ascii="Verdana" w:hAnsi="Verdana"/>
+          <w:color w:val="FF0000"/>
           <w:sz w:val="18"/>
           <w:szCs w:val="18"/>
         </w:rPr>
@@ -9051,6 +9125,7 @@
       <w:r>
         <w:rPr>
           <w:rFonts w:ascii="Verdana" w:hAnsi="Verdana"/>
+          <w:color w:val="FF0000"/>
           <w:sz w:val="18"/>
           <w:szCs w:val="18"/>
         </w:rPr>
@@ -9059,6 +9134,7 @@
       <w:r>
         <w:rPr>
           <w:rFonts w:ascii="Verdana" w:hAnsi="Verdana"/>
+          <w:color w:val="FF0000"/>
           <w:sz w:val="18"/>
           <w:szCs w:val="18"/>
         </w:rPr>
@@ -9067,6 +9143,7 @@
       <w:r>
         <w:rPr>
           <w:rFonts w:ascii="Verdana" w:hAnsi="Verdana"/>
+          <w:color w:val="FF0000"/>
           <w:sz w:val="18"/>
           <w:szCs w:val="18"/>
         </w:rPr>
@@ -9075,6 +9152,7 @@
       <w:r>
         <w:rPr>
           <w:rFonts w:ascii="Verdana" w:eastAsia="Times New Roman" w:hAnsi="Verdana" w:cs="Times New Roman"/>
+          <w:color w:val="FF0000"/>
           <w:sz w:val="18"/>
           <w:szCs w:val="18"/>
         </w:rPr>
@@ -9083,6 +9161,7 @@
       <w:r>
         <w:rPr>
           <w:rFonts w:ascii="Verdana" w:eastAsia="Times New Roman" w:hAnsi="Verdana" w:cs="Times New Roman"/>
+          <w:color w:val="FF0000"/>
           <w:sz w:val="18"/>
           <w:szCs w:val="18"/>
         </w:rPr>
@@ -9091,38 +9170,246 @@
       <w:r>
         <w:rPr>
           <w:rFonts w:ascii="Verdana" w:eastAsia="Times New Roman" w:hAnsi="Verdana" w:cs="Times New Roman"/>
-          <w:sz w:val="18"/>
-          <w:szCs w:val="18"/>
-        </w:rPr>
-        <w:t>need some references here</w:t>
+          <w:color w:val="FF0000"/>
+          <w:sz w:val="18"/>
+          <w:szCs w:val="18"/>
+        </w:rPr>
+        <w:t xml:space="preserve">need some references here to situate the project convincingly within </w:t>
       </w:r>
       <w:r>
         <w:rPr>
           <w:rFonts w:ascii="Verdana" w:eastAsia="Times New Roman" w:hAnsi="Verdana" w:cs="Times New Roman"/>
-          <w:sz w:val="18"/>
-          <w:szCs w:val="18"/>
-        </w:rPr>
-        <w:t xml:space="preserve"> to situate the project convincingly within </w:t>
+          <w:color w:val="FF0000"/>
+          <w:sz w:val="18"/>
+          <w:szCs w:val="18"/>
+        </w:rPr>
+        <w:t>the context of previous work or artifacts</w:t>
       </w:r>
       <w:r>
         <w:rPr>
           <w:rFonts w:ascii="Verdana" w:eastAsia="Times New Roman" w:hAnsi="Verdana" w:cs="Times New Roman"/>
-          <w:sz w:val="18"/>
-          <w:szCs w:val="18"/>
-        </w:rPr>
-        <w:t>the context of previous work or artifacts</w:t>
+          <w:color w:val="FF0000"/>
+          <w:sz w:val="18"/>
+          <w:szCs w:val="18"/>
+        </w:rPr>
+        <w:t xml:space="preserve">). </w:t>
+      </w:r>
+      <w:r>
+        <w:rPr>
+          <w:rFonts w:ascii="Verdana" w:hAnsi="Verdana"/>
+          <w:color w:val="FF0000"/>
+          <w:sz w:val="18"/>
+          <w:szCs w:val="18"/>
+        </w:rPr>
+        <w:t xml:space="preserve">Critically analyse what </w:t>
+      </w:r>
+      <w:r>
+        <w:rPr>
+          <w:rFonts w:ascii="Verdana" w:hAnsi="Verdana"/>
+          <w:color w:val="FF0000"/>
+          <w:sz w:val="18"/>
+          <w:szCs w:val="18"/>
+        </w:rPr>
+        <w:t>has</w:t>
+      </w:r>
+      <w:r>
+        <w:rPr>
+          <w:rFonts w:ascii="Verdana" w:hAnsi="Verdana"/>
+          <w:color w:val="FF0000"/>
+          <w:sz w:val="18"/>
+          <w:szCs w:val="18"/>
+        </w:rPr>
+        <w:t xml:space="preserve"> </w:t>
+      </w:r>
+      <w:r>
+        <w:rPr>
+          <w:rFonts w:ascii="Verdana" w:hAnsi="Verdana"/>
+          <w:color w:val="FF0000"/>
+          <w:sz w:val="18"/>
+          <w:szCs w:val="18"/>
+        </w:rPr>
+        <w:t>been</w:t>
+      </w:r>
+      <w:r>
+        <w:rPr>
+          <w:rFonts w:ascii="Verdana" w:hAnsi="Verdana"/>
+          <w:color w:val="FF0000"/>
+          <w:sz w:val="18"/>
+          <w:szCs w:val="18"/>
+        </w:rPr>
+        <w:t xml:space="preserve"> achieved and if necessary</w:t>
+      </w:r>
+      <w:r>
+        <w:rPr>
+          <w:rFonts w:ascii="Verdana" w:hAnsi="Verdana"/>
+          <w:color w:val="FF0000"/>
+          <w:sz w:val="18"/>
+          <w:szCs w:val="18"/>
+        </w:rPr>
+        <w:t>,</w:t>
+      </w:r>
+      <w:r>
+        <w:rPr>
+          <w:rFonts w:ascii="Verdana" w:hAnsi="Verdana"/>
+          <w:color w:val="FF0000"/>
+          <w:sz w:val="18"/>
+          <w:szCs w:val="18"/>
+        </w:rPr>
+        <w:t xml:space="preserve"> suggest </w:t>
+      </w:r>
+      <w:r>
+        <w:rPr>
+          <w:rFonts w:ascii="Verdana" w:hAnsi="Verdana"/>
+          <w:color w:val="FF0000"/>
+          <w:sz w:val="18"/>
+          <w:szCs w:val="18"/>
+        </w:rPr>
+        <w:t>alternative</w:t>
+      </w:r>
+      <w:r>
+        <w:rPr>
+          <w:rFonts w:ascii="Verdana" w:hAnsi="Verdana"/>
+          <w:color w:val="FF0000"/>
+          <w:sz w:val="18"/>
+          <w:szCs w:val="18"/>
+        </w:rPr>
+        <w:t xml:space="preserve"> approaches. </w:t>
+      </w:r>
+    </w:p>
+    <w:p>
+      <w:pPr>
+        <w:jc w:val="both"/>
+        <w:rPr>
+          <w:rFonts w:ascii="Verdana" w:hAnsi="Verdana"/>
+          <w:color w:val="FF0000"/>
+          <w:sz w:val="18"/>
+          <w:szCs w:val="18"/>
+        </w:rPr>
+      </w:pPr>
+    </w:p>
+    <w:p>
+      <w:pPr>
+        <w:jc w:val="both"/>
+        <w:rPr>
+          <w:rFonts w:ascii="Verdana" w:hAnsi="Verdana"/>
+          <w:color w:val="FF0000"/>
+          <w:sz w:val="18"/>
+          <w:szCs w:val="18"/>
+        </w:rPr>
+      </w:pPr>
+      <w:r>
+        <w:rPr>
+          <w:rFonts w:ascii="Verdana" w:hAnsi="Verdana"/>
+          <w:color w:val="FF0000"/>
+          <w:sz w:val="18"/>
+          <w:szCs w:val="18"/>
+        </w:rPr>
+        <w:lastRenderedPageBreak/>
+        <w:t xml:space="preserve">Look back and </w:t>
+      </w:r>
+      <w:r>
+        <w:rPr>
+          <w:rFonts w:ascii="Verdana" w:hAnsi="Verdana"/>
+          <w:color w:val="FF0000"/>
+          <w:sz w:val="18"/>
+          <w:szCs w:val="18"/>
+        </w:rPr>
+        <w:t>close the loop</w:t>
+      </w:r>
+      <w:r>
+        <w:rPr>
+          <w:rFonts w:ascii="Verdana" w:hAnsi="Verdana"/>
+          <w:color w:val="FF0000"/>
+          <w:sz w:val="18"/>
+          <w:szCs w:val="18"/>
+        </w:rPr>
+        <w:t xml:space="preserve">: </w:t>
+      </w:r>
+      <w:r>
+        <w:rPr>
+          <w:rFonts w:ascii="Verdana" w:hAnsi="Verdana"/>
+          <w:color w:val="FF0000"/>
+          <w:sz w:val="18"/>
+          <w:szCs w:val="18"/>
+        </w:rPr>
+        <w:t xml:space="preserve">how and </w:t>
+      </w:r>
+      <w:r>
+        <w:rPr>
+          <w:rFonts w:ascii="Verdana" w:hAnsi="Verdana"/>
+          <w:color w:val="FF0000"/>
+          <w:sz w:val="18"/>
+          <w:szCs w:val="18"/>
+        </w:rPr>
+        <w:t>to what extent</w:t>
+      </w:r>
+      <w:r>
+        <w:rPr>
+          <w:rFonts w:ascii="Verdana" w:hAnsi="Verdana"/>
+          <w:color w:val="FF0000"/>
+          <w:sz w:val="18"/>
+          <w:szCs w:val="18"/>
+        </w:rPr>
+        <w:t xml:space="preserve"> does</w:t>
+      </w:r>
+      <w:r>
+        <w:rPr>
+          <w:rFonts w:ascii="Verdana" w:hAnsi="Verdana"/>
+          <w:color w:val="FF0000"/>
+          <w:sz w:val="18"/>
+          <w:szCs w:val="18"/>
+        </w:rPr>
+        <w:t xml:space="preserve"> </w:t>
+      </w:r>
+      <w:r>
+        <w:rPr>
+          <w:rFonts w:ascii="Verdana" w:hAnsi="Verdana"/>
+          <w:color w:val="FF0000"/>
+          <w:sz w:val="18"/>
+          <w:szCs w:val="18"/>
+        </w:rPr>
+        <w:t xml:space="preserve">the project respond to the research questions? </w:t>
       </w:r>
       <w:r>
         <w:rPr>
           <w:rFonts w:ascii="Verdana" w:eastAsia="Times New Roman" w:hAnsi="Verdana" w:cs="Times New Roman"/>
-          <w:sz w:val="18"/>
-          <w:szCs w:val="18"/>
-        </w:rPr>
-        <w:t>).</w:t>
-      </w:r>
-      <w:r>
-        <w:rPr>
-          <w:rFonts w:ascii="Verdana" w:eastAsia="Times New Roman" w:hAnsi="Verdana" w:cs="Times New Roman"/>
+          <w:color w:val="FF0000"/>
+          <w:sz w:val="18"/>
+          <w:szCs w:val="18"/>
+        </w:rPr>
+        <w:t>In hindsight</w:t>
+      </w:r>
+      <w:r>
+        <w:rPr>
+          <w:rFonts w:ascii="Verdana" w:hAnsi="Verdana"/>
+          <w:color w:val="FF0000"/>
+          <w:sz w:val="18"/>
+          <w:szCs w:val="18"/>
+        </w:rPr>
+        <w:t xml:space="preserve">, were the methods and processes you chose the right ones? </w:t>
+      </w:r>
+      <w:r>
+        <w:rPr>
+          <w:rFonts w:ascii="Verdana" w:hAnsi="Verdana"/>
+          <w:color w:val="FF0000"/>
+          <w:sz w:val="18"/>
+          <w:szCs w:val="18"/>
+        </w:rPr>
+        <w:t xml:space="preserve">You want to underline the achievements of the project, but at the same time not </w:t>
+      </w:r>
+      <w:r>
+        <w:rPr>
+          <w:rFonts w:ascii="Verdana" w:hAnsi="Verdana"/>
+          <w:color w:val="FF0000"/>
+          <w:sz w:val="18"/>
+          <w:szCs w:val="18"/>
+        </w:rPr>
+        <w:t>hide</w:t>
+      </w:r>
+      <w:r>
+        <w:rPr>
+          <w:rFonts w:ascii="Verdana" w:hAnsi="Verdana"/>
+          <w:color w:val="FF0000"/>
           <w:sz w:val="18"/>
           <w:szCs w:val="18"/>
         </w:rPr>
@@ -9131,22 +9418,34 @@
       <w:r>
         <w:rPr>
           <w:rFonts w:ascii="Verdana" w:hAnsi="Verdana"/>
-          <w:sz w:val="18"/>
-          <w:szCs w:val="18"/>
-        </w:rPr>
-        <w:t xml:space="preserve">Critically analyse what </w:t>
-      </w:r>
-      <w:r>
-        <w:rPr>
-          <w:rFonts w:ascii="Verdana" w:hAnsi="Verdana"/>
-          <w:sz w:val="18"/>
-          <w:szCs w:val="18"/>
-        </w:rPr>
-        <w:t>has</w:t>
-      </w:r>
-      <w:r>
-        <w:rPr>
-          <w:rFonts w:ascii="Verdana" w:hAnsi="Verdana"/>
+          <w:color w:val="FF0000"/>
+          <w:sz w:val="18"/>
+          <w:szCs w:val="18"/>
+        </w:rPr>
+        <w:t xml:space="preserve">any </w:t>
+      </w:r>
+      <w:r>
+        <w:rPr>
+          <w:rFonts w:ascii="Verdana" w:hAnsi="Verdana"/>
+          <w:color w:val="FF0000"/>
+          <w:sz w:val="18"/>
+          <w:szCs w:val="18"/>
+        </w:rPr>
+        <w:t>obvious omissions</w:t>
+      </w:r>
+      <w:r>
+        <w:rPr>
+          <w:rFonts w:ascii="Verdana" w:hAnsi="Verdana"/>
+          <w:color w:val="FF0000"/>
+          <w:sz w:val="18"/>
+          <w:szCs w:val="18"/>
+        </w:rPr>
+        <w:t xml:space="preserve"> or</w:t>
+      </w:r>
+      <w:r>
+        <w:rPr>
+          <w:rFonts w:ascii="Verdana" w:hAnsi="Verdana"/>
+          <w:color w:val="FF0000"/>
           <w:sz w:val="18"/>
           <w:szCs w:val="18"/>
         </w:rPr>
@@ -9155,50 +9454,38 @@
       <w:r>
         <w:rPr>
           <w:rFonts w:ascii="Verdana" w:hAnsi="Verdana"/>
-          <w:sz w:val="18"/>
-          <w:szCs w:val="18"/>
-        </w:rPr>
-        <w:t>been</w:t>
-      </w:r>
-      <w:r>
-        <w:rPr>
-          <w:rFonts w:ascii="Verdana" w:hAnsi="Verdana"/>
-          <w:sz w:val="18"/>
-          <w:szCs w:val="18"/>
-        </w:rPr>
-        <w:t xml:space="preserve"> achieved and if necessary</w:t>
-      </w:r>
-      <w:r>
-        <w:rPr>
-          <w:rFonts w:ascii="Verdana" w:hAnsi="Verdana"/>
-          <w:sz w:val="18"/>
-          <w:szCs w:val="18"/>
-        </w:rPr>
-        <w:t>,</w:t>
-      </w:r>
-      <w:r>
-        <w:rPr>
-          <w:rFonts w:ascii="Verdana" w:hAnsi="Verdana"/>
-          <w:sz w:val="18"/>
-          <w:szCs w:val="18"/>
-        </w:rPr>
-        <w:t xml:space="preserve"> suggest </w:t>
-      </w:r>
-      <w:r>
-        <w:rPr>
-          <w:rFonts w:ascii="Verdana" w:hAnsi="Verdana"/>
-          <w:sz w:val="18"/>
-          <w:szCs w:val="18"/>
-        </w:rPr>
-        <w:t>alternative</w:t>
-      </w:r>
-      <w:r>
-        <w:rPr>
-          <w:rFonts w:ascii="Verdana" w:hAnsi="Verdana"/>
-          <w:sz w:val="18"/>
-          <w:szCs w:val="18"/>
-        </w:rPr>
-        <w:t xml:space="preserve"> approaches. </w:t>
+          <w:color w:val="FF0000"/>
+          <w:sz w:val="18"/>
+          <w:szCs w:val="18"/>
+        </w:rPr>
+        <w:t>shortcomings</w:t>
+      </w:r>
+      <w:r>
+        <w:rPr>
+          <w:rFonts w:ascii="Verdana" w:hAnsi="Verdana"/>
+          <w:color w:val="FF0000"/>
+          <w:sz w:val="18"/>
+          <w:szCs w:val="18"/>
+        </w:rPr>
+        <w:t>.</w:t>
+      </w:r>
+      <w:r>
+        <w:rPr>
+          <w:rFonts w:ascii="Verdana" w:hAnsi="Verdana"/>
+          <w:color w:val="FF0000"/>
+          <w:sz w:val="18"/>
+          <w:szCs w:val="18"/>
+        </w:rPr>
+        <w:t xml:space="preserve"> Honesty about obvious flaws demonstrates awareness and insight.</w:t>
+      </w:r>
+      <w:r>
+        <w:rPr>
+          <w:rFonts w:ascii="Verdana" w:hAnsi="Verdana"/>
+          <w:color w:val="FF0000"/>
+          <w:sz w:val="18"/>
+          <w:szCs w:val="18"/>
+        </w:rPr>
+        <w:t xml:space="preserve"> </w:t>
       </w:r>
     </w:p>
     <w:p>
@@ -9206,6 +9493,7 @@
         <w:jc w:val="both"/>
         <w:rPr>
           <w:rFonts w:ascii="Verdana" w:hAnsi="Verdana"/>
+          <w:color w:val="FF0000"/>
           <w:sz w:val="18"/>
           <w:szCs w:val="18"/>
         </w:rPr>
@@ -9216,211 +9504,15 @@
         <w:jc w:val="both"/>
         <w:rPr>
           <w:rFonts w:ascii="Verdana" w:hAnsi="Verdana"/>
-          <w:sz w:val="18"/>
-          <w:szCs w:val="18"/>
-        </w:rPr>
-      </w:pPr>
-      <w:r>
-        <w:rPr>
-          <w:rFonts w:ascii="Verdana" w:hAnsi="Verdana"/>
-          <w:sz w:val="18"/>
-          <w:szCs w:val="18"/>
-        </w:rPr>
-        <w:t xml:space="preserve">Look back and </w:t>
-      </w:r>
-      <w:r>
-        <w:rPr>
-          <w:rFonts w:ascii="Verdana" w:hAnsi="Verdana"/>
-          <w:sz w:val="18"/>
-          <w:szCs w:val="18"/>
-        </w:rPr>
-        <w:t>close the loop</w:t>
-      </w:r>
-      <w:r>
-        <w:rPr>
-          <w:rFonts w:ascii="Verdana" w:hAnsi="Verdana"/>
-          <w:sz w:val="18"/>
-          <w:szCs w:val="18"/>
-        </w:rPr>
-        <w:t xml:space="preserve">: </w:t>
-      </w:r>
-      <w:r>
-        <w:rPr>
-          <w:rFonts w:ascii="Verdana" w:hAnsi="Verdana"/>
-          <w:sz w:val="18"/>
-          <w:szCs w:val="18"/>
-        </w:rPr>
-        <w:t xml:space="preserve">how and </w:t>
-      </w:r>
-      <w:r>
-        <w:rPr>
-          <w:rFonts w:ascii="Verdana" w:hAnsi="Verdana"/>
-          <w:sz w:val="18"/>
-          <w:szCs w:val="18"/>
-        </w:rPr>
-        <w:t>to what extent</w:t>
-      </w:r>
-      <w:r>
-        <w:rPr>
-          <w:rFonts w:ascii="Verdana" w:hAnsi="Verdana"/>
-          <w:sz w:val="18"/>
-          <w:szCs w:val="18"/>
-        </w:rPr>
-        <w:t xml:space="preserve"> does</w:t>
-      </w:r>
-      <w:r>
-        <w:rPr>
-          <w:rFonts w:ascii="Verdana" w:hAnsi="Verdana"/>
-          <w:sz w:val="18"/>
-          <w:szCs w:val="18"/>
-        </w:rPr>
-        <w:t xml:space="preserve"> </w:t>
-      </w:r>
-      <w:r>
-        <w:rPr>
-          <w:rFonts w:ascii="Verdana" w:hAnsi="Verdana"/>
-          <w:sz w:val="18"/>
-          <w:szCs w:val="18"/>
-        </w:rPr>
-        <w:t xml:space="preserve">the project respond to the research questions? </w:t>
-      </w:r>
-      <w:r>
-        <w:rPr>
-          <w:rFonts w:ascii="Verdana" w:eastAsia="Times New Roman" w:hAnsi="Verdana" w:cs="Times New Roman"/>
-          <w:color w:val="000000"/>
-          <w:sz w:val="18"/>
-          <w:szCs w:val="18"/>
-        </w:rPr>
-        <w:t>I</w:t>
-      </w:r>
-      <w:r>
-        <w:rPr>
-          <w:rFonts w:ascii="Verdana" w:eastAsia="Times New Roman" w:hAnsi="Verdana" w:cs="Times New Roman"/>
-          <w:color w:val="000000"/>
-          <w:sz w:val="18"/>
-          <w:szCs w:val="18"/>
-        </w:rPr>
-        <w:t>n hindsight</w:t>
-      </w:r>
-      <w:r>
-        <w:rPr>
-          <w:rFonts w:ascii="Verdana" w:hAnsi="Verdana"/>
-          <w:sz w:val="18"/>
-          <w:szCs w:val="18"/>
-        </w:rPr>
-        <w:t xml:space="preserve">, were the methods and processes you chose the right ones? </w:t>
-      </w:r>
-      <w:r>
-        <w:rPr>
-          <w:rFonts w:ascii="Verdana" w:hAnsi="Verdana"/>
-          <w:sz w:val="18"/>
-          <w:szCs w:val="18"/>
-        </w:rPr>
-        <w:t xml:space="preserve">You want to underline the achievements of the project, but at the same time not </w:t>
-      </w:r>
-      <w:r>
-        <w:rPr>
-          <w:rFonts w:ascii="Verdana" w:hAnsi="Verdana"/>
-          <w:sz w:val="18"/>
-          <w:szCs w:val="18"/>
-        </w:rPr>
-        <w:t>hide</w:t>
-      </w:r>
-      <w:r>
-        <w:rPr>
-          <w:rFonts w:ascii="Verdana" w:hAnsi="Verdana"/>
-          <w:sz w:val="18"/>
-          <w:szCs w:val="18"/>
-        </w:rPr>
-        <w:t xml:space="preserve"> </w:t>
-      </w:r>
-      <w:r>
-        <w:rPr>
-          <w:rFonts w:ascii="Verdana" w:hAnsi="Verdana"/>
-          <w:sz w:val="18"/>
-          <w:szCs w:val="18"/>
-        </w:rPr>
-        <w:t xml:space="preserve">any </w:t>
-      </w:r>
-      <w:r>
-        <w:rPr>
-          <w:rFonts w:ascii="Verdana" w:hAnsi="Verdana"/>
-          <w:sz w:val="18"/>
-          <w:szCs w:val="18"/>
-        </w:rPr>
-        <w:t>obvious omissions</w:t>
-      </w:r>
-      <w:r>
-        <w:rPr>
-          <w:rFonts w:ascii="Verdana" w:hAnsi="Verdana"/>
-          <w:sz w:val="18"/>
-          <w:szCs w:val="18"/>
-        </w:rPr>
-        <w:t xml:space="preserve"> or</w:t>
-      </w:r>
-      <w:r>
-        <w:rPr>
-          <w:rFonts w:ascii="Verdana" w:hAnsi="Verdana"/>
-          <w:sz w:val="18"/>
-          <w:szCs w:val="18"/>
-        </w:rPr>
-        <w:t xml:space="preserve"> </w:t>
-      </w:r>
-      <w:r>
-        <w:rPr>
-          <w:rFonts w:ascii="Verdana" w:hAnsi="Verdana"/>
-          <w:sz w:val="18"/>
-          <w:szCs w:val="18"/>
-        </w:rPr>
-        <w:t>shortcomings</w:t>
-      </w:r>
-      <w:r>
-        <w:rPr>
-          <w:rFonts w:ascii="Verdana" w:hAnsi="Verdana"/>
-          <w:sz w:val="18"/>
-          <w:szCs w:val="18"/>
-        </w:rPr>
-        <w:t>.</w:t>
-      </w:r>
-      <w:r>
-        <w:rPr>
-          <w:rFonts w:ascii="Verdana" w:hAnsi="Verdana"/>
-          <w:sz w:val="18"/>
-          <w:szCs w:val="18"/>
-        </w:rPr>
-        <w:t xml:space="preserve"> Honesty about obvious flaws demonstrates awareness and insight.</w:t>
-      </w:r>
-      <w:r>
-        <w:rPr>
-          <w:rFonts w:ascii="Verdana" w:hAnsi="Verdana"/>
-          <w:sz w:val="18"/>
-          <w:szCs w:val="18"/>
-        </w:rPr>
-        <w:t xml:space="preserve"> </w:t>
-      </w:r>
-    </w:p>
-    <w:p>
-      <w:pPr>
-        <w:jc w:val="both"/>
-        <w:rPr>
-          <w:rFonts w:ascii="Verdana" w:hAnsi="Verdana"/>
-          <w:sz w:val="18"/>
-          <w:szCs w:val="18"/>
-        </w:rPr>
-      </w:pPr>
-    </w:p>
-    <w:p>
-      <w:pPr>
-        <w:jc w:val="both"/>
-        <w:rPr>
-          <w:rFonts w:ascii="Verdana" w:hAnsi="Verdana"/>
-          <w:sz w:val="18"/>
-          <w:szCs w:val="18"/>
-        </w:rPr>
-      </w:pPr>
-      <w:r>
-        <w:rPr>
-          <w:rFonts w:ascii="Verdana" w:hAnsi="Verdana"/>
+          <w:color w:val="FF0000"/>
+          <w:sz w:val="18"/>
+          <w:szCs w:val="18"/>
+        </w:rPr>
+      </w:pPr>
+      <w:r>
+        <w:rPr>
+          <w:rFonts w:ascii="Verdana" w:hAnsi="Verdana"/>
+          <w:color w:val="FF0000"/>
           <w:sz w:val="18"/>
           <w:szCs w:val="18"/>
         </w:rPr>
@@ -9429,6 +9521,7 @@
       <w:r>
         <w:rPr>
           <w:rFonts w:ascii="Verdana" w:hAnsi="Verdana"/>
+          <w:color w:val="FF0000"/>
           <w:sz w:val="18"/>
           <w:szCs w:val="18"/>
         </w:rPr>
@@ -9437,6 +9530,7 @@
       <w:r>
         <w:rPr>
           <w:rFonts w:ascii="Verdana" w:hAnsi="Verdana"/>
+          <w:color w:val="FF0000"/>
           <w:sz w:val="18"/>
           <w:szCs w:val="18"/>
         </w:rPr>
@@ -9445,6 +9539,7 @@
       <w:r>
         <w:rPr>
           <w:rFonts w:ascii="Verdana" w:hAnsi="Verdana"/>
+          <w:color w:val="FF0000"/>
           <w:sz w:val="18"/>
           <w:szCs w:val="18"/>
         </w:rPr>
@@ -9454,6 +9549,7 @@
         <w:rPr>
           <w:rFonts w:ascii="Verdana" w:hAnsi="Verdana"/>
           <w:i/>
+          <w:color w:val="FF0000"/>
           <w:sz w:val="18"/>
           <w:szCs w:val="18"/>
         </w:rPr>
@@ -9462,6 +9558,7 @@
       <w:r>
         <w:rPr>
           <w:rFonts w:ascii="Verdana" w:hAnsi="Verdana"/>
+          <w:color w:val="FF0000"/>
           <w:sz w:val="18"/>
           <w:szCs w:val="18"/>
         </w:rPr>
@@ -9470,6 +9567,7 @@
       <w:r>
         <w:rPr>
           <w:rFonts w:ascii="Verdana" w:hAnsi="Verdana"/>
+          <w:color w:val="FF0000"/>
           <w:sz w:val="18"/>
           <w:szCs w:val="18"/>
         </w:rPr>
@@ -9478,6 +9576,7 @@
       <w:r>
         <w:rPr>
           <w:rFonts w:ascii="Verdana" w:hAnsi="Verdana"/>
+          <w:color w:val="FF0000"/>
           <w:sz w:val="18"/>
           <w:szCs w:val="18"/>
         </w:rPr>
@@ -9486,6 +9585,7 @@
       <w:r>
         <w:rPr>
           <w:rFonts w:ascii="Verdana" w:hAnsi="Verdana"/>
+          <w:color w:val="FF0000"/>
           <w:sz w:val="18"/>
           <w:szCs w:val="18"/>
         </w:rPr>
@@ -9494,6 +9594,7 @@
       <w:r>
         <w:rPr>
           <w:rFonts w:ascii="Verdana" w:hAnsi="Verdana"/>
+          <w:color w:val="FF0000"/>
           <w:sz w:val="18"/>
           <w:szCs w:val="18"/>
         </w:rPr>
@@ -9502,6 +9603,7 @@
       <w:r>
         <w:rPr>
           <w:rFonts w:ascii="Verdana" w:hAnsi="Verdana"/>
+          <w:color w:val="FF0000"/>
           <w:sz w:val="18"/>
           <w:szCs w:val="18"/>
         </w:rPr>
@@ -9510,6 +9612,7 @@
       <w:r>
         <w:rPr>
           <w:rFonts w:ascii="Verdana" w:hAnsi="Verdana"/>
+          <w:color w:val="FF0000"/>
           <w:sz w:val="18"/>
           <w:szCs w:val="18"/>
         </w:rPr>
@@ -9518,6 +9621,7 @@
       <w:r>
         <w:rPr>
           <w:rFonts w:ascii="Verdana" w:hAnsi="Verdana"/>
+          <w:color w:val="FF0000"/>
           <w:sz w:val="18"/>
           <w:szCs w:val="18"/>
         </w:rPr>
@@ -9526,6 +9630,7 @@
       <w:r>
         <w:rPr>
           <w:rFonts w:ascii="Verdana" w:hAnsi="Verdana"/>
+          <w:color w:val="FF0000"/>
           <w:sz w:val="18"/>
           <w:szCs w:val="18"/>
         </w:rPr>
@@ -9534,6 +9639,7 @@
       <w:r>
         <w:rPr>
           <w:rFonts w:ascii="Verdana" w:hAnsi="Verdana"/>
+          <w:color w:val="FF0000"/>
           <w:sz w:val="18"/>
           <w:szCs w:val="18"/>
         </w:rPr>
@@ -9542,6 +9648,7 @@
       <w:r>
         <w:rPr>
           <w:rFonts w:ascii="Verdana" w:hAnsi="Verdana"/>
+          <w:color w:val="FF0000"/>
           <w:sz w:val="18"/>
           <w:szCs w:val="18"/>
         </w:rPr>
@@ -9550,6 +9657,7 @@
       <w:r>
         <w:rPr>
           <w:rFonts w:ascii="Verdana" w:hAnsi="Verdana"/>
+          <w:color w:val="FF0000"/>
           <w:sz w:val="18"/>
           <w:szCs w:val="18"/>
         </w:rPr>
@@ -9558,6 +9666,7 @@
       <w:r>
         <w:rPr>
           <w:rFonts w:ascii="Verdana" w:hAnsi="Verdana"/>
+          <w:color w:val="FF0000"/>
           <w:sz w:val="18"/>
           <w:szCs w:val="18"/>
         </w:rPr>
@@ -9566,6 +9675,7 @@
       <w:r>
         <w:rPr>
           <w:rFonts w:ascii="Verdana" w:hAnsi="Verdana"/>
+          <w:color w:val="FF0000"/>
           <w:sz w:val="18"/>
           <w:szCs w:val="18"/>
         </w:rPr>
@@ -9574,6 +9684,7 @@
       <w:r>
         <w:rPr>
           <w:rFonts w:ascii="Verdana" w:hAnsi="Verdana"/>
+          <w:color w:val="FF0000"/>
           <w:sz w:val="18"/>
           <w:szCs w:val="18"/>
         </w:rPr>
@@ -9582,6 +9693,7 @@
       <w:r>
         <w:rPr>
           <w:rFonts w:ascii="Verdana" w:hAnsi="Verdana"/>
+          <w:color w:val="FF0000"/>
           <w:sz w:val="18"/>
           <w:szCs w:val="18"/>
         </w:rPr>
@@ -9590,6 +9702,7 @@
       <w:r>
         <w:rPr>
           <w:rFonts w:ascii="Verdana" w:hAnsi="Verdana"/>
+          <w:color w:val="FF0000"/>
           <w:sz w:val="18"/>
           <w:szCs w:val="18"/>
         </w:rPr>
@@ -9598,6 +9711,7 @@
       <w:r>
         <w:rPr>
           <w:rFonts w:ascii="Verdana" w:hAnsi="Verdana"/>
+          <w:color w:val="FF0000"/>
           <w:sz w:val="18"/>
           <w:szCs w:val="18"/>
         </w:rPr>
@@ -9606,6 +9720,7 @@
       <w:r>
         <w:rPr>
           <w:rFonts w:ascii="Verdana" w:hAnsi="Verdana"/>
+          <w:color w:val="FF0000"/>
           <w:sz w:val="18"/>
           <w:szCs w:val="18"/>
         </w:rPr>
@@ -9614,6 +9729,7 @@
       <w:r>
         <w:rPr>
           <w:rFonts w:ascii="Verdana" w:hAnsi="Verdana"/>
+          <w:color w:val="FF0000"/>
           <w:sz w:val="18"/>
           <w:szCs w:val="18"/>
         </w:rPr>
@@ -9622,6 +9738,7 @@
       <w:r>
         <w:rPr>
           <w:rFonts w:ascii="Verdana" w:hAnsi="Verdana"/>
+          <w:color w:val="FF0000"/>
           <w:sz w:val="18"/>
           <w:szCs w:val="18"/>
         </w:rPr>
@@ -9630,6 +9747,7 @@
       <w:r>
         <w:rPr>
           <w:rFonts w:ascii="Verdana" w:hAnsi="Verdana"/>
+          <w:color w:val="FF0000"/>
           <w:sz w:val="18"/>
           <w:szCs w:val="18"/>
         </w:rPr>
@@ -9638,6 +9756,7 @@
       <w:r>
         <w:rPr>
           <w:rFonts w:ascii="Verdana" w:hAnsi="Verdana"/>
+          <w:color w:val="FF0000"/>
           <w:sz w:val="18"/>
           <w:szCs w:val="18"/>
         </w:rPr>
@@ -9646,6 +9765,7 @@
       <w:r>
         <w:rPr>
           <w:rFonts w:ascii="Verdana" w:hAnsi="Verdana"/>
+          <w:color w:val="FF0000"/>
           <w:sz w:val="18"/>
           <w:szCs w:val="18"/>
         </w:rPr>
@@ -9654,6 +9774,7 @@
       <w:r>
         <w:rPr>
           <w:rFonts w:ascii="Verdana" w:hAnsi="Verdana"/>
+          <w:color w:val="FF0000"/>
           <w:sz w:val="18"/>
           <w:szCs w:val="18"/>
         </w:rPr>
@@ -9662,6 +9783,7 @@
       <w:r>
         <w:rPr>
           <w:rFonts w:ascii="Verdana" w:hAnsi="Verdana"/>
+          <w:color w:val="FF0000"/>
           <w:sz w:val="18"/>
           <w:szCs w:val="18"/>
         </w:rPr>
@@ -9670,6 +9792,7 @@
       <w:r>
         <w:rPr>
           <w:rFonts w:ascii="Verdana" w:hAnsi="Verdana"/>
+          <w:color w:val="FF0000"/>
           <w:sz w:val="18"/>
           <w:szCs w:val="18"/>
         </w:rPr>
@@ -9678,6 +9801,7 @@
       <w:r>
         <w:rPr>
           <w:rFonts w:ascii="Verdana" w:hAnsi="Verdana"/>
+          <w:color w:val="FF0000"/>
           <w:sz w:val="18"/>
           <w:szCs w:val="18"/>
         </w:rPr>
@@ -10422,15 +10546,7 @@
           <w:sz w:val="18"/>
           <w:szCs w:val="18"/>
         </w:rPr>
-        <w:t xml:space="preserve"> last</w:t>
-      </w:r>
-      <w:r>
-        <w:rPr>
-          <w:rFonts w:ascii="Verdana" w:hAnsi="Verdana"/>
-          <w:sz w:val="18"/>
-          <w:szCs w:val="18"/>
-        </w:rPr>
-        <w:t>a</w:t>
+        <w:t xml:space="preserve"> lasta</w:t>
       </w:r>
       <w:r>
         <w:rPr>
@@ -10548,7 +10664,18 @@
             <w:sz w:val="18"/>
             <w:szCs w:val="18"/>
           </w:rPr>
-          <w:t>https://www.thegamingeconomy.com/2020/03/19/tencent-revenue-up-21-video-game-usage-rises-amid-covid-19/</w:t>
+          <w:t>https://www.thegamingeconomy.com/2020/03/1</w:t>
+        </w:r>
+        <w:r>
+          <w:rPr>
+            <w:rStyle w:val="Hyperlink"/>
+            <w:rFonts w:ascii="Verdana" w:hAnsi="Verdana"/>
+            <w:bCs/>
+            <w:noProof/>
+            <w:sz w:val="18"/>
+            <w:szCs w:val="18"/>
+          </w:rPr>
+          <w:t>9/tencent-revenue-up-21-video-game-usage-rises-amid-covid-19/</w:t>
         </w:r>
       </w:hyperlink>
       <w:r>
@@ -11590,15 +11717,7 @@
           <w:sz w:val="18"/>
           <w:szCs w:val="18"/>
         </w:rPr>
-        <w:t xml:space="preserve">SimpleK12 Staff (Feb 17, 2025) </w:t>
-      </w:r>
-      <w:r>
-        <w:rPr>
-          <w:rFonts w:ascii="Verdana" w:hAnsi="Verdana"/>
-          <w:sz w:val="18"/>
-          <w:szCs w:val="18"/>
-        </w:rPr>
-        <w:t>Kinesthetic Learning Style: Definition, Characteristics &amp; Benefits in 2025</w:t>
+        <w:t>SimpleK12 Staff (Feb 17, 2025) Kinesthetic Learning Style: Definition, Characteristics &amp; Benefits in 2025</w:t>
       </w:r>
       <w:r>
         <w:rPr>
@@ -11683,15 +11802,7 @@
           <w:sz w:val="18"/>
           <w:szCs w:val="18"/>
         </w:rPr>
-        <w:t>https://pmc.ncbi.nlm.nih.gov/articles/PMC4340450/#:~:text=In%20the%20general%20population%2C%20the,%25%20auditory%20and%205%25%20kinesthetic.</w:t>
-      </w:r>
-      <w:r>
-        <w:rPr>
-          <w:rFonts w:ascii="Verdana" w:hAnsi="Verdana"/>
-          <w:sz w:val="18"/>
-          <w:szCs w:val="18"/>
-        </w:rPr>
-        <w:t xml:space="preserve"> </w:t>
+        <w:t xml:space="preserve">https://pmc.ncbi.nlm.nih.gov/articles/PMC4340450/#:~:text=In%20the%20general%20population%2C%20the,%25%20auditory%20and%205%25%20kinesthetic. </w:t>
       </w:r>
       <w:r>
         <w:rPr>
@@ -12215,6 +12326,314 @@
       <w:pPr>
         <w:rPr>
           <w:rFonts w:ascii="Verdana" w:hAnsi="Verdana"/>
+          <w:sz w:val="18"/>
+          <w:szCs w:val="18"/>
+        </w:rPr>
+      </w:pPr>
+    </w:p>
+    <w:p>
+      <w:pPr>
+        <w:rPr>
+          <w:rFonts w:ascii="Verdana" w:hAnsi="Verdana"/>
+          <w:sz w:val="18"/>
+          <w:szCs w:val="18"/>
+        </w:rPr>
+      </w:pPr>
+      <w:r>
+        <w:rPr>
+          <w:rFonts w:ascii="Verdana" w:hAnsi="Verdana"/>
+          <w:sz w:val="18"/>
+          <w:szCs w:val="18"/>
+        </w:rPr>
+        <w:t>Robert C Barkman (May 19, 2021) Why the Human Brain Is So Good at Detecting Patter</w:t>
+      </w:r>
+      <w:r>
+        <w:rPr>
+          <w:rFonts w:ascii="Verdana" w:hAnsi="Verdana"/>
+          <w:sz w:val="18"/>
+          <w:szCs w:val="18"/>
+        </w:rPr>
+        <w:t xml:space="preserve">ns. Available from: </w:t>
+      </w:r>
+      <w:hyperlink r:id="rId40" w:history="1">
+        <w:r>
+          <w:rPr>
+            <w:rStyle w:val="Hyperlink"/>
+            <w:rFonts w:ascii="Verdana" w:hAnsi="Verdana"/>
+            <w:sz w:val="18"/>
+            <w:szCs w:val="18"/>
+          </w:rPr>
+          <w:t>https://www.psychologytoday.com/us/blog/singular-perspective/202105/why-the-human-brain-is-so-good-detecting-patterns</w:t>
+        </w:r>
+      </w:hyperlink>
+      <w:r>
+        <w:rPr>
+          <w:rFonts w:ascii="Verdana" w:hAnsi="Verdana"/>
+          <w:sz w:val="18"/>
+          <w:szCs w:val="18"/>
+        </w:rPr>
+        <w:t xml:space="preserve">. </w:t>
+      </w:r>
+      <w:r>
+        <w:rPr>
+          <w:rFonts w:ascii="Verdana" w:hAnsi="Verdana"/>
+          <w:sz w:val="18"/>
+          <w:szCs w:val="18"/>
+        </w:rPr>
+        <w:t>[Accessed</w:t>
+      </w:r>
+      <w:r>
+        <w:rPr>
+          <w:rFonts w:ascii="Verdana" w:hAnsi="Verdana"/>
+          <w:sz w:val="18"/>
+          <w:szCs w:val="18"/>
+        </w:rPr>
+        <w:t xml:space="preserve"> last</w:t>
+      </w:r>
+      <w:r>
+        <w:rPr>
+          <w:rFonts w:ascii="Verdana" w:hAnsi="Verdana"/>
+          <w:sz w:val="18"/>
+          <w:szCs w:val="18"/>
+        </w:rPr>
+        <w:t>: Apr 22, 2025]</w:t>
+      </w:r>
+    </w:p>
+    <w:p>
+      <w:pPr>
+        <w:rPr>
+          <w:rFonts w:ascii="Verdana" w:hAnsi="Verdana"/>
+          <w:sz w:val="18"/>
+          <w:szCs w:val="18"/>
+        </w:rPr>
+      </w:pPr>
+    </w:p>
+    <w:p>
+      <w:pPr>
+        <w:rPr>
+          <w:rFonts w:ascii="Verdana" w:hAnsi="Verdana"/>
+          <w:sz w:val="18"/>
+          <w:szCs w:val="18"/>
+        </w:rPr>
+      </w:pPr>
+      <w:r>
+        <w:rPr>
+          <w:rFonts w:ascii="Verdana" w:hAnsi="Verdana"/>
+          <w:sz w:val="18"/>
+          <w:szCs w:val="18"/>
+        </w:rPr>
+        <w:t xml:space="preserve">Jennifer Logan (Mar 13, 2023) What is the Neocortex?. Available from: </w:t>
+      </w:r>
+      <w:hyperlink r:id="rId41" w:history="1">
+        <w:r>
+          <w:rPr>
+            <w:rStyle w:val="Hyperlink"/>
+            <w:rFonts w:ascii="Verdana" w:hAnsi="Verdana"/>
+            <w:sz w:val="18"/>
+            <w:szCs w:val="18"/>
+          </w:rPr>
+          <w:t>https://www.news-medical.net/health/What-is-the-Neocortex.aspx</w:t>
+        </w:r>
+      </w:hyperlink>
+      <w:r>
+        <w:rPr>
+          <w:rFonts w:ascii="Verdana" w:hAnsi="Verdana"/>
+          <w:sz w:val="18"/>
+          <w:szCs w:val="18"/>
+        </w:rPr>
+        <w:t xml:space="preserve">. </w:t>
+      </w:r>
+      <w:r>
+        <w:rPr>
+          <w:rFonts w:ascii="Verdana" w:hAnsi="Verdana"/>
+          <w:sz w:val="18"/>
+          <w:szCs w:val="18"/>
+        </w:rPr>
+        <w:t xml:space="preserve"> </w:t>
+      </w:r>
+      <w:r>
+        <w:rPr>
+          <w:rFonts w:ascii="Verdana" w:hAnsi="Verdana"/>
+          <w:sz w:val="18"/>
+          <w:szCs w:val="18"/>
+        </w:rPr>
+        <w:t>[Accessed</w:t>
+      </w:r>
+      <w:r>
+        <w:rPr>
+          <w:rFonts w:ascii="Verdana" w:hAnsi="Verdana"/>
+          <w:sz w:val="18"/>
+          <w:szCs w:val="18"/>
+        </w:rPr>
+        <w:t xml:space="preserve"> last</w:t>
+      </w:r>
+      <w:r>
+        <w:rPr>
+          <w:rFonts w:ascii="Verdana" w:hAnsi="Verdana"/>
+          <w:sz w:val="18"/>
+          <w:szCs w:val="18"/>
+        </w:rPr>
+        <w:t>: Apr 22, 2025]</w:t>
+      </w:r>
+    </w:p>
+    <w:p>
+      <w:pPr>
+        <w:rPr>
+          <w:rFonts w:ascii="Verdana" w:hAnsi="Verdana"/>
+          <w:sz w:val="18"/>
+          <w:szCs w:val="18"/>
+        </w:rPr>
+      </w:pPr>
+    </w:p>
+    <w:p>
+      <w:pPr>
+        <w:rPr>
+          <w:rFonts w:ascii="Verdana" w:hAnsi="Verdana"/>
+          <w:sz w:val="18"/>
+          <w:szCs w:val="18"/>
+        </w:rPr>
+      </w:pPr>
+      <w:r>
+        <w:rPr>
+          <w:rFonts w:ascii="Verdana" w:hAnsi="Verdana"/>
+          <w:sz w:val="18"/>
+          <w:szCs w:val="18"/>
+        </w:rPr>
+        <w:t xml:space="preserve">Miryam Naddaf and Nature Magazine (Sept 27, 2024) How Your Brain Detects Patters without Conscious Thought. Available from: </w:t>
+      </w:r>
+      <w:hyperlink r:id="rId42" w:history="1">
+        <w:r>
+          <w:rPr>
+            <w:rStyle w:val="Hyperlink"/>
+            <w:rFonts w:ascii="Verdana" w:hAnsi="Verdana"/>
+            <w:sz w:val="18"/>
+            <w:szCs w:val="18"/>
+          </w:rPr>
+          <w:t>https://www.scientificamerican.com/article/how-your-brain-detects-patterns-without-conscious-thought/#:~:text=The%20human%20brain%20is%20constantly,brain%20tissue%20for%20medical%20reasons</w:t>
+        </w:r>
+      </w:hyperlink>
+      <w:r>
+        <w:rPr>
+          <w:rFonts w:ascii="Verdana" w:hAnsi="Verdana"/>
+          <w:sz w:val="18"/>
+          <w:szCs w:val="18"/>
+        </w:rPr>
+        <w:t>.</w:t>
+      </w:r>
+      <w:r>
+        <w:rPr>
+          <w:rFonts w:ascii="Verdana" w:hAnsi="Verdana"/>
+          <w:sz w:val="18"/>
+          <w:szCs w:val="18"/>
+        </w:rPr>
+        <w:t xml:space="preserve"> </w:t>
+      </w:r>
+      <w:r>
+        <w:rPr>
+          <w:rFonts w:ascii="Verdana" w:hAnsi="Verdana"/>
+          <w:sz w:val="18"/>
+          <w:szCs w:val="18"/>
+        </w:rPr>
+        <w:t>[Accessed</w:t>
+      </w:r>
+      <w:r>
+        <w:rPr>
+          <w:rFonts w:ascii="Verdana" w:hAnsi="Verdana"/>
+          <w:sz w:val="18"/>
+          <w:szCs w:val="18"/>
+        </w:rPr>
+        <w:t xml:space="preserve"> last</w:t>
+      </w:r>
+      <w:r>
+        <w:rPr>
+          <w:rFonts w:ascii="Verdana" w:hAnsi="Verdana"/>
+          <w:sz w:val="18"/>
+          <w:szCs w:val="18"/>
+        </w:rPr>
+        <w:t>: Apr 22, 2025]</w:t>
+      </w:r>
+    </w:p>
+    <w:p>
+      <w:pPr>
+        <w:rPr>
+          <w:rFonts w:ascii="Verdana" w:hAnsi="Verdana"/>
+          <w:sz w:val="18"/>
+          <w:szCs w:val="18"/>
+        </w:rPr>
+      </w:pPr>
+    </w:p>
+    <w:p>
+      <w:pPr>
+        <w:rPr>
+          <w:rFonts w:ascii="Verdana" w:hAnsi="Verdana"/>
+          <w:sz w:val="18"/>
+          <w:szCs w:val="18"/>
+        </w:rPr>
+      </w:pPr>
+      <w:r>
+        <w:rPr>
+          <w:rFonts w:ascii="Verdana" w:hAnsi="Verdana"/>
+          <w:sz w:val="18"/>
+          <w:szCs w:val="18"/>
+        </w:rPr>
+        <w:t>Ohio State University</w:t>
+      </w:r>
+      <w:r>
+        <w:rPr>
+          <w:rFonts w:ascii="Verdana" w:hAnsi="Verdana"/>
+          <w:sz w:val="18"/>
+          <w:szCs w:val="18"/>
+        </w:rPr>
+        <w:t xml:space="preserve"> (May 31, 2018) This is your brain detecting patterns. Available from: </w:t>
+      </w:r>
+      <w:hyperlink r:id="rId43" w:history="1">
+        <w:r>
+          <w:rPr>
+            <w:rStyle w:val="Hyperlink"/>
+            <w:rFonts w:ascii="Verdana" w:hAnsi="Verdana"/>
+            <w:sz w:val="18"/>
+            <w:szCs w:val="18"/>
+          </w:rPr>
+          <w:t>https://www.sciencedaily.com/releases/2018/05/180531114642.htm</w:t>
+        </w:r>
+      </w:hyperlink>
+      <w:r>
+        <w:rPr>
+          <w:rFonts w:ascii="Verdana" w:hAnsi="Verdana"/>
+          <w:sz w:val="18"/>
+          <w:szCs w:val="18"/>
+        </w:rPr>
+        <w:t xml:space="preserve">. </w:t>
+      </w:r>
+      <w:r>
+        <w:rPr>
+          <w:rFonts w:ascii="Verdana" w:hAnsi="Verdana"/>
+          <w:sz w:val="18"/>
+          <w:szCs w:val="18"/>
+        </w:rPr>
+        <w:t>[Accessed</w:t>
+      </w:r>
+      <w:r>
+        <w:rPr>
+          <w:rFonts w:ascii="Verdana" w:hAnsi="Verdana"/>
+          <w:sz w:val="18"/>
+          <w:szCs w:val="18"/>
+        </w:rPr>
+        <w:t xml:space="preserve"> last</w:t>
+      </w:r>
+      <w:r>
+        <w:rPr>
+          <w:rFonts w:ascii="Verdana" w:hAnsi="Verdana"/>
+          <w:sz w:val="18"/>
+          <w:szCs w:val="18"/>
+        </w:rPr>
+        <w:t>: Apr 22, 2025]</w:t>
+      </w:r>
+    </w:p>
+    <w:p>
+      <w:pPr>
+        <w:rPr>
+          <w:rFonts w:ascii="Verdana" w:hAnsi="Verdana"/>
           <w:b/>
           <w:sz w:val="18"/>
           <w:szCs w:val="18"/>
@@ -12281,6 +12700,37 @@
       <w:r>
         <w:rPr>
           <w:rFonts w:ascii="Verdana" w:hAnsi="Verdana"/>
+          <w:noProof/>
+          <w:color w:val="FF0000"/>
+          <w:sz w:val="18"/>
+          <w:szCs w:val="18"/>
+        </w:rPr>
+        <w:t>(</w:t>
+      </w:r>
+      <w:r>
+        <w:rPr>
+          <w:rFonts w:ascii="Verdana" w:hAnsi="Verdana"/>
+          <w:noProof/>
+          <w:color w:val="FF0000"/>
+          <w:sz w:val="18"/>
+          <w:szCs w:val="18"/>
+        </w:rPr>
+        <w:t>=</w:t>
+      </w:r>
+      <w:r>
+        <w:rPr>
+          <w:rFonts w:ascii="Verdana" w:hAnsi="Verdana"/>
+          <w:noProof/>
+          <w:color w:val="FF0000"/>
+          <w:sz w:val="18"/>
+          <w:szCs w:val="18"/>
+        </w:rPr>
+        <w:t>not included in word count</w:t>
+      </w:r>
+      <w:r>
+        <w:rPr>
+          <w:rFonts w:ascii="Verdana" w:hAnsi="Verdana"/>
+          <w:noProof/>
           <w:color w:val="FF0000"/>
           <w:sz w:val="18"/>
           <w:szCs w:val="18"/>
@@ -12295,27 +12745,7 @@
           <w:sz w:val="18"/>
           <w:szCs w:val="18"/>
         </w:rPr>
-        <w:t>(</w:t>
-      </w:r>
-      <w:r>
-        <w:rPr>
-          <w:rFonts w:ascii="Verdana" w:hAnsi="Verdana"/>
-          <w:noProof/>
-          <w:color w:val="FF0000"/>
-          <w:sz w:val="18"/>
-          <w:szCs w:val="18"/>
-        </w:rPr>
-        <w:t>=</w:t>
-      </w:r>
-      <w:r>
-        <w:rPr>
-          <w:rFonts w:ascii="Verdana" w:hAnsi="Verdana"/>
-          <w:noProof/>
-          <w:color w:val="FF0000"/>
-          <w:sz w:val="18"/>
-          <w:szCs w:val="18"/>
-        </w:rPr>
-        <w:t>not included in word count</w:t>
+        <w:t>–</w:t>
       </w:r>
       <w:r>
         <w:rPr>
@@ -12335,26 +12765,6 @@
           <w:sz w:val="18"/>
           <w:szCs w:val="18"/>
         </w:rPr>
-        <w:t>–</w:t>
-      </w:r>
-      <w:r>
-        <w:rPr>
-          <w:rFonts w:ascii="Verdana" w:hAnsi="Verdana"/>
-          <w:noProof/>
-          <w:color w:val="FF0000"/>
-          <w:sz w:val="18"/>
-          <w:szCs w:val="18"/>
-        </w:rPr>
-        <w:t xml:space="preserve"> </w:t>
-      </w:r>
-      <w:r>
-        <w:rPr>
-          <w:rFonts w:ascii="Verdana" w:hAnsi="Verdana"/>
-          <w:noProof/>
-          <w:color w:val="FF0000"/>
-          <w:sz w:val="18"/>
-          <w:szCs w:val="18"/>
-        </w:rPr>
         <w:t xml:space="preserve">these are </w:t>
       </w:r>
       <w:r>
@@ -12511,7 +12921,7 @@
         </w:rPr>
         <w:t xml:space="preserve">[Online] Available from </w:t>
       </w:r>
-      <w:hyperlink r:id="rId40" w:history="1">
+      <w:hyperlink r:id="rId44" w:history="1">
         <w:r>
           <w:rPr>
             <w:rStyle w:val="Hyperlink"/>
@@ -12540,6 +12950,7 @@
           <w:sz w:val="18"/>
           <w:szCs w:val="18"/>
         </w:rPr>
+        <w:lastRenderedPageBreak/>
         <w:t>[last access: 23</w:t>
       </w:r>
       <w:r>
@@ -16724,6 +17135,10 @@
 </file>
 
 <file path=customXml/item1.xml><?xml version="1.0" encoding="utf-8"?>
+<b:Sources xmlns:b="http://schemas.openxmlformats.org/officeDocument/2006/bibliography" xmlns="http://schemas.openxmlformats.org/officeDocument/2006/bibliography" SelectedStyle="/APA.XSL" StyleName="APA"/>
+</file>
+
+<file path=customXml/item2.xml><?xml version="1.0" encoding="utf-8"?>
 <?mso-contentType ?>
 <FormTemplates xmlns="http://schemas.microsoft.com/sharepoint/v3/contenttype/forms">
   <Display>DocumentLibraryForm</Display>
@@ -16732,11 +17147,22 @@
 </FormTemplates>
 </file>
 
-<file path=customXml/item2.xml><?xml version="1.0" encoding="utf-8"?>
-<b:Sources xmlns:b="http://schemas.openxmlformats.org/officeDocument/2006/bibliography" xmlns="http://schemas.openxmlformats.org/officeDocument/2006/bibliography" SelectedStyle="/APA.XSL" StyleName="APA"/>
+<file path=customXml/item3.xml><?xml version="1.0" encoding="utf-8"?>
+<p:properties xmlns:p="http://schemas.microsoft.com/office/2006/metadata/properties" xmlns:xsi="http://www.w3.org/2001/XMLSchema-instance" xmlns:pc="http://schemas.microsoft.com/office/infopath/2007/PartnerControls">
+  <documentManagement>
+    <lcf76f155ced4ddcb4097134ff3c332f xmlns="3ca5950f-9dc6-4fa2-8e6b-e8b0d1a55fc5">
+      <Terms xmlns="http://schemas.microsoft.com/office/infopath/2007/PartnerControls"/>
+    </lcf76f155ced4ddcb4097134ff3c332f>
+    <link xmlns="3ca5950f-9dc6-4fa2-8e6b-e8b0d1a55fc5">
+      <Url xsi:nil="true"/>
+      <Description xsi:nil="true"/>
+    </link>
+    <TaxCatchAll xmlns="da5699a2-2791-44c0-bb0a-d0c081c141e6" xsi:nil="true"/>
+  </documentManagement>
+</p:properties>
 </file>
 
-<file path=customXml/item3.xml><?xml version="1.0" encoding="utf-8"?>
+<file path=customXml/item4.xml><?xml version="1.0" encoding="utf-8"?>
 <ct:contentTypeSchema xmlns:ct="http://schemas.microsoft.com/office/2006/metadata/contentType" xmlns:ma="http://schemas.microsoft.com/office/2006/metadata/properties/metaAttributes" ct:_="" ma:_="" ma:contentTypeName="Document" ma:contentTypeID="0x0101001BC1D44B3665304E9EFFB6B26E5C1EDB" ma:contentTypeVersion="17" ma:contentTypeDescription="Create a new document." ma:contentTypeScope="" ma:versionID="ebe7ffaa3beae6c2692551344dbac989">
   <xsd:schema xmlns:xsd="http://www.w3.org/2001/XMLSchema" xmlns:xs="http://www.w3.org/2001/XMLSchema" xmlns:p="http://schemas.microsoft.com/office/2006/metadata/properties" xmlns:ns2="3ca5950f-9dc6-4fa2-8e6b-e8b0d1a55fc5" xmlns:ns3="da5699a2-2791-44c0-bb0a-d0c081c141e6" targetNamespace="http://schemas.microsoft.com/office/2006/metadata/properties" ma:root="true" ma:fieldsID="fbc6f3879e7a0016066cbb62231de351" ns2:_="" ns3:_="">
     <xsd:import namespace="3ca5950f-9dc6-4fa2-8e6b-e8b0d1a55fc5"/>
@@ -16992,22 +17418,15 @@
 </ct:contentTypeSchema>
 </file>
 
-<file path=customXml/item4.xml><?xml version="1.0" encoding="utf-8"?>
-<p:properties xmlns:p="http://schemas.microsoft.com/office/2006/metadata/properties" xmlns:xsi="http://www.w3.org/2001/XMLSchema-instance" xmlns:pc="http://schemas.microsoft.com/office/infopath/2007/PartnerControls">
-  <documentManagement>
-    <lcf76f155ced4ddcb4097134ff3c332f xmlns="3ca5950f-9dc6-4fa2-8e6b-e8b0d1a55fc5">
-      <Terms xmlns="http://schemas.microsoft.com/office/infopath/2007/PartnerControls"/>
-    </lcf76f155ced4ddcb4097134ff3c332f>
-    <link xmlns="3ca5950f-9dc6-4fa2-8e6b-e8b0d1a55fc5">
-      <Url xsi:nil="true"/>
-      <Description xsi:nil="true"/>
-    </link>
-    <TaxCatchAll xmlns="da5699a2-2791-44c0-bb0a-d0c081c141e6" xsi:nil="true"/>
-  </documentManagement>
-</p:properties>
+<file path=customXml/itemProps1.xml><?xml version="1.0" encoding="utf-8"?>
+<ds:datastoreItem xmlns:ds="http://schemas.openxmlformats.org/officeDocument/2006/customXml" ds:itemID="{191EA17E-4FF3-6543-9328-B87A43C2CF01}">
+  <ds:schemaRefs>
+    <ds:schemaRef ds:uri="http://schemas.openxmlformats.org/officeDocument/2006/bibliography"/>
+  </ds:schemaRefs>
+</ds:datastoreItem>
 </file>
 
-<file path=customXml/itemProps1.xml><?xml version="1.0" encoding="utf-8"?>
+<file path=customXml/itemProps2.xml><?xml version="1.0" encoding="utf-8"?>
 <ds:datastoreItem xmlns:ds="http://schemas.openxmlformats.org/officeDocument/2006/customXml" ds:itemID="{CE597715-63E8-4A9F-B3CC-57F27D3DCBFB}">
   <ds:schemaRefs>
     <ds:schemaRef ds:uri="http://schemas.microsoft.com/sharepoint/v3/contenttype/forms"/>
@@ -17015,15 +17434,18 @@
 </ds:datastoreItem>
 </file>
 
-<file path=customXml/itemProps2.xml><?xml version="1.0" encoding="utf-8"?>
-<ds:datastoreItem xmlns:ds="http://schemas.openxmlformats.org/officeDocument/2006/customXml" ds:itemID="{191EA17E-4FF3-6543-9328-B87A43C2CF01}">
+<file path=customXml/itemProps3.xml><?xml version="1.0" encoding="utf-8"?>
+<ds:datastoreItem xmlns:ds="http://schemas.openxmlformats.org/officeDocument/2006/customXml" ds:itemID="{37169F2F-1A49-4A9E-A13A-BBD6F4DE6A1B}">
   <ds:schemaRefs>
-    <ds:schemaRef ds:uri="http://schemas.openxmlformats.org/officeDocument/2006/bibliography"/>
+    <ds:schemaRef ds:uri="http://schemas.microsoft.com/office/2006/metadata/properties"/>
+    <ds:schemaRef ds:uri="http://schemas.microsoft.com/office/infopath/2007/PartnerControls"/>
+    <ds:schemaRef ds:uri="3ca5950f-9dc6-4fa2-8e6b-e8b0d1a55fc5"/>
+    <ds:schemaRef ds:uri="da5699a2-2791-44c0-bb0a-d0c081c141e6"/>
   </ds:schemaRefs>
 </ds:datastoreItem>
 </file>
 
-<file path=customXml/itemProps3.xml><?xml version="1.0" encoding="utf-8"?>
+<file path=customXml/itemProps4.xml><?xml version="1.0" encoding="utf-8"?>
 <ds:datastoreItem xmlns:ds="http://schemas.openxmlformats.org/officeDocument/2006/customXml" ds:itemID="{F6547193-3E93-40A7-96AB-43C0DF37402B}">
   <ds:schemaRefs>
     <ds:schemaRef ds:uri="http://schemas.microsoft.com/office/2006/metadata/contentType"/>
@@ -17040,15 +17462,4 @@
     <ds:schemaRef ds:uri="http://schemas.microsoft.com/internal/obd"/>
   </ds:schemaRefs>
 </ds:datastoreItem>
-</file>
-
-<file path=customXml/itemProps4.xml><?xml version="1.0" encoding="utf-8"?>
-<ds:datastoreItem xmlns:ds="http://schemas.openxmlformats.org/officeDocument/2006/customXml" ds:itemID="{37169F2F-1A49-4A9E-A13A-BBD6F4DE6A1B}">
-  <ds:schemaRefs>
-    <ds:schemaRef ds:uri="http://schemas.microsoft.com/office/2006/metadata/properties"/>
-    <ds:schemaRef ds:uri="http://schemas.microsoft.com/office/infopath/2007/PartnerControls"/>
-    <ds:schemaRef ds:uri="3ca5950f-9dc6-4fa2-8e6b-e8b0d1a55fc5"/>
-    <ds:schemaRef ds:uri="da5699a2-2791-44c0-bb0a-d0c081c141e6"/>
-  </ds:schemaRefs>
-</ds:datastoreItem>
 </file>
--- a/Dis Report.docx
+++ b/Dis Report.docx
@@ -218,7 +218,7 @@
                         <a:effectLst/>
                         <a:extLst>
                           <a:ext uri="{C572A759-6A51-4108-AA02-DFA0A04FC94B}">
-                            <ma14:wrappingTextBoxFlag xmlns:ma14="http://schemas.microsoft.com/office/mac/drawingml/2011/main" xmlns:w="http://schemas.openxmlformats.org/wordprocessingml/2006/main" xmlns:w10="urn:schemas-microsoft-com:office:word" xmlns:v="urn:schemas-microsoft-com:vml" xmlns:o="urn:schemas-microsoft-com:office:office" xmlns:mv="urn:schemas-microsoft-com:mac:vml" xmlns:mo="http://schemas.microsoft.com/office/mac/office/2008/main" xmlns=""/>
+                            <ma14:wrappingTextBoxFlag xmlns="" xmlns:mo="http://schemas.microsoft.com/office/mac/office/2008/main" xmlns:mv="urn:schemas-microsoft-com:mac:vml" xmlns:o="urn:schemas-microsoft-com:office:office" xmlns:v="urn:schemas-microsoft-com:vml" xmlns:w10="urn:schemas-microsoft-com:office:word" xmlns:w="http://schemas.openxmlformats.org/wordprocessingml/2006/main" xmlns:ma14="http://schemas.microsoft.com/office/mac/drawingml/2011/main"/>
                           </a:ext>
                         </a:extLst>
                       </wps:spPr>
@@ -247,45 +247,51 @@
                                 <w:szCs w:val="20"/>
                               </w:rPr>
                             </w:pPr>
+                          </w:p>
+                          <w:p>
                             <w:r>
                               <w:rPr>
-                                <w:rFonts w:ascii="Arial" w:hAnsi="Arial"/>
-                                <w:i/>
-                                <w:sz w:val="20"/>
-                                <w:szCs w:val="20"/>
+                                <w:noProof/>
                               </w:rPr>
-                              <w:t>Screenshot/ image of the work (600 pixels high x 800 pixels wide .jpg</w:t>
-                            </w:r>
-                            <w:r>
-                              <w:rPr>
-                                <w:rFonts w:ascii="Arial" w:hAnsi="Arial"/>
-                                <w:i/>
-                                <w:sz w:val="20"/>
-                                <w:szCs w:val="20"/>
-                              </w:rPr>
-                              <w:t>)</w:t>
-                            </w:r>
-                            <w:r>
-                              <w:rPr>
-                                <w:rFonts w:ascii="Arial" w:hAnsi="Arial"/>
-                                <w:i/>
-                                <w:sz w:val="20"/>
-                                <w:szCs w:val="20"/>
-                              </w:rPr>
-                              <w:br/>
-                              <w:t>This image may be used for the degree show booklet. For white backgrounds please use 1/2pt black border.</w:t>
-                            </w:r>
-                            <w:r>
-                              <w:rPr>
-                                <w:rFonts w:ascii="Arial" w:hAnsi="Arial"/>
-                                <w:i/>
-                                <w:sz w:val="20"/>
-                                <w:szCs w:val="20"/>
-                              </w:rPr>
-                              <w:br/>
+                              <w:drawing>
+                                <wp:inline distT="0" distB="0" distL="0" distR="0" wp14:anchorId="5B404D9B" wp14:editId="6FADD405">
+                                  <wp:extent cx="2694305" cy="3393440"/>
+                                  <wp:effectExtent l="0" t="0" r="0" b="0"/>
+                                  <wp:docPr id="667483272" name="Picture 1" descr="A screenshot of a video game&#10;&#10;AI-generated content may be incorrect."/>
+                                  <wp:cNvGraphicFramePr>
+                                    <a:graphicFrameLocks xmlns:a="http://schemas.openxmlformats.org/drawingml/2006/main" noChangeAspect="1"/>
+                                  </wp:cNvGraphicFramePr>
+                                  <a:graphic xmlns:a="http://schemas.openxmlformats.org/drawingml/2006/main">
+                                    <a:graphicData uri="http://schemas.openxmlformats.org/drawingml/2006/picture">
+                                      <pic:pic xmlns:pic="http://schemas.openxmlformats.org/drawingml/2006/picture">
+                                        <pic:nvPicPr>
+                                          <pic:cNvPr id="667483272" name="Picture 1" descr="A screenshot of a video game&#10;&#10;AI-generated content may be incorrect."/>
+                                          <pic:cNvPicPr>
+                                            <a:picLocks noChangeAspect="1"/>
+                                          </pic:cNvPicPr>
+                                        </pic:nvPicPr>
+                                        <pic:blipFill>
+                                          <a:blip r:embed="rId12"/>
+                                          <a:stretch>
+                                            <a:fillRect/>
+                                          </a:stretch>
+                                        </pic:blipFill>
+                                        <pic:spPr>
+                                          <a:xfrm>
+                                            <a:off x="0" y="0"/>
+                                            <a:ext cx="2694305" cy="3393440"/>
+                                          </a:xfrm>
+                                          <a:prstGeom prst="rect">
+                                            <a:avLst/>
+                                          </a:prstGeom>
+                                        </pic:spPr>
+                                      </pic:pic>
+                                    </a:graphicData>
+                                  </a:graphic>
+                                </wp:inline>
+                              </w:drawing>
                             </w:r>
                           </w:p>
-                          <w:p/>
                         </w:txbxContent>
                       </wps:txbx>
                       <wps:bodyPr rot="0" spcFirstLastPara="0" vertOverflow="overflow" horzOverflow="overflow" vert="horz" wrap="square" lIns="91440" tIns="45720" rIns="91440" bIns="45720" numCol="1" spcCol="0" rtlCol="0" fromWordArt="0" anchor="t" anchorCtr="0" forceAA="0" compatLnSpc="1">
@@ -321,45 +327,51 @@
                           <w:szCs w:val="20"/>
                         </w:rPr>
                       </w:pPr>
+                    </w:p>
+                    <w:p>
                       <w:r>
                         <w:rPr>
-                          <w:rFonts w:ascii="Arial" w:hAnsi="Arial"/>
-                          <w:i/>
-                          <w:sz w:val="20"/>
-                          <w:szCs w:val="20"/>
+                          <w:noProof/>
                         </w:rPr>
-                        <w:t>Screenshot/ image of the work (600 pixels high x 800 pixels wide .jpg</w:t>
-                      </w:r>
-                      <w:r>
-                        <w:rPr>
-                          <w:rFonts w:ascii="Arial" w:hAnsi="Arial"/>
-                          <w:i/>
-                          <w:sz w:val="20"/>
-                          <w:szCs w:val="20"/>
-                        </w:rPr>
-                        <w:t>)</w:t>
-                      </w:r>
-                      <w:r>
-                        <w:rPr>
-                          <w:rFonts w:ascii="Arial" w:hAnsi="Arial"/>
-                          <w:i/>
-                          <w:sz w:val="20"/>
-                          <w:szCs w:val="20"/>
-                        </w:rPr>
-                        <w:br/>
-                        <w:t>This image may be used for the degree show booklet. For white backgrounds please use 1/2pt black border.</w:t>
-                      </w:r>
-                      <w:r>
-                        <w:rPr>
-                          <w:rFonts w:ascii="Arial" w:hAnsi="Arial"/>
-                          <w:i/>
-                          <w:sz w:val="20"/>
-                          <w:szCs w:val="20"/>
-                        </w:rPr>
-                        <w:br/>
+                        <w:drawing>
+                          <wp:inline distT="0" distB="0" distL="0" distR="0" wp14:anchorId="5B404D9B" wp14:editId="6FADD405">
+                            <wp:extent cx="2694305" cy="3393440"/>
+                            <wp:effectExtent l="0" t="0" r="0" b="0"/>
+                            <wp:docPr id="667483272" name="Picture 1" descr="A screenshot of a video game&#10;&#10;AI-generated content may be incorrect."/>
+                            <wp:cNvGraphicFramePr>
+                              <a:graphicFrameLocks xmlns:a="http://schemas.openxmlformats.org/drawingml/2006/main" noChangeAspect="1"/>
+                            </wp:cNvGraphicFramePr>
+                            <a:graphic xmlns:a="http://schemas.openxmlformats.org/drawingml/2006/main">
+                              <a:graphicData uri="http://schemas.openxmlformats.org/drawingml/2006/picture">
+                                <pic:pic xmlns:pic="http://schemas.openxmlformats.org/drawingml/2006/picture">
+                                  <pic:nvPicPr>
+                                    <pic:cNvPr id="667483272" name="Picture 1" descr="A screenshot of a video game&#10;&#10;AI-generated content may be incorrect."/>
+                                    <pic:cNvPicPr>
+                                      <a:picLocks noChangeAspect="1"/>
+                                    </pic:cNvPicPr>
+                                  </pic:nvPicPr>
+                                  <pic:blipFill>
+                                    <a:blip r:embed="rId12"/>
+                                    <a:stretch>
+                                      <a:fillRect/>
+                                    </a:stretch>
+                                  </pic:blipFill>
+                                  <pic:spPr>
+                                    <a:xfrm>
+                                      <a:off x="0" y="0"/>
+                                      <a:ext cx="2694305" cy="3393440"/>
+                                    </a:xfrm>
+                                    <a:prstGeom prst="rect">
+                                      <a:avLst/>
+                                    </a:prstGeom>
+                                  </pic:spPr>
+                                </pic:pic>
+                              </a:graphicData>
+                            </a:graphic>
+                          </wp:inline>
+                        </w:drawing>
                       </w:r>
                     </w:p>
-                    <w:p/>
                   </w:txbxContent>
                 </v:textbox>
                 <w10:wrap type="square"/>
@@ -1417,10 +1429,10 @@
           <w:szCs w:val="20"/>
         </w:rPr>
         <w:sectPr>
-          <w:headerReference w:type="even" r:id="rId12"/>
-          <w:headerReference w:type="default" r:id="rId13"/>
-          <w:footerReference w:type="default" r:id="rId14"/>
-          <w:headerReference w:type="first" r:id="rId15"/>
+          <w:headerReference w:type="even" r:id="rId13"/>
+          <w:headerReference w:type="default" r:id="rId14"/>
+          <w:footerReference w:type="default" r:id="rId15"/>
+          <w:headerReference w:type="first" r:id="rId16"/>
           <w:pgSz w:w="11900" w:h="16840"/>
           <w:pgMar w:top="1440" w:right="1080" w:bottom="1440" w:left="1080" w:header="708" w:footer="708" w:gutter="0"/>
           <w:cols w:space="708"/>
@@ -4828,7 +4840,7 @@
         </w:rPr>
         <w:t xml:space="preserve">If you are new to UWE Bristol Harvard referencing please read the </w:t>
       </w:r>
-      <w:hyperlink r:id="rId16" w:history="1">
+      <w:hyperlink r:id="rId17" w:history="1">
         <w:r>
           <w:rPr>
             <w:rStyle w:val="Hyperlink"/>
@@ -4849,7 +4861,7 @@
         </w:rPr>
         <w:t xml:space="preserve">. Click here for </w:t>
       </w:r>
-      <w:hyperlink r:id="rId17" w:history="1">
+      <w:hyperlink r:id="rId18" w:history="1">
         <w:r>
           <w:rPr>
             <w:rStyle w:val="Hyperlink"/>
@@ -4870,7 +4882,7 @@
         </w:rPr>
         <w:t xml:space="preserve">. Also here for </w:t>
       </w:r>
-      <w:hyperlink r:id="rId18" w:history="1">
+      <w:hyperlink r:id="rId19" w:history="1">
         <w:r>
           <w:rPr>
             <w:rStyle w:val="Hyperlink"/>
@@ -4891,7 +4903,7 @@
         </w:rPr>
         <w:t xml:space="preserve"> (includes when to use quotation marks). Follow guidance here on how to reference the following: </w:t>
       </w:r>
-      <w:hyperlink r:id="rId19" w:anchor="books" w:history="1">
+      <w:hyperlink r:id="rId20" w:anchor="books" w:history="1">
         <w:r>
           <w:rPr>
             <w:rStyle w:val="Hyperlink"/>
@@ -4912,7 +4924,7 @@
         </w:rPr>
         <w:t>, </w:t>
       </w:r>
-      <w:hyperlink r:id="rId20" w:anchor="journalarticles" w:history="1">
+      <w:hyperlink r:id="rId21" w:anchor="journalarticles" w:history="1">
         <w:r>
           <w:rPr>
             <w:rStyle w:val="Hyperlink"/>
@@ -4952,7 +4964,7 @@
         </w:rPr>
         <w:t>, </w:t>
       </w:r>
-      <w:hyperlink r:id="rId21" w:anchor="films" w:history="1">
+      <w:hyperlink r:id="rId22" w:anchor="films" w:history="1">
         <w:r>
           <w:rPr>
             <w:rStyle w:val="Hyperlink"/>
@@ -4982,7 +4994,7 @@
         </w:rPr>
         <w:t> </w:t>
       </w:r>
-      <w:hyperlink r:id="rId22" w:anchor="television" w:history="1">
+      <w:hyperlink r:id="rId23" w:anchor="television" w:history="1">
         <w:r>
           <w:rPr>
             <w:rStyle w:val="Hyperlink"/>
@@ -5003,7 +5015,7 @@
         </w:rPr>
         <w:t xml:space="preserve">, </w:t>
       </w:r>
-      <w:hyperlink r:id="rId23" w:anchor="imagesandillustrations" w:history="1">
+      <w:hyperlink r:id="rId24" w:anchor="imagesandillustrations" w:history="1">
         <w:r>
           <w:rPr>
             <w:rStyle w:val="Hyperlink"/>
@@ -5024,7 +5036,7 @@
         </w:rPr>
         <w:t xml:space="preserve">, </w:t>
       </w:r>
-      <w:hyperlink r:id="rId24" w:anchor="officialpublications" w:history="1">
+      <w:hyperlink r:id="rId25" w:anchor="officialpublications" w:history="1">
         <w:r>
           <w:rPr>
             <w:rStyle w:val="Hyperlink"/>
@@ -5045,7 +5057,7 @@
         </w:rPr>
         <w:t xml:space="preserve">, </w:t>
       </w:r>
-      <w:hyperlink r:id="rId25" w:anchor="webpages" w:history="1">
+      <w:hyperlink r:id="rId26" w:anchor="webpages" w:history="1">
         <w:r>
           <w:rPr>
             <w:rStyle w:val="Hyperlink"/>
@@ -6399,7 +6411,29 @@
           <w:sz w:val="18"/>
           <w:szCs w:val="18"/>
         </w:rPr>
-        <w:t>5.1 Initial Artifct Development</w:t>
+        <w:t>5.1</w:t>
+      </w:r>
+      <w:r>
+        <w:rPr>
+          <w:rFonts w:ascii="Verdana" w:hAnsi="Verdana"/>
+          <w:b/>
+          <w:bCs/>
+          <w:noProof/>
+          <w:sz w:val="18"/>
+          <w:szCs w:val="18"/>
+        </w:rPr>
+        <w:t>.1</w:t>
+      </w:r>
+      <w:r>
+        <w:rPr>
+          <w:rFonts w:ascii="Verdana" w:hAnsi="Verdana"/>
+          <w:b/>
+          <w:bCs/>
+          <w:noProof/>
+          <w:sz w:val="18"/>
+          <w:szCs w:val="18"/>
+        </w:rPr>
+        <w:t xml:space="preserve"> Initial Artifct Development</w:t>
       </w:r>
     </w:p>
     <w:p>
@@ -6407,70 +6441,179 @@
         <w:jc w:val="both"/>
         <w:rPr>
           <w:rFonts w:ascii="Verdana" w:hAnsi="Verdana"/>
-          <w:sz w:val="18"/>
-          <w:szCs w:val="18"/>
-        </w:rPr>
-      </w:pPr>
-      <w:r>
-        <w:rPr>
-          <w:rFonts w:ascii="Verdana" w:hAnsi="Verdana"/>
-          <w:sz w:val="18"/>
-          <w:szCs w:val="18"/>
-        </w:rPr>
-        <w:t xml:space="preserve">The artifact is a 2D side scroller with some verticality similar to the likes of Mario (Nintendo, ) </w:t>
-      </w:r>
-    </w:p>
-    <w:p>
-      <w:pPr>
-        <w:ind w:left="360"/>
+          <w:b/>
+          <w:bCs/>
+          <w:noProof/>
+          <w:sz w:val="18"/>
+          <w:szCs w:val="18"/>
+        </w:rPr>
+      </w:pPr>
+    </w:p>
+    <w:p>
+      <w:pPr>
         <w:jc w:val="both"/>
         <w:rPr>
           <w:rFonts w:ascii="Verdana" w:hAnsi="Verdana"/>
-          <w:sz w:val="18"/>
-          <w:szCs w:val="18"/>
-        </w:rPr>
-      </w:pPr>
+          <w:b/>
+          <w:bCs/>
+          <w:noProof/>
+          <w:sz w:val="18"/>
+          <w:szCs w:val="18"/>
+        </w:rPr>
+      </w:pPr>
+      <w:r>
+        <w:rPr>
+          <w:rFonts w:ascii="Verdana" w:hAnsi="Verdana"/>
+          <w:b/>
+          <w:bCs/>
+          <w:noProof/>
+          <w:sz w:val="18"/>
+          <w:szCs w:val="18"/>
+        </w:rPr>
+        <w:t>5.1.2</w:t>
+      </w:r>
     </w:p>
     <w:p>
       <w:pPr>
         <w:jc w:val="both"/>
         <w:rPr>
           <w:rFonts w:ascii="Verdana" w:hAnsi="Verdana"/>
-          <w:sz w:val="18"/>
-          <w:szCs w:val="18"/>
-        </w:rPr>
-      </w:pPr>
+          <w:noProof/>
+          <w:sz w:val="18"/>
+          <w:szCs w:val="18"/>
+        </w:rPr>
+      </w:pPr>
+      <w:r>
+        <w:rPr>
+          <w:rFonts w:ascii="Verdana" w:hAnsi="Verdana"/>
+          <w:bCs/>
+          <w:noProof/>
+          <w:sz w:val="18"/>
+          <w:szCs w:val="18"/>
+        </w:rPr>
+        <w:t>------------------------------------------------------</w:t>
+      </w:r>
     </w:p>
     <w:p>
       <w:pPr>
         <w:jc w:val="both"/>
         <w:rPr>
           <w:rFonts w:ascii="Verdana" w:hAnsi="Verdana"/>
-          <w:sz w:val="18"/>
-          <w:szCs w:val="18"/>
-        </w:rPr>
-      </w:pPr>
+          <w:color w:val="FF0000"/>
+          <w:sz w:val="18"/>
+          <w:szCs w:val="18"/>
+        </w:rPr>
+      </w:pPr>
+      <w:r>
+        <w:rPr>
+          <w:rFonts w:ascii="Verdana" w:hAnsi="Verdana"/>
+          <w:color w:val="FF0000"/>
+          <w:sz w:val="18"/>
+          <w:szCs w:val="18"/>
+        </w:rPr>
+        <w:t>Now we have arrived at the practice section</w:t>
+      </w:r>
+      <w:r>
+        <w:rPr>
+          <w:rFonts w:ascii="Verdana" w:hAnsi="Verdana"/>
+          <w:color w:val="FF0000"/>
+          <w:sz w:val="18"/>
+          <w:szCs w:val="18"/>
+        </w:rPr>
+        <w:t>, the biggest part of th</w:t>
+      </w:r>
+      <w:r>
+        <w:rPr>
+          <w:rFonts w:ascii="Verdana" w:hAnsi="Verdana"/>
+          <w:color w:val="FF0000"/>
+          <w:sz w:val="18"/>
+          <w:szCs w:val="18"/>
+        </w:rPr>
+        <w:t>is</w:t>
+      </w:r>
+      <w:r>
+        <w:rPr>
+          <w:rFonts w:ascii="Verdana" w:hAnsi="Verdana"/>
+          <w:color w:val="FF0000"/>
+          <w:sz w:val="18"/>
+          <w:szCs w:val="18"/>
+        </w:rPr>
+        <w:t xml:space="preserve"> report</w:t>
+      </w:r>
+      <w:r>
+        <w:rPr>
+          <w:rFonts w:ascii="Verdana" w:hAnsi="Verdana"/>
+          <w:color w:val="FF0000"/>
+          <w:sz w:val="18"/>
+          <w:szCs w:val="18"/>
+        </w:rPr>
+        <w:t xml:space="preserve">. </w:t>
+      </w:r>
+      <w:r>
+        <w:rPr>
+          <w:rFonts w:ascii="Verdana" w:hAnsi="Verdana"/>
+          <w:color w:val="FF0000"/>
+          <w:sz w:val="18"/>
+          <w:szCs w:val="18"/>
+        </w:rPr>
+        <w:t>Here you g</w:t>
+      </w:r>
+      <w:r>
+        <w:rPr>
+          <w:rFonts w:ascii="Verdana" w:hAnsi="Verdana"/>
+          <w:color w:val="FF0000"/>
+          <w:sz w:val="18"/>
+          <w:szCs w:val="18"/>
+        </w:rPr>
+        <w:t xml:space="preserve">uide </w:t>
+      </w:r>
+      <w:r>
+        <w:rPr>
+          <w:rFonts w:ascii="Verdana" w:hAnsi="Verdana"/>
+          <w:color w:val="FF0000"/>
+          <w:sz w:val="18"/>
+          <w:szCs w:val="18"/>
+        </w:rPr>
+        <w:t>the reader</w:t>
+      </w:r>
+      <w:r>
+        <w:rPr>
+          <w:rFonts w:ascii="Verdana" w:hAnsi="Verdana"/>
+          <w:color w:val="FF0000"/>
+          <w:sz w:val="18"/>
+          <w:szCs w:val="18"/>
+        </w:rPr>
+        <w:t xml:space="preserve"> through the practical implementation</w:t>
+      </w:r>
+      <w:r>
+        <w:rPr>
+          <w:rFonts w:ascii="Verdana" w:hAnsi="Verdana"/>
+          <w:color w:val="FF0000"/>
+          <w:sz w:val="18"/>
+          <w:szCs w:val="18"/>
+        </w:rPr>
+        <w:t xml:space="preserve"> stages</w:t>
+      </w:r>
+      <w:r>
+        <w:rPr>
+          <w:rFonts w:ascii="Verdana" w:hAnsi="Verdana"/>
+          <w:color w:val="FF0000"/>
+          <w:sz w:val="18"/>
+          <w:szCs w:val="18"/>
+        </w:rPr>
+        <w:t xml:space="preserve"> of your project. </w:t>
+      </w:r>
     </w:p>
     <w:p>
       <w:pPr>
         <w:jc w:val="both"/>
         <w:rPr>
           <w:rFonts w:ascii="Verdana" w:hAnsi="Verdana"/>
-          <w:noProof/>
-          <w:sz w:val="18"/>
-          <w:szCs w:val="18"/>
-        </w:rPr>
-      </w:pPr>
-      <w:r>
-        <w:rPr>
-          <w:rFonts w:ascii="Verdana" w:hAnsi="Verdana"/>
-          <w:bCs/>
-          <w:noProof/>
-          <w:sz w:val="18"/>
-          <w:szCs w:val="18"/>
-        </w:rPr>
-        <w:t>------------------------------------------------------</w:t>
-      </w:r>
+          <w:color w:val="FF0000"/>
+          <w:sz w:val="18"/>
+          <w:szCs w:val="18"/>
+        </w:rPr>
+      </w:pPr>
     </w:p>
     <w:p>
       <w:pPr>
@@ -6489,34 +6632,34 @@
           <w:sz w:val="18"/>
           <w:szCs w:val="18"/>
         </w:rPr>
-        <w:t>Now we have arrived at the practice section</w:t>
-      </w:r>
-      <w:r>
-        <w:rPr>
-          <w:rFonts w:ascii="Verdana" w:hAnsi="Verdana"/>
-          <w:color w:val="FF0000"/>
-          <w:sz w:val="18"/>
-          <w:szCs w:val="18"/>
-        </w:rPr>
-        <w:t>, the biggest part of th</w:t>
-      </w:r>
-      <w:r>
-        <w:rPr>
-          <w:rFonts w:ascii="Verdana" w:hAnsi="Verdana"/>
-          <w:color w:val="FF0000"/>
-          <w:sz w:val="18"/>
-          <w:szCs w:val="18"/>
-        </w:rPr>
-        <w:t>is</w:t>
-      </w:r>
-      <w:r>
-        <w:rPr>
-          <w:rFonts w:ascii="Verdana" w:hAnsi="Verdana"/>
-          <w:color w:val="FF0000"/>
-          <w:sz w:val="18"/>
-          <w:szCs w:val="18"/>
-        </w:rPr>
-        <w:t xml:space="preserve"> report</w:t>
+        <w:t>D</w:t>
+      </w:r>
+      <w:r>
+        <w:rPr>
+          <w:rFonts w:ascii="Verdana" w:hAnsi="Verdana"/>
+          <w:color w:val="FF0000"/>
+          <w:sz w:val="18"/>
+          <w:szCs w:val="18"/>
+        </w:rPr>
+        <w:t>o</w:t>
+      </w:r>
+      <w:r>
+        <w:rPr>
+          <w:rFonts w:ascii="Verdana" w:hAnsi="Verdana"/>
+          <w:color w:val="FF0000"/>
+          <w:sz w:val="18"/>
+          <w:szCs w:val="18"/>
+        </w:rPr>
+        <w:t xml:space="preserve"> not describe every</w:t>
+      </w:r>
+      <w:r>
+        <w:rPr>
+          <w:rFonts w:ascii="Verdana" w:hAnsi="Verdana"/>
+          <w:color w:val="FF0000"/>
+          <w:sz w:val="18"/>
+          <w:szCs w:val="18"/>
+        </w:rPr>
+        <w:t xml:space="preserve"> detail</w:t>
       </w:r>
       <w:r>
         <w:rPr>
@@ -6534,52 +6677,160 @@
           <w:sz w:val="18"/>
           <w:szCs w:val="18"/>
         </w:rPr>
-        <w:t>Here you g</w:t>
-      </w:r>
-      <w:r>
-        <w:rPr>
-          <w:rFonts w:ascii="Verdana" w:hAnsi="Verdana"/>
-          <w:color w:val="FF0000"/>
-          <w:sz w:val="18"/>
-          <w:szCs w:val="18"/>
-        </w:rPr>
-        <w:t xml:space="preserve">uide </w:t>
-      </w:r>
-      <w:r>
-        <w:rPr>
-          <w:rFonts w:ascii="Verdana" w:hAnsi="Verdana"/>
-          <w:color w:val="FF0000"/>
-          <w:sz w:val="18"/>
-          <w:szCs w:val="18"/>
-        </w:rPr>
-        <w:t>the reader</w:t>
-      </w:r>
-      <w:r>
-        <w:rPr>
-          <w:rFonts w:ascii="Verdana" w:hAnsi="Verdana"/>
-          <w:color w:val="FF0000"/>
-          <w:sz w:val="18"/>
-          <w:szCs w:val="18"/>
-        </w:rPr>
-        <w:t xml:space="preserve"> through the practical implementation</w:t>
-      </w:r>
-      <w:r>
-        <w:rPr>
-          <w:rFonts w:ascii="Verdana" w:hAnsi="Verdana"/>
-          <w:color w:val="FF0000"/>
-          <w:sz w:val="18"/>
-          <w:szCs w:val="18"/>
-        </w:rPr>
-        <w:t xml:space="preserve"> stages</w:t>
-      </w:r>
-      <w:r>
-        <w:rPr>
-          <w:rFonts w:ascii="Verdana" w:hAnsi="Verdana"/>
-          <w:color w:val="FF0000"/>
-          <w:sz w:val="18"/>
-          <w:szCs w:val="18"/>
-        </w:rPr>
-        <w:t xml:space="preserve"> of your project. </w:t>
+        <w:t xml:space="preserve">Instead, </w:t>
+      </w:r>
+      <w:r>
+        <w:rPr>
+          <w:rFonts w:ascii="Verdana" w:hAnsi="Verdana"/>
+          <w:color w:val="FF0000"/>
+          <w:sz w:val="18"/>
+          <w:szCs w:val="18"/>
+        </w:rPr>
+        <w:t>t</w:t>
+      </w:r>
+      <w:r>
+        <w:rPr>
+          <w:rFonts w:ascii="Verdana" w:hAnsi="Verdana"/>
+          <w:color w:val="FF0000"/>
+          <w:sz w:val="18"/>
+          <w:szCs w:val="18"/>
+        </w:rPr>
+        <w:t xml:space="preserve">ry to put together an insightful </w:t>
+      </w:r>
+      <w:r>
+        <w:rPr>
+          <w:rFonts w:ascii="Verdana" w:hAnsi="Verdana"/>
+          <w:color w:val="FF0000"/>
+          <w:sz w:val="18"/>
+          <w:szCs w:val="18"/>
+        </w:rPr>
+        <w:t xml:space="preserve">and focused </w:t>
+      </w:r>
+      <w:r>
+        <w:rPr>
+          <w:rFonts w:ascii="Verdana" w:hAnsi="Verdana"/>
+          <w:color w:val="FF0000"/>
+          <w:sz w:val="18"/>
+          <w:szCs w:val="18"/>
+        </w:rPr>
+        <w:t>discussion by</w:t>
+      </w:r>
+      <w:r>
+        <w:rPr>
+          <w:rFonts w:ascii="Verdana" w:hAnsi="Verdana"/>
+          <w:color w:val="FF0000"/>
+          <w:sz w:val="18"/>
+          <w:szCs w:val="18"/>
+        </w:rPr>
+        <w:t xml:space="preserve"> </w:t>
+      </w:r>
+      <w:r>
+        <w:rPr>
+          <w:rFonts w:ascii="Verdana" w:hAnsi="Verdana"/>
+          <w:color w:val="FF0000"/>
+          <w:sz w:val="18"/>
+          <w:szCs w:val="18"/>
+        </w:rPr>
+        <w:t xml:space="preserve">selecting </w:t>
+      </w:r>
+      <w:r>
+        <w:rPr>
+          <w:rFonts w:ascii="Verdana" w:hAnsi="Verdana"/>
+          <w:color w:val="FF0000"/>
+          <w:sz w:val="18"/>
+          <w:szCs w:val="18"/>
+        </w:rPr>
+        <w:t>the</w:t>
+      </w:r>
+      <w:r>
+        <w:rPr>
+          <w:rFonts w:ascii="Verdana" w:hAnsi="Verdana"/>
+          <w:color w:val="FF0000"/>
+          <w:sz w:val="18"/>
+          <w:szCs w:val="18"/>
+        </w:rPr>
+        <w:t xml:space="preserve"> project-critical topics</w:t>
+      </w:r>
+      <w:r>
+        <w:rPr>
+          <w:rFonts w:ascii="Verdana" w:hAnsi="Verdana"/>
+          <w:color w:val="FF0000"/>
+          <w:sz w:val="18"/>
+          <w:szCs w:val="18"/>
+        </w:rPr>
+        <w:t xml:space="preserve"> or stages</w:t>
+      </w:r>
+      <w:r>
+        <w:rPr>
+          <w:rFonts w:ascii="Verdana" w:hAnsi="Verdana"/>
+          <w:color w:val="FF0000"/>
+          <w:sz w:val="18"/>
+          <w:szCs w:val="18"/>
+        </w:rPr>
+        <w:t xml:space="preserve">. </w:t>
+      </w:r>
+      <w:r>
+        <w:rPr>
+          <w:rFonts w:ascii="Verdana" w:hAnsi="Verdana"/>
+          <w:color w:val="FF0000"/>
+          <w:sz w:val="18"/>
+          <w:szCs w:val="18"/>
+        </w:rPr>
+        <w:t xml:space="preserve">Tell the reader what these are and why they were </w:t>
+      </w:r>
+      <w:r>
+        <w:rPr>
+          <w:rFonts w:ascii="Verdana" w:hAnsi="Verdana"/>
+          <w:color w:val="FF0000"/>
+          <w:sz w:val="18"/>
+          <w:szCs w:val="18"/>
+        </w:rPr>
+        <w:t xml:space="preserve">so </w:t>
+      </w:r>
+      <w:r>
+        <w:rPr>
+          <w:rFonts w:ascii="Verdana" w:hAnsi="Verdana"/>
+          <w:color w:val="FF0000"/>
+          <w:sz w:val="18"/>
+          <w:szCs w:val="18"/>
+        </w:rPr>
+        <w:t>critical.</w:t>
+      </w:r>
+      <w:r>
+        <w:rPr>
+          <w:rFonts w:ascii="Verdana" w:hAnsi="Verdana"/>
+          <w:color w:val="FF0000"/>
+          <w:sz w:val="18"/>
+          <w:szCs w:val="18"/>
+        </w:rPr>
+        <w:t xml:space="preserve"> Then lead the reader through. </w:t>
+      </w:r>
+      <w:r>
+        <w:rPr>
+          <w:rFonts w:ascii="Verdana" w:hAnsi="Verdana"/>
+          <w:color w:val="FF0000"/>
+          <w:sz w:val="18"/>
+          <w:szCs w:val="18"/>
+        </w:rPr>
+        <w:t>Make it clear</w:t>
+      </w:r>
+      <w:r>
+        <w:rPr>
+          <w:rFonts w:ascii="Verdana" w:hAnsi="Verdana"/>
+          <w:color w:val="FF0000"/>
+          <w:sz w:val="18"/>
+          <w:szCs w:val="18"/>
+        </w:rPr>
+        <w:t xml:space="preserve"> to your reader when one topic / stage is done and the next one starts</w:t>
+      </w:r>
+      <w:r>
+        <w:rPr>
+          <w:rFonts w:ascii="Verdana" w:hAnsi="Verdana"/>
+          <w:color w:val="FF0000"/>
+          <w:sz w:val="18"/>
+          <w:szCs w:val="18"/>
+        </w:rPr>
+        <w:t xml:space="preserve"> so they don’t get lost.</w:t>
       </w:r>
     </w:p>
     <w:p>
@@ -6619,235 +6870,6 @@
           <w:sz w:val="18"/>
           <w:szCs w:val="18"/>
         </w:rPr>
-        <w:t>o</w:t>
-      </w:r>
-      <w:r>
-        <w:rPr>
-          <w:rFonts w:ascii="Verdana" w:hAnsi="Verdana"/>
-          <w:color w:val="FF0000"/>
-          <w:sz w:val="18"/>
-          <w:szCs w:val="18"/>
-        </w:rPr>
-        <w:t xml:space="preserve"> not describe every</w:t>
-      </w:r>
-      <w:r>
-        <w:rPr>
-          <w:rFonts w:ascii="Verdana" w:hAnsi="Verdana"/>
-          <w:color w:val="FF0000"/>
-          <w:sz w:val="18"/>
-          <w:szCs w:val="18"/>
-        </w:rPr>
-        <w:t xml:space="preserve"> detail</w:t>
-      </w:r>
-      <w:r>
-        <w:rPr>
-          <w:rFonts w:ascii="Verdana" w:hAnsi="Verdana"/>
-          <w:color w:val="FF0000"/>
-          <w:sz w:val="18"/>
-          <w:szCs w:val="18"/>
-        </w:rPr>
-        <w:t xml:space="preserve">. </w:t>
-      </w:r>
-      <w:r>
-        <w:rPr>
-          <w:rFonts w:ascii="Verdana" w:hAnsi="Verdana"/>
-          <w:color w:val="FF0000"/>
-          <w:sz w:val="18"/>
-          <w:szCs w:val="18"/>
-        </w:rPr>
-        <w:t xml:space="preserve">Instead, </w:t>
-      </w:r>
-      <w:r>
-        <w:rPr>
-          <w:rFonts w:ascii="Verdana" w:hAnsi="Verdana"/>
-          <w:color w:val="FF0000"/>
-          <w:sz w:val="18"/>
-          <w:szCs w:val="18"/>
-        </w:rPr>
-        <w:t>t</w:t>
-      </w:r>
-      <w:r>
-        <w:rPr>
-          <w:rFonts w:ascii="Verdana" w:hAnsi="Verdana"/>
-          <w:color w:val="FF0000"/>
-          <w:sz w:val="18"/>
-          <w:szCs w:val="18"/>
-        </w:rPr>
-        <w:t xml:space="preserve">ry to put together an insightful </w:t>
-      </w:r>
-      <w:r>
-        <w:rPr>
-          <w:rFonts w:ascii="Verdana" w:hAnsi="Verdana"/>
-          <w:color w:val="FF0000"/>
-          <w:sz w:val="18"/>
-          <w:szCs w:val="18"/>
-        </w:rPr>
-        <w:t xml:space="preserve">and focused </w:t>
-      </w:r>
-      <w:r>
-        <w:rPr>
-          <w:rFonts w:ascii="Verdana" w:hAnsi="Verdana"/>
-          <w:color w:val="FF0000"/>
-          <w:sz w:val="18"/>
-          <w:szCs w:val="18"/>
-        </w:rPr>
-        <w:t>discussion by</w:t>
-      </w:r>
-      <w:r>
-        <w:rPr>
-          <w:rFonts w:ascii="Verdana" w:hAnsi="Verdana"/>
-          <w:color w:val="FF0000"/>
-          <w:sz w:val="18"/>
-          <w:szCs w:val="18"/>
-        </w:rPr>
-        <w:t xml:space="preserve"> </w:t>
-      </w:r>
-      <w:r>
-        <w:rPr>
-          <w:rFonts w:ascii="Verdana" w:hAnsi="Verdana"/>
-          <w:color w:val="FF0000"/>
-          <w:sz w:val="18"/>
-          <w:szCs w:val="18"/>
-        </w:rPr>
-        <w:t xml:space="preserve">selecting </w:t>
-      </w:r>
-      <w:r>
-        <w:rPr>
-          <w:rFonts w:ascii="Verdana" w:hAnsi="Verdana"/>
-          <w:color w:val="FF0000"/>
-          <w:sz w:val="18"/>
-          <w:szCs w:val="18"/>
-        </w:rPr>
-        <w:t>the</w:t>
-      </w:r>
-      <w:r>
-        <w:rPr>
-          <w:rFonts w:ascii="Verdana" w:hAnsi="Verdana"/>
-          <w:color w:val="FF0000"/>
-          <w:sz w:val="18"/>
-          <w:szCs w:val="18"/>
-        </w:rPr>
-        <w:t xml:space="preserve"> project-critical topics</w:t>
-      </w:r>
-      <w:r>
-        <w:rPr>
-          <w:rFonts w:ascii="Verdana" w:hAnsi="Verdana"/>
-          <w:color w:val="FF0000"/>
-          <w:sz w:val="18"/>
-          <w:szCs w:val="18"/>
-        </w:rPr>
-        <w:t xml:space="preserve"> or stages</w:t>
-      </w:r>
-      <w:r>
-        <w:rPr>
-          <w:rFonts w:ascii="Verdana" w:hAnsi="Verdana"/>
-          <w:color w:val="FF0000"/>
-          <w:sz w:val="18"/>
-          <w:szCs w:val="18"/>
-        </w:rPr>
-        <w:t xml:space="preserve">. </w:t>
-      </w:r>
-      <w:r>
-        <w:rPr>
-          <w:rFonts w:ascii="Verdana" w:hAnsi="Verdana"/>
-          <w:color w:val="FF0000"/>
-          <w:sz w:val="18"/>
-          <w:szCs w:val="18"/>
-        </w:rPr>
-        <w:t xml:space="preserve">Tell the reader what these are and why they were </w:t>
-      </w:r>
-      <w:r>
-        <w:rPr>
-          <w:rFonts w:ascii="Verdana" w:hAnsi="Verdana"/>
-          <w:color w:val="FF0000"/>
-          <w:sz w:val="18"/>
-          <w:szCs w:val="18"/>
-        </w:rPr>
-        <w:t xml:space="preserve">so </w:t>
-      </w:r>
-      <w:r>
-        <w:rPr>
-          <w:rFonts w:ascii="Verdana" w:hAnsi="Verdana"/>
-          <w:color w:val="FF0000"/>
-          <w:sz w:val="18"/>
-          <w:szCs w:val="18"/>
-        </w:rPr>
-        <w:t>critical.</w:t>
-      </w:r>
-      <w:r>
-        <w:rPr>
-          <w:rFonts w:ascii="Verdana" w:hAnsi="Verdana"/>
-          <w:color w:val="FF0000"/>
-          <w:sz w:val="18"/>
-          <w:szCs w:val="18"/>
-        </w:rPr>
-        <w:t xml:space="preserve"> Then lead the reader through. </w:t>
-      </w:r>
-      <w:r>
-        <w:rPr>
-          <w:rFonts w:ascii="Verdana" w:hAnsi="Verdana"/>
-          <w:color w:val="FF0000"/>
-          <w:sz w:val="18"/>
-          <w:szCs w:val="18"/>
-        </w:rPr>
-        <w:t>Make it clear</w:t>
-      </w:r>
-      <w:r>
-        <w:rPr>
-          <w:rFonts w:ascii="Verdana" w:hAnsi="Verdana"/>
-          <w:color w:val="FF0000"/>
-          <w:sz w:val="18"/>
-          <w:szCs w:val="18"/>
-        </w:rPr>
-        <w:t xml:space="preserve"> to your reader when one topic / stage is done and the next one starts</w:t>
-      </w:r>
-      <w:r>
-        <w:rPr>
-          <w:rFonts w:ascii="Verdana" w:hAnsi="Verdana"/>
-          <w:color w:val="FF0000"/>
-          <w:sz w:val="18"/>
-          <w:szCs w:val="18"/>
-        </w:rPr>
-        <w:t xml:space="preserve"> so they don’t get lost.</w:t>
-      </w:r>
-    </w:p>
-    <w:p>
-      <w:pPr>
-        <w:jc w:val="both"/>
-        <w:rPr>
-          <w:rFonts w:ascii="Verdana" w:hAnsi="Verdana"/>
-          <w:color w:val="FF0000"/>
-          <w:sz w:val="18"/>
-          <w:szCs w:val="18"/>
-        </w:rPr>
-      </w:pPr>
-    </w:p>
-    <w:p>
-      <w:pPr>
-        <w:jc w:val="both"/>
-        <w:rPr>
-          <w:rFonts w:ascii="Verdana" w:hAnsi="Verdana"/>
-          <w:color w:val="FF0000"/>
-          <w:sz w:val="18"/>
-          <w:szCs w:val="18"/>
-        </w:rPr>
-      </w:pPr>
-      <w:r>
-        <w:rPr>
-          <w:rFonts w:ascii="Verdana" w:hAnsi="Verdana"/>
-          <w:color w:val="FF0000"/>
-          <w:sz w:val="18"/>
-          <w:szCs w:val="18"/>
-        </w:rPr>
-        <w:t>D</w:t>
-      </w:r>
-      <w:r>
-        <w:rPr>
-          <w:rFonts w:ascii="Verdana" w:hAnsi="Verdana"/>
-          <w:color w:val="FF0000"/>
-          <w:sz w:val="18"/>
-          <w:szCs w:val="18"/>
-        </w:rPr>
         <w:t>emonstrate project management</w:t>
       </w:r>
       <w:r>
@@ -6893,16 +6915,7 @@
           <w:sz w:val="18"/>
           <w:szCs w:val="18"/>
         </w:rPr>
-        <w:t xml:space="preserve">terative development is often key when </w:t>
-      </w:r>
-      <w:r>
-        <w:rPr>
-          <w:rFonts w:ascii="Verdana" w:hAnsi="Verdana"/>
-          <w:color w:val="FF0000"/>
-          <w:sz w:val="18"/>
-          <w:szCs w:val="18"/>
-        </w:rPr>
-        <w:t>it comes to practice.</w:t>
+        <w:t>terative development is often key when it comes to practice.</w:t>
       </w:r>
       <w:r>
         <w:rPr>
@@ -8492,7 +8505,7 @@
                         <a:effectLst/>
                         <a:extLst>
                           <a:ext uri="{C572A759-6A51-4108-AA02-DFA0A04FC94B}">
-                            <ma14:wrappingTextBoxFlag xmlns:ma14="http://schemas.microsoft.com/office/mac/drawingml/2011/main" xmlns:w="http://schemas.openxmlformats.org/wordprocessingml/2006/main" xmlns:w10="urn:schemas-microsoft-com:office:word" xmlns:v="urn:schemas-microsoft-com:vml" xmlns:o="urn:schemas-microsoft-com:office:office" xmlns:mv="urn:schemas-microsoft-com:mac:vml" xmlns:mo="http://schemas.microsoft.com/office/mac/office/2008/main" xmlns=""/>
+                            <ma14:wrappingTextBoxFlag xmlns="" xmlns:mo="http://schemas.microsoft.com/office/mac/office/2008/main" xmlns:mv="urn:schemas-microsoft-com:mac:vml" xmlns:o="urn:schemas-microsoft-com:office:office" xmlns:v="urn:schemas-microsoft-com:vml" xmlns:w10="urn:schemas-microsoft-com:office:word" xmlns:w="http://schemas.openxmlformats.org/wordprocessingml/2006/main" xmlns:ma14="http://schemas.microsoft.com/office/mac/drawingml/2011/main"/>
                           </a:ext>
                         </a:extLst>
                       </wps:spPr>
@@ -8539,7 +8552,7 @@
                                           </pic:cNvPicPr>
                                         </pic:nvPicPr>
                                         <pic:blipFill>
-                                          <a:blip r:embed="rId26">
+                                          <a:blip r:embed="rId27">
                                             <a:extLst>
                                               <a:ext uri="{28A0092B-C50C-407E-A947-70E740481C1C}">
                                                 <a14:useLocalDpi xmlns:a14="http://schemas.microsoft.com/office/drawing/2010/main" val="0"/>
@@ -8620,7 +8633,7 @@
                                     </pic:cNvPicPr>
                                   </pic:nvPicPr>
                                   <pic:blipFill>
-                                    <a:blip r:embed="rId26">
+                                    <a:blip r:embed="rId27">
                                       <a:extLst>
                                         <a:ext uri="{28A0092B-C50C-407E-A947-70E740481C1C}">
                                           <a14:useLocalDpi xmlns:a14="http://schemas.microsoft.com/office/drawing/2010/main" val="0"/>
@@ -9304,53 +9317,116 @@
           <w:sz w:val="18"/>
           <w:szCs w:val="18"/>
         </w:rPr>
+        <w:t xml:space="preserve">Look back and </w:t>
+      </w:r>
+      <w:r>
+        <w:rPr>
+          <w:rFonts w:ascii="Verdana" w:hAnsi="Verdana"/>
+          <w:color w:val="FF0000"/>
+          <w:sz w:val="18"/>
+          <w:szCs w:val="18"/>
+        </w:rPr>
+        <w:t>close the loop</w:t>
+      </w:r>
+      <w:r>
+        <w:rPr>
+          <w:rFonts w:ascii="Verdana" w:hAnsi="Verdana"/>
+          <w:color w:val="FF0000"/>
+          <w:sz w:val="18"/>
+          <w:szCs w:val="18"/>
+        </w:rPr>
+        <w:t xml:space="preserve">: </w:t>
+      </w:r>
+      <w:r>
+        <w:rPr>
+          <w:rFonts w:ascii="Verdana" w:hAnsi="Verdana"/>
+          <w:color w:val="FF0000"/>
+          <w:sz w:val="18"/>
+          <w:szCs w:val="18"/>
+        </w:rPr>
+        <w:t xml:space="preserve">how and </w:t>
+      </w:r>
+      <w:r>
+        <w:rPr>
+          <w:rFonts w:ascii="Verdana" w:hAnsi="Verdana"/>
+          <w:color w:val="FF0000"/>
+          <w:sz w:val="18"/>
+          <w:szCs w:val="18"/>
+        </w:rPr>
+        <w:t>to what extent</w:t>
+      </w:r>
+      <w:r>
+        <w:rPr>
+          <w:rFonts w:ascii="Verdana" w:hAnsi="Verdana"/>
+          <w:color w:val="FF0000"/>
+          <w:sz w:val="18"/>
+          <w:szCs w:val="18"/>
+        </w:rPr>
+        <w:t xml:space="preserve"> does</w:t>
+      </w:r>
+      <w:r>
+        <w:rPr>
+          <w:rFonts w:ascii="Verdana" w:hAnsi="Verdana"/>
+          <w:color w:val="FF0000"/>
+          <w:sz w:val="18"/>
+          <w:szCs w:val="18"/>
+        </w:rPr>
+        <w:t xml:space="preserve"> </w:t>
+      </w:r>
+      <w:r>
+        <w:rPr>
+          <w:rFonts w:ascii="Verdana" w:hAnsi="Verdana"/>
+          <w:color w:val="FF0000"/>
+          <w:sz w:val="18"/>
+          <w:szCs w:val="18"/>
+        </w:rPr>
+        <w:t xml:space="preserve">the project respond to the research questions? </w:t>
+      </w:r>
+      <w:r>
+        <w:rPr>
+          <w:rFonts w:ascii="Verdana" w:eastAsia="Times New Roman" w:hAnsi="Verdana" w:cs="Times New Roman"/>
+          <w:color w:val="FF0000"/>
+          <w:sz w:val="18"/>
+          <w:szCs w:val="18"/>
+        </w:rPr>
+        <w:t>In hindsight</w:t>
+      </w:r>
+      <w:r>
+        <w:rPr>
+          <w:rFonts w:ascii="Verdana" w:hAnsi="Verdana"/>
+          <w:color w:val="FF0000"/>
+          <w:sz w:val="18"/>
+          <w:szCs w:val="18"/>
+        </w:rPr>
+        <w:t xml:space="preserve">, were the methods and processes you chose the right ones? </w:t>
+      </w:r>
+      <w:r>
+        <w:rPr>
+          <w:rFonts w:ascii="Verdana" w:hAnsi="Verdana"/>
+          <w:color w:val="FF0000"/>
+          <w:sz w:val="18"/>
+          <w:szCs w:val="18"/>
+        </w:rPr>
+        <w:t xml:space="preserve">You want to underline the achievements of the project, but at </w:t>
+      </w:r>
+      <w:r>
+        <w:rPr>
+          <w:rFonts w:ascii="Verdana" w:hAnsi="Verdana"/>
+          <w:color w:val="FF0000"/>
+          <w:sz w:val="18"/>
+          <w:szCs w:val="18"/>
+        </w:rPr>
         <w:lastRenderedPageBreak/>
-        <w:t xml:space="preserve">Look back and </w:t>
-      </w:r>
-      <w:r>
-        <w:rPr>
-          <w:rFonts w:ascii="Verdana" w:hAnsi="Verdana"/>
-          <w:color w:val="FF0000"/>
-          <w:sz w:val="18"/>
-          <w:szCs w:val="18"/>
-        </w:rPr>
-        <w:t>close the loop</w:t>
-      </w:r>
-      <w:r>
-        <w:rPr>
-          <w:rFonts w:ascii="Verdana" w:hAnsi="Verdana"/>
-          <w:color w:val="FF0000"/>
-          <w:sz w:val="18"/>
-          <w:szCs w:val="18"/>
-        </w:rPr>
-        <w:t xml:space="preserve">: </w:t>
-      </w:r>
-      <w:r>
-        <w:rPr>
-          <w:rFonts w:ascii="Verdana" w:hAnsi="Verdana"/>
-          <w:color w:val="FF0000"/>
-          <w:sz w:val="18"/>
-          <w:szCs w:val="18"/>
-        </w:rPr>
-        <w:t xml:space="preserve">how and </w:t>
-      </w:r>
-      <w:r>
-        <w:rPr>
-          <w:rFonts w:ascii="Verdana" w:hAnsi="Verdana"/>
-          <w:color w:val="FF0000"/>
-          <w:sz w:val="18"/>
-          <w:szCs w:val="18"/>
-        </w:rPr>
-        <w:t>to what extent</w:t>
-      </w:r>
-      <w:r>
-        <w:rPr>
-          <w:rFonts w:ascii="Verdana" w:hAnsi="Verdana"/>
-          <w:color w:val="FF0000"/>
-          <w:sz w:val="18"/>
-          <w:szCs w:val="18"/>
-        </w:rPr>
-        <w:t xml:space="preserve"> does</w:t>
+        <w:t xml:space="preserve">the same time not </w:t>
+      </w:r>
+      <w:r>
+        <w:rPr>
+          <w:rFonts w:ascii="Verdana" w:hAnsi="Verdana"/>
+          <w:color w:val="FF0000"/>
+          <w:sz w:val="18"/>
+          <w:szCs w:val="18"/>
+        </w:rPr>
+        <w:t>hide</w:t>
       </w:r>
       <w:r>
         <w:rPr>
@@ -9368,43 +9444,25 @@
           <w:sz w:val="18"/>
           <w:szCs w:val="18"/>
         </w:rPr>
-        <w:t xml:space="preserve">the project respond to the research questions? </w:t>
-      </w:r>
-      <w:r>
-        <w:rPr>
-          <w:rFonts w:ascii="Verdana" w:eastAsia="Times New Roman" w:hAnsi="Verdana" w:cs="Times New Roman"/>
-          <w:color w:val="FF0000"/>
-          <w:sz w:val="18"/>
-          <w:szCs w:val="18"/>
-        </w:rPr>
-        <w:t>In hindsight</w:t>
-      </w:r>
-      <w:r>
-        <w:rPr>
-          <w:rFonts w:ascii="Verdana" w:hAnsi="Verdana"/>
-          <w:color w:val="FF0000"/>
-          <w:sz w:val="18"/>
-          <w:szCs w:val="18"/>
-        </w:rPr>
-        <w:t xml:space="preserve">, were the methods and processes you chose the right ones? </w:t>
-      </w:r>
-      <w:r>
-        <w:rPr>
-          <w:rFonts w:ascii="Verdana" w:hAnsi="Verdana"/>
-          <w:color w:val="FF0000"/>
-          <w:sz w:val="18"/>
-          <w:szCs w:val="18"/>
-        </w:rPr>
-        <w:t xml:space="preserve">You want to underline the achievements of the project, but at the same time not </w:t>
-      </w:r>
-      <w:r>
-        <w:rPr>
-          <w:rFonts w:ascii="Verdana" w:hAnsi="Verdana"/>
-          <w:color w:val="FF0000"/>
-          <w:sz w:val="18"/>
-          <w:szCs w:val="18"/>
-        </w:rPr>
-        <w:t>hide</w:t>
+        <w:t xml:space="preserve">any </w:t>
+      </w:r>
+      <w:r>
+        <w:rPr>
+          <w:rFonts w:ascii="Verdana" w:hAnsi="Verdana"/>
+          <w:color w:val="FF0000"/>
+          <w:sz w:val="18"/>
+          <w:szCs w:val="18"/>
+        </w:rPr>
+        <w:t>obvious omissions</w:t>
+      </w:r>
+      <w:r>
+        <w:rPr>
+          <w:rFonts w:ascii="Verdana" w:hAnsi="Verdana"/>
+          <w:color w:val="FF0000"/>
+          <w:sz w:val="18"/>
+          <w:szCs w:val="18"/>
+        </w:rPr>
+        <w:t xml:space="preserve"> or</w:t>
       </w:r>
       <w:r>
         <w:rPr>
@@ -9422,25 +9480,25 @@
           <w:sz w:val="18"/>
           <w:szCs w:val="18"/>
         </w:rPr>
-        <w:t xml:space="preserve">any </w:t>
-      </w:r>
-      <w:r>
-        <w:rPr>
-          <w:rFonts w:ascii="Verdana" w:hAnsi="Verdana"/>
-          <w:color w:val="FF0000"/>
-          <w:sz w:val="18"/>
-          <w:szCs w:val="18"/>
-        </w:rPr>
-        <w:t>obvious omissions</w:t>
-      </w:r>
-      <w:r>
-        <w:rPr>
-          <w:rFonts w:ascii="Verdana" w:hAnsi="Verdana"/>
-          <w:color w:val="FF0000"/>
-          <w:sz w:val="18"/>
-          <w:szCs w:val="18"/>
-        </w:rPr>
-        <w:t xml:space="preserve"> or</w:t>
+        <w:t>shortcomings</w:t>
+      </w:r>
+      <w:r>
+        <w:rPr>
+          <w:rFonts w:ascii="Verdana" w:hAnsi="Verdana"/>
+          <w:color w:val="FF0000"/>
+          <w:sz w:val="18"/>
+          <w:szCs w:val="18"/>
+        </w:rPr>
+        <w:t>.</w:t>
+      </w:r>
+      <w:r>
+        <w:rPr>
+          <w:rFonts w:ascii="Verdana" w:hAnsi="Verdana"/>
+          <w:color w:val="FF0000"/>
+          <w:sz w:val="18"/>
+          <w:szCs w:val="18"/>
+        </w:rPr>
+        <w:t xml:space="preserve"> Honesty about obvious flaws demonstrates awareness and insight.</w:t>
       </w:r>
       <w:r>
         <w:rPr>
@@ -9451,49 +9509,423 @@
         </w:rPr>
         <w:t xml:space="preserve"> </w:t>
       </w:r>
-      <w:r>
-        <w:rPr>
-          <w:rFonts w:ascii="Verdana" w:hAnsi="Verdana"/>
-          <w:color w:val="FF0000"/>
-          <w:sz w:val="18"/>
-          <w:szCs w:val="18"/>
-        </w:rPr>
-        <w:t>shortcomings</w:t>
-      </w:r>
-      <w:r>
-        <w:rPr>
-          <w:rFonts w:ascii="Verdana" w:hAnsi="Verdana"/>
-          <w:color w:val="FF0000"/>
-          <w:sz w:val="18"/>
-          <w:szCs w:val="18"/>
-        </w:rPr>
-        <w:t>.</w:t>
-      </w:r>
-      <w:r>
-        <w:rPr>
-          <w:rFonts w:ascii="Verdana" w:hAnsi="Verdana"/>
-          <w:color w:val="FF0000"/>
-          <w:sz w:val="18"/>
-          <w:szCs w:val="18"/>
-        </w:rPr>
-        <w:t xml:space="preserve"> Honesty about obvious flaws demonstrates awareness and insight.</w:t>
-      </w:r>
-      <w:r>
-        <w:rPr>
-          <w:rFonts w:ascii="Verdana" w:hAnsi="Verdana"/>
-          <w:color w:val="FF0000"/>
+    </w:p>
+    <w:p>
+      <w:pPr>
+        <w:jc w:val="both"/>
+        <w:rPr>
+          <w:rFonts w:ascii="Verdana" w:hAnsi="Verdana"/>
+          <w:color w:val="FF0000"/>
+          <w:sz w:val="18"/>
+          <w:szCs w:val="18"/>
+        </w:rPr>
+      </w:pPr>
+    </w:p>
+    <w:p>
+      <w:pPr>
+        <w:jc w:val="both"/>
+        <w:rPr>
+          <w:rFonts w:ascii="Verdana" w:hAnsi="Verdana"/>
+          <w:color w:val="FF0000"/>
+          <w:sz w:val="18"/>
+          <w:szCs w:val="18"/>
+        </w:rPr>
+      </w:pPr>
+      <w:r>
+        <w:rPr>
+          <w:rFonts w:ascii="Verdana" w:hAnsi="Verdana"/>
+          <w:color w:val="FF0000"/>
+          <w:sz w:val="18"/>
+          <w:szCs w:val="18"/>
+        </w:rPr>
+        <w:t>Is there anything that would</w:t>
+      </w:r>
+      <w:r>
+        <w:rPr>
+          <w:rFonts w:ascii="Verdana" w:hAnsi="Verdana"/>
+          <w:color w:val="FF0000"/>
+          <w:sz w:val="18"/>
+          <w:szCs w:val="18"/>
+        </w:rPr>
+        <w:t xml:space="preserve"> make </w:t>
+      </w:r>
+      <w:r>
+        <w:rPr>
+          <w:rFonts w:ascii="Verdana" w:hAnsi="Verdana"/>
+          <w:color w:val="FF0000"/>
+          <w:sz w:val="18"/>
+          <w:szCs w:val="18"/>
+        </w:rPr>
+        <w:t>this</w:t>
+      </w:r>
+      <w:r>
+        <w:rPr>
+          <w:rFonts w:ascii="Verdana" w:hAnsi="Verdana"/>
+          <w:color w:val="FF0000"/>
+          <w:sz w:val="18"/>
+          <w:szCs w:val="18"/>
+        </w:rPr>
+        <w:t xml:space="preserve"> project </w:t>
+      </w:r>
+      <w:r>
+        <w:rPr>
+          <w:rFonts w:ascii="Verdana" w:hAnsi="Verdana"/>
+          <w:i/>
+          <w:color w:val="FF0000"/>
+          <w:sz w:val="18"/>
+          <w:szCs w:val="18"/>
+        </w:rPr>
+        <w:t>original</w:t>
+      </w:r>
+      <w:r>
+        <w:rPr>
+          <w:rFonts w:ascii="Verdana" w:hAnsi="Verdana"/>
+          <w:color w:val="FF0000"/>
+          <w:sz w:val="18"/>
+          <w:szCs w:val="18"/>
+        </w:rPr>
+        <w:t xml:space="preserve"> in a professional sense; e.g. have you discovered </w:t>
+      </w:r>
+      <w:r>
+        <w:rPr>
+          <w:rFonts w:ascii="Verdana" w:hAnsi="Verdana"/>
+          <w:color w:val="FF0000"/>
+          <w:sz w:val="18"/>
+          <w:szCs w:val="18"/>
+        </w:rPr>
+        <w:t>a</w:t>
+      </w:r>
+      <w:r>
+        <w:rPr>
+          <w:rFonts w:ascii="Verdana" w:hAnsi="Verdana"/>
+          <w:color w:val="FF0000"/>
+          <w:sz w:val="18"/>
+          <w:szCs w:val="18"/>
+        </w:rPr>
+        <w:t xml:space="preserve"> new method as you went along? </w:t>
+      </w:r>
+      <w:r>
+        <w:rPr>
+          <w:rFonts w:ascii="Verdana" w:hAnsi="Verdana"/>
+          <w:color w:val="FF0000"/>
+          <w:sz w:val="18"/>
+          <w:szCs w:val="18"/>
+        </w:rPr>
+        <w:t>Or a n</w:t>
+      </w:r>
+      <w:r>
+        <w:rPr>
+          <w:rFonts w:ascii="Verdana" w:hAnsi="Verdana"/>
+          <w:color w:val="FF0000"/>
+          <w:sz w:val="18"/>
+          <w:szCs w:val="18"/>
+        </w:rPr>
+        <w:t xml:space="preserve">ew </w:t>
+      </w:r>
+      <w:r>
+        <w:rPr>
+          <w:rFonts w:ascii="Verdana" w:hAnsi="Verdana"/>
+          <w:color w:val="FF0000"/>
+          <w:sz w:val="18"/>
+          <w:szCs w:val="18"/>
+        </w:rPr>
+        <w:t xml:space="preserve">conceptual </w:t>
+      </w:r>
+      <w:r>
+        <w:rPr>
+          <w:rFonts w:ascii="Verdana" w:hAnsi="Verdana"/>
+          <w:color w:val="FF0000"/>
+          <w:sz w:val="18"/>
+          <w:szCs w:val="18"/>
+        </w:rPr>
+        <w:t>model that might help other</w:t>
+      </w:r>
+      <w:r>
+        <w:rPr>
+          <w:rFonts w:ascii="Verdana" w:hAnsi="Verdana"/>
+          <w:color w:val="FF0000"/>
+          <w:sz w:val="18"/>
+          <w:szCs w:val="18"/>
+        </w:rPr>
+        <w:t xml:space="preserve">s understand </w:t>
+      </w:r>
+      <w:r>
+        <w:rPr>
+          <w:rFonts w:ascii="Verdana" w:hAnsi="Verdana"/>
+          <w:color w:val="FF0000"/>
+          <w:sz w:val="18"/>
+          <w:szCs w:val="18"/>
+        </w:rPr>
+        <w:t xml:space="preserve">a </w:t>
+      </w:r>
+      <w:r>
+        <w:rPr>
+          <w:rFonts w:ascii="Verdana" w:hAnsi="Verdana"/>
+          <w:color w:val="FF0000"/>
+          <w:sz w:val="18"/>
+          <w:szCs w:val="18"/>
+        </w:rPr>
+        <w:t>process better? Perhaps you’ve d</w:t>
+      </w:r>
+      <w:r>
+        <w:rPr>
+          <w:rFonts w:ascii="Verdana" w:hAnsi="Verdana"/>
+          <w:color w:val="FF0000"/>
+          <w:sz w:val="18"/>
+          <w:szCs w:val="18"/>
+        </w:rPr>
+        <w:t>eveloped a</w:t>
+      </w:r>
+      <w:r>
+        <w:rPr>
+          <w:rFonts w:ascii="Verdana" w:hAnsi="Verdana"/>
+          <w:color w:val="FF0000"/>
+          <w:sz w:val="18"/>
+          <w:szCs w:val="18"/>
+        </w:rPr>
+        <w:t xml:space="preserve"> more</w:t>
+      </w:r>
+      <w:r>
+        <w:rPr>
+          <w:rFonts w:ascii="Verdana" w:hAnsi="Verdana"/>
+          <w:color w:val="FF0000"/>
+          <w:sz w:val="18"/>
+          <w:szCs w:val="18"/>
+        </w:rPr>
+        <w:t xml:space="preserve"> efficient workflow for research or practice</w:t>
+      </w:r>
+      <w:r>
+        <w:rPr>
+          <w:rFonts w:ascii="Verdana" w:hAnsi="Verdana"/>
+          <w:color w:val="FF0000"/>
+          <w:sz w:val="18"/>
+          <w:szCs w:val="18"/>
+        </w:rPr>
+        <w:t>? Streamlined some process</w:t>
+      </w:r>
+      <w:r>
+        <w:rPr>
+          <w:rFonts w:ascii="Verdana" w:hAnsi="Verdana"/>
+          <w:color w:val="FF0000"/>
+          <w:sz w:val="18"/>
+          <w:szCs w:val="18"/>
+        </w:rPr>
+        <w:t>es</w:t>
+      </w:r>
+      <w:r>
+        <w:rPr>
+          <w:rFonts w:ascii="Verdana" w:hAnsi="Verdana"/>
+          <w:color w:val="FF0000"/>
+          <w:sz w:val="18"/>
+          <w:szCs w:val="18"/>
+        </w:rPr>
+        <w:t xml:space="preserve">? </w:t>
+      </w:r>
+      <w:r>
+        <w:rPr>
+          <w:rFonts w:ascii="Verdana" w:hAnsi="Verdana"/>
+          <w:color w:val="FF0000"/>
+          <w:sz w:val="18"/>
+          <w:szCs w:val="18"/>
+        </w:rPr>
+        <w:t xml:space="preserve">Combined some tools or methods </w:t>
+      </w:r>
+      <w:r>
+        <w:rPr>
+          <w:rFonts w:ascii="Verdana" w:hAnsi="Verdana"/>
+          <w:color w:val="FF0000"/>
+          <w:sz w:val="18"/>
+          <w:szCs w:val="18"/>
+        </w:rPr>
+        <w:t xml:space="preserve">or contexts </w:t>
+      </w:r>
+      <w:r>
+        <w:rPr>
+          <w:rFonts w:ascii="Verdana" w:hAnsi="Verdana"/>
+          <w:color w:val="FF0000"/>
+          <w:sz w:val="18"/>
+          <w:szCs w:val="18"/>
+        </w:rPr>
+        <w:t xml:space="preserve">in new and efficient ways? Perhaps you have arrived at an artistic or expressive practice outcome? Improved </w:t>
+      </w:r>
+      <w:r>
+        <w:rPr>
+          <w:rFonts w:ascii="Verdana" w:hAnsi="Verdana"/>
+          <w:color w:val="FF0000"/>
+          <w:sz w:val="18"/>
+          <w:szCs w:val="18"/>
+        </w:rPr>
+        <w:t xml:space="preserve">on </w:t>
+      </w:r>
+      <w:r>
+        <w:rPr>
+          <w:rFonts w:ascii="Verdana" w:hAnsi="Verdana"/>
+          <w:color w:val="FF0000"/>
+          <w:sz w:val="18"/>
+          <w:szCs w:val="18"/>
+        </w:rPr>
+        <w:t xml:space="preserve">a </w:t>
+      </w:r>
+      <w:r>
+        <w:rPr>
+          <w:rFonts w:ascii="Verdana" w:hAnsi="Verdana"/>
+          <w:color w:val="FF0000"/>
+          <w:sz w:val="18"/>
+          <w:szCs w:val="18"/>
+        </w:rPr>
+        <w:t>service design</w:t>
+      </w:r>
+      <w:r>
+        <w:rPr>
+          <w:rFonts w:ascii="Verdana" w:hAnsi="Verdana"/>
+          <w:color w:val="FF0000"/>
+          <w:sz w:val="18"/>
+          <w:szCs w:val="18"/>
+        </w:rPr>
+        <w:t xml:space="preserve"> by r</w:t>
+      </w:r>
+      <w:r>
+        <w:rPr>
+          <w:rFonts w:ascii="Verdana" w:hAnsi="Verdana"/>
+          <w:color w:val="FF0000"/>
+          <w:sz w:val="18"/>
+          <w:szCs w:val="18"/>
+        </w:rPr>
+        <w:t>emov</w:t>
+      </w:r>
+      <w:r>
+        <w:rPr>
+          <w:rFonts w:ascii="Verdana" w:hAnsi="Verdana"/>
+          <w:color w:val="FF0000"/>
+          <w:sz w:val="18"/>
+          <w:szCs w:val="18"/>
+        </w:rPr>
+        <w:t>ing</w:t>
+      </w:r>
+      <w:r>
+        <w:rPr>
+          <w:rFonts w:ascii="Verdana" w:hAnsi="Verdana"/>
+          <w:color w:val="FF0000"/>
+          <w:sz w:val="18"/>
+          <w:szCs w:val="18"/>
+        </w:rPr>
+        <w:t xml:space="preserve"> an obstacle in </w:t>
+      </w:r>
+      <w:r>
+        <w:rPr>
+          <w:rFonts w:ascii="Verdana" w:hAnsi="Verdana"/>
+          <w:color w:val="FF0000"/>
+          <w:sz w:val="18"/>
+          <w:szCs w:val="18"/>
+        </w:rPr>
+        <w:t xml:space="preserve">the </w:t>
+      </w:r>
+      <w:r>
+        <w:rPr>
+          <w:rFonts w:ascii="Verdana" w:hAnsi="Verdana"/>
+          <w:color w:val="FF0000"/>
+          <w:sz w:val="18"/>
+          <w:szCs w:val="18"/>
+        </w:rPr>
+        <w:t>experience flow?</w:t>
+      </w:r>
+    </w:p>
+    <w:p>
+      <w:pPr>
+        <w:jc w:val="both"/>
+        <w:rPr>
+          <w:rFonts w:ascii="Verdana" w:hAnsi="Verdana"/>
+          <w:b/>
+          <w:sz w:val="18"/>
+          <w:szCs w:val="18"/>
+        </w:rPr>
+      </w:pPr>
+    </w:p>
+    <w:p>
+      <w:pPr>
+        <w:jc w:val="both"/>
+        <w:rPr>
+          <w:rFonts w:ascii="Verdana" w:hAnsi="Verdana"/>
+          <w:b/>
+          <w:sz w:val="18"/>
+          <w:szCs w:val="18"/>
+        </w:rPr>
+      </w:pPr>
+    </w:p>
+    <w:p>
+      <w:pPr>
+        <w:jc w:val="both"/>
+        <w:rPr>
+          <w:rFonts w:ascii="Verdana" w:hAnsi="Verdana"/>
+          <w:sz w:val="18"/>
+          <w:szCs w:val="18"/>
+        </w:rPr>
+      </w:pPr>
+      <w:r>
+        <w:rPr>
+          <w:rFonts w:ascii="Verdana" w:hAnsi="Verdana"/>
+          <w:b/>
+          <w:sz w:val="18"/>
+          <w:szCs w:val="18"/>
+        </w:rPr>
+        <w:t>7</w:t>
+      </w:r>
+      <w:r>
+        <w:rPr>
+          <w:rFonts w:ascii="Verdana" w:hAnsi="Verdana"/>
+          <w:b/>
+          <w:sz w:val="18"/>
+          <w:szCs w:val="18"/>
+        </w:rPr>
+        <w:t xml:space="preserve">. </w:t>
+      </w:r>
+      <w:r>
+        <w:rPr>
+          <w:rFonts w:ascii="Verdana" w:hAnsi="Verdana"/>
+          <w:b/>
+          <w:sz w:val="18"/>
+          <w:szCs w:val="18"/>
+        </w:rPr>
+        <w:t>Conclusion and recommendations</w:t>
+      </w:r>
+      <w:r>
+        <w:rPr>
+          <w:rFonts w:ascii="Verdana" w:hAnsi="Verdana"/>
           <w:sz w:val="18"/>
           <w:szCs w:val="18"/>
         </w:rPr>
         <w:t xml:space="preserve"> </w:t>
       </w:r>
+      <w:r>
+        <w:rPr>
+          <w:rFonts w:ascii="Verdana" w:hAnsi="Verdana"/>
+          <w:sz w:val="18"/>
+          <w:szCs w:val="18"/>
+        </w:rPr>
+        <w:t>~</w:t>
+      </w:r>
+      <w:r>
+        <w:rPr>
+          <w:rFonts w:ascii="Verdana" w:hAnsi="Verdana"/>
+          <w:sz w:val="18"/>
+          <w:szCs w:val="18"/>
+        </w:rPr>
+        <w:t>4</w:t>
+      </w:r>
+      <w:r>
+        <w:rPr>
+          <w:rFonts w:ascii="Verdana" w:hAnsi="Verdana"/>
+          <w:sz w:val="18"/>
+          <w:szCs w:val="18"/>
+        </w:rPr>
+        <w:t>00</w:t>
+      </w:r>
     </w:p>
     <w:p>
       <w:pPr>
         <w:jc w:val="both"/>
         <w:rPr>
           <w:rFonts w:ascii="Verdana" w:hAnsi="Verdana"/>
-          <w:color w:val="FF0000"/>
           <w:sz w:val="18"/>
           <w:szCs w:val="18"/>
         </w:rPr>
@@ -9516,179 +9948,415 @@
           <w:sz w:val="18"/>
           <w:szCs w:val="18"/>
         </w:rPr>
-        <w:t>Is there anything that would</w:t>
-      </w:r>
-      <w:r>
-        <w:rPr>
-          <w:rFonts w:ascii="Verdana" w:hAnsi="Verdana"/>
-          <w:color w:val="FF0000"/>
-          <w:sz w:val="18"/>
-          <w:szCs w:val="18"/>
-        </w:rPr>
-        <w:t xml:space="preserve"> make </w:t>
-      </w:r>
-      <w:r>
-        <w:rPr>
-          <w:rFonts w:ascii="Verdana" w:hAnsi="Verdana"/>
-          <w:color w:val="FF0000"/>
-          <w:sz w:val="18"/>
-          <w:szCs w:val="18"/>
-        </w:rPr>
-        <w:t>this</w:t>
-      </w:r>
-      <w:r>
-        <w:rPr>
-          <w:rFonts w:ascii="Verdana" w:hAnsi="Verdana"/>
-          <w:color w:val="FF0000"/>
-          <w:sz w:val="18"/>
-          <w:szCs w:val="18"/>
-        </w:rPr>
-        <w:t xml:space="preserve"> project </w:t>
-      </w:r>
-      <w:r>
-        <w:rPr>
-          <w:rFonts w:ascii="Verdana" w:hAnsi="Verdana"/>
-          <w:i/>
-          <w:color w:val="FF0000"/>
-          <w:sz w:val="18"/>
-          <w:szCs w:val="18"/>
-        </w:rPr>
-        <w:t>original</w:t>
-      </w:r>
-      <w:r>
-        <w:rPr>
-          <w:rFonts w:ascii="Verdana" w:hAnsi="Verdana"/>
-          <w:color w:val="FF0000"/>
-          <w:sz w:val="18"/>
-          <w:szCs w:val="18"/>
-        </w:rPr>
-        <w:t xml:space="preserve"> in a professional sense; e.g. have you discovered </w:t>
-      </w:r>
-      <w:r>
-        <w:rPr>
-          <w:rFonts w:ascii="Verdana" w:hAnsi="Verdana"/>
-          <w:color w:val="FF0000"/>
-          <w:sz w:val="18"/>
-          <w:szCs w:val="18"/>
-        </w:rPr>
-        <w:t>a</w:t>
-      </w:r>
-      <w:r>
-        <w:rPr>
-          <w:rFonts w:ascii="Verdana" w:hAnsi="Verdana"/>
-          <w:color w:val="FF0000"/>
-          <w:sz w:val="18"/>
-          <w:szCs w:val="18"/>
-        </w:rPr>
-        <w:t xml:space="preserve"> new method as you went along? </w:t>
-      </w:r>
-      <w:r>
-        <w:rPr>
-          <w:rFonts w:ascii="Verdana" w:hAnsi="Verdana"/>
-          <w:color w:val="FF0000"/>
-          <w:sz w:val="18"/>
-          <w:szCs w:val="18"/>
-        </w:rPr>
-        <w:t>Or a n</w:t>
-      </w:r>
-      <w:r>
-        <w:rPr>
-          <w:rFonts w:ascii="Verdana" w:hAnsi="Verdana"/>
-          <w:color w:val="FF0000"/>
-          <w:sz w:val="18"/>
-          <w:szCs w:val="18"/>
-        </w:rPr>
-        <w:t xml:space="preserve">ew </w:t>
-      </w:r>
-      <w:r>
-        <w:rPr>
-          <w:rFonts w:ascii="Verdana" w:hAnsi="Verdana"/>
-          <w:color w:val="FF0000"/>
-          <w:sz w:val="18"/>
-          <w:szCs w:val="18"/>
-        </w:rPr>
-        <w:t xml:space="preserve">conceptual </w:t>
-      </w:r>
-      <w:r>
-        <w:rPr>
-          <w:rFonts w:ascii="Verdana" w:hAnsi="Verdana"/>
-          <w:color w:val="FF0000"/>
-          <w:sz w:val="18"/>
-          <w:szCs w:val="18"/>
-        </w:rPr>
-        <w:t>model that might help other</w:t>
-      </w:r>
-      <w:r>
-        <w:rPr>
-          <w:rFonts w:ascii="Verdana" w:hAnsi="Verdana"/>
-          <w:color w:val="FF0000"/>
-          <w:sz w:val="18"/>
-          <w:szCs w:val="18"/>
-        </w:rPr>
-        <w:t xml:space="preserve">s understand </w:t>
-      </w:r>
-      <w:r>
-        <w:rPr>
-          <w:rFonts w:ascii="Verdana" w:hAnsi="Verdana"/>
-          <w:color w:val="FF0000"/>
-          <w:sz w:val="18"/>
-          <w:szCs w:val="18"/>
-        </w:rPr>
-        <w:t xml:space="preserve">a </w:t>
-      </w:r>
-      <w:r>
-        <w:rPr>
-          <w:rFonts w:ascii="Verdana" w:hAnsi="Verdana"/>
-          <w:color w:val="FF0000"/>
-          <w:sz w:val="18"/>
-          <w:szCs w:val="18"/>
-        </w:rPr>
-        <w:t>process better? Perhaps you’ve d</w:t>
-      </w:r>
-      <w:r>
-        <w:rPr>
-          <w:rFonts w:ascii="Verdana" w:hAnsi="Verdana"/>
-          <w:color w:val="FF0000"/>
-          <w:sz w:val="18"/>
-          <w:szCs w:val="18"/>
-        </w:rPr>
-        <w:t>eveloped a</w:t>
-      </w:r>
-      <w:r>
-        <w:rPr>
-          <w:rFonts w:ascii="Verdana" w:hAnsi="Verdana"/>
-          <w:color w:val="FF0000"/>
-          <w:sz w:val="18"/>
-          <w:szCs w:val="18"/>
-        </w:rPr>
-        <w:t xml:space="preserve"> more</w:t>
-      </w:r>
-      <w:r>
-        <w:rPr>
-          <w:rFonts w:ascii="Verdana" w:hAnsi="Verdana"/>
-          <w:color w:val="FF0000"/>
-          <w:sz w:val="18"/>
-          <w:szCs w:val="18"/>
-        </w:rPr>
-        <w:t xml:space="preserve"> efficient workflow for research or practice</w:t>
-      </w:r>
-      <w:r>
-        <w:rPr>
-          <w:rFonts w:ascii="Verdana" w:hAnsi="Verdana"/>
-          <w:color w:val="FF0000"/>
-          <w:sz w:val="18"/>
-          <w:szCs w:val="18"/>
-        </w:rPr>
-        <w:t>? Streamlined some process</w:t>
-      </w:r>
-      <w:r>
-        <w:rPr>
-          <w:rFonts w:ascii="Verdana" w:hAnsi="Verdana"/>
-          <w:color w:val="FF0000"/>
-          <w:sz w:val="18"/>
-          <w:szCs w:val="18"/>
-        </w:rPr>
-        <w:t>es</w:t>
+        <w:t xml:space="preserve">This section </w:t>
+      </w:r>
+      <w:r>
+        <w:rPr>
+          <w:rFonts w:ascii="Verdana" w:hAnsi="Verdana"/>
+          <w:color w:val="FF0000"/>
+          <w:sz w:val="18"/>
+          <w:szCs w:val="18"/>
+        </w:rPr>
+        <w:t>should</w:t>
+      </w:r>
+      <w:r>
+        <w:rPr>
+          <w:rFonts w:ascii="Verdana" w:hAnsi="Verdana"/>
+          <w:color w:val="FF0000"/>
+          <w:sz w:val="18"/>
+          <w:szCs w:val="18"/>
+        </w:rPr>
+        <w:t xml:space="preserve"> draw</w:t>
+      </w:r>
+      <w:r>
+        <w:rPr>
+          <w:rFonts w:ascii="Verdana" w:hAnsi="Verdana"/>
+          <w:color w:val="FF0000"/>
+          <w:sz w:val="18"/>
+          <w:szCs w:val="18"/>
+        </w:rPr>
+        <w:t xml:space="preserve"> conclusions from </w:t>
+      </w:r>
+      <w:r>
+        <w:rPr>
+          <w:rFonts w:ascii="Verdana" w:hAnsi="Verdana"/>
+          <w:color w:val="FF0000"/>
+          <w:sz w:val="18"/>
+          <w:szCs w:val="18"/>
+        </w:rPr>
+        <w:t xml:space="preserve">completed </w:t>
+      </w:r>
+      <w:r>
+        <w:rPr>
+          <w:rFonts w:ascii="Verdana" w:hAnsi="Verdana"/>
+          <w:color w:val="FF0000"/>
+          <w:sz w:val="18"/>
+          <w:szCs w:val="18"/>
+        </w:rPr>
+        <w:t xml:space="preserve">research and practical work. </w:t>
+      </w:r>
+    </w:p>
+    <w:p>
+      <w:pPr>
+        <w:jc w:val="both"/>
+        <w:rPr>
+          <w:rFonts w:ascii="Verdana" w:hAnsi="Verdana"/>
+          <w:color w:val="FF0000"/>
+          <w:sz w:val="18"/>
+          <w:szCs w:val="18"/>
+        </w:rPr>
+      </w:pPr>
+    </w:p>
+    <w:p>
+      <w:pPr>
+        <w:jc w:val="both"/>
+        <w:rPr>
+          <w:rFonts w:ascii="Verdana" w:hAnsi="Verdana"/>
+          <w:color w:val="FF0000"/>
+          <w:sz w:val="18"/>
+          <w:szCs w:val="18"/>
+        </w:rPr>
+      </w:pPr>
+      <w:r>
+        <w:rPr>
+          <w:rFonts w:ascii="Verdana" w:hAnsi="Verdana"/>
+          <w:color w:val="FF0000"/>
+          <w:sz w:val="18"/>
+          <w:szCs w:val="18"/>
+        </w:rPr>
+        <w:t>Make some recommendations here for next steps or further work.</w:t>
+      </w:r>
+      <w:r>
+        <w:rPr>
+          <w:rFonts w:ascii="Verdana" w:hAnsi="Verdana"/>
+          <w:color w:val="FF0000"/>
+          <w:sz w:val="18"/>
+          <w:szCs w:val="18"/>
+        </w:rPr>
+        <w:t xml:space="preserve"> Imagine another student or professional picks up the project from where you left it. What would you recommend them to do?</w:t>
+      </w:r>
+    </w:p>
+    <w:p>
+      <w:pPr>
+        <w:jc w:val="both"/>
+        <w:rPr>
+          <w:rFonts w:ascii="Verdana" w:hAnsi="Verdana"/>
+          <w:color w:val="FF0000"/>
+          <w:sz w:val="18"/>
+          <w:szCs w:val="18"/>
+        </w:rPr>
+      </w:pPr>
+    </w:p>
+    <w:p>
+      <w:pPr>
+        <w:jc w:val="both"/>
+        <w:rPr>
+          <w:rFonts w:ascii="Verdana" w:hAnsi="Verdana"/>
+          <w:color w:val="FF0000"/>
+          <w:sz w:val="18"/>
+          <w:szCs w:val="18"/>
+        </w:rPr>
+      </w:pPr>
+      <w:r>
+        <w:rPr>
+          <w:rFonts w:ascii="Verdana" w:hAnsi="Verdana"/>
+          <w:color w:val="FF0000"/>
+          <w:sz w:val="18"/>
+          <w:szCs w:val="18"/>
+        </w:rPr>
+        <w:t xml:space="preserve">Also think about the impact </w:t>
+      </w:r>
+      <w:r>
+        <w:rPr>
+          <w:rFonts w:ascii="Verdana" w:hAnsi="Verdana"/>
+          <w:color w:val="FF0000"/>
+          <w:sz w:val="18"/>
+          <w:szCs w:val="18"/>
+        </w:rPr>
+        <w:t>that</w:t>
+      </w:r>
+      <w:r>
+        <w:rPr>
+          <w:rFonts w:ascii="Verdana" w:hAnsi="Verdana"/>
+          <w:color w:val="FF0000"/>
+          <w:sz w:val="18"/>
+          <w:szCs w:val="18"/>
+        </w:rPr>
+        <w:t xml:space="preserve"> could be achieved in the wider field. What</w:t>
+      </w:r>
+      <w:r>
+        <w:rPr>
+          <w:rFonts w:ascii="Verdana" w:hAnsi="Verdana"/>
+          <w:color w:val="FF0000"/>
+          <w:sz w:val="18"/>
+          <w:szCs w:val="18"/>
+        </w:rPr>
+        <w:t xml:space="preserve"> </w:t>
+      </w:r>
+      <w:r>
+        <w:rPr>
+          <w:rFonts w:ascii="Verdana" w:hAnsi="Verdana"/>
+          <w:color w:val="FF0000"/>
+          <w:sz w:val="18"/>
+          <w:szCs w:val="18"/>
+        </w:rPr>
+        <w:t>could</w:t>
+      </w:r>
+      <w:r>
+        <w:rPr>
+          <w:rFonts w:ascii="Verdana" w:hAnsi="Verdana"/>
+          <w:color w:val="FF0000"/>
+          <w:sz w:val="18"/>
+          <w:szCs w:val="18"/>
+        </w:rPr>
+        <w:t xml:space="preserve"> be</w:t>
+      </w:r>
+      <w:r>
+        <w:rPr>
+          <w:rFonts w:ascii="Verdana" w:hAnsi="Verdana"/>
+          <w:color w:val="FF0000"/>
+          <w:sz w:val="18"/>
+          <w:szCs w:val="18"/>
+        </w:rPr>
+        <w:t xml:space="preserve"> the </w:t>
+      </w:r>
+      <w:r>
+        <w:rPr>
+          <w:rFonts w:ascii="Verdana" w:hAnsi="Verdana"/>
+          <w:color w:val="FF0000"/>
+          <w:sz w:val="18"/>
+          <w:szCs w:val="18"/>
+        </w:rPr>
+        <w:t xml:space="preserve">longer-term future </w:t>
+      </w:r>
+      <w:r>
+        <w:rPr>
+          <w:rFonts w:ascii="Verdana" w:hAnsi="Verdana"/>
+          <w:color w:val="FF0000"/>
+          <w:sz w:val="18"/>
+          <w:szCs w:val="18"/>
+        </w:rPr>
+        <w:t xml:space="preserve">of this project </w:t>
+      </w:r>
+      <w:r>
+        <w:rPr>
+          <w:rFonts w:ascii="Verdana" w:hAnsi="Verdana"/>
+          <w:color w:val="FF0000"/>
+          <w:sz w:val="18"/>
+          <w:szCs w:val="18"/>
+        </w:rPr>
+        <w:t>beyond UWE</w:t>
+      </w:r>
+      <w:r>
+        <w:rPr>
+          <w:rFonts w:ascii="Verdana" w:hAnsi="Verdana"/>
+          <w:color w:val="FF0000"/>
+          <w:sz w:val="18"/>
+          <w:szCs w:val="18"/>
+        </w:rPr>
+        <w:t>?</w:t>
+      </w:r>
+      <w:r>
+        <w:rPr>
+          <w:rFonts w:ascii="Verdana" w:hAnsi="Verdana"/>
+          <w:color w:val="FF0000"/>
+          <w:sz w:val="18"/>
+          <w:szCs w:val="18"/>
+        </w:rPr>
+        <w:t xml:space="preserve"> A conference? An academic journal? An audiovisual festival? A </w:t>
+      </w:r>
+      <w:r>
+        <w:rPr>
+          <w:rFonts w:ascii="Verdana" w:hAnsi="Verdana"/>
+          <w:color w:val="FF0000"/>
+          <w:sz w:val="18"/>
+          <w:szCs w:val="18"/>
+        </w:rPr>
+        <w:t xml:space="preserve">creative </w:t>
+      </w:r>
+      <w:r>
+        <w:rPr>
+          <w:rFonts w:ascii="Verdana" w:hAnsi="Verdana"/>
+          <w:color w:val="FF0000"/>
+          <w:sz w:val="18"/>
+          <w:szCs w:val="18"/>
+        </w:rPr>
+        <w:t>competition?</w:t>
+      </w:r>
+      <w:r>
+        <w:rPr>
+          <w:rFonts w:ascii="Verdana" w:hAnsi="Verdana"/>
+          <w:color w:val="FF0000"/>
+          <w:sz w:val="18"/>
+          <w:szCs w:val="18"/>
+        </w:rPr>
+        <w:t xml:space="preserve"> </w:t>
+      </w:r>
+    </w:p>
+    <w:p>
+      <w:pPr>
+        <w:jc w:val="both"/>
+        <w:rPr>
+          <w:rFonts w:ascii="Verdana" w:hAnsi="Verdana"/>
+          <w:color w:val="FF0000"/>
+          <w:sz w:val="18"/>
+          <w:szCs w:val="18"/>
+        </w:rPr>
+      </w:pPr>
+    </w:p>
+    <w:p>
+      <w:pPr>
+        <w:jc w:val="both"/>
+        <w:rPr>
+          <w:rFonts w:ascii="Verdana" w:hAnsi="Verdana"/>
+          <w:color w:val="FF0000"/>
+          <w:sz w:val="18"/>
+          <w:szCs w:val="18"/>
+        </w:rPr>
+      </w:pPr>
+      <w:r>
+        <w:rPr>
+          <w:rFonts w:ascii="Verdana" w:hAnsi="Verdana"/>
+          <w:color w:val="FF0000"/>
+          <w:sz w:val="18"/>
+          <w:szCs w:val="18"/>
+        </w:rPr>
+        <w:t xml:space="preserve">How </w:t>
+      </w:r>
+      <w:r>
+        <w:rPr>
+          <w:rFonts w:ascii="Verdana" w:hAnsi="Verdana"/>
+          <w:color w:val="FF0000"/>
+          <w:sz w:val="18"/>
+          <w:szCs w:val="18"/>
+        </w:rPr>
+        <w:t xml:space="preserve">might </w:t>
+      </w:r>
+      <w:r>
+        <w:rPr>
+          <w:rFonts w:ascii="Verdana" w:hAnsi="Verdana"/>
+          <w:color w:val="FF0000"/>
+          <w:sz w:val="18"/>
+          <w:szCs w:val="18"/>
+        </w:rPr>
+        <w:t>this project</w:t>
+      </w:r>
+      <w:r>
+        <w:rPr>
+          <w:rFonts w:ascii="Verdana" w:hAnsi="Verdana"/>
+          <w:color w:val="FF0000"/>
+          <w:sz w:val="18"/>
+          <w:szCs w:val="18"/>
+        </w:rPr>
+        <w:t xml:space="preserve"> benefit </w:t>
+      </w:r>
+      <w:r>
+        <w:rPr>
+          <w:rFonts w:ascii="Verdana" w:hAnsi="Verdana"/>
+          <w:color w:val="FF0000"/>
+          <w:sz w:val="18"/>
+          <w:szCs w:val="18"/>
+        </w:rPr>
+        <w:t xml:space="preserve">other </w:t>
+      </w:r>
+      <w:r>
+        <w:rPr>
+          <w:rFonts w:ascii="Verdana" w:hAnsi="Verdana"/>
+          <w:color w:val="FF0000"/>
+          <w:sz w:val="18"/>
+          <w:szCs w:val="18"/>
+        </w:rPr>
+        <w:t xml:space="preserve">users, professionals, society? </w:t>
+      </w:r>
+      <w:r>
+        <w:rPr>
+          <w:rFonts w:ascii="Verdana" w:hAnsi="Verdana"/>
+          <w:color w:val="FF0000"/>
+          <w:sz w:val="18"/>
+          <w:szCs w:val="18"/>
+        </w:rPr>
+        <w:t xml:space="preserve">Does </w:t>
+      </w:r>
+      <w:r>
+        <w:rPr>
+          <w:rFonts w:ascii="Verdana" w:hAnsi="Verdana"/>
+          <w:color w:val="FF0000"/>
+          <w:sz w:val="18"/>
+          <w:szCs w:val="18"/>
+        </w:rPr>
+        <w:t>the project</w:t>
+      </w:r>
+      <w:r>
+        <w:rPr>
+          <w:rFonts w:ascii="Verdana" w:hAnsi="Verdana"/>
+          <w:color w:val="FF0000"/>
+          <w:sz w:val="18"/>
+          <w:szCs w:val="18"/>
+        </w:rPr>
+        <w:t xml:space="preserve"> have any</w:t>
+      </w:r>
+      <w:r>
+        <w:rPr>
+          <w:rFonts w:ascii="Verdana" w:hAnsi="Verdana"/>
+          <w:color w:val="FF0000"/>
+          <w:sz w:val="18"/>
+          <w:szCs w:val="18"/>
+        </w:rPr>
+        <w:t xml:space="preserve"> commercial potential for example? </w:t>
+      </w:r>
+      <w:r>
+        <w:rPr>
+          <w:rFonts w:ascii="Verdana" w:hAnsi="Verdana"/>
+          <w:color w:val="FF0000"/>
+          <w:sz w:val="18"/>
+          <w:szCs w:val="18"/>
+        </w:rPr>
+        <w:t xml:space="preserve">Could it become a sellable product? </w:t>
+      </w:r>
+      <w:r>
+        <w:rPr>
+          <w:rFonts w:ascii="Verdana" w:hAnsi="Verdana"/>
+          <w:color w:val="FF0000"/>
+          <w:sz w:val="18"/>
+          <w:szCs w:val="18"/>
+        </w:rPr>
+        <w:t xml:space="preserve">Or </w:t>
+      </w:r>
+      <w:r>
+        <w:rPr>
+          <w:rFonts w:ascii="Verdana" w:hAnsi="Verdana"/>
+          <w:color w:val="FF0000"/>
+          <w:sz w:val="18"/>
+          <w:szCs w:val="18"/>
+        </w:rPr>
+        <w:t>sh</w:t>
+      </w:r>
+      <w:r>
+        <w:rPr>
+          <w:rFonts w:ascii="Verdana" w:hAnsi="Verdana"/>
+          <w:color w:val="FF0000"/>
+          <w:sz w:val="18"/>
+          <w:szCs w:val="18"/>
+        </w:rPr>
+        <w:t xml:space="preserve">ould </w:t>
+      </w:r>
+      <w:r>
+        <w:rPr>
+          <w:rFonts w:ascii="Verdana" w:hAnsi="Verdana"/>
+          <w:color w:val="FF0000"/>
+          <w:sz w:val="18"/>
+          <w:szCs w:val="18"/>
+        </w:rPr>
+        <w:t>the code</w:t>
+      </w:r>
+      <w:r>
+        <w:rPr>
+          <w:rFonts w:ascii="Verdana" w:hAnsi="Verdana"/>
+          <w:color w:val="FF0000"/>
+          <w:sz w:val="18"/>
+          <w:szCs w:val="18"/>
+        </w:rPr>
+        <w:t xml:space="preserve"> become a creative commons resource</w:t>
       </w:r>
       <w:r>
         <w:rPr>
@@ -9699,121 +10367,64 @@
         </w:rPr>
         <w:t xml:space="preserve">? </w:t>
       </w:r>
-      <w:r>
-        <w:rPr>
-          <w:rFonts w:ascii="Verdana" w:hAnsi="Verdana"/>
-          <w:color w:val="FF0000"/>
-          <w:sz w:val="18"/>
-          <w:szCs w:val="18"/>
-        </w:rPr>
-        <w:t xml:space="preserve">Combined some tools or methods </w:t>
-      </w:r>
-      <w:r>
-        <w:rPr>
-          <w:rFonts w:ascii="Verdana" w:hAnsi="Verdana"/>
-          <w:color w:val="FF0000"/>
-          <w:sz w:val="18"/>
-          <w:szCs w:val="18"/>
-        </w:rPr>
-        <w:t xml:space="preserve">or contexts </w:t>
-      </w:r>
-      <w:r>
-        <w:rPr>
-          <w:rFonts w:ascii="Verdana" w:hAnsi="Verdana"/>
-          <w:color w:val="FF0000"/>
-          <w:sz w:val="18"/>
-          <w:szCs w:val="18"/>
-        </w:rPr>
-        <w:t xml:space="preserve">in new and efficient ways? Perhaps you have arrived at an artistic or expressive practice outcome? Improved </w:t>
-      </w:r>
-      <w:r>
-        <w:rPr>
-          <w:rFonts w:ascii="Verdana" w:hAnsi="Verdana"/>
-          <w:color w:val="FF0000"/>
-          <w:sz w:val="18"/>
-          <w:szCs w:val="18"/>
-        </w:rPr>
-        <w:t xml:space="preserve">on </w:t>
-      </w:r>
-      <w:r>
-        <w:rPr>
-          <w:rFonts w:ascii="Verdana" w:hAnsi="Verdana"/>
-          <w:color w:val="FF0000"/>
-          <w:sz w:val="18"/>
-          <w:szCs w:val="18"/>
-        </w:rPr>
-        <w:t xml:space="preserve">a </w:t>
-      </w:r>
-      <w:r>
-        <w:rPr>
-          <w:rFonts w:ascii="Verdana" w:hAnsi="Verdana"/>
-          <w:color w:val="FF0000"/>
-          <w:sz w:val="18"/>
-          <w:szCs w:val="18"/>
-        </w:rPr>
-        <w:t>service design</w:t>
-      </w:r>
-      <w:r>
-        <w:rPr>
-          <w:rFonts w:ascii="Verdana" w:hAnsi="Verdana"/>
-          <w:color w:val="FF0000"/>
-          <w:sz w:val="18"/>
-          <w:szCs w:val="18"/>
-        </w:rPr>
-        <w:t xml:space="preserve"> by r</w:t>
-      </w:r>
-      <w:r>
-        <w:rPr>
-          <w:rFonts w:ascii="Verdana" w:hAnsi="Verdana"/>
-          <w:color w:val="FF0000"/>
-          <w:sz w:val="18"/>
-          <w:szCs w:val="18"/>
-        </w:rPr>
-        <w:t>emov</w:t>
-      </w:r>
-      <w:r>
-        <w:rPr>
-          <w:rFonts w:ascii="Verdana" w:hAnsi="Verdana"/>
-          <w:color w:val="FF0000"/>
-          <w:sz w:val="18"/>
-          <w:szCs w:val="18"/>
-        </w:rPr>
-        <w:t>ing</w:t>
-      </w:r>
-      <w:r>
-        <w:rPr>
-          <w:rFonts w:ascii="Verdana" w:hAnsi="Verdana"/>
-          <w:color w:val="FF0000"/>
-          <w:sz w:val="18"/>
-          <w:szCs w:val="18"/>
-        </w:rPr>
-        <w:t xml:space="preserve"> an obstacle in </w:t>
-      </w:r>
-      <w:r>
-        <w:rPr>
-          <w:rFonts w:ascii="Verdana" w:hAnsi="Verdana"/>
-          <w:color w:val="FF0000"/>
-          <w:sz w:val="18"/>
-          <w:szCs w:val="18"/>
-        </w:rPr>
-        <w:t xml:space="preserve">the </w:t>
-      </w:r>
-      <w:r>
-        <w:rPr>
-          <w:rFonts w:ascii="Verdana" w:hAnsi="Verdana"/>
-          <w:color w:val="FF0000"/>
-          <w:sz w:val="18"/>
-          <w:szCs w:val="18"/>
-        </w:rPr>
-        <w:t>experience flow?</w:t>
-      </w:r>
     </w:p>
     <w:p>
       <w:pPr>
         <w:jc w:val="both"/>
         <w:rPr>
           <w:rFonts w:ascii="Verdana" w:hAnsi="Verdana"/>
+          <w:color w:val="FF0000"/>
+          <w:sz w:val="18"/>
+          <w:szCs w:val="18"/>
+        </w:rPr>
+      </w:pPr>
+    </w:p>
+    <w:p>
+      <w:pPr>
+        <w:jc w:val="both"/>
+        <w:rPr>
+          <w:rFonts w:ascii="Verdana" w:hAnsi="Verdana"/>
+          <w:color w:val="FF0000"/>
+          <w:sz w:val="18"/>
+          <w:szCs w:val="18"/>
+        </w:rPr>
+      </w:pPr>
+      <w:r>
+        <w:rPr>
+          <w:rFonts w:ascii="Verdana" w:hAnsi="Verdana"/>
+          <w:color w:val="FF0000"/>
+          <w:sz w:val="18"/>
+          <w:szCs w:val="18"/>
+        </w:rPr>
+        <w:t>Find a useful sentence to end this report with. It is always beneficial to end on a positive.</w:t>
+      </w:r>
+      <w:r>
+        <w:rPr>
+          <w:rFonts w:ascii="Verdana" w:hAnsi="Verdana"/>
+          <w:color w:val="FF0000"/>
+          <w:sz w:val="18"/>
+          <w:szCs w:val="18"/>
+        </w:rPr>
+        <w:t xml:space="preserve"> </w:t>
+      </w:r>
+    </w:p>
+    <w:p>
+      <w:pPr>
+        <w:jc w:val="both"/>
+        <w:rPr>
+          <w:rFonts w:ascii="Verdana" w:hAnsi="Verdana"/>
+          <w:sz w:val="18"/>
+          <w:szCs w:val="18"/>
+        </w:rPr>
+      </w:pPr>
+    </w:p>
+    <w:p>
+      <w:pPr>
+        <w:jc w:val="both"/>
+        <w:rPr>
+          <w:rFonts w:ascii="Verdana" w:hAnsi="Verdana"/>
           <w:b/>
+          <w:noProof/>
           <w:sz w:val="18"/>
           <w:szCs w:val="18"/>
         </w:rPr>
@@ -9825,50 +10436,78 @@
         <w:rPr>
           <w:rFonts w:ascii="Verdana" w:hAnsi="Verdana"/>
           <w:b/>
-          <w:sz w:val="18"/>
-          <w:szCs w:val="18"/>
-        </w:rPr>
-      </w:pPr>
+          <w:noProof/>
+          <w:sz w:val="18"/>
+          <w:szCs w:val="18"/>
+        </w:rPr>
+      </w:pPr>
+      <w:r>
+        <w:rPr>
+          <w:rFonts w:ascii="Verdana" w:hAnsi="Verdana"/>
+          <w:b/>
+          <w:noProof/>
+          <w:sz w:val="18"/>
+          <w:szCs w:val="18"/>
+        </w:rPr>
+        <w:t>8</w:t>
+      </w:r>
+      <w:r>
+        <w:rPr>
+          <w:rFonts w:ascii="Verdana" w:hAnsi="Verdana"/>
+          <w:b/>
+          <w:noProof/>
+          <w:sz w:val="18"/>
+          <w:szCs w:val="18"/>
+        </w:rPr>
+        <w:t xml:space="preserve">. </w:t>
+      </w:r>
+      <w:r>
+        <w:rPr>
+          <w:rFonts w:ascii="Verdana" w:hAnsi="Verdana"/>
+          <w:b/>
+          <w:noProof/>
+          <w:sz w:val="18"/>
+          <w:szCs w:val="18"/>
+        </w:rPr>
+        <w:t>References</w:t>
+      </w:r>
     </w:p>
     <w:p>
       <w:pPr>
         <w:jc w:val="both"/>
         <w:rPr>
           <w:rFonts w:ascii="Verdana" w:hAnsi="Verdana"/>
-          <w:sz w:val="18"/>
-          <w:szCs w:val="18"/>
-        </w:rPr>
-      </w:pPr>
-      <w:r>
-        <w:rPr>
-          <w:rFonts w:ascii="Verdana" w:hAnsi="Verdana"/>
           <w:b/>
-          <w:sz w:val="18"/>
-          <w:szCs w:val="18"/>
-        </w:rPr>
-        <w:t>7</w:t>
-      </w:r>
-      <w:r>
-        <w:rPr>
-          <w:rFonts w:ascii="Verdana" w:hAnsi="Verdana"/>
-          <w:b/>
-          <w:sz w:val="18"/>
-          <w:szCs w:val="18"/>
-        </w:rPr>
-        <w:t xml:space="preserve">. </w:t>
-      </w:r>
-      <w:r>
-        <w:rPr>
-          <w:rFonts w:ascii="Verdana" w:hAnsi="Verdana"/>
-          <w:b/>
-          <w:sz w:val="18"/>
-          <w:szCs w:val="18"/>
-        </w:rPr>
-        <w:t>Conclusion and recommendations</w:t>
-      </w:r>
-      <w:r>
-        <w:rPr>
-          <w:rFonts w:ascii="Verdana" w:hAnsi="Verdana"/>
+          <w:noProof/>
+          <w:sz w:val="18"/>
+          <w:szCs w:val="18"/>
+        </w:rPr>
+      </w:pPr>
+    </w:p>
+    <w:p>
+      <w:pPr>
+        <w:jc w:val="both"/>
+        <w:rPr>
+          <w:rFonts w:ascii="Verdana" w:hAnsi="Verdana"/>
+          <w:sz w:val="18"/>
+          <w:szCs w:val="18"/>
+        </w:rPr>
+      </w:pPr>
+      <w:r>
+        <w:rPr>
+          <w:rFonts w:ascii="Verdana" w:hAnsi="Verdana"/>
+          <w:bCs/>
+          <w:noProof/>
+          <w:sz w:val="18"/>
+          <w:szCs w:val="18"/>
+        </w:rPr>
+        <w:t>Matther Barr and Alicia Copeland-Stewart(May 6,</w:t>
+      </w:r>
+      <w:r>
+        <w:rPr>
+          <w:rFonts w:ascii="Verdana" w:hAnsi="Verdana"/>
+          <w:bCs/>
+          <w:noProof/>
           <w:sz w:val="18"/>
           <w:szCs w:val="18"/>
         </w:rPr>
@@ -9877,631 +10516,14 @@
       <w:r>
         <w:rPr>
           <w:rFonts w:ascii="Verdana" w:hAnsi="Verdana"/>
-          <w:sz w:val="18"/>
-          <w:szCs w:val="18"/>
-        </w:rPr>
-        <w:t>~</w:t>
-      </w:r>
-      <w:r>
-        <w:rPr>
-          <w:rFonts w:ascii="Verdana" w:hAnsi="Verdana"/>
-          <w:sz w:val="18"/>
-          <w:szCs w:val="18"/>
-        </w:rPr>
-        <w:t>4</w:t>
-      </w:r>
-      <w:r>
-        <w:rPr>
-          <w:rFonts w:ascii="Verdana" w:hAnsi="Verdana"/>
-          <w:sz w:val="18"/>
-          <w:szCs w:val="18"/>
-        </w:rPr>
-        <w:t>00</w:t>
-      </w:r>
-    </w:p>
-    <w:p>
-      <w:pPr>
-        <w:jc w:val="both"/>
-        <w:rPr>
-          <w:rFonts w:ascii="Verdana" w:hAnsi="Verdana"/>
-          <w:sz w:val="18"/>
-          <w:szCs w:val="18"/>
-        </w:rPr>
-      </w:pPr>
-    </w:p>
-    <w:p>
-      <w:pPr>
-        <w:jc w:val="both"/>
-        <w:rPr>
-          <w:rFonts w:ascii="Verdana" w:hAnsi="Verdana"/>
-          <w:color w:val="FF0000"/>
-          <w:sz w:val="18"/>
-          <w:szCs w:val="18"/>
-        </w:rPr>
-      </w:pPr>
-      <w:r>
-        <w:rPr>
-          <w:rFonts w:ascii="Verdana" w:hAnsi="Verdana"/>
-          <w:color w:val="FF0000"/>
-          <w:sz w:val="18"/>
-          <w:szCs w:val="18"/>
-        </w:rPr>
-        <w:t xml:space="preserve">This section </w:t>
-      </w:r>
-      <w:r>
-        <w:rPr>
-          <w:rFonts w:ascii="Verdana" w:hAnsi="Verdana"/>
-          <w:color w:val="FF0000"/>
-          <w:sz w:val="18"/>
-          <w:szCs w:val="18"/>
-        </w:rPr>
-        <w:t>should</w:t>
-      </w:r>
-      <w:r>
-        <w:rPr>
-          <w:rFonts w:ascii="Verdana" w:hAnsi="Verdana"/>
-          <w:color w:val="FF0000"/>
-          <w:sz w:val="18"/>
-          <w:szCs w:val="18"/>
-        </w:rPr>
-        <w:t xml:space="preserve"> draw</w:t>
-      </w:r>
-      <w:r>
-        <w:rPr>
-          <w:rFonts w:ascii="Verdana" w:hAnsi="Verdana"/>
-          <w:color w:val="FF0000"/>
-          <w:sz w:val="18"/>
-          <w:szCs w:val="18"/>
-        </w:rPr>
-        <w:t xml:space="preserve"> conclusions from </w:t>
-      </w:r>
-      <w:r>
-        <w:rPr>
-          <w:rFonts w:ascii="Verdana" w:hAnsi="Verdana"/>
-          <w:color w:val="FF0000"/>
-          <w:sz w:val="18"/>
-          <w:szCs w:val="18"/>
-        </w:rPr>
-        <w:t xml:space="preserve">completed </w:t>
-      </w:r>
-      <w:r>
-        <w:rPr>
-          <w:rFonts w:ascii="Verdana" w:hAnsi="Verdana"/>
-          <w:color w:val="FF0000"/>
-          <w:sz w:val="18"/>
-          <w:szCs w:val="18"/>
-        </w:rPr>
-        <w:t xml:space="preserve">research and practical work. </w:t>
-      </w:r>
-    </w:p>
-    <w:p>
-      <w:pPr>
-        <w:jc w:val="both"/>
-        <w:rPr>
-          <w:rFonts w:ascii="Verdana" w:hAnsi="Verdana"/>
-          <w:color w:val="FF0000"/>
-          <w:sz w:val="18"/>
-          <w:szCs w:val="18"/>
-        </w:rPr>
-      </w:pPr>
-    </w:p>
-    <w:p>
-      <w:pPr>
-        <w:jc w:val="both"/>
-        <w:rPr>
-          <w:rFonts w:ascii="Verdana" w:hAnsi="Verdana"/>
-          <w:color w:val="FF0000"/>
-          <w:sz w:val="18"/>
-          <w:szCs w:val="18"/>
-        </w:rPr>
-      </w:pPr>
-      <w:r>
-        <w:rPr>
-          <w:rFonts w:ascii="Verdana" w:hAnsi="Verdana"/>
-          <w:color w:val="FF0000"/>
-          <w:sz w:val="18"/>
-          <w:szCs w:val="18"/>
-        </w:rPr>
-        <w:t>Make some recommendations here for next steps or further work.</w:t>
-      </w:r>
-      <w:r>
-        <w:rPr>
-          <w:rFonts w:ascii="Verdana" w:hAnsi="Verdana"/>
-          <w:color w:val="FF0000"/>
-          <w:sz w:val="18"/>
-          <w:szCs w:val="18"/>
-        </w:rPr>
-        <w:t xml:space="preserve"> Imagine another student or professional picks up the project from where you left it. What would you recommend them to do?</w:t>
-      </w:r>
-    </w:p>
-    <w:p>
-      <w:pPr>
-        <w:jc w:val="both"/>
-        <w:rPr>
-          <w:rFonts w:ascii="Verdana" w:hAnsi="Verdana"/>
-          <w:color w:val="FF0000"/>
-          <w:sz w:val="18"/>
-          <w:szCs w:val="18"/>
-        </w:rPr>
-      </w:pPr>
-    </w:p>
-    <w:p>
-      <w:pPr>
-        <w:jc w:val="both"/>
-        <w:rPr>
-          <w:rFonts w:ascii="Verdana" w:hAnsi="Verdana"/>
-          <w:color w:val="FF0000"/>
-          <w:sz w:val="18"/>
-          <w:szCs w:val="18"/>
-        </w:rPr>
-      </w:pPr>
-      <w:r>
-        <w:rPr>
-          <w:rFonts w:ascii="Verdana" w:hAnsi="Verdana"/>
-          <w:color w:val="FF0000"/>
-          <w:sz w:val="18"/>
-          <w:szCs w:val="18"/>
-        </w:rPr>
-        <w:t xml:space="preserve">Also think about the impact </w:t>
-      </w:r>
-      <w:r>
-        <w:rPr>
-          <w:rFonts w:ascii="Verdana" w:hAnsi="Verdana"/>
-          <w:color w:val="FF0000"/>
-          <w:sz w:val="18"/>
-          <w:szCs w:val="18"/>
-        </w:rPr>
-        <w:t>that</w:t>
-      </w:r>
-      <w:r>
-        <w:rPr>
-          <w:rFonts w:ascii="Verdana" w:hAnsi="Verdana"/>
-          <w:color w:val="FF0000"/>
-          <w:sz w:val="18"/>
-          <w:szCs w:val="18"/>
-        </w:rPr>
-        <w:t xml:space="preserve"> could be achieved in the wider field. What</w:t>
-      </w:r>
-      <w:r>
-        <w:rPr>
-          <w:rFonts w:ascii="Verdana" w:hAnsi="Verdana"/>
-          <w:color w:val="FF0000"/>
-          <w:sz w:val="18"/>
-          <w:szCs w:val="18"/>
-        </w:rPr>
-        <w:t xml:space="preserve"> </w:t>
-      </w:r>
-      <w:r>
-        <w:rPr>
-          <w:rFonts w:ascii="Verdana" w:hAnsi="Verdana"/>
-          <w:color w:val="FF0000"/>
-          <w:sz w:val="18"/>
-          <w:szCs w:val="18"/>
-        </w:rPr>
-        <w:t>could</w:t>
-      </w:r>
-      <w:r>
-        <w:rPr>
-          <w:rFonts w:ascii="Verdana" w:hAnsi="Verdana"/>
-          <w:color w:val="FF0000"/>
-          <w:sz w:val="18"/>
-          <w:szCs w:val="18"/>
-        </w:rPr>
-        <w:t xml:space="preserve"> be</w:t>
-      </w:r>
-      <w:r>
-        <w:rPr>
-          <w:rFonts w:ascii="Verdana" w:hAnsi="Verdana"/>
-          <w:color w:val="FF0000"/>
-          <w:sz w:val="18"/>
-          <w:szCs w:val="18"/>
-        </w:rPr>
-        <w:t xml:space="preserve"> the </w:t>
-      </w:r>
-      <w:r>
-        <w:rPr>
-          <w:rFonts w:ascii="Verdana" w:hAnsi="Verdana"/>
-          <w:color w:val="FF0000"/>
-          <w:sz w:val="18"/>
-          <w:szCs w:val="18"/>
-        </w:rPr>
-        <w:t xml:space="preserve">longer-term future </w:t>
-      </w:r>
-      <w:r>
-        <w:rPr>
-          <w:rFonts w:ascii="Verdana" w:hAnsi="Verdana"/>
-          <w:color w:val="FF0000"/>
-          <w:sz w:val="18"/>
-          <w:szCs w:val="18"/>
-        </w:rPr>
-        <w:t xml:space="preserve">of this project </w:t>
-      </w:r>
-      <w:r>
-        <w:rPr>
-          <w:rFonts w:ascii="Verdana" w:hAnsi="Verdana"/>
-          <w:color w:val="FF0000"/>
-          <w:sz w:val="18"/>
-          <w:szCs w:val="18"/>
-        </w:rPr>
-        <w:t>beyond UWE</w:t>
-      </w:r>
-      <w:r>
-        <w:rPr>
-          <w:rFonts w:ascii="Verdana" w:hAnsi="Verdana"/>
-          <w:color w:val="FF0000"/>
-          <w:sz w:val="18"/>
-          <w:szCs w:val="18"/>
-        </w:rPr>
-        <w:t>?</w:t>
-      </w:r>
-      <w:r>
-        <w:rPr>
-          <w:rFonts w:ascii="Verdana" w:hAnsi="Verdana"/>
-          <w:color w:val="FF0000"/>
-          <w:sz w:val="18"/>
-          <w:szCs w:val="18"/>
-        </w:rPr>
-        <w:t xml:space="preserve"> A conference? An academic journal? An audiovisual festival? A </w:t>
-      </w:r>
-      <w:r>
-        <w:rPr>
-          <w:rFonts w:ascii="Verdana" w:hAnsi="Verdana"/>
-          <w:color w:val="FF0000"/>
-          <w:sz w:val="18"/>
-          <w:szCs w:val="18"/>
-        </w:rPr>
-        <w:t xml:space="preserve">creative </w:t>
-      </w:r>
-      <w:r>
-        <w:rPr>
-          <w:rFonts w:ascii="Verdana" w:hAnsi="Verdana"/>
-          <w:color w:val="FF0000"/>
-          <w:sz w:val="18"/>
-          <w:szCs w:val="18"/>
-        </w:rPr>
-        <w:t>competition?</w:t>
-      </w:r>
-      <w:r>
-        <w:rPr>
-          <w:rFonts w:ascii="Verdana" w:hAnsi="Verdana"/>
-          <w:color w:val="FF0000"/>
-          <w:sz w:val="18"/>
-          <w:szCs w:val="18"/>
-        </w:rPr>
-        <w:t xml:space="preserve"> </w:t>
-      </w:r>
-    </w:p>
-    <w:p>
-      <w:pPr>
-        <w:jc w:val="both"/>
-        <w:rPr>
-          <w:rFonts w:ascii="Verdana" w:hAnsi="Verdana"/>
-          <w:color w:val="FF0000"/>
-          <w:sz w:val="18"/>
-          <w:szCs w:val="18"/>
-        </w:rPr>
-      </w:pPr>
-    </w:p>
-    <w:p>
-      <w:pPr>
-        <w:jc w:val="both"/>
-        <w:rPr>
-          <w:rFonts w:ascii="Verdana" w:hAnsi="Verdana"/>
-          <w:color w:val="FF0000"/>
-          <w:sz w:val="18"/>
-          <w:szCs w:val="18"/>
-        </w:rPr>
-      </w:pPr>
-      <w:r>
-        <w:rPr>
-          <w:rFonts w:ascii="Verdana" w:hAnsi="Verdana"/>
-          <w:color w:val="FF0000"/>
-          <w:sz w:val="18"/>
-          <w:szCs w:val="18"/>
-        </w:rPr>
-        <w:t xml:space="preserve">How </w:t>
-      </w:r>
-      <w:r>
-        <w:rPr>
-          <w:rFonts w:ascii="Verdana" w:hAnsi="Verdana"/>
-          <w:color w:val="FF0000"/>
-          <w:sz w:val="18"/>
-          <w:szCs w:val="18"/>
-        </w:rPr>
-        <w:t xml:space="preserve">might </w:t>
-      </w:r>
-      <w:r>
-        <w:rPr>
-          <w:rFonts w:ascii="Verdana" w:hAnsi="Verdana"/>
-          <w:color w:val="FF0000"/>
-          <w:sz w:val="18"/>
-          <w:szCs w:val="18"/>
-        </w:rPr>
-        <w:t>this project</w:t>
-      </w:r>
-      <w:r>
-        <w:rPr>
-          <w:rFonts w:ascii="Verdana" w:hAnsi="Verdana"/>
-          <w:color w:val="FF0000"/>
-          <w:sz w:val="18"/>
-          <w:szCs w:val="18"/>
-        </w:rPr>
-        <w:t xml:space="preserve"> benefit </w:t>
-      </w:r>
-      <w:r>
-        <w:rPr>
-          <w:rFonts w:ascii="Verdana" w:hAnsi="Verdana"/>
-          <w:color w:val="FF0000"/>
-          <w:sz w:val="18"/>
-          <w:szCs w:val="18"/>
-        </w:rPr>
-        <w:t xml:space="preserve">other </w:t>
-      </w:r>
-      <w:r>
-        <w:rPr>
-          <w:rFonts w:ascii="Verdana" w:hAnsi="Verdana"/>
-          <w:color w:val="FF0000"/>
-          <w:sz w:val="18"/>
-          <w:szCs w:val="18"/>
-        </w:rPr>
-        <w:t xml:space="preserve">users, professionals, society? </w:t>
-      </w:r>
-      <w:r>
-        <w:rPr>
-          <w:rFonts w:ascii="Verdana" w:hAnsi="Verdana"/>
-          <w:color w:val="FF0000"/>
-          <w:sz w:val="18"/>
-          <w:szCs w:val="18"/>
-        </w:rPr>
-        <w:t xml:space="preserve">Does </w:t>
-      </w:r>
-      <w:r>
-        <w:rPr>
-          <w:rFonts w:ascii="Verdana" w:hAnsi="Verdana"/>
-          <w:color w:val="FF0000"/>
-          <w:sz w:val="18"/>
-          <w:szCs w:val="18"/>
-        </w:rPr>
-        <w:t>the project</w:t>
-      </w:r>
-      <w:r>
-        <w:rPr>
-          <w:rFonts w:ascii="Verdana" w:hAnsi="Verdana"/>
-          <w:color w:val="FF0000"/>
-          <w:sz w:val="18"/>
-          <w:szCs w:val="18"/>
-        </w:rPr>
-        <w:t xml:space="preserve"> have any</w:t>
-      </w:r>
-      <w:r>
-        <w:rPr>
-          <w:rFonts w:ascii="Verdana" w:hAnsi="Verdana"/>
-          <w:color w:val="FF0000"/>
-          <w:sz w:val="18"/>
-          <w:szCs w:val="18"/>
-        </w:rPr>
-        <w:t xml:space="preserve"> commercial potential for example? </w:t>
-      </w:r>
-      <w:r>
-        <w:rPr>
-          <w:rFonts w:ascii="Verdana" w:hAnsi="Verdana"/>
-          <w:color w:val="FF0000"/>
-          <w:sz w:val="18"/>
-          <w:szCs w:val="18"/>
-        </w:rPr>
-        <w:t xml:space="preserve">Could it become a sellable product? </w:t>
-      </w:r>
-      <w:r>
-        <w:rPr>
-          <w:rFonts w:ascii="Verdana" w:hAnsi="Verdana"/>
-          <w:color w:val="FF0000"/>
-          <w:sz w:val="18"/>
-          <w:szCs w:val="18"/>
-        </w:rPr>
-        <w:t xml:space="preserve">Or </w:t>
-      </w:r>
-      <w:r>
-        <w:rPr>
-          <w:rFonts w:ascii="Verdana" w:hAnsi="Verdana"/>
-          <w:color w:val="FF0000"/>
-          <w:sz w:val="18"/>
-          <w:szCs w:val="18"/>
-        </w:rPr>
-        <w:t>sh</w:t>
-      </w:r>
-      <w:r>
-        <w:rPr>
-          <w:rFonts w:ascii="Verdana" w:hAnsi="Verdana"/>
-          <w:color w:val="FF0000"/>
-          <w:sz w:val="18"/>
-          <w:szCs w:val="18"/>
-        </w:rPr>
-        <w:t xml:space="preserve">ould </w:t>
-      </w:r>
-      <w:r>
-        <w:rPr>
-          <w:rFonts w:ascii="Verdana" w:hAnsi="Verdana"/>
-          <w:color w:val="FF0000"/>
-          <w:sz w:val="18"/>
-          <w:szCs w:val="18"/>
-        </w:rPr>
-        <w:t>the code</w:t>
-      </w:r>
-      <w:r>
-        <w:rPr>
-          <w:rFonts w:ascii="Verdana" w:hAnsi="Verdana"/>
-          <w:color w:val="FF0000"/>
-          <w:sz w:val="18"/>
-          <w:szCs w:val="18"/>
-        </w:rPr>
-        <w:t xml:space="preserve"> become a creative commons resource</w:t>
-      </w:r>
-      <w:r>
-        <w:rPr>
-          <w:rFonts w:ascii="Verdana" w:hAnsi="Verdana"/>
-          <w:color w:val="FF0000"/>
-          <w:sz w:val="18"/>
-          <w:szCs w:val="18"/>
-        </w:rPr>
-        <w:t xml:space="preserve">? </w:t>
-      </w:r>
-    </w:p>
-    <w:p>
-      <w:pPr>
-        <w:jc w:val="both"/>
-        <w:rPr>
-          <w:rFonts w:ascii="Verdana" w:hAnsi="Verdana"/>
-          <w:color w:val="FF0000"/>
-          <w:sz w:val="18"/>
-          <w:szCs w:val="18"/>
-        </w:rPr>
-      </w:pPr>
-    </w:p>
-    <w:p>
-      <w:pPr>
-        <w:jc w:val="both"/>
-        <w:rPr>
-          <w:rFonts w:ascii="Verdana" w:hAnsi="Verdana"/>
-          <w:color w:val="FF0000"/>
-          <w:sz w:val="18"/>
-          <w:szCs w:val="18"/>
-        </w:rPr>
-      </w:pPr>
-      <w:r>
-        <w:rPr>
-          <w:rFonts w:ascii="Verdana" w:hAnsi="Verdana"/>
-          <w:color w:val="FF0000"/>
-          <w:sz w:val="18"/>
-          <w:szCs w:val="18"/>
-        </w:rPr>
-        <w:t>Find a useful sentence to end this report with. It is always beneficial to end on a positive.</w:t>
-      </w:r>
-      <w:r>
-        <w:rPr>
-          <w:rFonts w:ascii="Verdana" w:hAnsi="Verdana"/>
-          <w:color w:val="FF0000"/>
-          <w:sz w:val="18"/>
-          <w:szCs w:val="18"/>
-        </w:rPr>
-        <w:t xml:space="preserve"> </w:t>
-      </w:r>
-    </w:p>
-    <w:p>
-      <w:pPr>
-        <w:jc w:val="both"/>
-        <w:rPr>
-          <w:rFonts w:ascii="Verdana" w:hAnsi="Verdana"/>
-          <w:sz w:val="18"/>
-          <w:szCs w:val="18"/>
-        </w:rPr>
-      </w:pPr>
-    </w:p>
-    <w:p>
-      <w:pPr>
-        <w:jc w:val="both"/>
-        <w:rPr>
-          <w:rFonts w:ascii="Verdana" w:hAnsi="Verdana"/>
-          <w:b/>
-          <w:noProof/>
-          <w:sz w:val="18"/>
-          <w:szCs w:val="18"/>
-        </w:rPr>
-      </w:pPr>
-    </w:p>
-    <w:p>
-      <w:pPr>
-        <w:jc w:val="both"/>
-        <w:rPr>
-          <w:rFonts w:ascii="Verdana" w:hAnsi="Verdana"/>
-          <w:b/>
-          <w:noProof/>
-          <w:sz w:val="18"/>
-          <w:szCs w:val="18"/>
-        </w:rPr>
-      </w:pPr>
-      <w:r>
-        <w:rPr>
-          <w:rFonts w:ascii="Verdana" w:hAnsi="Verdana"/>
-          <w:b/>
-          <w:noProof/>
-          <w:sz w:val="18"/>
-          <w:szCs w:val="18"/>
-        </w:rPr>
-        <w:t>8</w:t>
-      </w:r>
-      <w:r>
-        <w:rPr>
-          <w:rFonts w:ascii="Verdana" w:hAnsi="Verdana"/>
-          <w:b/>
-          <w:noProof/>
-          <w:sz w:val="18"/>
-          <w:szCs w:val="18"/>
-        </w:rPr>
-        <w:t xml:space="preserve">. </w:t>
-      </w:r>
-      <w:r>
-        <w:rPr>
-          <w:rFonts w:ascii="Verdana" w:hAnsi="Verdana"/>
-          <w:b/>
-          <w:noProof/>
-          <w:sz w:val="18"/>
-          <w:szCs w:val="18"/>
-        </w:rPr>
-        <w:t>References</w:t>
-      </w:r>
-    </w:p>
-    <w:p>
-      <w:pPr>
-        <w:jc w:val="both"/>
-        <w:rPr>
-          <w:rFonts w:ascii="Verdana" w:hAnsi="Verdana"/>
-          <w:b/>
-          <w:noProof/>
-          <w:sz w:val="18"/>
-          <w:szCs w:val="18"/>
-        </w:rPr>
-      </w:pPr>
-    </w:p>
-    <w:p>
-      <w:pPr>
-        <w:jc w:val="both"/>
-        <w:rPr>
-          <w:rFonts w:ascii="Verdana" w:hAnsi="Verdana"/>
-          <w:sz w:val="18"/>
-          <w:szCs w:val="18"/>
-        </w:rPr>
-      </w:pPr>
-      <w:r>
-        <w:rPr>
-          <w:rFonts w:ascii="Verdana" w:hAnsi="Verdana"/>
           <w:bCs/>
           <w:noProof/>
           <w:sz w:val="18"/>
           <w:szCs w:val="18"/>
         </w:rPr>
-        <w:t>Matther Barr and Alicia Copeland-Stewart(May 6,</w:t>
-      </w:r>
-      <w:r>
-        <w:rPr>
-          <w:rFonts w:ascii="Verdana" w:hAnsi="Verdana"/>
-          <w:bCs/>
-          <w:noProof/>
-          <w:sz w:val="18"/>
-          <w:szCs w:val="18"/>
-        </w:rPr>
-        <w:t xml:space="preserve"> </w:t>
-      </w:r>
-      <w:r>
-        <w:rPr>
-          <w:rFonts w:ascii="Verdana" w:hAnsi="Verdana"/>
-          <w:bCs/>
-          <w:noProof/>
-          <w:sz w:val="18"/>
-          <w:szCs w:val="18"/>
-        </w:rPr>
         <w:t xml:space="preserve"> 2021) Playing Video Games During the COVID-19 Pandemic and Effects on players’ Well-Being. Available from: </w:t>
       </w:r>
-      <w:hyperlink r:id="rId27" w:anchor="core-collateral-self-citation" w:history="1">
+      <w:hyperlink r:id="rId28" w:anchor="core-collateral-self-citation" w:history="1">
         <w:r>
           <w:rPr>
             <w:rStyle w:val="Hyperlink"/>
@@ -10654,7 +10676,7 @@
         </w:rPr>
         <w:t xml:space="preserve"> </w:t>
       </w:r>
-      <w:hyperlink r:id="rId28" w:history="1">
+      <w:hyperlink r:id="rId29" w:history="1">
         <w:r>
           <w:rPr>
             <w:rStyle w:val="Hyperlink"/>
@@ -10664,18 +10686,7 @@
             <w:sz w:val="18"/>
             <w:szCs w:val="18"/>
           </w:rPr>
-          <w:t>https://www.thegamingeconomy.com/2020/03/1</w:t>
-        </w:r>
-        <w:r>
-          <w:rPr>
-            <w:rStyle w:val="Hyperlink"/>
-            <w:rFonts w:ascii="Verdana" w:hAnsi="Verdana"/>
-            <w:bCs/>
-            <w:noProof/>
-            <w:sz w:val="18"/>
-            <w:szCs w:val="18"/>
-          </w:rPr>
-          <w:t>9/tencent-revenue-up-21-video-game-usage-rises-amid-covid-19/</w:t>
+          <w:t>https://www.thegamingeconomy.com/2020/03/19/tencent-revenue-up-21-video-game-usage-rises-amid-covid-19/</w:t>
         </w:r>
       </w:hyperlink>
       <w:r>
@@ -10813,7 +10824,7 @@
         </w:rPr>
         <w:t xml:space="preserve"> Available from: </w:t>
       </w:r>
-      <w:hyperlink r:id="rId29" w:history="1">
+      <w:hyperlink r:id="rId30" w:history="1">
         <w:r>
           <w:rPr>
             <w:rStyle w:val="Hyperlink"/>
@@ -10950,7 +10961,7 @@
         </w:rPr>
         <w:t xml:space="preserve">Top Hat (Sept 16, 2019) Visual Learning Definition and meaning. Available from: </w:t>
       </w:r>
-      <w:hyperlink r:id="rId30" w:history="1">
+      <w:hyperlink r:id="rId31" w:history="1">
         <w:r>
           <w:rPr>
             <w:rStyle w:val="Hyperlink"/>
@@ -11227,7 +11238,7 @@
         </w:rPr>
         <w:t xml:space="preserve">Available from: </w:t>
       </w:r>
-      <w:hyperlink r:id="rId31" w:anchor="Abs1" w:history="1">
+      <w:hyperlink r:id="rId32" w:anchor="Abs1" w:history="1">
         <w:r>
           <w:rPr>
             <w:rStyle w:val="Hyperlink"/>
@@ -11328,7 +11339,7 @@
         </w:rPr>
         <w:t xml:space="preserve">. Available from: </w:t>
       </w:r>
-      <w:hyperlink r:id="rId32" w:history="1">
+      <w:hyperlink r:id="rId33" w:history="1">
         <w:r>
           <w:rPr>
             <w:rStyle w:val="Hyperlink"/>
@@ -11397,7 +11408,7 @@
         </w:rPr>
         <w:t xml:space="preserve">Samba Recovery (Mar 4, 2025) Average Human Attention Span Statistics &amp; Facts [2024]. Available from: </w:t>
       </w:r>
-      <w:hyperlink r:id="rId33" w:history="1">
+      <w:hyperlink r:id="rId34" w:history="1">
         <w:r>
           <w:rPr>
             <w:rStyle w:val="Hyperlink"/>
@@ -11490,7 +11501,7 @@
         </w:rPr>
         <w:t xml:space="preserve">. Available from: </w:t>
       </w:r>
-      <w:hyperlink r:id="rId34" w:history="1">
+      <w:hyperlink r:id="rId35" w:history="1">
         <w:r>
           <w:rPr>
             <w:rStyle w:val="Hyperlink"/>
@@ -11641,7 +11652,7 @@
         </w:rPr>
         <w:t xml:space="preserve"> (Jun 27, 2022) Exploring the Benefits of Art-Based Kinesthetic Activities in the College Classroom. Available from: </w:t>
       </w:r>
-      <w:hyperlink r:id="rId35" w:history="1">
+      <w:hyperlink r:id="rId36" w:history="1">
         <w:r>
           <w:rPr>
             <w:rStyle w:val="Hyperlink"/>
@@ -11727,7 +11738,7 @@
         </w:rPr>
         <w:t xml:space="preserve">. Available from: </w:t>
       </w:r>
-      <w:hyperlink r:id="rId36" w:history="1">
+      <w:hyperlink r:id="rId37" w:history="1">
         <w:r>
           <w:rPr>
             <w:rStyle w:val="Hyperlink"/>
@@ -11854,7 +11865,7 @@
         </w:rPr>
         <w:t xml:space="preserve">Veli-Matti Karhulahti (Sept, 2013) A Kinesthetic Theory of Videogames: Time-Critical Challenge and Aporetic Rhematic. Available from: </w:t>
       </w:r>
-      <w:hyperlink r:id="rId37" w:history="1">
+      <w:hyperlink r:id="rId38" w:history="1">
         <w:r>
           <w:rPr>
             <w:rStyle w:val="Hyperlink"/>
@@ -12037,7 +12048,15 @@
           <w:sz w:val="18"/>
           <w:szCs w:val="18"/>
         </w:rPr>
-        <w:t>. Available from:</w:t>
+        <w:t xml:space="preserve">. Available </w:t>
+      </w:r>
+      <w:r>
+        <w:rPr>
+          <w:rFonts w:ascii="Verdana" w:hAnsi="Verdana"/>
+          <w:sz w:val="18"/>
+          <w:szCs w:val="18"/>
+        </w:rPr>
+        <w:t>from:</w:t>
       </w:r>
       <w:r>
         <w:rPr>
@@ -12123,7 +12142,7 @@
         </w:rPr>
         <w:t xml:space="preserve"> (no date) Pattern Recognition. Available from: </w:t>
       </w:r>
-      <w:hyperlink r:id="rId38" w:history="1">
+      <w:hyperlink r:id="rId39" w:history="1">
         <w:r>
           <w:rPr>
             <w:rStyle w:val="Hyperlink"/>
@@ -12278,7 +12297,7 @@
         </w:rPr>
         <w:t xml:space="preserve">Anon (Aug 23, 2024) Exploring Cognitive Skills: Pattern Recognition. Available from: </w:t>
       </w:r>
-      <w:hyperlink r:id="rId39" w:history="1">
+      <w:hyperlink r:id="rId40" w:history="1">
         <w:r>
           <w:rPr>
             <w:rStyle w:val="Hyperlink"/>
@@ -12355,7 +12374,7 @@
         </w:rPr>
         <w:t xml:space="preserve">ns. Available from: </w:t>
       </w:r>
-      <w:hyperlink r:id="rId40" w:history="1">
+      <w:hyperlink r:id="rId41" w:history="1">
         <w:r>
           <w:rPr>
             <w:rStyle w:val="Hyperlink"/>
@@ -12424,7 +12443,7 @@
         </w:rPr>
         <w:t xml:space="preserve">Jennifer Logan (Mar 13, 2023) What is the Neocortex?. Available from: </w:t>
       </w:r>
-      <w:hyperlink r:id="rId41" w:history="1">
+      <w:hyperlink r:id="rId42" w:history="1">
         <w:r>
           <w:rPr>
             <w:rStyle w:val="Hyperlink"/>
@@ -12441,15 +12460,7 @@
           <w:sz w:val="18"/>
           <w:szCs w:val="18"/>
         </w:rPr>
-        <w:t xml:space="preserve">. </w:t>
-      </w:r>
-      <w:r>
-        <w:rPr>
-          <w:rFonts w:ascii="Verdana" w:hAnsi="Verdana"/>
-          <w:sz w:val="18"/>
-          <w:szCs w:val="18"/>
-        </w:rPr>
-        <w:t xml:space="preserve"> </w:t>
+        <w:t xml:space="preserve">.  </w:t>
       </w:r>
       <w:r>
         <w:rPr>
@@ -12501,7 +12512,7 @@
         </w:rPr>
         <w:t xml:space="preserve">Miryam Naddaf and Nature Magazine (Sept 27, 2024) How Your Brain Detects Patters without Conscious Thought. Available from: </w:t>
       </w:r>
-      <w:hyperlink r:id="rId42" w:history="1">
+      <w:hyperlink r:id="rId43" w:anchor=":~:text=The%20human%20brain%20is%20constantly,brain%20tissue%20for%20medical%20reasons" w:history="1">
         <w:r>
           <w:rPr>
             <w:rStyle w:val="Hyperlink"/>
@@ -12586,7 +12597,7 @@
         </w:rPr>
         <w:t xml:space="preserve"> (May 31, 2018) This is your brain detecting patterns. Available from: </w:t>
       </w:r>
-      <w:hyperlink r:id="rId43" w:history="1">
+      <w:hyperlink r:id="rId44" w:history="1">
         <w:r>
           <w:rPr>
             <w:rStyle w:val="Hyperlink"/>
@@ -12921,7 +12932,7 @@
         </w:rPr>
         <w:t xml:space="preserve">[Online] Available from </w:t>
       </w:r>
-      <w:hyperlink r:id="rId44" w:history="1">
+      <w:hyperlink r:id="rId45" w:history="1">
         <w:r>
           <w:rPr>
             <w:rStyle w:val="Hyperlink"/>
@@ -12950,7 +12961,6 @@
           <w:sz w:val="18"/>
           <w:szCs w:val="18"/>
         </w:rPr>
-        <w:lastRenderedPageBreak/>
         <w:t>[last access: 23</w:t>
       </w:r>
       <w:r>
@@ -16211,6 +16221,7 @@
   <w:style w:type="character" w:default="1" w:styleId="DefaultParagraphFont">
     <w:name w:val="Default Paragraph Font"/>
     <w:uiPriority w:val="1"/>
+    <w:semiHidden/>
     <w:unhideWhenUsed/>
   </w:style>
   <w:style w:type="table" w:default="1" w:styleId="TableNormal">
@@ -17135,10 +17146,6 @@
 </file>
 
 <file path=customXml/item1.xml><?xml version="1.0" encoding="utf-8"?>
-<b:Sources xmlns:b="http://schemas.openxmlformats.org/officeDocument/2006/bibliography" xmlns="http://schemas.openxmlformats.org/officeDocument/2006/bibliography" SelectedStyle="/APA.XSL" StyleName="APA"/>
-</file>
-
-<file path=customXml/item2.xml><?xml version="1.0" encoding="utf-8"?>
 <?mso-contentType ?>
 <FormTemplates xmlns="http://schemas.microsoft.com/sharepoint/v3/contenttype/forms">
   <Display>DocumentLibraryForm</Display>
@@ -17147,22 +17154,11 @@
 </FormTemplates>
 </file>
 
-<file path=customXml/item3.xml><?xml version="1.0" encoding="utf-8"?>
-<p:properties xmlns:p="http://schemas.microsoft.com/office/2006/metadata/properties" xmlns:xsi="http://www.w3.org/2001/XMLSchema-instance" xmlns:pc="http://schemas.microsoft.com/office/infopath/2007/PartnerControls">
-  <documentManagement>
-    <lcf76f155ced4ddcb4097134ff3c332f xmlns="3ca5950f-9dc6-4fa2-8e6b-e8b0d1a55fc5">
-      <Terms xmlns="http://schemas.microsoft.com/office/infopath/2007/PartnerControls"/>
-    </lcf76f155ced4ddcb4097134ff3c332f>
-    <link xmlns="3ca5950f-9dc6-4fa2-8e6b-e8b0d1a55fc5">
-      <Url xsi:nil="true"/>
-      <Description xsi:nil="true"/>
-    </link>
-    <TaxCatchAll xmlns="da5699a2-2791-44c0-bb0a-d0c081c141e6" xsi:nil="true"/>
-  </documentManagement>
-</p:properties>
+<file path=customXml/item2.xml><?xml version="1.0" encoding="utf-8"?>
+<b:Sources xmlns:b="http://schemas.openxmlformats.org/officeDocument/2006/bibliography" xmlns="http://schemas.openxmlformats.org/officeDocument/2006/bibliography" SelectedStyle="/APA.XSL" StyleName="APA"/>
 </file>
 
-<file path=customXml/item4.xml><?xml version="1.0" encoding="utf-8"?>
+<file path=customXml/item3.xml><?xml version="1.0" encoding="utf-8"?>
 <ct:contentTypeSchema xmlns:ct="http://schemas.microsoft.com/office/2006/metadata/contentType" xmlns:ma="http://schemas.microsoft.com/office/2006/metadata/properties/metaAttributes" ct:_="" ma:_="" ma:contentTypeName="Document" ma:contentTypeID="0x0101001BC1D44B3665304E9EFFB6B26E5C1EDB" ma:contentTypeVersion="17" ma:contentTypeDescription="Create a new document." ma:contentTypeScope="" ma:versionID="ebe7ffaa3beae6c2692551344dbac989">
   <xsd:schema xmlns:xsd="http://www.w3.org/2001/XMLSchema" xmlns:xs="http://www.w3.org/2001/XMLSchema" xmlns:p="http://schemas.microsoft.com/office/2006/metadata/properties" xmlns:ns2="3ca5950f-9dc6-4fa2-8e6b-e8b0d1a55fc5" xmlns:ns3="da5699a2-2791-44c0-bb0a-d0c081c141e6" targetNamespace="http://schemas.microsoft.com/office/2006/metadata/properties" ma:root="true" ma:fieldsID="fbc6f3879e7a0016066cbb62231de351" ns2:_="" ns3:_="">
     <xsd:import namespace="3ca5950f-9dc6-4fa2-8e6b-e8b0d1a55fc5"/>
@@ -17418,7 +17414,30 @@
 </ct:contentTypeSchema>
 </file>
 
+<file path=customXml/item4.xml><?xml version="1.0" encoding="utf-8"?>
+<p:properties xmlns:p="http://schemas.microsoft.com/office/2006/metadata/properties" xmlns:xsi="http://www.w3.org/2001/XMLSchema-instance" xmlns:pc="http://schemas.microsoft.com/office/infopath/2007/PartnerControls">
+  <documentManagement>
+    <lcf76f155ced4ddcb4097134ff3c332f xmlns="3ca5950f-9dc6-4fa2-8e6b-e8b0d1a55fc5">
+      <Terms xmlns="http://schemas.microsoft.com/office/infopath/2007/PartnerControls"/>
+    </lcf76f155ced4ddcb4097134ff3c332f>
+    <link xmlns="3ca5950f-9dc6-4fa2-8e6b-e8b0d1a55fc5">
+      <Url xsi:nil="true"/>
+      <Description xsi:nil="true"/>
+    </link>
+    <TaxCatchAll xmlns="da5699a2-2791-44c0-bb0a-d0c081c141e6" xsi:nil="true"/>
+  </documentManagement>
+</p:properties>
+</file>
+
 <file path=customXml/itemProps1.xml><?xml version="1.0" encoding="utf-8"?>
+<ds:datastoreItem xmlns:ds="http://schemas.openxmlformats.org/officeDocument/2006/customXml" ds:itemID="{CE597715-63E8-4A9F-B3CC-57F27D3DCBFB}">
+  <ds:schemaRefs>
+    <ds:schemaRef ds:uri="http://schemas.microsoft.com/sharepoint/v3/contenttype/forms"/>
+  </ds:schemaRefs>
+</ds:datastoreItem>
+</file>
+
+<file path=customXml/itemProps2.xml><?xml version="1.0" encoding="utf-8"?>
 <ds:datastoreItem xmlns:ds="http://schemas.openxmlformats.org/officeDocument/2006/customXml" ds:itemID="{191EA17E-4FF3-6543-9328-B87A43C2CF01}">
   <ds:schemaRefs>
     <ds:schemaRef ds:uri="http://schemas.openxmlformats.org/officeDocument/2006/bibliography"/>
@@ -17426,26 +17445,7 @@
 </ds:datastoreItem>
 </file>
 
-<file path=customXml/itemProps2.xml><?xml version="1.0" encoding="utf-8"?>
-<ds:datastoreItem xmlns:ds="http://schemas.openxmlformats.org/officeDocument/2006/customXml" ds:itemID="{CE597715-63E8-4A9F-B3CC-57F27D3DCBFB}">
-  <ds:schemaRefs>
-    <ds:schemaRef ds:uri="http://schemas.microsoft.com/sharepoint/v3/contenttype/forms"/>
-  </ds:schemaRefs>
-</ds:datastoreItem>
-</file>
-
 <file path=customXml/itemProps3.xml><?xml version="1.0" encoding="utf-8"?>
-<ds:datastoreItem xmlns:ds="http://schemas.openxmlformats.org/officeDocument/2006/customXml" ds:itemID="{37169F2F-1A49-4A9E-A13A-BBD6F4DE6A1B}">
-  <ds:schemaRefs>
-    <ds:schemaRef ds:uri="http://schemas.microsoft.com/office/2006/metadata/properties"/>
-    <ds:schemaRef ds:uri="http://schemas.microsoft.com/office/infopath/2007/PartnerControls"/>
-    <ds:schemaRef ds:uri="3ca5950f-9dc6-4fa2-8e6b-e8b0d1a55fc5"/>
-    <ds:schemaRef ds:uri="da5699a2-2791-44c0-bb0a-d0c081c141e6"/>
-  </ds:schemaRefs>
-</ds:datastoreItem>
-</file>
-
-<file path=customXml/itemProps4.xml><?xml version="1.0" encoding="utf-8"?>
 <ds:datastoreItem xmlns:ds="http://schemas.openxmlformats.org/officeDocument/2006/customXml" ds:itemID="{F6547193-3E93-40A7-96AB-43C0DF37402B}">
   <ds:schemaRefs>
     <ds:schemaRef ds:uri="http://schemas.microsoft.com/office/2006/metadata/contentType"/>
@@ -17462,4 +17462,15 @@
     <ds:schemaRef ds:uri="http://schemas.microsoft.com/internal/obd"/>
   </ds:schemaRefs>
 </ds:datastoreItem>
+</file>
+
+<file path=customXml/itemProps4.xml><?xml version="1.0" encoding="utf-8"?>
+<ds:datastoreItem xmlns:ds="http://schemas.openxmlformats.org/officeDocument/2006/customXml" ds:itemID="{37169F2F-1A49-4A9E-A13A-BBD6F4DE6A1B}">
+  <ds:schemaRefs>
+    <ds:schemaRef ds:uri="http://schemas.microsoft.com/office/2006/metadata/properties"/>
+    <ds:schemaRef ds:uri="http://schemas.microsoft.com/office/infopath/2007/PartnerControls"/>
+    <ds:schemaRef ds:uri="3ca5950f-9dc6-4fa2-8e6b-e8b0d1a55fc5"/>
+    <ds:schemaRef ds:uri="da5699a2-2791-44c0-bb0a-d0c081c141e6"/>
+  </ds:schemaRefs>
+</ds:datastoreItem>
 </file>
--- a/Dis Report.docx
+++ b/Dis Report.docx
@@ -218,7 +218,7 @@
                         <a:effectLst/>
                         <a:extLst>
                           <a:ext uri="{C572A759-6A51-4108-AA02-DFA0A04FC94B}">
-                            <ma14:wrappingTextBoxFlag xmlns="" xmlns:mo="http://schemas.microsoft.com/office/mac/office/2008/main" xmlns:mv="urn:schemas-microsoft-com:mac:vml" xmlns:o="urn:schemas-microsoft-com:office:office" xmlns:v="urn:schemas-microsoft-com:vml" xmlns:w10="urn:schemas-microsoft-com:office:word" xmlns:w="http://schemas.openxmlformats.org/wordprocessingml/2006/main" xmlns:ma14="http://schemas.microsoft.com/office/mac/drawingml/2011/main"/>
+                            <ma14:wrappingTextBoxFlag xmlns:ma14="http://schemas.microsoft.com/office/mac/drawingml/2011/main" xmlns:w="http://schemas.openxmlformats.org/wordprocessingml/2006/main" xmlns:w10="urn:schemas-microsoft-com:office:word" xmlns:v="urn:schemas-microsoft-com:vml" xmlns:o="urn:schemas-microsoft-com:office:office" xmlns:mv="urn:schemas-microsoft-com:mac:vml" xmlns:mo="http://schemas.microsoft.com/office/mac/office/2008/main" xmlns=""/>
                           </a:ext>
                         </a:extLst>
                       </wps:spPr>
@@ -1095,8 +1095,9 @@
           <w:szCs w:val="18"/>
           <w:lang w:val="en-GB"/>
         </w:rPr>
-        <w:t xml:space="preserve"> / administration interface</w:t>
-      </w:r>
+        <w:t xml:space="preserve"> / administration </w:t>
+      </w:r>
+      <w:proofErr w:type="gramStart"/>
       <w:r>
         <w:rPr>
           <w:rFonts w:ascii="Verdana" w:hAnsi="Verdana"/>
@@ -1104,8 +1105,18 @@
           <w:szCs w:val="18"/>
           <w:lang w:val="en-GB"/>
         </w:rPr>
+        <w:t>interface</w:t>
+      </w:r>
+      <w:r>
+        <w:rPr>
+          <w:rFonts w:ascii="Verdana" w:hAnsi="Verdana"/>
+          <w:sz w:val="18"/>
+          <w:szCs w:val="18"/>
+          <w:lang w:val="en-GB"/>
+        </w:rPr>
         <w:t>s</w:t>
       </w:r>
+      <w:proofErr w:type="gramEnd"/>
       <w:r>
         <w:rPr>
           <w:rFonts w:ascii="Verdana" w:hAnsi="Verdana"/>
@@ -1396,7 +1407,27 @@
           <w:szCs w:val="18"/>
           <w:lang w:val="en-GB"/>
         </w:rPr>
-        <w:t xml:space="preserve"> method for providing access to your project you will need to provide instructions here. Also if there is anything we need to know about the work that will not be self-explanatory, then also provide brief instructions here. </w:t>
+        <w:t xml:space="preserve"> method for providing access to your project you will need to provide instructions here. </w:t>
+      </w:r>
+      <w:proofErr w:type="gramStart"/>
+      <w:r>
+        <w:rPr>
+          <w:rFonts w:ascii="Verdana" w:hAnsi="Verdana"/>
+          <w:sz w:val="18"/>
+          <w:szCs w:val="18"/>
+          <w:lang w:val="en-GB"/>
+        </w:rPr>
+        <w:t>Also</w:t>
+      </w:r>
+      <w:proofErr w:type="gramEnd"/>
+      <w:r>
+        <w:rPr>
+          <w:rFonts w:ascii="Verdana" w:hAnsi="Verdana"/>
+          <w:sz w:val="18"/>
+          <w:szCs w:val="18"/>
+          <w:lang w:val="en-GB"/>
+        </w:rPr>
+        <w:t xml:space="preserve"> if there is anything we need to know about the work that will not be self-explanatory, then also provide brief instructions here. </w:t>
       </w:r>
       <w:r>
         <w:rPr>
@@ -1912,7 +1943,43 @@
           <w:sz w:val="18"/>
           <w:szCs w:val="18"/>
         </w:rPr>
-        <w:t>A Unity project accessable from a GitHub link</w:t>
+        <w:t>A Unity</w:t>
+      </w:r>
+      <w:r>
+        <w:rPr>
+          <w:rFonts w:ascii="Verdana" w:hAnsi="Verdana"/>
+          <w:bCs/>
+          <w:noProof/>
+          <w:sz w:val="18"/>
+          <w:szCs w:val="18"/>
+        </w:rPr>
+        <w:t xml:space="preserve"> (</w:t>
+      </w:r>
+      <w:r>
+        <w:rPr>
+          <w:rFonts w:ascii="Verdana" w:hAnsi="Verdana"/>
+          <w:sz w:val="18"/>
+          <w:szCs w:val="18"/>
+        </w:rPr>
+        <w:t>Unity Technologies</w:t>
+      </w:r>
+      <w:r>
+        <w:rPr>
+          <w:rFonts w:ascii="Verdana" w:hAnsi="Verdana"/>
+          <w:sz w:val="18"/>
+          <w:szCs w:val="18"/>
+        </w:rPr>
+        <w:t>,2024)</w:t>
+      </w:r>
+      <w:r>
+        <w:rPr>
+          <w:rFonts w:ascii="Verdana" w:hAnsi="Verdana"/>
+          <w:bCs/>
+          <w:noProof/>
+          <w:sz w:val="18"/>
+          <w:szCs w:val="18"/>
+        </w:rPr>
+        <w:t xml:space="preserve"> project accessable from a GitHub link</w:t>
       </w:r>
     </w:p>
     <w:p>
@@ -2104,14 +2171,25 @@
           <w:szCs w:val="18"/>
         </w:rPr>
       </w:pPr>
-      <w:r>
-        <w:rPr>
-          <w:rFonts w:ascii="Verdana" w:hAnsi="Verdana"/>
-          <w:color w:val="FF0000"/>
-          <w:sz w:val="18"/>
-          <w:szCs w:val="18"/>
-        </w:rPr>
-        <w:t>So in this</w:t>
+      <w:proofErr w:type="gramStart"/>
+      <w:r>
+        <w:rPr>
+          <w:rFonts w:ascii="Verdana" w:hAnsi="Verdana"/>
+          <w:color w:val="FF0000"/>
+          <w:sz w:val="18"/>
+          <w:szCs w:val="18"/>
+        </w:rPr>
+        <w:t>So</w:t>
+      </w:r>
+      <w:proofErr w:type="gramEnd"/>
+      <w:r>
+        <w:rPr>
+          <w:rFonts w:ascii="Verdana" w:hAnsi="Verdana"/>
+          <w:color w:val="FF0000"/>
+          <w:sz w:val="18"/>
+          <w:szCs w:val="18"/>
+        </w:rPr>
+        <w:t xml:space="preserve"> in this</w:t>
       </w:r>
       <w:r>
         <w:rPr>
@@ -4067,13 +4145,23 @@
         </w:rPr>
         <w:t xml:space="preserve">(2020) did a study into how different students used different learning styles to help remember information provided to them with a focus on kinaesthetic learning. Medical students were tested on how well they retained the information about human organs. With human organs being a </w:t>
       </w:r>
-      <w:r>
-        <w:rPr>
-          <w:rFonts w:ascii="Verdana" w:hAnsi="Verdana"/>
-          <w:sz w:val="18"/>
-          <w:szCs w:val="18"/>
-        </w:rPr>
-        <w:t xml:space="preserve">physical object students </w:t>
+      <w:proofErr w:type="gramStart"/>
+      <w:r>
+        <w:rPr>
+          <w:rFonts w:ascii="Verdana" w:hAnsi="Verdana"/>
+          <w:sz w:val="18"/>
+          <w:szCs w:val="18"/>
+        </w:rPr>
+        <w:t>physical object students</w:t>
+      </w:r>
+      <w:proofErr w:type="gramEnd"/>
+      <w:r>
+        <w:rPr>
+          <w:rFonts w:ascii="Verdana" w:hAnsi="Verdana"/>
+          <w:sz w:val="18"/>
+          <w:szCs w:val="18"/>
+        </w:rPr>
+        <w:t xml:space="preserve"> </w:t>
       </w:r>
       <w:r>
         <w:rPr>
@@ -4201,7 +4289,23 @@
           <w:sz w:val="18"/>
           <w:szCs w:val="18"/>
         </w:rPr>
-        <w:t xml:space="preserve"> Another paper by Sarah N and Brin G (2022) looked into how art-based kinaesthetic activities impacted college classrooms. The results amounted in a higher and more positive perception of the topic along side a higher retention of information. </w:t>
+        <w:t xml:space="preserve"> Another paper by Sarah N and Brin G (2022) looked into how art-based kinaesthetic activities impacted college classrooms. The results amounted in a higher and more positive perception of the topic </w:t>
+      </w:r>
+      <w:r>
+        <w:rPr>
+          <w:rFonts w:ascii="Verdana" w:hAnsi="Verdana"/>
+          <w:sz w:val="18"/>
+          <w:szCs w:val="18"/>
+        </w:rPr>
+        <w:t>alongside</w:t>
+      </w:r>
+      <w:r>
+        <w:rPr>
+          <w:rFonts w:ascii="Verdana" w:hAnsi="Verdana"/>
+          <w:sz w:val="18"/>
+          <w:szCs w:val="18"/>
+        </w:rPr>
+        <w:t xml:space="preserve"> a higher retention of information. </w:t>
       </w:r>
     </w:p>
     <w:p>
@@ -6279,6 +6383,9 @@
           <w:ilvl w:val="0"/>
           <w:numId w:val="11"/>
         </w:numPr>
+        <w:pBdr>
+          <w:bottom w:val="single" w:sz="6" w:space="1" w:color="auto"/>
+        </w:pBdr>
         <w:jc w:val="both"/>
         <w:rPr>
           <w:rFonts w:ascii="Verdana" w:hAnsi="Verdana"/>
@@ -6292,76 +6399,7 @@
           <w:sz w:val="18"/>
           <w:szCs w:val="18"/>
         </w:rPr>
-        <w:t>Artifact initial development</w:t>
-      </w:r>
-    </w:p>
-    <w:p>
-      <w:pPr>
-        <w:pStyle w:val="ListParagraph"/>
-        <w:numPr>
-          <w:ilvl w:val="0"/>
-          <w:numId w:val="11"/>
-        </w:numPr>
-        <w:jc w:val="both"/>
-        <w:rPr>
-          <w:rFonts w:ascii="Verdana" w:hAnsi="Verdana"/>
-          <w:sz w:val="18"/>
-          <w:szCs w:val="18"/>
-        </w:rPr>
-      </w:pPr>
-      <w:r>
-        <w:rPr>
-          <w:rFonts w:ascii="Verdana" w:hAnsi="Verdana"/>
-          <w:sz w:val="18"/>
-          <w:szCs w:val="18"/>
-        </w:rPr>
-        <w:t>Artifact improvements</w:t>
-      </w:r>
-    </w:p>
-    <w:p>
-      <w:pPr>
-        <w:pStyle w:val="ListParagraph"/>
-        <w:numPr>
-          <w:ilvl w:val="0"/>
-          <w:numId w:val="11"/>
-        </w:numPr>
-        <w:jc w:val="both"/>
-        <w:rPr>
-          <w:rFonts w:ascii="Verdana" w:hAnsi="Verdana"/>
-          <w:sz w:val="18"/>
-          <w:szCs w:val="18"/>
-        </w:rPr>
-      </w:pPr>
-      <w:r>
-        <w:rPr>
-          <w:rFonts w:ascii="Verdana" w:hAnsi="Verdana"/>
-          <w:sz w:val="18"/>
-          <w:szCs w:val="18"/>
-        </w:rPr>
-        <w:t>Playtesting</w:t>
-      </w:r>
-    </w:p>
-    <w:p>
-      <w:pPr>
-        <w:pStyle w:val="ListParagraph"/>
-        <w:numPr>
-          <w:ilvl w:val="0"/>
-          <w:numId w:val="11"/>
-        </w:numPr>
-        <w:jc w:val="both"/>
-        <w:rPr>
-          <w:rFonts w:ascii="Verdana" w:hAnsi="Verdana"/>
-          <w:sz w:val="18"/>
-          <w:szCs w:val="18"/>
-        </w:rPr>
-      </w:pPr>
-      <w:r>
-        <w:rPr>
-          <w:rFonts w:ascii="Verdana" w:hAnsi="Verdana"/>
-          <w:sz w:val="18"/>
-          <w:szCs w:val="18"/>
-        </w:rPr>
-        <w:t>Artifact iterations</w:t>
+        <w:t>Player controller</w:t>
       </w:r>
     </w:p>
     <w:p>
@@ -6387,7 +6425,59 @@
           <w:sz w:val="18"/>
           <w:szCs w:val="18"/>
         </w:rPr>
-        <w:t>Data collection and management</w:t>
+        <w:t>Level design</w:t>
+      </w:r>
+    </w:p>
+    <w:p>
+      <w:pPr>
+        <w:pStyle w:val="ListParagraph"/>
+        <w:numPr>
+          <w:ilvl w:val="0"/>
+          <w:numId w:val="11"/>
+        </w:numPr>
+        <w:pBdr>
+          <w:bottom w:val="single" w:sz="6" w:space="1" w:color="auto"/>
+        </w:pBdr>
+        <w:jc w:val="both"/>
+        <w:rPr>
+          <w:rFonts w:ascii="Verdana" w:hAnsi="Verdana"/>
+          <w:sz w:val="18"/>
+          <w:szCs w:val="18"/>
+        </w:rPr>
+      </w:pPr>
+      <w:r>
+        <w:rPr>
+          <w:rFonts w:ascii="Verdana" w:hAnsi="Verdana"/>
+          <w:sz w:val="18"/>
+          <w:szCs w:val="18"/>
+        </w:rPr>
+        <w:t>Hazards</w:t>
+      </w:r>
+    </w:p>
+    <w:p>
+      <w:pPr>
+        <w:pStyle w:val="ListParagraph"/>
+        <w:numPr>
+          <w:ilvl w:val="0"/>
+          <w:numId w:val="11"/>
+        </w:numPr>
+        <w:pBdr>
+          <w:bottom w:val="single" w:sz="6" w:space="1" w:color="auto"/>
+        </w:pBdr>
+        <w:jc w:val="both"/>
+        <w:rPr>
+          <w:rFonts w:ascii="Verdana" w:hAnsi="Verdana"/>
+          <w:sz w:val="18"/>
+          <w:szCs w:val="18"/>
+        </w:rPr>
+      </w:pPr>
+      <w:r>
+        <w:rPr>
+          <w:rFonts w:ascii="Verdana" w:hAnsi="Verdana"/>
+          <w:sz w:val="18"/>
+          <w:szCs w:val="18"/>
+        </w:rPr>
+        <w:t>Tutorial implementation</w:t>
       </w:r>
     </w:p>
     <w:p>
@@ -6422,7 +6512,7 @@
           <w:sz w:val="18"/>
           <w:szCs w:val="18"/>
         </w:rPr>
-        <w:t>.1</w:t>
+        <w:t xml:space="preserve"> </w:t>
       </w:r>
       <w:r>
         <w:rPr>
@@ -6433,12 +6523,9 @@
           <w:sz w:val="18"/>
           <w:szCs w:val="18"/>
         </w:rPr>
-        <w:t xml:space="preserve"> Initial Artifct Development</w:t>
-      </w:r>
-    </w:p>
-    <w:p>
-      <w:pPr>
-        <w:jc w:val="both"/>
+        <w:t xml:space="preserve">Initial Artifct </w:t>
+      </w:r>
+      <w:r>
         <w:rPr>
           <w:rFonts w:ascii="Verdana" w:hAnsi="Verdana"/>
           <w:b/>
@@ -6447,7 +6534,8 @@
           <w:sz w:val="18"/>
           <w:szCs w:val="18"/>
         </w:rPr>
-      </w:pPr>
+        <w:t>Inspiration</w:t>
+      </w:r>
     </w:p>
     <w:p>
       <w:pPr>
@@ -6461,7 +6549,10 @@
           <w:szCs w:val="18"/>
         </w:rPr>
       </w:pPr>
-      <w:r>
+    </w:p>
+    <w:p>
+      <w:pPr>
+        <w:jc w:val="both"/>
         <w:rPr>
           <w:rFonts w:ascii="Verdana" w:hAnsi="Verdana"/>
           <w:b/>
@@ -6470,7 +6561,28 @@
           <w:sz w:val="18"/>
           <w:szCs w:val="18"/>
         </w:rPr>
-        <w:t>5.1.2</w:t>
+      </w:pPr>
+      <w:r>
+        <w:rPr>
+          <w:rFonts w:ascii="Verdana" w:hAnsi="Verdana"/>
+          <w:b/>
+          <w:bCs/>
+          <w:noProof/>
+          <w:sz w:val="18"/>
+          <w:szCs w:val="18"/>
+        </w:rPr>
+        <w:t>5.</w:t>
+      </w:r>
+      <w:r>
+        <w:rPr>
+          <w:rFonts w:ascii="Verdana" w:hAnsi="Verdana"/>
+          <w:b/>
+          <w:bCs/>
+          <w:noProof/>
+          <w:sz w:val="18"/>
+          <w:szCs w:val="18"/>
+        </w:rPr>
+        <w:t>2 Player Controller Set-Up</w:t>
       </w:r>
     </w:p>
     <w:p>
@@ -6478,19 +6590,32 @@
         <w:jc w:val="both"/>
         <w:rPr>
           <w:rFonts w:ascii="Verdana" w:hAnsi="Verdana"/>
-          <w:noProof/>
-          <w:sz w:val="18"/>
-          <w:szCs w:val="18"/>
-        </w:rPr>
-      </w:pPr>
-      <w:r>
-        <w:rPr>
-          <w:rFonts w:ascii="Verdana" w:hAnsi="Verdana"/>
+          <w:b/>
           <w:bCs/>
           <w:noProof/>
           <w:sz w:val="18"/>
           <w:szCs w:val="18"/>
         </w:rPr>
+      </w:pPr>
+    </w:p>
+    <w:p>
+      <w:pPr>
+        <w:jc w:val="both"/>
+        <w:rPr>
+          <w:rFonts w:ascii="Verdana" w:hAnsi="Verdana"/>
+          <w:noProof/>
+          <w:sz w:val="18"/>
+          <w:szCs w:val="18"/>
+        </w:rPr>
+      </w:pPr>
+      <w:r>
+        <w:rPr>
+          <w:rFonts w:ascii="Verdana" w:hAnsi="Verdana"/>
+          <w:bCs/>
+          <w:noProof/>
+          <w:sz w:val="18"/>
+          <w:szCs w:val="18"/>
+        </w:rPr>
         <w:t>------------------------------------------------------</w:t>
       </w:r>
     </w:p>
@@ -6821,7 +6946,27 @@
           <w:sz w:val="18"/>
           <w:szCs w:val="18"/>
         </w:rPr>
-        <w:t xml:space="preserve"> to your reader when one topic / stage is done and the next one starts</w:t>
+        <w:t xml:space="preserve"> to your reader when one topic / stage is </w:t>
+      </w:r>
+      <w:proofErr w:type="gramStart"/>
+      <w:r>
+        <w:rPr>
+          <w:rFonts w:ascii="Verdana" w:hAnsi="Verdana"/>
+          <w:color w:val="FF0000"/>
+          <w:sz w:val="18"/>
+          <w:szCs w:val="18"/>
+        </w:rPr>
+        <w:t>done</w:t>
+      </w:r>
+      <w:proofErr w:type="gramEnd"/>
+      <w:r>
+        <w:rPr>
+          <w:rFonts w:ascii="Verdana" w:hAnsi="Verdana"/>
+          <w:color w:val="FF0000"/>
+          <w:sz w:val="18"/>
+          <w:szCs w:val="18"/>
+        </w:rPr>
+        <w:t xml:space="preserve"> and the next one starts</w:t>
       </w:r>
       <w:r>
         <w:rPr>
@@ -8241,7 +8386,27 @@
           <w:szCs w:val="18"/>
         </w:rPr>
         <w:br/>
-        <w:t xml:space="preserve">For short code examples please use Courier Regular, 9pt. &lt;br /&gt; </w:t>
+        <w:t>For short code examples please use Courier Regular, 9pt. &lt;</w:t>
+      </w:r>
+      <w:proofErr w:type="spellStart"/>
+      <w:r>
+        <w:rPr>
+          <w:rFonts w:ascii="Courier" w:hAnsi="Courier"/>
+          <w:color w:val="FF0000"/>
+          <w:sz w:val="18"/>
+          <w:szCs w:val="18"/>
+        </w:rPr>
+        <w:t>br</w:t>
+      </w:r>
+      <w:proofErr w:type="spellEnd"/>
+      <w:r>
+        <w:rPr>
+          <w:rFonts w:ascii="Courier" w:hAnsi="Courier"/>
+          <w:color w:val="FF0000"/>
+          <w:sz w:val="18"/>
+          <w:szCs w:val="18"/>
+        </w:rPr>
+        <w:t xml:space="preserve"> /&gt; </w:t>
       </w:r>
       <w:r>
         <w:rPr>
@@ -8505,7 +8670,7 @@
                         <a:effectLst/>
                         <a:extLst>
                           <a:ext uri="{C572A759-6A51-4108-AA02-DFA0A04FC94B}">
-                            <ma14:wrappingTextBoxFlag xmlns="" xmlns:mo="http://schemas.microsoft.com/office/mac/office/2008/main" xmlns:mv="urn:schemas-microsoft-com:mac:vml" xmlns:o="urn:schemas-microsoft-com:office:office" xmlns:v="urn:schemas-microsoft-com:vml" xmlns:w10="urn:schemas-microsoft-com:office:word" xmlns:w="http://schemas.openxmlformats.org/wordprocessingml/2006/main" xmlns:ma14="http://schemas.microsoft.com/office/mac/drawingml/2011/main"/>
+                            <ma14:wrappingTextBoxFlag xmlns:ma14="http://schemas.microsoft.com/office/mac/drawingml/2011/main" xmlns:w="http://schemas.openxmlformats.org/wordprocessingml/2006/main" xmlns:w10="urn:schemas-microsoft-com:office:word" xmlns:v="urn:schemas-microsoft-com:vml" xmlns:o="urn:schemas-microsoft-com:office:office" xmlns:mv="urn:schemas-microsoft-com:mac:vml" xmlns:mo="http://schemas.microsoft.com/office/mac/office/2008/main" xmlns=""/>
                           </a:ext>
                         </a:extLst>
                       </wps:spPr>
@@ -9584,7 +9749,27 @@
           <w:sz w:val="18"/>
           <w:szCs w:val="18"/>
         </w:rPr>
-        <w:t xml:space="preserve"> in a professional sense; e.g. have you discovered </w:t>
+        <w:t xml:space="preserve"> in a professional </w:t>
+      </w:r>
+      <w:proofErr w:type="gramStart"/>
+      <w:r>
+        <w:rPr>
+          <w:rFonts w:ascii="Verdana" w:hAnsi="Verdana"/>
+          <w:color w:val="FF0000"/>
+          <w:sz w:val="18"/>
+          <w:szCs w:val="18"/>
+        </w:rPr>
+        <w:t>sense;</w:t>
+      </w:r>
+      <w:proofErr w:type="gramEnd"/>
+      <w:r>
+        <w:rPr>
+          <w:rFonts w:ascii="Verdana" w:hAnsi="Verdana"/>
+          <w:color w:val="FF0000"/>
+          <w:sz w:val="18"/>
+          <w:szCs w:val="18"/>
+        </w:rPr>
+        <w:t xml:space="preserve"> e.g. have you discovered </w:t>
       </w:r>
       <w:r>
         <w:rPr>
@@ -10568,8 +10753,18 @@
           <w:sz w:val="18"/>
           <w:szCs w:val="18"/>
         </w:rPr>
-        <w:t xml:space="preserve"> lasta</w:t>
-      </w:r>
+        <w:t xml:space="preserve"> </w:t>
+      </w:r>
+      <w:proofErr w:type="spellStart"/>
+      <w:r>
+        <w:rPr>
+          <w:rFonts w:ascii="Verdana" w:hAnsi="Verdana"/>
+          <w:sz w:val="18"/>
+          <w:szCs w:val="18"/>
+        </w:rPr>
+        <w:t>lasta</w:t>
+      </w:r>
+      <w:proofErr w:type="spellEnd"/>
       <w:r>
         <w:rPr>
           <w:rFonts w:ascii="Verdana" w:hAnsi="Verdana"/>
@@ -11220,7 +11415,25 @@
           <w:sz w:val="18"/>
           <w:szCs w:val="18"/>
         </w:rPr>
-        <w:t xml:space="preserve"> (Aug 27, 2020) Learning Styles/Preferences Among Medical Students: Kinesthetic Learner’s Multimodal Approach to Learning Anatomy</w:t>
+        <w:t xml:space="preserve"> (Aug 27, 2020) Learning Styles/Preferences Among Medical Students: </w:t>
+      </w:r>
+      <w:proofErr w:type="spellStart"/>
+      <w:r>
+        <w:rPr>
+          <w:rFonts w:ascii="Verdana" w:hAnsi="Verdana"/>
+          <w:sz w:val="18"/>
+          <w:szCs w:val="18"/>
+        </w:rPr>
+        <w:t>Kinesthetic</w:t>
+      </w:r>
+      <w:proofErr w:type="spellEnd"/>
+      <w:r>
+        <w:rPr>
+          <w:rFonts w:ascii="Verdana" w:hAnsi="Verdana"/>
+          <w:sz w:val="18"/>
+          <w:szCs w:val="18"/>
+        </w:rPr>
+        <w:t xml:space="preserve"> Learner’s Multimodal Approach to Learning Anatomy</w:t>
       </w:r>
       <w:r>
         <w:rPr>
@@ -11568,7 +11781,25 @@
           <w:sz w:val="18"/>
           <w:szCs w:val="18"/>
         </w:rPr>
-        <w:t xml:space="preserve">Joe Tranquillo (Jun 22, 2008) Kinesthetic Learning in the Classroom. Available from: </w:t>
+        <w:t xml:space="preserve">Joe Tranquillo (Jun 22, 2008) </w:t>
+      </w:r>
+      <w:proofErr w:type="spellStart"/>
+      <w:r>
+        <w:rPr>
+          <w:rFonts w:ascii="Verdana" w:hAnsi="Verdana"/>
+          <w:sz w:val="18"/>
+          <w:szCs w:val="18"/>
+        </w:rPr>
+        <w:t>Kinesthetic</w:t>
+      </w:r>
+      <w:proofErr w:type="spellEnd"/>
+      <w:r>
+        <w:rPr>
+          <w:rFonts w:ascii="Verdana" w:hAnsi="Verdana"/>
+          <w:sz w:val="18"/>
+          <w:szCs w:val="18"/>
+        </w:rPr>
+        <w:t xml:space="preserve"> Learning in the Classroom. Available from: </w:t>
       </w:r>
       <w:r>
         <w:rPr>
@@ -11650,7 +11881,25 @@
           <w:sz w:val="18"/>
           <w:szCs w:val="18"/>
         </w:rPr>
-        <w:t xml:space="preserve"> (Jun 27, 2022) Exploring the Benefits of Art-Based Kinesthetic Activities in the College Classroom. Available from: </w:t>
+        <w:t xml:space="preserve"> (Jun 27, 2022) Exploring the Benefits of Art-Based </w:t>
+      </w:r>
+      <w:proofErr w:type="spellStart"/>
+      <w:r>
+        <w:rPr>
+          <w:rFonts w:ascii="Verdana" w:hAnsi="Verdana"/>
+          <w:sz w:val="18"/>
+          <w:szCs w:val="18"/>
+        </w:rPr>
+        <w:t>Kinesthetic</w:t>
+      </w:r>
+      <w:proofErr w:type="spellEnd"/>
+      <w:r>
+        <w:rPr>
+          <w:rFonts w:ascii="Verdana" w:hAnsi="Verdana"/>
+          <w:sz w:val="18"/>
+          <w:szCs w:val="18"/>
+        </w:rPr>
+        <w:t xml:space="preserve"> Activities in the College Classroom. Available from: </w:t>
       </w:r>
       <w:hyperlink r:id="rId36" w:history="1">
         <w:r>
@@ -11728,7 +11977,25 @@
           <w:sz w:val="18"/>
           <w:szCs w:val="18"/>
         </w:rPr>
-        <w:t>SimpleK12 Staff (Feb 17, 2025) Kinesthetic Learning Style: Definition, Characteristics &amp; Benefits in 2025</w:t>
+        <w:t xml:space="preserve">SimpleK12 Staff (Feb 17, 2025) </w:t>
+      </w:r>
+      <w:proofErr w:type="spellStart"/>
+      <w:r>
+        <w:rPr>
+          <w:rFonts w:ascii="Verdana" w:hAnsi="Verdana"/>
+          <w:sz w:val="18"/>
+          <w:szCs w:val="18"/>
+        </w:rPr>
+        <w:t>Kinesthetic</w:t>
+      </w:r>
+      <w:proofErr w:type="spellEnd"/>
+      <w:r>
+        <w:rPr>
+          <w:rFonts w:ascii="Verdana" w:hAnsi="Verdana"/>
+          <w:sz w:val="18"/>
+          <w:szCs w:val="18"/>
+        </w:rPr>
+        <w:t xml:space="preserve"> Learning Style: Definition, Characteristics &amp; Benefits in 2025</w:t>
       </w:r>
       <w:r>
         <w:rPr>
@@ -11863,7 +12130,43 @@
           <w:sz w:val="18"/>
           <w:szCs w:val="18"/>
         </w:rPr>
-        <w:t xml:space="preserve">Veli-Matti Karhulahti (Sept, 2013) A Kinesthetic Theory of Videogames: Time-Critical Challenge and Aporetic Rhematic. Available from: </w:t>
+        <w:t>Veli-Matti Karhulahti (</w:t>
+      </w:r>
+      <w:proofErr w:type="gramStart"/>
+      <w:r>
+        <w:rPr>
+          <w:rFonts w:ascii="Verdana" w:hAnsi="Verdana"/>
+          <w:sz w:val="18"/>
+          <w:szCs w:val="18"/>
+        </w:rPr>
+        <w:t>Sept,</w:t>
+      </w:r>
+      <w:proofErr w:type="gramEnd"/>
+      <w:r>
+        <w:rPr>
+          <w:rFonts w:ascii="Verdana" w:hAnsi="Verdana"/>
+          <w:sz w:val="18"/>
+          <w:szCs w:val="18"/>
+        </w:rPr>
+        <w:t xml:space="preserve"> 2013) A </w:t>
+      </w:r>
+      <w:proofErr w:type="spellStart"/>
+      <w:r>
+        <w:rPr>
+          <w:rFonts w:ascii="Verdana" w:hAnsi="Verdana"/>
+          <w:sz w:val="18"/>
+          <w:szCs w:val="18"/>
+        </w:rPr>
+        <w:t>Kinesthetic</w:t>
+      </w:r>
+      <w:proofErr w:type="spellEnd"/>
+      <w:r>
+        <w:rPr>
+          <w:rFonts w:ascii="Verdana" w:hAnsi="Verdana"/>
+          <w:sz w:val="18"/>
+          <w:szCs w:val="18"/>
+        </w:rPr>
+        <w:t xml:space="preserve"> Theory of Videogames: Time-Critical Challenge and Aporetic Rhematic. Available from: </w:t>
       </w:r>
       <w:hyperlink r:id="rId38" w:history="1">
         <w:r>
@@ -11966,7 +12269,25 @@
           <w:sz w:val="18"/>
           <w:szCs w:val="18"/>
         </w:rPr>
-        <w:t xml:space="preserve"> (Jun 14, 2022) 65% of People Prefer Visual Learning, Is teaching Keeping Up?. Available from: </w:t>
+        <w:t xml:space="preserve"> (Jun 14, 2022) 65% of People Prefer Visual Learning, Is teaching Keeping </w:t>
+      </w:r>
+      <w:proofErr w:type="gramStart"/>
+      <w:r>
+        <w:rPr>
+          <w:rFonts w:ascii="Verdana" w:hAnsi="Verdana"/>
+          <w:sz w:val="18"/>
+          <w:szCs w:val="18"/>
+        </w:rPr>
+        <w:t>Up?.</w:t>
+      </w:r>
+      <w:proofErr w:type="gramEnd"/>
+      <w:r>
+        <w:rPr>
+          <w:rFonts w:ascii="Verdana" w:hAnsi="Verdana"/>
+          <w:sz w:val="18"/>
+          <w:szCs w:val="18"/>
+        </w:rPr>
+        <w:t xml:space="preserve"> Available from: </w:t>
       </w:r>
       <w:r>
         <w:rPr>
@@ -12040,23 +12361,25 @@
           <w:sz w:val="18"/>
           <w:szCs w:val="18"/>
         </w:rPr>
-        <w:t>The VARK Modalities: Visual, Aural, Read/write &amp; Kinesthetic</w:t>
-      </w:r>
-      <w:r>
-        <w:rPr>
-          <w:rFonts w:ascii="Verdana" w:hAnsi="Verdana"/>
-          <w:sz w:val="18"/>
-          <w:szCs w:val="18"/>
-        </w:rPr>
-        <w:t xml:space="preserve">. Available </w:t>
-      </w:r>
-      <w:r>
-        <w:rPr>
-          <w:rFonts w:ascii="Verdana" w:hAnsi="Verdana"/>
-          <w:sz w:val="18"/>
-          <w:szCs w:val="18"/>
-        </w:rPr>
-        <w:t>from:</w:t>
+        <w:t xml:space="preserve">The VARK Modalities: Visual, Aural, Read/write &amp; </w:t>
+      </w:r>
+      <w:proofErr w:type="spellStart"/>
+      <w:r>
+        <w:rPr>
+          <w:rFonts w:ascii="Verdana" w:hAnsi="Verdana"/>
+          <w:sz w:val="18"/>
+          <w:szCs w:val="18"/>
+        </w:rPr>
+        <w:t>Kinesthetic</w:t>
+      </w:r>
+      <w:proofErr w:type="spellEnd"/>
+      <w:r>
+        <w:rPr>
+          <w:rFonts w:ascii="Verdana" w:hAnsi="Verdana"/>
+          <w:sz w:val="18"/>
+          <w:szCs w:val="18"/>
+        </w:rPr>
+        <w:t>. Available from:</w:t>
       </w:r>
       <w:r>
         <w:rPr>
@@ -12068,21 +12391,39 @@
         </w:rPr>
         <w:t xml:space="preserve"> </w:t>
       </w:r>
-      <w:r>
-        <w:rPr>
-          <w:rFonts w:ascii="Verdana" w:hAnsi="Verdana"/>
-          <w:sz w:val="18"/>
-          <w:szCs w:val="18"/>
-        </w:rPr>
-        <w:t>https://vark-learn.com/introduction-to-vark/the-vark-modalities/</w:t>
-      </w:r>
-      <w:r>
-        <w:rPr>
-          <w:rFonts w:ascii="Verdana" w:hAnsi="Verdana"/>
-          <w:sz w:val="18"/>
-          <w:szCs w:val="18"/>
-        </w:rPr>
-        <w:t xml:space="preserve"> . </w:t>
+      <w:proofErr w:type="gramStart"/>
+      <w:r>
+        <w:rPr>
+          <w:rFonts w:ascii="Verdana" w:hAnsi="Verdana"/>
+          <w:sz w:val="18"/>
+          <w:szCs w:val="18"/>
+        </w:rPr>
+        <w:t>https://vark-learn.com/introduction-to-</w:t>
+      </w:r>
+      <w:r>
+        <w:rPr>
+          <w:rFonts w:ascii="Verdana" w:hAnsi="Verdana"/>
+          <w:sz w:val="18"/>
+          <w:szCs w:val="18"/>
+        </w:rPr>
+        <w:t>vark/the-vark-modalities/</w:t>
+      </w:r>
+      <w:r>
+        <w:rPr>
+          <w:rFonts w:ascii="Verdana" w:hAnsi="Verdana"/>
+          <w:sz w:val="18"/>
+          <w:szCs w:val="18"/>
+        </w:rPr>
+        <w:t xml:space="preserve"> .</w:t>
+      </w:r>
+      <w:proofErr w:type="gramEnd"/>
+      <w:r>
+        <w:rPr>
+          <w:rFonts w:ascii="Verdana" w:hAnsi="Verdana"/>
+          <w:sz w:val="18"/>
+          <w:szCs w:val="18"/>
+        </w:rPr>
+        <w:t xml:space="preserve"> </w:t>
       </w:r>
       <w:r>
         <w:rPr>
@@ -12441,7 +12782,25 @@
           <w:sz w:val="18"/>
           <w:szCs w:val="18"/>
         </w:rPr>
-        <w:t xml:space="preserve">Jennifer Logan (Mar 13, 2023) What is the Neocortex?. Available from: </w:t>
+        <w:t xml:space="preserve">Jennifer Logan (Mar 13, 2023) What is the </w:t>
+      </w:r>
+      <w:proofErr w:type="gramStart"/>
+      <w:r>
+        <w:rPr>
+          <w:rFonts w:ascii="Verdana" w:hAnsi="Verdana"/>
+          <w:sz w:val="18"/>
+          <w:szCs w:val="18"/>
+        </w:rPr>
+        <w:t>Neocortex?.</w:t>
+      </w:r>
+      <w:proofErr w:type="gramEnd"/>
+      <w:r>
+        <w:rPr>
+          <w:rFonts w:ascii="Verdana" w:hAnsi="Verdana"/>
+          <w:sz w:val="18"/>
+          <w:szCs w:val="18"/>
+        </w:rPr>
+        <w:t xml:space="preserve"> Available from: </w:t>
       </w:r>
       <w:hyperlink r:id="rId42" w:history="1">
         <w:r>
@@ -12638,8 +12997,108 @@
           <w:sz w:val="18"/>
           <w:szCs w:val="18"/>
         </w:rPr>
-        <w:t>: Apr 22, 2025]</w:t>
-      </w:r>
+        <w:t xml:space="preserve">: Apr 22, </w:t>
+      </w:r>
+      <w:r>
+        <w:rPr>
+          <w:rFonts w:ascii="Verdana" w:hAnsi="Verdana"/>
+          <w:sz w:val="18"/>
+          <w:szCs w:val="18"/>
+        </w:rPr>
+        <w:t>2025]</w:t>
+      </w:r>
+    </w:p>
+    <w:p>
+      <w:pPr>
+        <w:rPr>
+          <w:rFonts w:ascii="Verdana" w:hAnsi="Verdana"/>
+          <w:sz w:val="18"/>
+          <w:szCs w:val="18"/>
+        </w:rPr>
+      </w:pPr>
+    </w:p>
+    <w:p>
+      <w:pPr>
+        <w:rPr>
+          <w:rFonts w:ascii="Verdana" w:hAnsi="Verdana"/>
+          <w:sz w:val="18"/>
+          <w:szCs w:val="18"/>
+        </w:rPr>
+      </w:pPr>
+      <w:r>
+        <w:rPr>
+          <w:rFonts w:ascii="Verdana" w:hAnsi="Verdana"/>
+          <w:sz w:val="18"/>
+          <w:szCs w:val="18"/>
+        </w:rPr>
+        <w:t xml:space="preserve">Unity Technologies (April 25, 2024) Unity version 2023.2.20f1. Available from: https://unity.com/releases/editor/archive </w:t>
+      </w:r>
+      <w:r>
+        <w:rPr>
+          <w:rFonts w:ascii="Verdana" w:hAnsi="Verdana"/>
+          <w:sz w:val="18"/>
+          <w:szCs w:val="18"/>
+        </w:rPr>
+        <w:t>[Accessed</w:t>
+      </w:r>
+      <w:r>
+        <w:rPr>
+          <w:rFonts w:ascii="Verdana" w:hAnsi="Verdana"/>
+          <w:sz w:val="18"/>
+          <w:szCs w:val="18"/>
+        </w:rPr>
+        <w:t xml:space="preserve"> last</w:t>
+      </w:r>
+      <w:r>
+        <w:rPr>
+          <w:rFonts w:ascii="Verdana" w:hAnsi="Verdana"/>
+          <w:sz w:val="18"/>
+          <w:szCs w:val="18"/>
+        </w:rPr>
+        <w:t>: Apr 2</w:t>
+      </w:r>
+      <w:r>
+        <w:rPr>
+          <w:rFonts w:ascii="Verdana" w:hAnsi="Verdana"/>
+          <w:sz w:val="18"/>
+          <w:szCs w:val="18"/>
+        </w:rPr>
+        <w:t>6</w:t>
+      </w:r>
+      <w:r>
+        <w:rPr>
+          <w:rFonts w:ascii="Verdana" w:hAnsi="Verdana"/>
+          <w:sz w:val="18"/>
+          <w:szCs w:val="18"/>
+        </w:rPr>
+        <w:t xml:space="preserve">, </w:t>
+      </w:r>
+      <w:r>
+        <w:rPr>
+          <w:rFonts w:ascii="Verdana" w:hAnsi="Verdana"/>
+          <w:sz w:val="18"/>
+          <w:szCs w:val="18"/>
+        </w:rPr>
+        <w:t>2025]</w:t>
+      </w:r>
+    </w:p>
+    <w:p>
+      <w:pPr>
+        <w:rPr>
+          <w:rFonts w:ascii="Verdana" w:hAnsi="Verdana"/>
+          <w:sz w:val="18"/>
+          <w:szCs w:val="18"/>
+        </w:rPr>
+      </w:pPr>
+    </w:p>
+    <w:p>
+      <w:pPr>
+        <w:rPr>
+          <w:rFonts w:ascii="Verdana" w:hAnsi="Verdana"/>
+          <w:sz w:val="18"/>
+          <w:szCs w:val="18"/>
+        </w:rPr>
+      </w:pPr>
     </w:p>
     <w:p>
       <w:pPr>
@@ -12921,7 +13380,40 @@
           <w:sz w:val="18"/>
           <w:szCs w:val="18"/>
         </w:rPr>
-        <w:t xml:space="preserve">UWE Library Services:Study skills - The Harvard System </w:t>
+        <w:t xml:space="preserve">UWE Library </w:t>
+      </w:r>
+      <w:proofErr w:type="spellStart"/>
+      <w:r>
+        <w:rPr>
+          <w:rFonts w:ascii="Verdana" w:hAnsi="Verdana"/>
+          <w:i/>
+          <w:color w:val="FF0000"/>
+          <w:sz w:val="18"/>
+          <w:szCs w:val="18"/>
+        </w:rPr>
+        <w:t>Services:Study</w:t>
+      </w:r>
+      <w:proofErr w:type="spellEnd"/>
+      <w:r>
+        <w:rPr>
+          <w:rFonts w:ascii="Verdana" w:hAnsi="Verdana"/>
+          <w:i/>
+          <w:color w:val="FF0000"/>
+          <w:sz w:val="18"/>
+          <w:szCs w:val="18"/>
+        </w:rPr>
+        <w:t xml:space="preserve"> skills - The Harvard </w:t>
+      </w:r>
+      <w:r>
+        <w:rPr>
+          <w:rFonts w:ascii="Verdana" w:hAnsi="Verdana"/>
+          <w:i/>
+          <w:color w:val="FF0000"/>
+          <w:sz w:val="18"/>
+          <w:szCs w:val="18"/>
+        </w:rPr>
+        <w:lastRenderedPageBreak/>
+        <w:t xml:space="preserve">System </w:t>
       </w:r>
       <w:r>
         <w:rPr>
@@ -17146,6 +17638,10 @@
 </file>
 
 <file path=customXml/item1.xml><?xml version="1.0" encoding="utf-8"?>
+<b:Sources xmlns:b="http://schemas.openxmlformats.org/officeDocument/2006/bibliography" xmlns="http://schemas.openxmlformats.org/officeDocument/2006/bibliography" SelectedStyle="/APA.XSL" StyleName="APA"/>
+</file>
+
+<file path=customXml/item2.xml><?xml version="1.0" encoding="utf-8"?>
 <?mso-contentType ?>
 <FormTemplates xmlns="http://schemas.microsoft.com/sharepoint/v3/contenttype/forms">
   <Display>DocumentLibraryForm</Display>
@@ -17154,11 +17650,22 @@
 </FormTemplates>
 </file>
 
-<file path=customXml/item2.xml><?xml version="1.0" encoding="utf-8"?>
-<b:Sources xmlns:b="http://schemas.openxmlformats.org/officeDocument/2006/bibliography" xmlns="http://schemas.openxmlformats.org/officeDocument/2006/bibliography" SelectedStyle="/APA.XSL" StyleName="APA"/>
+<file path=customXml/item3.xml><?xml version="1.0" encoding="utf-8"?>
+<p:properties xmlns:p="http://schemas.microsoft.com/office/2006/metadata/properties" xmlns:xsi="http://www.w3.org/2001/XMLSchema-instance" xmlns:pc="http://schemas.microsoft.com/office/infopath/2007/PartnerControls">
+  <documentManagement>
+    <lcf76f155ced4ddcb4097134ff3c332f xmlns="3ca5950f-9dc6-4fa2-8e6b-e8b0d1a55fc5">
+      <Terms xmlns="http://schemas.microsoft.com/office/infopath/2007/PartnerControls"/>
+    </lcf76f155ced4ddcb4097134ff3c332f>
+    <link xmlns="3ca5950f-9dc6-4fa2-8e6b-e8b0d1a55fc5">
+      <Url xsi:nil="true"/>
+      <Description xsi:nil="true"/>
+    </link>
+    <TaxCatchAll xmlns="da5699a2-2791-44c0-bb0a-d0c081c141e6" xsi:nil="true"/>
+  </documentManagement>
+</p:properties>
 </file>
 
-<file path=customXml/item3.xml><?xml version="1.0" encoding="utf-8"?>
+<file path=customXml/item4.xml><?xml version="1.0" encoding="utf-8"?>
 <ct:contentTypeSchema xmlns:ct="http://schemas.microsoft.com/office/2006/metadata/contentType" xmlns:ma="http://schemas.microsoft.com/office/2006/metadata/properties/metaAttributes" ct:_="" ma:_="" ma:contentTypeName="Document" ma:contentTypeID="0x0101001BC1D44B3665304E9EFFB6B26E5C1EDB" ma:contentTypeVersion="17" ma:contentTypeDescription="Create a new document." ma:contentTypeScope="" ma:versionID="ebe7ffaa3beae6c2692551344dbac989">
   <xsd:schema xmlns:xsd="http://www.w3.org/2001/XMLSchema" xmlns:xs="http://www.w3.org/2001/XMLSchema" xmlns:p="http://schemas.microsoft.com/office/2006/metadata/properties" xmlns:ns2="3ca5950f-9dc6-4fa2-8e6b-e8b0d1a55fc5" xmlns:ns3="da5699a2-2791-44c0-bb0a-d0c081c141e6" targetNamespace="http://schemas.microsoft.com/office/2006/metadata/properties" ma:root="true" ma:fieldsID="fbc6f3879e7a0016066cbb62231de351" ns2:_="" ns3:_="">
     <xsd:import namespace="3ca5950f-9dc6-4fa2-8e6b-e8b0d1a55fc5"/>
@@ -17414,22 +17921,15 @@
 </ct:contentTypeSchema>
 </file>
 
-<file path=customXml/item4.xml><?xml version="1.0" encoding="utf-8"?>
-<p:properties xmlns:p="http://schemas.microsoft.com/office/2006/metadata/properties" xmlns:xsi="http://www.w3.org/2001/XMLSchema-instance" xmlns:pc="http://schemas.microsoft.com/office/infopath/2007/PartnerControls">
-  <documentManagement>
-    <lcf76f155ced4ddcb4097134ff3c332f xmlns="3ca5950f-9dc6-4fa2-8e6b-e8b0d1a55fc5">
-      <Terms xmlns="http://schemas.microsoft.com/office/infopath/2007/PartnerControls"/>
-    </lcf76f155ced4ddcb4097134ff3c332f>
-    <link xmlns="3ca5950f-9dc6-4fa2-8e6b-e8b0d1a55fc5">
-      <Url xsi:nil="true"/>
-      <Description xsi:nil="true"/>
-    </link>
-    <TaxCatchAll xmlns="da5699a2-2791-44c0-bb0a-d0c081c141e6" xsi:nil="true"/>
-  </documentManagement>
-</p:properties>
+<file path=customXml/itemProps1.xml><?xml version="1.0" encoding="utf-8"?>
+<ds:datastoreItem xmlns:ds="http://schemas.openxmlformats.org/officeDocument/2006/customXml" ds:itemID="{191EA17E-4FF3-6543-9328-B87A43C2CF01}">
+  <ds:schemaRefs>
+    <ds:schemaRef ds:uri="http://schemas.openxmlformats.org/officeDocument/2006/bibliography"/>
+  </ds:schemaRefs>
+</ds:datastoreItem>
 </file>
 
-<file path=customXml/itemProps1.xml><?xml version="1.0" encoding="utf-8"?>
+<file path=customXml/itemProps2.xml><?xml version="1.0" encoding="utf-8"?>
 <ds:datastoreItem xmlns:ds="http://schemas.openxmlformats.org/officeDocument/2006/customXml" ds:itemID="{CE597715-63E8-4A9F-B3CC-57F27D3DCBFB}">
   <ds:schemaRefs>
     <ds:schemaRef ds:uri="http://schemas.microsoft.com/sharepoint/v3/contenttype/forms"/>
@@ -17437,15 +17937,18 @@
 </ds:datastoreItem>
 </file>
 
-<file path=customXml/itemProps2.xml><?xml version="1.0" encoding="utf-8"?>
-<ds:datastoreItem xmlns:ds="http://schemas.openxmlformats.org/officeDocument/2006/customXml" ds:itemID="{191EA17E-4FF3-6543-9328-B87A43C2CF01}">
+<file path=customXml/itemProps3.xml><?xml version="1.0" encoding="utf-8"?>
+<ds:datastoreItem xmlns:ds="http://schemas.openxmlformats.org/officeDocument/2006/customXml" ds:itemID="{37169F2F-1A49-4A9E-A13A-BBD6F4DE6A1B}">
   <ds:schemaRefs>
-    <ds:schemaRef ds:uri="http://schemas.openxmlformats.org/officeDocument/2006/bibliography"/>
+    <ds:schemaRef ds:uri="http://schemas.microsoft.com/office/2006/metadata/properties"/>
+    <ds:schemaRef ds:uri="http://schemas.microsoft.com/office/infopath/2007/PartnerControls"/>
+    <ds:schemaRef ds:uri="3ca5950f-9dc6-4fa2-8e6b-e8b0d1a55fc5"/>
+    <ds:schemaRef ds:uri="da5699a2-2791-44c0-bb0a-d0c081c141e6"/>
   </ds:schemaRefs>
 </ds:datastoreItem>
 </file>
 
-<file path=customXml/itemProps3.xml><?xml version="1.0" encoding="utf-8"?>
+<file path=customXml/itemProps4.xml><?xml version="1.0" encoding="utf-8"?>
 <ds:datastoreItem xmlns:ds="http://schemas.openxmlformats.org/officeDocument/2006/customXml" ds:itemID="{F6547193-3E93-40A7-96AB-43C0DF37402B}">
   <ds:schemaRefs>
     <ds:schemaRef ds:uri="http://schemas.microsoft.com/office/2006/metadata/contentType"/>
@@ -17462,15 +17965,4 @@
     <ds:schemaRef ds:uri="http://schemas.microsoft.com/internal/obd"/>
   </ds:schemaRefs>
 </ds:datastoreItem>
-</file>
-
-<file path=customXml/itemProps4.xml><?xml version="1.0" encoding="utf-8"?>
-<ds:datastoreItem xmlns:ds="http://schemas.openxmlformats.org/officeDocument/2006/customXml" ds:itemID="{37169F2F-1A49-4A9E-A13A-BBD6F4DE6A1B}">
-  <ds:schemaRefs>
-    <ds:schemaRef ds:uri="http://schemas.microsoft.com/office/2006/metadata/properties"/>
-    <ds:schemaRef ds:uri="http://schemas.microsoft.com/office/infopath/2007/PartnerControls"/>
-    <ds:schemaRef ds:uri="3ca5950f-9dc6-4fa2-8e6b-e8b0d1a55fc5"/>
-    <ds:schemaRef ds:uri="da5699a2-2791-44c0-bb0a-d0c081c141e6"/>
-  </ds:schemaRefs>
-</ds:datastoreItem>
 </file>
--- a/Dis Report.docx
+++ b/Dis Report.docx
@@ -218,7 +218,7 @@
                         <a:effectLst/>
                         <a:extLst>
                           <a:ext uri="{C572A759-6A51-4108-AA02-DFA0A04FC94B}">
-                            <ma14:wrappingTextBoxFlag xmlns:ma14="http://schemas.microsoft.com/office/mac/drawingml/2011/main" xmlns:w="http://schemas.openxmlformats.org/wordprocessingml/2006/main" xmlns:w10="urn:schemas-microsoft-com:office:word" xmlns:v="urn:schemas-microsoft-com:vml" xmlns:o="urn:schemas-microsoft-com:office:office" xmlns:mv="urn:schemas-microsoft-com:mac:vml" xmlns:mo="http://schemas.microsoft.com/office/mac/office/2008/main" xmlns=""/>
+                            <ma14:wrappingTextBoxFlag xmlns="" xmlns:mo="http://schemas.microsoft.com/office/mac/office/2008/main" xmlns:mv="urn:schemas-microsoft-com:mac:vml" xmlns:o="urn:schemas-microsoft-com:office:office" xmlns:v="urn:schemas-microsoft-com:vml" xmlns:w10="urn:schemas-microsoft-com:office:word" xmlns:w="http://schemas.openxmlformats.org/wordprocessingml/2006/main" xmlns:ma14="http://schemas.microsoft.com/office/mac/drawingml/2011/main"/>
                           </a:ext>
                         </a:extLst>
                       </wps:spPr>
@@ -1095,9 +1095,8 @@
           <w:szCs w:val="18"/>
           <w:lang w:val="en-GB"/>
         </w:rPr>
-        <w:t xml:space="preserve"> / administration </w:t>
-      </w:r>
-      <w:proofErr w:type="gramStart"/>
+        <w:t xml:space="preserve"> / administration interface</w:t>
+      </w:r>
       <w:r>
         <w:rPr>
           <w:rFonts w:ascii="Verdana" w:hAnsi="Verdana"/>
@@ -1105,7 +1104,7 @@
           <w:szCs w:val="18"/>
           <w:lang w:val="en-GB"/>
         </w:rPr>
-        <w:t>interface</w:t>
+        <w:t>s</w:t>
       </w:r>
       <w:r>
         <w:rPr>
@@ -1114,9 +1113,71 @@
           <w:szCs w:val="18"/>
           <w:lang w:val="en-GB"/>
         </w:rPr>
+        <w:t xml:space="preserve"> please provide </w:t>
+      </w:r>
+      <w:r>
+        <w:rPr>
+          <w:rFonts w:ascii="Verdana" w:hAnsi="Verdana"/>
+          <w:sz w:val="18"/>
+          <w:szCs w:val="18"/>
+          <w:lang w:val="en-GB"/>
+        </w:rPr>
+        <w:t>credentials</w:t>
+      </w:r>
+      <w:r>
+        <w:rPr>
+          <w:rFonts w:ascii="Verdana" w:hAnsi="Verdana"/>
+          <w:sz w:val="18"/>
+          <w:szCs w:val="18"/>
+          <w:lang w:val="en-GB"/>
+        </w:rPr>
+        <w:t xml:space="preserve"> and URLs. </w:t>
+      </w:r>
+      <w:r>
+        <w:rPr>
+          <w:rFonts w:ascii="Verdana" w:hAnsi="Verdana"/>
+          <w:sz w:val="18"/>
+          <w:szCs w:val="18"/>
+          <w:lang w:val="en-GB"/>
+        </w:rPr>
+        <w:t>W</w:t>
+      </w:r>
+      <w:r>
+        <w:rPr>
+          <w:rFonts w:ascii="Verdana" w:hAnsi="Verdana"/>
+          <w:sz w:val="18"/>
+          <w:szCs w:val="18"/>
+          <w:lang w:val="en-GB"/>
+        </w:rPr>
+        <w:t xml:space="preserve">hat we cannot access </w:t>
+      </w:r>
+      <w:r>
+        <w:rPr>
+          <w:rFonts w:ascii="Verdana" w:hAnsi="Verdana"/>
+          <w:sz w:val="18"/>
+          <w:szCs w:val="18"/>
+          <w:lang w:val="en-GB"/>
+        </w:rPr>
+        <w:t>we cannot</w:t>
+      </w:r>
+      <w:r>
+        <w:rPr>
+          <w:rFonts w:ascii="Verdana" w:hAnsi="Verdana"/>
+          <w:sz w:val="18"/>
+          <w:szCs w:val="18"/>
+          <w:lang w:val="en-GB"/>
+        </w:rPr>
+        <w:t xml:space="preserve"> mark. You can change password</w:t>
+      </w:r>
+      <w:r>
+        <w:rPr>
+          <w:rFonts w:ascii="Verdana" w:hAnsi="Verdana"/>
+          <w:sz w:val="18"/>
+          <w:szCs w:val="18"/>
+          <w:lang w:val="en-GB"/>
+        </w:rPr>
         <w:t>s</w:t>
       </w:r>
-      <w:proofErr w:type="gramEnd"/>
       <w:r>
         <w:rPr>
           <w:rFonts w:ascii="Verdana" w:hAnsi="Verdana"/>
@@ -1124,7 +1185,7 @@
           <w:szCs w:val="18"/>
           <w:lang w:val="en-GB"/>
         </w:rPr>
-        <w:t xml:space="preserve"> please provide </w:t>
+        <w:t xml:space="preserve"> </w:t>
       </w:r>
       <w:r>
         <w:rPr>
@@ -1133,17 +1194,19 @@
           <w:szCs w:val="18"/>
           <w:lang w:val="en-GB"/>
         </w:rPr>
-        <w:t>credentials</w:t>
-      </w:r>
-      <w:r>
+        <w:t>after you receive your mark.</w:t>
+      </w:r>
+    </w:p>
+    <w:p>
+      <w:pPr>
+        <w:pStyle w:val="BodyText"/>
         <w:rPr>
           <w:rFonts w:ascii="Verdana" w:hAnsi="Verdana"/>
           <w:sz w:val="18"/>
           <w:szCs w:val="18"/>
           <w:lang w:val="en-GB"/>
         </w:rPr>
-        <w:t xml:space="preserve"> and URLs. </w:t>
-      </w:r>
+      </w:pPr>
       <w:r>
         <w:rPr>
           <w:rFonts w:ascii="Verdana" w:hAnsi="Verdana"/>
@@ -1151,7 +1214,7 @@
           <w:szCs w:val="18"/>
           <w:lang w:val="en-GB"/>
         </w:rPr>
-        <w:t>W</w:t>
+        <w:t>We also want to be able to see source code</w:t>
       </w:r>
       <w:r>
         <w:rPr>
@@ -1160,7 +1223,7 @@
           <w:szCs w:val="18"/>
           <w:lang w:val="en-GB"/>
         </w:rPr>
-        <w:t xml:space="preserve">hat we cannot access </w:t>
+        <w:t xml:space="preserve"> (if applicable)</w:t>
       </w:r>
       <w:r>
         <w:rPr>
@@ -1169,7 +1232,7 @@
           <w:szCs w:val="18"/>
           <w:lang w:val="en-GB"/>
         </w:rPr>
-        <w:t>we cannot</w:t>
+        <w:t xml:space="preserve">, and the best way is to download it from your site or </w:t>
       </w:r>
       <w:r>
         <w:rPr>
@@ -1178,7 +1241,7 @@
           <w:szCs w:val="18"/>
           <w:lang w:val="en-GB"/>
         </w:rPr>
-        <w:t xml:space="preserve"> mark. You can change password</w:t>
+        <w:t>a Git server</w:t>
       </w:r>
       <w:r>
         <w:rPr>
@@ -1187,7 +1250,7 @@
           <w:szCs w:val="18"/>
           <w:lang w:val="en-GB"/>
         </w:rPr>
-        <w:t>s</w:t>
+        <w:t xml:space="preserve">. Please clearly comment code to show us </w:t>
       </w:r>
       <w:r>
         <w:rPr>
@@ -1196,6 +1259,51 @@
           <w:szCs w:val="18"/>
           <w:lang w:val="en-GB"/>
         </w:rPr>
+        <w:t>which sections are</w:t>
+      </w:r>
+      <w:r>
+        <w:rPr>
+          <w:rFonts w:ascii="Verdana" w:hAnsi="Verdana"/>
+          <w:sz w:val="18"/>
+          <w:szCs w:val="18"/>
+          <w:lang w:val="en-GB"/>
+        </w:rPr>
+        <w:t xml:space="preserve"> your own</w:t>
+      </w:r>
+      <w:r>
+        <w:rPr>
+          <w:rFonts w:ascii="Verdana" w:hAnsi="Verdana"/>
+          <w:sz w:val="18"/>
+          <w:szCs w:val="18"/>
+          <w:lang w:val="en-GB"/>
+        </w:rPr>
+        <w:t>,</w:t>
+      </w:r>
+      <w:r>
+        <w:rPr>
+          <w:rFonts w:ascii="Verdana" w:hAnsi="Verdana"/>
+          <w:sz w:val="18"/>
+          <w:szCs w:val="18"/>
+          <w:lang w:val="en-GB"/>
+        </w:rPr>
+        <w:t xml:space="preserve"> and </w:t>
+      </w:r>
+      <w:r>
+        <w:rPr>
+          <w:rFonts w:ascii="Verdana" w:hAnsi="Verdana"/>
+          <w:sz w:val="18"/>
+          <w:szCs w:val="18"/>
+          <w:lang w:val="en-GB"/>
+        </w:rPr>
+        <w:t>which sections</w:t>
+      </w:r>
+      <w:r>
+        <w:rPr>
+          <w:rFonts w:ascii="Verdana" w:hAnsi="Verdana"/>
+          <w:sz w:val="18"/>
+          <w:szCs w:val="18"/>
+          <w:lang w:val="en-GB"/>
+        </w:rPr>
         <w:t xml:space="preserve"> </w:t>
       </w:r>
       <w:r>
@@ -1205,7 +1313,52 @@
           <w:szCs w:val="18"/>
           <w:lang w:val="en-GB"/>
         </w:rPr>
-        <w:t>after you receive your mark.</w:t>
+        <w:t>stem</w:t>
+      </w:r>
+      <w:r>
+        <w:rPr>
+          <w:rFonts w:ascii="Verdana" w:hAnsi="Verdana"/>
+          <w:sz w:val="18"/>
+          <w:szCs w:val="18"/>
+          <w:lang w:val="en-GB"/>
+        </w:rPr>
+        <w:t xml:space="preserve"> from </w:t>
+      </w:r>
+      <w:r>
+        <w:rPr>
+          <w:rFonts w:ascii="Verdana" w:hAnsi="Verdana"/>
+          <w:sz w:val="18"/>
+          <w:szCs w:val="18"/>
+          <w:lang w:val="en-GB"/>
+        </w:rPr>
+        <w:t xml:space="preserve">demos, examples, </w:t>
+      </w:r>
+      <w:r>
+        <w:rPr>
+          <w:rFonts w:ascii="Verdana" w:hAnsi="Verdana"/>
+          <w:sz w:val="18"/>
+          <w:szCs w:val="18"/>
+          <w:lang w:val="en-GB"/>
+        </w:rPr>
+        <w:t>frameworks, libraries, OSS</w:t>
+      </w:r>
+      <w:r>
+        <w:rPr>
+          <w:rFonts w:ascii="Verdana" w:hAnsi="Verdana"/>
+          <w:sz w:val="18"/>
+          <w:szCs w:val="18"/>
+          <w:lang w:val="en-GB"/>
+        </w:rPr>
+        <w:t>, online stores, tutorials</w:t>
+      </w:r>
+      <w:r>
+        <w:rPr>
+          <w:rFonts w:ascii="Verdana" w:hAnsi="Verdana"/>
+          <w:sz w:val="18"/>
+          <w:szCs w:val="18"/>
+          <w:lang w:val="en-GB"/>
+        </w:rPr>
+        <w:t xml:space="preserve"> or elsewhere. </w:t>
       </w:r>
     </w:p>
     <w:p>
@@ -1225,7 +1378,7 @@
           <w:szCs w:val="18"/>
           <w:lang w:val="en-GB"/>
         </w:rPr>
-        <w:t>We also want to be able to see source code</w:t>
+        <w:t xml:space="preserve">If there is </w:t>
       </w:r>
       <w:r>
         <w:rPr>
@@ -1234,7 +1387,7 @@
           <w:szCs w:val="18"/>
           <w:lang w:val="en-GB"/>
         </w:rPr>
-        <w:t xml:space="preserve"> (if applicable)</w:t>
+        <w:t>a particular</w:t>
       </w:r>
       <w:r>
         <w:rPr>
@@ -1243,191 +1396,7 @@
           <w:szCs w:val="18"/>
           <w:lang w:val="en-GB"/>
         </w:rPr>
-        <w:t xml:space="preserve">, and the best way is to download it from your site or </w:t>
-      </w:r>
-      <w:r>
-        <w:rPr>
-          <w:rFonts w:ascii="Verdana" w:hAnsi="Verdana"/>
-          <w:sz w:val="18"/>
-          <w:szCs w:val="18"/>
-          <w:lang w:val="en-GB"/>
-        </w:rPr>
-        <w:t>a Git server</w:t>
-      </w:r>
-      <w:r>
-        <w:rPr>
-          <w:rFonts w:ascii="Verdana" w:hAnsi="Verdana"/>
-          <w:sz w:val="18"/>
-          <w:szCs w:val="18"/>
-          <w:lang w:val="en-GB"/>
-        </w:rPr>
-        <w:t xml:space="preserve">. Please clearly comment code to show us </w:t>
-      </w:r>
-      <w:r>
-        <w:rPr>
-          <w:rFonts w:ascii="Verdana" w:hAnsi="Verdana"/>
-          <w:sz w:val="18"/>
-          <w:szCs w:val="18"/>
-          <w:lang w:val="en-GB"/>
-        </w:rPr>
-        <w:t>which sections are</w:t>
-      </w:r>
-      <w:r>
-        <w:rPr>
-          <w:rFonts w:ascii="Verdana" w:hAnsi="Verdana"/>
-          <w:sz w:val="18"/>
-          <w:szCs w:val="18"/>
-          <w:lang w:val="en-GB"/>
-        </w:rPr>
-        <w:t xml:space="preserve"> your own</w:t>
-      </w:r>
-      <w:r>
-        <w:rPr>
-          <w:rFonts w:ascii="Verdana" w:hAnsi="Verdana"/>
-          <w:sz w:val="18"/>
-          <w:szCs w:val="18"/>
-          <w:lang w:val="en-GB"/>
-        </w:rPr>
-        <w:t>,</w:t>
-      </w:r>
-      <w:r>
-        <w:rPr>
-          <w:rFonts w:ascii="Verdana" w:hAnsi="Verdana"/>
-          <w:sz w:val="18"/>
-          <w:szCs w:val="18"/>
-          <w:lang w:val="en-GB"/>
-        </w:rPr>
-        <w:t xml:space="preserve"> and </w:t>
-      </w:r>
-      <w:r>
-        <w:rPr>
-          <w:rFonts w:ascii="Verdana" w:hAnsi="Verdana"/>
-          <w:sz w:val="18"/>
-          <w:szCs w:val="18"/>
-          <w:lang w:val="en-GB"/>
-        </w:rPr>
-        <w:t>which sections</w:t>
-      </w:r>
-      <w:r>
-        <w:rPr>
-          <w:rFonts w:ascii="Verdana" w:hAnsi="Verdana"/>
-          <w:sz w:val="18"/>
-          <w:szCs w:val="18"/>
-          <w:lang w:val="en-GB"/>
-        </w:rPr>
-        <w:t xml:space="preserve"> </w:t>
-      </w:r>
-      <w:r>
-        <w:rPr>
-          <w:rFonts w:ascii="Verdana" w:hAnsi="Verdana"/>
-          <w:sz w:val="18"/>
-          <w:szCs w:val="18"/>
-          <w:lang w:val="en-GB"/>
-        </w:rPr>
-        <w:t>stem</w:t>
-      </w:r>
-      <w:r>
-        <w:rPr>
-          <w:rFonts w:ascii="Verdana" w:hAnsi="Verdana"/>
-          <w:sz w:val="18"/>
-          <w:szCs w:val="18"/>
-          <w:lang w:val="en-GB"/>
-        </w:rPr>
-        <w:t xml:space="preserve"> from </w:t>
-      </w:r>
-      <w:r>
-        <w:rPr>
-          <w:rFonts w:ascii="Verdana" w:hAnsi="Verdana"/>
-          <w:sz w:val="18"/>
-          <w:szCs w:val="18"/>
-          <w:lang w:val="en-GB"/>
-        </w:rPr>
-        <w:t xml:space="preserve">demos, examples, </w:t>
-      </w:r>
-      <w:r>
-        <w:rPr>
-          <w:rFonts w:ascii="Verdana" w:hAnsi="Verdana"/>
-          <w:sz w:val="18"/>
-          <w:szCs w:val="18"/>
-          <w:lang w:val="en-GB"/>
-        </w:rPr>
-        <w:t>frameworks, libraries, OSS</w:t>
-      </w:r>
-      <w:r>
-        <w:rPr>
-          <w:rFonts w:ascii="Verdana" w:hAnsi="Verdana"/>
-          <w:sz w:val="18"/>
-          <w:szCs w:val="18"/>
-          <w:lang w:val="en-GB"/>
-        </w:rPr>
-        <w:t>, online stores, tutorials</w:t>
-      </w:r>
-      <w:r>
-        <w:rPr>
-          <w:rFonts w:ascii="Verdana" w:hAnsi="Verdana"/>
-          <w:sz w:val="18"/>
-          <w:szCs w:val="18"/>
-          <w:lang w:val="en-GB"/>
-        </w:rPr>
-        <w:t xml:space="preserve"> or elsewhere. </w:t>
-      </w:r>
-    </w:p>
-    <w:p>
-      <w:pPr>
-        <w:pStyle w:val="BodyText"/>
-        <w:rPr>
-          <w:rFonts w:ascii="Verdana" w:hAnsi="Verdana"/>
-          <w:sz w:val="18"/>
-          <w:szCs w:val="18"/>
-          <w:lang w:val="en-GB"/>
-        </w:rPr>
-      </w:pPr>
-      <w:r>
-        <w:rPr>
-          <w:rFonts w:ascii="Verdana" w:hAnsi="Verdana"/>
-          <w:sz w:val="18"/>
-          <w:szCs w:val="18"/>
-          <w:lang w:val="en-GB"/>
-        </w:rPr>
-        <w:t xml:space="preserve">If there is </w:t>
-      </w:r>
-      <w:r>
-        <w:rPr>
-          <w:rFonts w:ascii="Verdana" w:hAnsi="Verdana"/>
-          <w:sz w:val="18"/>
-          <w:szCs w:val="18"/>
-          <w:lang w:val="en-GB"/>
-        </w:rPr>
-        <w:t>a particular</w:t>
-      </w:r>
-      <w:r>
-        <w:rPr>
-          <w:rFonts w:ascii="Verdana" w:hAnsi="Verdana"/>
-          <w:sz w:val="18"/>
-          <w:szCs w:val="18"/>
-          <w:lang w:val="en-GB"/>
-        </w:rPr>
-        <w:t xml:space="preserve"> method for providing access to your project you will need to provide instructions here. </w:t>
-      </w:r>
-      <w:proofErr w:type="gramStart"/>
-      <w:r>
-        <w:rPr>
-          <w:rFonts w:ascii="Verdana" w:hAnsi="Verdana"/>
-          <w:sz w:val="18"/>
-          <w:szCs w:val="18"/>
-          <w:lang w:val="en-GB"/>
-        </w:rPr>
-        <w:t>Also</w:t>
-      </w:r>
-      <w:proofErr w:type="gramEnd"/>
-      <w:r>
-        <w:rPr>
-          <w:rFonts w:ascii="Verdana" w:hAnsi="Verdana"/>
-          <w:sz w:val="18"/>
-          <w:szCs w:val="18"/>
-          <w:lang w:val="en-GB"/>
-        </w:rPr>
-        <w:t xml:space="preserve"> if there is anything we need to know about the work that will not be self-explanatory, then also provide brief instructions here. </w:t>
+        <w:t xml:space="preserve"> method for providing access to your project you will need to provide instructions here. Also if there is anything we need to know about the work that will not be self-explanatory, then also provide brief instructions here. </w:t>
       </w:r>
       <w:r>
         <w:rPr>
@@ -2171,25 +2140,14 @@
           <w:szCs w:val="18"/>
         </w:rPr>
       </w:pPr>
-      <w:proofErr w:type="gramStart"/>
-      <w:r>
-        <w:rPr>
-          <w:rFonts w:ascii="Verdana" w:hAnsi="Verdana"/>
-          <w:color w:val="FF0000"/>
-          <w:sz w:val="18"/>
-          <w:szCs w:val="18"/>
-        </w:rPr>
-        <w:t>So</w:t>
-      </w:r>
-      <w:proofErr w:type="gramEnd"/>
-      <w:r>
-        <w:rPr>
-          <w:rFonts w:ascii="Verdana" w:hAnsi="Verdana"/>
-          <w:color w:val="FF0000"/>
-          <w:sz w:val="18"/>
-          <w:szCs w:val="18"/>
-        </w:rPr>
-        <w:t xml:space="preserve"> in this</w:t>
+      <w:r>
+        <w:rPr>
+          <w:rFonts w:ascii="Verdana" w:hAnsi="Verdana"/>
+          <w:color w:val="FF0000"/>
+          <w:sz w:val="18"/>
+          <w:szCs w:val="18"/>
+        </w:rPr>
+        <w:t>So in this</w:t>
       </w:r>
       <w:r>
         <w:rPr>
@@ -3169,175 +3127,9 @@
     </w:p>
     <w:p>
       <w:pPr>
-        <w:pStyle w:val="ListParagraph"/>
-        <w:numPr>
-          <w:ilvl w:val="0"/>
-          <w:numId w:val="12"/>
-        </w:numPr>
         <w:jc w:val="both"/>
         <w:rPr>
           <w:rFonts w:ascii="Verdana" w:hAnsi="Verdana"/>
-          <w:color w:val="FF0000"/>
-          <w:sz w:val="18"/>
-          <w:szCs w:val="18"/>
-        </w:rPr>
-      </w:pPr>
-      <w:r>
-        <w:rPr>
-          <w:rFonts w:ascii="Verdana" w:hAnsi="Verdana"/>
-          <w:color w:val="FF0000"/>
-          <w:sz w:val="18"/>
-          <w:szCs w:val="18"/>
-        </w:rPr>
-        <w:t>Types of learning in education</w:t>
-      </w:r>
-    </w:p>
-    <w:p>
-      <w:pPr>
-        <w:pStyle w:val="ListParagraph"/>
-        <w:numPr>
-          <w:ilvl w:val="0"/>
-          <w:numId w:val="12"/>
-        </w:numPr>
-        <w:jc w:val="both"/>
-        <w:rPr>
-          <w:rFonts w:ascii="Verdana" w:hAnsi="Verdana"/>
-          <w:color w:val="FF0000"/>
-          <w:sz w:val="18"/>
-          <w:szCs w:val="18"/>
-        </w:rPr>
-      </w:pPr>
-      <w:r>
-        <w:rPr>
-          <w:rFonts w:ascii="Verdana" w:hAnsi="Verdana"/>
-          <w:color w:val="FF0000"/>
-          <w:sz w:val="18"/>
-          <w:szCs w:val="18"/>
-        </w:rPr>
-        <w:t>Breakdown each type of learning</w:t>
-      </w:r>
-    </w:p>
-    <w:p>
-      <w:pPr>
-        <w:pStyle w:val="ListParagraph"/>
-        <w:numPr>
-          <w:ilvl w:val="0"/>
-          <w:numId w:val="12"/>
-        </w:numPr>
-        <w:jc w:val="both"/>
-        <w:rPr>
-          <w:rFonts w:ascii="Verdana" w:hAnsi="Verdana"/>
-          <w:color w:val="FF0000"/>
-          <w:sz w:val="18"/>
-          <w:szCs w:val="18"/>
-        </w:rPr>
-      </w:pPr>
-      <w:r>
-        <w:rPr>
-          <w:rFonts w:ascii="Verdana" w:hAnsi="Verdana"/>
-          <w:color w:val="FF0000"/>
-          <w:sz w:val="18"/>
-          <w:szCs w:val="18"/>
-        </w:rPr>
-        <w:t>Research into each learning type</w:t>
-      </w:r>
-    </w:p>
-    <w:p>
-      <w:pPr>
-        <w:pStyle w:val="ListParagraph"/>
-        <w:numPr>
-          <w:ilvl w:val="0"/>
-          <w:numId w:val="12"/>
-        </w:numPr>
-        <w:jc w:val="both"/>
-        <w:rPr>
-          <w:rFonts w:ascii="Verdana" w:hAnsi="Verdana"/>
-          <w:color w:val="FF0000"/>
-          <w:sz w:val="18"/>
-          <w:szCs w:val="18"/>
-        </w:rPr>
-      </w:pPr>
-      <w:r>
-        <w:rPr>
-          <w:rFonts w:ascii="Verdana" w:hAnsi="Verdana"/>
-          <w:color w:val="FF0000"/>
-          <w:sz w:val="18"/>
-          <w:szCs w:val="18"/>
-        </w:rPr>
-        <w:t>How is each type most effective</w:t>
-      </w:r>
-    </w:p>
-    <w:p>
-      <w:pPr>
-        <w:pStyle w:val="ListParagraph"/>
-        <w:numPr>
-          <w:ilvl w:val="0"/>
-          <w:numId w:val="12"/>
-        </w:numPr>
-        <w:jc w:val="both"/>
-        <w:rPr>
-          <w:rFonts w:ascii="Verdana" w:hAnsi="Verdana"/>
-          <w:color w:val="FF0000"/>
-          <w:sz w:val="18"/>
-          <w:szCs w:val="18"/>
-        </w:rPr>
-      </w:pPr>
-      <w:r>
-        <w:rPr>
-          <w:rFonts w:ascii="Verdana" w:hAnsi="Verdana"/>
-          <w:color w:val="FF0000"/>
-          <w:sz w:val="18"/>
-          <w:szCs w:val="18"/>
-        </w:rPr>
-        <w:t>How age changes learning</w:t>
-      </w:r>
-    </w:p>
-    <w:p>
-      <w:pPr>
-        <w:jc w:val="both"/>
-        <w:rPr>
-          <w:rFonts w:ascii="Verdana" w:hAnsi="Verdana"/>
-          <w:color w:val="FF0000"/>
-          <w:sz w:val="18"/>
-          <w:szCs w:val="18"/>
-        </w:rPr>
-      </w:pPr>
-    </w:p>
-    <w:p>
-      <w:pPr>
-        <w:jc w:val="both"/>
-        <w:rPr>
-          <w:rFonts w:ascii="Verdana" w:hAnsi="Verdana"/>
-          <w:color w:val="FF0000"/>
-          <w:sz w:val="18"/>
-          <w:szCs w:val="18"/>
-        </w:rPr>
-      </w:pPr>
-      <w:r>
-        <w:rPr>
-          <w:rFonts w:ascii="Verdana" w:hAnsi="Verdana"/>
-          <w:color w:val="FF0000"/>
-          <w:sz w:val="18"/>
-          <w:szCs w:val="18"/>
-        </w:rPr>
-        <w:t>State, explain, research already done</w:t>
-      </w:r>
-    </w:p>
-    <w:p>
-      <w:pPr>
-        <w:jc w:val="both"/>
-        <w:rPr>
-          <w:rFonts w:ascii="Verdana" w:hAnsi="Verdana"/>
-          <w:sz w:val="18"/>
-          <w:szCs w:val="18"/>
-        </w:rPr>
-      </w:pPr>
-    </w:p>
-    <w:p>
-      <w:pPr>
-        <w:jc w:val="both"/>
-        <w:rPr>
-          <w:rFonts w:ascii="Verdana" w:hAnsi="Verdana"/>
           <w:sz w:val="18"/>
           <w:szCs w:val="18"/>
         </w:rPr>
@@ -3476,15 +3268,7 @@
           <w:sz w:val="18"/>
           <w:szCs w:val="18"/>
         </w:rPr>
-        <w:t xml:space="preserve">as main components to </w:t>
-      </w:r>
-      <w:r>
-        <w:rPr>
-          <w:rFonts w:ascii="Verdana" w:hAnsi="Verdana"/>
-          <w:sz w:val="18"/>
-          <w:szCs w:val="18"/>
-        </w:rPr>
-        <w:t>learning and in such will be</w:t>
+        <w:t>as main components to learning and in such will be</w:t>
       </w:r>
       <w:r>
         <w:rPr>
@@ -3814,16 +3598,7 @@
           <w:sz w:val="18"/>
           <w:szCs w:val="18"/>
         </w:rPr>
-        <w:t xml:space="preserve">Samba Recovery (2025) states that the human attention span is “only 8.25 seconds” and that it has decreased from 12 seconds in the past years. </w:t>
-      </w:r>
-      <w:r>
-        <w:rPr>
-          <w:rFonts w:ascii="Verdana" w:hAnsi="Verdana"/>
-          <w:sz w:val="18"/>
-          <w:szCs w:val="18"/>
-        </w:rPr>
-        <w:lastRenderedPageBreak/>
-        <w:t xml:space="preserve">When using videos to teach information we can assume that the information taught has to be efficient to avoid the issue of the viewer losing interest. </w:t>
+        <w:t xml:space="preserve">Samba Recovery (2025) states that the human attention span is “only 8.25 seconds” and that it has decreased from 12 seconds in the past years. When using videos to teach information we can assume that the information taught has to be efficient to avoid the issue of the viewer losing interest. </w:t>
       </w:r>
       <w:r>
         <w:rPr>
@@ -3865,7 +3640,16 @@
           <w:sz w:val="18"/>
           <w:szCs w:val="18"/>
         </w:rPr>
-        <w:t>They also found that with an increase in age, an increase in the average time watching the video before losing interest increase strongly suggesting that with an increase in age there’s an increase in attention span.</w:t>
+        <w:t xml:space="preserve">They also found that with an increase in age, an increase in the average time watching the video before losing interest increase </w:t>
+      </w:r>
+      <w:r>
+        <w:rPr>
+          <w:rFonts w:ascii="Verdana" w:hAnsi="Verdana"/>
+          <w:sz w:val="18"/>
+          <w:szCs w:val="18"/>
+        </w:rPr>
+        <w:lastRenderedPageBreak/>
+        <w:t>strongly suggesting that with an increase in age there’s an increase in attention span.</w:t>
       </w:r>
     </w:p>
     <w:p>
@@ -4145,39 +3929,21 @@
         </w:rPr>
         <w:t xml:space="preserve">(2020) did a study into how different students used different learning styles to help remember information provided to them with a focus on kinaesthetic learning. Medical students were tested on how well they retained the information about human organs. With human organs being a </w:t>
       </w:r>
-      <w:proofErr w:type="gramStart"/>
-      <w:r>
-        <w:rPr>
-          <w:rFonts w:ascii="Verdana" w:hAnsi="Verdana"/>
-          <w:sz w:val="18"/>
-          <w:szCs w:val="18"/>
-        </w:rPr>
-        <w:t>physical object students</w:t>
-      </w:r>
-      <w:proofErr w:type="gramEnd"/>
-      <w:r>
-        <w:rPr>
-          <w:rFonts w:ascii="Verdana" w:hAnsi="Verdana"/>
-          <w:sz w:val="18"/>
-          <w:szCs w:val="18"/>
-        </w:rPr>
-        <w:t xml:space="preserve"> </w:t>
-      </w:r>
-      <w:r>
-        <w:rPr>
-          <w:rFonts w:ascii="Verdana" w:hAnsi="Verdana"/>
-          <w:sz w:val="18"/>
-          <w:szCs w:val="18"/>
-        </w:rPr>
-        <w:t xml:space="preserve">were able to interact with models to give a broader understanding of each </w:t>
-      </w:r>
-      <w:r>
-        <w:rPr>
-          <w:rFonts w:ascii="Verdana" w:hAnsi="Verdana"/>
-          <w:sz w:val="18"/>
-          <w:szCs w:val="18"/>
-        </w:rPr>
-        <w:t xml:space="preserve">item. </w:t>
+      <w:r>
+        <w:rPr>
+          <w:rFonts w:ascii="Verdana" w:hAnsi="Verdana"/>
+          <w:sz w:val="18"/>
+          <w:szCs w:val="18"/>
+        </w:rPr>
+        <w:t xml:space="preserve">physical object students </w:t>
+      </w:r>
+      <w:r>
+        <w:rPr>
+          <w:rFonts w:ascii="Verdana" w:hAnsi="Verdana"/>
+          <w:sz w:val="18"/>
+          <w:szCs w:val="18"/>
+        </w:rPr>
+        <w:t xml:space="preserve">were able to interact with models to give a broader understanding of each item. </w:t>
       </w:r>
       <w:r>
         <w:rPr>
@@ -4281,7 +4047,15 @@
           <w:sz w:val="18"/>
           <w:szCs w:val="18"/>
         </w:rPr>
-        <w:t>Positive feedback from students implies the effectiveness of this method of learning however saleability was mentioned as a key issue.</w:t>
+        <w:t xml:space="preserve">Positive feedback from students implies the </w:t>
+      </w:r>
+      <w:r>
+        <w:rPr>
+          <w:rFonts w:ascii="Verdana" w:hAnsi="Verdana"/>
+          <w:sz w:val="18"/>
+          <w:szCs w:val="18"/>
+        </w:rPr>
+        <w:t>effectiveness of this method of learning however saleability was mentioned as a key issue.</w:t>
       </w:r>
       <w:r>
         <w:rPr>
@@ -4357,7 +4131,39 @@
           <w:sz w:val="18"/>
           <w:szCs w:val="18"/>
         </w:rPr>
-        <w:t>hazardous area, such as ones in New Super Mario Bros (Nintendo, 2006) a 2D side scroller where the player can fall to a loss if they miss jumping to a platform, they will take damage or lose allowing the world to show a learning experience. This relates to the project artifact as the process of dying to the spikes in game teaches the player to avoid those areas</w:t>
+        <w:t>hazardous area, such as ones in New Super Mario Bros</w:t>
+      </w:r>
+      <w:r>
+        <w:rPr>
+          <w:rFonts w:ascii="Verdana" w:hAnsi="Verdana"/>
+          <w:sz w:val="18"/>
+          <w:szCs w:val="18"/>
+        </w:rPr>
+        <w:t xml:space="preserve">. </w:t>
+      </w:r>
+      <w:r>
+        <w:rPr>
+          <w:rFonts w:ascii="Verdana" w:hAnsi="Verdana"/>
+          <w:sz w:val="18"/>
+          <w:szCs w:val="18"/>
+        </w:rPr>
+        <w:t>(Nintendo</w:t>
+      </w:r>
+      <w:r>
+        <w:rPr>
+          <w:rFonts w:ascii="Verdana" w:hAnsi="Verdana"/>
+          <w:sz w:val="18"/>
+          <w:szCs w:val="18"/>
+        </w:rPr>
+        <w:t xml:space="preserve"> EAD</w:t>
+      </w:r>
+      <w:r>
+        <w:rPr>
+          <w:rFonts w:ascii="Verdana" w:hAnsi="Verdana"/>
+          <w:sz w:val="18"/>
+          <w:szCs w:val="18"/>
+        </w:rPr>
+        <w:t>, 2006) a 2D side scroller where the player can fall to a loss if they miss jumping to a platform, they will take damage or lose allowing the world to show a learning experience. This relates to the project artifact as the process of dying to the spikes in game teaches the player to avoid those areas</w:t>
       </w:r>
       <w:r>
         <w:rPr>
@@ -4527,7 +4333,7 @@
           <w:sz w:val="18"/>
           <w:szCs w:val="18"/>
         </w:rPr>
-        <w:t xml:space="preserve">consistency between </w:t>
+        <w:t xml:space="preserve">consistency between certain aspects of the project must appears. Ohio State University (2018) mention ‘humans try to detect patterns in their environment all the time because it makes learning easier. A test they conducted (Ohio State University, 2018) concluded in finding that the brain does more than just predicting the next possible outcome from the participants test, it looks for rules and </w:t>
       </w:r>
       <w:r>
         <w:rPr>
@@ -4536,7 +4342,7 @@
           <w:szCs w:val="18"/>
         </w:rPr>
         <w:lastRenderedPageBreak/>
-        <w:t>certain aspects of the project must appears. Ohio State University (2018) mention ‘humans try to detect patterns in their environment all the time because it makes learning easier. A test they conducted (Ohio State University, 2018) concluded in finding that the brain does more than just predicting the next possible outcome from the participants test, it looks for rules and patterns to follow.</w:t>
+        <w:t>patterns to follow.</w:t>
       </w:r>
       <w:r>
         <w:rPr>
@@ -4599,7 +4405,23 @@
           <w:sz w:val="18"/>
           <w:szCs w:val="18"/>
         </w:rPr>
-        <w:t>kinaesthetic and pattern based material will be implemented into the artifact’s iterations in combination with the player testing. Creating engaging and consistent visuals and gameplay will help cover the majority of the way humans learn. The theory behind human learning will be used in section 5 of the report to help understand and answer the research questions about how we learn as humans.</w:t>
+        <w:t xml:space="preserve">kinaesthetic and </w:t>
+      </w:r>
+      <w:r>
+        <w:rPr>
+          <w:rFonts w:ascii="Verdana" w:hAnsi="Verdana"/>
+          <w:sz w:val="18"/>
+          <w:szCs w:val="18"/>
+        </w:rPr>
+        <w:t>pattern-based</w:t>
+      </w:r>
+      <w:r>
+        <w:rPr>
+          <w:rFonts w:ascii="Verdana" w:hAnsi="Verdana"/>
+          <w:sz w:val="18"/>
+          <w:szCs w:val="18"/>
+        </w:rPr>
+        <w:t xml:space="preserve"> material will be implemented into the artifact’s iterations in combination with the player testing. Creating engaging and consistent visuals and gameplay will help cover the majority of the way humans learn. The theory behind human learning will be used in section 5 of the report to help understand and answer the research questions about how we learn as humans.</w:t>
       </w:r>
     </w:p>
     <w:p>
@@ -5343,15 +5165,7 @@
           <w:sz w:val="18"/>
           <w:szCs w:val="18"/>
         </w:rPr>
-        <w:t xml:space="preserve"> player testing. The review will go into topics such as learning theory to find the most effective ways humans learn and pattern recognition and how this can be used to sub-consciously guide players. Using proven and researched methods will help create a solid base for the project to work from.  Looking deeper into how different ages learn will also help in making sure the new information </w:t>
-      </w:r>
-      <w:r>
-        <w:rPr>
-          <w:rFonts w:ascii="Verdana" w:hAnsi="Verdana"/>
-          <w:sz w:val="18"/>
-          <w:szCs w:val="18"/>
-        </w:rPr>
-        <w:t xml:space="preserve">provided is accessible and useful for a wider demographic. </w:t>
+        <w:t xml:space="preserve"> player testing. The review will go into topics such as learning theory to find the most effective ways humans learn and pattern recognition and how this can be used to sub-consciously guide players. Using proven and researched methods will help create a solid base for the project to work from.  Looking deeper into how different ages learn will also help in making sure the new information provided is accessible and useful for a wider demographic. </w:t>
       </w:r>
     </w:p>
     <w:p>
@@ -5395,7 +5209,15 @@
           <w:sz w:val="18"/>
           <w:szCs w:val="18"/>
         </w:rPr>
-        <w:t xml:space="preserve"> It will consist of a 2D platformer with tutorial stages before letting the player play through a few levels having to use the information provided to them. Before the test a series of question will be asked to get a background of the player such as previous experiences and age. During the play test the tester will be asked what they are thinking </w:t>
+        <w:t xml:space="preserve"> It will consist of a 2D </w:t>
+      </w:r>
+      <w:r>
+        <w:rPr>
+          <w:rFonts w:ascii="Verdana" w:hAnsi="Verdana"/>
+          <w:sz w:val="18"/>
+          <w:szCs w:val="18"/>
+        </w:rPr>
+        <w:t xml:space="preserve">platformer with tutorial stages before letting the player play through a few levels having to use the information provided to them. Before the test a series of question will be asked to get a background of the player such as previous experiences and age. During the play test the tester will be asked what they are thinking </w:t>
       </w:r>
       <w:r>
         <w:rPr>
@@ -5661,89 +5483,404 @@
           <w:sz w:val="18"/>
           <w:szCs w:val="18"/>
         </w:rPr>
-        <w:t xml:space="preserve">. Try to convince the reader that the choices of method </w:t>
-      </w:r>
-      <w:r>
-        <w:rPr>
-          <w:rFonts w:ascii="Verdana" w:hAnsi="Verdana"/>
-          <w:color w:val="FF0000"/>
-          <w:sz w:val="18"/>
-          <w:szCs w:val="18"/>
+        <w:t>. Try to convince the reader that the choices of method were appropriate for this project</w:t>
+      </w:r>
+      <w:r>
+        <w:rPr>
+          <w:rFonts w:ascii="Verdana" w:hAnsi="Verdana"/>
+          <w:color w:val="FF0000"/>
+          <w:sz w:val="18"/>
+          <w:szCs w:val="18"/>
+        </w:rPr>
+        <w:t xml:space="preserve">, and that </w:t>
+      </w:r>
+      <w:r>
+        <w:rPr>
+          <w:rFonts w:ascii="Verdana" w:hAnsi="Verdana"/>
+          <w:color w:val="FF0000"/>
+          <w:sz w:val="18"/>
+          <w:szCs w:val="18"/>
+        </w:rPr>
+        <w:t>it looked like</w:t>
+      </w:r>
+      <w:r>
+        <w:rPr>
+          <w:rFonts w:ascii="Verdana" w:hAnsi="Verdana"/>
+          <w:color w:val="FF0000"/>
+          <w:sz w:val="18"/>
+          <w:szCs w:val="18"/>
+        </w:rPr>
+        <w:t xml:space="preserve"> they </w:t>
+      </w:r>
+      <w:r>
+        <w:rPr>
+          <w:rFonts w:ascii="Verdana" w:hAnsi="Verdana"/>
+          <w:color w:val="FF0000"/>
+          <w:sz w:val="18"/>
+          <w:szCs w:val="18"/>
+        </w:rPr>
+        <w:t xml:space="preserve">could </w:t>
+      </w:r>
+      <w:r>
+        <w:rPr>
+          <w:rFonts w:ascii="Verdana" w:hAnsi="Verdana"/>
+          <w:color w:val="FF0000"/>
+          <w:sz w:val="18"/>
+          <w:szCs w:val="18"/>
+        </w:rPr>
+        <w:t xml:space="preserve">provide </w:t>
+      </w:r>
+      <w:r>
+        <w:rPr>
+          <w:rFonts w:ascii="Verdana" w:hAnsi="Verdana"/>
+          <w:color w:val="FF0000"/>
+          <w:sz w:val="18"/>
+          <w:szCs w:val="18"/>
+        </w:rPr>
+        <w:t xml:space="preserve">the </w:t>
+      </w:r>
+      <w:r>
+        <w:rPr>
+          <w:rFonts w:ascii="Verdana" w:hAnsi="Verdana"/>
+          <w:color w:val="FF0000"/>
+          <w:sz w:val="18"/>
+          <w:szCs w:val="18"/>
+        </w:rPr>
+        <w:t>necessary answers</w:t>
+      </w:r>
+      <w:r>
+        <w:rPr>
+          <w:rFonts w:ascii="Verdana" w:hAnsi="Verdana"/>
+          <w:color w:val="FF0000"/>
+          <w:sz w:val="18"/>
+          <w:szCs w:val="18"/>
+        </w:rPr>
+        <w:t>.</w:t>
+      </w:r>
+    </w:p>
+    <w:p>
+      <w:pPr>
+        <w:jc w:val="both"/>
+        <w:rPr>
+          <w:rFonts w:ascii="Verdana" w:hAnsi="Verdana"/>
+          <w:color w:val="FF0000"/>
+          <w:sz w:val="18"/>
+          <w:szCs w:val="18"/>
+        </w:rPr>
+      </w:pPr>
+      <w:r>
+        <w:rPr>
+          <w:rFonts w:ascii="Verdana" w:hAnsi="Verdana"/>
+          <w:b/>
+          <w:noProof/>
+          <w:color w:val="FF0000"/>
+          <w:sz w:val="18"/>
+          <w:szCs w:val="18"/>
+          <w:lang w:val="en-US"/>
         </w:rPr>
         <w:lastRenderedPageBreak/>
-        <w:t>were appropriate for this project</w:t>
-      </w:r>
-      <w:r>
-        <w:rPr>
-          <w:rFonts w:ascii="Verdana" w:hAnsi="Verdana"/>
-          <w:color w:val="FF0000"/>
-          <w:sz w:val="18"/>
-          <w:szCs w:val="18"/>
-        </w:rPr>
-        <w:t xml:space="preserve">, and that </w:t>
-      </w:r>
-      <w:r>
-        <w:rPr>
-          <w:rFonts w:ascii="Verdana" w:hAnsi="Verdana"/>
-          <w:color w:val="FF0000"/>
-          <w:sz w:val="18"/>
-          <w:szCs w:val="18"/>
-        </w:rPr>
-        <w:t>it looked like</w:t>
-      </w:r>
-      <w:r>
-        <w:rPr>
-          <w:rFonts w:ascii="Verdana" w:hAnsi="Verdana"/>
-          <w:color w:val="FF0000"/>
-          <w:sz w:val="18"/>
-          <w:szCs w:val="18"/>
-        </w:rPr>
-        <w:t xml:space="preserve"> they </w:t>
-      </w:r>
-      <w:r>
-        <w:rPr>
-          <w:rFonts w:ascii="Verdana" w:hAnsi="Verdana"/>
-          <w:color w:val="FF0000"/>
-          <w:sz w:val="18"/>
-          <w:szCs w:val="18"/>
-        </w:rPr>
-        <w:t xml:space="preserve">could </w:t>
-      </w:r>
-      <w:r>
-        <w:rPr>
-          <w:rFonts w:ascii="Verdana" w:hAnsi="Verdana"/>
-          <w:color w:val="FF0000"/>
-          <w:sz w:val="18"/>
-          <w:szCs w:val="18"/>
-        </w:rPr>
-        <w:t xml:space="preserve">provide </w:t>
-      </w:r>
-      <w:r>
-        <w:rPr>
-          <w:rFonts w:ascii="Verdana" w:hAnsi="Verdana"/>
-          <w:color w:val="FF0000"/>
-          <w:sz w:val="18"/>
-          <w:szCs w:val="18"/>
-        </w:rPr>
-        <w:t xml:space="preserve">the </w:t>
-      </w:r>
-      <w:r>
-        <w:rPr>
-          <w:rFonts w:ascii="Verdana" w:hAnsi="Verdana"/>
-          <w:color w:val="FF0000"/>
-          <w:sz w:val="18"/>
-          <w:szCs w:val="18"/>
-        </w:rPr>
-        <w:t>necessary answers</w:t>
-      </w:r>
-      <w:r>
-        <w:rPr>
-          <w:rFonts w:ascii="Verdana" w:hAnsi="Verdana"/>
-          <w:color w:val="FF0000"/>
-          <w:sz w:val="18"/>
-          <w:szCs w:val="18"/>
-        </w:rPr>
-        <w:t>.</w:t>
+        <mc:AlternateContent>
+          <mc:Choice Requires="wps">
+            <w:drawing>
+              <wp:anchor distT="0" distB="0" distL="114300" distR="114300" simplePos="0" relativeHeight="251663360" behindDoc="0" locked="0" layoutInCell="1" allowOverlap="1" wp14:anchorId="267EBFF4" wp14:editId="42182973">
+                <wp:simplePos x="0" y="0"/>
+                <wp:positionH relativeFrom="margin">
+                  <wp:posOffset>3317875</wp:posOffset>
+                </wp:positionH>
+                <wp:positionV relativeFrom="paragraph">
+                  <wp:posOffset>187325</wp:posOffset>
+                </wp:positionV>
+                <wp:extent cx="2921000" cy="993775"/>
+                <wp:effectExtent l="0" t="0" r="12700" b="28575"/>
+                <wp:wrapSquare wrapText="bothSides"/>
+                <wp:docPr id="1506016868" name="Text Box 1506016868"/>
+                <wp:cNvGraphicFramePr/>
+                <a:graphic xmlns:a="http://schemas.openxmlformats.org/drawingml/2006/main">
+                  <a:graphicData uri="http://schemas.microsoft.com/office/word/2010/wordprocessingShape">
+                    <wps:wsp>
+                      <wps:cNvSpPr txBox="1"/>
+                      <wps:spPr>
+                        <a:xfrm>
+                          <a:off x="0" y="0"/>
+                          <a:ext cx="2921000" cy="993775"/>
+                        </a:xfrm>
+                        <a:prstGeom prst="rect">
+                          <a:avLst/>
+                        </a:prstGeom>
+                        <a:noFill/>
+                        <a:ln w="6350" cmpd="sng">
+                          <a:solidFill>
+                            <a:schemeClr val="tx1"/>
+                          </a:solidFill>
+                        </a:ln>
+                        <a:effectLst/>
+                        <a:extLst>
+                          <a:ext uri="{C572A759-6A51-4108-AA02-DFA0A04FC94B}">
+                            <ma14:wrappingTextBoxFlag xmlns="" xmlns:mo="http://schemas.microsoft.com/office/mac/office/2008/main" xmlns:mv="urn:schemas-microsoft-com:mac:vml" xmlns:o="urn:schemas-microsoft-com:office:office" xmlns:v="urn:schemas-microsoft-com:vml" xmlns:w10="urn:schemas-microsoft-com:office:word" xmlns:w="http://schemas.openxmlformats.org/wordprocessingml/2006/main" xmlns:ma14="http://schemas.microsoft.com/office/mac/drawingml/2011/main"/>
+                          </a:ext>
+                        </a:extLst>
+                      </wps:spPr>
+                      <wps:style>
+                        <a:lnRef idx="0">
+                          <a:schemeClr val="accent1"/>
+                        </a:lnRef>
+                        <a:fillRef idx="0">
+                          <a:schemeClr val="accent1"/>
+                        </a:fillRef>
+                        <a:effectRef idx="0">
+                          <a:schemeClr val="accent1"/>
+                        </a:effectRef>
+                        <a:fontRef idx="minor">
+                          <a:schemeClr val="dk1"/>
+                        </a:fontRef>
+                      </wps:style>
+                      <wps:txbx>
+                        <w:txbxContent>
+                          <w:p>
+                            <w:pPr>
+                              <w:jc w:val="center"/>
+                            </w:pPr>
+                            <w:r>
+                              <w:rPr>
+                                <w:noProof/>
+                              </w:rPr>
+                              <w:drawing>
+                                <wp:inline distT="0" distB="0" distL="0" distR="0" wp14:anchorId="60C7A345" wp14:editId="1281D9FA">
+                                  <wp:extent cx="2731770" cy="1544320"/>
+                                  <wp:effectExtent l="0" t="0" r="0" b="0"/>
+                                  <wp:docPr id="1954276154" name="Picture 4"/>
+                                  <wp:cNvGraphicFramePr>
+                                    <a:graphicFrameLocks xmlns:a="http://schemas.openxmlformats.org/drawingml/2006/main" noChangeAspect="1"/>
+                                  </wp:cNvGraphicFramePr>
+                                  <a:graphic xmlns:a="http://schemas.openxmlformats.org/drawingml/2006/main">
+                                    <a:graphicData uri="http://schemas.openxmlformats.org/drawingml/2006/picture">
+                                      <pic:pic xmlns:pic="http://schemas.openxmlformats.org/drawingml/2006/picture">
+                                        <pic:nvPicPr>
+                                          <pic:cNvPr id="1954276154" name="Picture 1954276154"/>
+                                          <pic:cNvPicPr/>
+                                        </pic:nvPicPr>
+                                        <pic:blipFill>
+                                          <a:blip r:embed="rId27"/>
+                                          <a:stretch>
+                                            <a:fillRect/>
+                                          </a:stretch>
+                                        </pic:blipFill>
+                                        <pic:spPr>
+                                          <a:xfrm>
+                                            <a:off x="0" y="0"/>
+                                            <a:ext cx="2731770" cy="1544320"/>
+                                          </a:xfrm>
+                                          <a:prstGeom prst="rect">
+                                            <a:avLst/>
+                                          </a:prstGeom>
+                                        </pic:spPr>
+                                      </pic:pic>
+                                    </a:graphicData>
+                                  </a:graphic>
+                                </wp:inline>
+                              </w:drawing>
+                            </w:r>
+                          </w:p>
+                        </w:txbxContent>
+                      </wps:txbx>
+                      <wps:bodyPr rot="0" spcFirstLastPara="0" vertOverflow="overflow" horzOverflow="overflow" vert="horz" wrap="square" lIns="91440" tIns="45720" rIns="91440" bIns="45720" numCol="1" spcCol="0" rtlCol="0" fromWordArt="0" anchor="t" anchorCtr="0" forceAA="0" compatLnSpc="1">
+                        <a:prstTxWarp prst="textNoShape">
+                          <a:avLst/>
+                        </a:prstTxWarp>
+                        <a:spAutoFit/>
+                      </wps:bodyPr>
+                    </wps:wsp>
+                  </a:graphicData>
+                </a:graphic>
+                <wp14:sizeRelH relativeFrom="margin">
+                  <wp14:pctWidth>0</wp14:pctWidth>
+                </wp14:sizeRelH>
+              </wp:anchor>
+            </w:drawing>
+          </mc:Choice>
+          <mc:Fallback>
+            <w:pict>
+              <v:shape w14:anchorId="267EBFF4" id="Text Box 1506016868" o:spid="_x0000_s1027" type="#_x0000_t202" style="position:absolute;left:0;text-align:left;margin-left:261.25pt;margin-top:14.75pt;width:230pt;height:78.25pt;z-index:251663360;visibility:visible;mso-wrap-style:square;mso-width-percent:0;mso-wrap-distance-left:9pt;mso-wrap-distance-top:0;mso-wrap-distance-right:9pt;mso-wrap-distance-bottom:0;mso-position-horizontal:absolute;mso-position-horizontal-relative:margin;mso-position-vertical:absolute;mso-position-vertical-relative:text;mso-width-percent:0;mso-width-relative:margin;v-text-anchor:top" o:gfxdata="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" filled="f" strokecolor="black [3213]" strokeweight=".5pt">
+                <v:textbox style="mso-fit-shape-to-text:t">
+                  <w:txbxContent>
+                    <w:p>
+                      <w:pPr>
+                        <w:jc w:val="center"/>
+                      </w:pPr>
+                      <w:r>
+                        <w:rPr>
+                          <w:noProof/>
+                        </w:rPr>
+                        <w:drawing>
+                          <wp:inline distT="0" distB="0" distL="0" distR="0" wp14:anchorId="60C7A345" wp14:editId="1281D9FA">
+                            <wp:extent cx="2731770" cy="1544320"/>
+                            <wp:effectExtent l="0" t="0" r="0" b="0"/>
+                            <wp:docPr id="1954276154" name="Picture 4"/>
+                            <wp:cNvGraphicFramePr>
+                              <a:graphicFrameLocks xmlns:a="http://schemas.openxmlformats.org/drawingml/2006/main" noChangeAspect="1"/>
+                            </wp:cNvGraphicFramePr>
+                            <a:graphic xmlns:a="http://schemas.openxmlformats.org/drawingml/2006/main">
+                              <a:graphicData uri="http://schemas.openxmlformats.org/drawingml/2006/picture">
+                                <pic:pic xmlns:pic="http://schemas.openxmlformats.org/drawingml/2006/picture">
+                                  <pic:nvPicPr>
+                                    <pic:cNvPr id="1954276154" name="Picture 1954276154"/>
+                                    <pic:cNvPicPr/>
+                                  </pic:nvPicPr>
+                                  <pic:blipFill>
+                                    <a:blip r:embed="rId27"/>
+                                    <a:stretch>
+                                      <a:fillRect/>
+                                    </a:stretch>
+                                  </pic:blipFill>
+                                  <pic:spPr>
+                                    <a:xfrm>
+                                      <a:off x="0" y="0"/>
+                                      <a:ext cx="2731770" cy="1544320"/>
+                                    </a:xfrm>
+                                    <a:prstGeom prst="rect">
+                                      <a:avLst/>
+                                    </a:prstGeom>
+                                  </pic:spPr>
+                                </pic:pic>
+                              </a:graphicData>
+                            </a:graphic>
+                          </wp:inline>
+                        </w:drawing>
+                      </w:r>
+                    </w:p>
+                  </w:txbxContent>
+                </v:textbox>
+                <w10:wrap type="square" anchorx="margin"/>
+              </v:shape>
+            </w:pict>
+          </mc:Fallback>
+        </mc:AlternateContent>
+      </w:r>
+      <w:r>
+        <w:rPr>
+          <w:rFonts w:ascii="Verdana" w:hAnsi="Verdana"/>
+          <w:color w:val="FF0000"/>
+          <w:sz w:val="18"/>
+          <w:szCs w:val="18"/>
+        </w:rPr>
+        <w:t>If qualitative</w:t>
+      </w:r>
+      <w:r>
+        <w:rPr>
+          <w:rFonts w:ascii="Verdana" w:hAnsi="Verdana"/>
+          <w:color w:val="FF0000"/>
+          <w:sz w:val="18"/>
+          <w:szCs w:val="18"/>
+        </w:rPr>
+        <w:t xml:space="preserve"> or </w:t>
+      </w:r>
+      <w:r>
+        <w:rPr>
+          <w:rFonts w:ascii="Verdana" w:hAnsi="Verdana"/>
+          <w:color w:val="FF0000"/>
+          <w:sz w:val="18"/>
+          <w:szCs w:val="18"/>
+        </w:rPr>
+        <w:t xml:space="preserve">user research was conducted, </w:t>
+      </w:r>
+      <w:r>
+        <w:rPr>
+          <w:rFonts w:ascii="Verdana" w:hAnsi="Verdana"/>
+          <w:color w:val="FF0000"/>
+          <w:sz w:val="18"/>
+          <w:szCs w:val="18"/>
+        </w:rPr>
+        <w:t>or research involving</w:t>
+      </w:r>
+      <w:r>
+        <w:rPr>
+          <w:rFonts w:ascii="Verdana" w:hAnsi="Verdana"/>
+          <w:color w:val="FF0000"/>
+          <w:sz w:val="18"/>
+          <w:szCs w:val="18"/>
+        </w:rPr>
+        <w:t xml:space="preserve"> human participants, </w:t>
+      </w:r>
+      <w:r>
+        <w:rPr>
+          <w:rFonts w:ascii="Verdana" w:hAnsi="Verdana"/>
+          <w:color w:val="FF0000"/>
+          <w:sz w:val="18"/>
+          <w:szCs w:val="18"/>
+        </w:rPr>
+        <w:t xml:space="preserve">introduce the purpose of </w:t>
+      </w:r>
+      <w:r>
+        <w:rPr>
+          <w:rFonts w:ascii="Verdana" w:hAnsi="Verdana"/>
+          <w:color w:val="FF0000"/>
+          <w:sz w:val="18"/>
+          <w:szCs w:val="18"/>
+        </w:rPr>
+        <w:t>this</w:t>
+      </w:r>
+      <w:r>
+        <w:rPr>
+          <w:rFonts w:ascii="Verdana" w:hAnsi="Verdana"/>
+          <w:color w:val="FF0000"/>
+          <w:sz w:val="18"/>
+          <w:szCs w:val="18"/>
+        </w:rPr>
+        <w:t xml:space="preserve">, </w:t>
+      </w:r>
+      <w:r>
+        <w:rPr>
+          <w:rFonts w:ascii="Verdana" w:hAnsi="Verdana"/>
+          <w:color w:val="FF0000"/>
+          <w:sz w:val="18"/>
+          <w:szCs w:val="18"/>
+        </w:rPr>
+        <w:t xml:space="preserve">briefly </w:t>
+      </w:r>
+      <w:r>
+        <w:rPr>
+          <w:rFonts w:ascii="Verdana" w:hAnsi="Verdana"/>
+          <w:color w:val="FF0000"/>
+          <w:sz w:val="18"/>
+          <w:szCs w:val="18"/>
+        </w:rPr>
+        <w:t xml:space="preserve">describe the participants, sample size, </w:t>
+      </w:r>
+      <w:r>
+        <w:rPr>
+          <w:rFonts w:ascii="Verdana" w:hAnsi="Verdana"/>
+          <w:color w:val="FF0000"/>
+          <w:sz w:val="18"/>
+          <w:szCs w:val="18"/>
+        </w:rPr>
+        <w:t>process</w:t>
+      </w:r>
+      <w:r>
+        <w:rPr>
+          <w:rFonts w:ascii="Verdana" w:hAnsi="Verdana"/>
+          <w:color w:val="FF0000"/>
+          <w:sz w:val="18"/>
+          <w:szCs w:val="18"/>
+        </w:rPr>
+        <w:t xml:space="preserve"> applied, response rate (if applicable), data analysis </w:t>
+      </w:r>
+      <w:r>
+        <w:rPr>
+          <w:rFonts w:ascii="Verdana" w:hAnsi="Verdana"/>
+          <w:color w:val="FF0000"/>
+          <w:sz w:val="18"/>
+          <w:szCs w:val="18"/>
+        </w:rPr>
+        <w:t xml:space="preserve">method </w:t>
+      </w:r>
+      <w:r>
+        <w:rPr>
+          <w:rFonts w:ascii="Verdana" w:hAnsi="Verdana"/>
+          <w:color w:val="FF0000"/>
+          <w:sz w:val="18"/>
+          <w:szCs w:val="18"/>
+        </w:rPr>
+        <w:t xml:space="preserve">and evaluation method. </w:t>
       </w:r>
     </w:p>
     <w:p>
@@ -5756,6 +5893,141 @@
           <w:szCs w:val="18"/>
         </w:rPr>
       </w:pPr>
+      <w:r>
+        <w:rPr>
+          <w:rFonts w:ascii="Verdana" w:hAnsi="Verdana"/>
+          <w:color w:val="FF0000"/>
+          <w:sz w:val="18"/>
+          <w:szCs w:val="18"/>
+        </w:rPr>
+        <w:t>Your</w:t>
+      </w:r>
+      <w:r>
+        <w:rPr>
+          <w:rFonts w:ascii="Verdana" w:hAnsi="Verdana"/>
+          <w:color w:val="FF0000"/>
+          <w:sz w:val="18"/>
+          <w:szCs w:val="18"/>
+        </w:rPr>
+        <w:t xml:space="preserve"> reader </w:t>
+      </w:r>
+      <w:r>
+        <w:rPr>
+          <w:rFonts w:ascii="Verdana" w:hAnsi="Verdana"/>
+          <w:color w:val="FF0000"/>
+          <w:sz w:val="18"/>
+          <w:szCs w:val="18"/>
+        </w:rPr>
+        <w:t xml:space="preserve">also </w:t>
+      </w:r>
+      <w:r>
+        <w:rPr>
+          <w:rFonts w:ascii="Verdana" w:hAnsi="Verdana"/>
+          <w:color w:val="FF0000"/>
+          <w:sz w:val="18"/>
+          <w:szCs w:val="18"/>
+        </w:rPr>
+        <w:t xml:space="preserve">needs to </w:t>
+      </w:r>
+      <w:r>
+        <w:rPr>
+          <w:rFonts w:ascii="Verdana" w:hAnsi="Verdana"/>
+          <w:color w:val="FF0000"/>
+          <w:sz w:val="18"/>
+          <w:szCs w:val="18"/>
+        </w:rPr>
+        <w:t>know</w:t>
+      </w:r>
+      <w:r>
+        <w:rPr>
+          <w:rFonts w:ascii="Verdana" w:hAnsi="Verdana"/>
+          <w:color w:val="FF0000"/>
+          <w:sz w:val="18"/>
+          <w:szCs w:val="18"/>
+        </w:rPr>
+        <w:t xml:space="preserve"> </w:t>
+      </w:r>
+      <w:r>
+        <w:rPr>
+          <w:rFonts w:ascii="Verdana" w:hAnsi="Verdana"/>
+          <w:color w:val="FF0000"/>
+          <w:sz w:val="18"/>
+          <w:szCs w:val="18"/>
+        </w:rPr>
+        <w:t>that</w:t>
+      </w:r>
+      <w:r>
+        <w:rPr>
+          <w:rFonts w:ascii="Verdana" w:hAnsi="Verdana"/>
+          <w:color w:val="FF0000"/>
+          <w:sz w:val="18"/>
+          <w:szCs w:val="18"/>
+        </w:rPr>
+        <w:t xml:space="preserve"> </w:t>
+      </w:r>
+      <w:r>
+        <w:rPr>
+          <w:rFonts w:ascii="Verdana" w:hAnsi="Verdana"/>
+          <w:color w:val="FF0000"/>
+          <w:sz w:val="18"/>
+          <w:szCs w:val="18"/>
+        </w:rPr>
+        <w:t xml:space="preserve">all </w:t>
+      </w:r>
+      <w:r>
+        <w:rPr>
+          <w:rFonts w:ascii="Verdana" w:hAnsi="Verdana"/>
+          <w:color w:val="FF0000"/>
+          <w:sz w:val="18"/>
+          <w:szCs w:val="18"/>
+        </w:rPr>
+        <w:t>research</w:t>
+      </w:r>
+      <w:r>
+        <w:rPr>
+          <w:rFonts w:ascii="Verdana" w:hAnsi="Verdana"/>
+          <w:color w:val="FF0000"/>
+          <w:sz w:val="18"/>
+          <w:szCs w:val="18"/>
+        </w:rPr>
+        <w:t xml:space="preserve"> methods were applied ethically and professionally</w:t>
+      </w:r>
+      <w:r>
+        <w:rPr>
+          <w:rFonts w:ascii="Verdana" w:hAnsi="Verdana"/>
+          <w:color w:val="FF0000"/>
+          <w:sz w:val="18"/>
+          <w:szCs w:val="18"/>
+        </w:rPr>
+        <w:t xml:space="preserve"> at </w:t>
+      </w:r>
+      <w:r>
+        <w:rPr>
+          <w:rFonts w:ascii="Verdana" w:hAnsi="Verdana"/>
+          <w:color w:val="FF0000"/>
+          <w:sz w:val="18"/>
+          <w:szCs w:val="18"/>
+        </w:rPr>
+        <w:t>all</w:t>
+      </w:r>
+      <w:r>
+        <w:rPr>
+          <w:rFonts w:ascii="Verdana" w:hAnsi="Verdana"/>
+          <w:color w:val="FF0000"/>
+          <w:sz w:val="18"/>
+          <w:szCs w:val="18"/>
+        </w:rPr>
+        <w:t xml:space="preserve"> project stage</w:t>
+      </w:r>
+      <w:r>
+        <w:rPr>
+          <w:rFonts w:ascii="Verdana" w:hAnsi="Verdana"/>
+          <w:color w:val="FF0000"/>
+          <w:sz w:val="18"/>
+          <w:szCs w:val="18"/>
+        </w:rPr>
+        <w:t>s, meaning research and practice.</w:t>
+      </w:r>
     </w:p>
     <w:p>
       <w:pPr>
@@ -5774,135 +6046,152 @@
           <w:sz w:val="18"/>
           <w:szCs w:val="18"/>
         </w:rPr>
-        <w:t>If qualitative</w:t>
-      </w:r>
-      <w:r>
-        <w:rPr>
-          <w:rFonts w:ascii="Verdana" w:hAnsi="Verdana"/>
-          <w:color w:val="FF0000"/>
-          <w:sz w:val="18"/>
-          <w:szCs w:val="18"/>
-        </w:rPr>
-        <w:t xml:space="preserve"> or </w:t>
-      </w:r>
-      <w:r>
-        <w:rPr>
-          <w:rFonts w:ascii="Verdana" w:hAnsi="Verdana"/>
-          <w:color w:val="FF0000"/>
-          <w:sz w:val="18"/>
-          <w:szCs w:val="18"/>
-        </w:rPr>
-        <w:t xml:space="preserve">user research was conducted, </w:t>
-      </w:r>
-      <w:r>
-        <w:rPr>
-          <w:rFonts w:ascii="Verdana" w:hAnsi="Verdana"/>
-          <w:color w:val="FF0000"/>
-          <w:sz w:val="18"/>
-          <w:szCs w:val="18"/>
-        </w:rPr>
-        <w:t>or research involving</w:t>
-      </w:r>
-      <w:r>
-        <w:rPr>
-          <w:rFonts w:ascii="Verdana" w:hAnsi="Verdana"/>
-          <w:color w:val="FF0000"/>
-          <w:sz w:val="18"/>
-          <w:szCs w:val="18"/>
-        </w:rPr>
-        <w:t xml:space="preserve"> human participants, </w:t>
-      </w:r>
-      <w:r>
-        <w:rPr>
-          <w:rFonts w:ascii="Verdana" w:hAnsi="Verdana"/>
-          <w:color w:val="FF0000"/>
-          <w:sz w:val="18"/>
-          <w:szCs w:val="18"/>
-        </w:rPr>
-        <w:t xml:space="preserve">introduce the purpose of </w:t>
-      </w:r>
-      <w:r>
-        <w:rPr>
-          <w:rFonts w:ascii="Verdana" w:hAnsi="Verdana"/>
-          <w:color w:val="FF0000"/>
-          <w:sz w:val="18"/>
-          <w:szCs w:val="18"/>
-        </w:rPr>
-        <w:t>this</w:t>
-      </w:r>
-      <w:r>
-        <w:rPr>
-          <w:rFonts w:ascii="Verdana" w:hAnsi="Verdana"/>
-          <w:color w:val="FF0000"/>
-          <w:sz w:val="18"/>
-          <w:szCs w:val="18"/>
-        </w:rPr>
-        <w:t xml:space="preserve">, </w:t>
-      </w:r>
-      <w:r>
-        <w:rPr>
-          <w:rFonts w:ascii="Verdana" w:hAnsi="Verdana"/>
-          <w:color w:val="FF0000"/>
-          <w:sz w:val="18"/>
-          <w:szCs w:val="18"/>
-        </w:rPr>
-        <w:t xml:space="preserve">briefly </w:t>
-      </w:r>
-      <w:r>
-        <w:rPr>
-          <w:rFonts w:ascii="Verdana" w:hAnsi="Verdana"/>
-          <w:color w:val="FF0000"/>
-          <w:sz w:val="18"/>
-          <w:szCs w:val="18"/>
-        </w:rPr>
-        <w:t xml:space="preserve">describe the participants, sample size, </w:t>
-      </w:r>
-      <w:r>
-        <w:rPr>
-          <w:rFonts w:ascii="Verdana" w:hAnsi="Verdana"/>
-          <w:color w:val="FF0000"/>
-          <w:sz w:val="18"/>
-          <w:szCs w:val="18"/>
-        </w:rPr>
-        <w:t>process</w:t>
-      </w:r>
-      <w:r>
-        <w:rPr>
-          <w:rFonts w:ascii="Verdana" w:hAnsi="Verdana"/>
-          <w:color w:val="FF0000"/>
-          <w:sz w:val="18"/>
-          <w:szCs w:val="18"/>
-        </w:rPr>
-        <w:t xml:space="preserve"> applied, response rate (if applicable), data analysis </w:t>
-      </w:r>
-      <w:r>
-        <w:rPr>
-          <w:rFonts w:ascii="Verdana" w:hAnsi="Verdana"/>
-          <w:color w:val="FF0000"/>
-          <w:sz w:val="18"/>
-          <w:szCs w:val="18"/>
-        </w:rPr>
-        <w:t xml:space="preserve">method </w:t>
-      </w:r>
-      <w:r>
-        <w:rPr>
-          <w:rFonts w:ascii="Verdana" w:hAnsi="Verdana"/>
-          <w:color w:val="FF0000"/>
-          <w:sz w:val="18"/>
-          <w:szCs w:val="18"/>
-        </w:rPr>
-        <w:t xml:space="preserve">and evaluation method. </w:t>
-      </w:r>
-    </w:p>
-    <w:p>
-      <w:pPr>
-        <w:rPr>
-          <w:rFonts w:ascii="Verdana" w:hAnsi="Verdana"/>
-          <w:color w:val="FF0000"/>
-          <w:sz w:val="18"/>
-          <w:szCs w:val="18"/>
-        </w:rPr>
-      </w:pPr>
+        <w:t xml:space="preserve">What you may need to mention </w:t>
+      </w:r>
+      <w:r>
+        <w:rPr>
+          <w:rFonts w:ascii="Verdana" w:hAnsi="Verdana"/>
+          <w:color w:val="FF0000"/>
+          <w:sz w:val="18"/>
+          <w:szCs w:val="18"/>
+        </w:rPr>
+        <w:t>in this section (depending on each project)</w:t>
+      </w:r>
+      <w:r>
+        <w:rPr>
+          <w:rFonts w:ascii="Verdana" w:hAnsi="Verdana"/>
+          <w:color w:val="FF0000"/>
+          <w:sz w:val="18"/>
+          <w:szCs w:val="18"/>
+        </w:rPr>
+        <w:t xml:space="preserve"> is</w:t>
+      </w:r>
+      <w:r>
+        <w:rPr>
+          <w:rFonts w:ascii="Verdana" w:hAnsi="Verdana"/>
+          <w:color w:val="FF0000"/>
+          <w:sz w:val="18"/>
+          <w:szCs w:val="18"/>
+        </w:rPr>
+        <w:t xml:space="preserve"> data collection, data storage,</w:t>
+      </w:r>
+      <w:r>
+        <w:rPr>
+          <w:rFonts w:ascii="Verdana" w:hAnsi="Verdana"/>
+          <w:color w:val="FF0000"/>
+          <w:sz w:val="18"/>
+          <w:szCs w:val="18"/>
+        </w:rPr>
+        <w:t xml:space="preserve"> data disposal, gaining informed participant consent, respecting privacy, not causing harm</w:t>
+      </w:r>
+      <w:r>
+        <w:rPr>
+          <w:rFonts w:ascii="Verdana" w:hAnsi="Verdana"/>
+          <w:color w:val="FF0000"/>
+          <w:sz w:val="18"/>
+          <w:szCs w:val="18"/>
+        </w:rPr>
+        <w:t xml:space="preserve"> either directly or </w:t>
+      </w:r>
+      <w:r>
+        <w:rPr>
+          <w:rFonts w:ascii="Verdana" w:hAnsi="Verdana"/>
+          <w:color w:val="FF0000"/>
+          <w:sz w:val="18"/>
+          <w:szCs w:val="18"/>
+        </w:rPr>
+        <w:t xml:space="preserve">indirectly </w:t>
+      </w:r>
+      <w:r>
+        <w:rPr>
+          <w:rFonts w:ascii="Verdana" w:hAnsi="Verdana"/>
+          <w:color w:val="FF0000"/>
+          <w:sz w:val="18"/>
+          <w:szCs w:val="18"/>
+        </w:rPr>
+        <w:t xml:space="preserve">through your project work, </w:t>
+      </w:r>
+      <w:r>
+        <w:rPr>
+          <w:rFonts w:ascii="Verdana" w:hAnsi="Verdana"/>
+          <w:color w:val="FF0000"/>
+          <w:sz w:val="18"/>
+          <w:szCs w:val="18"/>
+        </w:rPr>
+        <w:t xml:space="preserve">as well as </w:t>
+      </w:r>
+      <w:r>
+        <w:rPr>
+          <w:rFonts w:ascii="Verdana" w:hAnsi="Verdana"/>
+          <w:color w:val="FF0000"/>
+          <w:sz w:val="18"/>
+          <w:szCs w:val="18"/>
+        </w:rPr>
+        <w:t xml:space="preserve">how you were </w:t>
+      </w:r>
+      <w:r>
+        <w:rPr>
+          <w:rFonts w:ascii="Verdana" w:hAnsi="Verdana"/>
+          <w:color w:val="FF0000"/>
+          <w:sz w:val="18"/>
+          <w:szCs w:val="18"/>
+        </w:rPr>
+        <w:t>working to professional guidelines and standards.</w:t>
+      </w:r>
+      <w:r>
+        <w:rPr>
+          <w:rFonts w:ascii="Verdana" w:hAnsi="Verdana"/>
+          <w:color w:val="FF0000"/>
+          <w:sz w:val="18"/>
+          <w:szCs w:val="18"/>
+        </w:rPr>
+        <w:t xml:space="preserve"> </w:t>
+      </w:r>
+      <w:r>
+        <w:rPr>
+          <w:rFonts w:ascii="Verdana" w:hAnsi="Verdana"/>
+          <w:color w:val="FF0000"/>
+          <w:sz w:val="18"/>
+          <w:szCs w:val="18"/>
+        </w:rPr>
+        <w:t xml:space="preserve">Non-disclosure agreements, intellectual property </w:t>
+      </w:r>
+      <w:r>
+        <w:rPr>
+          <w:rFonts w:ascii="Verdana" w:hAnsi="Verdana"/>
+          <w:color w:val="FF0000"/>
+          <w:sz w:val="18"/>
+          <w:szCs w:val="18"/>
+        </w:rPr>
+        <w:t xml:space="preserve">rights </w:t>
+      </w:r>
+      <w:r>
+        <w:rPr>
+          <w:rFonts w:ascii="Verdana" w:hAnsi="Verdana"/>
+          <w:color w:val="FF0000"/>
+          <w:sz w:val="18"/>
+          <w:szCs w:val="18"/>
+        </w:rPr>
+        <w:t xml:space="preserve">or copyright issues also </w:t>
+      </w:r>
+      <w:r>
+        <w:rPr>
+          <w:rFonts w:ascii="Verdana" w:hAnsi="Verdana"/>
+          <w:color w:val="FF0000"/>
+          <w:sz w:val="18"/>
+          <w:szCs w:val="18"/>
+        </w:rPr>
+        <w:t xml:space="preserve">need to </w:t>
+      </w:r>
+      <w:r>
+        <w:rPr>
+          <w:rFonts w:ascii="Verdana" w:hAnsi="Verdana"/>
+          <w:color w:val="FF0000"/>
+          <w:sz w:val="18"/>
+          <w:szCs w:val="18"/>
+        </w:rPr>
+        <w:t>be dealt with here.</w:t>
+      </w:r>
     </w:p>
     <w:p>
       <w:pPr>
@@ -5921,133 +6210,16 @@
           <w:sz w:val="18"/>
           <w:szCs w:val="18"/>
         </w:rPr>
-        <w:t>Your</w:t>
-      </w:r>
-      <w:r>
-        <w:rPr>
-          <w:rFonts w:ascii="Verdana" w:hAnsi="Verdana"/>
-          <w:color w:val="FF0000"/>
-          <w:sz w:val="18"/>
-          <w:szCs w:val="18"/>
-        </w:rPr>
-        <w:t xml:space="preserve"> reader </w:t>
-      </w:r>
-      <w:r>
-        <w:rPr>
-          <w:rFonts w:ascii="Verdana" w:hAnsi="Verdana"/>
-          <w:color w:val="FF0000"/>
-          <w:sz w:val="18"/>
-          <w:szCs w:val="18"/>
-        </w:rPr>
-        <w:t xml:space="preserve">also </w:t>
-      </w:r>
-      <w:r>
-        <w:rPr>
-          <w:rFonts w:ascii="Verdana" w:hAnsi="Verdana"/>
-          <w:color w:val="FF0000"/>
-          <w:sz w:val="18"/>
-          <w:szCs w:val="18"/>
-        </w:rPr>
-        <w:t xml:space="preserve">needs to </w:t>
-      </w:r>
-      <w:r>
-        <w:rPr>
-          <w:rFonts w:ascii="Verdana" w:hAnsi="Verdana"/>
-          <w:color w:val="FF0000"/>
-          <w:sz w:val="18"/>
-          <w:szCs w:val="18"/>
-        </w:rPr>
-        <w:t>know</w:t>
-      </w:r>
-      <w:r>
-        <w:rPr>
-          <w:rFonts w:ascii="Verdana" w:hAnsi="Verdana"/>
-          <w:color w:val="FF0000"/>
-          <w:sz w:val="18"/>
-          <w:szCs w:val="18"/>
-        </w:rPr>
-        <w:t xml:space="preserve"> </w:t>
-      </w:r>
-      <w:r>
-        <w:rPr>
-          <w:rFonts w:ascii="Verdana" w:hAnsi="Verdana"/>
-          <w:color w:val="FF0000"/>
-          <w:sz w:val="18"/>
-          <w:szCs w:val="18"/>
-        </w:rPr>
-        <w:t>that</w:t>
-      </w:r>
-      <w:r>
-        <w:rPr>
-          <w:rFonts w:ascii="Verdana" w:hAnsi="Verdana"/>
-          <w:color w:val="FF0000"/>
-          <w:sz w:val="18"/>
-          <w:szCs w:val="18"/>
-        </w:rPr>
-        <w:t xml:space="preserve"> </w:t>
-      </w:r>
-      <w:r>
-        <w:rPr>
-          <w:rFonts w:ascii="Verdana" w:hAnsi="Verdana"/>
-          <w:color w:val="FF0000"/>
-          <w:sz w:val="18"/>
-          <w:szCs w:val="18"/>
-        </w:rPr>
-        <w:t xml:space="preserve">all </w:t>
-      </w:r>
-      <w:r>
-        <w:rPr>
-          <w:rFonts w:ascii="Verdana" w:hAnsi="Verdana"/>
-          <w:color w:val="FF0000"/>
-          <w:sz w:val="18"/>
-          <w:szCs w:val="18"/>
-        </w:rPr>
-        <w:t>research</w:t>
-      </w:r>
-      <w:r>
-        <w:rPr>
-          <w:rFonts w:ascii="Verdana" w:hAnsi="Verdana"/>
-          <w:color w:val="FF0000"/>
-          <w:sz w:val="18"/>
-          <w:szCs w:val="18"/>
-        </w:rPr>
-        <w:t xml:space="preserve"> methods were applied ethically and professionally</w:t>
-      </w:r>
-      <w:r>
-        <w:rPr>
-          <w:rFonts w:ascii="Verdana" w:hAnsi="Verdana"/>
-          <w:color w:val="FF0000"/>
-          <w:sz w:val="18"/>
-          <w:szCs w:val="18"/>
-        </w:rPr>
-        <w:t xml:space="preserve"> at </w:t>
-      </w:r>
-      <w:r>
-        <w:rPr>
-          <w:rFonts w:ascii="Verdana" w:hAnsi="Verdana"/>
-          <w:color w:val="FF0000"/>
-          <w:sz w:val="18"/>
-          <w:szCs w:val="18"/>
-        </w:rPr>
-        <w:t>all</w:t>
-      </w:r>
-      <w:r>
-        <w:rPr>
-          <w:rFonts w:ascii="Verdana" w:hAnsi="Verdana"/>
-          <w:color w:val="FF0000"/>
-          <w:sz w:val="18"/>
-          <w:szCs w:val="18"/>
-        </w:rPr>
-        <w:t xml:space="preserve"> project stage</w:t>
-      </w:r>
-      <w:r>
-        <w:rPr>
-          <w:rFonts w:ascii="Verdana" w:hAnsi="Verdana"/>
-          <w:color w:val="FF0000"/>
-          <w:sz w:val="18"/>
-          <w:szCs w:val="18"/>
-        </w:rPr>
-        <w:t>s, meaning research and practice.</w:t>
+        <w:t xml:space="preserve">Write a summary </w:t>
+      </w:r>
+      <w:r>
+        <w:rPr>
+          <w:rFonts w:ascii="Verdana" w:hAnsi="Verdana"/>
+          <w:color w:val="FF0000"/>
+          <w:sz w:val="18"/>
+          <w:szCs w:val="18"/>
+        </w:rPr>
+        <w:t xml:space="preserve">of the most important findings of the research phase and explain how exactly each of these findings will influence the follow-on stages of the project. </w:t>
       </w:r>
     </w:p>
     <w:p>
@@ -6055,234 +6227,118 @@
         <w:jc w:val="both"/>
         <w:rPr>
           <w:rFonts w:ascii="Verdana" w:hAnsi="Verdana"/>
-          <w:color w:val="FF0000"/>
-          <w:sz w:val="18"/>
-          <w:szCs w:val="18"/>
-        </w:rPr>
-      </w:pPr>
+          <w:noProof/>
+          <w:sz w:val="18"/>
+          <w:szCs w:val="18"/>
+        </w:rPr>
+      </w:pPr>
+      <w:r>
+        <w:rPr>
+          <w:rFonts w:ascii="Verdana" w:hAnsi="Verdana"/>
+          <w:bCs/>
+          <w:noProof/>
+          <w:sz w:val="18"/>
+          <w:szCs w:val="18"/>
+        </w:rPr>
+        <w:t>------------------------------------------------------</w:t>
+      </w:r>
     </w:p>
     <w:p>
       <w:pPr>
         <w:jc w:val="both"/>
         <w:rPr>
           <w:rFonts w:ascii="Verdana" w:hAnsi="Verdana"/>
-          <w:color w:val="FF0000"/>
-          <w:sz w:val="18"/>
-          <w:szCs w:val="18"/>
-        </w:rPr>
-      </w:pPr>
-      <w:r>
-        <w:rPr>
-          <w:rFonts w:ascii="Verdana" w:hAnsi="Verdana"/>
-          <w:color w:val="FF0000"/>
-          <w:sz w:val="18"/>
-          <w:szCs w:val="18"/>
-        </w:rPr>
-        <w:t xml:space="preserve">What you may need to mention </w:t>
-      </w:r>
-      <w:r>
-        <w:rPr>
-          <w:rFonts w:ascii="Verdana" w:hAnsi="Verdana"/>
-          <w:color w:val="FF0000"/>
-          <w:sz w:val="18"/>
-          <w:szCs w:val="18"/>
-        </w:rPr>
-        <w:t>in this section (depending on each project)</w:t>
-      </w:r>
-      <w:r>
-        <w:rPr>
-          <w:rFonts w:ascii="Verdana" w:hAnsi="Verdana"/>
-          <w:color w:val="FF0000"/>
-          <w:sz w:val="18"/>
-          <w:szCs w:val="18"/>
-        </w:rPr>
-        <w:t xml:space="preserve"> is</w:t>
-      </w:r>
-      <w:r>
-        <w:rPr>
-          <w:rFonts w:ascii="Verdana" w:hAnsi="Verdana"/>
-          <w:color w:val="FF0000"/>
-          <w:sz w:val="18"/>
-          <w:szCs w:val="18"/>
-        </w:rPr>
-        <w:t xml:space="preserve"> data collection, data storage,</w:t>
-      </w:r>
-      <w:r>
-        <w:rPr>
-          <w:rFonts w:ascii="Verdana" w:hAnsi="Verdana"/>
-          <w:color w:val="FF0000"/>
-          <w:sz w:val="18"/>
-          <w:szCs w:val="18"/>
-        </w:rPr>
-        <w:t xml:space="preserve"> data disposal, gaining informed participant consent, respecting privacy, not causing harm</w:t>
-      </w:r>
-      <w:r>
-        <w:rPr>
-          <w:rFonts w:ascii="Verdana" w:hAnsi="Verdana"/>
-          <w:color w:val="FF0000"/>
-          <w:sz w:val="18"/>
-          <w:szCs w:val="18"/>
-        </w:rPr>
-        <w:t xml:space="preserve"> either directly or </w:t>
-      </w:r>
-      <w:r>
-        <w:rPr>
-          <w:rFonts w:ascii="Verdana" w:hAnsi="Verdana"/>
-          <w:color w:val="FF0000"/>
-          <w:sz w:val="18"/>
-          <w:szCs w:val="18"/>
-        </w:rPr>
-        <w:t xml:space="preserve">indirectly </w:t>
-      </w:r>
-      <w:r>
-        <w:rPr>
-          <w:rFonts w:ascii="Verdana" w:hAnsi="Verdana"/>
-          <w:color w:val="FF0000"/>
-          <w:sz w:val="18"/>
-          <w:szCs w:val="18"/>
-        </w:rPr>
-        <w:t xml:space="preserve">through your project work, </w:t>
-      </w:r>
-      <w:r>
-        <w:rPr>
-          <w:rFonts w:ascii="Verdana" w:hAnsi="Verdana"/>
-          <w:color w:val="FF0000"/>
-          <w:sz w:val="18"/>
-          <w:szCs w:val="18"/>
-        </w:rPr>
-        <w:t xml:space="preserve">as well as </w:t>
-      </w:r>
-      <w:r>
-        <w:rPr>
-          <w:rFonts w:ascii="Verdana" w:hAnsi="Verdana"/>
-          <w:color w:val="FF0000"/>
-          <w:sz w:val="18"/>
-          <w:szCs w:val="18"/>
-        </w:rPr>
-        <w:t xml:space="preserve">how you were </w:t>
-      </w:r>
-      <w:r>
-        <w:rPr>
-          <w:rFonts w:ascii="Verdana" w:hAnsi="Verdana"/>
-          <w:color w:val="FF0000"/>
-          <w:sz w:val="18"/>
-          <w:szCs w:val="18"/>
-        </w:rPr>
-        <w:t>working to professional guidelines and standards.</w:t>
-      </w:r>
-      <w:r>
-        <w:rPr>
-          <w:rFonts w:ascii="Verdana" w:hAnsi="Verdana"/>
-          <w:color w:val="FF0000"/>
-          <w:sz w:val="18"/>
-          <w:szCs w:val="18"/>
-        </w:rPr>
-        <w:t xml:space="preserve"> </w:t>
-      </w:r>
-      <w:r>
-        <w:rPr>
-          <w:rFonts w:ascii="Verdana" w:hAnsi="Verdana"/>
-          <w:color w:val="FF0000"/>
-          <w:sz w:val="18"/>
-          <w:szCs w:val="18"/>
-        </w:rPr>
-        <w:t xml:space="preserve">Non-disclosure agreements, intellectual property </w:t>
-      </w:r>
-      <w:r>
-        <w:rPr>
-          <w:rFonts w:ascii="Verdana" w:hAnsi="Verdana"/>
-          <w:color w:val="FF0000"/>
-          <w:sz w:val="18"/>
-          <w:szCs w:val="18"/>
-        </w:rPr>
-        <w:t xml:space="preserve">rights </w:t>
-      </w:r>
-      <w:r>
-        <w:rPr>
-          <w:rFonts w:ascii="Verdana" w:hAnsi="Verdana"/>
-          <w:color w:val="FF0000"/>
-          <w:sz w:val="18"/>
-          <w:szCs w:val="18"/>
-        </w:rPr>
-        <w:t xml:space="preserve">or copyright issues also </w:t>
-      </w:r>
-      <w:r>
-        <w:rPr>
-          <w:rFonts w:ascii="Verdana" w:hAnsi="Verdana"/>
-          <w:color w:val="FF0000"/>
-          <w:sz w:val="18"/>
-          <w:szCs w:val="18"/>
-        </w:rPr>
-        <w:t xml:space="preserve">need to </w:t>
-      </w:r>
-      <w:r>
-        <w:rPr>
-          <w:rFonts w:ascii="Verdana" w:hAnsi="Verdana"/>
-          <w:color w:val="FF0000"/>
-          <w:sz w:val="18"/>
-          <w:szCs w:val="18"/>
-        </w:rPr>
-        <w:t>be dealt with here.</w:t>
-      </w:r>
-    </w:p>
-    <w:p>
-      <w:pPr>
-        <w:rPr>
-          <w:rFonts w:ascii="Verdana" w:hAnsi="Verdana"/>
-          <w:color w:val="FF0000"/>
-          <w:sz w:val="18"/>
-          <w:szCs w:val="18"/>
-        </w:rPr>
-      </w:pPr>
+          <w:sz w:val="18"/>
+          <w:szCs w:val="18"/>
+        </w:rPr>
+      </w:pPr>
+      <w:r>
+        <w:rPr>
+          <w:rFonts w:ascii="Verdana" w:hAnsi="Verdana"/>
+          <w:b/>
+          <w:sz w:val="18"/>
+          <w:szCs w:val="18"/>
+        </w:rPr>
+        <w:t>5</w:t>
+      </w:r>
+      <w:r>
+        <w:rPr>
+          <w:rFonts w:ascii="Verdana" w:hAnsi="Verdana"/>
+          <w:b/>
+          <w:sz w:val="18"/>
+          <w:szCs w:val="18"/>
+        </w:rPr>
+        <w:t xml:space="preserve">. </w:t>
+      </w:r>
+      <w:r>
+        <w:rPr>
+          <w:rFonts w:ascii="Verdana" w:hAnsi="Verdana"/>
+          <w:b/>
+          <w:sz w:val="18"/>
+          <w:szCs w:val="18"/>
+        </w:rPr>
+        <w:t xml:space="preserve">Practice </w:t>
+      </w:r>
+      <w:r>
+        <w:rPr>
+          <w:rFonts w:ascii="Verdana" w:hAnsi="Verdana"/>
+          <w:bCs/>
+          <w:sz w:val="18"/>
+          <w:szCs w:val="18"/>
+        </w:rPr>
+        <w:t>~</w:t>
+      </w:r>
+      <w:r>
+        <w:rPr>
+          <w:rFonts w:ascii="Verdana" w:hAnsi="Verdana"/>
+          <w:sz w:val="18"/>
+          <w:szCs w:val="18"/>
+        </w:rPr>
+        <w:t>25</w:t>
+      </w:r>
+      <w:r>
+        <w:rPr>
+          <w:rFonts w:ascii="Verdana" w:hAnsi="Verdana"/>
+          <w:sz w:val="18"/>
+          <w:szCs w:val="18"/>
+        </w:rPr>
+        <w:t>00</w:t>
+      </w:r>
+      <w:r>
+        <w:rPr>
+          <w:rFonts w:ascii="Verdana" w:hAnsi="Verdana"/>
+          <w:sz w:val="18"/>
+          <w:szCs w:val="18"/>
+        </w:rPr>
+        <w:t xml:space="preserve"> words</w:t>
+      </w:r>
     </w:p>
     <w:p>
       <w:pPr>
         <w:jc w:val="both"/>
         <w:rPr>
           <w:rFonts w:ascii="Verdana" w:hAnsi="Verdana"/>
-          <w:color w:val="FF0000"/>
-          <w:sz w:val="18"/>
-          <w:szCs w:val="18"/>
-        </w:rPr>
-      </w:pPr>
-      <w:r>
-        <w:rPr>
-          <w:rFonts w:ascii="Verdana" w:hAnsi="Verdana"/>
-          <w:color w:val="FF0000"/>
-          <w:sz w:val="18"/>
-          <w:szCs w:val="18"/>
-        </w:rPr>
-        <w:t xml:space="preserve">Write a summary </w:t>
-      </w:r>
-      <w:r>
-        <w:rPr>
-          <w:rFonts w:ascii="Verdana" w:hAnsi="Verdana"/>
-          <w:color w:val="FF0000"/>
-          <w:sz w:val="18"/>
-          <w:szCs w:val="18"/>
-        </w:rPr>
-        <w:t xml:space="preserve">of the most important findings of the research phase and explain how exactly each of these findings will influence the follow-on stages of the project. </w:t>
-      </w:r>
+          <w:sz w:val="18"/>
+          <w:szCs w:val="18"/>
+        </w:rPr>
+      </w:pPr>
     </w:p>
     <w:p>
       <w:pPr>
         <w:jc w:val="both"/>
         <w:rPr>
           <w:rFonts w:ascii="Verdana" w:hAnsi="Verdana"/>
-          <w:noProof/>
-          <w:sz w:val="18"/>
-          <w:szCs w:val="18"/>
-        </w:rPr>
-      </w:pPr>
-      <w:r>
-        <w:rPr>
-          <w:rFonts w:ascii="Verdana" w:hAnsi="Verdana"/>
-          <w:bCs/>
-          <w:noProof/>
-          <w:sz w:val="18"/>
-          <w:szCs w:val="18"/>
-        </w:rPr>
-        <w:t>------------------------------------------------------</w:t>
+          <w:sz w:val="18"/>
+          <w:szCs w:val="18"/>
+        </w:rPr>
+      </w:pPr>
+      <w:r>
+        <w:rPr>
+          <w:rFonts w:ascii="Verdana" w:hAnsi="Verdana"/>
+          <w:sz w:val="18"/>
+          <w:szCs w:val="18"/>
+        </w:rPr>
+        <w:t>This section of the project will guide the reader through how each stage of the implementation worked and how each component was made being combined to create the final artifact. It will breakdown how the player component works, how the level design was iterated upon and how implementation of player feedback alongside research was used to create the second and final iteration of the artifacts tutorial levels.</w:t>
       </w:r>
     </w:p>
     <w:p>
@@ -6290,195 +6346,10 @@
         <w:jc w:val="both"/>
         <w:rPr>
           <w:rFonts w:ascii="Verdana" w:hAnsi="Verdana"/>
-          <w:b/>
-          <w:sz w:val="18"/>
-          <w:szCs w:val="18"/>
-        </w:rPr>
-      </w:pPr>
-    </w:p>
-    <w:p>
-      <w:pPr>
-        <w:jc w:val="both"/>
-        <w:rPr>
-          <w:rFonts w:ascii="Verdana" w:hAnsi="Verdana"/>
-          <w:sz w:val="18"/>
-          <w:szCs w:val="18"/>
-        </w:rPr>
-      </w:pPr>
-      <w:r>
-        <w:rPr>
-          <w:rFonts w:ascii="Verdana" w:hAnsi="Verdana"/>
-          <w:b/>
-          <w:sz w:val="18"/>
-          <w:szCs w:val="18"/>
-        </w:rPr>
-        <w:t>5</w:t>
-      </w:r>
-      <w:r>
-        <w:rPr>
-          <w:rFonts w:ascii="Verdana" w:hAnsi="Verdana"/>
-          <w:b/>
-          <w:sz w:val="18"/>
-          <w:szCs w:val="18"/>
-        </w:rPr>
-        <w:t xml:space="preserve">. </w:t>
-      </w:r>
-      <w:r>
-        <w:rPr>
-          <w:rFonts w:ascii="Verdana" w:hAnsi="Verdana"/>
-          <w:b/>
-          <w:sz w:val="18"/>
-          <w:szCs w:val="18"/>
-        </w:rPr>
-        <w:t xml:space="preserve">Practice </w:t>
-      </w:r>
-      <w:r>
-        <w:rPr>
-          <w:rFonts w:ascii="Verdana" w:hAnsi="Verdana"/>
-          <w:bCs/>
-          <w:sz w:val="18"/>
-          <w:szCs w:val="18"/>
-        </w:rPr>
-        <w:t>~</w:t>
-      </w:r>
-      <w:r>
-        <w:rPr>
-          <w:rFonts w:ascii="Verdana" w:hAnsi="Verdana"/>
-          <w:sz w:val="18"/>
-          <w:szCs w:val="18"/>
-        </w:rPr>
-        <w:t>25</w:t>
-      </w:r>
-      <w:r>
-        <w:rPr>
-          <w:rFonts w:ascii="Verdana" w:hAnsi="Verdana"/>
-          <w:sz w:val="18"/>
-          <w:szCs w:val="18"/>
-        </w:rPr>
-        <w:t>00</w:t>
-      </w:r>
-      <w:r>
-        <w:rPr>
-          <w:rFonts w:ascii="Verdana" w:hAnsi="Verdana"/>
-          <w:sz w:val="18"/>
-          <w:szCs w:val="18"/>
-        </w:rPr>
-        <w:t xml:space="preserve"> words</w:t>
-      </w:r>
-    </w:p>
-    <w:p>
-      <w:pPr>
-        <w:jc w:val="both"/>
-        <w:rPr>
-          <w:rFonts w:ascii="Verdana" w:hAnsi="Verdana"/>
-          <w:sz w:val="18"/>
-          <w:szCs w:val="18"/>
-        </w:rPr>
-      </w:pPr>
-    </w:p>
-    <w:p>
-      <w:pPr>
-        <w:pStyle w:val="ListParagraph"/>
-        <w:numPr>
-          <w:ilvl w:val="0"/>
-          <w:numId w:val="11"/>
-        </w:numPr>
-        <w:pBdr>
-          <w:bottom w:val="single" w:sz="6" w:space="1" w:color="auto"/>
-        </w:pBdr>
-        <w:jc w:val="both"/>
-        <w:rPr>
-          <w:rFonts w:ascii="Verdana" w:hAnsi="Verdana"/>
-          <w:sz w:val="18"/>
-          <w:szCs w:val="18"/>
-        </w:rPr>
-      </w:pPr>
-      <w:r>
-        <w:rPr>
-          <w:rFonts w:ascii="Verdana" w:hAnsi="Verdana"/>
-          <w:sz w:val="18"/>
-          <w:szCs w:val="18"/>
-        </w:rPr>
-        <w:t>Player controller</w:t>
-      </w:r>
-    </w:p>
-    <w:p>
-      <w:pPr>
-        <w:pStyle w:val="ListParagraph"/>
-        <w:numPr>
-          <w:ilvl w:val="0"/>
-          <w:numId w:val="11"/>
-        </w:numPr>
-        <w:pBdr>
-          <w:bottom w:val="single" w:sz="6" w:space="1" w:color="auto"/>
-        </w:pBdr>
-        <w:jc w:val="both"/>
-        <w:rPr>
-          <w:rFonts w:ascii="Verdana" w:hAnsi="Verdana"/>
-          <w:sz w:val="18"/>
-          <w:szCs w:val="18"/>
-        </w:rPr>
-      </w:pPr>
-      <w:r>
-        <w:rPr>
-          <w:rFonts w:ascii="Verdana" w:hAnsi="Verdana"/>
-          <w:sz w:val="18"/>
-          <w:szCs w:val="18"/>
-        </w:rPr>
-        <w:t>Level design</w:t>
-      </w:r>
-    </w:p>
-    <w:p>
-      <w:pPr>
-        <w:pStyle w:val="ListParagraph"/>
-        <w:numPr>
-          <w:ilvl w:val="0"/>
-          <w:numId w:val="11"/>
-        </w:numPr>
-        <w:pBdr>
-          <w:bottom w:val="single" w:sz="6" w:space="1" w:color="auto"/>
-        </w:pBdr>
-        <w:jc w:val="both"/>
-        <w:rPr>
-          <w:rFonts w:ascii="Verdana" w:hAnsi="Verdana"/>
-          <w:sz w:val="18"/>
-          <w:szCs w:val="18"/>
-        </w:rPr>
-      </w:pPr>
-      <w:r>
-        <w:rPr>
-          <w:rFonts w:ascii="Verdana" w:hAnsi="Verdana"/>
-          <w:sz w:val="18"/>
-          <w:szCs w:val="18"/>
-        </w:rPr>
-        <w:t>Hazards</w:t>
-      </w:r>
-    </w:p>
-    <w:p>
-      <w:pPr>
-        <w:pStyle w:val="ListParagraph"/>
-        <w:numPr>
-          <w:ilvl w:val="0"/>
-          <w:numId w:val="11"/>
-        </w:numPr>
-        <w:pBdr>
-          <w:bottom w:val="single" w:sz="6" w:space="1" w:color="auto"/>
-        </w:pBdr>
-        <w:jc w:val="both"/>
-        <w:rPr>
-          <w:rFonts w:ascii="Verdana" w:hAnsi="Verdana"/>
-          <w:sz w:val="18"/>
-          <w:szCs w:val="18"/>
-        </w:rPr>
-      </w:pPr>
-      <w:r>
-        <w:rPr>
-          <w:rFonts w:ascii="Verdana" w:hAnsi="Verdana"/>
-          <w:sz w:val="18"/>
-          <w:szCs w:val="18"/>
-        </w:rPr>
-        <w:t>Tutorial implementation</w:t>
-      </w:r>
+          <w:sz w:val="18"/>
+          <w:szCs w:val="18"/>
+        </w:rPr>
+      </w:pPr>
     </w:p>
     <w:p>
       <w:pPr>
@@ -6542,24 +6413,167 @@
         <w:jc w:val="both"/>
         <w:rPr>
           <w:rFonts w:ascii="Verdana" w:hAnsi="Verdana"/>
+          <w:sz w:val="18"/>
+          <w:szCs w:val="18"/>
+        </w:rPr>
+      </w:pPr>
+      <w:r>
+        <w:rPr>
+          <w:rFonts w:ascii="Verdana" w:hAnsi="Verdana"/>
+          <w:noProof/>
+          <w:sz w:val="18"/>
+          <w:szCs w:val="18"/>
+        </w:rPr>
+        <w:t>The</w:t>
+      </w:r>
+      <w:r>
+        <w:rPr>
+          <w:rFonts w:ascii="Verdana" w:hAnsi="Verdana"/>
+          <w:noProof/>
+          <w:sz w:val="18"/>
+          <w:szCs w:val="18"/>
+        </w:rPr>
+        <w:t xml:space="preserve"> original artifact inspiration came from 2D side scrolling games such </w:t>
+      </w:r>
+      <w:r>
+        <w:rPr>
+          <w:rFonts w:ascii="Verdana" w:hAnsi="Verdana"/>
+          <w:sz w:val="18"/>
+          <w:szCs w:val="18"/>
+        </w:rPr>
+        <w:t>New Super Mario Bros. (Nintendo EAD, 2006)</w:t>
+      </w:r>
+      <w:r>
+        <w:rPr>
+          <w:rFonts w:ascii="Verdana" w:hAnsi="Verdana"/>
+          <w:sz w:val="18"/>
+          <w:szCs w:val="18"/>
+        </w:rPr>
+        <w:t>. 2D side scrollers are often simple enough to learn by new players to not overwhelm them but can provide complex mechanics which require precise inputs and timings. This genre of games is also popular enough so many people will have at least heard of it due to its popularity. Nintendo (1889) states that New Super Mario Bros sold 30.8 million copies (Nintendo, n.d.)</w:t>
+      </w:r>
+      <w:r>
+        <w:rPr>
+          <w:rFonts w:ascii="Verdana" w:hAnsi="Verdana"/>
+          <w:sz w:val="18"/>
+          <w:szCs w:val="18"/>
+        </w:rPr>
+        <w:t xml:space="preserve"> which is one of their all-time highest selling games for the Nintendo DS. </w:t>
+      </w:r>
+    </w:p>
+    <w:p>
+      <w:pPr>
+        <w:jc w:val="both"/>
+        <w:rPr>
+          <w:rFonts w:ascii="Verdana" w:hAnsi="Verdana"/>
+          <w:sz w:val="18"/>
+          <w:szCs w:val="18"/>
+        </w:rPr>
+      </w:pPr>
+    </w:p>
+    <w:p>
+      <w:pPr>
+        <w:jc w:val="both"/>
+        <w:rPr>
+          <w:rFonts w:ascii="Verdana" w:hAnsi="Verdana"/>
           <w:b/>
           <w:bCs/>
-          <w:noProof/>
-          <w:sz w:val="18"/>
-          <w:szCs w:val="18"/>
-        </w:rPr>
-      </w:pPr>
-    </w:p>
-    <w:p>
-      <w:pPr>
-        <w:jc w:val="both"/>
+          <w:sz w:val="18"/>
+          <w:szCs w:val="18"/>
+        </w:rPr>
+      </w:pPr>
+      <w:r>
         <w:rPr>
           <w:rFonts w:ascii="Verdana" w:hAnsi="Verdana"/>
           <w:b/>
           <w:bCs/>
-          <w:noProof/>
-          <w:sz w:val="18"/>
-          <w:szCs w:val="18"/>
+          <w:sz w:val="18"/>
+          <w:szCs w:val="18"/>
+        </w:rPr>
+        <w:t>5.1.1 Parry Inspiration</w:t>
+      </w:r>
+    </w:p>
+    <w:p>
+      <w:pPr>
+        <w:jc w:val="both"/>
+        <w:rPr>
+          <w:rFonts w:ascii="Verdana" w:hAnsi="Verdana"/>
+          <w:sz w:val="18"/>
+          <w:szCs w:val="18"/>
+        </w:rPr>
+      </w:pPr>
+      <w:r>
+        <w:rPr>
+          <w:rFonts w:ascii="Verdana" w:hAnsi="Verdana"/>
+          <w:sz w:val="18"/>
+          <w:szCs w:val="18"/>
+        </w:rPr>
+        <w:t xml:space="preserve">While New </w:t>
+      </w:r>
+      <w:r>
+        <w:rPr>
+          <w:rFonts w:ascii="Verdana" w:hAnsi="Verdana"/>
+          <w:sz w:val="18"/>
+          <w:szCs w:val="18"/>
+        </w:rPr>
+        <w:t>Super Mario Bros DS</w:t>
+      </w:r>
+      <w:r>
+        <w:rPr>
+          <w:rFonts w:ascii="Verdana" w:hAnsi="Verdana"/>
+          <w:sz w:val="18"/>
+          <w:szCs w:val="18"/>
+        </w:rPr>
+        <w:t xml:space="preserve"> gives a solid but simple move set more complex moves were desired in order to give players more control over their characters </w:t>
+      </w:r>
+      <w:r>
+        <w:rPr>
+          <w:rFonts w:ascii="Verdana" w:hAnsi="Verdana"/>
+          <w:sz w:val="18"/>
+          <w:szCs w:val="18"/>
+        </w:rPr>
+        <w:t xml:space="preserve">and add more complexity that can be scaled up were the artifact to be developed and iterated on more. The parry system </w:t>
+      </w:r>
+      <w:r>
+        <w:rPr>
+          <w:rFonts w:ascii="Verdana" w:hAnsi="Verdana"/>
+          <w:sz w:val="18"/>
+          <w:szCs w:val="18"/>
+        </w:rPr>
+        <w:t>used in</w:t>
+      </w:r>
+      <w:r>
+        <w:rPr>
+          <w:rFonts w:ascii="Verdana" w:hAnsi="Verdana"/>
+          <w:sz w:val="18"/>
+          <w:szCs w:val="18"/>
+        </w:rPr>
+        <w:t xml:space="preserve"> Cuphead (Studio MDHR, 2017) </w:t>
+      </w:r>
+      <w:r>
+        <w:rPr>
+          <w:rFonts w:ascii="Verdana" w:hAnsi="Verdana"/>
+          <w:sz w:val="18"/>
+          <w:szCs w:val="18"/>
+        </w:rPr>
+        <w:t xml:space="preserve">called a “Parry Slap” </w:t>
+      </w:r>
+      <w:r>
+        <w:rPr>
+          <w:rFonts w:ascii="Verdana" w:hAnsi="Verdana"/>
+          <w:sz w:val="18"/>
+          <w:szCs w:val="18"/>
+        </w:rPr>
+        <w:t xml:space="preserve">and shown in figure 1 requires the player to press an input at the correct time in order to correctly parry. This system adds a layer of skill to the game and while optional in Cuphead will be used in a similar fashion to give the player movement in the artifact. </w:t>
+      </w:r>
+    </w:p>
+    <w:p>
+      <w:pPr>
+        <w:jc w:val="both"/>
+        <w:rPr>
+          <w:rFonts w:ascii="Verdana" w:hAnsi="Verdana"/>
+          <w:noProof/>
+          <w:sz w:val="16"/>
+          <w:szCs w:val="16"/>
         </w:rPr>
       </w:pPr>
       <w:r>
@@ -6571,9 +6585,30 @@
           <w:sz w:val="18"/>
           <w:szCs w:val="18"/>
         </w:rPr>
-        <w:t>5.</w:t>
-      </w:r>
-      <w:r>
+        <w:t xml:space="preserve">Fig 1: </w:t>
+      </w:r>
+      <w:r>
+        <w:rPr>
+          <w:rFonts w:ascii="Verdana" w:hAnsi="Verdana"/>
+          <w:noProof/>
+          <w:sz w:val="16"/>
+          <w:szCs w:val="16"/>
+        </w:rPr>
+        <w:t xml:space="preserve">Tutorial level of Cuphead showing the “Parry Slap” system </w:t>
+      </w:r>
+      <w:r>
+        <w:rPr>
+          <w:rFonts w:ascii="Verdana" w:hAnsi="Verdana"/>
+          <w:noProof/>
+          <w:sz w:val="16"/>
+          <w:szCs w:val="16"/>
+        </w:rPr>
+        <w:t>(Studio MDHR, 2017)</w:t>
+      </w:r>
+    </w:p>
+    <w:p>
+      <w:pPr>
+        <w:jc w:val="both"/>
         <w:rPr>
           <w:rFonts w:ascii="Verdana" w:hAnsi="Verdana"/>
           <w:b/>
@@ -6582,8 +6617,38 @@
           <w:sz w:val="18"/>
           <w:szCs w:val="18"/>
         </w:rPr>
-        <w:t>2 Player Controller Set-Up</w:t>
-      </w:r>
+      </w:pPr>
+    </w:p>
+    <w:p>
+      <w:pPr>
+        <w:jc w:val="both"/>
+        <w:rPr>
+          <w:rFonts w:ascii="Verdana" w:hAnsi="Verdana"/>
+          <w:noProof/>
+          <w:sz w:val="18"/>
+          <w:szCs w:val="18"/>
+        </w:rPr>
+      </w:pPr>
+      <w:r>
+        <w:rPr>
+          <w:rFonts w:ascii="Verdana" w:hAnsi="Verdana"/>
+          <w:noProof/>
+          <w:sz w:val="18"/>
+          <w:szCs w:val="18"/>
+        </w:rPr>
+        <w:t>It was chosen that from this the artifact it will require the player to press an input at the correct time to give them a boost of height as if they were jumping from the ground. Unlike the inspiration  the object chosen to parry off of was made larger to allow a more forgiving input timing.</w:t>
+      </w:r>
+    </w:p>
+    <w:p>
+      <w:pPr>
+        <w:jc w:val="both"/>
+        <w:rPr>
+          <w:rFonts w:ascii="Verdana" w:hAnsi="Verdana"/>
+          <w:noProof/>
+          <w:sz w:val="18"/>
+          <w:szCs w:val="18"/>
+        </w:rPr>
+      </w:pPr>
     </w:p>
     <w:p>
       <w:pPr>
@@ -6597,25 +6662,1281 @@
           <w:szCs w:val="18"/>
         </w:rPr>
       </w:pPr>
+      <w:r>
+        <w:rPr>
+          <w:rFonts w:ascii="Verdana" w:hAnsi="Verdana"/>
+          <w:b/>
+          <w:bCs/>
+          <w:noProof/>
+          <w:sz w:val="18"/>
+          <w:szCs w:val="18"/>
+        </w:rPr>
+        <w:t xml:space="preserve">5.1.2 </w:t>
+      </w:r>
+      <w:r>
+        <w:rPr>
+          <w:rFonts w:ascii="Verdana" w:hAnsi="Verdana"/>
+          <w:b/>
+          <w:bCs/>
+          <w:noProof/>
+          <w:sz w:val="18"/>
+          <w:szCs w:val="18"/>
+        </w:rPr>
+        <w:t>Dash Inspiration</w:t>
+      </w:r>
     </w:p>
     <w:p>
       <w:pPr>
         <w:jc w:val="both"/>
         <w:rPr>
           <w:rFonts w:ascii="Verdana" w:hAnsi="Verdana"/>
-          <w:noProof/>
-          <w:sz w:val="18"/>
-          <w:szCs w:val="18"/>
-        </w:rPr>
-      </w:pPr>
-      <w:r>
-        <w:rPr>
-          <w:rFonts w:ascii="Verdana" w:hAnsi="Verdana"/>
+          <w:b/>
           <w:bCs/>
           <w:noProof/>
           <w:sz w:val="18"/>
           <w:szCs w:val="18"/>
         </w:rPr>
+      </w:pPr>
+    </w:p>
+    <w:p>
+      <w:pPr>
+        <w:jc w:val="both"/>
+        <w:rPr>
+          <w:rFonts w:ascii="Verdana" w:hAnsi="Verdana"/>
+          <w:noProof/>
+          <w:sz w:val="18"/>
+          <w:szCs w:val="18"/>
+        </w:rPr>
+      </w:pPr>
+      <w:r>
+        <w:rPr>
+          <w:rFonts w:ascii="Verdana" w:hAnsi="Verdana"/>
+          <w:noProof/>
+          <w:sz w:val="18"/>
+          <w:szCs w:val="18"/>
+        </w:rPr>
+        <w:t>A dash is a movement feature that allows the player to “travel a distance many times the length of their body in a split second” (tvtopes, n.d.)</w:t>
+      </w:r>
+      <w:r>
+        <w:rPr>
+          <w:rFonts w:ascii="Verdana" w:hAnsi="Verdana"/>
+          <w:noProof/>
+          <w:sz w:val="18"/>
+          <w:szCs w:val="18"/>
+        </w:rPr>
+        <w:t xml:space="preserve"> oftern being used as a tool to move across large gaps or avoid danger.</w:t>
+      </w:r>
+      <w:r>
+        <w:rPr>
+          <w:rFonts w:ascii="Verdana" w:hAnsi="Verdana"/>
+          <w:noProof/>
+          <w:sz w:val="18"/>
+          <w:szCs w:val="18"/>
+        </w:rPr>
+        <w:t xml:space="preserve"> Celeste (Maddy Makes Games, Extremely OK Games, Lts, 2018) is another 2D platformer with a high level of movement. The player is given the option to dash in 8 different </w:t>
+      </w:r>
+      <w:r>
+        <w:rPr>
+          <w:rFonts w:ascii="Verdana" w:hAnsi="Verdana"/>
+          <w:noProof/>
+          <w:sz w:val="18"/>
+          <w:szCs w:val="18"/>
+        </w:rPr>
+        <w:t xml:space="preserve">dirrections for a short distance. While taking inspiration from Celeste for its dash the decision was made to limit the dash to only the left and right dirrections due to the design choices of the levels </w:t>
+      </w:r>
+      <w:r>
+        <w:rPr>
+          <w:rFonts w:ascii="Verdana" w:hAnsi="Verdana"/>
+          <w:noProof/>
+          <w:sz w:val="18"/>
+          <w:szCs w:val="18"/>
+        </w:rPr>
+        <w:t>which are the same size for each area. Increasing the dashes ability to move in any direction would reduce the creativity of each level with them having to pander to the extreme movement</w:t>
+      </w:r>
+    </w:p>
+    <w:p>
+      <w:pPr>
+        <w:jc w:val="both"/>
+        <w:rPr>
+          <w:rFonts w:ascii="Verdana" w:hAnsi="Verdana"/>
+          <w:noProof/>
+          <w:sz w:val="18"/>
+          <w:szCs w:val="18"/>
+        </w:rPr>
+      </w:pPr>
+    </w:p>
+    <w:p>
+      <w:pPr>
+        <w:jc w:val="both"/>
+        <w:rPr>
+          <w:rFonts w:ascii="Verdana" w:hAnsi="Verdana"/>
+          <w:b/>
+          <w:bCs/>
+          <w:noProof/>
+          <w:sz w:val="18"/>
+          <w:szCs w:val="18"/>
+        </w:rPr>
+      </w:pPr>
+      <w:r>
+        <w:rPr>
+          <w:rFonts w:ascii="Verdana" w:hAnsi="Verdana"/>
+          <w:b/>
+          <w:bCs/>
+          <w:noProof/>
+          <w:sz w:val="18"/>
+          <w:szCs w:val="18"/>
+        </w:rPr>
+        <w:t xml:space="preserve">5.1.3 </w:t>
+      </w:r>
+      <w:r>
+        <w:rPr>
+          <w:rFonts w:ascii="Verdana" w:hAnsi="Verdana"/>
+          <w:b/>
+          <w:bCs/>
+          <w:noProof/>
+          <w:sz w:val="18"/>
+          <w:szCs w:val="18"/>
+        </w:rPr>
+        <w:t>Wall Jump and Slide</w:t>
+      </w:r>
+    </w:p>
+    <w:p>
+      <w:pPr>
+        <w:jc w:val="both"/>
+        <w:rPr>
+          <w:rFonts w:ascii="Verdana" w:hAnsi="Verdana"/>
+          <w:noProof/>
+          <w:sz w:val="18"/>
+          <w:szCs w:val="18"/>
+        </w:rPr>
+      </w:pPr>
+      <w:r>
+        <w:rPr>
+          <w:rFonts w:ascii="Verdana" w:hAnsi="Verdana"/>
+          <w:noProof/>
+          <w:sz w:val="18"/>
+          <w:szCs w:val="18"/>
+        </w:rPr>
+        <w:t xml:space="preserve">Many 2D side scrolling games have a wall jump and slide mechanic such as the afromentioned </w:t>
+      </w:r>
+      <w:r>
+        <w:rPr>
+          <w:rFonts w:ascii="Verdana" w:hAnsi="Verdana"/>
+          <w:noProof/>
+          <w:sz w:val="18"/>
+          <w:szCs w:val="18"/>
+        </w:rPr>
+        <w:t xml:space="preserve">New Super Mario Bros and Celeste. </w:t>
+      </w:r>
+      <w:r>
+        <w:rPr>
+          <w:rFonts w:ascii="Verdana" w:hAnsi="Verdana"/>
+          <w:noProof/>
+          <w:sz w:val="18"/>
+          <w:szCs w:val="18"/>
+        </w:rPr>
+        <w:t xml:space="preserve"> This consists of jumping into a wall then when connect pressing jump again to push off the wall to the other side</w:t>
+      </w:r>
+      <w:r>
+        <w:rPr>
+          <w:rFonts w:ascii="Verdana" w:hAnsi="Verdana"/>
+          <w:noProof/>
+          <w:sz w:val="18"/>
+          <w:szCs w:val="18"/>
+        </w:rPr>
+        <w:t xml:space="preserve"> as shown in figure 2</w:t>
+      </w:r>
+      <w:r>
+        <w:rPr>
+          <w:rFonts w:ascii="Verdana" w:hAnsi="Verdana"/>
+          <w:noProof/>
+          <w:sz w:val="18"/>
+          <w:szCs w:val="18"/>
+        </w:rPr>
+        <w:t>. Wall sliding is incorporated with this technique as holding the movement input into the wall makes the player character slowly slide down walls giving them more time to plan the next move. In the context of the game</w:t>
+      </w:r>
+      <w:r>
+        <w:rPr>
+          <w:rFonts w:ascii="Verdana" w:hAnsi="Verdana"/>
+          <w:noProof/>
+          <w:sz w:val="18"/>
+          <w:szCs w:val="18"/>
+        </w:rPr>
+        <w:t xml:space="preserve">, </w:t>
+      </w:r>
+      <w:r>
+        <w:rPr>
+          <w:rFonts w:ascii="Verdana" w:hAnsi="Verdana"/>
+          <w:noProof/>
+          <w:sz w:val="18"/>
+          <w:szCs w:val="18"/>
+        </w:rPr>
+        <w:t xml:space="preserve">both </w:t>
+      </w:r>
+      <w:r>
+        <w:rPr>
+          <w:rFonts w:ascii="Verdana" w:hAnsi="Verdana"/>
+          <w:noProof/>
+          <w:sz w:val="18"/>
+          <w:szCs w:val="18"/>
+        </w:rPr>
+        <w:t>mechanics</w:t>
+      </w:r>
+      <w:r>
+        <w:rPr>
+          <w:rFonts w:ascii="Verdana" w:hAnsi="Verdana"/>
+          <w:noProof/>
+          <w:sz w:val="18"/>
+          <w:szCs w:val="18"/>
+        </w:rPr>
+        <w:t xml:space="preserve"> </w:t>
+      </w:r>
+      <w:r>
+        <w:rPr>
+          <w:rFonts w:ascii="Verdana" w:hAnsi="Verdana"/>
+          <w:noProof/>
+          <w:sz w:val="18"/>
+          <w:szCs w:val="18"/>
+        </w:rPr>
+        <w:t xml:space="preserve">will be pivotal fetures in making sure the game has enough movement and control with skill expression but making it </w:t>
+      </w:r>
+      <w:r>
+        <w:rPr>
+          <w:rFonts w:ascii="Verdana" w:hAnsi="Verdana"/>
+          <w:noProof/>
+          <w:sz w:val="18"/>
+          <w:szCs w:val="18"/>
+        </w:rPr>
+        <w:t>easy enough for the people testing who have no experience at all to handle.</w:t>
+      </w:r>
+    </w:p>
+    <w:p>
+      <w:pPr>
+        <w:jc w:val="both"/>
+        <w:rPr>
+          <w:rFonts w:ascii="Verdana" w:hAnsi="Verdana"/>
+          <w:noProof/>
+          <w:sz w:val="16"/>
+          <w:szCs w:val="16"/>
+        </w:rPr>
+      </w:pPr>
+      <w:r>
+        <w:rPr>
+          <w:rFonts w:ascii="Verdana" w:hAnsi="Verdana"/>
+          <w:b/>
+          <w:noProof/>
+          <w:color w:val="FF0000"/>
+          <w:sz w:val="18"/>
+          <w:szCs w:val="18"/>
+          <w:lang w:val="en-US"/>
+        </w:rPr>
+        <w:lastRenderedPageBreak/>
+        <mc:AlternateContent>
+          <mc:Choice Requires="wps">
+            <w:drawing>
+              <wp:anchor distT="0" distB="0" distL="114300" distR="114300" simplePos="0" relativeHeight="251669504" behindDoc="0" locked="0" layoutInCell="1" allowOverlap="1" wp14:anchorId="0FE95A0A" wp14:editId="73AB185B">
+                <wp:simplePos x="0" y="0"/>
+                <wp:positionH relativeFrom="column">
+                  <wp:posOffset>3317240</wp:posOffset>
+                </wp:positionH>
+                <wp:positionV relativeFrom="paragraph">
+                  <wp:posOffset>3175</wp:posOffset>
+                </wp:positionV>
+                <wp:extent cx="2921000" cy="993775"/>
+                <wp:effectExtent l="0" t="0" r="12700" b="16510"/>
+                <wp:wrapSquare wrapText="bothSides"/>
+                <wp:docPr id="59669772" name="Text Box 59669772"/>
+                <wp:cNvGraphicFramePr/>
+                <a:graphic xmlns:a="http://schemas.openxmlformats.org/drawingml/2006/main">
+                  <a:graphicData uri="http://schemas.microsoft.com/office/word/2010/wordprocessingShape">
+                    <wps:wsp>
+                      <wps:cNvSpPr txBox="1"/>
+                      <wps:spPr>
+                        <a:xfrm>
+                          <a:off x="0" y="0"/>
+                          <a:ext cx="2921000" cy="993775"/>
+                        </a:xfrm>
+                        <a:prstGeom prst="rect">
+                          <a:avLst/>
+                        </a:prstGeom>
+                        <a:noFill/>
+                        <a:ln w="6350" cmpd="sng">
+                          <a:solidFill>
+                            <a:schemeClr val="tx1"/>
+                          </a:solidFill>
+                        </a:ln>
+                        <a:effectLst/>
+                        <a:extLst>
+                          <a:ext uri="{C572A759-6A51-4108-AA02-DFA0A04FC94B}">
+                            <ma14:wrappingTextBoxFlag xmlns="" xmlns:mo="http://schemas.microsoft.com/office/mac/office/2008/main" xmlns:mv="urn:schemas-microsoft-com:mac:vml" xmlns:o="urn:schemas-microsoft-com:office:office" xmlns:v="urn:schemas-microsoft-com:vml" xmlns:w10="urn:schemas-microsoft-com:office:word" xmlns:w="http://schemas.openxmlformats.org/wordprocessingml/2006/main" xmlns:ma14="http://schemas.microsoft.com/office/mac/drawingml/2011/main"/>
+                          </a:ext>
+                        </a:extLst>
+                      </wps:spPr>
+                      <wps:style>
+                        <a:lnRef idx="0">
+                          <a:schemeClr val="accent1"/>
+                        </a:lnRef>
+                        <a:fillRef idx="0">
+                          <a:schemeClr val="accent1"/>
+                        </a:fillRef>
+                        <a:effectRef idx="0">
+                          <a:schemeClr val="accent1"/>
+                        </a:effectRef>
+                        <a:fontRef idx="minor">
+                          <a:schemeClr val="dk1"/>
+                        </a:fontRef>
+                      </wps:style>
+                      <wps:txbx>
+                        <w:txbxContent>
+                          <w:p>
+                            <w:pPr>
+                              <w:jc w:val="center"/>
+                            </w:pPr>
+                            <w:r>
+                              <w:rPr>
+                                <w:noProof/>
+                              </w:rPr>
+                              <w:drawing>
+                                <wp:inline distT="0" distB="0" distL="0" distR="0" wp14:anchorId="4BEDD2CC" wp14:editId="0FAADAB3">
+                                  <wp:extent cx="2731770" cy="4259580"/>
+                                  <wp:effectExtent l="0" t="0" r="0" b="7620"/>
+                                  <wp:docPr id="629453258" name="Picture 1" descr="A screenshot of a computer&#10;&#10;AI-generated content may be incorrect."/>
+                                  <wp:cNvGraphicFramePr>
+                                    <a:graphicFrameLocks xmlns:a="http://schemas.openxmlformats.org/drawingml/2006/main" noChangeAspect="1"/>
+                                  </wp:cNvGraphicFramePr>
+                                  <a:graphic xmlns:a="http://schemas.openxmlformats.org/drawingml/2006/main">
+                                    <a:graphicData uri="http://schemas.openxmlformats.org/drawingml/2006/picture">
+                                      <pic:pic xmlns:pic="http://schemas.openxmlformats.org/drawingml/2006/picture">
+                                        <pic:nvPicPr>
+                                          <pic:cNvPr id="629453258" name="Picture 1" descr="A screenshot of a computer&#10;&#10;AI-generated content may be incorrect."/>
+                                          <pic:cNvPicPr/>
+                                        </pic:nvPicPr>
+                                        <pic:blipFill>
+                                          <a:blip r:embed="rId28"/>
+                                          <a:stretch>
+                                            <a:fillRect/>
+                                          </a:stretch>
+                                        </pic:blipFill>
+                                        <pic:spPr>
+                                          <a:xfrm>
+                                            <a:off x="0" y="0"/>
+                                            <a:ext cx="2731770" cy="4259580"/>
+                                          </a:xfrm>
+                                          <a:prstGeom prst="rect">
+                                            <a:avLst/>
+                                          </a:prstGeom>
+                                        </pic:spPr>
+                                      </pic:pic>
+                                    </a:graphicData>
+                                  </a:graphic>
+                                </wp:inline>
+                              </w:drawing>
+                            </w:r>
+                          </w:p>
+                        </w:txbxContent>
+                      </wps:txbx>
+                      <wps:bodyPr rot="0" spcFirstLastPara="0" vertOverflow="overflow" horzOverflow="overflow" vert="horz" wrap="square" lIns="91440" tIns="45720" rIns="91440" bIns="45720" numCol="1" spcCol="0" rtlCol="0" fromWordArt="0" anchor="t" anchorCtr="0" forceAA="0" compatLnSpc="1">
+                        <a:prstTxWarp prst="textNoShape">
+                          <a:avLst/>
+                        </a:prstTxWarp>
+                        <a:spAutoFit/>
+                      </wps:bodyPr>
+                    </wps:wsp>
+                  </a:graphicData>
+                </a:graphic>
+                <wp14:sizeRelH relativeFrom="margin">
+                  <wp14:pctWidth>0</wp14:pctWidth>
+                </wp14:sizeRelH>
+              </wp:anchor>
+            </w:drawing>
+          </mc:Choice>
+          <mc:Fallback>
+            <w:pict>
+              <v:shape w14:anchorId="0FE95A0A" id="Text Box 59669772" o:spid="_x0000_s1028" type="#_x0000_t202" style="position:absolute;left:0;text-align:left;margin-left:261.2pt;margin-top:.25pt;width:230pt;height:78.25pt;z-index:251669504;visibility:visible;mso-wrap-style:square;mso-width-percent:0;mso-wrap-distance-left:9pt;mso-wrap-distance-top:0;mso-wrap-distance-right:9pt;mso-wrap-distance-bottom:0;mso-position-horizontal:absolute;mso-position-horizontal-relative:text;mso-position-vertical:absolute;mso-position-vertical-relative:text;mso-width-percent:0;mso-width-relative:margin;v-text-anchor:top" o:gfxdata="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" filled="f" strokecolor="black [3213]" strokeweight=".5pt">
+                <v:textbox style="mso-fit-shape-to-text:t">
+                  <w:txbxContent>
+                    <w:p>
+                      <w:pPr>
+                        <w:jc w:val="center"/>
+                      </w:pPr>
+                      <w:r>
+                        <w:rPr>
+                          <w:noProof/>
+                        </w:rPr>
+                        <w:drawing>
+                          <wp:inline distT="0" distB="0" distL="0" distR="0" wp14:anchorId="4BEDD2CC" wp14:editId="0FAADAB3">
+                            <wp:extent cx="2731770" cy="4259580"/>
+                            <wp:effectExtent l="0" t="0" r="0" b="7620"/>
+                            <wp:docPr id="629453258" name="Picture 1" descr="A screenshot of a computer&#10;&#10;AI-generated content may be incorrect."/>
+                            <wp:cNvGraphicFramePr>
+                              <a:graphicFrameLocks xmlns:a="http://schemas.openxmlformats.org/drawingml/2006/main" noChangeAspect="1"/>
+                            </wp:cNvGraphicFramePr>
+                            <a:graphic xmlns:a="http://schemas.openxmlformats.org/drawingml/2006/main">
+                              <a:graphicData uri="http://schemas.openxmlformats.org/drawingml/2006/picture">
+                                <pic:pic xmlns:pic="http://schemas.openxmlformats.org/drawingml/2006/picture">
+                                  <pic:nvPicPr>
+                                    <pic:cNvPr id="629453258" name="Picture 1" descr="A screenshot of a computer&#10;&#10;AI-generated content may be incorrect."/>
+                                    <pic:cNvPicPr/>
+                                  </pic:nvPicPr>
+                                  <pic:blipFill>
+                                    <a:blip r:embed="rId28"/>
+                                    <a:stretch>
+                                      <a:fillRect/>
+                                    </a:stretch>
+                                  </pic:blipFill>
+                                  <pic:spPr>
+                                    <a:xfrm>
+                                      <a:off x="0" y="0"/>
+                                      <a:ext cx="2731770" cy="4259580"/>
+                                    </a:xfrm>
+                                    <a:prstGeom prst="rect">
+                                      <a:avLst/>
+                                    </a:prstGeom>
+                                  </pic:spPr>
+                                </pic:pic>
+                              </a:graphicData>
+                            </a:graphic>
+                          </wp:inline>
+                        </w:drawing>
+                      </w:r>
+                    </w:p>
+                  </w:txbxContent>
+                </v:textbox>
+                <w10:wrap type="square"/>
+              </v:shape>
+            </w:pict>
+          </mc:Fallback>
+        </mc:AlternateContent>
+      </w:r>
+      <w:r>
+        <w:rPr>
+          <w:rFonts w:ascii="Verdana" w:hAnsi="Verdana"/>
+          <w:b/>
+          <w:noProof/>
+          <w:color w:val="FF0000"/>
+          <w:sz w:val="18"/>
+          <w:szCs w:val="18"/>
+          <w:lang w:val="en-US"/>
+        </w:rPr>
+        <mc:AlternateContent>
+          <mc:Choice Requires="wps">
+            <w:drawing>
+              <wp:anchor distT="0" distB="0" distL="114300" distR="114300" simplePos="0" relativeHeight="251665408" behindDoc="0" locked="0" layoutInCell="1" allowOverlap="1" wp14:anchorId="203F0A4C" wp14:editId="087486F9">
+                <wp:simplePos x="0" y="0"/>
+                <wp:positionH relativeFrom="margin">
+                  <wp:align>left</wp:align>
+                </wp:positionH>
+                <wp:positionV relativeFrom="paragraph">
+                  <wp:posOffset>1905</wp:posOffset>
+                </wp:positionV>
+                <wp:extent cx="2921000" cy="993775"/>
+                <wp:effectExtent l="0" t="0" r="12700" b="16510"/>
+                <wp:wrapSquare wrapText="bothSides"/>
+                <wp:docPr id="1864477222" name="Text Box 1864477222"/>
+                <wp:cNvGraphicFramePr/>
+                <a:graphic xmlns:a="http://schemas.openxmlformats.org/drawingml/2006/main">
+                  <a:graphicData uri="http://schemas.microsoft.com/office/word/2010/wordprocessingShape">
+                    <wps:wsp>
+                      <wps:cNvSpPr txBox="1"/>
+                      <wps:spPr>
+                        <a:xfrm>
+                          <a:off x="0" y="0"/>
+                          <a:ext cx="2921000" cy="993775"/>
+                        </a:xfrm>
+                        <a:prstGeom prst="rect">
+                          <a:avLst/>
+                        </a:prstGeom>
+                        <a:noFill/>
+                        <a:ln w="6350" cmpd="sng">
+                          <a:solidFill>
+                            <a:schemeClr val="tx1"/>
+                          </a:solidFill>
+                        </a:ln>
+                        <a:effectLst/>
+                        <a:extLst>
+                          <a:ext uri="{C572A759-6A51-4108-AA02-DFA0A04FC94B}">
+                            <ma14:wrappingTextBoxFlag xmlns="" xmlns:mo="http://schemas.microsoft.com/office/mac/office/2008/main" xmlns:mv="urn:schemas-microsoft-com:mac:vml" xmlns:o="urn:schemas-microsoft-com:office:office" xmlns:v="urn:schemas-microsoft-com:vml" xmlns:w10="urn:schemas-microsoft-com:office:word" xmlns:w="http://schemas.openxmlformats.org/wordprocessingml/2006/main" xmlns:ma14="http://schemas.microsoft.com/office/mac/drawingml/2011/main"/>
+                          </a:ext>
+                        </a:extLst>
+                      </wps:spPr>
+                      <wps:style>
+                        <a:lnRef idx="0">
+                          <a:schemeClr val="accent1"/>
+                        </a:lnRef>
+                        <a:fillRef idx="0">
+                          <a:schemeClr val="accent1"/>
+                        </a:fillRef>
+                        <a:effectRef idx="0">
+                          <a:schemeClr val="accent1"/>
+                        </a:effectRef>
+                        <a:fontRef idx="minor">
+                          <a:schemeClr val="dk1"/>
+                        </a:fontRef>
+                      </wps:style>
+                      <wps:txbx>
+                        <w:txbxContent>
+                          <w:p>
+                            <w:pPr>
+                              <w:jc w:val="center"/>
+                            </w:pPr>
+                            <w:r>
+                              <w:rPr>
+                                <w:noProof/>
+                              </w:rPr>
+                              <w:drawing>
+                                <wp:inline distT="0" distB="0" distL="0" distR="0" wp14:anchorId="5D28E762" wp14:editId="1891E178">
+                                  <wp:extent cx="1511300" cy="1020128"/>
+                                  <wp:effectExtent l="0" t="0" r="0" b="8890"/>
+                                  <wp:docPr id="690859101" name="Picture 5" descr="A cartoon characters in the air&#10;&#10;AI-generated content may be incorrect."/>
+                                  <wp:cNvGraphicFramePr>
+                                    <a:graphicFrameLocks xmlns:a="http://schemas.openxmlformats.org/drawingml/2006/main" noChangeAspect="1"/>
+                                  </wp:cNvGraphicFramePr>
+                                  <a:graphic xmlns:a="http://schemas.openxmlformats.org/drawingml/2006/main">
+                                    <a:graphicData uri="http://schemas.openxmlformats.org/drawingml/2006/picture">
+                                      <pic:pic xmlns:pic="http://schemas.openxmlformats.org/drawingml/2006/picture">
+                                        <pic:nvPicPr>
+                                          <pic:cNvPr id="690859101" name="Picture 5" descr="A cartoon characters in the air&#10;&#10;AI-generated content may be incorrect."/>
+                                          <pic:cNvPicPr/>
+                                        </pic:nvPicPr>
+                                        <pic:blipFill>
+                                          <a:blip r:embed="rId29"/>
+                                          <a:stretch>
+                                            <a:fillRect/>
+                                          </a:stretch>
+                                        </pic:blipFill>
+                                        <pic:spPr>
+                                          <a:xfrm>
+                                            <a:off x="0" y="0"/>
+                                            <a:ext cx="1523987" cy="1028692"/>
+                                          </a:xfrm>
+                                          <a:prstGeom prst="rect">
+                                            <a:avLst/>
+                                          </a:prstGeom>
+                                        </pic:spPr>
+                                      </pic:pic>
+                                    </a:graphicData>
+                                  </a:graphic>
+                                </wp:inline>
+                              </w:drawing>
+                            </w:r>
+                          </w:p>
+                        </w:txbxContent>
+                      </wps:txbx>
+                      <wps:bodyPr rot="0" spcFirstLastPara="0" vertOverflow="overflow" horzOverflow="overflow" vert="horz" wrap="square" lIns="91440" tIns="45720" rIns="91440" bIns="45720" numCol="1" spcCol="0" rtlCol="0" fromWordArt="0" anchor="t" anchorCtr="0" forceAA="0" compatLnSpc="1">
+                        <a:prstTxWarp prst="textNoShape">
+                          <a:avLst/>
+                        </a:prstTxWarp>
+                        <a:spAutoFit/>
+                      </wps:bodyPr>
+                    </wps:wsp>
+                  </a:graphicData>
+                </a:graphic>
+                <wp14:sizeRelH relativeFrom="margin">
+                  <wp14:pctWidth>0</wp14:pctWidth>
+                </wp14:sizeRelH>
+              </wp:anchor>
+            </w:drawing>
+          </mc:Choice>
+          <mc:Fallback>
+            <w:pict>
+              <v:shape w14:anchorId="203F0A4C" id="Text Box 1864477222" o:spid="_x0000_s1029" type="#_x0000_t202" style="position:absolute;left:0;text-align:left;margin-left:0;margin-top:.15pt;width:230pt;height:78.25pt;z-index:251665408;visibility:visible;mso-wrap-style:square;mso-width-percent:0;mso-wrap-distance-left:9pt;mso-wrap-distance-top:0;mso-wrap-distance-right:9pt;mso-wrap-distance-bottom:0;mso-position-horizontal:left;mso-position-horizontal-relative:margin;mso-position-vertical:absolute;mso-position-vertical-relative:text;mso-width-percent:0;mso-width-relative:margin;v-text-anchor:top" o:gfxdata="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" filled="f" strokecolor="black [3213]" strokeweight=".5pt">
+                <v:textbox style="mso-fit-shape-to-text:t">
+                  <w:txbxContent>
+                    <w:p>
+                      <w:pPr>
+                        <w:jc w:val="center"/>
+                      </w:pPr>
+                      <w:r>
+                        <w:rPr>
+                          <w:noProof/>
+                        </w:rPr>
+                        <w:drawing>
+                          <wp:inline distT="0" distB="0" distL="0" distR="0" wp14:anchorId="5D28E762" wp14:editId="1891E178">
+                            <wp:extent cx="1511300" cy="1020128"/>
+                            <wp:effectExtent l="0" t="0" r="0" b="8890"/>
+                            <wp:docPr id="690859101" name="Picture 5" descr="A cartoon characters in the air&#10;&#10;AI-generated content may be incorrect."/>
+                            <wp:cNvGraphicFramePr>
+                              <a:graphicFrameLocks xmlns:a="http://schemas.openxmlformats.org/drawingml/2006/main" noChangeAspect="1"/>
+                            </wp:cNvGraphicFramePr>
+                            <a:graphic xmlns:a="http://schemas.openxmlformats.org/drawingml/2006/main">
+                              <a:graphicData uri="http://schemas.openxmlformats.org/drawingml/2006/picture">
+                                <pic:pic xmlns:pic="http://schemas.openxmlformats.org/drawingml/2006/picture">
+                                  <pic:nvPicPr>
+                                    <pic:cNvPr id="690859101" name="Picture 5" descr="A cartoon characters in the air&#10;&#10;AI-generated content may be incorrect."/>
+                                    <pic:cNvPicPr/>
+                                  </pic:nvPicPr>
+                                  <pic:blipFill>
+                                    <a:blip r:embed="rId29"/>
+                                    <a:stretch>
+                                      <a:fillRect/>
+                                    </a:stretch>
+                                  </pic:blipFill>
+                                  <pic:spPr>
+                                    <a:xfrm>
+                                      <a:off x="0" y="0"/>
+                                      <a:ext cx="1523987" cy="1028692"/>
+                                    </a:xfrm>
+                                    <a:prstGeom prst="rect">
+                                      <a:avLst/>
+                                    </a:prstGeom>
+                                  </pic:spPr>
+                                </pic:pic>
+                              </a:graphicData>
+                            </a:graphic>
+                          </wp:inline>
+                        </w:drawing>
+                      </w:r>
+                    </w:p>
+                  </w:txbxContent>
+                </v:textbox>
+                <w10:wrap type="square" anchorx="margin"/>
+              </v:shape>
+            </w:pict>
+          </mc:Fallback>
+        </mc:AlternateContent>
+      </w:r>
+      <w:r>
+        <w:rPr>
+          <w:rFonts w:ascii="Verdana" w:hAnsi="Verdana"/>
+          <w:b/>
+          <w:bCs/>
+          <w:noProof/>
+          <w:sz w:val="18"/>
+          <w:szCs w:val="18"/>
+        </w:rPr>
+        <w:t xml:space="preserve">Fig. 2: </w:t>
+      </w:r>
+      <w:r>
+        <w:rPr>
+          <w:rFonts w:ascii="Verdana" w:hAnsi="Verdana"/>
+          <w:noProof/>
+          <w:sz w:val="16"/>
+          <w:szCs w:val="16"/>
+        </w:rPr>
+        <w:t>Example of wall jumping in New Super Mario Bros</w:t>
+      </w:r>
+    </w:p>
+    <w:p>
+      <w:pPr>
+        <w:jc w:val="both"/>
+        <w:rPr>
+          <w:rFonts w:ascii="Verdana" w:hAnsi="Verdana"/>
+          <w:noProof/>
+          <w:sz w:val="18"/>
+          <w:szCs w:val="18"/>
+        </w:rPr>
+      </w:pPr>
+    </w:p>
+    <w:p>
+      <w:pPr>
+        <w:jc w:val="both"/>
+        <w:rPr>
+          <w:rFonts w:ascii="Verdana" w:hAnsi="Verdana"/>
+          <w:b/>
+          <w:bCs/>
+          <w:noProof/>
+          <w:sz w:val="18"/>
+          <w:szCs w:val="18"/>
+        </w:rPr>
+      </w:pPr>
+      <w:r>
+        <w:rPr>
+          <w:rFonts w:ascii="Verdana" w:hAnsi="Verdana"/>
+          <w:b/>
+          <w:bCs/>
+          <w:noProof/>
+          <w:sz w:val="18"/>
+          <w:szCs w:val="18"/>
+        </w:rPr>
+        <w:t>5.</w:t>
+      </w:r>
+      <w:r>
+        <w:rPr>
+          <w:rFonts w:ascii="Verdana" w:hAnsi="Verdana"/>
+          <w:b/>
+          <w:bCs/>
+          <w:noProof/>
+          <w:sz w:val="18"/>
+          <w:szCs w:val="18"/>
+        </w:rPr>
+        <w:t>2 Player Set-Up</w:t>
+      </w:r>
+    </w:p>
+    <w:p>
+      <w:pPr>
+        <w:jc w:val="both"/>
+        <w:rPr>
+          <w:rFonts w:ascii="Verdana" w:hAnsi="Verdana"/>
+          <w:b/>
+          <w:bCs/>
+          <w:noProof/>
+          <w:sz w:val="18"/>
+          <w:szCs w:val="18"/>
+        </w:rPr>
+      </w:pPr>
+    </w:p>
+    <w:p>
+      <w:pPr>
+        <w:jc w:val="both"/>
+        <w:rPr>
+          <w:rFonts w:ascii="Verdana" w:hAnsi="Verdana"/>
+          <w:sz w:val="18"/>
+          <w:szCs w:val="18"/>
+        </w:rPr>
+      </w:pPr>
+      <w:r>
+        <w:rPr>
+          <w:rFonts w:ascii="Verdana" w:hAnsi="Verdana"/>
+          <w:noProof/>
+          <w:sz w:val="18"/>
+          <w:szCs w:val="18"/>
+        </w:rPr>
+        <w:t xml:space="preserve">Now the core movement concepts have been chosen the next steps were to create a playable character within Unity </w:t>
+      </w:r>
+      <w:r>
+        <w:rPr>
+          <w:rFonts w:ascii="Verdana" w:hAnsi="Verdana"/>
+          <w:sz w:val="18"/>
+          <w:szCs w:val="18"/>
+        </w:rPr>
+        <w:t>version 2023.2.20f1 (</w:t>
+      </w:r>
+      <w:r>
+        <w:rPr>
+          <w:rFonts w:ascii="Verdana" w:hAnsi="Verdana"/>
+          <w:sz w:val="18"/>
+          <w:szCs w:val="18"/>
+        </w:rPr>
+        <w:t xml:space="preserve">Unity </w:t>
+      </w:r>
+      <w:r>
+        <w:rPr>
+          <w:rFonts w:ascii="Verdana" w:hAnsi="Verdana"/>
+          <w:sz w:val="18"/>
+          <w:szCs w:val="18"/>
+        </w:rPr>
+        <w:t>Technologies, 2024)</w:t>
+      </w:r>
+      <w:r>
+        <w:rPr>
+          <w:rFonts w:ascii="Verdana" w:hAnsi="Verdana"/>
+          <w:sz w:val="18"/>
+          <w:szCs w:val="18"/>
+        </w:rPr>
+        <w:t>. Using the components and tools provided by unity and the documentation they provide (Unity Technologies, 2024)</w:t>
+      </w:r>
+      <w:r>
+        <w:rPr>
+          <w:rFonts w:ascii="Verdana" w:hAnsi="Verdana"/>
+          <w:sz w:val="18"/>
+          <w:szCs w:val="18"/>
+        </w:rPr>
+        <w:t xml:space="preserve"> a playable character is created</w:t>
+      </w:r>
+      <w:r>
+        <w:rPr>
+          <w:rFonts w:ascii="Verdana" w:hAnsi="Verdana"/>
+          <w:sz w:val="18"/>
+          <w:szCs w:val="18"/>
+        </w:rPr>
+        <w:t>.</w:t>
+      </w:r>
+      <w:r>
+        <w:rPr>
+          <w:rFonts w:ascii="Verdana" w:hAnsi="Verdana"/>
+          <w:sz w:val="18"/>
+          <w:szCs w:val="18"/>
+        </w:rPr>
+        <w:t xml:space="preserve"> </w:t>
+      </w:r>
+      <w:r>
+        <w:rPr>
+          <w:rFonts w:ascii="Verdana" w:hAnsi="Verdana"/>
+          <w:sz w:val="18"/>
+          <w:szCs w:val="18"/>
+        </w:rPr>
+        <w:t>The player model is the Unity cube sprite with a child sprite to symbolise the direction the player is facing as shown in figure 3.</w:t>
+      </w:r>
+    </w:p>
+    <w:p>
+      <w:pPr>
+        <w:jc w:val="both"/>
+        <w:rPr>
+          <w:rFonts w:ascii="Verdana" w:hAnsi="Verdana"/>
+          <w:sz w:val="18"/>
+          <w:szCs w:val="18"/>
+        </w:rPr>
+      </w:pPr>
+      <w:r>
+        <w:rPr>
+          <w:rFonts w:ascii="Verdana" w:hAnsi="Verdana"/>
+          <w:b/>
+          <w:noProof/>
+          <w:color w:val="FF0000"/>
+          <w:sz w:val="18"/>
+          <w:szCs w:val="18"/>
+          <w:lang w:val="en-US"/>
+        </w:rPr>
+        <mc:AlternateContent>
+          <mc:Choice Requires="wps">
+            <w:drawing>
+              <wp:anchor distT="0" distB="0" distL="114300" distR="114300" simplePos="0" relativeHeight="251667456" behindDoc="0" locked="0" layoutInCell="1" allowOverlap="1" wp14:anchorId="0D97BC54" wp14:editId="5BC5D74C">
+                <wp:simplePos x="0" y="0"/>
+                <wp:positionH relativeFrom="margin">
+                  <wp:posOffset>0</wp:posOffset>
+                </wp:positionH>
+                <wp:positionV relativeFrom="paragraph">
+                  <wp:posOffset>142875</wp:posOffset>
+                </wp:positionV>
+                <wp:extent cx="2921000" cy="993775"/>
+                <wp:effectExtent l="0" t="0" r="12700" b="16510"/>
+                <wp:wrapSquare wrapText="bothSides"/>
+                <wp:docPr id="141749084" name="Text Box 141749084"/>
+                <wp:cNvGraphicFramePr/>
+                <a:graphic xmlns:a="http://schemas.openxmlformats.org/drawingml/2006/main">
+                  <a:graphicData uri="http://schemas.microsoft.com/office/word/2010/wordprocessingShape">
+                    <wps:wsp>
+                      <wps:cNvSpPr txBox="1"/>
+                      <wps:spPr>
+                        <a:xfrm>
+                          <a:off x="0" y="0"/>
+                          <a:ext cx="2921000" cy="993775"/>
+                        </a:xfrm>
+                        <a:prstGeom prst="rect">
+                          <a:avLst/>
+                        </a:prstGeom>
+                        <a:noFill/>
+                        <a:ln w="6350" cmpd="sng">
+                          <a:solidFill>
+                            <a:schemeClr val="tx1"/>
+                          </a:solidFill>
+                        </a:ln>
+                        <a:effectLst/>
+                        <a:extLst>
+                          <a:ext uri="{C572A759-6A51-4108-AA02-DFA0A04FC94B}">
+                            <ma14:wrappingTextBoxFlag xmlns="" xmlns:mo="http://schemas.microsoft.com/office/mac/office/2008/main" xmlns:mv="urn:schemas-microsoft-com:mac:vml" xmlns:o="urn:schemas-microsoft-com:office:office" xmlns:v="urn:schemas-microsoft-com:vml" xmlns:w10="urn:schemas-microsoft-com:office:word" xmlns:w="http://schemas.openxmlformats.org/wordprocessingml/2006/main" xmlns:ma14="http://schemas.microsoft.com/office/mac/drawingml/2011/main"/>
+                          </a:ext>
+                        </a:extLst>
+                      </wps:spPr>
+                      <wps:style>
+                        <a:lnRef idx="0">
+                          <a:schemeClr val="accent1"/>
+                        </a:lnRef>
+                        <a:fillRef idx="0">
+                          <a:schemeClr val="accent1"/>
+                        </a:fillRef>
+                        <a:effectRef idx="0">
+                          <a:schemeClr val="accent1"/>
+                        </a:effectRef>
+                        <a:fontRef idx="minor">
+                          <a:schemeClr val="dk1"/>
+                        </a:fontRef>
+                      </wps:style>
+                      <wps:txbx>
+                        <w:txbxContent>
+                          <w:p>
+                            <w:pPr>
+                              <w:jc w:val="center"/>
+                            </w:pPr>
+                            <w:r>
+                              <w:rPr>
+                                <w:noProof/>
+                              </w:rPr>
+                              <w:drawing>
+                                <wp:inline distT="0" distB="0" distL="0" distR="0" wp14:anchorId="046CAB13" wp14:editId="38956823">
+                                  <wp:extent cx="1695450" cy="1305678"/>
+                                  <wp:effectExtent l="0" t="0" r="0" b="8890"/>
+                                  <wp:docPr id="375674550" name="Picture 1" descr="A white square with a black line&#10;&#10;AI-generated content may be incorrect."/>
+                                  <wp:cNvGraphicFramePr>
+                                    <a:graphicFrameLocks xmlns:a="http://schemas.openxmlformats.org/drawingml/2006/main" noChangeAspect="1"/>
+                                  </wp:cNvGraphicFramePr>
+                                  <a:graphic xmlns:a="http://schemas.openxmlformats.org/drawingml/2006/main">
+                                    <a:graphicData uri="http://schemas.openxmlformats.org/drawingml/2006/picture">
+                                      <pic:pic xmlns:pic="http://schemas.openxmlformats.org/drawingml/2006/picture">
+                                        <pic:nvPicPr>
+                                          <pic:cNvPr id="1790909903" name="Picture 1" descr="A white square with a black line&#10;&#10;AI-generated content may be incorrect."/>
+                                          <pic:cNvPicPr/>
+                                        </pic:nvPicPr>
+                                        <pic:blipFill>
+                                          <a:blip r:embed="rId30"/>
+                                          <a:stretch>
+                                            <a:fillRect/>
+                                          </a:stretch>
+                                        </pic:blipFill>
+                                        <pic:spPr>
+                                          <a:xfrm>
+                                            <a:off x="0" y="0"/>
+                                            <a:ext cx="1704322" cy="1312511"/>
+                                          </a:xfrm>
+                                          <a:prstGeom prst="rect">
+                                            <a:avLst/>
+                                          </a:prstGeom>
+                                        </pic:spPr>
+                                      </pic:pic>
+                                    </a:graphicData>
+                                  </a:graphic>
+                                </wp:inline>
+                              </w:drawing>
+                            </w:r>
+                          </w:p>
+                        </w:txbxContent>
+                      </wps:txbx>
+                      <wps:bodyPr rot="0" spcFirstLastPara="0" vertOverflow="overflow" horzOverflow="overflow" vert="horz" wrap="square" lIns="91440" tIns="45720" rIns="91440" bIns="45720" numCol="1" spcCol="0" rtlCol="0" fromWordArt="0" anchor="t" anchorCtr="0" forceAA="0" compatLnSpc="1">
+                        <a:prstTxWarp prst="textNoShape">
+                          <a:avLst/>
+                        </a:prstTxWarp>
+                        <a:spAutoFit/>
+                      </wps:bodyPr>
+                    </wps:wsp>
+                  </a:graphicData>
+                </a:graphic>
+                <wp14:sizeRelH relativeFrom="margin">
+                  <wp14:pctWidth>0</wp14:pctWidth>
+                </wp14:sizeRelH>
+              </wp:anchor>
+            </w:drawing>
+          </mc:Choice>
+          <mc:Fallback>
+            <w:pict>
+              <v:shape w14:anchorId="0D97BC54" id="Text Box 141749084" o:spid="_x0000_s1030" type="#_x0000_t202" style="position:absolute;left:0;text-align:left;margin-left:0;margin-top:11.25pt;width:230pt;height:78.25pt;z-index:251667456;visibility:visible;mso-wrap-style:square;mso-width-percent:0;mso-wrap-distance-left:9pt;mso-wrap-distance-top:0;mso-wrap-distance-right:9pt;mso-wrap-distance-bottom:0;mso-position-horizontal:absolute;mso-position-horizontal-relative:margin;mso-position-vertical:absolute;mso-position-vertical-relative:text;mso-width-percent:0;mso-width-relative:margin;v-text-anchor:top" o:gfxdata="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" filled="f" strokecolor="black [3213]" strokeweight=".5pt">
+                <v:textbox style="mso-fit-shape-to-text:t">
+                  <w:txbxContent>
+                    <w:p>
+                      <w:pPr>
+                        <w:jc w:val="center"/>
+                      </w:pPr>
+                      <w:r>
+                        <w:rPr>
+                          <w:noProof/>
+                        </w:rPr>
+                        <w:drawing>
+                          <wp:inline distT="0" distB="0" distL="0" distR="0" wp14:anchorId="046CAB13" wp14:editId="38956823">
+                            <wp:extent cx="1695450" cy="1305678"/>
+                            <wp:effectExtent l="0" t="0" r="0" b="8890"/>
+                            <wp:docPr id="375674550" name="Picture 1" descr="A white square with a black line&#10;&#10;AI-generated content may be incorrect."/>
+                            <wp:cNvGraphicFramePr>
+                              <a:graphicFrameLocks xmlns:a="http://schemas.openxmlformats.org/drawingml/2006/main" noChangeAspect="1"/>
+                            </wp:cNvGraphicFramePr>
+                            <a:graphic xmlns:a="http://schemas.openxmlformats.org/drawingml/2006/main">
+                              <a:graphicData uri="http://schemas.openxmlformats.org/drawingml/2006/picture">
+                                <pic:pic xmlns:pic="http://schemas.openxmlformats.org/drawingml/2006/picture">
+                                  <pic:nvPicPr>
+                                    <pic:cNvPr id="1790909903" name="Picture 1" descr="A white square with a black line&#10;&#10;AI-generated content may be incorrect."/>
+                                    <pic:cNvPicPr/>
+                                  </pic:nvPicPr>
+                                  <pic:blipFill>
+                                    <a:blip r:embed="rId30"/>
+                                    <a:stretch>
+                                      <a:fillRect/>
+                                    </a:stretch>
+                                  </pic:blipFill>
+                                  <pic:spPr>
+                                    <a:xfrm>
+                                      <a:off x="0" y="0"/>
+                                      <a:ext cx="1704322" cy="1312511"/>
+                                    </a:xfrm>
+                                    <a:prstGeom prst="rect">
+                                      <a:avLst/>
+                                    </a:prstGeom>
+                                  </pic:spPr>
+                                </pic:pic>
+                              </a:graphicData>
+                            </a:graphic>
+                          </wp:inline>
+                        </w:drawing>
+                      </w:r>
+                    </w:p>
+                  </w:txbxContent>
+                </v:textbox>
+                <w10:wrap type="square" anchorx="margin"/>
+              </v:shape>
+            </w:pict>
+          </mc:Fallback>
+        </mc:AlternateContent>
+      </w:r>
+    </w:p>
+    <w:p>
+      <w:pPr>
+        <w:jc w:val="both"/>
+        <w:rPr>
+          <w:rFonts w:ascii="Verdana" w:hAnsi="Verdana"/>
+          <w:bCs/>
+          <w:noProof/>
+          <w:sz w:val="16"/>
+          <w:szCs w:val="16"/>
+        </w:rPr>
+      </w:pPr>
+      <w:r>
+        <w:rPr>
+          <w:rFonts w:ascii="Verdana" w:hAnsi="Verdana"/>
+          <w:b/>
+          <w:noProof/>
+          <w:sz w:val="18"/>
+          <w:szCs w:val="18"/>
+        </w:rPr>
+        <w:t xml:space="preserve">Fig 3: </w:t>
+      </w:r>
+      <w:r>
+        <w:rPr>
+          <w:rFonts w:ascii="Verdana" w:hAnsi="Verdana"/>
+          <w:bCs/>
+          <w:noProof/>
+          <w:sz w:val="16"/>
+          <w:szCs w:val="16"/>
+        </w:rPr>
+        <w:t>Image of the player model from the artifact</w:t>
+      </w:r>
+    </w:p>
+    <w:p>
+      <w:pPr>
+        <w:jc w:val="both"/>
+        <w:rPr>
+          <w:rFonts w:ascii="Verdana" w:hAnsi="Verdana"/>
+          <w:bCs/>
+          <w:noProof/>
+          <w:sz w:val="16"/>
+          <w:szCs w:val="16"/>
+        </w:rPr>
+      </w:pPr>
+    </w:p>
+    <w:p>
+      <w:pPr>
+        <w:jc w:val="both"/>
+        <w:rPr>
+          <w:rFonts w:ascii="Verdana" w:hAnsi="Verdana"/>
+          <w:bCs/>
+          <w:noProof/>
+          <w:sz w:val="18"/>
+          <w:szCs w:val="18"/>
+        </w:rPr>
+      </w:pPr>
+      <w:r>
+        <w:rPr>
+          <w:rFonts w:ascii="Verdana" w:hAnsi="Verdana"/>
+          <w:bCs/>
+          <w:noProof/>
+          <w:sz w:val="18"/>
+          <w:szCs w:val="18"/>
+        </w:rPr>
+        <w:t>Using this ismple method of creating a character skips the time that would have to be invested into creating/finding a player model and setting up the correct animations</w:t>
+      </w:r>
+      <w:r>
+        <w:rPr>
+          <w:rFonts w:ascii="Verdana" w:hAnsi="Verdana"/>
+          <w:bCs/>
+          <w:noProof/>
+          <w:sz w:val="18"/>
+          <w:szCs w:val="18"/>
+        </w:rPr>
+        <w:t xml:space="preserve">. </w:t>
+      </w:r>
+    </w:p>
+    <w:p>
+      <w:pPr>
+        <w:jc w:val="both"/>
+        <w:rPr>
+          <w:rFonts w:ascii="Verdana" w:hAnsi="Verdana"/>
+          <w:bCs/>
+          <w:noProof/>
+          <w:sz w:val="18"/>
+          <w:szCs w:val="18"/>
+        </w:rPr>
+      </w:pPr>
+    </w:p>
+    <w:p>
+      <w:pPr>
+        <w:jc w:val="both"/>
+        <w:rPr>
+          <w:rFonts w:ascii="Verdana" w:hAnsi="Verdana"/>
+          <w:b/>
+          <w:noProof/>
+          <w:sz w:val="18"/>
+          <w:szCs w:val="18"/>
+        </w:rPr>
+      </w:pPr>
+      <w:r>
+        <w:rPr>
+          <w:rFonts w:ascii="Verdana" w:hAnsi="Verdana"/>
+          <w:bCs/>
+          <w:noProof/>
+          <w:sz w:val="18"/>
+          <w:szCs w:val="18"/>
+        </w:rPr>
+        <w:t xml:space="preserve">With the player model completed the next step is to give the player collision. This is done using Unity’s </w:t>
+      </w:r>
+      <w:r>
+        <w:rPr>
+          <w:rFonts w:ascii="Verdana" w:hAnsi="Verdana"/>
+          <w:sz w:val="18"/>
+          <w:szCs w:val="18"/>
+        </w:rPr>
+        <w:t>Box Collider 2D component</w:t>
+      </w:r>
+      <w:r>
+        <w:rPr>
+          <w:rFonts w:ascii="Verdana" w:hAnsi="Verdana"/>
+          <w:sz w:val="18"/>
+          <w:szCs w:val="18"/>
+        </w:rPr>
+        <w:t xml:space="preserve"> (Unity Technologies, 2024) which provides the sprite with a box collider allowing it to interact with then environment. </w:t>
+      </w:r>
+      <w:r>
+        <w:rPr>
+          <w:rFonts w:ascii="Verdana" w:hAnsi="Verdana"/>
+          <w:sz w:val="18"/>
+          <w:szCs w:val="18"/>
+        </w:rPr>
+        <w:t xml:space="preserve">A Rigidbody 2D </w:t>
+      </w:r>
+      <w:r>
+        <w:rPr>
+          <w:rFonts w:ascii="Verdana" w:hAnsi="Verdana"/>
+          <w:sz w:val="18"/>
+          <w:szCs w:val="18"/>
+        </w:rPr>
+        <w:t>(Unity Technologies, 2024)</w:t>
+      </w:r>
+      <w:r>
+        <w:rPr>
+          <w:rFonts w:ascii="Verdana" w:hAnsi="Verdana"/>
+          <w:sz w:val="18"/>
+          <w:szCs w:val="18"/>
+        </w:rPr>
+        <w:t xml:space="preserve"> component is attached to give physics such as gravity to the player as well as any physics-based behaviour like drag and mass. Finally, a C# script was attached which will control all the movement logic for the player which will be looked at deeper in the next section. These components are essential to creating simple player movement and provide all the tools to add extra movement abilities. Figure 4 shows the </w:t>
+      </w:r>
+      <w:r>
+        <w:rPr>
+          <w:rFonts w:ascii="Verdana" w:hAnsi="Verdana"/>
+          <w:sz w:val="18"/>
+          <w:szCs w:val="18"/>
+        </w:rPr>
+        <w:t>inspector from the project of the 2 components that let the player interact with other objects and have physics. The script for player movements will be explained deeper with how the logic works in section 5.</w:t>
+      </w:r>
+      <w:r>
+        <w:rPr>
+          <w:rFonts w:ascii="Verdana" w:hAnsi="Verdana"/>
+          <w:sz w:val="18"/>
+          <w:szCs w:val="18"/>
+        </w:rPr>
+        <w:t>3</w:t>
+      </w:r>
+      <w:r>
+        <w:rPr>
+          <w:rFonts w:ascii="Verdana" w:hAnsi="Verdana"/>
+          <w:sz w:val="18"/>
+          <w:szCs w:val="18"/>
+        </w:rPr>
+        <w:t>.</w:t>
+      </w:r>
+    </w:p>
+    <w:p>
+      <w:pPr>
+        <w:jc w:val="both"/>
+        <w:rPr>
+          <w:rFonts w:ascii="Verdana" w:hAnsi="Verdana"/>
+          <w:b/>
+          <w:noProof/>
+          <w:sz w:val="18"/>
+          <w:szCs w:val="18"/>
+        </w:rPr>
+      </w:pPr>
+    </w:p>
+    <w:p>
+      <w:pPr>
+        <w:jc w:val="both"/>
+        <w:rPr>
+          <w:rFonts w:ascii="Verdana" w:hAnsi="Verdana"/>
+          <w:b/>
+          <w:noProof/>
+          <w:sz w:val="16"/>
+          <w:szCs w:val="16"/>
+        </w:rPr>
+      </w:pPr>
+      <w:r>
+        <w:rPr>
+          <w:rFonts w:ascii="Verdana" w:hAnsi="Verdana"/>
+          <w:b/>
+          <w:noProof/>
+          <w:sz w:val="18"/>
+          <w:szCs w:val="18"/>
+        </w:rPr>
+        <w:t xml:space="preserve">Fig 4: </w:t>
+      </w:r>
+      <w:r>
+        <w:rPr>
+          <w:rFonts w:ascii="Verdana" w:hAnsi="Verdana"/>
+          <w:b/>
+          <w:noProof/>
+          <w:sz w:val="16"/>
+          <w:szCs w:val="16"/>
+        </w:rPr>
+        <w:t>Image Unity inspector of the player</w:t>
+      </w:r>
+    </w:p>
+    <w:p>
+      <w:pPr>
+        <w:jc w:val="both"/>
+        <w:rPr>
+          <w:rFonts w:ascii="Verdana" w:hAnsi="Verdana"/>
+          <w:bCs/>
+          <w:noProof/>
+          <w:sz w:val="18"/>
+          <w:szCs w:val="18"/>
+        </w:rPr>
+      </w:pPr>
+    </w:p>
+    <w:p>
+      <w:pPr>
+        <w:jc w:val="both"/>
+        <w:rPr>
+          <w:rFonts w:ascii="Verdana" w:hAnsi="Verdana"/>
+          <w:bCs/>
+          <w:noProof/>
+          <w:sz w:val="18"/>
+          <w:szCs w:val="18"/>
+        </w:rPr>
+      </w:pPr>
+    </w:p>
+    <w:p>
+      <w:pPr>
+        <w:jc w:val="both"/>
+        <w:rPr>
+          <w:rFonts w:ascii="Verdana" w:hAnsi="Verdana"/>
+          <w:b/>
+          <w:noProof/>
+          <w:sz w:val="18"/>
+          <w:szCs w:val="18"/>
+        </w:rPr>
+      </w:pPr>
+      <w:r>
+        <w:rPr>
+          <w:rFonts w:ascii="Verdana" w:hAnsi="Verdana"/>
+          <w:b/>
+          <w:noProof/>
+          <w:sz w:val="18"/>
+          <w:szCs w:val="18"/>
+        </w:rPr>
+        <w:t>5.3 Player Movement Abilities</w:t>
+      </w:r>
+    </w:p>
+    <w:p>
+      <w:pPr>
+        <w:jc w:val="both"/>
+        <w:rPr>
+          <w:rFonts w:ascii="Verdana" w:hAnsi="Verdana"/>
+          <w:noProof/>
+          <w:sz w:val="18"/>
+          <w:szCs w:val="18"/>
+        </w:rPr>
+      </w:pPr>
+      <w:r>
+        <w:rPr>
+          <w:rFonts w:ascii="Verdana" w:hAnsi="Verdana"/>
+          <w:bCs/>
+          <w:noProof/>
+          <w:sz w:val="18"/>
+          <w:szCs w:val="18"/>
+        </w:rPr>
         <w:t>------------------------------------------------------</w:t>
       </w:r>
     </w:p>
@@ -6946,27 +8267,7 @@
           <w:sz w:val="18"/>
           <w:szCs w:val="18"/>
         </w:rPr>
-        <w:t xml:space="preserve"> to your reader when one topic / stage is </w:t>
-      </w:r>
-      <w:proofErr w:type="gramStart"/>
-      <w:r>
-        <w:rPr>
-          <w:rFonts w:ascii="Verdana" w:hAnsi="Verdana"/>
-          <w:color w:val="FF0000"/>
-          <w:sz w:val="18"/>
-          <w:szCs w:val="18"/>
-        </w:rPr>
-        <w:t>done</w:t>
-      </w:r>
-      <w:proofErr w:type="gramEnd"/>
-      <w:r>
-        <w:rPr>
-          <w:rFonts w:ascii="Verdana" w:hAnsi="Verdana"/>
-          <w:color w:val="FF0000"/>
-          <w:sz w:val="18"/>
-          <w:szCs w:val="18"/>
-        </w:rPr>
-        <w:t xml:space="preserve"> and the next one starts</w:t>
+        <w:t xml:space="preserve"> to your reader when one topic / stage is done and the next one starts</w:t>
       </w:r>
       <w:r>
         <w:rPr>
@@ -7419,6 +8720,7 @@
           <w:sz w:val="18"/>
           <w:szCs w:val="18"/>
         </w:rPr>
+        <w:lastRenderedPageBreak/>
         <w:t xml:space="preserve">To help you </w:t>
       </w:r>
       <w:r>
@@ -8386,27 +9688,7 @@
           <w:szCs w:val="18"/>
         </w:rPr>
         <w:br/>
-        <w:t>For short code examples please use Courier Regular, 9pt. &lt;</w:t>
-      </w:r>
-      <w:proofErr w:type="spellStart"/>
-      <w:r>
-        <w:rPr>
-          <w:rFonts w:ascii="Courier" w:hAnsi="Courier"/>
-          <w:color w:val="FF0000"/>
-          <w:sz w:val="18"/>
-          <w:szCs w:val="18"/>
-        </w:rPr>
-        <w:t>br</w:t>
-      </w:r>
-      <w:proofErr w:type="spellEnd"/>
-      <w:r>
-        <w:rPr>
-          <w:rFonts w:ascii="Courier" w:hAnsi="Courier"/>
-          <w:color w:val="FF0000"/>
-          <w:sz w:val="18"/>
-          <w:szCs w:val="18"/>
-        </w:rPr>
-        <w:t xml:space="preserve"> /&gt; </w:t>
+        <w:t xml:space="preserve">For short code examples please use Courier Regular, 9pt. &lt;br /&gt; </w:t>
       </w:r>
       <w:r>
         <w:rPr>
@@ -8636,7 +9918,7 @@
         <mc:AlternateContent>
           <mc:Choice Requires="wps">
             <w:drawing>
-              <wp:anchor distT="0" distB="0" distL="114300" distR="114300" simplePos="0" relativeHeight="251661312" behindDoc="0" locked="0" layoutInCell="1" allowOverlap="1" wp14:anchorId="2915F202" wp14:editId="4A6E0063">
+              <wp:anchor distT="0" distB="0" distL="114300" distR="114300" simplePos="0" relativeHeight="251661312" behindDoc="0" locked="0" layoutInCell="1" allowOverlap="1" wp14:anchorId="2915F202" wp14:editId="651C7EA7">
                 <wp:simplePos x="0" y="0"/>
                 <wp:positionH relativeFrom="column">
                   <wp:posOffset>-2540</wp:posOffset>
@@ -8670,7 +9952,7 @@
                         <a:effectLst/>
                         <a:extLst>
                           <a:ext uri="{C572A759-6A51-4108-AA02-DFA0A04FC94B}">
-                            <ma14:wrappingTextBoxFlag xmlns:ma14="http://schemas.microsoft.com/office/mac/drawingml/2011/main" xmlns:w="http://schemas.openxmlformats.org/wordprocessingml/2006/main" xmlns:w10="urn:schemas-microsoft-com:office:word" xmlns:v="urn:schemas-microsoft-com:vml" xmlns:o="urn:schemas-microsoft-com:office:office" xmlns:mv="urn:schemas-microsoft-com:mac:vml" xmlns:mo="http://schemas.microsoft.com/office/mac/office/2008/main" xmlns=""/>
+                            <ma14:wrappingTextBoxFlag xmlns="" xmlns:mo="http://schemas.microsoft.com/office/mac/office/2008/main" xmlns:mv="urn:schemas-microsoft-com:mac:vml" xmlns:o="urn:schemas-microsoft-com:office:office" xmlns:v="urn:schemas-microsoft-com:vml" xmlns:w10="urn:schemas-microsoft-com:office:word" xmlns:w="http://schemas.openxmlformats.org/wordprocessingml/2006/main" xmlns:ma14="http://schemas.microsoft.com/office/mac/drawingml/2011/main"/>
                           </a:ext>
                         </a:extLst>
                       </wps:spPr>
@@ -8717,7 +9999,7 @@
                                           </pic:cNvPicPr>
                                         </pic:nvPicPr>
                                         <pic:blipFill>
-                                          <a:blip r:embed="rId27">
+                                          <a:blip r:embed="rId31">
                                             <a:extLst>
                                               <a:ext uri="{28A0092B-C50C-407E-A947-70E740481C1C}">
                                                 <a14:useLocalDpi xmlns:a14="http://schemas.microsoft.com/office/drawing/2010/main" val="0"/>
@@ -8768,7 +10050,7 @@
           </mc:Choice>
           <mc:Fallback>
             <w:pict>
-              <v:shape w14:anchorId="2915F202" id="Text Box 1" o:spid="_x0000_s1027" type="#_x0000_t202" style="position:absolute;margin-left:-.2pt;margin-top:3.5pt;width:230pt;height:78.25pt;z-index:251661312;visibility:visible;mso-wrap-style:square;mso-width-percent:0;mso-wrap-distance-left:9pt;mso-wrap-distance-top:0;mso-wrap-distance-right:9pt;mso-wrap-distance-bottom:0;mso-position-horizontal:absolute;mso-position-horizontal-relative:text;mso-position-vertical:absolute;mso-position-vertical-relative:text;mso-width-percent:0;mso-width-relative:margin;v-text-anchor:top" o:gfxdata="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" filled="f" strokecolor="black [3213]" strokeweight=".5pt">
+              <v:shape w14:anchorId="2915F202" id="Text Box 1" o:spid="_x0000_s1031" type="#_x0000_t202" style="position:absolute;margin-left:-.2pt;margin-top:3.5pt;width:230pt;height:78.25pt;z-index:251661312;visibility:visible;mso-wrap-style:square;mso-width-percent:0;mso-wrap-distance-left:9pt;mso-wrap-distance-top:0;mso-wrap-distance-right:9pt;mso-wrap-distance-bottom:0;mso-position-horizontal:absolute;mso-position-horizontal-relative:text;mso-position-vertical:absolute;mso-position-vertical-relative:text;mso-width-percent:0;mso-width-relative:margin;v-text-anchor:top" o:gfxdata="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" filled="f" strokecolor="black [3213]" strokeweight=".5pt">
                 <v:textbox style="mso-fit-shape-to-text:t">
                   <w:txbxContent>
                     <w:p>
@@ -8798,7 +10080,7 @@
                                     </pic:cNvPicPr>
                                   </pic:nvPicPr>
                                   <pic:blipFill>
-                                    <a:blip r:embed="rId27">
+                                    <a:blip r:embed="rId31">
                                       <a:extLst>
                                         <a:ext uri="{28A0092B-C50C-407E-A947-70E740481C1C}">
                                           <a14:useLocalDpi xmlns:a14="http://schemas.microsoft.com/office/drawing/2010/main" val="0"/>
@@ -9572,17 +10854,7 @@
           <w:sz w:val="18"/>
           <w:szCs w:val="18"/>
         </w:rPr>
-        <w:t xml:space="preserve">You want to underline the achievements of the project, but at </w:t>
-      </w:r>
-      <w:r>
-        <w:rPr>
-          <w:rFonts w:ascii="Verdana" w:hAnsi="Verdana"/>
-          <w:color w:val="FF0000"/>
-          <w:sz w:val="18"/>
-          <w:szCs w:val="18"/>
-        </w:rPr>
-        <w:lastRenderedPageBreak/>
-        <w:t xml:space="preserve">the same time not </w:t>
+        <w:t xml:space="preserve">You want to underline the achievements of the project, but at the same time not </w:t>
       </w:r>
       <w:r>
         <w:rPr>
@@ -9749,27 +11021,7 @@
           <w:sz w:val="18"/>
           <w:szCs w:val="18"/>
         </w:rPr>
-        <w:t xml:space="preserve"> in a professional </w:t>
-      </w:r>
-      <w:proofErr w:type="gramStart"/>
-      <w:r>
-        <w:rPr>
-          <w:rFonts w:ascii="Verdana" w:hAnsi="Verdana"/>
-          <w:color w:val="FF0000"/>
-          <w:sz w:val="18"/>
-          <w:szCs w:val="18"/>
-        </w:rPr>
-        <w:t>sense;</w:t>
-      </w:r>
-      <w:proofErr w:type="gramEnd"/>
-      <w:r>
-        <w:rPr>
-          <w:rFonts w:ascii="Verdana" w:hAnsi="Verdana"/>
-          <w:color w:val="FF0000"/>
-          <w:sz w:val="18"/>
-          <w:szCs w:val="18"/>
-        </w:rPr>
-        <w:t xml:space="preserve"> e.g. have you discovered </w:t>
+        <w:t xml:space="preserve"> in a professional sense; e.g. have you discovered </w:t>
       </w:r>
       <w:r>
         <w:rPr>
@@ -9877,7 +11129,16 @@
           <w:sz w:val="18"/>
           <w:szCs w:val="18"/>
         </w:rPr>
-        <w:t xml:space="preserve"> efficient workflow for research or practice</w:t>
+        <w:t xml:space="preserve"> efficient workflow for research </w:t>
+      </w:r>
+      <w:r>
+        <w:rPr>
+          <w:rFonts w:ascii="Verdana" w:hAnsi="Verdana"/>
+          <w:color w:val="FF0000"/>
+          <w:sz w:val="18"/>
+          <w:szCs w:val="18"/>
+        </w:rPr>
+        <w:t>or practice</w:t>
       </w:r>
       <w:r>
         <w:rPr>
@@ -10708,7 +11969,7 @@
         </w:rPr>
         <w:t xml:space="preserve"> 2021) Playing Video Games During the COVID-19 Pandemic and Effects on players’ Well-Being. Available from: </w:t>
       </w:r>
-      <w:hyperlink r:id="rId28" w:anchor="core-collateral-self-citation" w:history="1">
+      <w:hyperlink r:id="rId32" w:anchor="core-collateral-self-citation" w:history="1">
         <w:r>
           <w:rPr>
             <w:rStyle w:val="Hyperlink"/>
@@ -10753,29 +12014,71 @@
           <w:sz w:val="18"/>
           <w:szCs w:val="18"/>
         </w:rPr>
+        <w:t xml:space="preserve"> lasta</w:t>
+      </w:r>
+      <w:r>
+        <w:rPr>
+          <w:rFonts w:ascii="Verdana" w:hAnsi="Verdana"/>
+          <w:sz w:val="18"/>
+          <w:szCs w:val="18"/>
+        </w:rPr>
+        <w:t xml:space="preserve">: Apr 3, </w:t>
+      </w:r>
+      <w:r>
+        <w:rPr>
+          <w:rFonts w:ascii="Verdana" w:hAnsi="Verdana"/>
+          <w:sz w:val="18"/>
+          <w:szCs w:val="18"/>
+        </w:rPr>
         <w:t xml:space="preserve"> </w:t>
       </w:r>
-      <w:proofErr w:type="spellStart"/>
-      <w:r>
-        <w:rPr>
-          <w:rFonts w:ascii="Verdana" w:hAnsi="Verdana"/>
-          <w:sz w:val="18"/>
-          <w:szCs w:val="18"/>
-        </w:rPr>
-        <w:t>lasta</w:t>
-      </w:r>
-      <w:proofErr w:type="spellEnd"/>
-      <w:r>
-        <w:rPr>
-          <w:rFonts w:ascii="Verdana" w:hAnsi="Verdana"/>
-          <w:sz w:val="18"/>
-          <w:szCs w:val="18"/>
-        </w:rPr>
-        <w:t xml:space="preserve">: Apr 3, </w:t>
-      </w:r>
-      <w:r>
-        <w:rPr>
-          <w:rFonts w:ascii="Verdana" w:hAnsi="Verdana"/>
+      <w:r>
+        <w:rPr>
+          <w:rFonts w:ascii="Verdana" w:hAnsi="Verdana"/>
+          <w:sz w:val="18"/>
+          <w:szCs w:val="18"/>
+        </w:rPr>
+        <w:t>2025]</w:t>
+      </w:r>
+    </w:p>
+    <w:p>
+      <w:pPr>
+        <w:jc w:val="both"/>
+        <w:rPr>
+          <w:rFonts w:ascii="Verdana" w:hAnsi="Verdana"/>
+          <w:bCs/>
+          <w:noProof/>
+          <w:sz w:val="18"/>
+          <w:szCs w:val="18"/>
+        </w:rPr>
+      </w:pPr>
+    </w:p>
+    <w:p>
+      <w:pPr>
+        <w:jc w:val="both"/>
+        <w:rPr>
+          <w:rFonts w:ascii="Verdana" w:hAnsi="Verdana"/>
+          <w:bCs/>
+          <w:noProof/>
+          <w:sz w:val="18"/>
+          <w:szCs w:val="18"/>
+        </w:rPr>
+      </w:pPr>
+      <w:r>
+        <w:rPr>
+          <w:rFonts w:ascii="Verdana" w:hAnsi="Verdana"/>
+          <w:bCs/>
+          <w:noProof/>
+          <w:sz w:val="18"/>
+          <w:szCs w:val="18"/>
+        </w:rPr>
+        <w:t>Matthew Broughton(</w:t>
+      </w:r>
+      <w:r>
+        <w:rPr>
+          <w:rFonts w:ascii="Verdana" w:hAnsi="Verdana"/>
+          <w:bCs/>
+          <w:noProof/>
           <w:sz w:val="18"/>
           <w:szCs w:val="18"/>
         </w:rPr>
@@ -10784,27 +12087,14 @@
       <w:r>
         <w:rPr>
           <w:rFonts w:ascii="Verdana" w:hAnsi="Verdana"/>
-          <w:sz w:val="18"/>
-          <w:szCs w:val="18"/>
-        </w:rPr>
-        <w:t>2025]</w:t>
-      </w:r>
-    </w:p>
-    <w:p>
-      <w:pPr>
-        <w:jc w:val="both"/>
-        <w:rPr>
-          <w:rFonts w:ascii="Verdana" w:hAnsi="Verdana"/>
           <w:bCs/>
           <w:noProof/>
           <w:sz w:val="18"/>
           <w:szCs w:val="18"/>
         </w:rPr>
-      </w:pPr>
-    </w:p>
-    <w:p>
-      <w:pPr>
-        <w:jc w:val="both"/>
+        <w:t>Mar 19,</w:t>
+      </w:r>
+      <w:r>
         <w:rPr>
           <w:rFonts w:ascii="Verdana" w:hAnsi="Verdana"/>
           <w:bCs/>
@@ -10812,7 +12102,8 @@
           <w:sz w:val="18"/>
           <w:szCs w:val="18"/>
         </w:rPr>
-      </w:pPr>
+        <w:t xml:space="preserve"> </w:t>
+      </w:r>
       <w:r>
         <w:rPr>
           <w:rFonts w:ascii="Verdana" w:hAnsi="Verdana"/>
@@ -10821,57 +12112,17 @@
           <w:sz w:val="18"/>
           <w:szCs w:val="18"/>
         </w:rPr>
-        <w:t>Matthew Broughton(</w:t>
-      </w:r>
-      <w:r>
-        <w:rPr>
-          <w:rFonts w:ascii="Verdana" w:hAnsi="Verdana"/>
-          <w:bCs/>
-          <w:noProof/>
+        <w:t>2020) Tencent Revenue Up 21%; Video Game Usage Amid Covid-19. Available from:</w:t>
+      </w:r>
+      <w:r>
+        <w:rPr>
+          <w:rFonts w:ascii="Verdana" w:hAnsi="Verdana"/>
           <w:sz w:val="18"/>
           <w:szCs w:val="18"/>
         </w:rPr>
         <w:t xml:space="preserve"> </w:t>
       </w:r>
-      <w:r>
-        <w:rPr>
-          <w:rFonts w:ascii="Verdana" w:hAnsi="Verdana"/>
-          <w:bCs/>
-          <w:noProof/>
-          <w:sz w:val="18"/>
-          <w:szCs w:val="18"/>
-        </w:rPr>
-        <w:t>Mar 19,</w:t>
-      </w:r>
-      <w:r>
-        <w:rPr>
-          <w:rFonts w:ascii="Verdana" w:hAnsi="Verdana"/>
-          <w:bCs/>
-          <w:noProof/>
-          <w:sz w:val="18"/>
-          <w:szCs w:val="18"/>
-        </w:rPr>
-        <w:t xml:space="preserve"> </w:t>
-      </w:r>
-      <w:r>
-        <w:rPr>
-          <w:rFonts w:ascii="Verdana" w:hAnsi="Verdana"/>
-          <w:bCs/>
-          <w:noProof/>
-          <w:sz w:val="18"/>
-          <w:szCs w:val="18"/>
-        </w:rPr>
-        <w:t>2020) Tencent Revenue Up 21%; Video Game Usage Amid Covid-19. Available from:</w:t>
-      </w:r>
-      <w:r>
-        <w:rPr>
-          <w:rFonts w:ascii="Verdana" w:hAnsi="Verdana"/>
-          <w:sz w:val="18"/>
-          <w:szCs w:val="18"/>
-        </w:rPr>
-        <w:t xml:space="preserve"> </w:t>
-      </w:r>
-      <w:hyperlink r:id="rId29" w:history="1">
+      <w:hyperlink r:id="rId33" w:history="1">
         <w:r>
           <w:rPr>
             <w:rStyle w:val="Hyperlink"/>
@@ -10977,6 +12228,14 @@
         </w:rPr>
         <w:t>Firaxis Games (Oct 21, 2016) Sid Meier’s Civilization® VI</w:t>
       </w:r>
+      <w:r>
+        <w:rPr>
+          <w:rFonts w:ascii="Verdana" w:hAnsi="Verdana"/>
+          <w:sz w:val="18"/>
+          <w:szCs w:val="18"/>
+        </w:rPr>
+        <w:t xml:space="preserve"> [Video Game]</w:t>
+      </w:r>
     </w:p>
     <w:p>
       <w:pPr>
@@ -11019,7 +12278,7 @@
         </w:rPr>
         <w:t xml:space="preserve"> Available from: </w:t>
       </w:r>
-      <w:hyperlink r:id="rId30" w:history="1">
+      <w:hyperlink r:id="rId34" w:history="1">
         <w:r>
           <w:rPr>
             <w:rStyle w:val="Hyperlink"/>
@@ -11156,7 +12415,7 @@
         </w:rPr>
         <w:t xml:space="preserve">Top Hat (Sept 16, 2019) Visual Learning Definition and meaning. Available from: </w:t>
       </w:r>
-      <w:hyperlink r:id="rId31" w:history="1">
+      <w:hyperlink r:id="rId35" w:history="1">
         <w:r>
           <w:rPr>
             <w:rStyle w:val="Hyperlink"/>
@@ -11415,25 +12674,7 @@
           <w:sz w:val="18"/>
           <w:szCs w:val="18"/>
         </w:rPr>
-        <w:t xml:space="preserve"> (Aug 27, 2020) Learning Styles/Preferences Among Medical Students: </w:t>
-      </w:r>
-      <w:proofErr w:type="spellStart"/>
-      <w:r>
-        <w:rPr>
-          <w:rFonts w:ascii="Verdana" w:hAnsi="Verdana"/>
-          <w:sz w:val="18"/>
-          <w:szCs w:val="18"/>
-        </w:rPr>
-        <w:t>Kinesthetic</w:t>
-      </w:r>
-      <w:proofErr w:type="spellEnd"/>
-      <w:r>
-        <w:rPr>
-          <w:rFonts w:ascii="Verdana" w:hAnsi="Verdana"/>
-          <w:sz w:val="18"/>
-          <w:szCs w:val="18"/>
-        </w:rPr>
-        <w:t xml:space="preserve"> Learner’s Multimodal Approach to Learning Anatomy</w:t>
+        <w:t xml:space="preserve"> (Aug 27, 2020) Learning Styles/Preferences Among Medical Students: Kinesthetic Learner’s Multimodal Approach to Learning Anatomy</w:t>
       </w:r>
       <w:r>
         <w:rPr>
@@ -11451,7 +12692,7 @@
         </w:rPr>
         <w:t xml:space="preserve">Available from: </w:t>
       </w:r>
-      <w:hyperlink r:id="rId32" w:anchor="Abs1" w:history="1">
+      <w:hyperlink r:id="rId36" w:anchor="Abs1" w:history="1">
         <w:r>
           <w:rPr>
             <w:rStyle w:val="Hyperlink"/>
@@ -11552,7 +12793,7 @@
         </w:rPr>
         <w:t xml:space="preserve">. Available from: </w:t>
       </w:r>
-      <w:hyperlink r:id="rId33" w:history="1">
+      <w:hyperlink r:id="rId37" w:history="1">
         <w:r>
           <w:rPr>
             <w:rStyle w:val="Hyperlink"/>
@@ -11621,7 +12862,7 @@
         </w:rPr>
         <w:t xml:space="preserve">Samba Recovery (Mar 4, 2025) Average Human Attention Span Statistics &amp; Facts [2024]. Available from: </w:t>
       </w:r>
-      <w:hyperlink r:id="rId34" w:history="1">
+      <w:hyperlink r:id="rId38" w:history="1">
         <w:r>
           <w:rPr>
             <w:rStyle w:val="Hyperlink"/>
@@ -11714,7 +12955,7 @@
         </w:rPr>
         <w:t xml:space="preserve">. Available from: </w:t>
       </w:r>
-      <w:hyperlink r:id="rId35" w:history="1">
+      <w:hyperlink r:id="rId39" w:history="1">
         <w:r>
           <w:rPr>
             <w:rStyle w:val="Hyperlink"/>
@@ -11722,7 +12963,16 @@
             <w:sz w:val="18"/>
             <w:szCs w:val="18"/>
           </w:rPr>
-          <w:t>https://www.frontiersin.org/journals/behavioral-neuroscience/articles/10.3389/fnbeh.2022.1053053/full</w:t>
+          <w:t>https://www.frontiersin.org/journals/behavioral-</w:t>
+        </w:r>
+        <w:r>
+          <w:rPr>
+            <w:rStyle w:val="Hyperlink"/>
+            <w:rFonts w:ascii="Verdana" w:hAnsi="Verdana"/>
+            <w:sz w:val="18"/>
+            <w:szCs w:val="18"/>
+          </w:rPr>
+          <w:t>neuroscience/articles/10.3389/fnbeh.2022.1053053/full</w:t>
         </w:r>
       </w:hyperlink>
       <w:r>
@@ -11781,25 +13031,7 @@
           <w:sz w:val="18"/>
           <w:szCs w:val="18"/>
         </w:rPr>
-        <w:t xml:space="preserve">Joe Tranquillo (Jun 22, 2008) </w:t>
-      </w:r>
-      <w:proofErr w:type="spellStart"/>
-      <w:r>
-        <w:rPr>
-          <w:rFonts w:ascii="Verdana" w:hAnsi="Verdana"/>
-          <w:sz w:val="18"/>
-          <w:szCs w:val="18"/>
-        </w:rPr>
-        <w:t>Kinesthetic</w:t>
-      </w:r>
-      <w:proofErr w:type="spellEnd"/>
-      <w:r>
-        <w:rPr>
-          <w:rFonts w:ascii="Verdana" w:hAnsi="Verdana"/>
-          <w:sz w:val="18"/>
-          <w:szCs w:val="18"/>
-        </w:rPr>
-        <w:t xml:space="preserve"> Learning in the Classroom. Available from: </w:t>
+        <w:t xml:space="preserve">Joe Tranquillo (Jun 22, 2008) Kinesthetic Learning in the Classroom. Available from: </w:t>
       </w:r>
       <w:r>
         <w:rPr>
@@ -11881,27 +13113,9 @@
           <w:sz w:val="18"/>
           <w:szCs w:val="18"/>
         </w:rPr>
-        <w:t xml:space="preserve"> (Jun 27, 2022) Exploring the Benefits of Art-Based </w:t>
-      </w:r>
-      <w:proofErr w:type="spellStart"/>
-      <w:r>
-        <w:rPr>
-          <w:rFonts w:ascii="Verdana" w:hAnsi="Verdana"/>
-          <w:sz w:val="18"/>
-          <w:szCs w:val="18"/>
-        </w:rPr>
-        <w:t>Kinesthetic</w:t>
-      </w:r>
-      <w:proofErr w:type="spellEnd"/>
-      <w:r>
-        <w:rPr>
-          <w:rFonts w:ascii="Verdana" w:hAnsi="Verdana"/>
-          <w:sz w:val="18"/>
-          <w:szCs w:val="18"/>
-        </w:rPr>
-        <w:t xml:space="preserve"> Activities in the College Classroom. Available from: </w:t>
-      </w:r>
-      <w:hyperlink r:id="rId36" w:history="1">
+        <w:t xml:space="preserve"> (Jun 27, 2022) Exploring the Benefits of Art-Based Kinesthetic Activities in the College Classroom. Available from: </w:t>
+      </w:r>
+      <w:hyperlink r:id="rId40" w:history="1">
         <w:r>
           <w:rPr>
             <w:rStyle w:val="Hyperlink"/>
@@ -11977,25 +13191,7 @@
           <w:sz w:val="18"/>
           <w:szCs w:val="18"/>
         </w:rPr>
-        <w:t xml:space="preserve">SimpleK12 Staff (Feb 17, 2025) </w:t>
-      </w:r>
-      <w:proofErr w:type="spellStart"/>
-      <w:r>
-        <w:rPr>
-          <w:rFonts w:ascii="Verdana" w:hAnsi="Verdana"/>
-          <w:sz w:val="18"/>
-          <w:szCs w:val="18"/>
-        </w:rPr>
-        <w:t>Kinesthetic</w:t>
-      </w:r>
-      <w:proofErr w:type="spellEnd"/>
-      <w:r>
-        <w:rPr>
-          <w:rFonts w:ascii="Verdana" w:hAnsi="Verdana"/>
-          <w:sz w:val="18"/>
-          <w:szCs w:val="18"/>
-        </w:rPr>
-        <w:t xml:space="preserve"> Learning Style: Definition, Characteristics &amp; Benefits in 2025</w:t>
+        <w:t>SimpleK12 Staff (Feb 17, 2025) Kinesthetic Learning Style: Definition, Characteristics &amp; Benefits in 2025</w:t>
       </w:r>
       <w:r>
         <w:rPr>
@@ -12005,7 +13201,7 @@
         </w:rPr>
         <w:t xml:space="preserve">. Available from: </w:t>
       </w:r>
-      <w:hyperlink r:id="rId37" w:history="1">
+      <w:hyperlink r:id="rId41" w:history="1">
         <w:r>
           <w:rPr>
             <w:rStyle w:val="Hyperlink"/>
@@ -12130,45 +13326,9 @@
           <w:sz w:val="18"/>
           <w:szCs w:val="18"/>
         </w:rPr>
-        <w:t>Veli-Matti Karhulahti (</w:t>
-      </w:r>
-      <w:proofErr w:type="gramStart"/>
-      <w:r>
-        <w:rPr>
-          <w:rFonts w:ascii="Verdana" w:hAnsi="Verdana"/>
-          <w:sz w:val="18"/>
-          <w:szCs w:val="18"/>
-        </w:rPr>
-        <w:t>Sept,</w:t>
-      </w:r>
-      <w:proofErr w:type="gramEnd"/>
-      <w:r>
-        <w:rPr>
-          <w:rFonts w:ascii="Verdana" w:hAnsi="Verdana"/>
-          <w:sz w:val="18"/>
-          <w:szCs w:val="18"/>
-        </w:rPr>
-        <w:t xml:space="preserve"> 2013) A </w:t>
-      </w:r>
-      <w:proofErr w:type="spellStart"/>
-      <w:r>
-        <w:rPr>
-          <w:rFonts w:ascii="Verdana" w:hAnsi="Verdana"/>
-          <w:sz w:val="18"/>
-          <w:szCs w:val="18"/>
-        </w:rPr>
-        <w:t>Kinesthetic</w:t>
-      </w:r>
-      <w:proofErr w:type="spellEnd"/>
-      <w:r>
-        <w:rPr>
-          <w:rFonts w:ascii="Verdana" w:hAnsi="Verdana"/>
-          <w:sz w:val="18"/>
-          <w:szCs w:val="18"/>
-        </w:rPr>
-        <w:t xml:space="preserve"> Theory of Videogames: Time-Critical Challenge and Aporetic Rhematic. Available from: </w:t>
-      </w:r>
-      <w:hyperlink r:id="rId38" w:history="1">
+        <w:t xml:space="preserve">Veli-Matti Karhulahti (Sept, 2013) A Kinesthetic Theory of Videogames: Time-Critical Challenge and Aporetic Rhematic. Available from: </w:t>
+      </w:r>
+      <w:hyperlink r:id="rId42" w:history="1">
         <w:r>
           <w:rPr>
             <w:rStyle w:val="Hyperlink"/>
@@ -12235,7 +13395,31 @@
           <w:sz w:val="18"/>
           <w:szCs w:val="18"/>
         </w:rPr>
-        <w:t>Nintendo (May 16, 2006) New Super Mario Bros</w:t>
+        <w:t>Nintendo</w:t>
+      </w:r>
+      <w:r>
+        <w:rPr>
+          <w:rFonts w:ascii="Verdana" w:hAnsi="Verdana"/>
+          <w:sz w:val="18"/>
+          <w:szCs w:val="18"/>
+        </w:rPr>
+        <w:t xml:space="preserve"> EAD</w:t>
+      </w:r>
+      <w:r>
+        <w:rPr>
+          <w:rFonts w:ascii="Verdana" w:hAnsi="Verdana"/>
+          <w:sz w:val="18"/>
+          <w:szCs w:val="18"/>
+        </w:rPr>
+        <w:t xml:space="preserve"> (May 16, 2006) New Super Mario Bros</w:t>
+      </w:r>
+      <w:r>
+        <w:rPr>
+          <w:rFonts w:ascii="Verdana" w:hAnsi="Verdana"/>
+          <w:sz w:val="18"/>
+          <w:szCs w:val="18"/>
+        </w:rPr>
+        <w:t>. [Video Game]. Nintendo.</w:t>
       </w:r>
     </w:p>
     <w:p>
@@ -12269,25 +13453,7 @@
           <w:sz w:val="18"/>
           <w:szCs w:val="18"/>
         </w:rPr>
-        <w:t xml:space="preserve"> (Jun 14, 2022) 65% of People Prefer Visual Learning, Is teaching Keeping </w:t>
-      </w:r>
-      <w:proofErr w:type="gramStart"/>
-      <w:r>
-        <w:rPr>
-          <w:rFonts w:ascii="Verdana" w:hAnsi="Verdana"/>
-          <w:sz w:val="18"/>
-          <w:szCs w:val="18"/>
-        </w:rPr>
-        <w:t>Up?.</w:t>
-      </w:r>
-      <w:proofErr w:type="gramEnd"/>
-      <w:r>
-        <w:rPr>
-          <w:rFonts w:ascii="Verdana" w:hAnsi="Verdana"/>
-          <w:sz w:val="18"/>
-          <w:szCs w:val="18"/>
-        </w:rPr>
-        <w:t xml:space="preserve"> Available from: </w:t>
+        <w:t xml:space="preserve"> (Jun 14, 2022) 65% of People Prefer Visual Learning, Is teaching Keeping Up?. Available from: </w:t>
       </w:r>
       <w:r>
         <w:rPr>
@@ -12361,18 +13527,8 @@
           <w:sz w:val="18"/>
           <w:szCs w:val="18"/>
         </w:rPr>
-        <w:t xml:space="preserve">The VARK Modalities: Visual, Aural, Read/write &amp; </w:t>
-      </w:r>
-      <w:proofErr w:type="spellStart"/>
-      <w:r>
-        <w:rPr>
-          <w:rFonts w:ascii="Verdana" w:hAnsi="Verdana"/>
-          <w:sz w:val="18"/>
-          <w:szCs w:val="18"/>
-        </w:rPr>
-        <w:t>Kinesthetic</w:t>
-      </w:r>
-      <w:proofErr w:type="spellEnd"/>
+        <w:t>The VARK Modalities: Visual, Aural, Read/write &amp; Kinesthetic</w:t>
+      </w:r>
       <w:r>
         <w:rPr>
           <w:rFonts w:ascii="Verdana" w:hAnsi="Verdana"/>
@@ -12391,39 +13547,21 @@
         </w:rPr>
         <w:t xml:space="preserve"> </w:t>
       </w:r>
-      <w:proofErr w:type="gramStart"/>
-      <w:r>
-        <w:rPr>
-          <w:rFonts w:ascii="Verdana" w:hAnsi="Verdana"/>
-          <w:sz w:val="18"/>
-          <w:szCs w:val="18"/>
-        </w:rPr>
-        <w:t>https://vark-learn.com/introduction-to-</w:t>
-      </w:r>
-      <w:r>
-        <w:rPr>
-          <w:rFonts w:ascii="Verdana" w:hAnsi="Verdana"/>
-          <w:sz w:val="18"/>
-          <w:szCs w:val="18"/>
-        </w:rPr>
-        <w:t>vark/the-vark-modalities/</w:t>
-      </w:r>
-      <w:r>
-        <w:rPr>
-          <w:rFonts w:ascii="Verdana" w:hAnsi="Verdana"/>
-          <w:sz w:val="18"/>
-          <w:szCs w:val="18"/>
-        </w:rPr>
-        <w:t xml:space="preserve"> .</w:t>
-      </w:r>
-      <w:proofErr w:type="gramEnd"/>
-      <w:r>
-        <w:rPr>
-          <w:rFonts w:ascii="Verdana" w:hAnsi="Verdana"/>
-          <w:sz w:val="18"/>
-          <w:szCs w:val="18"/>
-        </w:rPr>
-        <w:t xml:space="preserve"> </w:t>
+      <w:r>
+        <w:rPr>
+          <w:rFonts w:ascii="Verdana" w:hAnsi="Verdana"/>
+          <w:sz w:val="18"/>
+          <w:szCs w:val="18"/>
+        </w:rPr>
+        <w:t>https://vark-learn.com/introduction-to-vark/the-vark-modalities/</w:t>
+      </w:r>
+      <w:r>
+        <w:rPr>
+          <w:rFonts w:ascii="Verdana" w:hAnsi="Verdana"/>
+          <w:sz w:val="18"/>
+          <w:szCs w:val="18"/>
+        </w:rPr>
+        <w:t xml:space="preserve"> . </w:t>
       </w:r>
       <w:r>
         <w:rPr>
@@ -12481,9 +13619,17 @@
           <w:sz w:val="18"/>
           <w:szCs w:val="18"/>
         </w:rPr>
-        <w:t xml:space="preserve"> (no date) Pattern Recognition. Available from: </w:t>
-      </w:r>
-      <w:hyperlink r:id="rId39" w:history="1">
+        <w:t xml:space="preserve"> (no date) Pattern Recognition. Available </w:t>
+      </w:r>
+      <w:r>
+        <w:rPr>
+          <w:rFonts w:ascii="Verdana" w:hAnsi="Verdana"/>
+          <w:sz w:val="18"/>
+          <w:szCs w:val="18"/>
+        </w:rPr>
+        <w:t xml:space="preserve">from: </w:t>
+      </w:r>
+      <w:hyperlink r:id="rId43" w:history="1">
         <w:r>
           <w:rPr>
             <w:rStyle w:val="Hyperlink"/>
@@ -12500,56 +13646,33 @@
           <w:sz w:val="18"/>
           <w:szCs w:val="18"/>
         </w:rPr>
-        <w:t xml:space="preserve">. </w:t>
-      </w:r>
-      <w:r>
-        <w:rPr>
-          <w:rFonts w:ascii="Verdana" w:hAnsi="Verdana"/>
-          <w:sz w:val="18"/>
-          <w:szCs w:val="18"/>
-        </w:rPr>
-        <w:t>[Accessed</w:t>
-      </w:r>
-      <w:r>
-        <w:rPr>
-          <w:rFonts w:ascii="Verdana" w:hAnsi="Verdana"/>
-          <w:sz w:val="18"/>
-          <w:szCs w:val="18"/>
-        </w:rPr>
-        <w:t xml:space="preserve"> last</w:t>
-      </w:r>
-      <w:r>
-        <w:rPr>
-          <w:rFonts w:ascii="Verdana" w:hAnsi="Verdana"/>
-          <w:sz w:val="18"/>
-          <w:szCs w:val="18"/>
-        </w:rPr>
-        <w:t>: Apr 22, 2025]</w:t>
-      </w:r>
-    </w:p>
-    <w:p>
-      <w:pPr>
-        <w:rPr>
-          <w:rFonts w:ascii="Verdana" w:hAnsi="Verdana"/>
-          <w:sz w:val="18"/>
-          <w:szCs w:val="18"/>
-        </w:rPr>
-      </w:pPr>
-    </w:p>
-    <w:p>
-      <w:pPr>
-        <w:rPr>
-          <w:rFonts w:ascii="Verdana" w:hAnsi="Verdana"/>
-          <w:sz w:val="18"/>
-          <w:szCs w:val="18"/>
-        </w:rPr>
-      </w:pPr>
-      <w:r>
-        <w:rPr>
-          <w:rFonts w:ascii="Verdana" w:hAnsi="Verdana"/>
-          <w:sz w:val="18"/>
-          <w:szCs w:val="18"/>
-        </w:rPr>
+        <w:t>. [Accessed last: Apr 22, 2025]</w:t>
+      </w:r>
+    </w:p>
+    <w:p>
+      <w:pPr>
+        <w:rPr>
+          <w:rFonts w:ascii="Verdana" w:hAnsi="Verdana"/>
+          <w:sz w:val="18"/>
+          <w:szCs w:val="18"/>
+        </w:rPr>
+      </w:pPr>
+    </w:p>
+    <w:p>
+      <w:pPr>
+        <w:rPr>
+          <w:rFonts w:ascii="Verdana" w:hAnsi="Verdana"/>
+          <w:sz w:val="18"/>
+          <w:szCs w:val="18"/>
+        </w:rPr>
+      </w:pPr>
+      <w:r>
+        <w:rPr>
+          <w:rFonts w:ascii="Verdana" w:hAnsi="Verdana"/>
+          <w:sz w:val="18"/>
+          <w:szCs w:val="18"/>
+        </w:rPr>
+        <w:lastRenderedPageBreak/>
         <w:t xml:space="preserve">Theodoridis, S and Koutroumbas, K (Feb 24, 2006) </w:t>
       </w:r>
       <w:r>
@@ -12586,31 +13709,7 @@
           <w:sz w:val="18"/>
           <w:szCs w:val="18"/>
         </w:rPr>
-        <w:t xml:space="preserve"> [Online] Orlando, FL: Academic Press, Inc, pp. 1. </w:t>
-      </w:r>
-      <w:r>
-        <w:rPr>
-          <w:rFonts w:ascii="Verdana" w:hAnsi="Verdana"/>
-          <w:sz w:val="18"/>
-          <w:szCs w:val="18"/>
-        </w:rPr>
-        <w:t>[Accessed</w:t>
-      </w:r>
-      <w:r>
-        <w:rPr>
-          <w:rFonts w:ascii="Verdana" w:hAnsi="Verdana"/>
-          <w:sz w:val="18"/>
-          <w:szCs w:val="18"/>
-        </w:rPr>
-        <w:t xml:space="preserve"> last</w:t>
-      </w:r>
-      <w:r>
-        <w:rPr>
-          <w:rFonts w:ascii="Verdana" w:hAnsi="Verdana"/>
-          <w:sz w:val="18"/>
-          <w:szCs w:val="18"/>
-        </w:rPr>
-        <w:t>: Apr 22, 2025]</w:t>
+        <w:t xml:space="preserve"> [Online] Orlando, FL: Academic Press, Inc, pp. 1. [Accessed last: Apr 22, 2025]</w:t>
       </w:r>
     </w:p>
     <w:p>
@@ -12638,7 +13737,7 @@
         </w:rPr>
         <w:t xml:space="preserve">Anon (Aug 23, 2024) Exploring Cognitive Skills: Pattern Recognition. Available from: </w:t>
       </w:r>
-      <w:hyperlink r:id="rId40" w:history="1">
+      <w:hyperlink r:id="rId44" w:history="1">
         <w:r>
           <w:rPr>
             <w:rStyle w:val="Hyperlink"/>
@@ -12655,31 +13754,7 @@
           <w:sz w:val="18"/>
           <w:szCs w:val="18"/>
         </w:rPr>
-        <w:t xml:space="preserve">. </w:t>
-      </w:r>
-      <w:r>
-        <w:rPr>
-          <w:rFonts w:ascii="Verdana" w:hAnsi="Verdana"/>
-          <w:sz w:val="18"/>
-          <w:szCs w:val="18"/>
-        </w:rPr>
-        <w:t>[Accessed</w:t>
-      </w:r>
-      <w:r>
-        <w:rPr>
-          <w:rFonts w:ascii="Verdana" w:hAnsi="Verdana"/>
-          <w:sz w:val="18"/>
-          <w:szCs w:val="18"/>
-        </w:rPr>
-        <w:t xml:space="preserve"> last</w:t>
-      </w:r>
-      <w:r>
-        <w:rPr>
-          <w:rFonts w:ascii="Verdana" w:hAnsi="Verdana"/>
-          <w:sz w:val="18"/>
-          <w:szCs w:val="18"/>
-        </w:rPr>
-        <w:t>: Apr 22, 2025]</w:t>
+        <w:t>. [Accessed last: Apr 22, 2025]</w:t>
       </w:r>
     </w:p>
     <w:p>
@@ -12715,7 +13790,7 @@
         </w:rPr>
         <w:t xml:space="preserve">ns. Available from: </w:t>
       </w:r>
-      <w:hyperlink r:id="rId41" w:history="1">
+      <w:hyperlink r:id="rId45" w:history="1">
         <w:r>
           <w:rPr>
             <w:rStyle w:val="Hyperlink"/>
@@ -12732,77 +13807,35 @@
           <w:sz w:val="18"/>
           <w:szCs w:val="18"/>
         </w:rPr>
-        <w:t xml:space="preserve">. </w:t>
-      </w:r>
-      <w:r>
-        <w:rPr>
-          <w:rFonts w:ascii="Verdana" w:hAnsi="Verdana"/>
-          <w:sz w:val="18"/>
-          <w:szCs w:val="18"/>
-        </w:rPr>
-        <w:t>[Accessed</w:t>
-      </w:r>
-      <w:r>
-        <w:rPr>
-          <w:rFonts w:ascii="Verdana" w:hAnsi="Verdana"/>
-          <w:sz w:val="18"/>
-          <w:szCs w:val="18"/>
-        </w:rPr>
-        <w:t xml:space="preserve"> last</w:t>
-      </w:r>
-      <w:r>
-        <w:rPr>
-          <w:rFonts w:ascii="Verdana" w:hAnsi="Verdana"/>
-          <w:sz w:val="18"/>
-          <w:szCs w:val="18"/>
-        </w:rPr>
-        <w:t>: Apr 22, 2025]</w:t>
-      </w:r>
-    </w:p>
-    <w:p>
-      <w:pPr>
-        <w:rPr>
-          <w:rFonts w:ascii="Verdana" w:hAnsi="Verdana"/>
-          <w:sz w:val="18"/>
-          <w:szCs w:val="18"/>
-        </w:rPr>
-      </w:pPr>
-    </w:p>
-    <w:p>
-      <w:pPr>
-        <w:rPr>
-          <w:rFonts w:ascii="Verdana" w:hAnsi="Verdana"/>
-          <w:sz w:val="18"/>
-          <w:szCs w:val="18"/>
-        </w:rPr>
-      </w:pPr>
-      <w:r>
-        <w:rPr>
-          <w:rFonts w:ascii="Verdana" w:hAnsi="Verdana"/>
-          <w:sz w:val="18"/>
-          <w:szCs w:val="18"/>
-        </w:rPr>
-        <w:t xml:space="preserve">Jennifer Logan (Mar 13, 2023) What is the </w:t>
-      </w:r>
-      <w:proofErr w:type="gramStart"/>
-      <w:r>
-        <w:rPr>
-          <w:rFonts w:ascii="Verdana" w:hAnsi="Verdana"/>
-          <w:sz w:val="18"/>
-          <w:szCs w:val="18"/>
-        </w:rPr>
-        <w:t>Neocortex?.</w:t>
-      </w:r>
-      <w:proofErr w:type="gramEnd"/>
-      <w:r>
-        <w:rPr>
-          <w:rFonts w:ascii="Verdana" w:hAnsi="Verdana"/>
-          <w:sz w:val="18"/>
-          <w:szCs w:val="18"/>
-        </w:rPr>
-        <w:t xml:space="preserve"> Available from: </w:t>
-      </w:r>
-      <w:hyperlink r:id="rId42" w:history="1">
+        <w:t>. [Accessed last: Apr 22, 2025]</w:t>
+      </w:r>
+    </w:p>
+    <w:p>
+      <w:pPr>
+        <w:rPr>
+          <w:rFonts w:ascii="Verdana" w:hAnsi="Verdana"/>
+          <w:sz w:val="18"/>
+          <w:szCs w:val="18"/>
+        </w:rPr>
+      </w:pPr>
+    </w:p>
+    <w:p>
+      <w:pPr>
+        <w:rPr>
+          <w:rFonts w:ascii="Verdana" w:hAnsi="Verdana"/>
+          <w:sz w:val="18"/>
+          <w:szCs w:val="18"/>
+        </w:rPr>
+      </w:pPr>
+      <w:r>
+        <w:rPr>
+          <w:rFonts w:ascii="Verdana" w:hAnsi="Verdana"/>
+          <w:sz w:val="18"/>
+          <w:szCs w:val="18"/>
+        </w:rPr>
+        <w:t xml:space="preserve">Jennifer Logan (Mar 13, 2023) What is the Neocortex?. Available from: </w:t>
+      </w:r>
+      <w:hyperlink r:id="rId46" w:history="1">
         <w:r>
           <w:rPr>
             <w:rStyle w:val="Hyperlink"/>
@@ -12819,31 +13852,7 @@
           <w:sz w:val="18"/>
           <w:szCs w:val="18"/>
         </w:rPr>
-        <w:t xml:space="preserve">.  </w:t>
-      </w:r>
-      <w:r>
-        <w:rPr>
-          <w:rFonts w:ascii="Verdana" w:hAnsi="Verdana"/>
-          <w:sz w:val="18"/>
-          <w:szCs w:val="18"/>
-        </w:rPr>
-        <w:t>[Accessed</w:t>
-      </w:r>
-      <w:r>
-        <w:rPr>
-          <w:rFonts w:ascii="Verdana" w:hAnsi="Verdana"/>
-          <w:sz w:val="18"/>
-          <w:szCs w:val="18"/>
-        </w:rPr>
-        <w:t xml:space="preserve"> last</w:t>
-      </w:r>
-      <w:r>
-        <w:rPr>
-          <w:rFonts w:ascii="Verdana" w:hAnsi="Verdana"/>
-          <w:sz w:val="18"/>
-          <w:szCs w:val="18"/>
-        </w:rPr>
-        <w:t>: Apr 22, 2025]</w:t>
+        <w:t>.  [Accessed last: Apr 22, 2025]</w:t>
       </w:r>
     </w:p>
     <w:p>
@@ -12871,7 +13880,7 @@
         </w:rPr>
         <w:t xml:space="preserve">Miryam Naddaf and Nature Magazine (Sept 27, 2024) How Your Brain Detects Patters without Conscious Thought. Available from: </w:t>
       </w:r>
-      <w:hyperlink r:id="rId43" w:anchor=":~:text=The%20human%20brain%20is%20constantly,brain%20tissue%20for%20medical%20reasons" w:history="1">
+      <w:hyperlink r:id="rId47" w:anchor=":~:text=The%20human%20brain%20is%20constantly,brain%20tissue%20for%20medical%20reasons" w:history="1">
         <w:r>
           <w:rPr>
             <w:rStyle w:val="Hyperlink"/>
@@ -12888,75 +13897,35 @@
           <w:sz w:val="18"/>
           <w:szCs w:val="18"/>
         </w:rPr>
-        <w:t>.</w:t>
-      </w:r>
-      <w:r>
-        <w:rPr>
-          <w:rFonts w:ascii="Verdana" w:hAnsi="Verdana"/>
-          <w:sz w:val="18"/>
-          <w:szCs w:val="18"/>
-        </w:rPr>
-        <w:t xml:space="preserve"> </w:t>
-      </w:r>
-      <w:r>
-        <w:rPr>
-          <w:rFonts w:ascii="Verdana" w:hAnsi="Verdana"/>
-          <w:sz w:val="18"/>
-          <w:szCs w:val="18"/>
-        </w:rPr>
-        <w:t>[Accessed</w:t>
-      </w:r>
-      <w:r>
-        <w:rPr>
-          <w:rFonts w:ascii="Verdana" w:hAnsi="Verdana"/>
-          <w:sz w:val="18"/>
-          <w:szCs w:val="18"/>
-        </w:rPr>
-        <w:t xml:space="preserve"> last</w:t>
-      </w:r>
-      <w:r>
-        <w:rPr>
-          <w:rFonts w:ascii="Verdana" w:hAnsi="Verdana"/>
-          <w:sz w:val="18"/>
-          <w:szCs w:val="18"/>
-        </w:rPr>
-        <w:t>: Apr 22, 2025]</w:t>
-      </w:r>
-    </w:p>
-    <w:p>
-      <w:pPr>
-        <w:rPr>
-          <w:rFonts w:ascii="Verdana" w:hAnsi="Verdana"/>
-          <w:sz w:val="18"/>
-          <w:szCs w:val="18"/>
-        </w:rPr>
-      </w:pPr>
-    </w:p>
-    <w:p>
-      <w:pPr>
-        <w:rPr>
-          <w:rFonts w:ascii="Verdana" w:hAnsi="Verdana"/>
-          <w:sz w:val="18"/>
-          <w:szCs w:val="18"/>
-        </w:rPr>
-      </w:pPr>
-      <w:r>
-        <w:rPr>
-          <w:rFonts w:ascii="Verdana" w:hAnsi="Verdana"/>
-          <w:sz w:val="18"/>
-          <w:szCs w:val="18"/>
-        </w:rPr>
-        <w:t>Ohio State University</w:t>
-      </w:r>
-      <w:r>
-        <w:rPr>
-          <w:rFonts w:ascii="Verdana" w:hAnsi="Verdana"/>
-          <w:sz w:val="18"/>
-          <w:szCs w:val="18"/>
-        </w:rPr>
-        <w:t xml:space="preserve"> (May 31, 2018) This is your brain detecting patterns. Available from: </w:t>
-      </w:r>
-      <w:hyperlink r:id="rId44" w:history="1">
+        <w:t>. [Accessed last: Apr 22, 2025]</w:t>
+      </w:r>
+    </w:p>
+    <w:p>
+      <w:pPr>
+        <w:rPr>
+          <w:rFonts w:ascii="Verdana" w:hAnsi="Verdana"/>
+          <w:sz w:val="18"/>
+          <w:szCs w:val="18"/>
+        </w:rPr>
+      </w:pPr>
+    </w:p>
+    <w:p>
+      <w:pPr>
+        <w:rPr>
+          <w:rFonts w:ascii="Verdana" w:hAnsi="Verdana"/>
+          <w:sz w:val="18"/>
+          <w:szCs w:val="18"/>
+        </w:rPr>
+      </w:pPr>
+      <w:r>
+        <w:rPr>
+          <w:rFonts w:ascii="Verdana" w:hAnsi="Verdana"/>
+          <w:sz w:val="18"/>
+          <w:szCs w:val="18"/>
+        </w:rPr>
+        <w:t xml:space="preserve">Ohio State University (May 31, 2018) This is your brain detecting patterns. Available from: </w:t>
+      </w:r>
+      <w:hyperlink r:id="rId48" w:history="1">
         <w:r>
           <w:rPr>
             <w:rStyle w:val="Hyperlink"/>
@@ -12973,6 +13942,85 @@
           <w:sz w:val="18"/>
           <w:szCs w:val="18"/>
         </w:rPr>
+        <w:t>. [Accessed last: Apr 22, 2025]</w:t>
+      </w:r>
+    </w:p>
+    <w:p>
+      <w:pPr>
+        <w:rPr>
+          <w:rFonts w:ascii="Verdana" w:hAnsi="Verdana"/>
+          <w:sz w:val="18"/>
+          <w:szCs w:val="18"/>
+        </w:rPr>
+      </w:pPr>
+    </w:p>
+    <w:p>
+      <w:pPr>
+        <w:rPr>
+          <w:rFonts w:ascii="Verdana" w:hAnsi="Verdana"/>
+          <w:sz w:val="18"/>
+          <w:szCs w:val="18"/>
+        </w:rPr>
+      </w:pPr>
+      <w:r>
+        <w:rPr>
+          <w:rFonts w:ascii="Verdana" w:hAnsi="Verdana"/>
+          <w:sz w:val="18"/>
+          <w:szCs w:val="18"/>
+        </w:rPr>
+        <w:t xml:space="preserve">Unity Technologies (April 25, 2024) Unity version 2023.2.20f1. Available from: https://unity.com/releases/editor/archive </w:t>
+      </w:r>
+      <w:r>
+        <w:rPr>
+          <w:rFonts w:ascii="Verdana" w:hAnsi="Verdana"/>
+          <w:sz w:val="18"/>
+          <w:szCs w:val="18"/>
+        </w:rPr>
+        <w:t>[Accessed last: Apr 26, 2025]</w:t>
+      </w:r>
+    </w:p>
+    <w:p>
+      <w:pPr>
+        <w:rPr>
+          <w:rFonts w:ascii="Verdana" w:hAnsi="Verdana"/>
+          <w:sz w:val="18"/>
+          <w:szCs w:val="18"/>
+        </w:rPr>
+      </w:pPr>
+    </w:p>
+    <w:p>
+      <w:pPr>
+        <w:rPr>
+          <w:rFonts w:ascii="Verdana" w:hAnsi="Verdana"/>
+          <w:sz w:val="18"/>
+          <w:szCs w:val="18"/>
+        </w:rPr>
+      </w:pPr>
+      <w:r>
+        <w:rPr>
+          <w:rFonts w:ascii="Verdana" w:hAnsi="Verdana"/>
+          <w:sz w:val="18"/>
+          <w:szCs w:val="18"/>
+        </w:rPr>
+        <w:t xml:space="preserve">Nintendo (n.d.) Top Selling Title Sales Units. Available from: </w:t>
+      </w:r>
+      <w:hyperlink r:id="rId49" w:history="1">
+        <w:r>
+          <w:rPr>
+            <w:rStyle w:val="Hyperlink"/>
+            <w:rFonts w:ascii="Verdana" w:hAnsi="Verdana"/>
+            <w:sz w:val="18"/>
+            <w:szCs w:val="18"/>
+          </w:rPr>
+          <w:t>https://www.nintendo.co.jp/ir/en/finance/software/ds.html</w:t>
+        </w:r>
+      </w:hyperlink>
+      <w:r>
+        <w:rPr>
+          <w:rFonts w:ascii="Verdana" w:hAnsi="Verdana"/>
+          <w:sz w:val="18"/>
+          <w:szCs w:val="18"/>
+        </w:rPr>
         <w:t xml:space="preserve">. </w:t>
       </w:r>
       <w:r>
@@ -12981,105 +14029,322 @@
           <w:sz w:val="18"/>
           <w:szCs w:val="18"/>
         </w:rPr>
-        <w:t>[Accessed</w:t>
-      </w:r>
-      <w:r>
-        <w:rPr>
-          <w:rFonts w:ascii="Verdana" w:hAnsi="Verdana"/>
-          <w:sz w:val="18"/>
-          <w:szCs w:val="18"/>
-        </w:rPr>
-        <w:t xml:space="preserve"> last</w:t>
-      </w:r>
-      <w:r>
-        <w:rPr>
-          <w:rFonts w:ascii="Verdana" w:hAnsi="Verdana"/>
-          <w:sz w:val="18"/>
-          <w:szCs w:val="18"/>
-        </w:rPr>
-        <w:t xml:space="preserve">: Apr 22, </w:t>
-      </w:r>
-      <w:r>
-        <w:rPr>
-          <w:rFonts w:ascii="Verdana" w:hAnsi="Verdana"/>
-          <w:sz w:val="18"/>
-          <w:szCs w:val="18"/>
-        </w:rPr>
-        <w:t>2025]</w:t>
-      </w:r>
-    </w:p>
-    <w:p>
-      <w:pPr>
-        <w:rPr>
-          <w:rFonts w:ascii="Verdana" w:hAnsi="Verdana"/>
-          <w:sz w:val="18"/>
-          <w:szCs w:val="18"/>
-        </w:rPr>
-      </w:pPr>
-    </w:p>
-    <w:p>
-      <w:pPr>
-        <w:rPr>
-          <w:rFonts w:ascii="Verdana" w:hAnsi="Verdana"/>
-          <w:sz w:val="18"/>
-          <w:szCs w:val="18"/>
-        </w:rPr>
-      </w:pPr>
-      <w:r>
-        <w:rPr>
-          <w:rFonts w:ascii="Verdana" w:hAnsi="Verdana"/>
-          <w:sz w:val="18"/>
-          <w:szCs w:val="18"/>
-        </w:rPr>
-        <w:t xml:space="preserve">Unity Technologies (April 25, 2024) Unity version 2023.2.20f1. Available from: https://unity.com/releases/editor/archive </w:t>
-      </w:r>
-      <w:r>
-        <w:rPr>
-          <w:rFonts w:ascii="Verdana" w:hAnsi="Verdana"/>
-          <w:sz w:val="18"/>
-          <w:szCs w:val="18"/>
-        </w:rPr>
-        <w:t>[Accessed</w:t>
-      </w:r>
-      <w:r>
-        <w:rPr>
-          <w:rFonts w:ascii="Verdana" w:hAnsi="Verdana"/>
-          <w:sz w:val="18"/>
-          <w:szCs w:val="18"/>
-        </w:rPr>
-        <w:t xml:space="preserve"> last</w:t>
-      </w:r>
-      <w:r>
-        <w:rPr>
-          <w:rFonts w:ascii="Verdana" w:hAnsi="Verdana"/>
-          <w:sz w:val="18"/>
-          <w:szCs w:val="18"/>
-        </w:rPr>
-        <w:t>: Apr 2</w:t>
-      </w:r>
-      <w:r>
-        <w:rPr>
-          <w:rFonts w:ascii="Verdana" w:hAnsi="Verdana"/>
-          <w:sz w:val="18"/>
-          <w:szCs w:val="18"/>
-        </w:rPr>
-        <w:t>6</w:t>
-      </w:r>
-      <w:r>
-        <w:rPr>
-          <w:rFonts w:ascii="Verdana" w:hAnsi="Verdana"/>
-          <w:sz w:val="18"/>
-          <w:szCs w:val="18"/>
-        </w:rPr>
-        <w:t xml:space="preserve">, </w:t>
-      </w:r>
-      <w:r>
-        <w:rPr>
-          <w:rFonts w:ascii="Verdana" w:hAnsi="Verdana"/>
-          <w:sz w:val="18"/>
-          <w:szCs w:val="18"/>
-        </w:rPr>
-        <w:t>2025]</w:t>
+        <w:t>[Accessed last: Apr 26, 2025]</w:t>
+      </w:r>
+    </w:p>
+    <w:p>
+      <w:pPr>
+        <w:rPr>
+          <w:rFonts w:ascii="Verdana" w:hAnsi="Verdana"/>
+          <w:sz w:val="18"/>
+          <w:szCs w:val="18"/>
+        </w:rPr>
+      </w:pPr>
+    </w:p>
+    <w:p>
+      <w:pPr>
+        <w:rPr>
+          <w:rFonts w:ascii="Verdana" w:hAnsi="Verdana"/>
+          <w:sz w:val="18"/>
+          <w:szCs w:val="18"/>
+        </w:rPr>
+      </w:pPr>
+      <w:r>
+        <w:rPr>
+          <w:rFonts w:ascii="Verdana" w:hAnsi="Verdana"/>
+          <w:sz w:val="18"/>
+          <w:szCs w:val="18"/>
+        </w:rPr>
+        <w:t xml:space="preserve">Studio MDHR (Sept 29, 2017) Cuphead. Available from: </w:t>
+      </w:r>
+      <w:hyperlink r:id="rId50" w:history="1">
+        <w:r>
+          <w:rPr>
+            <w:rStyle w:val="Hyperlink"/>
+            <w:rFonts w:ascii="Verdana" w:hAnsi="Verdana"/>
+            <w:sz w:val="18"/>
+            <w:szCs w:val="18"/>
+          </w:rPr>
+          <w:t>https://store.steampowered.com/app/268910/Cuphead/</w:t>
+        </w:r>
+      </w:hyperlink>
+      <w:r>
+        <w:rPr>
+          <w:rFonts w:ascii="Verdana" w:hAnsi="Verdana"/>
+          <w:sz w:val="18"/>
+          <w:szCs w:val="18"/>
+        </w:rPr>
+        <w:t xml:space="preserve">. </w:t>
+      </w:r>
+      <w:r>
+        <w:rPr>
+          <w:rFonts w:ascii="Verdana" w:hAnsi="Verdana"/>
+          <w:sz w:val="18"/>
+          <w:szCs w:val="18"/>
+        </w:rPr>
+        <w:t>[Accessed last: Apr 26, 2025]</w:t>
+      </w:r>
+    </w:p>
+    <w:p>
+      <w:pPr>
+        <w:rPr>
+          <w:rFonts w:ascii="Verdana" w:hAnsi="Verdana"/>
+          <w:sz w:val="18"/>
+          <w:szCs w:val="18"/>
+        </w:rPr>
+      </w:pPr>
+    </w:p>
+    <w:p>
+      <w:pPr>
+        <w:rPr>
+          <w:rFonts w:ascii="Verdana" w:hAnsi="Verdana"/>
+          <w:sz w:val="18"/>
+          <w:szCs w:val="18"/>
+        </w:rPr>
+      </w:pPr>
+      <w:r>
+        <w:rPr>
+          <w:rFonts w:ascii="Verdana" w:hAnsi="Verdana"/>
+          <w:sz w:val="18"/>
+          <w:szCs w:val="18"/>
+        </w:rPr>
+        <w:t xml:space="preserve">Tvtropes (n.d.) Video Game Dashing. Available from: </w:t>
+      </w:r>
+      <w:hyperlink r:id="rId51" w:history="1">
+        <w:r>
+          <w:rPr>
+            <w:rStyle w:val="Hyperlink"/>
+            <w:rFonts w:ascii="Verdana" w:hAnsi="Verdana"/>
+            <w:sz w:val="18"/>
+            <w:szCs w:val="18"/>
+          </w:rPr>
+          <w:t>https://tvtropes.org/pmwiki/pmwiki.php/Main/VideoGameDashing</w:t>
+        </w:r>
+      </w:hyperlink>
+      <w:r>
+        <w:rPr>
+          <w:rFonts w:ascii="Verdana" w:hAnsi="Verdana"/>
+          <w:sz w:val="18"/>
+          <w:szCs w:val="18"/>
+        </w:rPr>
+        <w:t xml:space="preserve"> </w:t>
+      </w:r>
+      <w:r>
+        <w:rPr>
+          <w:rFonts w:ascii="Verdana" w:hAnsi="Verdana"/>
+          <w:sz w:val="18"/>
+          <w:szCs w:val="18"/>
+        </w:rPr>
+        <w:t>[Accessed last: Apr 26, 2025]</w:t>
+      </w:r>
+    </w:p>
+    <w:p>
+      <w:pPr>
+        <w:rPr>
+          <w:rFonts w:ascii="Verdana" w:hAnsi="Verdana"/>
+          <w:sz w:val="18"/>
+          <w:szCs w:val="18"/>
+        </w:rPr>
+      </w:pPr>
+    </w:p>
+    <w:p>
+      <w:pPr>
+        <w:rPr>
+          <w:rFonts w:ascii="Verdana" w:hAnsi="Verdana"/>
+          <w:sz w:val="18"/>
+          <w:szCs w:val="18"/>
+        </w:rPr>
+      </w:pPr>
+      <w:r>
+        <w:rPr>
+          <w:rFonts w:ascii="Verdana" w:hAnsi="Verdana"/>
+          <w:sz w:val="18"/>
+          <w:szCs w:val="18"/>
+        </w:rPr>
+        <w:t>Unity Technologies (April 25, 2024) Unity Documentation. Available from: https://docs.unity3d.com/2023.2/Documentation/Manual/ManualVersions.html</w:t>
+      </w:r>
+      <w:r>
+        <w:rPr>
+          <w:rFonts w:ascii="Verdana" w:hAnsi="Verdana"/>
+          <w:sz w:val="18"/>
+          <w:szCs w:val="18"/>
+        </w:rPr>
+        <w:t xml:space="preserve">. </w:t>
+      </w:r>
+      <w:r>
+        <w:rPr>
+          <w:rFonts w:ascii="Verdana" w:hAnsi="Verdana"/>
+          <w:sz w:val="18"/>
+          <w:szCs w:val="18"/>
+        </w:rPr>
+        <w:t xml:space="preserve"> </w:t>
+      </w:r>
+      <w:r>
+        <w:rPr>
+          <w:rFonts w:ascii="Verdana" w:hAnsi="Verdana"/>
+          <w:sz w:val="18"/>
+          <w:szCs w:val="18"/>
+        </w:rPr>
+        <w:t>[Accessed last: Apr 26, 2025]</w:t>
+      </w:r>
+    </w:p>
+    <w:p>
+      <w:pPr>
+        <w:rPr>
+          <w:rFonts w:ascii="Verdana" w:hAnsi="Verdana"/>
+          <w:sz w:val="18"/>
+          <w:szCs w:val="18"/>
+        </w:rPr>
+      </w:pPr>
+    </w:p>
+    <w:p>
+      <w:pPr>
+        <w:rPr>
+          <w:rFonts w:ascii="Verdana" w:hAnsi="Verdana"/>
+          <w:sz w:val="18"/>
+          <w:szCs w:val="18"/>
+        </w:rPr>
+      </w:pPr>
+      <w:r>
+        <w:rPr>
+          <w:rFonts w:ascii="Verdana" w:hAnsi="Verdana"/>
+          <w:sz w:val="18"/>
+          <w:szCs w:val="18"/>
+        </w:rPr>
+        <w:t>Unity Technologies (April 25, 2024)</w:t>
+      </w:r>
+      <w:r>
+        <w:rPr>
+          <w:rFonts w:ascii="Verdana" w:hAnsi="Verdana"/>
+          <w:sz w:val="18"/>
+          <w:szCs w:val="18"/>
+        </w:rPr>
+        <w:t xml:space="preserve"> Box </w:t>
+      </w:r>
+      <w:r>
+        <w:rPr>
+          <w:rFonts w:ascii="Verdana" w:hAnsi="Verdana"/>
+          <w:sz w:val="18"/>
+          <w:szCs w:val="18"/>
+        </w:rPr>
+        <w:t>Collider</w:t>
+      </w:r>
+      <w:r>
+        <w:rPr>
+          <w:rFonts w:ascii="Verdana" w:hAnsi="Verdana"/>
+          <w:sz w:val="18"/>
+          <w:szCs w:val="18"/>
+        </w:rPr>
+        <w:t xml:space="preserve"> 2D component reference</w:t>
+      </w:r>
+      <w:r>
+        <w:rPr>
+          <w:rFonts w:ascii="Verdana" w:hAnsi="Verdana"/>
+          <w:sz w:val="18"/>
+          <w:szCs w:val="18"/>
+        </w:rPr>
+        <w:t xml:space="preserve">. Available from: </w:t>
+      </w:r>
+      <w:hyperlink r:id="rId52" w:history="1">
+        <w:r>
+          <w:rPr>
+            <w:rStyle w:val="Hyperlink"/>
+            <w:rFonts w:ascii="Verdana" w:hAnsi="Verdana"/>
+            <w:sz w:val="18"/>
+            <w:szCs w:val="18"/>
+          </w:rPr>
+          <w:t>https://docs.unity3d.com/2023.2/Documentation/Manual/class-BoxCollider2D.html</w:t>
+        </w:r>
+      </w:hyperlink>
+      <w:r>
+        <w:rPr>
+          <w:rFonts w:ascii="Verdana" w:hAnsi="Verdana"/>
+          <w:sz w:val="18"/>
+          <w:szCs w:val="18"/>
+        </w:rPr>
+        <w:t xml:space="preserve">. </w:t>
+      </w:r>
+      <w:r>
+        <w:rPr>
+          <w:rFonts w:ascii="Verdana" w:hAnsi="Verdana"/>
+          <w:sz w:val="18"/>
+          <w:szCs w:val="18"/>
+        </w:rPr>
+        <w:t>[Accessed last: Apr 26, 2025]</w:t>
+      </w:r>
+    </w:p>
+    <w:p>
+      <w:pPr>
+        <w:rPr>
+          <w:rFonts w:ascii="Verdana" w:hAnsi="Verdana"/>
+          <w:sz w:val="18"/>
+          <w:szCs w:val="18"/>
+        </w:rPr>
+      </w:pPr>
+    </w:p>
+    <w:p>
+      <w:pPr>
+        <w:rPr>
+          <w:rFonts w:ascii="Verdana" w:hAnsi="Verdana"/>
+          <w:sz w:val="18"/>
+          <w:szCs w:val="18"/>
+        </w:rPr>
+      </w:pPr>
+      <w:r>
+        <w:rPr>
+          <w:rFonts w:ascii="Verdana" w:hAnsi="Verdana"/>
+          <w:sz w:val="18"/>
+          <w:szCs w:val="18"/>
+        </w:rPr>
+        <w:t>Unity Technologies (April 25, 2024)</w:t>
+      </w:r>
+      <w:r>
+        <w:rPr>
+          <w:rFonts w:ascii="Verdana" w:hAnsi="Verdana"/>
+          <w:sz w:val="18"/>
+          <w:szCs w:val="18"/>
+        </w:rPr>
+        <w:t xml:space="preserve"> </w:t>
+      </w:r>
+      <w:r>
+        <w:rPr>
+          <w:rFonts w:ascii="Verdana" w:hAnsi="Verdana"/>
+          <w:sz w:val="18"/>
+          <w:szCs w:val="18"/>
+        </w:rPr>
+        <w:t>Rigidbody 2D</w:t>
+      </w:r>
+      <w:r>
+        <w:rPr>
+          <w:rFonts w:ascii="Verdana" w:hAnsi="Verdana"/>
+          <w:sz w:val="18"/>
+          <w:szCs w:val="18"/>
+        </w:rPr>
+        <w:t xml:space="preserve">. Available from: </w:t>
+      </w:r>
+      <w:r>
+        <w:rPr>
+          <w:rFonts w:ascii="Verdana" w:hAnsi="Verdana"/>
+          <w:sz w:val="18"/>
+          <w:szCs w:val="18"/>
+        </w:rPr>
+        <w:t>https://docs.unity3d.com/2023.2/Documentation/Manual/rigidbody2D.html</w:t>
+      </w:r>
+      <w:r>
+        <w:rPr>
+          <w:rFonts w:ascii="Verdana" w:hAnsi="Verdana"/>
+          <w:sz w:val="18"/>
+          <w:szCs w:val="18"/>
+        </w:rPr>
+        <w:t xml:space="preserve">. </w:t>
+      </w:r>
+      <w:r>
+        <w:rPr>
+          <w:rFonts w:ascii="Verdana" w:hAnsi="Verdana"/>
+          <w:sz w:val="18"/>
+          <w:szCs w:val="18"/>
+        </w:rPr>
+        <w:t>[Accessed last: Apr 26, 2025]</w:t>
       </w:r>
     </w:p>
     <w:p>
@@ -13380,40 +14645,7 @@
           <w:sz w:val="18"/>
           <w:szCs w:val="18"/>
         </w:rPr>
-        <w:t xml:space="preserve">UWE Library </w:t>
-      </w:r>
-      <w:proofErr w:type="spellStart"/>
-      <w:r>
-        <w:rPr>
-          <w:rFonts w:ascii="Verdana" w:hAnsi="Verdana"/>
-          <w:i/>
-          <w:color w:val="FF0000"/>
-          <w:sz w:val="18"/>
-          <w:szCs w:val="18"/>
-        </w:rPr>
-        <w:t>Services:Study</w:t>
-      </w:r>
-      <w:proofErr w:type="spellEnd"/>
-      <w:r>
-        <w:rPr>
-          <w:rFonts w:ascii="Verdana" w:hAnsi="Verdana"/>
-          <w:i/>
-          <w:color w:val="FF0000"/>
-          <w:sz w:val="18"/>
-          <w:szCs w:val="18"/>
-        </w:rPr>
-        <w:t xml:space="preserve"> skills - The Harvard </w:t>
-      </w:r>
-      <w:r>
-        <w:rPr>
-          <w:rFonts w:ascii="Verdana" w:hAnsi="Verdana"/>
-          <w:i/>
-          <w:color w:val="FF0000"/>
-          <w:sz w:val="18"/>
-          <w:szCs w:val="18"/>
-        </w:rPr>
-        <w:lastRenderedPageBreak/>
-        <w:t xml:space="preserve">System </w:t>
+        <w:t xml:space="preserve">UWE Library Services:Study skills - The Harvard System </w:t>
       </w:r>
       <w:r>
         <w:rPr>
@@ -13424,7 +14656,7 @@
         </w:rPr>
         <w:t xml:space="preserve">[Online] Available from </w:t>
       </w:r>
-      <w:hyperlink r:id="rId45" w:history="1">
+      <w:hyperlink r:id="rId53" w:history="1">
         <w:r>
           <w:rPr>
             <w:rStyle w:val="Hyperlink"/>
@@ -13445,44 +14677,6 @@
           <w:sz w:val="18"/>
           <w:szCs w:val="18"/>
         </w:rPr>
-      </w:pPr>
-      <w:r>
-        <w:rPr>
-          <w:rFonts w:ascii="Verdana" w:hAnsi="Verdana"/>
-          <w:color w:val="FF0000"/>
-          <w:sz w:val="18"/>
-          <w:szCs w:val="18"/>
-        </w:rPr>
-        <w:t>[last access: 23</w:t>
-      </w:r>
-      <w:r>
-        <w:rPr>
-          <w:rFonts w:ascii="Verdana" w:hAnsi="Verdana"/>
-          <w:color w:val="FF0000"/>
-          <w:sz w:val="18"/>
-          <w:szCs w:val="18"/>
-        </w:rPr>
-        <w:t xml:space="preserve"> </w:t>
-      </w:r>
-      <w:r>
-        <w:rPr>
-          <w:rFonts w:ascii="Verdana" w:hAnsi="Verdana"/>
-          <w:color w:val="FF0000"/>
-          <w:sz w:val="18"/>
-          <w:szCs w:val="18"/>
-        </w:rPr>
-        <w:t>September 2009]</w:t>
-      </w:r>
-    </w:p>
-    <w:p>
-      <w:pPr>
-        <w:rPr>
-          <w:rFonts w:ascii="Verdana" w:hAnsi="Verdana"/>
-          <w:b/>
-          <w:noProof/>
-          <w:sz w:val="18"/>
-          <w:szCs w:val="18"/>
-        </w:rPr>
         <w:sectPr>
           <w:type w:val="continuous"/>
           <w:pgSz w:w="11900" w:h="16840"/>
@@ -13491,6 +14685,33 @@
           <w:docGrid w:linePitch="360"/>
         </w:sectPr>
       </w:pPr>
+      <w:r>
+        <w:rPr>
+          <w:rFonts w:ascii="Verdana" w:hAnsi="Verdana"/>
+          <w:color w:val="FF0000"/>
+          <w:sz w:val="18"/>
+          <w:szCs w:val="18"/>
+        </w:rPr>
+        <w:t>[last access: 23</w:t>
+      </w:r>
+      <w:r>
+        <w:rPr>
+          <w:rFonts w:ascii="Verdana" w:hAnsi="Verdana"/>
+          <w:color w:val="FF0000"/>
+          <w:sz w:val="18"/>
+          <w:szCs w:val="18"/>
+        </w:rPr>
+        <w:t xml:space="preserve"> </w:t>
+      </w:r>
+      <w:r>
+        <w:rPr>
+          <w:rFonts w:ascii="Verdana" w:hAnsi="Verdana"/>
+          <w:color w:val="FF0000"/>
+          <w:sz w:val="18"/>
+          <w:szCs w:val="18"/>
+        </w:rPr>
+        <w:t>September 2009]</w:t>
+      </w:r>
     </w:p>
     <w:p>
       <w:pPr>
@@ -13500,17 +14721,6 @@
           <w:noProof/>
           <w:sz w:val="18"/>
           <w:szCs w:val="18"/>
-        </w:rPr>
-      </w:pPr>
-    </w:p>
-    <w:p>
-      <w:pPr>
-        <w:rPr>
-          <w:rFonts w:ascii="Verdana" w:hAnsi="Verdana"/>
-          <w:b/>
-          <w:noProof/>
-          <w:sz w:val="20"/>
-          <w:szCs w:val="20"/>
         </w:rPr>
       </w:pPr>
     </w:p>
@@ -14293,6 +15503,7 @@
           <w:sz w:val="18"/>
           <w:szCs w:val="18"/>
         </w:rPr>
+        <w:lastRenderedPageBreak/>
         <w:t>A</w:t>
       </w:r>
       <w:r>
@@ -15825,10 +17036,11 @@
     </w:lvl>
   </w:abstractNum>
   <w:abstractNum w:abstractNumId="8" w15:restartNumberingAfterBreak="0">
-    <w:nsid w:val="6ACA174D"/>
-    <w:multiLevelType w:val="hybridMultilevel"/>
-    <w:tmpl w:val="3BD6DEE6"/>
-    <w:lvl w:ilvl="0" w:tplc="0809000F">
+    <w:nsid w:val="52B66869"/>
+    <w:multiLevelType w:val="multilevel"/>
+    <w:tmpl w:val="49B869D4"/>
+    <w:styleLink w:val="CurrentList1"/>
+    <w:lvl w:ilvl="0">
       <w:start w:val="1"/>
       <w:numFmt w:val="decimal"/>
       <w:lvlText w:val="%1."/>
@@ -15837,80 +17049,230 @@
         <w:ind w:left="720" w:hanging="360"/>
       </w:pPr>
     </w:lvl>
-    <w:lvl w:ilvl="1" w:tplc="08090019" w:tentative="1">
-      <w:start w:val="1"/>
-      <w:numFmt w:val="lowerLetter"/>
-      <w:lvlText w:val="%2."/>
-      <w:lvlJc w:val="left"/>
-      <w:pPr>
-        <w:ind w:left="1440" w:hanging="360"/>
-      </w:pPr>
-    </w:lvl>
-    <w:lvl w:ilvl="2" w:tplc="0809001B" w:tentative="1">
-      <w:start w:val="1"/>
-      <w:numFmt w:val="lowerRoman"/>
-      <w:lvlText w:val="%3."/>
-      <w:lvlJc w:val="right"/>
-      <w:pPr>
-        <w:ind w:left="2160" w:hanging="180"/>
-      </w:pPr>
-    </w:lvl>
-    <w:lvl w:ilvl="3" w:tplc="0809000F" w:tentative="1">
+    <w:lvl w:ilvl="1">
       <w:start w:val="1"/>
       <w:numFmt w:val="decimal"/>
-      <w:lvlText w:val="%4."/>
+      <w:isLgl/>
+      <w:lvlText w:val="%1.%2"/>
       <w:lvlJc w:val="left"/>
       <w:pPr>
-        <w:ind w:left="2880" w:hanging="360"/>
-      </w:pPr>
+        <w:ind w:left="1080" w:hanging="720"/>
+      </w:pPr>
+      <w:rPr>
+        <w:rFonts w:hint="default"/>
+      </w:rPr>
     </w:lvl>
-    <w:lvl w:ilvl="4" w:tplc="08090019" w:tentative="1">
-      <w:start w:val="1"/>
-      <w:numFmt w:val="lowerLetter"/>
-      <w:lvlText w:val="%5."/>
+    <w:lvl w:ilvl="2">
+      <w:start w:val="2"/>
+      <w:numFmt w:val="decimal"/>
+      <w:isLgl/>
+      <w:lvlText w:val="%1.%2.%3"/>
       <w:lvlJc w:val="left"/>
       <w:pPr>
-        <w:ind w:left="3600" w:hanging="360"/>
-      </w:pPr>
+        <w:ind w:left="1080" w:hanging="720"/>
+      </w:pPr>
+      <w:rPr>
+        <w:rFonts w:hint="default"/>
+      </w:rPr>
     </w:lvl>
-    <w:lvl w:ilvl="5" w:tplc="0809001B" w:tentative="1">
-      <w:start w:val="1"/>
-      <w:numFmt w:val="lowerRoman"/>
-      <w:lvlText w:val="%6."/>
-      <w:lvlJc w:val="right"/>
-      <w:pPr>
-        <w:ind w:left="4320" w:hanging="180"/>
-      </w:pPr>
-    </w:lvl>
-    <w:lvl w:ilvl="6" w:tplc="0809000F" w:tentative="1">
+    <w:lvl w:ilvl="3">
       <w:start w:val="1"/>
       <w:numFmt w:val="decimal"/>
-      <w:lvlText w:val="%7."/>
+      <w:isLgl/>
+      <w:lvlText w:val="%1.%2.%3.%4"/>
       <w:lvlJc w:val="left"/>
       <w:pPr>
-        <w:ind w:left="5040" w:hanging="360"/>
-      </w:pPr>
+        <w:ind w:left="1440" w:hanging="1080"/>
+      </w:pPr>
+      <w:rPr>
+        <w:rFonts w:hint="default"/>
+      </w:rPr>
     </w:lvl>
-    <w:lvl w:ilvl="7" w:tplc="08090019" w:tentative="1">
+    <w:lvl w:ilvl="4">
       <w:start w:val="1"/>
-      <w:numFmt w:val="lowerLetter"/>
-      <w:lvlText w:val="%8."/>
+      <w:numFmt w:val="decimal"/>
+      <w:isLgl/>
+      <w:lvlText w:val="%1.%2.%3.%4.%5"/>
       <w:lvlJc w:val="left"/>
       <w:pPr>
-        <w:ind w:left="5760" w:hanging="360"/>
-      </w:pPr>
+        <w:ind w:left="1440" w:hanging="1080"/>
+      </w:pPr>
+      <w:rPr>
+        <w:rFonts w:hint="default"/>
+      </w:rPr>
     </w:lvl>
-    <w:lvl w:ilvl="8" w:tplc="0809001B" w:tentative="1">
+    <w:lvl w:ilvl="5">
       <w:start w:val="1"/>
-      <w:numFmt w:val="lowerRoman"/>
-      <w:lvlText w:val="%9."/>
-      <w:lvlJc w:val="right"/>
-      <w:pPr>
-        <w:ind w:left="6480" w:hanging="180"/>
-      </w:pPr>
+      <w:numFmt w:val="decimal"/>
+      <w:isLgl/>
+      <w:lvlText w:val="%1.%2.%3.%4.%5.%6"/>
+      <w:lvlJc w:val="left"/>
+      <w:pPr>
+        <w:ind w:left="1800" w:hanging="1440"/>
+      </w:pPr>
+      <w:rPr>
+        <w:rFonts w:hint="default"/>
+      </w:rPr>
+    </w:lvl>
+    <w:lvl w:ilvl="6">
+      <w:start w:val="1"/>
+      <w:numFmt w:val="decimal"/>
+      <w:isLgl/>
+      <w:lvlText w:val="%1.%2.%3.%4.%5.%6.%7"/>
+      <w:lvlJc w:val="left"/>
+      <w:pPr>
+        <w:ind w:left="2160" w:hanging="1800"/>
+      </w:pPr>
+      <w:rPr>
+        <w:rFonts w:hint="default"/>
+      </w:rPr>
+    </w:lvl>
+    <w:lvl w:ilvl="7">
+      <w:start w:val="1"/>
+      <w:numFmt w:val="decimal"/>
+      <w:isLgl/>
+      <w:lvlText w:val="%1.%2.%3.%4.%5.%6.%7.%8"/>
+      <w:lvlJc w:val="left"/>
+      <w:pPr>
+        <w:ind w:left="2160" w:hanging="1800"/>
+      </w:pPr>
+      <w:rPr>
+        <w:rFonts w:hint="default"/>
+      </w:rPr>
+    </w:lvl>
+    <w:lvl w:ilvl="8">
+      <w:start w:val="1"/>
+      <w:numFmt w:val="decimal"/>
+      <w:isLgl/>
+      <w:lvlText w:val="%1.%2.%3.%4.%5.%6.%7.%8.%9"/>
+      <w:lvlJc w:val="left"/>
+      <w:pPr>
+        <w:ind w:left="2520" w:hanging="2160"/>
+      </w:pPr>
+      <w:rPr>
+        <w:rFonts w:hint="default"/>
+      </w:rPr>
     </w:lvl>
   </w:abstractNum>
   <w:abstractNum w:abstractNumId="9" w15:restartNumberingAfterBreak="0">
+    <w:nsid w:val="6ACA174D"/>
+    <w:multiLevelType w:val="multilevel"/>
+    <w:tmpl w:val="49B869D4"/>
+    <w:lvl w:ilvl="0">
+      <w:start w:val="1"/>
+      <w:numFmt w:val="decimal"/>
+      <w:lvlText w:val="%1."/>
+      <w:lvlJc w:val="left"/>
+      <w:pPr>
+        <w:ind w:left="720" w:hanging="360"/>
+      </w:pPr>
+    </w:lvl>
+    <w:lvl w:ilvl="1">
+      <w:start w:val="1"/>
+      <w:numFmt w:val="decimal"/>
+      <w:isLgl/>
+      <w:lvlText w:val="%1.%2"/>
+      <w:lvlJc w:val="left"/>
+      <w:pPr>
+        <w:ind w:left="1080" w:hanging="720"/>
+      </w:pPr>
+      <w:rPr>
+        <w:rFonts w:hint="default"/>
+      </w:rPr>
+    </w:lvl>
+    <w:lvl w:ilvl="2">
+      <w:start w:val="2"/>
+      <w:numFmt w:val="decimal"/>
+      <w:isLgl/>
+      <w:lvlText w:val="%1.%2.%3"/>
+      <w:lvlJc w:val="left"/>
+      <w:pPr>
+        <w:ind w:left="1080" w:hanging="720"/>
+      </w:pPr>
+      <w:rPr>
+        <w:rFonts w:hint="default"/>
+      </w:rPr>
+    </w:lvl>
+    <w:lvl w:ilvl="3">
+      <w:start w:val="1"/>
+      <w:numFmt w:val="decimal"/>
+      <w:isLgl/>
+      <w:lvlText w:val="%1.%2.%3.%4"/>
+      <w:lvlJc w:val="left"/>
+      <w:pPr>
+        <w:ind w:left="1440" w:hanging="1080"/>
+      </w:pPr>
+      <w:rPr>
+        <w:rFonts w:hint="default"/>
+      </w:rPr>
+    </w:lvl>
+    <w:lvl w:ilvl="4">
+      <w:start w:val="1"/>
+      <w:numFmt w:val="decimal"/>
+      <w:isLgl/>
+      <w:lvlText w:val="%1.%2.%3.%4.%5"/>
+      <w:lvlJc w:val="left"/>
+      <w:pPr>
+        <w:ind w:left="1440" w:hanging="1080"/>
+      </w:pPr>
+      <w:rPr>
+        <w:rFonts w:hint="default"/>
+      </w:rPr>
+    </w:lvl>
+    <w:lvl w:ilvl="5">
+      <w:start w:val="1"/>
+      <w:numFmt w:val="decimal"/>
+      <w:isLgl/>
+      <w:lvlText w:val="%1.%2.%3.%4.%5.%6"/>
+      <w:lvlJc w:val="left"/>
+      <w:pPr>
+        <w:ind w:left="1800" w:hanging="1440"/>
+      </w:pPr>
+      <w:rPr>
+        <w:rFonts w:hint="default"/>
+      </w:rPr>
+    </w:lvl>
+    <w:lvl w:ilvl="6">
+      <w:start w:val="1"/>
+      <w:numFmt w:val="decimal"/>
+      <w:isLgl/>
+      <w:lvlText w:val="%1.%2.%3.%4.%5.%6.%7"/>
+      <w:lvlJc w:val="left"/>
+      <w:pPr>
+        <w:ind w:left="2160" w:hanging="1800"/>
+      </w:pPr>
+      <w:rPr>
+        <w:rFonts w:hint="default"/>
+      </w:rPr>
+    </w:lvl>
+    <w:lvl w:ilvl="7">
+      <w:start w:val="1"/>
+      <w:numFmt w:val="decimal"/>
+      <w:isLgl/>
+      <w:lvlText w:val="%1.%2.%3.%4.%5.%6.%7.%8"/>
+      <w:lvlJc w:val="left"/>
+      <w:pPr>
+        <w:ind w:left="2160" w:hanging="1800"/>
+      </w:pPr>
+      <w:rPr>
+        <w:rFonts w:hint="default"/>
+      </w:rPr>
+    </w:lvl>
+    <w:lvl w:ilvl="8">
+      <w:start w:val="1"/>
+      <w:numFmt w:val="decimal"/>
+      <w:isLgl/>
+      <w:lvlText w:val="%1.%2.%3.%4.%5.%6.%7.%8.%9"/>
+      <w:lvlJc w:val="left"/>
+      <w:pPr>
+        <w:ind w:left="2520" w:hanging="2160"/>
+      </w:pPr>
+      <w:rPr>
+        <w:rFonts w:hint="default"/>
+      </w:rPr>
+    </w:lvl>
+  </w:abstractNum>
+  <w:abstractNum w:abstractNumId="10" w15:restartNumberingAfterBreak="0">
     <w:nsid w:val="6C9A26E8"/>
     <w:multiLevelType w:val="hybridMultilevel"/>
     <w:tmpl w:val="87BA9472"/>
@@ -16023,7 +17385,7 @@
       </w:rPr>
     </w:lvl>
   </w:abstractNum>
-  <w:abstractNum w:abstractNumId="10" w15:restartNumberingAfterBreak="0">
+  <w:abstractNum w:abstractNumId="11" w15:restartNumberingAfterBreak="0">
     <w:nsid w:val="733C1702"/>
     <w:multiLevelType w:val="hybridMultilevel"/>
     <w:tmpl w:val="DB8AB832"/>
@@ -16109,7 +17471,7 @@
       </w:pPr>
     </w:lvl>
   </w:abstractNum>
-  <w:abstractNum w:abstractNumId="11" w15:restartNumberingAfterBreak="0">
+  <w:abstractNum w:abstractNumId="12" w15:restartNumberingAfterBreak="0">
     <w:nsid w:val="73776DC2"/>
     <w:multiLevelType w:val="hybridMultilevel"/>
     <w:tmpl w:val="E018A2FE"/>
@@ -16229,10 +17591,10 @@
     <w:abstractNumId w:val="3"/>
   </w:num>
   <w:num w:numId="3" w16cid:durableId="155387266">
-    <w:abstractNumId w:val="9"/>
+    <w:abstractNumId w:val="10"/>
   </w:num>
   <w:num w:numId="4" w16cid:durableId="899709632">
-    <w:abstractNumId w:val="11"/>
+    <w:abstractNumId w:val="12"/>
   </w:num>
   <w:num w:numId="5" w16cid:durableId="708459630">
     <w:abstractNumId w:val="0"/>
@@ -16253,9 +17615,12 @@
     <w:abstractNumId w:val="4"/>
   </w:num>
   <w:num w:numId="11" w16cid:durableId="1438520060">
-    <w:abstractNumId w:val="10"/>
+    <w:abstractNumId w:val="11"/>
   </w:num>
   <w:num w:numId="12" w16cid:durableId="398091206">
+    <w:abstractNumId w:val="9"/>
+  </w:num>
+  <w:num w:numId="13" w16cid:durableId="1500538690">
     <w:abstractNumId w:val="8"/>
   </w:num>
 </w:numbering>
@@ -17314,6 +18679,16 @@
       <w:color w:val="243F60" w:themeColor="accent1" w:themeShade="7F"/>
     </w:rPr>
   </w:style>
+  <w:style w:type="numbering" w:customStyle="1" w:styleId="CurrentList1">
+    <w:name w:val="Current List1"/>
+    <w:uiPriority w:val="99"/>
+    <w:rsid w:val="0093345C"/>
+    <w:pPr>
+      <w:numPr>
+        <w:numId w:val="13"/>
+      </w:numPr>
+    </w:pPr>
+  </w:style>
 </w:styles>
 </file>
 
@@ -17638,10 +19013,6 @@
 </file>
 
 <file path=customXml/item1.xml><?xml version="1.0" encoding="utf-8"?>
-<b:Sources xmlns:b="http://schemas.openxmlformats.org/officeDocument/2006/bibliography" xmlns="http://schemas.openxmlformats.org/officeDocument/2006/bibliography" SelectedStyle="/APA.XSL" StyleName="APA"/>
-</file>
-
-<file path=customXml/item2.xml><?xml version="1.0" encoding="utf-8"?>
 <?mso-contentType ?>
 <FormTemplates xmlns="http://schemas.microsoft.com/sharepoint/v3/contenttype/forms">
   <Display>DocumentLibraryForm</Display>
@@ -17650,22 +19021,11 @@
 </FormTemplates>
 </file>
 
-<file path=customXml/item3.xml><?xml version="1.0" encoding="utf-8"?>
-<p:properties xmlns:p="http://schemas.microsoft.com/office/2006/metadata/properties" xmlns:xsi="http://www.w3.org/2001/XMLSchema-instance" xmlns:pc="http://schemas.microsoft.com/office/infopath/2007/PartnerControls">
-  <documentManagement>
-    <lcf76f155ced4ddcb4097134ff3c332f xmlns="3ca5950f-9dc6-4fa2-8e6b-e8b0d1a55fc5">
-      <Terms xmlns="http://schemas.microsoft.com/office/infopath/2007/PartnerControls"/>
-    </lcf76f155ced4ddcb4097134ff3c332f>
-    <link xmlns="3ca5950f-9dc6-4fa2-8e6b-e8b0d1a55fc5">
-      <Url xsi:nil="true"/>
-      <Description xsi:nil="true"/>
-    </link>
-    <TaxCatchAll xmlns="da5699a2-2791-44c0-bb0a-d0c081c141e6" xsi:nil="true"/>
-  </documentManagement>
-</p:properties>
+<file path=customXml/item2.xml><?xml version="1.0" encoding="utf-8"?>
+<b:Sources xmlns:b="http://schemas.openxmlformats.org/officeDocument/2006/bibliography" xmlns="http://schemas.openxmlformats.org/officeDocument/2006/bibliography" SelectedStyle="/APA.XSL" StyleName="APA"/>
 </file>
 
-<file path=customXml/item4.xml><?xml version="1.0" encoding="utf-8"?>
+<file path=customXml/item3.xml><?xml version="1.0" encoding="utf-8"?>
 <ct:contentTypeSchema xmlns:ct="http://schemas.microsoft.com/office/2006/metadata/contentType" xmlns:ma="http://schemas.microsoft.com/office/2006/metadata/properties/metaAttributes" ct:_="" ma:_="" ma:contentTypeName="Document" ma:contentTypeID="0x0101001BC1D44B3665304E9EFFB6B26E5C1EDB" ma:contentTypeVersion="17" ma:contentTypeDescription="Create a new document." ma:contentTypeScope="" ma:versionID="ebe7ffaa3beae6c2692551344dbac989">
   <xsd:schema xmlns:xsd="http://www.w3.org/2001/XMLSchema" xmlns:xs="http://www.w3.org/2001/XMLSchema" xmlns:p="http://schemas.microsoft.com/office/2006/metadata/properties" xmlns:ns2="3ca5950f-9dc6-4fa2-8e6b-e8b0d1a55fc5" xmlns:ns3="da5699a2-2791-44c0-bb0a-d0c081c141e6" targetNamespace="http://schemas.microsoft.com/office/2006/metadata/properties" ma:root="true" ma:fieldsID="fbc6f3879e7a0016066cbb62231de351" ns2:_="" ns3:_="">
     <xsd:import namespace="3ca5950f-9dc6-4fa2-8e6b-e8b0d1a55fc5"/>
@@ -17921,7 +19281,30 @@
 </ct:contentTypeSchema>
 </file>
 
+<file path=customXml/item4.xml><?xml version="1.0" encoding="utf-8"?>
+<p:properties xmlns:p="http://schemas.microsoft.com/office/2006/metadata/properties" xmlns:xsi="http://www.w3.org/2001/XMLSchema-instance" xmlns:pc="http://schemas.microsoft.com/office/infopath/2007/PartnerControls">
+  <documentManagement>
+    <lcf76f155ced4ddcb4097134ff3c332f xmlns="3ca5950f-9dc6-4fa2-8e6b-e8b0d1a55fc5">
+      <Terms xmlns="http://schemas.microsoft.com/office/infopath/2007/PartnerControls"/>
+    </lcf76f155ced4ddcb4097134ff3c332f>
+    <link xmlns="3ca5950f-9dc6-4fa2-8e6b-e8b0d1a55fc5">
+      <Url xsi:nil="true"/>
+      <Description xsi:nil="true"/>
+    </link>
+    <TaxCatchAll xmlns="da5699a2-2791-44c0-bb0a-d0c081c141e6" xsi:nil="true"/>
+  </documentManagement>
+</p:properties>
+</file>
+
 <file path=customXml/itemProps1.xml><?xml version="1.0" encoding="utf-8"?>
+<ds:datastoreItem xmlns:ds="http://schemas.openxmlformats.org/officeDocument/2006/customXml" ds:itemID="{CE597715-63E8-4A9F-B3CC-57F27D3DCBFB}">
+  <ds:schemaRefs>
+    <ds:schemaRef ds:uri="http://schemas.microsoft.com/sharepoint/v3/contenttype/forms"/>
+  </ds:schemaRefs>
+</ds:datastoreItem>
+</file>
+
+<file path=customXml/itemProps2.xml><?xml version="1.0" encoding="utf-8"?>
 <ds:datastoreItem xmlns:ds="http://schemas.openxmlformats.org/officeDocument/2006/customXml" ds:itemID="{191EA17E-4FF3-6543-9328-B87A43C2CF01}">
   <ds:schemaRefs>
     <ds:schemaRef ds:uri="http://schemas.openxmlformats.org/officeDocument/2006/bibliography"/>
@@ -17929,26 +19312,7 @@
 </ds:datastoreItem>
 </file>
 
-<file path=customXml/itemProps2.xml><?xml version="1.0" encoding="utf-8"?>
-<ds:datastoreItem xmlns:ds="http://schemas.openxmlformats.org/officeDocument/2006/customXml" ds:itemID="{CE597715-63E8-4A9F-B3CC-57F27D3DCBFB}">
-  <ds:schemaRefs>
-    <ds:schemaRef ds:uri="http://schemas.microsoft.com/sharepoint/v3/contenttype/forms"/>
-  </ds:schemaRefs>
-</ds:datastoreItem>
-</file>
-
 <file path=customXml/itemProps3.xml><?xml version="1.0" encoding="utf-8"?>
-<ds:datastoreItem xmlns:ds="http://schemas.openxmlformats.org/officeDocument/2006/customXml" ds:itemID="{37169F2F-1A49-4A9E-A13A-BBD6F4DE6A1B}">
-  <ds:schemaRefs>
-    <ds:schemaRef ds:uri="http://schemas.microsoft.com/office/2006/metadata/properties"/>
-    <ds:schemaRef ds:uri="http://schemas.microsoft.com/office/infopath/2007/PartnerControls"/>
-    <ds:schemaRef ds:uri="3ca5950f-9dc6-4fa2-8e6b-e8b0d1a55fc5"/>
-    <ds:schemaRef ds:uri="da5699a2-2791-44c0-bb0a-d0c081c141e6"/>
-  </ds:schemaRefs>
-</ds:datastoreItem>
-</file>
-
-<file path=customXml/itemProps4.xml><?xml version="1.0" encoding="utf-8"?>
 <ds:datastoreItem xmlns:ds="http://schemas.openxmlformats.org/officeDocument/2006/customXml" ds:itemID="{F6547193-3E93-40A7-96AB-43C0DF37402B}">
   <ds:schemaRefs>
     <ds:schemaRef ds:uri="http://schemas.microsoft.com/office/2006/metadata/contentType"/>
@@ -17965,4 +19329,15 @@
     <ds:schemaRef ds:uri="http://schemas.microsoft.com/internal/obd"/>
   </ds:schemaRefs>
 </ds:datastoreItem>
+</file>
+
+<file path=customXml/itemProps4.xml><?xml version="1.0" encoding="utf-8"?>
+<ds:datastoreItem xmlns:ds="http://schemas.openxmlformats.org/officeDocument/2006/customXml" ds:itemID="{37169F2F-1A49-4A9E-A13A-BBD6F4DE6A1B}">
+  <ds:schemaRefs>
+    <ds:schemaRef ds:uri="http://schemas.microsoft.com/office/2006/metadata/properties"/>
+    <ds:schemaRef ds:uri="http://schemas.microsoft.com/office/infopath/2007/PartnerControls"/>
+    <ds:schemaRef ds:uri="3ca5950f-9dc6-4fa2-8e6b-e8b0d1a55fc5"/>
+    <ds:schemaRef ds:uri="da5699a2-2791-44c0-bb0a-d0c081c141e6"/>
+  </ds:schemaRefs>
+</ds:datastoreItem>
 </file>
--- a/Dis Report.docx
+++ b/Dis Report.docx
@@ -218,7 +218,7 @@
                         <a:effectLst/>
                         <a:extLst>
                           <a:ext uri="{C572A759-6A51-4108-AA02-DFA0A04FC94B}">
-                            <ma14:wrappingTextBoxFlag xmlns="" xmlns:mo="http://schemas.microsoft.com/office/mac/office/2008/main" xmlns:mv="urn:schemas-microsoft-com:mac:vml" xmlns:o="urn:schemas-microsoft-com:office:office" xmlns:v="urn:schemas-microsoft-com:vml" xmlns:w10="urn:schemas-microsoft-com:office:word" xmlns:w="http://schemas.openxmlformats.org/wordprocessingml/2006/main" xmlns:ma14="http://schemas.microsoft.com/office/mac/drawingml/2011/main"/>
+                            <ma14:wrappingTextBoxFlag xmlns:ma14="http://schemas.microsoft.com/office/mac/drawingml/2011/main" xmlns:w="http://schemas.openxmlformats.org/wordprocessingml/2006/main" xmlns:w10="urn:schemas-microsoft-com:office:word" xmlns:v="urn:schemas-microsoft-com:vml" xmlns:o="urn:schemas-microsoft-com:office:office" xmlns:mv="urn:schemas-microsoft-com:mac:vml" xmlns:mo="http://schemas.microsoft.com/office/mac/office/2008/main" xmlns=""/>
                           </a:ext>
                         </a:extLst>
                       </wps:spPr>
@@ -5616,7 +5616,7 @@
                         <a:effectLst/>
                         <a:extLst>
                           <a:ext uri="{C572A759-6A51-4108-AA02-DFA0A04FC94B}">
-                            <ma14:wrappingTextBoxFlag xmlns="" xmlns:mo="http://schemas.microsoft.com/office/mac/office/2008/main" xmlns:mv="urn:schemas-microsoft-com:mac:vml" xmlns:o="urn:schemas-microsoft-com:office:office" xmlns:v="urn:schemas-microsoft-com:vml" xmlns:w10="urn:schemas-microsoft-com:office:word" xmlns:w="http://schemas.openxmlformats.org/wordprocessingml/2006/main" xmlns:ma14="http://schemas.microsoft.com/office/mac/drawingml/2011/main"/>
+                            <ma14:wrappingTextBoxFlag xmlns:ma14="http://schemas.microsoft.com/office/mac/drawingml/2011/main" xmlns:w="http://schemas.openxmlformats.org/wordprocessingml/2006/main" xmlns:w10="urn:schemas-microsoft-com:office:word" xmlns:v="urn:schemas-microsoft-com:vml" xmlns:o="urn:schemas-microsoft-com:office:office" xmlns:mv="urn:schemas-microsoft-com:mac:vml" xmlns:mo="http://schemas.microsoft.com/office/mac/office/2008/main" xmlns=""/>
                           </a:ext>
                         </a:extLst>
                       </wps:spPr>
@@ -6338,7 +6338,23 @@
           <w:sz w:val="18"/>
           <w:szCs w:val="18"/>
         </w:rPr>
-        <w:t>This section of the project will guide the reader through how each stage of the implementation worked and how each component was made being combined to create the final artifact. It will breakdown how the player component works, how the level design was iterated upon and how implementation of player feedback alongside research was used to create the second and final iteration of the artifacts tutorial levels.</w:t>
+        <w:t xml:space="preserve">This section of the project will guide the reader through how each stage of the implementation worked and how each component was made being combined to create the final artifact. It will breakdown how the player component works, how the level design was iterated upon and how implementation of player feedback alongside research was used to create the second and final iteration of the </w:t>
+      </w:r>
+      <w:r>
+        <w:rPr>
+          <w:rFonts w:ascii="Verdana" w:hAnsi="Verdana"/>
+          <w:sz w:val="18"/>
+          <w:szCs w:val="18"/>
+        </w:rPr>
+        <w:t>artifact’s</w:t>
+      </w:r>
+      <w:r>
+        <w:rPr>
+          <w:rFonts w:ascii="Verdana" w:hAnsi="Verdana"/>
+          <w:sz w:val="18"/>
+          <w:szCs w:val="18"/>
+        </w:rPr>
+        <w:t xml:space="preserve"> tutorial levels.</w:t>
       </w:r>
     </w:p>
     <w:p>
@@ -6507,23 +6523,23 @@
           <w:sz w:val="18"/>
           <w:szCs w:val="18"/>
         </w:rPr>
-        <w:t xml:space="preserve">While New </w:t>
-      </w:r>
-      <w:r>
-        <w:rPr>
-          <w:rFonts w:ascii="Verdana" w:hAnsi="Verdana"/>
-          <w:sz w:val="18"/>
-          <w:szCs w:val="18"/>
-        </w:rPr>
-        <w:t>Super Mario Bros DS</w:t>
-      </w:r>
-      <w:r>
-        <w:rPr>
-          <w:rFonts w:ascii="Verdana" w:hAnsi="Verdana"/>
-          <w:sz w:val="18"/>
-          <w:szCs w:val="18"/>
-        </w:rPr>
-        <w:t xml:space="preserve"> gives a solid but simple move set more complex moves were desired in order to give players more control over their characters </w:t>
+        <w:t xml:space="preserve">While New Super Mario Bros DS gives a solid but simple move set more complex moves were desired </w:t>
+      </w:r>
+      <w:r>
+        <w:rPr>
+          <w:rFonts w:ascii="Verdana" w:hAnsi="Verdana"/>
+          <w:sz w:val="18"/>
+          <w:szCs w:val="18"/>
+        </w:rPr>
+        <w:t>to</w:t>
+      </w:r>
+      <w:r>
+        <w:rPr>
+          <w:rFonts w:ascii="Verdana" w:hAnsi="Verdana"/>
+          <w:sz w:val="18"/>
+          <w:szCs w:val="18"/>
+        </w:rPr>
+        <w:t xml:space="preserve"> give players more control over their characters </w:t>
       </w:r>
       <w:r>
         <w:rPr>
@@ -6563,7 +6579,23 @@
           <w:sz w:val="18"/>
           <w:szCs w:val="18"/>
         </w:rPr>
-        <w:t xml:space="preserve">and shown in figure 1 requires the player to press an input at the correct time in order to correctly parry. This system adds a layer of skill to the game and while optional in Cuphead will be used in a similar fashion to give the player movement in the artifact. </w:t>
+        <w:t xml:space="preserve">and shown in figure 1 requires the player to press an input at the correct time </w:t>
+      </w:r>
+      <w:r>
+        <w:rPr>
+          <w:rFonts w:ascii="Verdana" w:hAnsi="Verdana"/>
+          <w:sz w:val="18"/>
+          <w:szCs w:val="18"/>
+        </w:rPr>
+        <w:t>to</w:t>
+      </w:r>
+      <w:r>
+        <w:rPr>
+          <w:rFonts w:ascii="Verdana" w:hAnsi="Verdana"/>
+          <w:sz w:val="18"/>
+          <w:szCs w:val="18"/>
+        </w:rPr>
+        <w:t xml:space="preserve"> correctly parry. This system adds a layer of skill to the game and while optional in Cuphead will be used in a similar fashion to give the player movement in the artifact. </w:t>
       </w:r>
     </w:p>
     <w:p>
@@ -6594,16 +6626,7 @@
           <w:sz w:val="16"/>
           <w:szCs w:val="16"/>
         </w:rPr>
-        <w:t xml:space="preserve">Tutorial level of Cuphead showing the “Parry Slap” system </w:t>
-      </w:r>
-      <w:r>
-        <w:rPr>
-          <w:rFonts w:ascii="Verdana" w:hAnsi="Verdana"/>
-          <w:noProof/>
-          <w:sz w:val="16"/>
-          <w:szCs w:val="16"/>
-        </w:rPr>
-        <w:t>(Studio MDHR, 2017)</w:t>
+        <w:t>Tutorial level of Cuphead showing the “Parry Slap” system (Studio MDHR, 2017)</w:t>
       </w:r>
     </w:p>
     <w:p>
@@ -6968,7 +6991,7 @@
                         <a:effectLst/>
                         <a:extLst>
                           <a:ext uri="{C572A759-6A51-4108-AA02-DFA0A04FC94B}">
-                            <ma14:wrappingTextBoxFlag xmlns="" xmlns:mo="http://schemas.microsoft.com/office/mac/office/2008/main" xmlns:mv="urn:schemas-microsoft-com:mac:vml" xmlns:o="urn:schemas-microsoft-com:office:office" xmlns:v="urn:schemas-microsoft-com:vml" xmlns:w10="urn:schemas-microsoft-com:office:word" xmlns:w="http://schemas.openxmlformats.org/wordprocessingml/2006/main" xmlns:ma14="http://schemas.microsoft.com/office/mac/drawingml/2011/main"/>
+                            <ma14:wrappingTextBoxFlag xmlns:ma14="http://schemas.microsoft.com/office/mac/drawingml/2011/main" xmlns:w="http://schemas.openxmlformats.org/wordprocessingml/2006/main" xmlns:w10="urn:schemas-microsoft-com:office:word" xmlns:v="urn:schemas-microsoft-com:vml" xmlns:o="urn:schemas-microsoft-com:office:office" xmlns:mv="urn:schemas-microsoft-com:mac:vml" xmlns:mo="http://schemas.microsoft.com/office/mac/office/2008/main" xmlns=""/>
                           </a:ext>
                         </a:extLst>
                       </wps:spPr>
@@ -7155,7 +7178,7 @@
                         <a:effectLst/>
                         <a:extLst>
                           <a:ext uri="{C572A759-6A51-4108-AA02-DFA0A04FC94B}">
-                            <ma14:wrappingTextBoxFlag xmlns="" xmlns:mo="http://schemas.microsoft.com/office/mac/office/2008/main" xmlns:mv="urn:schemas-microsoft-com:mac:vml" xmlns:o="urn:schemas-microsoft-com:office:office" xmlns:v="urn:schemas-microsoft-com:vml" xmlns:w10="urn:schemas-microsoft-com:office:word" xmlns:w="http://schemas.openxmlformats.org/wordprocessingml/2006/main" xmlns:ma14="http://schemas.microsoft.com/office/mac/drawingml/2011/main"/>
+                            <ma14:wrappingTextBoxFlag xmlns:ma14="http://schemas.microsoft.com/office/mac/drawingml/2011/main" xmlns:w="http://schemas.openxmlformats.org/wordprocessingml/2006/main" xmlns:w10="urn:schemas-microsoft-com:office:word" xmlns:v="urn:schemas-microsoft-com:vml" xmlns:o="urn:schemas-microsoft-com:office:office" xmlns:mv="urn:schemas-microsoft-com:mac:vml" xmlns:mo="http://schemas.microsoft.com/office/mac/office/2008/main" xmlns=""/>
                           </a:ext>
                         </a:extLst>
                       </wps:spPr>
@@ -7514,7 +7537,7 @@
                         <a:effectLst/>
                         <a:extLst>
                           <a:ext uri="{C572A759-6A51-4108-AA02-DFA0A04FC94B}">
-                            <ma14:wrappingTextBoxFlag xmlns="" xmlns:mo="http://schemas.microsoft.com/office/mac/office/2008/main" xmlns:mv="urn:schemas-microsoft-com:mac:vml" xmlns:o="urn:schemas-microsoft-com:office:office" xmlns:v="urn:schemas-microsoft-com:vml" xmlns:w10="urn:schemas-microsoft-com:office:word" xmlns:w="http://schemas.openxmlformats.org/wordprocessingml/2006/main" xmlns:ma14="http://schemas.microsoft.com/office/mac/drawingml/2011/main"/>
+                            <ma14:wrappingTextBoxFlag xmlns:ma14="http://schemas.microsoft.com/office/mac/drawingml/2011/main" xmlns:w="http://schemas.openxmlformats.org/wordprocessingml/2006/main" xmlns:w10="urn:schemas-microsoft-com:office:word" xmlns:v="urn:schemas-microsoft-com:vml" xmlns:o="urn:schemas-microsoft-com:office:office" xmlns:mv="urn:schemas-microsoft-com:mac:vml" xmlns:mo="http://schemas.microsoft.com/office/mac/office/2008/main" xmlns=""/>
                           </a:ext>
                         </a:extLst>
                       </wps:spPr>
@@ -7770,39 +7793,15 @@
           <w:sz w:val="18"/>
           <w:szCs w:val="18"/>
         </w:rPr>
-        <w:t>Box Collider 2D component</w:t>
-      </w:r>
-      <w:r>
-        <w:rPr>
-          <w:rFonts w:ascii="Verdana" w:hAnsi="Verdana"/>
-          <w:sz w:val="18"/>
-          <w:szCs w:val="18"/>
-        </w:rPr>
-        <w:t xml:space="preserve"> (Unity Technologies, 2024) which provides the sprite with a box collider allowing it to interact with then environment. </w:t>
-      </w:r>
-      <w:r>
-        <w:rPr>
-          <w:rFonts w:ascii="Verdana" w:hAnsi="Verdana"/>
-          <w:sz w:val="18"/>
-          <w:szCs w:val="18"/>
-        </w:rPr>
-        <w:t xml:space="preserve">A Rigidbody 2D </w:t>
-      </w:r>
-      <w:r>
-        <w:rPr>
-          <w:rFonts w:ascii="Verdana" w:hAnsi="Verdana"/>
-          <w:sz w:val="18"/>
-          <w:szCs w:val="18"/>
-        </w:rPr>
-        <w:t>(Unity Technologies, 2024)</w:t>
-      </w:r>
-      <w:r>
-        <w:rPr>
-          <w:rFonts w:ascii="Verdana" w:hAnsi="Verdana"/>
-          <w:sz w:val="18"/>
-          <w:szCs w:val="18"/>
-        </w:rPr>
-        <w:t xml:space="preserve"> component is attached to give physics such as gravity to the player as well as any physics-based behaviour like drag and mass. Finally, a C# script was attached which will control all the movement logic for the player which will be looked at deeper in the next section. These components are essential to creating simple player movement and provide all the tools to add extra movement abilities. Figure 4 shows the </w:t>
+        <w:t xml:space="preserve">Box Collider 2D component (Unity Technologies, 2024) which provides the sprite with a box collider allowing it to interact with then environment. </w:t>
+      </w:r>
+      <w:r>
+        <w:rPr>
+          <w:rFonts w:ascii="Verdana" w:hAnsi="Verdana"/>
+          <w:sz w:val="18"/>
+          <w:szCs w:val="18"/>
+        </w:rPr>
+        <w:t xml:space="preserve">A Rigidbody 2D (Unity Technologies, 2024) component is attached to give physics such as gravity to the player as well as any physics-based behaviour like drag and mass. Finally, a C# script was attached which will control all the movement logic for the player which will be looked at deeper in the next section. These components are essential to creating simple player movement and provide all the tools to add extra movement abilities. Figure 4 shows the </w:t>
       </w:r>
       <w:r>
         <w:rPr>
@@ -7924,12 +7923,16 @@
         <w:jc w:val="both"/>
         <w:rPr>
           <w:rFonts w:ascii="Verdana" w:hAnsi="Verdana"/>
-          <w:noProof/>
-          <w:sz w:val="18"/>
-          <w:szCs w:val="18"/>
-        </w:rPr>
-      </w:pPr>
-      <w:r>
+          <w:b/>
+          <w:noProof/>
+          <w:sz w:val="18"/>
+          <w:szCs w:val="18"/>
+        </w:rPr>
+      </w:pPr>
+    </w:p>
+    <w:p>
+      <w:pPr>
+        <w:jc w:val="both"/>
         <w:rPr>
           <w:rFonts w:ascii="Verdana" w:hAnsi="Verdana"/>
           <w:bCs/>
@@ -7937,6 +7940,473 @@
           <w:sz w:val="18"/>
           <w:szCs w:val="18"/>
         </w:rPr>
+      </w:pPr>
+      <w:r>
+        <w:rPr>
+          <w:rFonts w:ascii="Verdana" w:hAnsi="Verdana"/>
+          <w:bCs/>
+          <w:noProof/>
+          <w:sz w:val="18"/>
+          <w:szCs w:val="18"/>
+        </w:rPr>
+        <w:t xml:space="preserve">The next section will be going over how the player movement was implemented and any key points around it. As a reminder the  main movement options the player has is horizontal movement, jumping, dashing, parrying, wall climbing and wall sliding. </w:t>
+      </w:r>
+      <w:r>
+        <w:rPr>
+          <w:rFonts w:ascii="Verdana" w:hAnsi="Verdana"/>
+          <w:bCs/>
+          <w:noProof/>
+          <w:sz w:val="18"/>
+          <w:szCs w:val="18"/>
+        </w:rPr>
+        <w:t>Each part was tested and iterated to get the feeling of the character correct as it was critical it felt good for the players. If any part of the movement was wrong then the flow of the game might have beem disrupted interupting with the playtest section of the project.</w:t>
+      </w:r>
+    </w:p>
+    <w:p>
+      <w:pPr>
+        <w:jc w:val="both"/>
+        <w:rPr>
+          <w:rFonts w:ascii="Verdana" w:hAnsi="Verdana"/>
+          <w:bCs/>
+          <w:noProof/>
+          <w:sz w:val="18"/>
+          <w:szCs w:val="18"/>
+        </w:rPr>
+      </w:pPr>
+    </w:p>
+    <w:p>
+      <w:pPr>
+        <w:jc w:val="both"/>
+        <w:rPr>
+          <w:rFonts w:ascii="Verdana" w:hAnsi="Verdana"/>
+          <w:sz w:val="18"/>
+          <w:szCs w:val="18"/>
+        </w:rPr>
+      </w:pPr>
+      <w:r>
+        <w:rPr>
+          <w:rFonts w:ascii="Verdana" w:hAnsi="Verdana"/>
+          <w:bCs/>
+          <w:noProof/>
+          <w:sz w:val="18"/>
+          <w:szCs w:val="18"/>
+        </w:rPr>
+        <w:t xml:space="preserve">The horizontal movement was created by </w:t>
+      </w:r>
+      <w:r>
+        <w:rPr>
+          <w:rFonts w:ascii="Verdana" w:hAnsi="Verdana"/>
+          <w:bCs/>
+          <w:noProof/>
+          <w:sz w:val="18"/>
+          <w:szCs w:val="18"/>
+        </w:rPr>
+        <w:t>retriev</w:t>
+      </w:r>
+      <w:r>
+        <w:rPr>
+          <w:rFonts w:ascii="Verdana" w:hAnsi="Verdana"/>
+          <w:bCs/>
+          <w:noProof/>
+          <w:sz w:val="18"/>
+          <w:szCs w:val="18"/>
+        </w:rPr>
+        <w:t xml:space="preserve">ing </w:t>
+      </w:r>
+      <w:r>
+        <w:rPr>
+          <w:rFonts w:ascii="Verdana" w:hAnsi="Verdana"/>
+          <w:bCs/>
+          <w:noProof/>
+          <w:sz w:val="18"/>
+          <w:szCs w:val="18"/>
+        </w:rPr>
+        <w:t>the horizontal input using the Unity input system</w:t>
+      </w:r>
+      <w:r>
+        <w:rPr>
+          <w:rFonts w:ascii="Verdana" w:hAnsi="Verdana"/>
+          <w:bCs/>
+          <w:noProof/>
+          <w:sz w:val="18"/>
+          <w:szCs w:val="18"/>
+        </w:rPr>
+        <w:t xml:space="preserve"> which gives a float between -1 and 1. There are a variety of different methods for moving the player character however the decision for this project was to use the Ridigbody 2D as a physics based approach often feels more fluid than moving the physicals characters world position. Moving the player with only the horizontal value would result in slow movement so a variable called </w:t>
+      </w:r>
+      <w:r>
+        <w:rPr>
+          <w:rFonts w:ascii="Courier" w:hAnsi="Courier"/>
+          <w:sz w:val="18"/>
+          <w:szCs w:val="18"/>
+        </w:rPr>
+        <w:t>s</w:t>
+      </w:r>
+      <w:r>
+        <w:rPr>
+          <w:rFonts w:ascii="Courier" w:hAnsi="Courier"/>
+          <w:sz w:val="18"/>
+          <w:szCs w:val="18"/>
+        </w:rPr>
+        <w:t>peed</w:t>
+      </w:r>
+      <w:r>
+        <w:rPr>
+          <w:rFonts w:ascii="Courier" w:hAnsi="Courier"/>
+          <w:sz w:val="18"/>
+          <w:szCs w:val="18"/>
+        </w:rPr>
+        <w:t xml:space="preserve"> </w:t>
+      </w:r>
+      <w:r>
+        <w:rPr>
+          <w:rFonts w:ascii="Verdana" w:hAnsi="Verdana"/>
+          <w:sz w:val="18"/>
+          <w:szCs w:val="18"/>
+        </w:rPr>
+        <w:t>was used that multiplies</w:t>
+      </w:r>
+      <w:r>
+        <w:rPr>
+          <w:rFonts w:ascii="Verdana" w:hAnsi="Verdana"/>
+          <w:sz w:val="18"/>
+          <w:szCs w:val="18"/>
+        </w:rPr>
+        <w:t xml:space="preserve"> with the</w:t>
+      </w:r>
+      <w:r>
+        <w:rPr>
+          <w:rFonts w:ascii="Verdana" w:hAnsi="Verdana"/>
+          <w:sz w:val="18"/>
+          <w:szCs w:val="18"/>
+        </w:rPr>
+        <w:t xml:space="preserve"> </w:t>
+      </w:r>
+      <w:r>
+        <w:rPr>
+          <w:rFonts w:ascii="Verdana" w:hAnsi="Verdana"/>
+          <w:sz w:val="18"/>
+          <w:szCs w:val="18"/>
+        </w:rPr>
+        <w:t xml:space="preserve">value stored in </w:t>
+      </w:r>
+      <w:r>
+        <w:rPr>
+          <w:rFonts w:ascii="Courier" w:hAnsi="Courier"/>
+          <w:sz w:val="18"/>
+          <w:szCs w:val="18"/>
+        </w:rPr>
+        <w:t xml:space="preserve">horizontal </w:t>
+      </w:r>
+      <w:r>
+        <w:rPr>
+          <w:rFonts w:ascii="Verdana" w:hAnsi="Verdana"/>
+          <w:sz w:val="18"/>
+          <w:szCs w:val="18"/>
+        </w:rPr>
+        <w:t xml:space="preserve">to </w:t>
+      </w:r>
+      <w:r>
+        <w:rPr>
+          <w:rFonts w:ascii="Verdana" w:hAnsi="Verdana"/>
+          <w:sz w:val="18"/>
+          <w:szCs w:val="18"/>
+        </w:rPr>
+        <w:t xml:space="preserve">apply a force to the Rigidbody 2D component. </w:t>
+      </w:r>
+      <w:r>
+        <w:rPr>
+          <w:rFonts w:ascii="Verdana" w:hAnsi="Verdana"/>
+          <w:sz w:val="18"/>
+          <w:szCs w:val="18"/>
+        </w:rPr>
+        <w:t xml:space="preserve">The </w:t>
+      </w:r>
+      <w:r>
+        <w:rPr>
+          <w:rFonts w:ascii="Verdana" w:hAnsi="Verdana"/>
+          <w:sz w:val="18"/>
+          <w:szCs w:val="18"/>
+        </w:rPr>
+        <w:t>pseudocode</w:t>
+      </w:r>
+      <w:r>
+        <w:rPr>
+          <w:rFonts w:ascii="Verdana" w:hAnsi="Verdana"/>
+          <w:sz w:val="18"/>
+          <w:szCs w:val="18"/>
+        </w:rPr>
+        <w:t xml:space="preserve"> shown below is an example of how this works:</w:t>
+      </w:r>
+    </w:p>
+    <w:p>
+      <w:pPr>
+        <w:jc w:val="both"/>
+        <w:rPr>
+          <w:rFonts w:ascii="Verdana" w:hAnsi="Verdana"/>
+          <w:sz w:val="18"/>
+          <w:szCs w:val="18"/>
+        </w:rPr>
+      </w:pPr>
+    </w:p>
+    <w:p>
+      <w:pPr>
+        <w:jc w:val="both"/>
+        <w:rPr>
+          <w:rFonts w:ascii="Courier" w:hAnsi="Courier"/>
+          <w:sz w:val="18"/>
+          <w:szCs w:val="18"/>
+        </w:rPr>
+      </w:pPr>
+      <w:r>
+        <w:rPr>
+          <w:rFonts w:ascii="Courier" w:hAnsi="Courier"/>
+          <w:sz w:val="18"/>
+          <w:szCs w:val="18"/>
+        </w:rPr>
+        <w:t>horizontal = input.horizontal</w:t>
+      </w:r>
+    </w:p>
+    <w:p>
+      <w:pPr>
+        <w:jc w:val="both"/>
+        <w:rPr>
+          <w:rFonts w:ascii="Courier" w:hAnsi="Courier"/>
+          <w:sz w:val="18"/>
+          <w:szCs w:val="18"/>
+        </w:rPr>
+      </w:pPr>
+      <w:r>
+        <w:rPr>
+          <w:rFonts w:ascii="Courier" w:hAnsi="Courier"/>
+          <w:sz w:val="18"/>
+          <w:szCs w:val="18"/>
+        </w:rPr>
+        <w:lastRenderedPageBreak/>
+        <w:t>rb.velocity = Vector2 (horizontal*speed, rb.velocity.y</w:t>
+      </w:r>
+    </w:p>
+    <w:p>
+      <w:pPr>
+        <w:jc w:val="both"/>
+        <w:rPr>
+          <w:rFonts w:ascii="Courier" w:hAnsi="Courier"/>
+          <w:sz w:val="18"/>
+          <w:szCs w:val="18"/>
+        </w:rPr>
+      </w:pPr>
+    </w:p>
+    <w:p>
+      <w:pPr>
+        <w:jc w:val="both"/>
+        <w:rPr>
+          <w:rFonts w:ascii="Verdana" w:hAnsi="Verdana"/>
+          <w:sz w:val="18"/>
+          <w:szCs w:val="18"/>
+        </w:rPr>
+      </w:pPr>
+      <w:r>
+        <w:rPr>
+          <w:rFonts w:ascii="Verdana" w:hAnsi="Verdana"/>
+          <w:sz w:val="18"/>
+          <w:szCs w:val="18"/>
+        </w:rPr>
+        <w:t xml:space="preserve">Early player feedback was considered when finding the correct speed value as it being too fast would lead to the player being able to complete jumps meant for other abilities and to slow reducing the enjoyment and overall feel of the game. </w:t>
+      </w:r>
+    </w:p>
+    <w:p>
+      <w:pPr>
+        <w:jc w:val="both"/>
+        <w:rPr>
+          <w:rFonts w:ascii="Verdana" w:hAnsi="Verdana"/>
+          <w:sz w:val="18"/>
+          <w:szCs w:val="18"/>
+        </w:rPr>
+      </w:pPr>
+    </w:p>
+    <w:p>
+      <w:pPr>
+        <w:jc w:val="both"/>
+        <w:rPr>
+          <w:rFonts w:ascii="Verdana" w:hAnsi="Verdana"/>
+          <w:sz w:val="18"/>
+          <w:szCs w:val="18"/>
+        </w:rPr>
+      </w:pPr>
+      <w:r>
+        <w:rPr>
+          <w:rFonts w:ascii="Verdana" w:hAnsi="Verdana"/>
+          <w:sz w:val="18"/>
+          <w:szCs w:val="18"/>
+        </w:rPr>
+        <w:t xml:space="preserve">The horizontal movement would come under basic movement and with it come jumping. The jump works in a similar way however requires a button input to work. When the input is pressed the same logic as the horizontal movement is applied however the force it applied positively on the  Y axis. Once </w:t>
+      </w:r>
+      <w:r>
+        <w:rPr>
+          <w:rFonts w:ascii="Verdana" w:hAnsi="Verdana"/>
+          <w:sz w:val="18"/>
+          <w:szCs w:val="18"/>
+        </w:rPr>
+        <w:t>again,</w:t>
+      </w:r>
+      <w:r>
+        <w:rPr>
+          <w:rFonts w:ascii="Verdana" w:hAnsi="Verdana"/>
+          <w:sz w:val="18"/>
+          <w:szCs w:val="18"/>
+        </w:rPr>
+        <w:t xml:space="preserve"> the power of the jump was tested to make sure the  player couldn’t reach areas designed for</w:t>
+      </w:r>
+      <w:r>
+        <w:rPr>
+          <w:rFonts w:ascii="Verdana" w:hAnsi="Verdana"/>
+          <w:sz w:val="18"/>
+          <w:szCs w:val="18"/>
+        </w:rPr>
+        <w:t>. This way of implementing the jump always meant the player jumped the same height each time no matter how long the input was held down for. Once the first version of the jump was developed it was iterated upon by adding the feature of the player going higher the longer the input is held giving variance to each jump and giving the player more control over the character. It works by multiplying the Y axis velocity by half when the jump input is released.</w:t>
+      </w:r>
+    </w:p>
+    <w:p>
+      <w:pPr>
+        <w:jc w:val="both"/>
+        <w:rPr>
+          <w:rFonts w:ascii="Verdana" w:hAnsi="Verdana"/>
+          <w:sz w:val="18"/>
+          <w:szCs w:val="18"/>
+        </w:rPr>
+      </w:pPr>
+    </w:p>
+    <w:p>
+      <w:pPr>
+        <w:jc w:val="both"/>
+        <w:rPr>
+          <w:rFonts w:ascii="Verdana" w:hAnsi="Verdana"/>
+          <w:sz w:val="18"/>
+          <w:szCs w:val="18"/>
+        </w:rPr>
+      </w:pPr>
+      <w:r>
+        <w:rPr>
+          <w:rFonts w:ascii="Verdana" w:hAnsi="Verdana"/>
+          <w:sz w:val="18"/>
+          <w:szCs w:val="18"/>
+        </w:rPr>
+        <w:t xml:space="preserve">The wall jump and wall slide work in parallel with each other while keeping some of the already functioning code of the jump mechanic. </w:t>
+      </w:r>
+    </w:p>
+    <w:p>
+      <w:pPr>
+        <w:jc w:val="both"/>
+        <w:rPr>
+          <w:rFonts w:ascii="Verdana" w:hAnsi="Verdana"/>
+          <w:sz w:val="18"/>
+          <w:szCs w:val="18"/>
+        </w:rPr>
+      </w:pPr>
+    </w:p>
+    <w:p>
+      <w:pPr>
+        <w:pStyle w:val="ListParagraph"/>
+        <w:numPr>
+          <w:ilvl w:val="0"/>
+          <w:numId w:val="14"/>
+        </w:numPr>
+        <w:jc w:val="both"/>
+        <w:rPr>
+          <w:rFonts w:ascii="Verdana" w:hAnsi="Verdana"/>
+          <w:color w:val="FF0000"/>
+          <w:sz w:val="18"/>
+          <w:szCs w:val="18"/>
+        </w:rPr>
+      </w:pPr>
+      <w:r>
+        <w:rPr>
+          <w:rFonts w:ascii="Verdana" w:hAnsi="Verdana"/>
+          <w:color w:val="FF0000"/>
+          <w:sz w:val="18"/>
+          <w:szCs w:val="18"/>
+        </w:rPr>
+        <w:t>Wall jump/slide</w:t>
+      </w:r>
+    </w:p>
+    <w:p>
+      <w:pPr>
+        <w:pStyle w:val="ListParagraph"/>
+        <w:numPr>
+          <w:ilvl w:val="0"/>
+          <w:numId w:val="14"/>
+        </w:numPr>
+        <w:jc w:val="both"/>
+        <w:rPr>
+          <w:rFonts w:ascii="Verdana" w:hAnsi="Verdana"/>
+          <w:color w:val="FF0000"/>
+          <w:sz w:val="18"/>
+          <w:szCs w:val="18"/>
+        </w:rPr>
+      </w:pPr>
+      <w:r>
+        <w:rPr>
+          <w:rFonts w:ascii="Verdana" w:hAnsi="Verdana"/>
+          <w:color w:val="FF0000"/>
+          <w:sz w:val="18"/>
+          <w:szCs w:val="18"/>
+        </w:rPr>
+        <w:t>Dash</w:t>
+      </w:r>
+    </w:p>
+    <w:p>
+      <w:pPr>
+        <w:pStyle w:val="ListParagraph"/>
+        <w:numPr>
+          <w:ilvl w:val="0"/>
+          <w:numId w:val="14"/>
+        </w:numPr>
+        <w:jc w:val="both"/>
+        <w:rPr>
+          <w:rFonts w:ascii="Verdana" w:hAnsi="Verdana"/>
+          <w:color w:val="FF0000"/>
+          <w:sz w:val="18"/>
+          <w:szCs w:val="18"/>
+        </w:rPr>
+      </w:pPr>
+      <w:r>
+        <w:rPr>
+          <w:rFonts w:ascii="Verdana" w:hAnsi="Verdana"/>
+          <w:color w:val="FF0000"/>
+          <w:sz w:val="18"/>
+          <w:szCs w:val="18"/>
+        </w:rPr>
+        <w:t>Level iteration – poster presentation, iteration 1 for testing, iteration 2 post research</w:t>
+      </w:r>
+    </w:p>
+    <w:p>
+      <w:pPr>
+        <w:jc w:val="both"/>
+        <w:rPr>
+          <w:rFonts w:ascii="Verdana" w:hAnsi="Verdana"/>
+          <w:sz w:val="18"/>
+          <w:szCs w:val="18"/>
+        </w:rPr>
+      </w:pPr>
+    </w:p>
+    <w:p>
+      <w:pPr>
+        <w:jc w:val="both"/>
+        <w:rPr>
+          <w:rFonts w:ascii="Courier New" w:hAnsi="Courier New" w:cs="Courier New"/>
+          <w:bCs/>
+          <w:noProof/>
+          <w:sz w:val="18"/>
+          <w:szCs w:val="18"/>
+        </w:rPr>
+      </w:pPr>
+      <w:r>
+        <w:rPr>
+          <w:rFonts w:ascii="Verdana" w:hAnsi="Verdana"/>
+          <w:bCs/>
+          <w:noProof/>
+          <w:sz w:val="18"/>
+          <w:szCs w:val="18"/>
+        </w:rPr>
         <w:t>------------------------------------------------------</w:t>
       </w:r>
     </w:p>
@@ -8635,7 +9105,16 @@
           <w:sz w:val="18"/>
           <w:szCs w:val="18"/>
         </w:rPr>
-        <w:t xml:space="preserve">a few specific examples. </w:t>
+        <w:t xml:space="preserve">a few </w:t>
+      </w:r>
+      <w:r>
+        <w:rPr>
+          <w:rFonts w:ascii="Verdana" w:hAnsi="Verdana"/>
+          <w:color w:val="FF0000"/>
+          <w:sz w:val="18"/>
+          <w:szCs w:val="18"/>
+        </w:rPr>
+        <w:t xml:space="preserve">specific examples. </w:t>
       </w:r>
       <w:r>
         <w:rPr>
@@ -8720,7 +9199,6 @@
           <w:sz w:val="18"/>
           <w:szCs w:val="18"/>
         </w:rPr>
-        <w:lastRenderedPageBreak/>
         <w:t xml:space="preserve">To help you </w:t>
       </w:r>
       <w:r>
@@ -9688,7 +10166,27 @@
           <w:szCs w:val="18"/>
         </w:rPr>
         <w:br/>
-        <w:t xml:space="preserve">For short code examples please use Courier Regular, 9pt. &lt;br /&gt; </w:t>
+        <w:t>For short code examples please use Courier Regular, 9pt. &lt;</w:t>
+      </w:r>
+      <w:proofErr w:type="spellStart"/>
+      <w:r>
+        <w:rPr>
+          <w:rFonts w:ascii="Courier" w:hAnsi="Courier"/>
+          <w:color w:val="FF0000"/>
+          <w:sz w:val="18"/>
+          <w:szCs w:val="18"/>
+        </w:rPr>
+        <w:t>br</w:t>
+      </w:r>
+      <w:proofErr w:type="spellEnd"/>
+      <w:r>
+        <w:rPr>
+          <w:rFonts w:ascii="Courier" w:hAnsi="Courier"/>
+          <w:color w:val="FF0000"/>
+          <w:sz w:val="18"/>
+          <w:szCs w:val="18"/>
+        </w:rPr>
+        <w:t xml:space="preserve"> /&gt; </w:t>
       </w:r>
       <w:r>
         <w:rPr>
@@ -9952,7 +10450,7 @@
                         <a:effectLst/>
                         <a:extLst>
                           <a:ext uri="{C572A759-6A51-4108-AA02-DFA0A04FC94B}">
-                            <ma14:wrappingTextBoxFlag xmlns="" xmlns:mo="http://schemas.microsoft.com/office/mac/office/2008/main" xmlns:mv="urn:schemas-microsoft-com:mac:vml" xmlns:o="urn:schemas-microsoft-com:office:office" xmlns:v="urn:schemas-microsoft-com:vml" xmlns:w10="urn:schemas-microsoft-com:office:word" xmlns:w="http://schemas.openxmlformats.org/wordprocessingml/2006/main" xmlns:ma14="http://schemas.microsoft.com/office/mac/drawingml/2011/main"/>
+                            <ma14:wrappingTextBoxFlag xmlns:ma14="http://schemas.microsoft.com/office/mac/drawingml/2011/main" xmlns:w="http://schemas.openxmlformats.org/wordprocessingml/2006/main" xmlns:w10="urn:schemas-microsoft-com:office:word" xmlns:v="urn:schemas-microsoft-com:vml" xmlns:o="urn:schemas-microsoft-com:office:office" xmlns:mv="urn:schemas-microsoft-com:mac:vml" xmlns:mo="http://schemas.microsoft.com/office/mac/office/2008/main" xmlns=""/>
                           </a:ext>
                         </a:extLst>
                       </wps:spPr>
@@ -10975,6 +11473,7 @@
           <w:sz w:val="18"/>
           <w:szCs w:val="18"/>
         </w:rPr>
+        <w:lastRenderedPageBreak/>
         <w:t>Is there anything that would</w:t>
       </w:r>
       <w:r>
@@ -11129,16 +11628,7 @@
           <w:sz w:val="18"/>
           <w:szCs w:val="18"/>
         </w:rPr>
-        <w:t xml:space="preserve"> efficient workflow for research </w:t>
-      </w:r>
-      <w:r>
-        <w:rPr>
-          <w:rFonts w:ascii="Verdana" w:hAnsi="Verdana"/>
-          <w:color w:val="FF0000"/>
-          <w:sz w:val="18"/>
-          <w:szCs w:val="18"/>
-        </w:rPr>
-        <w:t>or practice</w:t>
+        <w:t xml:space="preserve"> efficient workflow for research or practice</w:t>
       </w:r>
       <w:r>
         <w:rPr>
@@ -12014,7 +12504,15 @@
           <w:sz w:val="18"/>
           <w:szCs w:val="18"/>
         </w:rPr>
-        <w:t xml:space="preserve"> lasta</w:t>
+        <w:t xml:space="preserve"> </w:t>
+      </w:r>
+      <w:r>
+        <w:rPr>
+          <w:rFonts w:ascii="Verdana" w:hAnsi="Verdana"/>
+          <w:sz w:val="18"/>
+          <w:szCs w:val="18"/>
+        </w:rPr>
+        <w:t>last</w:t>
       </w:r>
       <w:r>
         <w:rPr>
@@ -12276,7 +12774,15 @@
           <w:sz w:val="18"/>
           <w:szCs w:val="18"/>
         </w:rPr>
-        <w:t xml:space="preserve"> Available from: </w:t>
+        <w:t xml:space="preserve"> Available </w:t>
+      </w:r>
+      <w:r>
+        <w:rPr>
+          <w:rFonts w:ascii="Verdana" w:hAnsi="Verdana"/>
+          <w:sz w:val="18"/>
+          <w:szCs w:val="18"/>
+        </w:rPr>
+        <w:t xml:space="preserve">from: </w:t>
       </w:r>
       <w:hyperlink r:id="rId34" w:history="1">
         <w:r>
@@ -12674,7 +13180,25 @@
           <w:sz w:val="18"/>
           <w:szCs w:val="18"/>
         </w:rPr>
-        <w:t xml:space="preserve"> (Aug 27, 2020) Learning Styles/Preferences Among Medical Students: Kinesthetic Learner’s Multimodal Approach to Learning Anatomy</w:t>
+        <w:t xml:space="preserve"> (Aug 27, 2020) Learning Styles/Preferences Among Medical Students: </w:t>
+      </w:r>
+      <w:proofErr w:type="spellStart"/>
+      <w:r>
+        <w:rPr>
+          <w:rFonts w:ascii="Verdana" w:hAnsi="Verdana"/>
+          <w:sz w:val="18"/>
+          <w:szCs w:val="18"/>
+        </w:rPr>
+        <w:t>Kinesthetic</w:t>
+      </w:r>
+      <w:proofErr w:type="spellEnd"/>
+      <w:r>
+        <w:rPr>
+          <w:rFonts w:ascii="Verdana" w:hAnsi="Verdana"/>
+          <w:sz w:val="18"/>
+          <w:szCs w:val="18"/>
+        </w:rPr>
+        <w:t xml:space="preserve"> Learner’s Multimodal Approach to Learning Anatomy</w:t>
       </w:r>
       <w:r>
         <w:rPr>
@@ -12929,6 +13453,7 @@
           <w:sz w:val="18"/>
           <w:szCs w:val="18"/>
         </w:rPr>
+        <w:lastRenderedPageBreak/>
         <w:t>Lin Li-Hsin, Narender Rainita, Zak Paul J</w:t>
       </w:r>
       <w:r>
@@ -12963,16 +13488,7 @@
             <w:sz w:val="18"/>
             <w:szCs w:val="18"/>
           </w:rPr>
-          <w:t>https://www.frontiersin.org/journals/behavioral-</w:t>
-        </w:r>
-        <w:r>
-          <w:rPr>
-            <w:rStyle w:val="Hyperlink"/>
-            <w:rFonts w:ascii="Verdana" w:hAnsi="Verdana"/>
-            <w:sz w:val="18"/>
-            <w:szCs w:val="18"/>
-          </w:rPr>
-          <w:t>neuroscience/articles/10.3389/fnbeh.2022.1053053/full</w:t>
+          <w:t>https://www.frontiersin.org/journals/behavioral-neuroscience/articles/10.3389/fnbeh.2022.1053053/full</w:t>
         </w:r>
       </w:hyperlink>
       <w:r>
@@ -13031,7 +13547,25 @@
           <w:sz w:val="18"/>
           <w:szCs w:val="18"/>
         </w:rPr>
-        <w:t xml:space="preserve">Joe Tranquillo (Jun 22, 2008) Kinesthetic Learning in the Classroom. Available from: </w:t>
+        <w:t xml:space="preserve">Joe Tranquillo (Jun 22, 2008) </w:t>
+      </w:r>
+      <w:proofErr w:type="spellStart"/>
+      <w:r>
+        <w:rPr>
+          <w:rFonts w:ascii="Verdana" w:hAnsi="Verdana"/>
+          <w:sz w:val="18"/>
+          <w:szCs w:val="18"/>
+        </w:rPr>
+        <w:t>Kinesthetic</w:t>
+      </w:r>
+      <w:proofErr w:type="spellEnd"/>
+      <w:r>
+        <w:rPr>
+          <w:rFonts w:ascii="Verdana" w:hAnsi="Verdana"/>
+          <w:sz w:val="18"/>
+          <w:szCs w:val="18"/>
+        </w:rPr>
+        <w:t xml:space="preserve"> Learning in the Classroom. Available from: </w:t>
       </w:r>
       <w:r>
         <w:rPr>
@@ -13113,7 +13647,25 @@
           <w:sz w:val="18"/>
           <w:szCs w:val="18"/>
         </w:rPr>
-        <w:t xml:space="preserve"> (Jun 27, 2022) Exploring the Benefits of Art-Based Kinesthetic Activities in the College Classroom. Available from: </w:t>
+        <w:t xml:space="preserve"> (Jun 27, 2022) Exploring the Benefits of Art-Based </w:t>
+      </w:r>
+      <w:proofErr w:type="spellStart"/>
+      <w:r>
+        <w:rPr>
+          <w:rFonts w:ascii="Verdana" w:hAnsi="Verdana"/>
+          <w:sz w:val="18"/>
+          <w:szCs w:val="18"/>
+        </w:rPr>
+        <w:t>Kinesthetic</w:t>
+      </w:r>
+      <w:proofErr w:type="spellEnd"/>
+      <w:r>
+        <w:rPr>
+          <w:rFonts w:ascii="Verdana" w:hAnsi="Verdana"/>
+          <w:sz w:val="18"/>
+          <w:szCs w:val="18"/>
+        </w:rPr>
+        <w:t xml:space="preserve"> Activities in the College Classroom. Available from: </w:t>
       </w:r>
       <w:hyperlink r:id="rId40" w:history="1">
         <w:r>
@@ -13191,7 +13743,25 @@
           <w:sz w:val="18"/>
           <w:szCs w:val="18"/>
         </w:rPr>
-        <w:t>SimpleK12 Staff (Feb 17, 2025) Kinesthetic Learning Style: Definition, Characteristics &amp; Benefits in 2025</w:t>
+        <w:t xml:space="preserve">SimpleK12 Staff (Feb 17, 2025) </w:t>
+      </w:r>
+      <w:proofErr w:type="spellStart"/>
+      <w:r>
+        <w:rPr>
+          <w:rFonts w:ascii="Verdana" w:hAnsi="Verdana"/>
+          <w:sz w:val="18"/>
+          <w:szCs w:val="18"/>
+        </w:rPr>
+        <w:t>Kinesthetic</w:t>
+      </w:r>
+      <w:proofErr w:type="spellEnd"/>
+      <w:r>
+        <w:rPr>
+          <w:rFonts w:ascii="Verdana" w:hAnsi="Verdana"/>
+          <w:sz w:val="18"/>
+          <w:szCs w:val="18"/>
+        </w:rPr>
+        <w:t xml:space="preserve"> Learning Style: Definition, Characteristics &amp; Benefits in 2025</w:t>
       </w:r>
       <w:r>
         <w:rPr>
@@ -13326,7 +13896,25 @@
           <w:sz w:val="18"/>
           <w:szCs w:val="18"/>
         </w:rPr>
-        <w:t xml:space="preserve">Veli-Matti Karhulahti (Sept, 2013) A Kinesthetic Theory of Videogames: Time-Critical Challenge and Aporetic Rhematic. Available from: </w:t>
+        <w:t xml:space="preserve">Veli-Matti Karhulahti (Sept, 2013) A </w:t>
+      </w:r>
+      <w:proofErr w:type="spellStart"/>
+      <w:r>
+        <w:rPr>
+          <w:rFonts w:ascii="Verdana" w:hAnsi="Verdana"/>
+          <w:sz w:val="18"/>
+          <w:szCs w:val="18"/>
+        </w:rPr>
+        <w:t>Kinesthetic</w:t>
+      </w:r>
+      <w:proofErr w:type="spellEnd"/>
+      <w:r>
+        <w:rPr>
+          <w:rFonts w:ascii="Verdana" w:hAnsi="Verdana"/>
+          <w:sz w:val="18"/>
+          <w:szCs w:val="18"/>
+        </w:rPr>
+        <w:t xml:space="preserve"> Theory of Videogames: Time-Critical Challenge and Aporetic Rhematic. Available from: </w:t>
       </w:r>
       <w:hyperlink r:id="rId42" w:history="1">
         <w:r>
@@ -13527,8 +14115,18 @@
           <w:sz w:val="18"/>
           <w:szCs w:val="18"/>
         </w:rPr>
-        <w:t>The VARK Modalities: Visual, Aural, Read/write &amp; Kinesthetic</w:t>
-      </w:r>
+        <w:t xml:space="preserve">The VARK Modalities: Visual, Aural, Read/write &amp; </w:t>
+      </w:r>
+      <w:proofErr w:type="spellStart"/>
+      <w:r>
+        <w:rPr>
+          <w:rFonts w:ascii="Verdana" w:hAnsi="Verdana"/>
+          <w:sz w:val="18"/>
+          <w:szCs w:val="18"/>
+        </w:rPr>
+        <w:t>Kinesthetic</w:t>
+      </w:r>
+      <w:proofErr w:type="spellEnd"/>
       <w:r>
         <w:rPr>
           <w:rFonts w:ascii="Verdana" w:hAnsi="Verdana"/>
@@ -13672,7 +14270,6 @@
           <w:sz w:val="18"/>
           <w:szCs w:val="18"/>
         </w:rPr>
-        <w:lastRenderedPageBreak/>
         <w:t xml:space="preserve">Theodoridis, S and Koutroumbas, K (Feb 24, 2006) </w:t>
       </w:r>
       <w:r>
@@ -14021,15 +14618,7 @@
           <w:sz w:val="18"/>
           <w:szCs w:val="18"/>
         </w:rPr>
-        <w:t xml:space="preserve">. </w:t>
-      </w:r>
-      <w:r>
-        <w:rPr>
-          <w:rFonts w:ascii="Verdana" w:hAnsi="Verdana"/>
-          <w:sz w:val="18"/>
-          <w:szCs w:val="18"/>
-        </w:rPr>
-        <w:t>[Accessed last: Apr 26, 2025]</w:t>
+        <w:t>. [Accessed last: Apr 26, 2025]</w:t>
       </w:r>
     </w:p>
     <w:p>
@@ -14074,41 +14663,43 @@
           <w:sz w:val="18"/>
           <w:szCs w:val="18"/>
         </w:rPr>
-        <w:t xml:space="preserve">. </w:t>
-      </w:r>
-      <w:r>
-        <w:rPr>
-          <w:rFonts w:ascii="Verdana" w:hAnsi="Verdana"/>
-          <w:sz w:val="18"/>
-          <w:szCs w:val="18"/>
-        </w:rPr>
-        <w:t>[Accessed last: Apr 26, 2025]</w:t>
-      </w:r>
-    </w:p>
-    <w:p>
-      <w:pPr>
-        <w:rPr>
-          <w:rFonts w:ascii="Verdana" w:hAnsi="Verdana"/>
-          <w:sz w:val="18"/>
-          <w:szCs w:val="18"/>
-        </w:rPr>
-      </w:pPr>
-    </w:p>
-    <w:p>
-      <w:pPr>
-        <w:rPr>
-          <w:rFonts w:ascii="Verdana" w:hAnsi="Verdana"/>
-          <w:sz w:val="18"/>
-          <w:szCs w:val="18"/>
-        </w:rPr>
-      </w:pPr>
-      <w:r>
-        <w:rPr>
-          <w:rFonts w:ascii="Verdana" w:hAnsi="Verdana"/>
-          <w:sz w:val="18"/>
-          <w:szCs w:val="18"/>
-        </w:rPr>
-        <w:t xml:space="preserve">Tvtropes (n.d.) Video Game Dashing. Available from: </w:t>
+        <w:t>. [Accessed last: Apr 26, 2025]</w:t>
+      </w:r>
+    </w:p>
+    <w:p>
+      <w:pPr>
+        <w:rPr>
+          <w:rFonts w:ascii="Verdana" w:hAnsi="Verdana"/>
+          <w:sz w:val="18"/>
+          <w:szCs w:val="18"/>
+        </w:rPr>
+      </w:pPr>
+    </w:p>
+    <w:p>
+      <w:pPr>
+        <w:rPr>
+          <w:rFonts w:ascii="Verdana" w:hAnsi="Verdana"/>
+          <w:sz w:val="18"/>
+          <w:szCs w:val="18"/>
+        </w:rPr>
+      </w:pPr>
+      <w:proofErr w:type="spellStart"/>
+      <w:r>
+        <w:rPr>
+          <w:rFonts w:ascii="Verdana" w:hAnsi="Verdana"/>
+          <w:sz w:val="18"/>
+          <w:szCs w:val="18"/>
+        </w:rPr>
+        <w:t>Tvtropes</w:t>
+      </w:r>
+      <w:proofErr w:type="spellEnd"/>
+      <w:r>
+        <w:rPr>
+          <w:rFonts w:ascii="Verdana" w:hAnsi="Verdana"/>
+          <w:sz w:val="18"/>
+          <w:szCs w:val="18"/>
+        </w:rPr>
+        <w:t xml:space="preserve"> (n.d.) Video Game Dashing. Available from: </w:t>
       </w:r>
       <w:hyperlink r:id="rId51" w:history="1">
         <w:r>
@@ -14127,15 +14718,7 @@
           <w:sz w:val="18"/>
           <w:szCs w:val="18"/>
         </w:rPr>
-        <w:t xml:space="preserve"> </w:t>
-      </w:r>
-      <w:r>
-        <w:rPr>
-          <w:rFonts w:ascii="Verdana" w:hAnsi="Verdana"/>
-          <w:sz w:val="18"/>
-          <w:szCs w:val="18"/>
-        </w:rPr>
-        <w:t>[Accessed last: Apr 26, 2025]</w:t>
+        <w:t xml:space="preserve"> [Accessed last: Apr 26, 2025]</w:t>
       </w:r>
     </w:p>
     <w:p>
@@ -14177,15 +14760,7 @@
           <w:sz w:val="18"/>
           <w:szCs w:val="18"/>
         </w:rPr>
-        <w:t xml:space="preserve"> </w:t>
-      </w:r>
-      <w:r>
-        <w:rPr>
-          <w:rFonts w:ascii="Verdana" w:hAnsi="Verdana"/>
-          <w:sz w:val="18"/>
-          <w:szCs w:val="18"/>
-        </w:rPr>
-        <w:t>[Accessed last: Apr 26, 2025]</w:t>
+        <w:t xml:space="preserve"> [Accessed last: Apr 26, 2025]</w:t>
       </w:r>
     </w:p>
     <w:p>
@@ -14219,31 +14794,7 @@
           <w:sz w:val="18"/>
           <w:szCs w:val="18"/>
         </w:rPr>
-        <w:t xml:space="preserve"> Box </w:t>
-      </w:r>
-      <w:r>
-        <w:rPr>
-          <w:rFonts w:ascii="Verdana" w:hAnsi="Verdana"/>
-          <w:sz w:val="18"/>
-          <w:szCs w:val="18"/>
-        </w:rPr>
-        <w:t>Collider</w:t>
-      </w:r>
-      <w:r>
-        <w:rPr>
-          <w:rFonts w:ascii="Verdana" w:hAnsi="Verdana"/>
-          <w:sz w:val="18"/>
-          <w:szCs w:val="18"/>
-        </w:rPr>
-        <w:t xml:space="preserve"> 2D component reference</w:t>
-      </w:r>
-      <w:r>
-        <w:rPr>
-          <w:rFonts w:ascii="Verdana" w:hAnsi="Verdana"/>
-          <w:sz w:val="18"/>
-          <w:szCs w:val="18"/>
-        </w:rPr>
-        <w:t xml:space="preserve">. Available from: </w:t>
+        <w:t xml:space="preserve"> Box Collider 2D component reference. Available from: </w:t>
       </w:r>
       <w:hyperlink r:id="rId52" w:history="1">
         <w:r>
@@ -14304,128 +14855,152 @@
           <w:sz w:val="18"/>
           <w:szCs w:val="18"/>
         </w:rPr>
+        <w:t xml:space="preserve"> Rigidbody 2D. Available from: </w:t>
+      </w:r>
+      <w:r>
+        <w:rPr>
+          <w:rFonts w:ascii="Verdana" w:hAnsi="Verdana"/>
+          <w:sz w:val="18"/>
+          <w:szCs w:val="18"/>
+        </w:rPr>
+        <w:t>https://docs.unity3d.com/2023.2/Documentation/Manual/rigidbody2D.html</w:t>
+      </w:r>
+      <w:r>
+        <w:rPr>
+          <w:rFonts w:ascii="Verdana" w:hAnsi="Verdana"/>
+          <w:sz w:val="18"/>
+          <w:szCs w:val="18"/>
+        </w:rPr>
+        <w:t xml:space="preserve">. </w:t>
+      </w:r>
+      <w:r>
+        <w:rPr>
+          <w:rFonts w:ascii="Verdana" w:hAnsi="Verdana"/>
+          <w:sz w:val="18"/>
+          <w:szCs w:val="18"/>
+        </w:rPr>
+        <w:t>[Accessed last: Apr 26, 2025]</w:t>
+      </w:r>
+    </w:p>
+    <w:p>
+      <w:pPr>
+        <w:rPr>
+          <w:rFonts w:ascii="Verdana" w:hAnsi="Verdana"/>
+          <w:sz w:val="18"/>
+          <w:szCs w:val="18"/>
+        </w:rPr>
+      </w:pPr>
+    </w:p>
+    <w:p>
+      <w:pPr>
+        <w:rPr>
+          <w:rFonts w:ascii="Verdana" w:hAnsi="Verdana"/>
+          <w:sz w:val="18"/>
+          <w:szCs w:val="18"/>
+        </w:rPr>
+      </w:pPr>
+    </w:p>
+    <w:p>
+      <w:pPr>
+        <w:rPr>
+          <w:rFonts w:ascii="Verdana" w:hAnsi="Verdana"/>
+          <w:b/>
+          <w:sz w:val="18"/>
+          <w:szCs w:val="18"/>
+        </w:rPr>
+      </w:pPr>
+      <w:r>
+        <w:rPr>
+          <w:rFonts w:ascii="Verdana" w:hAnsi="Verdana"/>
+          <w:b/>
+          <w:sz w:val="18"/>
+          <w:szCs w:val="18"/>
+        </w:rPr>
+        <w:t>---------------------------------------------------</w:t>
+      </w:r>
+    </w:p>
+    <w:p>
+      <w:pPr>
+        <w:rPr>
+          <w:rFonts w:ascii="Verdana" w:hAnsi="Verdana"/>
+          <w:color w:val="FF0000"/>
+          <w:sz w:val="18"/>
+          <w:szCs w:val="18"/>
+        </w:rPr>
+      </w:pPr>
+      <w:r>
+        <w:rPr>
+          <w:rFonts w:ascii="Verdana" w:hAnsi="Verdana"/>
+          <w:b/>
+          <w:color w:val="FF0000"/>
+          <w:sz w:val="18"/>
+          <w:szCs w:val="18"/>
+        </w:rPr>
+        <w:t>9</w:t>
+      </w:r>
+      <w:r>
+        <w:rPr>
+          <w:rFonts w:ascii="Verdana" w:hAnsi="Verdana"/>
+          <w:b/>
+          <w:color w:val="FF0000"/>
+          <w:sz w:val="18"/>
+          <w:szCs w:val="18"/>
+        </w:rPr>
+        <w:t xml:space="preserve">. </w:t>
+      </w:r>
+      <w:r>
+        <w:rPr>
+          <w:rFonts w:ascii="Verdana" w:hAnsi="Verdana"/>
+          <w:b/>
+          <w:color w:val="FF0000"/>
+          <w:sz w:val="18"/>
+          <w:szCs w:val="18"/>
+        </w:rPr>
+        <w:t>Bibliography</w:t>
+      </w:r>
+      <w:r>
+        <w:rPr>
+          <w:rFonts w:ascii="Verdana" w:hAnsi="Verdana"/>
+          <w:color w:val="FF0000"/>
+          <w:sz w:val="18"/>
+          <w:szCs w:val="18"/>
+        </w:rPr>
         <w:t xml:space="preserve"> </w:t>
       </w:r>
       <w:r>
         <w:rPr>
           <w:rFonts w:ascii="Verdana" w:hAnsi="Verdana"/>
-          <w:sz w:val="18"/>
-          <w:szCs w:val="18"/>
-        </w:rPr>
-        <w:t>Rigidbody 2D</w:t>
-      </w:r>
-      <w:r>
-        <w:rPr>
-          <w:rFonts w:ascii="Verdana" w:hAnsi="Verdana"/>
-          <w:sz w:val="18"/>
-          <w:szCs w:val="18"/>
-        </w:rPr>
-        <w:t xml:space="preserve">. Available from: </w:t>
-      </w:r>
-      <w:r>
-        <w:rPr>
-          <w:rFonts w:ascii="Verdana" w:hAnsi="Verdana"/>
-          <w:sz w:val="18"/>
-          <w:szCs w:val="18"/>
-        </w:rPr>
-        <w:t>https://docs.unity3d.com/2023.2/Documentation/Manual/rigidbody2D.html</w:t>
-      </w:r>
-      <w:r>
-        <w:rPr>
-          <w:rFonts w:ascii="Verdana" w:hAnsi="Verdana"/>
-          <w:sz w:val="18"/>
-          <w:szCs w:val="18"/>
-        </w:rPr>
-        <w:t xml:space="preserve">. </w:t>
-      </w:r>
-      <w:r>
-        <w:rPr>
-          <w:rFonts w:ascii="Verdana" w:hAnsi="Verdana"/>
-          <w:sz w:val="18"/>
-          <w:szCs w:val="18"/>
-        </w:rPr>
-        <w:t>[Accessed last: Apr 26, 2025]</w:t>
-      </w:r>
-    </w:p>
-    <w:p>
-      <w:pPr>
-        <w:rPr>
-          <w:rFonts w:ascii="Verdana" w:hAnsi="Verdana"/>
-          <w:sz w:val="18"/>
-          <w:szCs w:val="18"/>
-        </w:rPr>
-      </w:pPr>
-    </w:p>
-    <w:p>
-      <w:pPr>
-        <w:rPr>
-          <w:rFonts w:ascii="Verdana" w:hAnsi="Verdana"/>
-          <w:sz w:val="18"/>
-          <w:szCs w:val="18"/>
-        </w:rPr>
-      </w:pPr>
-    </w:p>
-    <w:p>
-      <w:pPr>
-        <w:rPr>
-          <w:rFonts w:ascii="Verdana" w:hAnsi="Verdana"/>
-          <w:b/>
-          <w:sz w:val="18"/>
-          <w:szCs w:val="18"/>
-        </w:rPr>
-      </w:pPr>
-      <w:r>
-        <w:rPr>
-          <w:rFonts w:ascii="Verdana" w:hAnsi="Verdana"/>
-          <w:b/>
-          <w:sz w:val="18"/>
-          <w:szCs w:val="18"/>
-        </w:rPr>
-        <w:t>---------------------------------------------------</w:t>
-      </w:r>
-    </w:p>
-    <w:p>
-      <w:pPr>
-        <w:rPr>
-          <w:rFonts w:ascii="Verdana" w:hAnsi="Verdana"/>
-          <w:color w:val="FF0000"/>
-          <w:sz w:val="18"/>
-          <w:szCs w:val="18"/>
-        </w:rPr>
-      </w:pPr>
-      <w:r>
-        <w:rPr>
-          <w:rFonts w:ascii="Verdana" w:hAnsi="Verdana"/>
-          <w:b/>
-          <w:color w:val="FF0000"/>
-          <w:sz w:val="18"/>
-          <w:szCs w:val="18"/>
-        </w:rPr>
-        <w:t>9</w:t>
-      </w:r>
-      <w:r>
-        <w:rPr>
-          <w:rFonts w:ascii="Verdana" w:hAnsi="Verdana"/>
-          <w:b/>
-          <w:color w:val="FF0000"/>
-          <w:sz w:val="18"/>
-          <w:szCs w:val="18"/>
-        </w:rPr>
-        <w:t xml:space="preserve">. </w:t>
-      </w:r>
-      <w:r>
-        <w:rPr>
-          <w:rFonts w:ascii="Verdana" w:hAnsi="Verdana"/>
-          <w:b/>
-          <w:color w:val="FF0000"/>
-          <w:sz w:val="18"/>
-          <w:szCs w:val="18"/>
-        </w:rPr>
-        <w:t>Bibliography</w:t>
-      </w:r>
-      <w:r>
-        <w:rPr>
-          <w:rFonts w:ascii="Verdana" w:hAnsi="Verdana"/>
+          <w:noProof/>
+          <w:color w:val="FF0000"/>
+          <w:sz w:val="18"/>
+          <w:szCs w:val="18"/>
+        </w:rPr>
+        <w:t>(</w:t>
+      </w:r>
+      <w:r>
+        <w:rPr>
+          <w:rFonts w:ascii="Verdana" w:hAnsi="Verdana"/>
+          <w:noProof/>
+          <w:color w:val="FF0000"/>
+          <w:sz w:val="18"/>
+          <w:szCs w:val="18"/>
+        </w:rPr>
+        <w:t>=</w:t>
+      </w:r>
+      <w:r>
+        <w:rPr>
+          <w:rFonts w:ascii="Verdana" w:hAnsi="Verdana"/>
+          <w:noProof/>
+          <w:color w:val="FF0000"/>
+          <w:sz w:val="18"/>
+          <w:szCs w:val="18"/>
+        </w:rPr>
+        <w:t>not included in word count</w:t>
+      </w:r>
+      <w:r>
+        <w:rPr>
+          <w:rFonts w:ascii="Verdana" w:hAnsi="Verdana"/>
+          <w:noProof/>
           <w:color w:val="FF0000"/>
           <w:sz w:val="18"/>
           <w:szCs w:val="18"/>
@@ -14440,27 +15015,7 @@
           <w:sz w:val="18"/>
           <w:szCs w:val="18"/>
         </w:rPr>
-        <w:t>(</w:t>
-      </w:r>
-      <w:r>
-        <w:rPr>
-          <w:rFonts w:ascii="Verdana" w:hAnsi="Verdana"/>
-          <w:noProof/>
-          <w:color w:val="FF0000"/>
-          <w:sz w:val="18"/>
-          <w:szCs w:val="18"/>
-        </w:rPr>
-        <w:t>=</w:t>
-      </w:r>
-      <w:r>
-        <w:rPr>
-          <w:rFonts w:ascii="Verdana" w:hAnsi="Verdana"/>
-          <w:noProof/>
-          <w:color w:val="FF0000"/>
-          <w:sz w:val="18"/>
-          <w:szCs w:val="18"/>
-        </w:rPr>
-        <w:t>not included in word count</w:t>
+        <w:t>–</w:t>
       </w:r>
       <w:r>
         <w:rPr>
@@ -14480,26 +15035,6 @@
           <w:sz w:val="18"/>
           <w:szCs w:val="18"/>
         </w:rPr>
-        <w:t>–</w:t>
-      </w:r>
-      <w:r>
-        <w:rPr>
-          <w:rFonts w:ascii="Verdana" w:hAnsi="Verdana"/>
-          <w:noProof/>
-          <w:color w:val="FF0000"/>
-          <w:sz w:val="18"/>
-          <w:szCs w:val="18"/>
-        </w:rPr>
-        <w:t xml:space="preserve"> </w:t>
-      </w:r>
-      <w:r>
-        <w:rPr>
-          <w:rFonts w:ascii="Verdana" w:hAnsi="Verdana"/>
-          <w:noProof/>
-          <w:color w:val="FF0000"/>
-          <w:sz w:val="18"/>
-          <w:szCs w:val="18"/>
-        </w:rPr>
         <w:t xml:space="preserve">these are </w:t>
       </w:r>
       <w:r>
@@ -14645,7 +15180,29 @@
           <w:sz w:val="18"/>
           <w:szCs w:val="18"/>
         </w:rPr>
-        <w:t xml:space="preserve">UWE Library Services:Study skills - The Harvard System </w:t>
+        <w:t xml:space="preserve">UWE Library </w:t>
+      </w:r>
+      <w:proofErr w:type="spellStart"/>
+      <w:r>
+        <w:rPr>
+          <w:rFonts w:ascii="Verdana" w:hAnsi="Verdana"/>
+          <w:i/>
+          <w:color w:val="FF0000"/>
+          <w:sz w:val="18"/>
+          <w:szCs w:val="18"/>
+        </w:rPr>
+        <w:t>Services:Study</w:t>
+      </w:r>
+      <w:proofErr w:type="spellEnd"/>
+      <w:r>
+        <w:rPr>
+          <w:rFonts w:ascii="Verdana" w:hAnsi="Verdana"/>
+          <w:i/>
+          <w:color w:val="FF0000"/>
+          <w:sz w:val="18"/>
+          <w:szCs w:val="18"/>
+        </w:rPr>
+        <w:t xml:space="preserve"> skills - The Harvard System </w:t>
       </w:r>
       <w:r>
         <w:rPr>
@@ -15503,7 +16060,6 @@
           <w:sz w:val="18"/>
           <w:szCs w:val="18"/>
         </w:rPr>
-        <w:lastRenderedPageBreak/>
         <w:t>A</w:t>
       </w:r>
       <w:r>
@@ -16179,6 +16735,92 @@
 <file path=word/numbering.xml><?xml version="1.0" encoding="utf-8"?>
 <w:numbering xmlns:wpc="http://schemas.microsoft.com/office/word/2010/wordprocessingCanvas" xmlns:cx="http://schemas.microsoft.com/office/drawing/2014/chartex" xmlns:cx1="http://schemas.microsoft.com/office/drawing/2015/9/8/chartex" xmlns:cx2="http://schemas.microsoft.com/office/drawing/2015/10/21/chartex" xmlns:cx3="http://schemas.microsoft.com/office/drawing/2016/5/9/chartex" xmlns:cx4="http://schemas.microsoft.com/office/drawing/2016/5/10/chartex" xmlns:cx5="http://schemas.microsoft.com/office/drawing/2016/5/11/chartex" xmlns:cx6="http://schemas.microsoft.com/office/drawing/2016/5/12/chartex" xmlns:cx7="http://schemas.microsoft.com/office/drawing/2016/5/13/chartex" xmlns:cx8="http://schemas.microsoft.com/office/drawing/2016/5/14/chartex" xmlns:mc="http://schemas.openxmlformats.org/markup-compatibility/2006" xmlns:aink="http://schemas.microsoft.com/office/drawing/2016/ink" xmlns:am3d="http://schemas.microsoft.com/office/drawing/2017/model3d" xmlns:o="urn:schemas-microsoft-com:office:office" xmlns:oel="http://schemas.microsoft.com/office/2019/extlst" xmlns:r="http://schemas.openxmlformats.org/officeDocument/2006/relationships" xmlns:m="http://schemas.openxmlformats.org/officeDocument/2006/math" xmlns:v="urn:schemas-microsoft-com:vml" xmlns:wp14="http://schemas.microsoft.com/office/word/2010/wordprocessingDrawing" xmlns:wp="http://schemas.openxmlformats.org/drawingml/2006/wordprocessingDrawing" xmlns:w10="urn:schemas-microsoft-com:office:word" xmlns:w="http://schemas.openxmlformats.org/wordprocessingml/2006/main" xmlns:w14="http://schemas.microsoft.com/office/word/2010/wordml" xmlns:w15="http://schemas.microsoft.com/office/word/2012/wordml" xmlns:w16cex="http://schemas.microsoft.com/office/word/2018/wordml/cex" xmlns:w16cid="http://schemas.microsoft.com/office/word/2016/wordml/cid" xmlns:w16="http://schemas.microsoft.com/office/word/2018/wordml" xmlns:w16du="http://schemas.microsoft.com/office/word/2023/wordml/word16du" xmlns:w16sdtdh="http://schemas.microsoft.com/office/word/2020/wordml/sdtdatahash" xmlns:w16sdtfl="http://schemas.microsoft.com/office/word/2024/wordml/sdtformatlock" xmlns:w16se="http://schemas.microsoft.com/office/word/2015/wordml/symex" xmlns:wpg="http://schemas.microsoft.com/office/word/2010/wordprocessingGroup" xmlns:wpi="http://schemas.microsoft.com/office/word/2010/wordprocessingInk" xmlns:wne="http://schemas.microsoft.com/office/word/2006/wordml" xmlns:wps="http://schemas.microsoft.com/office/word/2010/wordprocessingShape" mc:Ignorable="w14 w15 w16se w16cid w16 w16cex w16sdtdh w16sdtfl w16du wp14">
   <w:abstractNum w:abstractNumId="0" w15:restartNumberingAfterBreak="0">
+    <w:nsid w:val="13AE3370"/>
+    <w:multiLevelType w:val="hybridMultilevel"/>
+    <w:tmpl w:val="3F2251D8"/>
+    <w:lvl w:ilvl="0" w:tplc="0809000F">
+      <w:start w:val="1"/>
+      <w:numFmt w:val="decimal"/>
+      <w:lvlText w:val="%1."/>
+      <w:lvlJc w:val="left"/>
+      <w:pPr>
+        <w:ind w:left="720" w:hanging="360"/>
+      </w:pPr>
+    </w:lvl>
+    <w:lvl w:ilvl="1" w:tplc="08090019" w:tentative="1">
+      <w:start w:val="1"/>
+      <w:numFmt w:val="lowerLetter"/>
+      <w:lvlText w:val="%2."/>
+      <w:lvlJc w:val="left"/>
+      <w:pPr>
+        <w:ind w:left="1440" w:hanging="360"/>
+      </w:pPr>
+    </w:lvl>
+    <w:lvl w:ilvl="2" w:tplc="0809001B" w:tentative="1">
+      <w:start w:val="1"/>
+      <w:numFmt w:val="lowerRoman"/>
+      <w:lvlText w:val="%3."/>
+      <w:lvlJc w:val="right"/>
+      <w:pPr>
+        <w:ind w:left="2160" w:hanging="180"/>
+      </w:pPr>
+    </w:lvl>
+    <w:lvl w:ilvl="3" w:tplc="0809000F" w:tentative="1">
+      <w:start w:val="1"/>
+      <w:numFmt w:val="decimal"/>
+      <w:lvlText w:val="%4."/>
+      <w:lvlJc w:val="left"/>
+      <w:pPr>
+        <w:ind w:left="2880" w:hanging="360"/>
+      </w:pPr>
+    </w:lvl>
+    <w:lvl w:ilvl="4" w:tplc="08090019" w:tentative="1">
+      <w:start w:val="1"/>
+      <w:numFmt w:val="lowerLetter"/>
+      <w:lvlText w:val="%5."/>
+      <w:lvlJc w:val="left"/>
+      <w:pPr>
+        <w:ind w:left="3600" w:hanging="360"/>
+      </w:pPr>
+    </w:lvl>
+    <w:lvl w:ilvl="5" w:tplc="0809001B" w:tentative="1">
+      <w:start w:val="1"/>
+      <w:numFmt w:val="lowerRoman"/>
+      <w:lvlText w:val="%6."/>
+      <w:lvlJc w:val="right"/>
+      <w:pPr>
+        <w:ind w:left="4320" w:hanging="180"/>
+      </w:pPr>
+    </w:lvl>
+    <w:lvl w:ilvl="6" w:tplc="0809000F" w:tentative="1">
+      <w:start w:val="1"/>
+      <w:numFmt w:val="decimal"/>
+      <w:lvlText w:val="%7."/>
+      <w:lvlJc w:val="left"/>
+      <w:pPr>
+        <w:ind w:left="5040" w:hanging="360"/>
+      </w:pPr>
+    </w:lvl>
+    <w:lvl w:ilvl="7" w:tplc="08090019" w:tentative="1">
+      <w:start w:val="1"/>
+      <w:numFmt w:val="lowerLetter"/>
+      <w:lvlText w:val="%8."/>
+      <w:lvlJc w:val="left"/>
+      <w:pPr>
+        <w:ind w:left="5760" w:hanging="360"/>
+      </w:pPr>
+    </w:lvl>
+    <w:lvl w:ilvl="8" w:tplc="0809001B" w:tentative="1">
+      <w:start w:val="1"/>
+      <w:numFmt w:val="lowerRoman"/>
+      <w:lvlText w:val="%9."/>
+      <w:lvlJc w:val="right"/>
+      <w:pPr>
+        <w:ind w:left="6480" w:hanging="180"/>
+      </w:pPr>
+    </w:lvl>
+  </w:abstractNum>
+  <w:abstractNum w:abstractNumId="1" w15:restartNumberingAfterBreak="0">
     <w:nsid w:val="16846ABE"/>
     <w:multiLevelType w:val="hybridMultilevel"/>
     <w:tmpl w:val="6E6A3BEE"/>
@@ -16291,7 +16933,7 @@
       </w:rPr>
     </w:lvl>
   </w:abstractNum>
-  <w:abstractNum w:abstractNumId="1" w15:restartNumberingAfterBreak="0">
+  <w:abstractNum w:abstractNumId="2" w15:restartNumberingAfterBreak="0">
     <w:nsid w:val="1B430F49"/>
     <w:multiLevelType w:val="hybridMultilevel"/>
     <w:tmpl w:val="420AE636"/>
@@ -16404,7 +17046,7 @@
       </w:rPr>
     </w:lvl>
   </w:abstractNum>
-  <w:abstractNum w:abstractNumId="2" w15:restartNumberingAfterBreak="0">
+  <w:abstractNum w:abstractNumId="3" w15:restartNumberingAfterBreak="0">
     <w:nsid w:val="1C2C7F06"/>
     <w:multiLevelType w:val="hybridMultilevel"/>
     <w:tmpl w:val="C10ECA1C"/>
@@ -16517,7 +17159,7 @@
       </w:rPr>
     </w:lvl>
   </w:abstractNum>
-  <w:abstractNum w:abstractNumId="3" w15:restartNumberingAfterBreak="0">
+  <w:abstractNum w:abstractNumId="4" w15:restartNumberingAfterBreak="0">
     <w:nsid w:val="24F91391"/>
     <w:multiLevelType w:val="hybridMultilevel"/>
     <w:tmpl w:val="9A8676EC"/>
@@ -16630,7 +17272,7 @@
       </w:rPr>
     </w:lvl>
   </w:abstractNum>
-  <w:abstractNum w:abstractNumId="4" w15:restartNumberingAfterBreak="0">
+  <w:abstractNum w:abstractNumId="5" w15:restartNumberingAfterBreak="0">
     <w:nsid w:val="25C77CE5"/>
     <w:multiLevelType w:val="hybridMultilevel"/>
     <w:tmpl w:val="80583230"/>
@@ -16716,7 +17358,7 @@
       </w:pPr>
     </w:lvl>
   </w:abstractNum>
-  <w:abstractNum w:abstractNumId="5" w15:restartNumberingAfterBreak="0">
+  <w:abstractNum w:abstractNumId="6" w15:restartNumberingAfterBreak="0">
     <w:nsid w:val="25D63530"/>
     <w:multiLevelType w:val="hybridMultilevel"/>
     <w:tmpl w:val="2DB02EAC"/>
@@ -16809,7 +17451,7 @@
       </w:pPr>
     </w:lvl>
   </w:abstractNum>
-  <w:abstractNum w:abstractNumId="6" w15:restartNumberingAfterBreak="0">
+  <w:abstractNum w:abstractNumId="7" w15:restartNumberingAfterBreak="0">
     <w:nsid w:val="297644F5"/>
     <w:multiLevelType w:val="hybridMultilevel"/>
     <w:tmpl w:val="93CEDB94"/>
@@ -16922,7 +17564,7 @@
       </w:rPr>
     </w:lvl>
   </w:abstractNum>
-  <w:abstractNum w:abstractNumId="7" w15:restartNumberingAfterBreak="0">
+  <w:abstractNum w:abstractNumId="8" w15:restartNumberingAfterBreak="0">
     <w:nsid w:val="308A67DA"/>
     <w:multiLevelType w:val="hybridMultilevel"/>
     <w:tmpl w:val="D7CE906C"/>
@@ -17035,7 +17677,7 @@
       </w:rPr>
     </w:lvl>
   </w:abstractNum>
-  <w:abstractNum w:abstractNumId="8" w15:restartNumberingAfterBreak="0">
+  <w:abstractNum w:abstractNumId="9" w15:restartNumberingAfterBreak="0">
     <w:nsid w:val="52B66869"/>
     <w:multiLevelType w:val="multilevel"/>
     <w:tmpl w:val="49B869D4"/>
@@ -17154,7 +17796,7 @@
       </w:rPr>
     </w:lvl>
   </w:abstractNum>
-  <w:abstractNum w:abstractNumId="9" w15:restartNumberingAfterBreak="0">
+  <w:abstractNum w:abstractNumId="10" w15:restartNumberingAfterBreak="0">
     <w:nsid w:val="6ACA174D"/>
     <w:multiLevelType w:val="multilevel"/>
     <w:tmpl w:val="49B869D4"/>
@@ -17272,7 +17914,7 @@
       </w:rPr>
     </w:lvl>
   </w:abstractNum>
-  <w:abstractNum w:abstractNumId="10" w15:restartNumberingAfterBreak="0">
+  <w:abstractNum w:abstractNumId="11" w15:restartNumberingAfterBreak="0">
     <w:nsid w:val="6C9A26E8"/>
     <w:multiLevelType w:val="hybridMultilevel"/>
     <w:tmpl w:val="87BA9472"/>
@@ -17385,7 +18027,7 @@
       </w:rPr>
     </w:lvl>
   </w:abstractNum>
-  <w:abstractNum w:abstractNumId="11" w15:restartNumberingAfterBreak="0">
+  <w:abstractNum w:abstractNumId="12" w15:restartNumberingAfterBreak="0">
     <w:nsid w:val="733C1702"/>
     <w:multiLevelType w:val="hybridMultilevel"/>
     <w:tmpl w:val="DB8AB832"/>
@@ -17471,7 +18113,7 @@
       </w:pPr>
     </w:lvl>
   </w:abstractNum>
-  <w:abstractNum w:abstractNumId="12" w15:restartNumberingAfterBreak="0">
+  <w:abstractNum w:abstractNumId="13" w15:restartNumberingAfterBreak="0">
     <w:nsid w:val="73776DC2"/>
     <w:multiLevelType w:val="hybridMultilevel"/>
     <w:tmpl w:val="E018A2FE"/>
@@ -17585,43 +18227,46 @@
     </w:lvl>
   </w:abstractNum>
   <w:num w:numId="1" w16cid:durableId="1017195603">
+    <w:abstractNumId w:val="6"/>
+  </w:num>
+  <w:num w:numId="2" w16cid:durableId="2015305648">
+    <w:abstractNumId w:val="4"/>
+  </w:num>
+  <w:num w:numId="3" w16cid:durableId="155387266">
+    <w:abstractNumId w:val="11"/>
+  </w:num>
+  <w:num w:numId="4" w16cid:durableId="899709632">
+    <w:abstractNumId w:val="13"/>
+  </w:num>
+  <w:num w:numId="5" w16cid:durableId="708459630">
+    <w:abstractNumId w:val="1"/>
+  </w:num>
+  <w:num w:numId="6" w16cid:durableId="715008560">
+    <w:abstractNumId w:val="2"/>
+  </w:num>
+  <w:num w:numId="7" w16cid:durableId="1548642568">
+    <w:abstractNumId w:val="3"/>
+  </w:num>
+  <w:num w:numId="8" w16cid:durableId="735129710">
+    <w:abstractNumId w:val="7"/>
+  </w:num>
+  <w:num w:numId="9" w16cid:durableId="982275468">
+    <w:abstractNumId w:val="8"/>
+  </w:num>
+  <w:num w:numId="10" w16cid:durableId="1518885861">
     <w:abstractNumId w:val="5"/>
   </w:num>
-  <w:num w:numId="2" w16cid:durableId="2015305648">
-    <w:abstractNumId w:val="3"/>
+  <w:num w:numId="11" w16cid:durableId="1438520060">
+    <w:abstractNumId w:val="12"/>
   </w:num>
-  <w:num w:numId="3" w16cid:durableId="155387266">
+  <w:num w:numId="12" w16cid:durableId="398091206">
     <w:abstractNumId w:val="10"/>
   </w:num>
-  <w:num w:numId="4" w16cid:durableId="899709632">
-    <w:abstractNumId w:val="12"/>
-  </w:num>
-  <w:num w:numId="5" w16cid:durableId="708459630">
-    <w:abstractNumId w:val="0"/>
-  </w:num>
-  <w:num w:numId="6" w16cid:durableId="715008560">
-    <w:abstractNumId w:val="1"/>
-  </w:num>
-  <w:num w:numId="7" w16cid:durableId="1548642568">
-    <w:abstractNumId w:val="2"/>
-  </w:num>
-  <w:num w:numId="8" w16cid:durableId="735129710">
-    <w:abstractNumId w:val="6"/>
-  </w:num>
-  <w:num w:numId="9" w16cid:durableId="982275468">
-    <w:abstractNumId w:val="7"/>
-  </w:num>
-  <w:num w:numId="10" w16cid:durableId="1518885861">
-    <w:abstractNumId w:val="4"/>
-  </w:num>
-  <w:num w:numId="11" w16cid:durableId="1438520060">
-    <w:abstractNumId w:val="11"/>
-  </w:num>
-  <w:num w:numId="12" w16cid:durableId="398091206">
+  <w:num w:numId="13" w16cid:durableId="1500538690">
     <w:abstractNumId w:val="9"/>
   </w:num>
-  <w:num w:numId="13" w16cid:durableId="1500538690">
-    <w:abstractNumId w:val="8"/>
+  <w:num w:numId="14" w16cid:durableId="97679661">
+    <w:abstractNumId w:val="0"/>
   </w:num>
 </w:numbering>
 </file>
@@ -18078,7 +18723,6 @@
   <w:style w:type="character" w:default="1" w:styleId="DefaultParagraphFont">
     <w:name w:val="Default Paragraph Font"/>
     <w:uiPriority w:val="1"/>
-    <w:semiHidden/>
     <w:unhideWhenUsed/>
   </w:style>
   <w:style w:type="table" w:default="1" w:styleId="TableNormal">
@@ -19013,16 +19657,22 @@
 </file>
 
 <file path=customXml/item1.xml><?xml version="1.0" encoding="utf-8"?>
-<?mso-contentType ?>
-<FormTemplates xmlns="http://schemas.microsoft.com/sharepoint/v3/contenttype/forms">
-  <Display>DocumentLibraryForm</Display>
-  <Edit>DocumentLibraryForm</Edit>
-  <New>DocumentLibraryForm</New>
-</FormTemplates>
+<b:Sources xmlns:b="http://schemas.openxmlformats.org/officeDocument/2006/bibliography" xmlns="http://schemas.openxmlformats.org/officeDocument/2006/bibliography" SelectedStyle="/APA.XSL" StyleName="APA"/>
 </file>
 
 <file path=customXml/item2.xml><?xml version="1.0" encoding="utf-8"?>
-<b:Sources xmlns:b="http://schemas.openxmlformats.org/officeDocument/2006/bibliography" xmlns="http://schemas.openxmlformats.org/officeDocument/2006/bibliography" SelectedStyle="/APA.XSL" StyleName="APA"/>
+<p:properties xmlns:p="http://schemas.microsoft.com/office/2006/metadata/properties" xmlns:xsi="http://www.w3.org/2001/XMLSchema-instance" xmlns:pc="http://schemas.microsoft.com/office/infopath/2007/PartnerControls">
+  <documentManagement>
+    <lcf76f155ced4ddcb4097134ff3c332f xmlns="3ca5950f-9dc6-4fa2-8e6b-e8b0d1a55fc5">
+      <Terms xmlns="http://schemas.microsoft.com/office/infopath/2007/PartnerControls"/>
+    </lcf76f155ced4ddcb4097134ff3c332f>
+    <link xmlns="3ca5950f-9dc6-4fa2-8e6b-e8b0d1a55fc5">
+      <Url xsi:nil="true"/>
+      <Description xsi:nil="true"/>
+    </link>
+    <TaxCatchAll xmlns="da5699a2-2791-44c0-bb0a-d0c081c141e6" xsi:nil="true"/>
+  </documentManagement>
+</p:properties>
 </file>
 
 <file path=customXml/item3.xml><?xml version="1.0" encoding="utf-8"?>
@@ -19282,32 +19932,29 @@
 </file>
 
 <file path=customXml/item4.xml><?xml version="1.0" encoding="utf-8"?>
-<p:properties xmlns:p="http://schemas.microsoft.com/office/2006/metadata/properties" xmlns:xsi="http://www.w3.org/2001/XMLSchema-instance" xmlns:pc="http://schemas.microsoft.com/office/infopath/2007/PartnerControls">
-  <documentManagement>
-    <lcf76f155ced4ddcb4097134ff3c332f xmlns="3ca5950f-9dc6-4fa2-8e6b-e8b0d1a55fc5">
-      <Terms xmlns="http://schemas.microsoft.com/office/infopath/2007/PartnerControls"/>
-    </lcf76f155ced4ddcb4097134ff3c332f>
-    <link xmlns="3ca5950f-9dc6-4fa2-8e6b-e8b0d1a55fc5">
-      <Url xsi:nil="true"/>
-      <Description xsi:nil="true"/>
-    </link>
-    <TaxCatchAll xmlns="da5699a2-2791-44c0-bb0a-d0c081c141e6" xsi:nil="true"/>
-  </documentManagement>
-</p:properties>
+<?mso-contentType ?>
+<FormTemplates xmlns="http://schemas.microsoft.com/sharepoint/v3/contenttype/forms">
+  <Display>DocumentLibraryForm</Display>
+  <Edit>DocumentLibraryForm</Edit>
+  <New>DocumentLibraryForm</New>
+</FormTemplates>
 </file>
 
 <file path=customXml/itemProps1.xml><?xml version="1.0" encoding="utf-8"?>
-<ds:datastoreItem xmlns:ds="http://schemas.openxmlformats.org/officeDocument/2006/customXml" ds:itemID="{CE597715-63E8-4A9F-B3CC-57F27D3DCBFB}">
+<ds:datastoreItem xmlns:ds="http://schemas.openxmlformats.org/officeDocument/2006/customXml" ds:itemID="{191EA17E-4FF3-6543-9328-B87A43C2CF01}">
   <ds:schemaRefs>
-    <ds:schemaRef ds:uri="http://schemas.microsoft.com/sharepoint/v3/contenttype/forms"/>
+    <ds:schemaRef ds:uri="http://schemas.openxmlformats.org/officeDocument/2006/bibliography"/>
   </ds:schemaRefs>
 </ds:datastoreItem>
 </file>
 
 <file path=customXml/itemProps2.xml><?xml version="1.0" encoding="utf-8"?>
-<ds:datastoreItem xmlns:ds="http://schemas.openxmlformats.org/officeDocument/2006/customXml" ds:itemID="{191EA17E-4FF3-6543-9328-B87A43C2CF01}">
+<ds:datastoreItem xmlns:ds="http://schemas.openxmlformats.org/officeDocument/2006/customXml" ds:itemID="{37169F2F-1A49-4A9E-A13A-BBD6F4DE6A1B}">
   <ds:schemaRefs>
-    <ds:schemaRef ds:uri="http://schemas.openxmlformats.org/officeDocument/2006/bibliography"/>
+    <ds:schemaRef ds:uri="http://schemas.microsoft.com/office/2006/metadata/properties"/>
+    <ds:schemaRef ds:uri="http://schemas.microsoft.com/office/infopath/2007/PartnerControls"/>
+    <ds:schemaRef ds:uri="3ca5950f-9dc6-4fa2-8e6b-e8b0d1a55fc5"/>
+    <ds:schemaRef ds:uri="da5699a2-2791-44c0-bb0a-d0c081c141e6"/>
   </ds:schemaRefs>
 </ds:datastoreItem>
 </file>
@@ -19332,12 +19979,9 @@
 </file>
 
 <file path=customXml/itemProps4.xml><?xml version="1.0" encoding="utf-8"?>
-<ds:datastoreItem xmlns:ds="http://schemas.openxmlformats.org/officeDocument/2006/customXml" ds:itemID="{37169F2F-1A49-4A9E-A13A-BBD6F4DE6A1B}">
+<ds:datastoreItem xmlns:ds="http://schemas.openxmlformats.org/officeDocument/2006/customXml" ds:itemID="{CE597715-63E8-4A9F-B3CC-57F27D3DCBFB}">
   <ds:schemaRefs>
-    <ds:schemaRef ds:uri="http://schemas.microsoft.com/office/2006/metadata/properties"/>
-    <ds:schemaRef ds:uri="http://schemas.microsoft.com/office/infopath/2007/PartnerControls"/>
-    <ds:schemaRef ds:uri="3ca5950f-9dc6-4fa2-8e6b-e8b0d1a55fc5"/>
-    <ds:schemaRef ds:uri="da5699a2-2791-44c0-bb0a-d0c081c141e6"/>
+    <ds:schemaRef ds:uri="http://schemas.microsoft.com/sharepoint/v3/contenttype/forms"/>
   </ds:schemaRefs>
 </ds:datastoreItem>
 </file>
--- a/Dis Report.docx
+++ b/Dis Report.docx
@@ -184,7 +184,7 @@
         <mc:AlternateContent>
           <mc:Choice Requires="wps">
             <w:drawing>
-              <wp:anchor distT="0" distB="0" distL="114300" distR="114300" simplePos="0" relativeHeight="251660288" behindDoc="0" locked="0" layoutInCell="1" allowOverlap="1" wp14:anchorId="5AEED28A" wp14:editId="7FFE63E0">
+              <wp:anchor distT="0" distB="0" distL="114300" distR="114300" simplePos="0" relativeHeight="251660288" behindDoc="0" locked="0" layoutInCell="1" allowOverlap="1" wp14:anchorId="5AEED28A" wp14:editId="6C5FFB2A">
                 <wp:simplePos x="0" y="0"/>
                 <wp:positionH relativeFrom="column">
                   <wp:posOffset>-63500</wp:posOffset>
@@ -218,7 +218,7 @@
                         <a:effectLst/>
                         <a:extLst>
                           <a:ext uri="{C572A759-6A51-4108-AA02-DFA0A04FC94B}">
-                            <ma14:wrappingTextBoxFlag xmlns:ma14="http://schemas.microsoft.com/office/mac/drawingml/2011/main" xmlns:w="http://schemas.openxmlformats.org/wordprocessingml/2006/main" xmlns:w10="urn:schemas-microsoft-com:office:word" xmlns:v="urn:schemas-microsoft-com:vml" xmlns:o="urn:schemas-microsoft-com:office:office" xmlns:mv="urn:schemas-microsoft-com:mac:vml" xmlns:mo="http://schemas.microsoft.com/office/mac/office/2008/main" xmlns=""/>
+                            <ma14:wrappingTextBoxFlag xmlns="" xmlns:mo="http://schemas.microsoft.com/office/mac/office/2008/main" xmlns:mv="urn:schemas-microsoft-com:mac:vml" xmlns:o="urn:schemas-microsoft-com:office:office" xmlns:v="urn:schemas-microsoft-com:vml" xmlns:w10="urn:schemas-microsoft-com:office:word" xmlns:w="http://schemas.openxmlformats.org/wordprocessingml/2006/main" xmlns:ma14="http://schemas.microsoft.com/office/mac/drawingml/2011/main"/>
                           </a:ext>
                         </a:extLst>
                       </wps:spPr>
@@ -247,16 +247,67 @@
                                 <w:szCs w:val="20"/>
                               </w:rPr>
                             </w:pPr>
-                          </w:p>
-                          <w:p>
                             <w:r>
                               <w:rPr>
                                 <w:noProof/>
                               </w:rPr>
                               <w:drawing>
-                                <wp:inline distT="0" distB="0" distL="0" distR="0" wp14:anchorId="5B404D9B" wp14:editId="6FADD405">
-                                  <wp:extent cx="2694305" cy="3393440"/>
+                                <wp:inline distT="0" distB="0" distL="0" distR="0" wp14:anchorId="522CC883" wp14:editId="3CC2A95B">
+                                  <wp:extent cx="2190750" cy="2961888"/>
                                   <wp:effectExtent l="0" t="0" r="0" b="0"/>
+                                  <wp:docPr id="871977749" name="Picture 9" descr="A screen shot of a game&#10;&#10;AI-generated content may be incorrect."/>
+                                  <wp:cNvGraphicFramePr>
+                                    <a:graphicFrameLocks xmlns:a="http://schemas.openxmlformats.org/drawingml/2006/main" noChangeAspect="1"/>
+                                  </wp:cNvGraphicFramePr>
+                                  <a:graphic xmlns:a="http://schemas.openxmlformats.org/drawingml/2006/main">
+                                    <a:graphicData uri="http://schemas.openxmlformats.org/drawingml/2006/picture">
+                                      <pic:pic xmlns:pic="http://schemas.openxmlformats.org/drawingml/2006/picture">
+                                        <pic:nvPicPr>
+                                          <pic:cNvPr id="871977749" name="Picture 9" descr="A screen shot of a game&#10;&#10;AI-generated content may be incorrect."/>
+                                          <pic:cNvPicPr>
+                                            <a:picLocks noChangeAspect="1" noChangeArrowheads="1"/>
+                                          </pic:cNvPicPr>
+                                        </pic:nvPicPr>
+                                        <pic:blipFill>
+                                          <a:blip r:embed="rId12">
+                                            <a:extLst>
+                                              <a:ext uri="{28A0092B-C50C-407E-A947-70E740481C1C}">
+                                                <a14:useLocalDpi xmlns:a14="http://schemas.microsoft.com/office/drawing/2010/main" val="0"/>
+                                              </a:ext>
+                                            </a:extLst>
+                                          </a:blip>
+                                          <a:srcRect/>
+                                          <a:stretch>
+                                            <a:fillRect/>
+                                          </a:stretch>
+                                        </pic:blipFill>
+                                        <pic:spPr bwMode="auto">
+                                          <a:xfrm>
+                                            <a:off x="0" y="0"/>
+                                            <a:ext cx="2214836" cy="2994452"/>
+                                          </a:xfrm>
+                                          <a:prstGeom prst="rect">
+                                            <a:avLst/>
+                                          </a:prstGeom>
+                                          <a:noFill/>
+                                          <a:ln>
+                                            <a:noFill/>
+                                          </a:ln>
+                                        </pic:spPr>
+                                      </pic:pic>
+                                    </a:graphicData>
+                                  </a:graphic>
+                                </wp:inline>
+                              </w:drawing>
+                            </w:r>
+                            <w:r>
+                              <w:rPr>
+                                <w:noProof/>
+                              </w:rPr>
+                              <w:drawing>
+                                <wp:inline distT="0" distB="0" distL="0" distR="0" wp14:anchorId="2BBE195B" wp14:editId="02D2816F">
+                                  <wp:extent cx="2031958" cy="3028950"/>
+                                  <wp:effectExtent l="0" t="0" r="6985" b="0"/>
                                   <wp:docPr id="667483272" name="Picture 1" descr="A screenshot of a video game&#10;&#10;AI-generated content may be incorrect."/>
                                   <wp:cNvGraphicFramePr>
                                     <a:graphicFrameLocks xmlns:a="http://schemas.openxmlformats.org/drawingml/2006/main" noChangeAspect="1"/>
@@ -271,7 +322,7 @@
                                           </pic:cNvPicPr>
                                         </pic:nvPicPr>
                                         <pic:blipFill>
-                                          <a:blip r:embed="rId12"/>
+                                          <a:blip r:embed="rId13"/>
                                           <a:stretch>
                                             <a:fillRect/>
                                           </a:stretch>
@@ -279,7 +330,47 @@
                                         <pic:spPr>
                                           <a:xfrm>
                                             <a:off x="0" y="0"/>
-                                            <a:ext cx="2694305" cy="3393440"/>
+                                            <a:ext cx="2034702" cy="3033040"/>
+                                          </a:xfrm>
+                                          <a:prstGeom prst="rect">
+                                            <a:avLst/>
+                                          </a:prstGeom>
+                                        </pic:spPr>
+                                      </pic:pic>
+                                    </a:graphicData>
+                                  </a:graphic>
+                                </wp:inline>
+                              </w:drawing>
+                            </w:r>
+                            <w:r>
+                              <w:rPr>
+                                <w:noProof/>
+                              </w:rPr>
+                              <w:drawing>
+                                <wp:inline distT="0" distB="0" distL="0" distR="0" wp14:anchorId="6705CE5D" wp14:editId="35DB1B70">
+                                  <wp:extent cx="2055650" cy="2993390"/>
+                                  <wp:effectExtent l="0" t="0" r="1905" b="0"/>
+                                  <wp:docPr id="1396108650" name="Picture 1" descr="A video game screen with a rectangular object&#10;&#10;AI-generated content may be incorrect."/>
+                                  <wp:cNvGraphicFramePr>
+                                    <a:graphicFrameLocks xmlns:a="http://schemas.openxmlformats.org/drawingml/2006/main" noChangeAspect="1"/>
+                                  </wp:cNvGraphicFramePr>
+                                  <a:graphic xmlns:a="http://schemas.openxmlformats.org/drawingml/2006/main">
+                                    <a:graphicData uri="http://schemas.openxmlformats.org/drawingml/2006/picture">
+                                      <pic:pic xmlns:pic="http://schemas.openxmlformats.org/drawingml/2006/picture">
+                                        <pic:nvPicPr>
+                                          <pic:cNvPr id="1396108650" name="Picture 1" descr="A video game screen with a rectangular object&#10;&#10;AI-generated content may be incorrect."/>
+                                          <pic:cNvPicPr/>
+                                        </pic:nvPicPr>
+                                        <pic:blipFill>
+                                          <a:blip r:embed="rId14"/>
+                                          <a:stretch>
+                                            <a:fillRect/>
+                                          </a:stretch>
+                                        </pic:blipFill>
+                                        <pic:spPr>
+                                          <a:xfrm>
+                                            <a:off x="0" y="0"/>
+                                            <a:ext cx="2063612" cy="3004983"/>
                                           </a:xfrm>
                                           <a:prstGeom prst="rect">
                                             <a:avLst/>
@@ -292,6 +383,7 @@
                               </w:drawing>
                             </w:r>
                           </w:p>
+                          <w:p/>
                         </w:txbxContent>
                       </wps:txbx>
                       <wps:bodyPr rot="0" spcFirstLastPara="0" vertOverflow="overflow" horzOverflow="overflow" vert="horz" wrap="square" lIns="91440" tIns="45720" rIns="91440" bIns="45720" numCol="1" spcCol="0" rtlCol="0" fromWordArt="0" anchor="t" anchorCtr="0" forceAA="0" compatLnSpc="1">
@@ -327,16 +419,67 @@
                           <w:szCs w:val="20"/>
                         </w:rPr>
                       </w:pPr>
-                    </w:p>
-                    <w:p>
                       <w:r>
                         <w:rPr>
                           <w:noProof/>
                         </w:rPr>
                         <w:drawing>
-                          <wp:inline distT="0" distB="0" distL="0" distR="0" wp14:anchorId="5B404D9B" wp14:editId="6FADD405">
-                            <wp:extent cx="2694305" cy="3393440"/>
+                          <wp:inline distT="0" distB="0" distL="0" distR="0" wp14:anchorId="522CC883" wp14:editId="3CC2A95B">
+                            <wp:extent cx="2190750" cy="2961888"/>
                             <wp:effectExtent l="0" t="0" r="0" b="0"/>
+                            <wp:docPr id="871977749" name="Picture 9" descr="A screen shot of a game&#10;&#10;AI-generated content may be incorrect."/>
+                            <wp:cNvGraphicFramePr>
+                              <a:graphicFrameLocks xmlns:a="http://schemas.openxmlformats.org/drawingml/2006/main" noChangeAspect="1"/>
+                            </wp:cNvGraphicFramePr>
+                            <a:graphic xmlns:a="http://schemas.openxmlformats.org/drawingml/2006/main">
+                              <a:graphicData uri="http://schemas.openxmlformats.org/drawingml/2006/picture">
+                                <pic:pic xmlns:pic="http://schemas.openxmlformats.org/drawingml/2006/picture">
+                                  <pic:nvPicPr>
+                                    <pic:cNvPr id="871977749" name="Picture 9" descr="A screen shot of a game&#10;&#10;AI-generated content may be incorrect."/>
+                                    <pic:cNvPicPr>
+                                      <a:picLocks noChangeAspect="1" noChangeArrowheads="1"/>
+                                    </pic:cNvPicPr>
+                                  </pic:nvPicPr>
+                                  <pic:blipFill>
+                                    <a:blip r:embed="rId12">
+                                      <a:extLst>
+                                        <a:ext uri="{28A0092B-C50C-407E-A947-70E740481C1C}">
+                                          <a14:useLocalDpi xmlns:a14="http://schemas.microsoft.com/office/drawing/2010/main" val="0"/>
+                                        </a:ext>
+                                      </a:extLst>
+                                    </a:blip>
+                                    <a:srcRect/>
+                                    <a:stretch>
+                                      <a:fillRect/>
+                                    </a:stretch>
+                                  </pic:blipFill>
+                                  <pic:spPr bwMode="auto">
+                                    <a:xfrm>
+                                      <a:off x="0" y="0"/>
+                                      <a:ext cx="2214836" cy="2994452"/>
+                                    </a:xfrm>
+                                    <a:prstGeom prst="rect">
+                                      <a:avLst/>
+                                    </a:prstGeom>
+                                    <a:noFill/>
+                                    <a:ln>
+                                      <a:noFill/>
+                                    </a:ln>
+                                  </pic:spPr>
+                                </pic:pic>
+                              </a:graphicData>
+                            </a:graphic>
+                          </wp:inline>
+                        </w:drawing>
+                      </w:r>
+                      <w:r>
+                        <w:rPr>
+                          <w:noProof/>
+                        </w:rPr>
+                        <w:drawing>
+                          <wp:inline distT="0" distB="0" distL="0" distR="0" wp14:anchorId="2BBE195B" wp14:editId="02D2816F">
+                            <wp:extent cx="2031958" cy="3028950"/>
+                            <wp:effectExtent l="0" t="0" r="6985" b="0"/>
                             <wp:docPr id="667483272" name="Picture 1" descr="A screenshot of a video game&#10;&#10;AI-generated content may be incorrect."/>
                             <wp:cNvGraphicFramePr>
                               <a:graphicFrameLocks xmlns:a="http://schemas.openxmlformats.org/drawingml/2006/main" noChangeAspect="1"/>
@@ -351,7 +494,7 @@
                                     </pic:cNvPicPr>
                                   </pic:nvPicPr>
                                   <pic:blipFill>
-                                    <a:blip r:embed="rId12"/>
+                                    <a:blip r:embed="rId13"/>
                                     <a:stretch>
                                       <a:fillRect/>
                                     </a:stretch>
@@ -359,7 +502,47 @@
                                   <pic:spPr>
                                     <a:xfrm>
                                       <a:off x="0" y="0"/>
-                                      <a:ext cx="2694305" cy="3393440"/>
+                                      <a:ext cx="2034702" cy="3033040"/>
+                                    </a:xfrm>
+                                    <a:prstGeom prst="rect">
+                                      <a:avLst/>
+                                    </a:prstGeom>
+                                  </pic:spPr>
+                                </pic:pic>
+                              </a:graphicData>
+                            </a:graphic>
+                          </wp:inline>
+                        </w:drawing>
+                      </w:r>
+                      <w:r>
+                        <w:rPr>
+                          <w:noProof/>
+                        </w:rPr>
+                        <w:drawing>
+                          <wp:inline distT="0" distB="0" distL="0" distR="0" wp14:anchorId="6705CE5D" wp14:editId="35DB1B70">
+                            <wp:extent cx="2055650" cy="2993390"/>
+                            <wp:effectExtent l="0" t="0" r="1905" b="0"/>
+                            <wp:docPr id="1396108650" name="Picture 1" descr="A video game screen with a rectangular object&#10;&#10;AI-generated content may be incorrect."/>
+                            <wp:cNvGraphicFramePr>
+                              <a:graphicFrameLocks xmlns:a="http://schemas.openxmlformats.org/drawingml/2006/main" noChangeAspect="1"/>
+                            </wp:cNvGraphicFramePr>
+                            <a:graphic xmlns:a="http://schemas.openxmlformats.org/drawingml/2006/main">
+                              <a:graphicData uri="http://schemas.openxmlformats.org/drawingml/2006/picture">
+                                <pic:pic xmlns:pic="http://schemas.openxmlformats.org/drawingml/2006/picture">
+                                  <pic:nvPicPr>
+                                    <pic:cNvPr id="1396108650" name="Picture 1" descr="A video game screen with a rectangular object&#10;&#10;AI-generated content may be incorrect."/>
+                                    <pic:cNvPicPr/>
+                                  </pic:nvPicPr>
+                                  <pic:blipFill>
+                                    <a:blip r:embed="rId14"/>
+                                    <a:stretch>
+                                      <a:fillRect/>
+                                    </a:stretch>
+                                  </pic:blipFill>
+                                  <pic:spPr>
+                                    <a:xfrm>
+                                      <a:off x="0" y="0"/>
+                                      <a:ext cx="2063612" cy="3004983"/>
                                     </a:xfrm>
                                     <a:prstGeom prst="rect">
                                       <a:avLst/>
@@ -372,6 +555,7 @@
                         </w:drawing>
                       </w:r>
                     </w:p>
+                    <w:p/>
                   </w:txbxContent>
                 </v:textbox>
                 <w10:wrap type="square"/>
@@ -1429,10 +1613,10 @@
           <w:szCs w:val="20"/>
         </w:rPr>
         <w:sectPr>
-          <w:headerReference w:type="even" r:id="rId13"/>
-          <w:headerReference w:type="default" r:id="rId14"/>
-          <w:footerReference w:type="default" r:id="rId15"/>
-          <w:headerReference w:type="first" r:id="rId16"/>
+          <w:headerReference w:type="even" r:id="rId15"/>
+          <w:headerReference w:type="default" r:id="rId16"/>
+          <w:footerReference w:type="default" r:id="rId17"/>
+          <w:headerReference w:type="first" r:id="rId18"/>
           <w:pgSz w:w="11900" w:h="16840"/>
           <w:pgMar w:top="1440" w:right="1080" w:bottom="1440" w:left="1080" w:header="708" w:footer="708" w:gutter="0"/>
           <w:cols w:space="708"/>
@@ -1714,7 +1898,7 @@
           <w:sz w:val="18"/>
           <w:szCs w:val="18"/>
         </w:rPr>
-        <w:t xml:space="preserve">. Each game uses different meathod of tutorialisation whether its purely text based or using images and videos. </w:t>
+        <w:t xml:space="preserve">. Each game uses different method of tutorialisation whether its purely text based or using images and videos. </w:t>
       </w:r>
       <w:r>
         <w:rPr>
@@ -2781,31 +2965,6 @@
     </w:p>
     <w:p>
       <w:pPr>
-        <w:pStyle w:val="ListParagraph"/>
-        <w:numPr>
-          <w:ilvl w:val="0"/>
-          <w:numId w:val="8"/>
-        </w:numPr>
-        <w:jc w:val="both"/>
-        <w:rPr>
-          <w:rFonts w:ascii="Verdana" w:hAnsi="Verdana"/>
-          <w:bCs/>
-          <w:sz w:val="18"/>
-          <w:szCs w:val="18"/>
-        </w:rPr>
-      </w:pPr>
-      <w:r>
-        <w:rPr>
-          <w:rFonts w:ascii="Verdana" w:hAnsi="Verdana"/>
-          <w:bCs/>
-          <w:sz w:val="18"/>
-          <w:szCs w:val="18"/>
-        </w:rPr>
-        <w:t>Does having visual flair improve the learning experience/attention span?</w:t>
-      </w:r>
-    </w:p>
-    <w:p>
-      <w:pPr>
         <w:jc w:val="both"/>
         <w:rPr>
           <w:rFonts w:ascii="Verdana" w:hAnsi="Verdana"/>
@@ -4766,7 +4925,7 @@
         </w:rPr>
         <w:t xml:space="preserve">If you are new to UWE Bristol Harvard referencing please read the </w:t>
       </w:r>
-      <w:hyperlink r:id="rId17" w:history="1">
+      <w:hyperlink r:id="rId19" w:history="1">
         <w:r>
           <w:rPr>
             <w:rStyle w:val="Hyperlink"/>
@@ -4787,7 +4946,7 @@
         </w:rPr>
         <w:t xml:space="preserve">. Click here for </w:t>
       </w:r>
-      <w:hyperlink r:id="rId18" w:history="1">
+      <w:hyperlink r:id="rId20" w:history="1">
         <w:r>
           <w:rPr>
             <w:rStyle w:val="Hyperlink"/>
@@ -4808,7 +4967,7 @@
         </w:rPr>
         <w:t xml:space="preserve">. Also here for </w:t>
       </w:r>
-      <w:hyperlink r:id="rId19" w:history="1">
+      <w:hyperlink r:id="rId21" w:history="1">
         <w:r>
           <w:rPr>
             <w:rStyle w:val="Hyperlink"/>
@@ -4829,7 +4988,7 @@
         </w:rPr>
         <w:t xml:space="preserve"> (includes when to use quotation marks). Follow guidance here on how to reference the following: </w:t>
       </w:r>
-      <w:hyperlink r:id="rId20" w:anchor="books" w:history="1">
+      <w:hyperlink r:id="rId22" w:anchor="books" w:history="1">
         <w:r>
           <w:rPr>
             <w:rStyle w:val="Hyperlink"/>
@@ -4850,7 +5009,7 @@
         </w:rPr>
         <w:t>, </w:t>
       </w:r>
-      <w:hyperlink r:id="rId21" w:anchor="journalarticles" w:history="1">
+      <w:hyperlink r:id="rId23" w:anchor="journalarticles" w:history="1">
         <w:r>
           <w:rPr>
             <w:rStyle w:val="Hyperlink"/>
@@ -4890,7 +5049,7 @@
         </w:rPr>
         <w:t>, </w:t>
       </w:r>
-      <w:hyperlink r:id="rId22" w:anchor="films" w:history="1">
+      <w:hyperlink r:id="rId24" w:anchor="films" w:history="1">
         <w:r>
           <w:rPr>
             <w:rStyle w:val="Hyperlink"/>
@@ -4920,7 +5079,7 @@
         </w:rPr>
         <w:t> </w:t>
       </w:r>
-      <w:hyperlink r:id="rId23" w:anchor="television" w:history="1">
+      <w:hyperlink r:id="rId25" w:anchor="television" w:history="1">
         <w:r>
           <w:rPr>
             <w:rStyle w:val="Hyperlink"/>
@@ -4941,7 +5100,7 @@
         </w:rPr>
         <w:t xml:space="preserve">, </w:t>
       </w:r>
-      <w:hyperlink r:id="rId24" w:anchor="imagesandillustrations" w:history="1">
+      <w:hyperlink r:id="rId26" w:anchor="imagesandillustrations" w:history="1">
         <w:r>
           <w:rPr>
             <w:rStyle w:val="Hyperlink"/>
@@ -4962,7 +5121,7 @@
         </w:rPr>
         <w:t xml:space="preserve">, </w:t>
       </w:r>
-      <w:hyperlink r:id="rId25" w:anchor="officialpublications" w:history="1">
+      <w:hyperlink r:id="rId27" w:anchor="officialpublications" w:history="1">
         <w:r>
           <w:rPr>
             <w:rStyle w:val="Hyperlink"/>
@@ -4983,7 +5142,7 @@
         </w:rPr>
         <w:t xml:space="preserve">, </w:t>
       </w:r>
-      <w:hyperlink r:id="rId26" w:anchor="webpages" w:history="1">
+      <w:hyperlink r:id="rId28" w:anchor="webpages" w:history="1">
         <w:r>
           <w:rPr>
             <w:rStyle w:val="Hyperlink"/>
@@ -5616,7 +5775,7 @@
                         <a:effectLst/>
                         <a:extLst>
                           <a:ext uri="{C572A759-6A51-4108-AA02-DFA0A04FC94B}">
-                            <ma14:wrappingTextBoxFlag xmlns:ma14="http://schemas.microsoft.com/office/mac/drawingml/2011/main" xmlns:w="http://schemas.openxmlformats.org/wordprocessingml/2006/main" xmlns:w10="urn:schemas-microsoft-com:office:word" xmlns:v="urn:schemas-microsoft-com:vml" xmlns:o="urn:schemas-microsoft-com:office:office" xmlns:mv="urn:schemas-microsoft-com:mac:vml" xmlns:mo="http://schemas.microsoft.com/office/mac/office/2008/main" xmlns=""/>
+                            <ma14:wrappingTextBoxFlag xmlns="" xmlns:mo="http://schemas.microsoft.com/office/mac/office/2008/main" xmlns:mv="urn:schemas-microsoft-com:mac:vml" xmlns:o="urn:schemas-microsoft-com:office:office" xmlns:v="urn:schemas-microsoft-com:vml" xmlns:w10="urn:schemas-microsoft-com:office:word" xmlns:w="http://schemas.openxmlformats.org/wordprocessingml/2006/main" xmlns:ma14="http://schemas.microsoft.com/office/mac/drawingml/2011/main"/>
                           </a:ext>
                         </a:extLst>
                       </wps:spPr>
@@ -5660,7 +5819,7 @@
                                           <pic:cNvPicPr/>
                                         </pic:nvPicPr>
                                         <pic:blipFill>
-                                          <a:blip r:embed="rId27"/>
+                                          <a:blip r:embed="rId29"/>
                                           <a:stretch>
                                             <a:fillRect/>
                                           </a:stretch>
@@ -5727,7 +5886,7 @@
                                     <pic:cNvPicPr/>
                                   </pic:nvPicPr>
                                   <pic:blipFill>
-                                    <a:blip r:embed="rId27"/>
+                                    <a:blip r:embed="rId29"/>
                                     <a:stretch>
                                       <a:fillRect/>
                                     </a:stretch>
@@ -6465,7 +6624,7 @@
           <w:sz w:val="18"/>
           <w:szCs w:val="18"/>
         </w:rPr>
-        <w:t>. 2D side scrollers are often simple enough to learn by new players to not overwhelm them but can provide complex mechanics which require precise inputs and timings. This genre of games is also popular enough so many people will have at least heard of it due to its popularity. Nintendo (1889) states that New Super Mario Bros sold 30.8 million copies (Nintendo, n.d.)</w:t>
+        <w:t>. 2D side scrollers are often simple enough to learn by new players to not overwhelm them but can provide complex mechanics which require precise inputs and timings. This genre of games is also popular enough so many people will have at least heard of it due to its popularity. Nintendo states that New Super Mario Bros sold 30.8 million copies (Nintendo, n.d.)</w:t>
       </w:r>
       <w:r>
         <w:rPr>
@@ -6957,7 +7116,7 @@
         <mc:AlternateContent>
           <mc:Choice Requires="wps">
             <w:drawing>
-              <wp:anchor distT="0" distB="0" distL="114300" distR="114300" simplePos="0" relativeHeight="251669504" behindDoc="0" locked="0" layoutInCell="1" allowOverlap="1" wp14:anchorId="0FE95A0A" wp14:editId="73AB185B">
+              <wp:anchor distT="0" distB="0" distL="114300" distR="114300" simplePos="0" relativeHeight="251669504" behindDoc="0" locked="0" layoutInCell="1" allowOverlap="1" wp14:anchorId="0FE95A0A" wp14:editId="3E7783E9">
                 <wp:simplePos x="0" y="0"/>
                 <wp:positionH relativeFrom="column">
                   <wp:posOffset>3317240</wp:posOffset>
@@ -6991,7 +7150,7 @@
                         <a:effectLst/>
                         <a:extLst>
                           <a:ext uri="{C572A759-6A51-4108-AA02-DFA0A04FC94B}">
-                            <ma14:wrappingTextBoxFlag xmlns:ma14="http://schemas.microsoft.com/office/mac/drawingml/2011/main" xmlns:w="http://schemas.openxmlformats.org/wordprocessingml/2006/main" xmlns:w10="urn:schemas-microsoft-com:office:word" xmlns:v="urn:schemas-microsoft-com:vml" xmlns:o="urn:schemas-microsoft-com:office:office" xmlns:mv="urn:schemas-microsoft-com:mac:vml" xmlns:mo="http://schemas.microsoft.com/office/mac/office/2008/main" xmlns=""/>
+                            <ma14:wrappingTextBoxFlag xmlns="" xmlns:mo="http://schemas.microsoft.com/office/mac/office/2008/main" xmlns:mv="urn:schemas-microsoft-com:mac:vml" xmlns:o="urn:schemas-microsoft-com:office:office" xmlns:v="urn:schemas-microsoft-com:vml" xmlns:w10="urn:schemas-microsoft-com:office:word" xmlns:w="http://schemas.openxmlformats.org/wordprocessingml/2006/main" xmlns:ma14="http://schemas.microsoft.com/office/mac/drawingml/2011/main"/>
                           </a:ext>
                         </a:extLst>
                       </wps:spPr>
@@ -7023,7 +7182,7 @@
                                 <wp:inline distT="0" distB="0" distL="0" distR="0" wp14:anchorId="4BEDD2CC" wp14:editId="0FAADAB3">
                                   <wp:extent cx="2731770" cy="4259580"/>
                                   <wp:effectExtent l="0" t="0" r="0" b="7620"/>
-                                  <wp:docPr id="629453258" name="Picture 1" descr="A screenshot of a computer&#10;&#10;AI-generated content may be incorrect."/>
+                                  <wp:docPr id="987290600" name="Picture 1" descr="A screenshot of a computer&#10;&#10;AI-generated content may be incorrect."/>
                                   <wp:cNvGraphicFramePr>
                                     <a:graphicFrameLocks xmlns:a="http://schemas.openxmlformats.org/drawingml/2006/main" noChangeAspect="1"/>
                                   </wp:cNvGraphicFramePr>
@@ -7035,7 +7194,7 @@
                                           <pic:cNvPicPr/>
                                         </pic:nvPicPr>
                                         <pic:blipFill>
-                                          <a:blip r:embed="rId28"/>
+                                          <a:blip r:embed="rId30"/>
                                           <a:stretch>
                                             <a:fillRect/>
                                           </a:stretch>
@@ -7090,7 +7249,7 @@
                           <wp:inline distT="0" distB="0" distL="0" distR="0" wp14:anchorId="4BEDD2CC" wp14:editId="0FAADAB3">
                             <wp:extent cx="2731770" cy="4259580"/>
                             <wp:effectExtent l="0" t="0" r="0" b="7620"/>
-                            <wp:docPr id="629453258" name="Picture 1" descr="A screenshot of a computer&#10;&#10;AI-generated content may be incorrect."/>
+                            <wp:docPr id="987290600" name="Picture 1" descr="A screenshot of a computer&#10;&#10;AI-generated content may be incorrect."/>
                             <wp:cNvGraphicFramePr>
                               <a:graphicFrameLocks xmlns:a="http://schemas.openxmlformats.org/drawingml/2006/main" noChangeAspect="1"/>
                             </wp:cNvGraphicFramePr>
@@ -7102,7 +7261,7 @@
                                     <pic:cNvPicPr/>
                                   </pic:nvPicPr>
                                   <pic:blipFill>
-                                    <a:blip r:embed="rId28"/>
+                                    <a:blip r:embed="rId30"/>
                                     <a:stretch>
                                       <a:fillRect/>
                                     </a:stretch>
@@ -7178,7 +7337,7 @@
                         <a:effectLst/>
                         <a:extLst>
                           <a:ext uri="{C572A759-6A51-4108-AA02-DFA0A04FC94B}">
-                            <ma14:wrappingTextBoxFlag xmlns:ma14="http://schemas.microsoft.com/office/mac/drawingml/2011/main" xmlns:w="http://schemas.openxmlformats.org/wordprocessingml/2006/main" xmlns:w10="urn:schemas-microsoft-com:office:word" xmlns:v="urn:schemas-microsoft-com:vml" xmlns:o="urn:schemas-microsoft-com:office:office" xmlns:mv="urn:schemas-microsoft-com:mac:vml" xmlns:mo="http://schemas.microsoft.com/office/mac/office/2008/main" xmlns=""/>
+                            <ma14:wrappingTextBoxFlag xmlns="" xmlns:mo="http://schemas.microsoft.com/office/mac/office/2008/main" xmlns:mv="urn:schemas-microsoft-com:mac:vml" xmlns:o="urn:schemas-microsoft-com:office:office" xmlns:v="urn:schemas-microsoft-com:vml" xmlns:w10="urn:schemas-microsoft-com:office:word" xmlns:w="http://schemas.openxmlformats.org/wordprocessingml/2006/main" xmlns:ma14="http://schemas.microsoft.com/office/mac/drawingml/2011/main"/>
                           </a:ext>
                         </a:extLst>
                       </wps:spPr>
@@ -7210,7 +7369,7 @@
                                 <wp:inline distT="0" distB="0" distL="0" distR="0" wp14:anchorId="5D28E762" wp14:editId="1891E178">
                                   <wp:extent cx="1511300" cy="1020128"/>
                                   <wp:effectExtent l="0" t="0" r="0" b="8890"/>
-                                  <wp:docPr id="690859101" name="Picture 5" descr="A cartoon characters in the air&#10;&#10;AI-generated content may be incorrect."/>
+                                  <wp:docPr id="896690809" name="Picture 5" descr="A cartoon characters in the air&#10;&#10;AI-generated content may be incorrect."/>
                                   <wp:cNvGraphicFramePr>
                                     <a:graphicFrameLocks xmlns:a="http://schemas.openxmlformats.org/drawingml/2006/main" noChangeAspect="1"/>
                                   </wp:cNvGraphicFramePr>
@@ -7222,7 +7381,7 @@
                                           <pic:cNvPicPr/>
                                         </pic:nvPicPr>
                                         <pic:blipFill>
-                                          <a:blip r:embed="rId29"/>
+                                          <a:blip r:embed="rId31"/>
                                           <a:stretch>
                                             <a:fillRect/>
                                           </a:stretch>
@@ -7277,7 +7436,7 @@
                           <wp:inline distT="0" distB="0" distL="0" distR="0" wp14:anchorId="5D28E762" wp14:editId="1891E178">
                             <wp:extent cx="1511300" cy="1020128"/>
                             <wp:effectExtent l="0" t="0" r="0" b="8890"/>
-                            <wp:docPr id="690859101" name="Picture 5" descr="A cartoon characters in the air&#10;&#10;AI-generated content may be incorrect."/>
+                            <wp:docPr id="896690809" name="Picture 5" descr="A cartoon characters in the air&#10;&#10;AI-generated content may be incorrect."/>
                             <wp:cNvGraphicFramePr>
                               <a:graphicFrameLocks xmlns:a="http://schemas.openxmlformats.org/drawingml/2006/main" noChangeAspect="1"/>
                             </wp:cNvGraphicFramePr>
@@ -7289,7 +7448,7 @@
                                     <pic:cNvPicPr/>
                                   </pic:nvPicPr>
                                   <pic:blipFill>
-                                    <a:blip r:embed="rId29"/>
+                                    <a:blip r:embed="rId31"/>
                                     <a:stretch>
                                       <a:fillRect/>
                                     </a:stretch>
@@ -7537,7 +7696,7 @@
                         <a:effectLst/>
                         <a:extLst>
                           <a:ext uri="{C572A759-6A51-4108-AA02-DFA0A04FC94B}">
-                            <ma14:wrappingTextBoxFlag xmlns:ma14="http://schemas.microsoft.com/office/mac/drawingml/2011/main" xmlns:w="http://schemas.openxmlformats.org/wordprocessingml/2006/main" xmlns:w10="urn:schemas-microsoft-com:office:word" xmlns:v="urn:schemas-microsoft-com:vml" xmlns:o="urn:schemas-microsoft-com:office:office" xmlns:mv="urn:schemas-microsoft-com:mac:vml" xmlns:mo="http://schemas.microsoft.com/office/mac/office/2008/main" xmlns=""/>
+                            <ma14:wrappingTextBoxFlag xmlns="" xmlns:mo="http://schemas.microsoft.com/office/mac/office/2008/main" xmlns:mv="urn:schemas-microsoft-com:mac:vml" xmlns:o="urn:schemas-microsoft-com:office:office" xmlns:v="urn:schemas-microsoft-com:vml" xmlns:w10="urn:schemas-microsoft-com:office:word" xmlns:w="http://schemas.openxmlformats.org/wordprocessingml/2006/main" xmlns:ma14="http://schemas.microsoft.com/office/mac/drawingml/2011/main"/>
                           </a:ext>
                         </a:extLst>
                       </wps:spPr>
@@ -7569,7 +7728,7 @@
                                 <wp:inline distT="0" distB="0" distL="0" distR="0" wp14:anchorId="046CAB13" wp14:editId="38956823">
                                   <wp:extent cx="1695450" cy="1305678"/>
                                   <wp:effectExtent l="0" t="0" r="0" b="8890"/>
-                                  <wp:docPr id="375674550" name="Picture 1" descr="A white square with a black line&#10;&#10;AI-generated content may be incorrect."/>
+                                  <wp:docPr id="1641425245" name="Picture 1" descr="A white square with a black line&#10;&#10;AI-generated content may be incorrect."/>
                                   <wp:cNvGraphicFramePr>
                                     <a:graphicFrameLocks xmlns:a="http://schemas.openxmlformats.org/drawingml/2006/main" noChangeAspect="1"/>
                                   </wp:cNvGraphicFramePr>
@@ -7581,7 +7740,7 @@
                                           <pic:cNvPicPr/>
                                         </pic:nvPicPr>
                                         <pic:blipFill>
-                                          <a:blip r:embed="rId30"/>
+                                          <a:blip r:embed="rId32"/>
                                           <a:stretch>
                                             <a:fillRect/>
                                           </a:stretch>
@@ -7636,7 +7795,7 @@
                           <wp:inline distT="0" distB="0" distL="0" distR="0" wp14:anchorId="046CAB13" wp14:editId="38956823">
                             <wp:extent cx="1695450" cy="1305678"/>
                             <wp:effectExtent l="0" t="0" r="0" b="8890"/>
-                            <wp:docPr id="375674550" name="Picture 1" descr="A white square with a black line&#10;&#10;AI-generated content may be incorrect."/>
+                            <wp:docPr id="1641425245" name="Picture 1" descr="A white square with a black line&#10;&#10;AI-generated content may be incorrect."/>
                             <wp:cNvGraphicFramePr>
                               <a:graphicFrameLocks xmlns:a="http://schemas.openxmlformats.org/drawingml/2006/main" noChangeAspect="1"/>
                             </wp:cNvGraphicFramePr>
@@ -7648,7 +7807,7 @@
                                     <pic:cNvPicPr/>
                                   </pic:nvPicPr>
                                   <pic:blipFill>
-                                    <a:blip r:embed="rId30"/>
+                                    <a:blip r:embed="rId32"/>
                                     <a:stretch>
                                       <a:fillRect/>
                                     </a:stretch>
@@ -7979,6 +8138,28 @@
         <w:jc w:val="both"/>
         <w:rPr>
           <w:rFonts w:ascii="Verdana" w:hAnsi="Verdana"/>
+          <w:b/>
+          <w:noProof/>
+          <w:sz w:val="18"/>
+          <w:szCs w:val="18"/>
+        </w:rPr>
+      </w:pPr>
+      <w:r>
+        <w:rPr>
+          <w:rFonts w:ascii="Verdana" w:hAnsi="Verdana"/>
+          <w:b/>
+          <w:noProof/>
+          <w:sz w:val="18"/>
+          <w:szCs w:val="18"/>
+        </w:rPr>
+        <w:t>5.3.1 Basic Movement</w:t>
+      </w:r>
+    </w:p>
+    <w:p>
+      <w:pPr>
+        <w:jc w:val="both"/>
+        <w:rPr>
+          <w:rFonts w:ascii="Verdana" w:hAnsi="Verdana"/>
           <w:sz w:val="18"/>
           <w:szCs w:val="18"/>
         </w:rPr>
@@ -8238,7 +8419,23 @@
           <w:sz w:val="18"/>
           <w:szCs w:val="18"/>
         </w:rPr>
-        <w:t xml:space="preserve">The horizontal movement would come under basic movement and with it come jumping. The jump works in a similar way however requires a button input to work. When the input is pressed the same logic as the horizontal movement is applied however the force it applied positively on the  Y axis. Once </w:t>
+        <w:t>The horizontal movement would come under basic movement and with it come</w:t>
+      </w:r>
+      <w:r>
+        <w:rPr>
+          <w:rFonts w:ascii="Verdana" w:hAnsi="Verdana"/>
+          <w:sz w:val="18"/>
+          <w:szCs w:val="18"/>
+        </w:rPr>
+        <w:t>s</w:t>
+      </w:r>
+      <w:r>
+        <w:rPr>
+          <w:rFonts w:ascii="Verdana" w:hAnsi="Verdana"/>
+          <w:sz w:val="18"/>
+          <w:szCs w:val="18"/>
+        </w:rPr>
+        <w:t xml:space="preserve"> jumping. The jump works in a similar way however requires a button input to work. When the input is pressed the same logic as the horizontal movement is applied however the force it applied positively on the  Y axis. Once </w:t>
       </w:r>
       <w:r>
         <w:rPr>
@@ -8280,6 +8477,528 @@
         <w:jc w:val="both"/>
         <w:rPr>
           <w:rFonts w:ascii="Verdana" w:hAnsi="Verdana"/>
+          <w:b/>
+          <w:bCs/>
+          <w:sz w:val="18"/>
+          <w:szCs w:val="18"/>
+        </w:rPr>
+      </w:pPr>
+      <w:r>
+        <w:rPr>
+          <w:rFonts w:ascii="Verdana" w:hAnsi="Verdana"/>
+          <w:b/>
+          <w:bCs/>
+          <w:sz w:val="18"/>
+          <w:szCs w:val="18"/>
+        </w:rPr>
+        <w:t>5.3.2 Player Camera</w:t>
+      </w:r>
+    </w:p>
+    <w:p>
+      <w:pPr>
+        <w:jc w:val="both"/>
+        <w:rPr>
+          <w:rFonts w:ascii="Verdana" w:hAnsi="Verdana"/>
+          <w:sz w:val="18"/>
+          <w:szCs w:val="18"/>
+        </w:rPr>
+      </w:pPr>
+      <w:r>
+        <w:rPr>
+          <w:rFonts w:ascii="Verdana" w:hAnsi="Verdana"/>
+          <w:b/>
+          <w:noProof/>
+          <w:color w:val="FF0000"/>
+          <w:sz w:val="18"/>
+          <w:szCs w:val="18"/>
+          <w:lang w:val="en-US"/>
+        </w:rPr>
+        <mc:AlternateContent>
+          <mc:Choice Requires="wps">
+            <w:drawing>
+              <wp:anchor distT="0" distB="0" distL="114300" distR="114300" simplePos="0" relativeHeight="251661312" behindDoc="0" locked="0" layoutInCell="1" allowOverlap="1" wp14:anchorId="2915F202" wp14:editId="55CF37F5">
+                <wp:simplePos x="0" y="0"/>
+                <wp:positionH relativeFrom="margin">
+                  <wp:posOffset>3286125</wp:posOffset>
+                </wp:positionH>
+                <wp:positionV relativeFrom="paragraph">
+                  <wp:posOffset>875665</wp:posOffset>
+                </wp:positionV>
+                <wp:extent cx="2921000" cy="993775"/>
+                <wp:effectExtent l="0" t="0" r="12700" b="16510"/>
+                <wp:wrapSquare wrapText="bothSides"/>
+                <wp:docPr id="1" name="Text Box 1"/>
+                <wp:cNvGraphicFramePr/>
+                <a:graphic xmlns:a="http://schemas.openxmlformats.org/drawingml/2006/main">
+                  <a:graphicData uri="http://schemas.microsoft.com/office/word/2010/wordprocessingShape">
+                    <wps:wsp>
+                      <wps:cNvSpPr txBox="1"/>
+                      <wps:spPr>
+                        <a:xfrm>
+                          <a:off x="0" y="0"/>
+                          <a:ext cx="2921000" cy="993775"/>
+                        </a:xfrm>
+                        <a:prstGeom prst="rect">
+                          <a:avLst/>
+                        </a:prstGeom>
+                        <a:noFill/>
+                        <a:ln w="6350" cmpd="sng">
+                          <a:solidFill>
+                            <a:schemeClr val="tx1"/>
+                          </a:solidFill>
+                        </a:ln>
+                        <a:effectLst/>
+                        <a:extLst>
+                          <a:ext uri="{C572A759-6A51-4108-AA02-DFA0A04FC94B}">
+                            <ma14:wrappingTextBoxFlag xmlns="" xmlns:mo="http://schemas.microsoft.com/office/mac/office/2008/main" xmlns:mv="urn:schemas-microsoft-com:mac:vml" xmlns:o="urn:schemas-microsoft-com:office:office" xmlns:v="urn:schemas-microsoft-com:vml" xmlns:w10="urn:schemas-microsoft-com:office:word" xmlns:w="http://schemas.openxmlformats.org/wordprocessingml/2006/main" xmlns:ma14="http://schemas.microsoft.com/office/mac/drawingml/2011/main"/>
+                          </a:ext>
+                        </a:extLst>
+                      </wps:spPr>
+                      <wps:style>
+                        <a:lnRef idx="0">
+                          <a:schemeClr val="accent1"/>
+                        </a:lnRef>
+                        <a:fillRef idx="0">
+                          <a:schemeClr val="accent1"/>
+                        </a:fillRef>
+                        <a:effectRef idx="0">
+                          <a:schemeClr val="accent1"/>
+                        </a:effectRef>
+                        <a:fontRef idx="minor">
+                          <a:schemeClr val="dk1"/>
+                        </a:fontRef>
+                      </wps:style>
+                      <wps:txbx>
+                        <w:txbxContent>
+                          <w:p>
+                            <w:pPr>
+                              <w:jc w:val="center"/>
+                            </w:pPr>
+                            <w:r>
+                              <w:rPr>
+                                <w:noProof/>
+                              </w:rPr>
+                              <w:drawing>
+                                <wp:inline distT="0" distB="0" distL="0" distR="0" wp14:anchorId="7F54349F" wp14:editId="76739BE6">
+                                  <wp:extent cx="1885950" cy="1216530"/>
+                                  <wp:effectExtent l="0" t="0" r="0" b="3175"/>
+                                  <wp:docPr id="1640199732" name="Picture 1" descr="A white square with green and red arrows pointing to a black rectangle&#10;&#10;AI-generated content may be incorrect."/>
+                                  <wp:cNvGraphicFramePr>
+                                    <a:graphicFrameLocks xmlns:a="http://schemas.openxmlformats.org/drawingml/2006/main" noChangeAspect="1"/>
+                                  </wp:cNvGraphicFramePr>
+                                  <a:graphic xmlns:a="http://schemas.openxmlformats.org/drawingml/2006/main">
+                                    <a:graphicData uri="http://schemas.openxmlformats.org/drawingml/2006/picture">
+                                      <pic:pic xmlns:pic="http://schemas.openxmlformats.org/drawingml/2006/picture">
+                                        <pic:nvPicPr>
+                                          <pic:cNvPr id="1632888128" name="Picture 1" descr="A white square with green and red arrows pointing to a black rectangle&#10;&#10;AI-generated content may be incorrect."/>
+                                          <pic:cNvPicPr/>
+                                        </pic:nvPicPr>
+                                        <pic:blipFill>
+                                          <a:blip r:embed="rId33"/>
+                                          <a:stretch>
+                                            <a:fillRect/>
+                                          </a:stretch>
+                                        </pic:blipFill>
+                                        <pic:spPr>
+                                          <a:xfrm>
+                                            <a:off x="0" y="0"/>
+                                            <a:ext cx="1889503" cy="1218822"/>
+                                          </a:xfrm>
+                                          <a:prstGeom prst="rect">
+                                            <a:avLst/>
+                                          </a:prstGeom>
+                                        </pic:spPr>
+                                      </pic:pic>
+                                    </a:graphicData>
+                                  </a:graphic>
+                                </wp:inline>
+                              </w:drawing>
+                            </w:r>
+                          </w:p>
+                        </w:txbxContent>
+                      </wps:txbx>
+                      <wps:bodyPr rot="0" spcFirstLastPara="0" vertOverflow="overflow" horzOverflow="overflow" vert="horz" wrap="square" lIns="91440" tIns="45720" rIns="91440" bIns="45720" numCol="1" spcCol="0" rtlCol="0" fromWordArt="0" anchor="t" anchorCtr="0" forceAA="0" compatLnSpc="1">
+                        <a:prstTxWarp prst="textNoShape">
+                          <a:avLst/>
+                        </a:prstTxWarp>
+                        <a:spAutoFit/>
+                      </wps:bodyPr>
+                    </wps:wsp>
+                  </a:graphicData>
+                </a:graphic>
+                <wp14:sizeRelH relativeFrom="margin">
+                  <wp14:pctWidth>0</wp14:pctWidth>
+                </wp14:sizeRelH>
+              </wp:anchor>
+            </w:drawing>
+          </mc:Choice>
+          <mc:Fallback>
+            <w:pict>
+              <v:shape w14:anchorId="2915F202" id="Text Box 1" o:spid="_x0000_s1031" type="#_x0000_t202" style="position:absolute;left:0;text-align:left;margin-left:258.75pt;margin-top:68.95pt;width:230pt;height:78.25pt;z-index:251661312;visibility:visible;mso-wrap-style:square;mso-width-percent:0;mso-wrap-distance-left:9pt;mso-wrap-distance-top:0;mso-wrap-distance-right:9pt;mso-wrap-distance-bottom:0;mso-position-horizontal:absolute;mso-position-horizontal-relative:margin;mso-position-vertical:absolute;mso-position-vertical-relative:text;mso-width-percent:0;mso-width-relative:margin;v-text-anchor:top" o:gfxdata="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" filled="f" strokecolor="black [3213]" strokeweight=".5pt">
+                <v:textbox style="mso-fit-shape-to-text:t">
+                  <w:txbxContent>
+                    <w:p>
+                      <w:pPr>
+                        <w:jc w:val="center"/>
+                      </w:pPr>
+                      <w:r>
+                        <w:rPr>
+                          <w:noProof/>
+                        </w:rPr>
+                        <w:drawing>
+                          <wp:inline distT="0" distB="0" distL="0" distR="0" wp14:anchorId="7F54349F" wp14:editId="76739BE6">
+                            <wp:extent cx="1885950" cy="1216530"/>
+                            <wp:effectExtent l="0" t="0" r="0" b="3175"/>
+                            <wp:docPr id="1640199732" name="Picture 1" descr="A white square with green and red arrows pointing to a black rectangle&#10;&#10;AI-generated content may be incorrect."/>
+                            <wp:cNvGraphicFramePr>
+                              <a:graphicFrameLocks xmlns:a="http://schemas.openxmlformats.org/drawingml/2006/main" noChangeAspect="1"/>
+                            </wp:cNvGraphicFramePr>
+                            <a:graphic xmlns:a="http://schemas.openxmlformats.org/drawingml/2006/main">
+                              <a:graphicData uri="http://schemas.openxmlformats.org/drawingml/2006/picture">
+                                <pic:pic xmlns:pic="http://schemas.openxmlformats.org/drawingml/2006/picture">
+                                  <pic:nvPicPr>
+                                    <pic:cNvPr id="1632888128" name="Picture 1" descr="A white square with green and red arrows pointing to a black rectangle&#10;&#10;AI-generated content may be incorrect."/>
+                                    <pic:cNvPicPr/>
+                                  </pic:nvPicPr>
+                                  <pic:blipFill>
+                                    <a:blip r:embed="rId33"/>
+                                    <a:stretch>
+                                      <a:fillRect/>
+                                    </a:stretch>
+                                  </pic:blipFill>
+                                  <pic:spPr>
+                                    <a:xfrm>
+                                      <a:off x="0" y="0"/>
+                                      <a:ext cx="1889503" cy="1218822"/>
+                                    </a:xfrm>
+                                    <a:prstGeom prst="rect">
+                                      <a:avLst/>
+                                    </a:prstGeom>
+                                  </pic:spPr>
+                                </pic:pic>
+                              </a:graphicData>
+                            </a:graphic>
+                          </wp:inline>
+                        </w:drawing>
+                      </w:r>
+                    </w:p>
+                  </w:txbxContent>
+                </v:textbox>
+                <w10:wrap type="square" anchorx="margin"/>
+              </v:shape>
+            </w:pict>
+          </mc:Fallback>
+        </mc:AlternateContent>
+      </w:r>
+      <w:r>
+        <w:rPr>
+          <w:rFonts w:ascii="Verdana" w:hAnsi="Verdana"/>
+          <w:b/>
+          <w:noProof/>
+          <w:color w:val="FF0000"/>
+          <w:sz w:val="18"/>
+          <w:szCs w:val="18"/>
+          <w:lang w:val="en-US"/>
+        </w:rPr>
+        <mc:AlternateContent>
+          <mc:Choice Requires="wps">
+            <w:drawing>
+              <wp:anchor distT="0" distB="0" distL="114300" distR="114300" simplePos="0" relativeHeight="251671552" behindDoc="1" locked="0" layoutInCell="1" allowOverlap="1" wp14:anchorId="6910A2CC" wp14:editId="67B495EA">
+                <wp:simplePos x="0" y="0"/>
+                <wp:positionH relativeFrom="column">
+                  <wp:align>right</wp:align>
+                </wp:positionH>
+                <wp:positionV relativeFrom="paragraph">
+                  <wp:posOffset>1560195</wp:posOffset>
+                </wp:positionV>
+                <wp:extent cx="2921000" cy="993775"/>
+                <wp:effectExtent l="0" t="0" r="12700" b="16510"/>
+                <wp:wrapSquare wrapText="bothSides"/>
+                <wp:docPr id="1301772783" name="Text Box 1301772783"/>
+                <wp:cNvGraphicFramePr/>
+                <a:graphic xmlns:a="http://schemas.openxmlformats.org/drawingml/2006/main">
+                  <a:graphicData uri="http://schemas.microsoft.com/office/word/2010/wordprocessingShape">
+                    <wps:wsp>
+                      <wps:cNvSpPr txBox="1"/>
+                      <wps:spPr>
+                        <a:xfrm>
+                          <a:off x="0" y="0"/>
+                          <a:ext cx="2921000" cy="993775"/>
+                        </a:xfrm>
+                        <a:prstGeom prst="rect">
+                          <a:avLst/>
+                        </a:prstGeom>
+                        <a:noFill/>
+                        <a:ln w="6350" cmpd="sng">
+                          <a:solidFill>
+                            <a:schemeClr val="tx1"/>
+                          </a:solidFill>
+                        </a:ln>
+                        <a:effectLst/>
+                        <a:extLst>
+                          <a:ext uri="{C572A759-6A51-4108-AA02-DFA0A04FC94B}">
+                            <ma14:wrappingTextBoxFlag xmlns="" xmlns:mo="http://schemas.microsoft.com/office/mac/office/2008/main" xmlns:mv="urn:schemas-microsoft-com:mac:vml" xmlns:o="urn:schemas-microsoft-com:office:office" xmlns:v="urn:schemas-microsoft-com:vml" xmlns:w10="urn:schemas-microsoft-com:office:word" xmlns:w="http://schemas.openxmlformats.org/wordprocessingml/2006/main" xmlns:ma14="http://schemas.microsoft.com/office/mac/drawingml/2011/main"/>
+                          </a:ext>
+                        </a:extLst>
+                      </wps:spPr>
+                      <wps:style>
+                        <a:lnRef idx="0">
+                          <a:schemeClr val="accent1"/>
+                        </a:lnRef>
+                        <a:fillRef idx="0">
+                          <a:schemeClr val="accent1"/>
+                        </a:fillRef>
+                        <a:effectRef idx="0">
+                          <a:schemeClr val="accent1"/>
+                        </a:effectRef>
+                        <a:fontRef idx="minor">
+                          <a:schemeClr val="dk1"/>
+                        </a:fontRef>
+                      </wps:style>
+                      <wps:txbx>
+                        <w:txbxContent>
+                          <w:p>
+                            <w:pPr>
+                              <w:jc w:val="center"/>
+                            </w:pPr>
+                            <w:r>
+                              <w:rPr>
+                                <w:noProof/>
+                              </w:rPr>
+                              <w:drawing>
+                                <wp:inline distT="0" distB="0" distL="0" distR="0" wp14:anchorId="2B364BDD" wp14:editId="4751D1C8">
+                                  <wp:extent cx="2731770" cy="2948305"/>
+                                  <wp:effectExtent l="0" t="0" r="0" b="4445"/>
+                                  <wp:docPr id="942054135" name="Picture 1" descr="A screenshot of a computer&#10;&#10;AI-generated content may be incorrect."/>
+                                  <wp:cNvGraphicFramePr>
+                                    <a:graphicFrameLocks xmlns:a="http://schemas.openxmlformats.org/drawingml/2006/main" noChangeAspect="1"/>
+                                  </wp:cNvGraphicFramePr>
+                                  <a:graphic xmlns:a="http://schemas.openxmlformats.org/drawingml/2006/main">
+                                    <a:graphicData uri="http://schemas.openxmlformats.org/drawingml/2006/picture">
+                                      <pic:pic xmlns:pic="http://schemas.openxmlformats.org/drawingml/2006/picture">
+                                        <pic:nvPicPr>
+                                          <pic:cNvPr id="232855518" name="Picture 1" descr="A screenshot of a computer&#10;&#10;AI-generated content may be incorrect."/>
+                                          <pic:cNvPicPr/>
+                                        </pic:nvPicPr>
+                                        <pic:blipFill>
+                                          <a:blip r:embed="rId34"/>
+                                          <a:stretch>
+                                            <a:fillRect/>
+                                          </a:stretch>
+                                        </pic:blipFill>
+                                        <pic:spPr>
+                                          <a:xfrm>
+                                            <a:off x="0" y="0"/>
+                                            <a:ext cx="2731770" cy="2948305"/>
+                                          </a:xfrm>
+                                          <a:prstGeom prst="rect">
+                                            <a:avLst/>
+                                          </a:prstGeom>
+                                        </pic:spPr>
+                                      </pic:pic>
+                                    </a:graphicData>
+                                  </a:graphic>
+                                </wp:inline>
+                              </w:drawing>
+                            </w:r>
+                          </w:p>
+                        </w:txbxContent>
+                      </wps:txbx>
+                      <wps:bodyPr rot="0" spcFirstLastPara="0" vertOverflow="overflow" horzOverflow="overflow" vert="horz" wrap="square" lIns="91440" tIns="45720" rIns="91440" bIns="45720" numCol="1" spcCol="0" rtlCol="0" fromWordArt="0" anchor="t" anchorCtr="0" forceAA="0" compatLnSpc="1">
+                        <a:prstTxWarp prst="textNoShape">
+                          <a:avLst/>
+                        </a:prstTxWarp>
+                        <a:spAutoFit/>
+                      </wps:bodyPr>
+                    </wps:wsp>
+                  </a:graphicData>
+                </a:graphic>
+                <wp14:sizeRelH relativeFrom="margin">
+                  <wp14:pctWidth>0</wp14:pctWidth>
+                </wp14:sizeRelH>
+              </wp:anchor>
+            </w:drawing>
+          </mc:Choice>
+          <mc:Fallback>
+            <w:pict>
+              <v:shape w14:anchorId="6910A2CC" id="Text Box 1301772783" o:spid="_x0000_s1032" type="#_x0000_t202" style="position:absolute;left:0;text-align:left;margin-left:178.8pt;margin-top:122.85pt;width:230pt;height:78.25pt;z-index:-251644928;visibility:visible;mso-wrap-style:square;mso-width-percent:0;mso-wrap-distance-left:9pt;mso-wrap-distance-top:0;mso-wrap-distance-right:9pt;mso-wrap-distance-bottom:0;mso-position-horizontal:right;mso-position-horizontal-relative:text;mso-position-vertical:absolute;mso-position-vertical-relative:text;mso-width-percent:0;mso-width-relative:margin;v-text-anchor:top" o:gfxdata="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" filled="f" strokecolor="black [3213]" strokeweight=".5pt">
+                <v:textbox style="mso-fit-shape-to-text:t">
+                  <w:txbxContent>
+                    <w:p>
+                      <w:pPr>
+                        <w:jc w:val="center"/>
+                      </w:pPr>
+                      <w:r>
+                        <w:rPr>
+                          <w:noProof/>
+                        </w:rPr>
+                        <w:drawing>
+                          <wp:inline distT="0" distB="0" distL="0" distR="0" wp14:anchorId="2B364BDD" wp14:editId="4751D1C8">
+                            <wp:extent cx="2731770" cy="2948305"/>
+                            <wp:effectExtent l="0" t="0" r="0" b="4445"/>
+                            <wp:docPr id="942054135" name="Picture 1" descr="A screenshot of a computer&#10;&#10;AI-generated content may be incorrect."/>
+                            <wp:cNvGraphicFramePr>
+                              <a:graphicFrameLocks xmlns:a="http://schemas.openxmlformats.org/drawingml/2006/main" noChangeAspect="1"/>
+                            </wp:cNvGraphicFramePr>
+                            <a:graphic xmlns:a="http://schemas.openxmlformats.org/drawingml/2006/main">
+                              <a:graphicData uri="http://schemas.openxmlformats.org/drawingml/2006/picture">
+                                <pic:pic xmlns:pic="http://schemas.openxmlformats.org/drawingml/2006/picture">
+                                  <pic:nvPicPr>
+                                    <pic:cNvPr id="232855518" name="Picture 1" descr="A screenshot of a computer&#10;&#10;AI-generated content may be incorrect."/>
+                                    <pic:cNvPicPr/>
+                                  </pic:nvPicPr>
+                                  <pic:blipFill>
+                                    <a:blip r:embed="rId34"/>
+                                    <a:stretch>
+                                      <a:fillRect/>
+                                    </a:stretch>
+                                  </pic:blipFill>
+                                  <pic:spPr>
+                                    <a:xfrm>
+                                      <a:off x="0" y="0"/>
+                                      <a:ext cx="2731770" cy="2948305"/>
+                                    </a:xfrm>
+                                    <a:prstGeom prst="rect">
+                                      <a:avLst/>
+                                    </a:prstGeom>
+                                  </pic:spPr>
+                                </pic:pic>
+                              </a:graphicData>
+                            </a:graphic>
+                          </wp:inline>
+                        </w:drawing>
+                      </w:r>
+                    </w:p>
+                  </w:txbxContent>
+                </v:textbox>
+                <w10:wrap type="square"/>
+              </v:shape>
+            </w:pict>
+          </mc:Fallback>
+        </mc:AlternateContent>
+      </w:r>
+      <w:r>
+        <w:rPr>
+          <w:rFonts w:ascii="Verdana" w:hAnsi="Verdana"/>
+          <w:sz w:val="18"/>
+          <w:szCs w:val="18"/>
+        </w:rPr>
+        <w:t xml:space="preserve">With basic horizontal movement added a camera system was required to make sure the player character is always in view to the player. </w:t>
+      </w:r>
+      <w:r>
+        <w:rPr>
+          <w:rFonts w:ascii="Verdana" w:hAnsi="Verdana"/>
+          <w:sz w:val="18"/>
+          <w:szCs w:val="18"/>
+        </w:rPr>
+        <w:t xml:space="preserve">There are a few methods to create this like making the camera follow the player with code inside the player movement scripts however Unity has a plugin called Cinemachine (Unity Technologies, n.d.) </w:t>
+      </w:r>
+      <w:r>
+        <w:rPr>
+          <w:rFonts w:ascii="Verdana" w:hAnsi="Verdana"/>
+          <w:sz w:val="18"/>
+          <w:szCs w:val="18"/>
+        </w:rPr>
+        <w:t xml:space="preserve">which gives more control over the camera. </w:t>
+      </w:r>
+      <w:r>
+        <w:rPr>
+          <w:rFonts w:ascii="Verdana" w:hAnsi="Verdana"/>
+          <w:sz w:val="18"/>
+          <w:szCs w:val="18"/>
+        </w:rPr>
+        <w:t xml:space="preserve">Figure 5 shows the component with the various options that can be changed with the main ones being Ortho size and Follow. </w:t>
+      </w:r>
+    </w:p>
+    <w:p>
+      <w:pPr>
+        <w:jc w:val="both"/>
+        <w:rPr>
+          <w:rFonts w:ascii="Verdana" w:hAnsi="Verdana"/>
+          <w:sz w:val="18"/>
+          <w:szCs w:val="18"/>
+        </w:rPr>
+      </w:pPr>
+      <w:r>
+        <w:rPr>
+          <w:rFonts w:ascii="Verdana" w:hAnsi="Verdana"/>
+          <w:sz w:val="18"/>
+          <w:szCs w:val="18"/>
+        </w:rPr>
+        <w:t xml:space="preserve">Ortho size </w:t>
+      </w:r>
+      <w:r>
+        <w:rPr>
+          <w:rFonts w:ascii="Verdana" w:hAnsi="Verdana"/>
+          <w:sz w:val="18"/>
+          <w:szCs w:val="18"/>
+        </w:rPr>
+        <w:t>changes</w:t>
+      </w:r>
+      <w:r>
+        <w:rPr>
+          <w:rFonts w:ascii="Verdana" w:hAnsi="Verdana"/>
+          <w:sz w:val="18"/>
+          <w:szCs w:val="18"/>
+        </w:rPr>
+        <w:t xml:space="preserve"> the zoom of the camera with a higher value showing more of the surrounding area and the Follow section choosing which object the camera will follow. </w:t>
+      </w:r>
+      <w:r>
+        <w:rPr>
+          <w:rFonts w:ascii="Verdana" w:hAnsi="Verdana"/>
+          <w:sz w:val="18"/>
+          <w:szCs w:val="18"/>
+        </w:rPr>
+        <w:t>Initially the camera was set to follow the player character, but this was changed due to too much of the floor below the player being shown. The new point the camera followed was an empty object sat above the player solving the issue of most of the camera being full of dead space. This way of moving the camera was used until the level design changed from having one continuous level to multiple areas connected. The decision was made to have the camera static due to the new level designs and when the player enters a new zone the camera moves to the new point often in the centre of the room. During the last level there was a vertical section which meant that moving the camera from one point to another could be quite jarring to the player due to the rapid jumps between locations so the camera was changed to follow the players vertical height when in this section to make a more fluid transition between vertical sections of the map.</w:t>
+      </w:r>
+    </w:p>
+    <w:p>
+      <w:pPr>
+        <w:jc w:val="both"/>
+        <w:rPr>
+          <w:rFonts w:ascii="Verdana" w:hAnsi="Verdana"/>
+          <w:sz w:val="18"/>
+          <w:szCs w:val="18"/>
+        </w:rPr>
+      </w:pPr>
+    </w:p>
+    <w:p>
+      <w:pPr>
+        <w:jc w:val="both"/>
+        <w:rPr>
+          <w:rFonts w:ascii="Verdana" w:hAnsi="Verdana"/>
+          <w:b/>
+          <w:bCs/>
+          <w:sz w:val="18"/>
+          <w:szCs w:val="18"/>
+        </w:rPr>
+      </w:pPr>
+      <w:r>
+        <w:rPr>
+          <w:rFonts w:ascii="Verdana" w:hAnsi="Verdana"/>
+          <w:b/>
+          <w:bCs/>
+          <w:sz w:val="18"/>
+          <w:szCs w:val="18"/>
+        </w:rPr>
+        <w:t>5.3.3</w:t>
+      </w:r>
+      <w:r>
+        <w:rPr>
+          <w:rFonts w:ascii="Verdana" w:hAnsi="Verdana"/>
+          <w:b/>
+          <w:bCs/>
+          <w:sz w:val="18"/>
+          <w:szCs w:val="18"/>
+        </w:rPr>
+        <w:t xml:space="preserve"> Wall Climb and Wall Slide</w:t>
+      </w:r>
+    </w:p>
+    <w:p>
+      <w:pPr>
+        <w:jc w:val="both"/>
+        <w:rPr>
+          <w:rFonts w:ascii="Verdana" w:hAnsi="Verdana"/>
           <w:sz w:val="18"/>
           <w:szCs w:val="18"/>
         </w:rPr>
@@ -8292,90 +9011,2194 @@
         </w:rPr>
         <w:t xml:space="preserve">The wall jump and wall slide work in parallel with each other while keeping some of the already functioning code of the jump mechanic. </w:t>
       </w:r>
+      <w:r>
+        <w:rPr>
+          <w:rFonts w:ascii="Verdana" w:hAnsi="Verdana"/>
+          <w:sz w:val="18"/>
+          <w:szCs w:val="18"/>
+        </w:rPr>
+        <w:t>Referring back to section 5.1.3 this mechanic provides the player with vertical movement options by allowing the character to interact with walls to reach areas not accessible with only jumping. The implementation of this feature uses an empty object found within unity which is made a child of the player model</w:t>
+      </w:r>
+      <w:r>
+        <w:rPr>
+          <w:rFonts w:ascii="Verdana" w:hAnsi="Verdana"/>
+          <w:sz w:val="18"/>
+          <w:szCs w:val="18"/>
+        </w:rPr>
+        <w:t xml:space="preserve"> and positioned on the forward-facing side of the character</w:t>
+      </w:r>
+      <w:r>
+        <w:rPr>
+          <w:rFonts w:ascii="Verdana" w:hAnsi="Verdana"/>
+          <w:sz w:val="18"/>
+          <w:szCs w:val="18"/>
+        </w:rPr>
+        <w:t xml:space="preserve"> shown in figure </w:t>
+      </w:r>
+      <w:r>
+        <w:rPr>
+          <w:rFonts w:ascii="Verdana" w:hAnsi="Verdana"/>
+          <w:sz w:val="18"/>
+          <w:szCs w:val="18"/>
+        </w:rPr>
+        <w:t>6</w:t>
+      </w:r>
+      <w:r>
+        <w:rPr>
+          <w:rFonts w:ascii="Verdana" w:hAnsi="Verdana"/>
+          <w:sz w:val="18"/>
+          <w:szCs w:val="18"/>
+        </w:rPr>
+        <w:t>.</w:t>
+      </w:r>
     </w:p>
     <w:p>
       <w:pPr>
         <w:jc w:val="both"/>
         <w:rPr>
           <w:rFonts w:ascii="Verdana" w:hAnsi="Verdana"/>
-          <w:sz w:val="18"/>
-          <w:szCs w:val="18"/>
-        </w:rPr>
-      </w:pPr>
-    </w:p>
-    <w:p>
-      <w:pPr>
-        <w:pStyle w:val="ListParagraph"/>
-        <w:numPr>
-          <w:ilvl w:val="0"/>
-          <w:numId w:val="14"/>
-        </w:numPr>
+          <w:sz w:val="16"/>
+          <w:szCs w:val="16"/>
+        </w:rPr>
+      </w:pPr>
+      <w:r>
+        <w:rPr>
+          <w:rFonts w:ascii="Verdana" w:hAnsi="Verdana"/>
+          <w:b/>
+          <w:bCs/>
+          <w:sz w:val="18"/>
+          <w:szCs w:val="18"/>
+        </w:rPr>
+        <w:t xml:space="preserve">FIG </w:t>
+      </w:r>
+      <w:r>
+        <w:rPr>
+          <w:rFonts w:ascii="Verdana" w:hAnsi="Verdana"/>
+          <w:b/>
+          <w:bCs/>
+          <w:sz w:val="18"/>
+          <w:szCs w:val="18"/>
+        </w:rPr>
+        <w:t>6</w:t>
+      </w:r>
+      <w:r>
+        <w:rPr>
+          <w:rFonts w:ascii="Verdana" w:hAnsi="Verdana"/>
+          <w:b/>
+          <w:bCs/>
+          <w:sz w:val="18"/>
+          <w:szCs w:val="18"/>
+        </w:rPr>
+        <w:t xml:space="preserve">: </w:t>
+      </w:r>
+      <w:r>
+        <w:rPr>
+          <w:rFonts w:ascii="Verdana" w:hAnsi="Verdana"/>
+          <w:sz w:val="16"/>
+          <w:szCs w:val="16"/>
+        </w:rPr>
+        <w:t>Image of the empty object placement for wall jumping checks</w:t>
+      </w:r>
+    </w:p>
+    <w:p>
+      <w:pPr>
         <w:jc w:val="both"/>
         <w:rPr>
           <w:rFonts w:ascii="Verdana" w:hAnsi="Verdana"/>
-          <w:color w:val="FF0000"/>
-          <w:sz w:val="18"/>
-          <w:szCs w:val="18"/>
-        </w:rPr>
-      </w:pPr>
-      <w:r>
-        <w:rPr>
-          <w:rFonts w:ascii="Verdana" w:hAnsi="Verdana"/>
-          <w:color w:val="FF0000"/>
-          <w:sz w:val="18"/>
-          <w:szCs w:val="18"/>
-        </w:rPr>
-        <w:t>Wall jump/slide</w:t>
-      </w:r>
-    </w:p>
-    <w:p>
-      <w:pPr>
-        <w:pStyle w:val="ListParagraph"/>
-        <w:numPr>
-          <w:ilvl w:val="0"/>
-          <w:numId w:val="14"/>
-        </w:numPr>
+          <w:sz w:val="16"/>
+          <w:szCs w:val="16"/>
+        </w:rPr>
+      </w:pPr>
+    </w:p>
+    <w:p>
+      <w:pPr>
         <w:jc w:val="both"/>
         <w:rPr>
           <w:rFonts w:ascii="Verdana" w:hAnsi="Verdana"/>
-          <w:color w:val="FF0000"/>
-          <w:sz w:val="18"/>
-          <w:szCs w:val="18"/>
-        </w:rPr>
-      </w:pPr>
-      <w:r>
-        <w:rPr>
-          <w:rFonts w:ascii="Verdana" w:hAnsi="Verdana"/>
-          <w:color w:val="FF0000"/>
-          <w:sz w:val="18"/>
-          <w:szCs w:val="18"/>
-        </w:rPr>
-        <w:t>Dash</w:t>
-      </w:r>
-    </w:p>
-    <w:p>
-      <w:pPr>
-        <w:pStyle w:val="ListParagraph"/>
-        <w:numPr>
-          <w:ilvl w:val="0"/>
-          <w:numId w:val="14"/>
-        </w:numPr>
+          <w:sz w:val="18"/>
+          <w:szCs w:val="18"/>
+        </w:rPr>
+      </w:pPr>
+      <w:r>
+        <w:rPr>
+          <w:rFonts w:ascii="Verdana" w:hAnsi="Verdana"/>
+          <w:sz w:val="18"/>
+          <w:szCs w:val="18"/>
+        </w:rPr>
+        <w:t xml:space="preserve">This object was named </w:t>
+      </w:r>
+      <w:r>
+        <w:rPr>
+          <w:rFonts w:ascii="Courier" w:hAnsi="Courier"/>
+          <w:sz w:val="18"/>
+          <w:szCs w:val="18"/>
+        </w:rPr>
+        <w:t>WallCheck</w:t>
+      </w:r>
+      <w:r>
+        <w:rPr>
+          <w:rFonts w:ascii="Courier" w:hAnsi="Courier"/>
+          <w:sz w:val="18"/>
+          <w:szCs w:val="18"/>
+        </w:rPr>
+        <w:t xml:space="preserve"> </w:t>
+      </w:r>
+      <w:r>
+        <w:rPr>
+          <w:rFonts w:ascii="Verdana" w:hAnsi="Verdana"/>
+          <w:sz w:val="18"/>
+          <w:szCs w:val="18"/>
+        </w:rPr>
+        <w:t xml:space="preserve">with its </w:t>
+      </w:r>
+      <w:r>
+        <w:rPr>
+          <w:rFonts w:ascii="Verdana" w:hAnsi="Verdana"/>
+          <w:sz w:val="18"/>
+          <w:szCs w:val="18"/>
+        </w:rPr>
+        <w:t xml:space="preserve">positioning is important as it’s the side the player will be using to connect themselves to the wall for wall sliding. Looking into the code for this feature a </w:t>
+      </w:r>
+      <w:r>
+        <w:rPr>
+          <w:rFonts w:ascii="Courier" w:hAnsi="Courier"/>
+          <w:sz w:val="18"/>
+          <w:szCs w:val="18"/>
+        </w:rPr>
+        <w:t>Physics2D.OverlapCircle</w:t>
+      </w:r>
+      <w:r>
+        <w:rPr>
+          <w:rFonts w:ascii="Courier" w:hAnsi="Courier"/>
+          <w:color w:val="FF0000"/>
+          <w:sz w:val="18"/>
+          <w:szCs w:val="18"/>
+        </w:rPr>
+        <w:t xml:space="preserve"> </w:t>
+      </w:r>
+      <w:r>
+        <w:rPr>
+          <w:rFonts w:ascii="Verdana" w:hAnsi="Verdana"/>
+          <w:sz w:val="18"/>
+          <w:szCs w:val="18"/>
+        </w:rPr>
+        <w:t xml:space="preserve">was </w:t>
+      </w:r>
+      <w:r>
+        <w:rPr>
+          <w:rFonts w:ascii="Verdana" w:hAnsi="Verdana"/>
+          <w:sz w:val="18"/>
+          <w:szCs w:val="18"/>
+        </w:rPr>
+        <w:t>cast</w:t>
+      </w:r>
+      <w:r>
+        <w:rPr>
+          <w:rFonts w:ascii="Verdana" w:hAnsi="Verdana"/>
+          <w:sz w:val="18"/>
+          <w:szCs w:val="18"/>
+        </w:rPr>
+        <w:t xml:space="preserve"> from the position of the </w:t>
+      </w:r>
+      <w:r>
+        <w:rPr>
+          <w:rFonts w:ascii="Courier" w:hAnsi="Courier"/>
+          <w:sz w:val="18"/>
+          <w:szCs w:val="18"/>
+        </w:rPr>
+        <w:t>WallChec</w:t>
+      </w:r>
+      <w:r>
+        <w:rPr>
+          <w:rFonts w:ascii="Courier" w:hAnsi="Courier"/>
+          <w:sz w:val="18"/>
+          <w:szCs w:val="18"/>
+        </w:rPr>
+        <w:t xml:space="preserve">k </w:t>
+      </w:r>
+      <w:r>
+        <w:rPr>
+          <w:rFonts w:ascii="Verdana" w:hAnsi="Verdana"/>
+          <w:sz w:val="18"/>
+          <w:szCs w:val="18"/>
+        </w:rPr>
+        <w:t xml:space="preserve">which checks if there are any colliders within the radius of the cast. </w:t>
+      </w:r>
+      <w:r>
+        <w:rPr>
+          <w:rFonts w:ascii="Courier" w:hAnsi="Courier"/>
+          <w:sz w:val="18"/>
+          <w:szCs w:val="18"/>
+        </w:rPr>
+        <w:t xml:space="preserve">Private bool IsWalled </w:t>
+      </w:r>
+      <w:r>
+        <w:rPr>
+          <w:rFonts w:ascii="Verdana" w:hAnsi="Verdana"/>
+          <w:sz w:val="18"/>
+          <w:szCs w:val="18"/>
+        </w:rPr>
+        <w:t xml:space="preserve">is the function called through </w:t>
+      </w:r>
+      <w:r>
+        <w:rPr>
+          <w:rFonts w:ascii="Courier" w:hAnsi="Courier"/>
+          <w:sz w:val="18"/>
+          <w:szCs w:val="18"/>
+        </w:rPr>
+        <w:t xml:space="preserve">Update </w:t>
+      </w:r>
+      <w:r>
+        <w:rPr>
+          <w:rFonts w:ascii="Verdana" w:hAnsi="Verdana"/>
+          <w:sz w:val="18"/>
+          <w:szCs w:val="18"/>
+        </w:rPr>
+        <w:t xml:space="preserve">and returns the value of </w:t>
+      </w:r>
+      <w:r>
+        <w:rPr>
+          <w:rFonts w:ascii="Courier" w:hAnsi="Courier"/>
+          <w:sz w:val="18"/>
+          <w:szCs w:val="18"/>
+        </w:rPr>
+        <w:t>Physics2D.OverlapCircle</w:t>
+      </w:r>
+      <w:r>
+        <w:rPr>
+          <w:rFonts w:ascii="Courier" w:hAnsi="Courier"/>
+          <w:sz w:val="18"/>
+          <w:szCs w:val="18"/>
+        </w:rPr>
+        <w:t xml:space="preserve"> </w:t>
+      </w:r>
+      <w:r>
+        <w:rPr>
+          <w:rFonts w:ascii="Verdana" w:hAnsi="Verdana"/>
+          <w:sz w:val="18"/>
+          <w:szCs w:val="18"/>
+        </w:rPr>
+        <w:t xml:space="preserve">however its current implementation will return true for any collider it touches so a </w:t>
+      </w:r>
+      <w:r>
+        <w:rPr>
+          <w:rFonts w:ascii="Courier" w:hAnsi="Courier"/>
+          <w:sz w:val="18"/>
+          <w:szCs w:val="18"/>
+        </w:rPr>
+        <w:t xml:space="preserve">LayerMask </w:t>
+      </w:r>
+      <w:r>
+        <w:rPr>
+          <w:rFonts w:ascii="Verdana" w:hAnsi="Verdana"/>
+          <w:sz w:val="18"/>
+          <w:szCs w:val="18"/>
+        </w:rPr>
+        <w:t xml:space="preserve">is created to allow certain object to be used as </w:t>
+      </w:r>
+      <w:r>
+        <w:rPr>
+          <w:rFonts w:ascii="Verdana" w:hAnsi="Verdana"/>
+          <w:sz w:val="18"/>
+          <w:szCs w:val="18"/>
+        </w:rPr>
+        <w:t xml:space="preserve">a </w:t>
+      </w:r>
+      <w:r>
+        <w:rPr>
+          <w:rFonts w:ascii="Verdana" w:hAnsi="Verdana"/>
+          <w:sz w:val="18"/>
+          <w:szCs w:val="18"/>
+        </w:rPr>
+        <w:t>wall slide</w:t>
+      </w:r>
+      <w:r>
+        <w:rPr>
+          <w:rFonts w:ascii="Verdana" w:hAnsi="Verdana"/>
+          <w:sz w:val="18"/>
+          <w:szCs w:val="18"/>
+        </w:rPr>
+        <w:t xml:space="preserve"> surface when given the correct layer typing. The </w:t>
+      </w:r>
+      <w:r>
+        <w:rPr>
+          <w:rFonts w:ascii="Courier" w:hAnsi="Courier"/>
+          <w:sz w:val="18"/>
+          <w:szCs w:val="18"/>
+        </w:rPr>
+        <w:t xml:space="preserve">WallSlide </w:t>
+      </w:r>
+      <w:r>
+        <w:rPr>
+          <w:rFonts w:ascii="Verdana" w:hAnsi="Verdana"/>
+          <w:sz w:val="18"/>
+          <w:szCs w:val="18"/>
+        </w:rPr>
+        <w:lastRenderedPageBreak/>
+        <w:t xml:space="preserve">function is in charge or controlling when the player should be moving down walls slowly. It checks if the player is connected to the wall, is not on the floor and the horizontal input isn’t equal to zero. If all requirements are met it slows the falling speed of the player and sets up the ability to wall jump which will be disgusted in the next section. </w:t>
+      </w:r>
+    </w:p>
+    <w:p>
+      <w:pPr>
         <w:jc w:val="both"/>
         <w:rPr>
           <w:rFonts w:ascii="Verdana" w:hAnsi="Verdana"/>
-          <w:color w:val="FF0000"/>
-          <w:sz w:val="18"/>
-          <w:szCs w:val="18"/>
-        </w:rPr>
-      </w:pPr>
-      <w:r>
-        <w:rPr>
-          <w:rFonts w:ascii="Verdana" w:hAnsi="Verdana"/>
-          <w:color w:val="FF0000"/>
-          <w:sz w:val="18"/>
-          <w:szCs w:val="18"/>
-        </w:rPr>
-        <w:t>Level iteration – poster presentation, iteration 1 for testing, iteration 2 post research</w:t>
+          <w:sz w:val="18"/>
+          <w:szCs w:val="18"/>
+        </w:rPr>
+      </w:pPr>
+    </w:p>
+    <w:p>
+      <w:pPr>
+        <w:jc w:val="both"/>
+        <w:rPr>
+          <w:rFonts w:ascii="Verdana" w:hAnsi="Verdana"/>
+          <w:sz w:val="18"/>
+          <w:szCs w:val="18"/>
+        </w:rPr>
+      </w:pPr>
+      <w:r>
+        <w:rPr>
+          <w:rFonts w:ascii="Verdana" w:hAnsi="Verdana"/>
+          <w:b/>
+          <w:noProof/>
+          <w:color w:val="FF0000"/>
+          <w:sz w:val="18"/>
+          <w:szCs w:val="18"/>
+          <w:lang w:val="en-US"/>
+        </w:rPr>
+        <mc:AlternateContent>
+          <mc:Choice Requires="wps">
+            <w:drawing>
+              <wp:anchor distT="0" distB="0" distL="114300" distR="114300" simplePos="0" relativeHeight="251673600" behindDoc="0" locked="0" layoutInCell="1" allowOverlap="1" wp14:anchorId="49D99E03" wp14:editId="79D5D194">
+                <wp:simplePos x="0" y="0"/>
+                <wp:positionH relativeFrom="margin">
+                  <wp:posOffset>3314700</wp:posOffset>
+                </wp:positionH>
+                <wp:positionV relativeFrom="paragraph">
+                  <wp:posOffset>381000</wp:posOffset>
+                </wp:positionV>
+                <wp:extent cx="2921000" cy="993775"/>
+                <wp:effectExtent l="0" t="0" r="12700" b="16510"/>
+                <wp:wrapSquare wrapText="bothSides"/>
+                <wp:docPr id="2099184435" name="Text Box 2099184435"/>
+                <wp:cNvGraphicFramePr/>
+                <a:graphic xmlns:a="http://schemas.openxmlformats.org/drawingml/2006/main">
+                  <a:graphicData uri="http://schemas.microsoft.com/office/word/2010/wordprocessingShape">
+                    <wps:wsp>
+                      <wps:cNvSpPr txBox="1"/>
+                      <wps:spPr>
+                        <a:xfrm>
+                          <a:off x="0" y="0"/>
+                          <a:ext cx="2921000" cy="993775"/>
+                        </a:xfrm>
+                        <a:prstGeom prst="rect">
+                          <a:avLst/>
+                        </a:prstGeom>
+                        <a:noFill/>
+                        <a:ln w="6350" cmpd="sng">
+                          <a:solidFill>
+                            <a:schemeClr val="tx1"/>
+                          </a:solidFill>
+                        </a:ln>
+                        <a:effectLst/>
+                        <a:extLst>
+                          <a:ext uri="{C572A759-6A51-4108-AA02-DFA0A04FC94B}">
+                            <ma14:wrappingTextBoxFlag xmlns="" xmlns:mo="http://schemas.microsoft.com/office/mac/office/2008/main" xmlns:mv="urn:schemas-microsoft-com:mac:vml" xmlns:o="urn:schemas-microsoft-com:office:office" xmlns:v="urn:schemas-microsoft-com:vml" xmlns:w10="urn:schemas-microsoft-com:office:word" xmlns:w="http://schemas.openxmlformats.org/wordprocessingml/2006/main" xmlns:ma14="http://schemas.microsoft.com/office/mac/drawingml/2011/main"/>
+                          </a:ext>
+                        </a:extLst>
+                      </wps:spPr>
+                      <wps:style>
+                        <a:lnRef idx="0">
+                          <a:schemeClr val="accent1"/>
+                        </a:lnRef>
+                        <a:fillRef idx="0">
+                          <a:schemeClr val="accent1"/>
+                        </a:fillRef>
+                        <a:effectRef idx="0">
+                          <a:schemeClr val="accent1"/>
+                        </a:effectRef>
+                        <a:fontRef idx="minor">
+                          <a:schemeClr val="dk1"/>
+                        </a:fontRef>
+                      </wps:style>
+                      <wps:txbx>
+                        <w:txbxContent>
+                          <w:p>
+                            <w:pPr>
+                              <w:jc w:val="center"/>
+                            </w:pPr>
+                            <w:r>
+                              <w:rPr>
+                                <w:noProof/>
+                              </w:rPr>
+                              <w:drawing>
+                                <wp:inline distT="0" distB="0" distL="0" distR="0" wp14:anchorId="70394FB6" wp14:editId="001CACF4">
+                                  <wp:extent cx="2731770" cy="1637665"/>
+                                  <wp:effectExtent l="0" t="0" r="0" b="635"/>
+                                  <wp:docPr id="530771555" name="Picture 10" descr="A blue and orange stairs with white cubes&#10;&#10;AI-generated content may be incorrect."/>
+                                  <wp:cNvGraphicFramePr>
+                                    <a:graphicFrameLocks xmlns:a="http://schemas.openxmlformats.org/drawingml/2006/main" noChangeAspect="1"/>
+                                  </wp:cNvGraphicFramePr>
+                                  <a:graphic xmlns:a="http://schemas.openxmlformats.org/drawingml/2006/main">
+                                    <a:graphicData uri="http://schemas.openxmlformats.org/drawingml/2006/picture">
+                                      <pic:pic xmlns:pic="http://schemas.openxmlformats.org/drawingml/2006/picture">
+                                        <pic:nvPicPr>
+                                          <pic:cNvPr id="530771555" name="Picture 10" descr="A blue and orange stairs with white cubes&#10;&#10;AI-generated content may be incorrect."/>
+                                          <pic:cNvPicPr/>
+                                        </pic:nvPicPr>
+                                        <pic:blipFill>
+                                          <a:blip r:embed="rId35"/>
+                                          <a:stretch>
+                                            <a:fillRect/>
+                                          </a:stretch>
+                                        </pic:blipFill>
+                                        <pic:spPr>
+                                          <a:xfrm>
+                                            <a:off x="0" y="0"/>
+                                            <a:ext cx="2731770" cy="1637665"/>
+                                          </a:xfrm>
+                                          <a:prstGeom prst="rect">
+                                            <a:avLst/>
+                                          </a:prstGeom>
+                                        </pic:spPr>
+                                      </pic:pic>
+                                    </a:graphicData>
+                                  </a:graphic>
+                                </wp:inline>
+                              </w:drawing>
+                            </w:r>
+                          </w:p>
+                        </w:txbxContent>
+                      </wps:txbx>
+                      <wps:bodyPr rot="0" spcFirstLastPara="0" vertOverflow="overflow" horzOverflow="overflow" vert="horz" wrap="square" lIns="91440" tIns="45720" rIns="91440" bIns="45720" numCol="1" spcCol="0" rtlCol="0" fromWordArt="0" anchor="t" anchorCtr="0" forceAA="0" compatLnSpc="1">
+                        <a:prstTxWarp prst="textNoShape">
+                          <a:avLst/>
+                        </a:prstTxWarp>
+                        <a:spAutoFit/>
+                      </wps:bodyPr>
+                    </wps:wsp>
+                  </a:graphicData>
+                </a:graphic>
+                <wp14:sizeRelH relativeFrom="margin">
+                  <wp14:pctWidth>0</wp14:pctWidth>
+                </wp14:sizeRelH>
+              </wp:anchor>
+            </w:drawing>
+          </mc:Choice>
+          <mc:Fallback>
+            <w:pict>
+              <v:shape w14:anchorId="49D99E03" id="Text Box 2099184435" o:spid="_x0000_s1033" type="#_x0000_t202" style="position:absolute;left:0;text-align:left;margin-left:261pt;margin-top:30pt;width:230pt;height:78.25pt;z-index:251673600;visibility:visible;mso-wrap-style:square;mso-width-percent:0;mso-wrap-distance-left:9pt;mso-wrap-distance-top:0;mso-wrap-distance-right:9pt;mso-wrap-distance-bottom:0;mso-position-horizontal:absolute;mso-position-horizontal-relative:margin;mso-position-vertical:absolute;mso-position-vertical-relative:text;mso-width-percent:0;mso-width-relative:margin;v-text-anchor:top" o:gfxdata="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" filled="f" strokecolor="black [3213]" strokeweight=".5pt">
+                <v:textbox style="mso-fit-shape-to-text:t">
+                  <w:txbxContent>
+                    <w:p>
+                      <w:pPr>
+                        <w:jc w:val="center"/>
+                      </w:pPr>
+                      <w:r>
+                        <w:rPr>
+                          <w:noProof/>
+                        </w:rPr>
+                        <w:drawing>
+                          <wp:inline distT="0" distB="0" distL="0" distR="0" wp14:anchorId="70394FB6" wp14:editId="001CACF4">
+                            <wp:extent cx="2731770" cy="1637665"/>
+                            <wp:effectExtent l="0" t="0" r="0" b="635"/>
+                            <wp:docPr id="530771555" name="Picture 10" descr="A blue and orange stairs with white cubes&#10;&#10;AI-generated content may be incorrect."/>
+                            <wp:cNvGraphicFramePr>
+                              <a:graphicFrameLocks xmlns:a="http://schemas.openxmlformats.org/drawingml/2006/main" noChangeAspect="1"/>
+                            </wp:cNvGraphicFramePr>
+                            <a:graphic xmlns:a="http://schemas.openxmlformats.org/drawingml/2006/main">
+                              <a:graphicData uri="http://schemas.openxmlformats.org/drawingml/2006/picture">
+                                <pic:pic xmlns:pic="http://schemas.openxmlformats.org/drawingml/2006/picture">
+                                  <pic:nvPicPr>
+                                    <pic:cNvPr id="530771555" name="Picture 10" descr="A blue and orange stairs with white cubes&#10;&#10;AI-generated content may be incorrect."/>
+                                    <pic:cNvPicPr/>
+                                  </pic:nvPicPr>
+                                  <pic:blipFill>
+                                    <a:blip r:embed="rId35"/>
+                                    <a:stretch>
+                                      <a:fillRect/>
+                                    </a:stretch>
+                                  </pic:blipFill>
+                                  <pic:spPr>
+                                    <a:xfrm>
+                                      <a:off x="0" y="0"/>
+                                      <a:ext cx="2731770" cy="1637665"/>
+                                    </a:xfrm>
+                                    <a:prstGeom prst="rect">
+                                      <a:avLst/>
+                                    </a:prstGeom>
+                                  </pic:spPr>
+                                </pic:pic>
+                              </a:graphicData>
+                            </a:graphic>
+                          </wp:inline>
+                        </w:drawing>
+                      </w:r>
+                    </w:p>
+                  </w:txbxContent>
+                </v:textbox>
+                <w10:wrap type="square" anchorx="margin"/>
+              </v:shape>
+            </w:pict>
+          </mc:Fallback>
+        </mc:AlternateContent>
+      </w:r>
+      <w:r>
+        <w:rPr>
+          <w:rFonts w:ascii="Verdana" w:hAnsi="Verdana"/>
+          <w:sz w:val="18"/>
+          <w:szCs w:val="18"/>
+        </w:rPr>
+        <w:t xml:space="preserve">Implementing the wall </w:t>
+      </w:r>
+      <w:r>
+        <w:rPr>
+          <w:rFonts w:ascii="Verdana" w:hAnsi="Verdana"/>
+          <w:sz w:val="18"/>
+          <w:szCs w:val="18"/>
+        </w:rPr>
+        <w:t xml:space="preserve">jump was the next big step towards finishing the player movement and required the wall slide mechanic to be fully implemented due to the </w:t>
+      </w:r>
+      <w:r>
+        <w:rPr>
+          <w:rFonts w:ascii="Verdana" w:hAnsi="Verdana"/>
+          <w:sz w:val="18"/>
+          <w:szCs w:val="18"/>
+        </w:rPr>
+        <w:t>built-in</w:t>
+      </w:r>
+      <w:r>
+        <w:rPr>
+          <w:rFonts w:ascii="Verdana" w:hAnsi="Verdana"/>
+          <w:sz w:val="18"/>
+          <w:szCs w:val="18"/>
+        </w:rPr>
+        <w:t xml:space="preserve"> checks for if a player is connected to a wall. The </w:t>
+      </w:r>
+      <w:r>
+        <w:rPr>
+          <w:rFonts w:ascii="Courier" w:hAnsi="Courier"/>
+          <w:sz w:val="18"/>
+          <w:szCs w:val="18"/>
+        </w:rPr>
+        <w:t>WallJump</w:t>
+      </w:r>
+      <w:r>
+        <w:rPr>
+          <w:rFonts w:ascii="Courier" w:hAnsi="Courier"/>
+          <w:sz w:val="18"/>
+          <w:szCs w:val="18"/>
+        </w:rPr>
+        <w:t xml:space="preserve"> </w:t>
+      </w:r>
+      <w:r>
+        <w:rPr>
+          <w:rFonts w:ascii="Verdana" w:hAnsi="Verdana"/>
+          <w:sz w:val="18"/>
+          <w:szCs w:val="18"/>
+        </w:rPr>
+        <w:t xml:space="preserve">function is always being checked similarly to the </w:t>
+      </w:r>
+      <w:r>
+        <w:rPr>
+          <w:rFonts w:ascii="Courier" w:hAnsi="Courier"/>
+          <w:sz w:val="18"/>
+          <w:szCs w:val="18"/>
+        </w:rPr>
+        <w:t>WallSlide</w:t>
+      </w:r>
+      <w:r>
+        <w:rPr>
+          <w:rFonts w:ascii="Courier" w:hAnsi="Courier"/>
+          <w:sz w:val="18"/>
+          <w:szCs w:val="18"/>
+        </w:rPr>
+        <w:t xml:space="preserve"> </w:t>
+      </w:r>
+      <w:r>
+        <w:rPr>
+          <w:rFonts w:ascii="Verdana" w:hAnsi="Verdana"/>
+          <w:sz w:val="18"/>
+          <w:szCs w:val="18"/>
+        </w:rPr>
+        <w:t xml:space="preserve">function </w:t>
+      </w:r>
+      <w:r>
+        <w:rPr>
+          <w:rFonts w:ascii="Verdana" w:hAnsi="Verdana"/>
+          <w:sz w:val="18"/>
+          <w:szCs w:val="18"/>
+        </w:rPr>
+        <w:t>however is triggered in a different fashion. While sliding the player can press the jump input again to conduct a wall jump however to prevent the player from jumping multiple times a check is made to see whether the player can wall jump again. Once the conditions are met the velocity of the Rigidbody 2D</w:t>
+      </w:r>
+      <w:r>
+        <w:rPr>
+          <w:rFonts w:ascii="Verdana" w:hAnsi="Verdana"/>
+          <w:sz w:val="18"/>
+          <w:szCs w:val="18"/>
+        </w:rPr>
+        <w:t xml:space="preserve"> is changed </w:t>
+      </w:r>
+      <w:r>
+        <w:rPr>
+          <w:rFonts w:ascii="Verdana" w:hAnsi="Verdana"/>
+          <w:sz w:val="18"/>
+          <w:szCs w:val="18"/>
+        </w:rPr>
+        <w:t xml:space="preserve">to apply a chosen force to both the X and Y axis although the issue of the player jumping into the wall they are facing </w:t>
+      </w:r>
+      <w:r>
+        <w:rPr>
+          <w:rFonts w:ascii="Verdana" w:hAnsi="Verdana"/>
+          <w:sz w:val="18"/>
+          <w:szCs w:val="18"/>
+        </w:rPr>
+        <w:t>arises. To combat this the code used for turning the player around while walking was reused with the new wall jumping direction being multiplied by the X wall jumping power.</w:t>
+      </w:r>
+    </w:p>
+    <w:p>
+      <w:pPr>
+        <w:jc w:val="both"/>
+        <w:rPr>
+          <w:rFonts w:ascii="Verdana" w:hAnsi="Verdana"/>
+          <w:sz w:val="18"/>
+          <w:szCs w:val="18"/>
+        </w:rPr>
+      </w:pPr>
+    </w:p>
+    <w:p>
+      <w:pPr>
+        <w:jc w:val="both"/>
+        <w:rPr>
+          <w:rFonts w:ascii="Verdana" w:hAnsi="Verdana"/>
+          <w:sz w:val="18"/>
+          <w:szCs w:val="18"/>
+        </w:rPr>
+      </w:pPr>
+      <w:r>
+        <w:rPr>
+          <w:rFonts w:ascii="Verdana" w:hAnsi="Verdana"/>
+          <w:b/>
+          <w:noProof/>
+          <w:color w:val="FF0000"/>
+          <w:sz w:val="18"/>
+          <w:szCs w:val="18"/>
+          <w:lang w:val="en-US"/>
+        </w:rPr>
+        <mc:AlternateContent>
+          <mc:Choice Requires="wps">
+            <w:drawing>
+              <wp:anchor distT="0" distB="0" distL="114300" distR="114300" simplePos="0" relativeHeight="251675648" behindDoc="0" locked="0" layoutInCell="1" allowOverlap="1" wp14:anchorId="7D5230DA" wp14:editId="4A37C68F">
+                <wp:simplePos x="0" y="0"/>
+                <wp:positionH relativeFrom="margin">
+                  <wp:posOffset>3317875</wp:posOffset>
+                </wp:positionH>
+                <wp:positionV relativeFrom="paragraph">
+                  <wp:posOffset>2961005</wp:posOffset>
+                </wp:positionV>
+                <wp:extent cx="2921000" cy="993775"/>
+                <wp:effectExtent l="0" t="0" r="12700" b="16510"/>
+                <wp:wrapSquare wrapText="bothSides"/>
+                <wp:docPr id="1411299767" name="Text Box 1411299767"/>
+                <wp:cNvGraphicFramePr/>
+                <a:graphic xmlns:a="http://schemas.openxmlformats.org/drawingml/2006/main">
+                  <a:graphicData uri="http://schemas.microsoft.com/office/word/2010/wordprocessingShape">
+                    <wps:wsp>
+                      <wps:cNvSpPr txBox="1"/>
+                      <wps:spPr>
+                        <a:xfrm>
+                          <a:off x="0" y="0"/>
+                          <a:ext cx="2921000" cy="993775"/>
+                        </a:xfrm>
+                        <a:prstGeom prst="rect">
+                          <a:avLst/>
+                        </a:prstGeom>
+                        <a:noFill/>
+                        <a:ln w="6350" cmpd="sng">
+                          <a:solidFill>
+                            <a:schemeClr val="tx1"/>
+                          </a:solidFill>
+                        </a:ln>
+                        <a:effectLst/>
+                        <a:extLst>
+                          <a:ext uri="{C572A759-6A51-4108-AA02-DFA0A04FC94B}">
+                            <ma14:wrappingTextBoxFlag xmlns="" xmlns:mo="http://schemas.microsoft.com/office/mac/office/2008/main" xmlns:mv="urn:schemas-microsoft-com:mac:vml" xmlns:o="urn:schemas-microsoft-com:office:office" xmlns:v="urn:schemas-microsoft-com:vml" xmlns:w10="urn:schemas-microsoft-com:office:word" xmlns:w="http://schemas.openxmlformats.org/wordprocessingml/2006/main" xmlns:ma14="http://schemas.microsoft.com/office/mac/drawingml/2011/main"/>
+                          </a:ext>
+                        </a:extLst>
+                      </wps:spPr>
+                      <wps:style>
+                        <a:lnRef idx="0">
+                          <a:schemeClr val="accent1"/>
+                        </a:lnRef>
+                        <a:fillRef idx="0">
+                          <a:schemeClr val="accent1"/>
+                        </a:fillRef>
+                        <a:effectRef idx="0">
+                          <a:schemeClr val="accent1"/>
+                        </a:effectRef>
+                        <a:fontRef idx="minor">
+                          <a:schemeClr val="dk1"/>
+                        </a:fontRef>
+                      </wps:style>
+                      <wps:txbx>
+                        <w:txbxContent>
+                          <w:p>
+                            <w:pPr>
+                              <w:jc w:val="center"/>
+                            </w:pPr>
+                            <w:r>
+                              <w:rPr>
+                                <w:noProof/>
+                              </w:rPr>
+                              <w:drawing>
+                                <wp:inline distT="0" distB="0" distL="0" distR="0" wp14:anchorId="1EA492A7" wp14:editId="21E7CAAA">
+                                  <wp:extent cx="2731770" cy="1496695"/>
+                                  <wp:effectExtent l="0" t="0" r="0" b="8255"/>
+                                  <wp:docPr id="636359216" name="Picture 1" descr="A screenshot of a video game&#10;&#10;AI-generated content may be incorrect."/>
+                                  <wp:cNvGraphicFramePr>
+                                    <a:graphicFrameLocks xmlns:a="http://schemas.openxmlformats.org/drawingml/2006/main" noChangeAspect="1"/>
+                                  </wp:cNvGraphicFramePr>
+                                  <a:graphic xmlns:a="http://schemas.openxmlformats.org/drawingml/2006/main">
+                                    <a:graphicData uri="http://schemas.openxmlformats.org/drawingml/2006/picture">
+                                      <pic:pic xmlns:pic="http://schemas.openxmlformats.org/drawingml/2006/picture">
+                                        <pic:nvPicPr>
+                                          <pic:cNvPr id="636359216" name="Picture 1" descr="A screenshot of a video game&#10;&#10;AI-generated content may be incorrect."/>
+                                          <pic:cNvPicPr/>
+                                        </pic:nvPicPr>
+                                        <pic:blipFill>
+                                          <a:blip r:embed="rId36"/>
+                                          <a:stretch>
+                                            <a:fillRect/>
+                                          </a:stretch>
+                                        </pic:blipFill>
+                                        <pic:spPr>
+                                          <a:xfrm>
+                                            <a:off x="0" y="0"/>
+                                            <a:ext cx="2731770" cy="1496695"/>
+                                          </a:xfrm>
+                                          <a:prstGeom prst="rect">
+                                            <a:avLst/>
+                                          </a:prstGeom>
+                                        </pic:spPr>
+                                      </pic:pic>
+                                    </a:graphicData>
+                                  </a:graphic>
+                                </wp:inline>
+                              </w:drawing>
+                            </w:r>
+                          </w:p>
+                        </w:txbxContent>
+                      </wps:txbx>
+                      <wps:bodyPr rot="0" spcFirstLastPara="0" vertOverflow="overflow" horzOverflow="overflow" vert="horz" wrap="square" lIns="91440" tIns="45720" rIns="91440" bIns="45720" numCol="1" spcCol="0" rtlCol="0" fromWordArt="0" anchor="t" anchorCtr="0" forceAA="0" compatLnSpc="1">
+                        <a:prstTxWarp prst="textNoShape">
+                          <a:avLst/>
+                        </a:prstTxWarp>
+                        <a:spAutoFit/>
+                      </wps:bodyPr>
+                    </wps:wsp>
+                  </a:graphicData>
+                </a:graphic>
+                <wp14:sizeRelH relativeFrom="margin">
+                  <wp14:pctWidth>0</wp14:pctWidth>
+                </wp14:sizeRelH>
+              </wp:anchor>
+            </w:drawing>
+          </mc:Choice>
+          <mc:Fallback>
+            <w:pict>
+              <v:shape w14:anchorId="7D5230DA" id="Text Box 1411299767" o:spid="_x0000_s1034" type="#_x0000_t202" style="position:absolute;left:0;text-align:left;margin-left:261.25pt;margin-top:233.15pt;width:230pt;height:78.25pt;z-index:251675648;visibility:visible;mso-wrap-style:square;mso-width-percent:0;mso-wrap-distance-left:9pt;mso-wrap-distance-top:0;mso-wrap-distance-right:9pt;mso-wrap-distance-bottom:0;mso-position-horizontal:absolute;mso-position-horizontal-relative:margin;mso-position-vertical:absolute;mso-position-vertical-relative:text;mso-width-percent:0;mso-width-relative:margin;v-text-anchor:top" o:gfxdata="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" filled="f" strokecolor="black [3213]" strokeweight=".5pt">
+                <v:textbox style="mso-fit-shape-to-text:t">
+                  <w:txbxContent>
+                    <w:p>
+                      <w:pPr>
+                        <w:jc w:val="center"/>
+                      </w:pPr>
+                      <w:r>
+                        <w:rPr>
+                          <w:noProof/>
+                        </w:rPr>
+                        <w:drawing>
+                          <wp:inline distT="0" distB="0" distL="0" distR="0" wp14:anchorId="1EA492A7" wp14:editId="21E7CAAA">
+                            <wp:extent cx="2731770" cy="1496695"/>
+                            <wp:effectExtent l="0" t="0" r="0" b="8255"/>
+                            <wp:docPr id="636359216" name="Picture 1" descr="A screenshot of a video game&#10;&#10;AI-generated content may be incorrect."/>
+                            <wp:cNvGraphicFramePr>
+                              <a:graphicFrameLocks xmlns:a="http://schemas.openxmlformats.org/drawingml/2006/main" noChangeAspect="1"/>
+                            </wp:cNvGraphicFramePr>
+                            <a:graphic xmlns:a="http://schemas.openxmlformats.org/drawingml/2006/main">
+                              <a:graphicData uri="http://schemas.openxmlformats.org/drawingml/2006/picture">
+                                <pic:pic xmlns:pic="http://schemas.openxmlformats.org/drawingml/2006/picture">
+                                  <pic:nvPicPr>
+                                    <pic:cNvPr id="636359216" name="Picture 1" descr="A screenshot of a video game&#10;&#10;AI-generated content may be incorrect."/>
+                                    <pic:cNvPicPr/>
+                                  </pic:nvPicPr>
+                                  <pic:blipFill>
+                                    <a:blip r:embed="rId36"/>
+                                    <a:stretch>
+                                      <a:fillRect/>
+                                    </a:stretch>
+                                  </pic:blipFill>
+                                  <pic:spPr>
+                                    <a:xfrm>
+                                      <a:off x="0" y="0"/>
+                                      <a:ext cx="2731770" cy="1496695"/>
+                                    </a:xfrm>
+                                    <a:prstGeom prst="rect">
+                                      <a:avLst/>
+                                    </a:prstGeom>
+                                  </pic:spPr>
+                                </pic:pic>
+                              </a:graphicData>
+                            </a:graphic>
+                          </wp:inline>
+                        </w:drawing>
+                      </w:r>
+                    </w:p>
+                  </w:txbxContent>
+                </v:textbox>
+                <w10:wrap type="square" anchorx="margin"/>
+              </v:shape>
+            </w:pict>
+          </mc:Fallback>
+        </mc:AlternateContent>
+      </w:r>
+      <w:r>
+        <w:rPr>
+          <w:rFonts w:ascii="Verdana" w:hAnsi="Verdana"/>
+          <w:sz w:val="18"/>
+          <w:szCs w:val="18"/>
+        </w:rPr>
+        <w:t xml:space="preserve">Finally, the dash was implemented using a Coroutine which allows code to be executed with delays inside which is core to making the dash work. The first implementation of the dash used a similar method to the player movement where the Rigidbody 2D’s horizontal velocity was multiplied by a value. This however did not stop players gravity and so dashing across large gaps became difficult. A change was developed to make the players gravity become </w:t>
+      </w:r>
+      <w:r>
+        <w:rPr>
+          <w:rFonts w:ascii="Verdana" w:hAnsi="Verdana"/>
+          <w:sz w:val="18"/>
+          <w:szCs w:val="18"/>
+        </w:rPr>
+        <w:t>zero</w:t>
+      </w:r>
+      <w:r>
+        <w:rPr>
+          <w:rFonts w:ascii="Verdana" w:hAnsi="Verdana"/>
+          <w:sz w:val="18"/>
+          <w:szCs w:val="18"/>
+        </w:rPr>
+        <w:t xml:space="preserve"> while dashing to give a stronger feel to the dash as well as using it as a mechanic to stop the player from falling </w:t>
+      </w:r>
+      <w:r>
+        <w:rPr>
+          <w:rFonts w:ascii="Verdana" w:hAnsi="Verdana"/>
+          <w:sz w:val="18"/>
+          <w:szCs w:val="18"/>
+        </w:rPr>
+        <w:t xml:space="preserve">which was then used as a concept while developing the stages themselves. The Coroutine called a function that would set the players gravity scale to  zero and then call the code to move the player. Once the dash was complete the gravity scale was reset to normal. A delay was then implemented to prevent spamming which was included in the </w:t>
+      </w:r>
+      <w:r>
+        <w:rPr>
+          <w:rFonts w:ascii="Courier" w:hAnsi="Courier"/>
+          <w:sz w:val="18"/>
+          <w:szCs w:val="18"/>
+        </w:rPr>
+        <w:t xml:space="preserve">Dash </w:t>
+      </w:r>
+      <w:r>
+        <w:rPr>
+          <w:rFonts w:ascii="Verdana" w:hAnsi="Verdana"/>
+          <w:sz w:val="18"/>
+          <w:szCs w:val="18"/>
+        </w:rPr>
+        <w:t>function. Once these mechanics were added some testing was conducted on  a debugging level which found the feel of that dash wasn’t quite perfect due to the lack of air moves the player has access to</w:t>
+      </w:r>
+      <w:r>
+        <w:rPr>
+          <w:rFonts w:ascii="Verdana" w:hAnsi="Verdana"/>
+          <w:sz w:val="18"/>
+          <w:szCs w:val="18"/>
+        </w:rPr>
+        <w:t xml:space="preserve">. Adding a jump to the end of a dash gave players more control over their air movement giving a more consistent and fun gameplay experience. </w:t>
+      </w:r>
+    </w:p>
+    <w:p>
+      <w:pPr>
+        <w:jc w:val="both"/>
+        <w:rPr>
+          <w:rFonts w:ascii="Verdana" w:hAnsi="Verdana"/>
+          <w:sz w:val="18"/>
+          <w:szCs w:val="18"/>
+        </w:rPr>
+      </w:pPr>
+    </w:p>
+    <w:p>
+      <w:pPr>
+        <w:jc w:val="both"/>
+        <w:rPr>
+          <w:rFonts w:ascii="Verdana" w:hAnsi="Verdana"/>
+          <w:b/>
+          <w:bCs/>
+          <w:sz w:val="18"/>
+          <w:szCs w:val="18"/>
+        </w:rPr>
+      </w:pPr>
+      <w:r>
+        <w:rPr>
+          <w:rFonts w:ascii="Verdana" w:hAnsi="Verdana"/>
+          <w:b/>
+          <w:bCs/>
+          <w:sz w:val="18"/>
+          <w:szCs w:val="18"/>
+        </w:rPr>
+        <w:t>5.4 Level Design</w:t>
+      </w:r>
+    </w:p>
+    <w:p>
+      <w:pPr>
+        <w:jc w:val="both"/>
+        <w:rPr>
+          <w:rFonts w:ascii="Verdana" w:hAnsi="Verdana"/>
+          <w:sz w:val="18"/>
+          <w:szCs w:val="18"/>
+        </w:rPr>
+      </w:pPr>
+      <w:r>
+        <w:rPr>
+          <w:rFonts w:ascii="Verdana" w:hAnsi="Verdana"/>
+          <w:sz w:val="18"/>
+          <w:szCs w:val="18"/>
+        </w:rPr>
+        <w:t xml:space="preserve">Now the player controller is set-up the next steps were to develop a level. The level design went through multiple iterations each with different design priorities at the time and this section of the </w:t>
+      </w:r>
+      <w:r>
+        <w:rPr>
+          <w:rFonts w:ascii="Verdana" w:hAnsi="Verdana"/>
+          <w:sz w:val="18"/>
+          <w:szCs w:val="18"/>
+        </w:rPr>
+        <w:t>report will be going over what influence each iteration of the levels.</w:t>
+      </w:r>
+    </w:p>
+    <w:p>
+      <w:pPr>
+        <w:jc w:val="both"/>
+        <w:rPr>
+          <w:rFonts w:ascii="Verdana" w:hAnsi="Verdana"/>
+          <w:sz w:val="18"/>
+          <w:szCs w:val="18"/>
+        </w:rPr>
+      </w:pPr>
+    </w:p>
+    <w:p>
+      <w:pPr>
+        <w:jc w:val="both"/>
+        <w:rPr>
+          <w:rFonts w:ascii="Verdana" w:hAnsi="Verdana"/>
+          <w:sz w:val="18"/>
+          <w:szCs w:val="18"/>
+        </w:rPr>
+      </w:pPr>
+      <w:r>
+        <w:rPr>
+          <w:rFonts w:ascii="Verdana" w:hAnsi="Verdana"/>
+          <w:sz w:val="18"/>
+          <w:szCs w:val="18"/>
+        </w:rPr>
+        <w:t xml:space="preserve">The first design of the level was designed </w:t>
+      </w:r>
+      <w:r>
+        <w:rPr>
+          <w:rFonts w:ascii="Verdana" w:hAnsi="Verdana"/>
+          <w:sz w:val="18"/>
+          <w:szCs w:val="18"/>
+        </w:rPr>
+        <w:t>a</w:t>
+      </w:r>
+      <w:r>
+        <w:rPr>
+          <w:rFonts w:ascii="Verdana" w:hAnsi="Verdana"/>
+          <w:sz w:val="18"/>
+          <w:szCs w:val="18"/>
+        </w:rPr>
+        <w:t xml:space="preserve">round it being a single level that flows from one section to another in the same style as New Super Mario Bros (Nintendo EAD, 2006) due to its popularity as mentioned in section 5.1. </w:t>
+      </w:r>
+      <w:r>
+        <w:rPr>
+          <w:rFonts w:ascii="Verdana" w:hAnsi="Verdana"/>
+          <w:sz w:val="18"/>
+          <w:szCs w:val="18"/>
+        </w:rPr>
+        <w:t>The tutorial section of the project was simple and only showed text to tell people what to do (see Fig 7).</w:t>
+      </w:r>
+    </w:p>
+    <w:p>
+      <w:pPr>
+        <w:jc w:val="both"/>
+        <w:rPr>
+          <w:rFonts w:ascii="Verdana" w:hAnsi="Verdana"/>
+          <w:sz w:val="16"/>
+          <w:szCs w:val="16"/>
+        </w:rPr>
+      </w:pPr>
+      <w:r>
+        <w:rPr>
+          <w:rFonts w:ascii="Verdana" w:hAnsi="Verdana"/>
+          <w:b/>
+          <w:bCs/>
+          <w:sz w:val="18"/>
+          <w:szCs w:val="18"/>
+        </w:rPr>
+        <w:t>Fig 7:</w:t>
+      </w:r>
+      <w:r>
+        <w:rPr>
+          <w:rFonts w:ascii="Verdana" w:hAnsi="Verdana"/>
+          <w:b/>
+          <w:bCs/>
+          <w:sz w:val="16"/>
+          <w:szCs w:val="16"/>
+        </w:rPr>
+        <w:t xml:space="preserve"> </w:t>
+      </w:r>
+      <w:r>
+        <w:rPr>
+          <w:rFonts w:ascii="Verdana" w:hAnsi="Verdana"/>
+          <w:sz w:val="16"/>
+          <w:szCs w:val="16"/>
+        </w:rPr>
+        <w:t>First jump tutorial section</w:t>
+      </w:r>
+    </w:p>
+    <w:p>
+      <w:pPr>
+        <w:jc w:val="both"/>
+        <w:rPr>
+          <w:rFonts w:ascii="Verdana" w:hAnsi="Verdana"/>
+          <w:sz w:val="16"/>
+          <w:szCs w:val="16"/>
+        </w:rPr>
+      </w:pPr>
+    </w:p>
+    <w:p>
+      <w:pPr>
+        <w:jc w:val="both"/>
+        <w:rPr>
+          <w:rFonts w:ascii="Verdana" w:hAnsi="Verdana"/>
+          <w:sz w:val="18"/>
+          <w:szCs w:val="18"/>
+        </w:rPr>
+      </w:pPr>
+      <w:r>
+        <w:rPr>
+          <w:rFonts w:ascii="Verdana" w:hAnsi="Verdana"/>
+          <w:sz w:val="18"/>
+          <w:szCs w:val="18"/>
+        </w:rPr>
+        <w:t xml:space="preserve">The priority here was to get a strong base to work from and iterate while learning what features work best for this style of project and how it can help find answers to the projects research questions. </w:t>
+      </w:r>
+      <w:r>
+        <w:rPr>
+          <w:rFonts w:ascii="Verdana" w:hAnsi="Verdana"/>
+          <w:sz w:val="18"/>
+          <w:szCs w:val="18"/>
+        </w:rPr>
+        <w:t xml:space="preserve">During this stage of </w:t>
+      </w:r>
+      <w:r>
+        <w:rPr>
+          <w:rFonts w:ascii="Verdana" w:hAnsi="Verdana"/>
+          <w:sz w:val="18"/>
+          <w:szCs w:val="18"/>
+        </w:rPr>
+        <w:t>development,</w:t>
+      </w:r>
+      <w:r>
+        <w:rPr>
+          <w:rFonts w:ascii="Verdana" w:hAnsi="Verdana"/>
+          <w:sz w:val="18"/>
+          <w:szCs w:val="18"/>
+        </w:rPr>
+        <w:t xml:space="preserve"> a keyboard control scheme was being used to </w:t>
+      </w:r>
+      <w:r>
+        <w:rPr>
+          <w:rFonts w:ascii="Verdana" w:hAnsi="Verdana"/>
+          <w:sz w:val="18"/>
+          <w:szCs w:val="18"/>
+        </w:rPr>
+        <w:t xml:space="preserve">control the character which got changed during the second iteration of the </w:t>
+      </w:r>
+      <w:r>
+        <w:rPr>
+          <w:rFonts w:ascii="Verdana" w:hAnsi="Verdana"/>
+          <w:sz w:val="18"/>
+          <w:szCs w:val="18"/>
+        </w:rPr>
+        <w:t>level. The core concepts of the movement and tutorial were in place, but the level designed after the tutorial section used for the player testing was considered too hard after peer testing in the early stages of development. Once peer testing had occurred the next iteration of the game levels started which took a pivot from the free moving camera following the play</w:t>
+      </w:r>
+      <w:r>
+        <w:rPr>
+          <w:rFonts w:ascii="Verdana" w:hAnsi="Verdana"/>
+          <w:sz w:val="18"/>
+          <w:szCs w:val="18"/>
+        </w:rPr>
+        <w:t>er</w:t>
+      </w:r>
+      <w:r>
+        <w:rPr>
+          <w:rFonts w:ascii="Verdana" w:hAnsi="Verdana"/>
+          <w:sz w:val="18"/>
+          <w:szCs w:val="18"/>
+        </w:rPr>
+        <w:t xml:space="preserve"> to</w:t>
+      </w:r>
+      <w:r>
+        <w:rPr>
+          <w:rFonts w:ascii="Verdana" w:hAnsi="Verdana"/>
+          <w:sz w:val="18"/>
+          <w:szCs w:val="18"/>
+        </w:rPr>
+        <w:t xml:space="preserve"> a</w:t>
+      </w:r>
+      <w:r>
+        <w:rPr>
+          <w:rFonts w:ascii="Verdana" w:hAnsi="Verdana"/>
+          <w:sz w:val="18"/>
+          <w:szCs w:val="18"/>
+        </w:rPr>
+        <w:t xml:space="preserve"> </w:t>
+      </w:r>
+      <w:r>
+        <w:rPr>
+          <w:rFonts w:ascii="Verdana" w:hAnsi="Verdana"/>
+          <w:sz w:val="18"/>
+          <w:szCs w:val="18"/>
+        </w:rPr>
+        <w:t>stage-by-stage</w:t>
+      </w:r>
+      <w:r>
+        <w:rPr>
+          <w:rFonts w:ascii="Verdana" w:hAnsi="Verdana"/>
+          <w:sz w:val="18"/>
+          <w:szCs w:val="18"/>
+        </w:rPr>
+        <w:t xml:space="preserve"> level</w:t>
+      </w:r>
+      <w:r>
+        <w:rPr>
+          <w:rFonts w:ascii="Verdana" w:hAnsi="Verdana"/>
+          <w:sz w:val="18"/>
+          <w:szCs w:val="18"/>
+        </w:rPr>
+        <w:t xml:space="preserve"> design</w:t>
+      </w:r>
+      <w:r>
+        <w:rPr>
+          <w:rFonts w:ascii="Verdana" w:hAnsi="Verdana"/>
+          <w:sz w:val="18"/>
+          <w:szCs w:val="18"/>
+        </w:rPr>
+        <w:t xml:space="preserve"> with a static camera as mentioned in section 5.3.2 which allowed for more control over what each player could see. An asset pack found online was implemented along side the new controller control scheme. This is a crucial stage in development as it sets the path for how the game is played. Even with these drastic changed the core concept of the tutorials stayed the same with text telling the player how to play the game. </w:t>
+      </w:r>
+      <w:r>
+        <w:rPr>
+          <w:rFonts w:ascii="Verdana" w:hAnsi="Verdana"/>
+          <w:sz w:val="18"/>
+          <w:szCs w:val="18"/>
+        </w:rPr>
+        <w:t>Figure 8 shows this best.</w:t>
+      </w:r>
+    </w:p>
+    <w:p>
+      <w:pPr>
+        <w:jc w:val="both"/>
+        <w:rPr>
+          <w:rFonts w:ascii="Verdana" w:hAnsi="Verdana"/>
+          <w:sz w:val="16"/>
+          <w:szCs w:val="16"/>
+        </w:rPr>
+      </w:pPr>
+      <w:r>
+        <w:rPr>
+          <w:rFonts w:ascii="Verdana" w:hAnsi="Verdana"/>
+          <w:b/>
+          <w:bCs/>
+          <w:sz w:val="18"/>
+          <w:szCs w:val="18"/>
+        </w:rPr>
+        <w:t xml:space="preserve">Fig 8: </w:t>
+      </w:r>
+      <w:r>
+        <w:rPr>
+          <w:rFonts w:ascii="Verdana" w:hAnsi="Verdana"/>
+          <w:sz w:val="16"/>
+          <w:szCs w:val="16"/>
+        </w:rPr>
+        <w:t>Imagine showing the level design</w:t>
+      </w:r>
+    </w:p>
+    <w:p>
+      <w:pPr>
+        <w:jc w:val="both"/>
+        <w:rPr>
+          <w:rFonts w:ascii="Verdana" w:hAnsi="Verdana"/>
+          <w:bCs/>
+          <w:sz w:val="18"/>
+          <w:szCs w:val="18"/>
+        </w:rPr>
+      </w:pPr>
+      <w:r>
+        <w:rPr>
+          <w:rFonts w:ascii="Verdana" w:hAnsi="Verdana"/>
+          <w:b/>
+          <w:noProof/>
+          <w:color w:val="FF0000"/>
+          <w:sz w:val="18"/>
+          <w:szCs w:val="18"/>
+          <w:lang w:val="en-US"/>
+        </w:rPr>
+        <w:lastRenderedPageBreak/>
+        <mc:AlternateContent>
+          <mc:Choice Requires="wps">
+            <w:drawing>
+              <wp:anchor distT="0" distB="0" distL="114300" distR="114300" simplePos="0" relativeHeight="251679744" behindDoc="0" locked="0" layoutInCell="1" allowOverlap="1" wp14:anchorId="2EEB6BE5" wp14:editId="55BF3E08">
+                <wp:simplePos x="0" y="0"/>
+                <wp:positionH relativeFrom="margin">
+                  <wp:align>right</wp:align>
+                </wp:positionH>
+                <wp:positionV relativeFrom="paragraph">
+                  <wp:posOffset>3175</wp:posOffset>
+                </wp:positionV>
+                <wp:extent cx="2921000" cy="993775"/>
+                <wp:effectExtent l="0" t="0" r="12700" b="16510"/>
+                <wp:wrapSquare wrapText="bothSides"/>
+                <wp:docPr id="2000213825" name="Text Box 2000213825"/>
+                <wp:cNvGraphicFramePr/>
+                <a:graphic xmlns:a="http://schemas.openxmlformats.org/drawingml/2006/main">
+                  <a:graphicData uri="http://schemas.microsoft.com/office/word/2010/wordprocessingShape">
+                    <wps:wsp>
+                      <wps:cNvSpPr txBox="1"/>
+                      <wps:spPr>
+                        <a:xfrm>
+                          <a:off x="0" y="0"/>
+                          <a:ext cx="2921000" cy="993775"/>
+                        </a:xfrm>
+                        <a:prstGeom prst="rect">
+                          <a:avLst/>
+                        </a:prstGeom>
+                        <a:noFill/>
+                        <a:ln w="6350" cmpd="sng">
+                          <a:solidFill>
+                            <a:schemeClr val="tx1"/>
+                          </a:solidFill>
+                        </a:ln>
+                        <a:effectLst/>
+                        <a:extLst>
+                          <a:ext uri="{C572A759-6A51-4108-AA02-DFA0A04FC94B}">
+                            <ma14:wrappingTextBoxFlag xmlns="" xmlns:mo="http://schemas.microsoft.com/office/mac/office/2008/main" xmlns:mv="urn:schemas-microsoft-com:mac:vml" xmlns:o="urn:schemas-microsoft-com:office:office" xmlns:v="urn:schemas-microsoft-com:vml" xmlns:w10="urn:schemas-microsoft-com:office:word" xmlns:w="http://schemas.openxmlformats.org/wordprocessingml/2006/main" xmlns:ma14="http://schemas.microsoft.com/office/mac/drawingml/2011/main"/>
+                          </a:ext>
+                        </a:extLst>
+                      </wps:spPr>
+                      <wps:style>
+                        <a:lnRef idx="0">
+                          <a:schemeClr val="accent1"/>
+                        </a:lnRef>
+                        <a:fillRef idx="0">
+                          <a:schemeClr val="accent1"/>
+                        </a:fillRef>
+                        <a:effectRef idx="0">
+                          <a:schemeClr val="accent1"/>
+                        </a:effectRef>
+                        <a:fontRef idx="minor">
+                          <a:schemeClr val="dk1"/>
+                        </a:fontRef>
+                      </wps:style>
+                      <wps:txbx>
+                        <w:txbxContent>
+                          <w:p>
+                            <w:pPr>
+                              <w:jc w:val="center"/>
+                            </w:pPr>
+                            <w:r>
+                              <w:rPr>
+                                <w:noProof/>
+                              </w:rPr>
+                              <w:drawing>
+                                <wp:inline distT="0" distB="0" distL="0" distR="0" wp14:anchorId="3B03619D" wp14:editId="4BD7773C">
+                                  <wp:extent cx="2312670" cy="2699190"/>
+                                  <wp:effectExtent l="0" t="0" r="0" b="6350"/>
+                                  <wp:docPr id="377866348" name="Picture 1" descr="A screenshot of a video game&#10;&#10;AI-generated content may be incorrect."/>
+                                  <wp:cNvGraphicFramePr>
+                                    <a:graphicFrameLocks xmlns:a="http://schemas.openxmlformats.org/drawingml/2006/main" noChangeAspect="1"/>
+                                  </wp:cNvGraphicFramePr>
+                                  <a:graphic xmlns:a="http://schemas.openxmlformats.org/drawingml/2006/main">
+                                    <a:graphicData uri="http://schemas.openxmlformats.org/drawingml/2006/picture">
+                                      <pic:pic xmlns:pic="http://schemas.openxmlformats.org/drawingml/2006/picture">
+                                        <pic:nvPicPr>
+                                          <pic:cNvPr id="377866348" name="Picture 1" descr="A screenshot of a video game&#10;&#10;AI-generated content may be incorrect."/>
+                                          <pic:cNvPicPr/>
+                                        </pic:nvPicPr>
+                                        <pic:blipFill>
+                                          <a:blip r:embed="rId37"/>
+                                          <a:stretch>
+                                            <a:fillRect/>
+                                          </a:stretch>
+                                        </pic:blipFill>
+                                        <pic:spPr>
+                                          <a:xfrm>
+                                            <a:off x="0" y="0"/>
+                                            <a:ext cx="2325180" cy="2713791"/>
+                                          </a:xfrm>
+                                          <a:prstGeom prst="rect">
+                                            <a:avLst/>
+                                          </a:prstGeom>
+                                        </pic:spPr>
+                                      </pic:pic>
+                                    </a:graphicData>
+                                  </a:graphic>
+                                </wp:inline>
+                              </w:drawing>
+                            </w:r>
+                          </w:p>
+                        </w:txbxContent>
+                      </wps:txbx>
+                      <wps:bodyPr rot="0" spcFirstLastPara="0" vertOverflow="overflow" horzOverflow="overflow" vert="horz" wrap="square" lIns="91440" tIns="45720" rIns="91440" bIns="45720" numCol="1" spcCol="0" rtlCol="0" fromWordArt="0" anchor="t" anchorCtr="0" forceAA="0" compatLnSpc="1">
+                        <a:prstTxWarp prst="textNoShape">
+                          <a:avLst/>
+                        </a:prstTxWarp>
+                        <a:spAutoFit/>
+                      </wps:bodyPr>
+                    </wps:wsp>
+                  </a:graphicData>
+                </a:graphic>
+                <wp14:sizeRelH relativeFrom="margin">
+                  <wp14:pctWidth>0</wp14:pctWidth>
+                </wp14:sizeRelH>
+                <wp14:sizeRelV relativeFrom="margin">
+                  <wp14:pctHeight>0</wp14:pctHeight>
+                </wp14:sizeRelV>
+              </wp:anchor>
+            </w:drawing>
+          </mc:Choice>
+          <mc:Fallback>
+            <w:pict>
+              <v:shape w14:anchorId="2EEB6BE5" id="Text Box 2000213825" o:spid="_x0000_s1035" type="#_x0000_t202" style="position:absolute;left:0;text-align:left;margin-left:178.8pt;margin-top:.25pt;width:230pt;height:78.25pt;z-index:251679744;visibility:visible;mso-wrap-style:square;mso-width-percent:0;mso-height-percent:0;mso-wrap-distance-left:9pt;mso-wrap-distance-top:0;mso-wrap-distance-right:9pt;mso-wrap-distance-bottom:0;mso-position-horizontal:right;mso-position-horizontal-relative:margin;mso-position-vertical:absolute;mso-position-vertical-relative:text;mso-width-percent:0;mso-height-percent:0;mso-width-relative:margin;mso-height-relative:margin;v-text-anchor:top" o:gfxdata="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" filled="f" strokecolor="black [3213]" strokeweight=".5pt">
+                <v:textbox style="mso-fit-shape-to-text:t">
+                  <w:txbxContent>
+                    <w:p>
+                      <w:pPr>
+                        <w:jc w:val="center"/>
+                      </w:pPr>
+                      <w:r>
+                        <w:rPr>
+                          <w:noProof/>
+                        </w:rPr>
+                        <w:drawing>
+                          <wp:inline distT="0" distB="0" distL="0" distR="0" wp14:anchorId="3B03619D" wp14:editId="4BD7773C">
+                            <wp:extent cx="2312670" cy="2699190"/>
+                            <wp:effectExtent l="0" t="0" r="0" b="6350"/>
+                            <wp:docPr id="377866348" name="Picture 1" descr="A screenshot of a video game&#10;&#10;AI-generated content may be incorrect."/>
+                            <wp:cNvGraphicFramePr>
+                              <a:graphicFrameLocks xmlns:a="http://schemas.openxmlformats.org/drawingml/2006/main" noChangeAspect="1"/>
+                            </wp:cNvGraphicFramePr>
+                            <a:graphic xmlns:a="http://schemas.openxmlformats.org/drawingml/2006/main">
+                              <a:graphicData uri="http://schemas.openxmlformats.org/drawingml/2006/picture">
+                                <pic:pic xmlns:pic="http://schemas.openxmlformats.org/drawingml/2006/picture">
+                                  <pic:nvPicPr>
+                                    <pic:cNvPr id="377866348" name="Picture 1" descr="A screenshot of a video game&#10;&#10;AI-generated content may be incorrect."/>
+                                    <pic:cNvPicPr/>
+                                  </pic:nvPicPr>
+                                  <pic:blipFill>
+                                    <a:blip r:embed="rId37"/>
+                                    <a:stretch>
+                                      <a:fillRect/>
+                                    </a:stretch>
+                                  </pic:blipFill>
+                                  <pic:spPr>
+                                    <a:xfrm>
+                                      <a:off x="0" y="0"/>
+                                      <a:ext cx="2325180" cy="2713791"/>
+                                    </a:xfrm>
+                                    <a:prstGeom prst="rect">
+                                      <a:avLst/>
+                                    </a:prstGeom>
+                                  </pic:spPr>
+                                </pic:pic>
+                              </a:graphicData>
+                            </a:graphic>
+                          </wp:inline>
+                        </w:drawing>
+                      </w:r>
+                    </w:p>
+                  </w:txbxContent>
+                </v:textbox>
+                <w10:wrap type="square" anchorx="margin"/>
+              </v:shape>
+            </w:pict>
+          </mc:Fallback>
+        </mc:AlternateContent>
+      </w:r>
+      <w:r>
+        <w:rPr>
+          <w:rFonts w:ascii="Verdana" w:hAnsi="Verdana"/>
+          <w:b/>
+          <w:noProof/>
+          <w:color w:val="FF0000"/>
+          <w:sz w:val="18"/>
+          <w:szCs w:val="18"/>
+          <w:lang w:val="en-US"/>
+        </w:rPr>
+        <mc:AlternateContent>
+          <mc:Choice Requires="wps">
+            <w:drawing>
+              <wp:anchor distT="0" distB="0" distL="114300" distR="114300" simplePos="0" relativeHeight="251677696" behindDoc="0" locked="0" layoutInCell="1" allowOverlap="1" wp14:anchorId="062D0F71" wp14:editId="27C34BDA">
+                <wp:simplePos x="0" y="0"/>
+                <wp:positionH relativeFrom="margin">
+                  <wp:align>left</wp:align>
+                </wp:positionH>
+                <wp:positionV relativeFrom="paragraph">
+                  <wp:posOffset>1562100</wp:posOffset>
+                </wp:positionV>
+                <wp:extent cx="2921000" cy="993775"/>
+                <wp:effectExtent l="0" t="0" r="12700" b="16510"/>
+                <wp:wrapSquare wrapText="bothSides"/>
+                <wp:docPr id="1720517183" name="Text Box 1720517183"/>
+                <wp:cNvGraphicFramePr/>
+                <a:graphic xmlns:a="http://schemas.openxmlformats.org/drawingml/2006/main">
+                  <a:graphicData uri="http://schemas.microsoft.com/office/word/2010/wordprocessingShape">
+                    <wps:wsp>
+                      <wps:cNvSpPr txBox="1"/>
+                      <wps:spPr>
+                        <a:xfrm>
+                          <a:off x="0" y="0"/>
+                          <a:ext cx="2921000" cy="993775"/>
+                        </a:xfrm>
+                        <a:prstGeom prst="rect">
+                          <a:avLst/>
+                        </a:prstGeom>
+                        <a:noFill/>
+                        <a:ln w="6350" cmpd="sng">
+                          <a:solidFill>
+                            <a:schemeClr val="tx1"/>
+                          </a:solidFill>
+                        </a:ln>
+                        <a:effectLst/>
+                        <a:extLst>
+                          <a:ext uri="{C572A759-6A51-4108-AA02-DFA0A04FC94B}">
+                            <ma14:wrappingTextBoxFlag xmlns="" xmlns:mo="http://schemas.microsoft.com/office/mac/office/2008/main" xmlns:mv="urn:schemas-microsoft-com:mac:vml" xmlns:o="urn:schemas-microsoft-com:office:office" xmlns:v="urn:schemas-microsoft-com:vml" xmlns:w10="urn:schemas-microsoft-com:office:word" xmlns:w="http://schemas.openxmlformats.org/wordprocessingml/2006/main" xmlns:ma14="http://schemas.microsoft.com/office/mac/drawingml/2011/main"/>
+                          </a:ext>
+                        </a:extLst>
+                      </wps:spPr>
+                      <wps:style>
+                        <a:lnRef idx="0">
+                          <a:schemeClr val="accent1"/>
+                        </a:lnRef>
+                        <a:fillRef idx="0">
+                          <a:schemeClr val="accent1"/>
+                        </a:fillRef>
+                        <a:effectRef idx="0">
+                          <a:schemeClr val="accent1"/>
+                        </a:effectRef>
+                        <a:fontRef idx="minor">
+                          <a:schemeClr val="dk1"/>
+                        </a:fontRef>
+                      </wps:style>
+                      <wps:txbx>
+                        <w:txbxContent>
+                          <w:p>
+                            <w:pPr>
+                              <w:jc w:val="center"/>
+                            </w:pPr>
+                            <w:r>
+                              <w:rPr>
+                                <w:noProof/>
+                              </w:rPr>
+                              <w:drawing>
+                                <wp:inline distT="0" distB="0" distL="0" distR="0" wp14:anchorId="0BA7EEB5" wp14:editId="53C9D7AD">
+                                  <wp:extent cx="2731770" cy="656590"/>
+                                  <wp:effectExtent l="0" t="0" r="5080" b="0"/>
+                                  <wp:docPr id="21909129" name="Picture 1" descr="A screenshot of a video game&#10;&#10;AI-generated content may be incorrect."/>
+                                  <wp:cNvGraphicFramePr>
+                                    <a:graphicFrameLocks xmlns:a="http://schemas.openxmlformats.org/drawingml/2006/main" noChangeAspect="1"/>
+                                  </wp:cNvGraphicFramePr>
+                                  <a:graphic xmlns:a="http://schemas.openxmlformats.org/drawingml/2006/main">
+                                    <a:graphicData uri="http://schemas.openxmlformats.org/drawingml/2006/picture">
+                                      <pic:pic xmlns:pic="http://schemas.openxmlformats.org/drawingml/2006/picture">
+                                        <pic:nvPicPr>
+                                          <pic:cNvPr id="21909129" name="Picture 1" descr="A screenshot of a video game&#10;&#10;AI-generated content may be incorrect."/>
+                                          <pic:cNvPicPr/>
+                                        </pic:nvPicPr>
+                                        <pic:blipFill>
+                                          <a:blip r:embed="rId38"/>
+                                          <a:stretch>
+                                            <a:fillRect/>
+                                          </a:stretch>
+                                        </pic:blipFill>
+                                        <pic:spPr>
+                                          <a:xfrm>
+                                            <a:off x="0" y="0"/>
+                                            <a:ext cx="2731770" cy="656590"/>
+                                          </a:xfrm>
+                                          <a:prstGeom prst="rect">
+                                            <a:avLst/>
+                                          </a:prstGeom>
+                                        </pic:spPr>
+                                      </pic:pic>
+                                    </a:graphicData>
+                                  </a:graphic>
+                                </wp:inline>
+                              </w:drawing>
+                            </w:r>
+                          </w:p>
+                        </w:txbxContent>
+                      </wps:txbx>
+                      <wps:bodyPr rot="0" spcFirstLastPara="0" vertOverflow="overflow" horzOverflow="overflow" vert="horz" wrap="square" lIns="91440" tIns="45720" rIns="91440" bIns="45720" numCol="1" spcCol="0" rtlCol="0" fromWordArt="0" anchor="t" anchorCtr="0" forceAA="0" compatLnSpc="1">
+                        <a:prstTxWarp prst="textNoShape">
+                          <a:avLst/>
+                        </a:prstTxWarp>
+                        <a:spAutoFit/>
+                      </wps:bodyPr>
+                    </wps:wsp>
+                  </a:graphicData>
+                </a:graphic>
+                <wp14:sizeRelH relativeFrom="margin">
+                  <wp14:pctWidth>0</wp14:pctWidth>
+                </wp14:sizeRelH>
+              </wp:anchor>
+            </w:drawing>
+          </mc:Choice>
+          <mc:Fallback>
+            <w:pict>
+              <v:shape w14:anchorId="062D0F71" id="Text Box 1720517183" o:spid="_x0000_s1036" type="#_x0000_t202" style="position:absolute;left:0;text-align:left;margin-left:0;margin-top:123pt;width:230pt;height:78.25pt;z-index:251677696;visibility:visible;mso-wrap-style:square;mso-width-percent:0;mso-wrap-distance-left:9pt;mso-wrap-distance-top:0;mso-wrap-distance-right:9pt;mso-wrap-distance-bottom:0;mso-position-horizontal:left;mso-position-horizontal-relative:margin;mso-position-vertical:absolute;mso-position-vertical-relative:text;mso-width-percent:0;mso-width-relative:margin;v-text-anchor:top" o:gfxdata="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" filled="f" strokecolor="black [3213]" strokeweight=".5pt">
+                <v:textbox style="mso-fit-shape-to-text:t">
+                  <w:txbxContent>
+                    <w:p>
+                      <w:pPr>
+                        <w:jc w:val="center"/>
+                      </w:pPr>
+                      <w:r>
+                        <w:rPr>
+                          <w:noProof/>
+                        </w:rPr>
+                        <w:drawing>
+                          <wp:inline distT="0" distB="0" distL="0" distR="0" wp14:anchorId="0BA7EEB5" wp14:editId="53C9D7AD">
+                            <wp:extent cx="2731770" cy="656590"/>
+                            <wp:effectExtent l="0" t="0" r="5080" b="0"/>
+                            <wp:docPr id="21909129" name="Picture 1" descr="A screenshot of a video game&#10;&#10;AI-generated content may be incorrect."/>
+                            <wp:cNvGraphicFramePr>
+                              <a:graphicFrameLocks xmlns:a="http://schemas.openxmlformats.org/drawingml/2006/main" noChangeAspect="1"/>
+                            </wp:cNvGraphicFramePr>
+                            <a:graphic xmlns:a="http://schemas.openxmlformats.org/drawingml/2006/main">
+                              <a:graphicData uri="http://schemas.openxmlformats.org/drawingml/2006/picture">
+                                <pic:pic xmlns:pic="http://schemas.openxmlformats.org/drawingml/2006/picture">
+                                  <pic:nvPicPr>
+                                    <pic:cNvPr id="21909129" name="Picture 1" descr="A screenshot of a video game&#10;&#10;AI-generated content may be incorrect."/>
+                                    <pic:cNvPicPr/>
+                                  </pic:nvPicPr>
+                                  <pic:blipFill>
+                                    <a:blip r:embed="rId38"/>
+                                    <a:stretch>
+                                      <a:fillRect/>
+                                    </a:stretch>
+                                  </pic:blipFill>
+                                  <pic:spPr>
+                                    <a:xfrm>
+                                      <a:off x="0" y="0"/>
+                                      <a:ext cx="2731770" cy="656590"/>
+                                    </a:xfrm>
+                                    <a:prstGeom prst="rect">
+                                      <a:avLst/>
+                                    </a:prstGeom>
+                                  </pic:spPr>
+                                </pic:pic>
+                              </a:graphicData>
+                            </a:graphic>
+                          </wp:inline>
+                        </w:drawing>
+                      </w:r>
+                    </w:p>
+                  </w:txbxContent>
+                </v:textbox>
+                <w10:wrap type="square" anchorx="margin"/>
+              </v:shape>
+            </w:pict>
+          </mc:Fallback>
+        </mc:AlternateContent>
+      </w:r>
+      <w:r>
+        <w:rPr>
+          <w:rFonts w:ascii="Verdana" w:hAnsi="Verdana"/>
+          <w:sz w:val="18"/>
+          <w:szCs w:val="18"/>
+        </w:rPr>
+        <w:t>Using Unity’s Tilemap system (Unity Technologies, 2023) levels could be developed quickly with the tile pallet from the asset pack used. Improving the ways levels were created meant a level of consistency could be used to help answer the research question “</w:t>
+      </w:r>
+      <w:r>
+        <w:rPr>
+          <w:rFonts w:ascii="Verdana" w:hAnsi="Verdana"/>
+          <w:bCs/>
+          <w:sz w:val="18"/>
+          <w:szCs w:val="18"/>
+        </w:rPr>
+        <w:t>What patterns do people pick up from either consciously or sub-consciously?</w:t>
+      </w:r>
+      <w:r>
+        <w:rPr>
+          <w:rFonts w:ascii="Verdana" w:hAnsi="Verdana"/>
+          <w:bCs/>
+          <w:sz w:val="18"/>
+          <w:szCs w:val="18"/>
+        </w:rPr>
+        <w:t xml:space="preserve">” through using repeating shapes and patterns within the levels. </w:t>
+      </w:r>
+      <w:r>
+        <w:rPr>
+          <w:rFonts w:ascii="Verdana" w:hAnsi="Verdana"/>
+          <w:bCs/>
+          <w:sz w:val="18"/>
+          <w:szCs w:val="18"/>
+        </w:rPr>
+        <w:t xml:space="preserve">This approach </w:t>
+      </w:r>
+      <w:r>
+        <w:rPr>
+          <w:rFonts w:ascii="Verdana" w:hAnsi="Verdana"/>
+          <w:bCs/>
+          <w:sz w:val="18"/>
+          <w:szCs w:val="18"/>
+        </w:rPr>
+        <w:t>ended up with the level shown in figure 9 showing the outcome before the proper player testing occurred.</w:t>
+      </w:r>
+    </w:p>
+    <w:p>
+      <w:pPr>
+        <w:jc w:val="both"/>
+        <w:rPr>
+          <w:rFonts w:ascii="Verdana" w:hAnsi="Verdana"/>
+          <w:sz w:val="16"/>
+          <w:szCs w:val="16"/>
+        </w:rPr>
+      </w:pPr>
+      <w:r>
+        <w:rPr>
+          <w:rFonts w:ascii="Verdana" w:hAnsi="Verdana"/>
+          <w:b/>
+          <w:bCs/>
+          <w:sz w:val="18"/>
+          <w:szCs w:val="18"/>
+        </w:rPr>
+        <w:t xml:space="preserve">Fig 9: </w:t>
+      </w:r>
+      <w:r>
+        <w:rPr>
+          <w:rFonts w:ascii="Verdana" w:hAnsi="Verdana"/>
+          <w:sz w:val="16"/>
+          <w:szCs w:val="16"/>
+        </w:rPr>
+        <w:t>All levels from before the player testing</w:t>
+      </w:r>
+    </w:p>
+    <w:p>
+      <w:pPr>
+        <w:jc w:val="both"/>
+        <w:rPr>
+          <w:rFonts w:ascii="Verdana" w:hAnsi="Verdana"/>
+          <w:sz w:val="16"/>
+          <w:szCs w:val="16"/>
+        </w:rPr>
+      </w:pPr>
+    </w:p>
+    <w:p>
+      <w:pPr>
+        <w:jc w:val="both"/>
+        <w:rPr>
+          <w:rFonts w:ascii="Verdana" w:hAnsi="Verdana"/>
+          <w:sz w:val="18"/>
+          <w:szCs w:val="18"/>
+        </w:rPr>
+      </w:pPr>
+      <w:r>
+        <w:rPr>
+          <w:rFonts w:ascii="Verdana" w:hAnsi="Verdana"/>
+          <w:sz w:val="18"/>
+          <w:szCs w:val="18"/>
+        </w:rPr>
+        <w:t xml:space="preserve">Post-playtest and research, plenty of information  was uncovered which will be talked about deeper in section 6 with the outcomes of the project </w:t>
+      </w:r>
+      <w:r>
+        <w:rPr>
+          <w:rFonts w:ascii="Verdana" w:hAnsi="Verdana"/>
+          <w:sz w:val="18"/>
+          <w:szCs w:val="18"/>
+        </w:rPr>
+        <w:t xml:space="preserve">however some of the influences for the final changes will be explained to give context and reasoning as to why they were changed. The first key change was with the way the game showed the player new information. While  playing a pattern was noticed in that certain players would miss the text telling them what to do </w:t>
+      </w:r>
+      <w:r>
+        <w:rPr>
+          <w:rFonts w:ascii="Verdana" w:hAnsi="Verdana"/>
+          <w:sz w:val="18"/>
+          <w:szCs w:val="18"/>
+        </w:rPr>
+        <w:t>or misunderstand what it was asking of them</w:t>
+      </w:r>
+      <w:r>
+        <w:rPr>
+          <w:rFonts w:ascii="Verdana" w:hAnsi="Verdana"/>
+          <w:sz w:val="18"/>
+          <w:szCs w:val="18"/>
+        </w:rPr>
+        <w:t>. One tester said “The text was sometimes hard to see with the background colours” adding that making the</w:t>
+      </w:r>
+      <w:r>
+        <w:rPr>
+          <w:rFonts w:ascii="Verdana" w:hAnsi="Verdana"/>
+          <w:sz w:val="18"/>
+          <w:szCs w:val="18"/>
+        </w:rPr>
+        <w:t xml:space="preserve"> text a more noticeable colour would help make it more obvious. A different tester mentioned “I don’t really understand what the game wants me to do” while trying to complete the parry section. Both comments about this section of the tutorial as well as the other notes collected impacted how the text was changed. To begin with it was given a more vibrant colour that stood out among all backgrounds and made it harder for players to miss. Each text prompt was made bold and given a background increasing its visual appearance. Text prompts also had new explanations given to them increasing the likelihood of the player understanding what is asked of them.</w:t>
+      </w:r>
+    </w:p>
+    <w:p>
+      <w:pPr>
+        <w:jc w:val="both"/>
+        <w:rPr>
+          <w:rFonts w:ascii="Verdana" w:hAnsi="Verdana"/>
+          <w:sz w:val="18"/>
+          <w:szCs w:val="18"/>
+        </w:rPr>
+      </w:pPr>
+    </w:p>
+    <w:p>
+      <w:pPr>
+        <w:jc w:val="both"/>
+        <w:rPr>
+          <w:rFonts w:ascii="Verdana" w:hAnsi="Verdana"/>
+          <w:sz w:val="18"/>
+          <w:szCs w:val="18"/>
+        </w:rPr>
+      </w:pPr>
+      <w:r>
+        <w:rPr>
+          <w:rFonts w:ascii="Verdana" w:hAnsi="Verdana"/>
+          <w:sz w:val="18"/>
+          <w:szCs w:val="18"/>
+        </w:rPr>
+        <w:t xml:space="preserve">With the changes to the text complete using the research found in the literacy review from section 3.1 </w:t>
+      </w:r>
+      <w:r>
+        <w:rPr>
+          <w:rFonts w:ascii="Verdana" w:hAnsi="Verdana"/>
+          <w:sz w:val="18"/>
+          <w:szCs w:val="18"/>
+        </w:rPr>
+        <w:t xml:space="preserve">saying how videos can explain complex text (LearnDash Collaborator, 2021) </w:t>
+      </w:r>
+      <w:r>
+        <w:rPr>
+          <w:rFonts w:ascii="Verdana" w:hAnsi="Verdana"/>
+          <w:sz w:val="18"/>
+          <w:szCs w:val="18"/>
+        </w:rPr>
+        <w:t xml:space="preserve">videos showing what the player needs to do were created. </w:t>
+      </w:r>
+      <w:r>
+        <w:rPr>
+          <w:rFonts w:ascii="Verdana" w:hAnsi="Verdana"/>
+          <w:sz w:val="18"/>
+          <w:szCs w:val="18"/>
+        </w:rPr>
+        <w:t>Each one was given a black border to stand out (see Fig 10) and covers the basics of what they are supposed to do while giving them the  freedom to try themselves for the kinaesthetic learners. The combination of these hopes to improve the learning experience and long-time retention of information when playing through the rest of the level.</w:t>
+      </w:r>
+    </w:p>
+    <w:p>
+      <w:pPr>
+        <w:jc w:val="both"/>
+        <w:rPr>
+          <w:rFonts w:ascii="Verdana" w:hAnsi="Verdana"/>
+          <w:sz w:val="18"/>
+          <w:szCs w:val="18"/>
+        </w:rPr>
+      </w:pPr>
+    </w:p>
+    <w:p>
+      <w:pPr>
+        <w:jc w:val="both"/>
+        <w:rPr>
+          <w:rFonts w:ascii="Verdana" w:hAnsi="Verdana"/>
+          <w:sz w:val="14"/>
+          <w:szCs w:val="14"/>
+        </w:rPr>
+      </w:pPr>
+      <w:r>
+        <w:rPr>
+          <w:rFonts w:ascii="Verdana" w:hAnsi="Verdana"/>
+          <w:b/>
+          <w:bCs/>
+          <w:sz w:val="18"/>
+          <w:szCs w:val="18"/>
+        </w:rPr>
+        <w:t xml:space="preserve">Fig 10: </w:t>
+      </w:r>
+      <w:r>
+        <w:rPr>
+          <w:rFonts w:ascii="Verdana" w:hAnsi="Verdana"/>
+          <w:sz w:val="16"/>
+          <w:szCs w:val="16"/>
+        </w:rPr>
+        <w:t>Image showing examples of the new text and videos</w:t>
+      </w:r>
+    </w:p>
+    <w:p>
+      <w:pPr>
+        <w:jc w:val="both"/>
+        <w:rPr>
+          <w:rFonts w:ascii="Verdana" w:hAnsi="Verdana"/>
+          <w:color w:val="FF0000"/>
+          <w:sz w:val="18"/>
+          <w:szCs w:val="18"/>
+        </w:rPr>
+      </w:pPr>
+    </w:p>
+    <w:p>
+      <w:pPr>
+        <w:jc w:val="both"/>
+        <w:rPr>
+          <w:rFonts w:ascii="Verdana" w:hAnsi="Verdana"/>
+          <w:sz w:val="18"/>
+          <w:szCs w:val="18"/>
+        </w:rPr>
+      </w:pPr>
+      <w:r>
+        <w:rPr>
+          <w:rFonts w:ascii="Verdana" w:hAnsi="Verdana"/>
+          <w:b/>
+          <w:noProof/>
+          <w:color w:val="FF0000"/>
+          <w:sz w:val="18"/>
+          <w:szCs w:val="18"/>
+          <w:lang w:val="en-US"/>
+        </w:rPr>
+        <mc:AlternateContent>
+          <mc:Choice Requires="wps">
+            <w:drawing>
+              <wp:anchor distT="0" distB="0" distL="114300" distR="114300" simplePos="0" relativeHeight="251681792" behindDoc="0" locked="0" layoutInCell="1" allowOverlap="1" wp14:anchorId="7F7CE617" wp14:editId="6DE1BC9A">
+                <wp:simplePos x="0" y="0"/>
+                <wp:positionH relativeFrom="column">
+                  <wp:align>left</wp:align>
+                </wp:positionH>
+                <wp:positionV relativeFrom="paragraph">
+                  <wp:posOffset>5083175</wp:posOffset>
+                </wp:positionV>
+                <wp:extent cx="2921000" cy="993775"/>
+                <wp:effectExtent l="0" t="0" r="12700" b="27940"/>
+                <wp:wrapSquare wrapText="bothSides"/>
+                <wp:docPr id="2096235533" name="Text Box 2096235533"/>
+                <wp:cNvGraphicFramePr/>
+                <a:graphic xmlns:a="http://schemas.openxmlformats.org/drawingml/2006/main">
+                  <a:graphicData uri="http://schemas.microsoft.com/office/word/2010/wordprocessingShape">
+                    <wps:wsp>
+                      <wps:cNvSpPr txBox="1"/>
+                      <wps:spPr>
+                        <a:xfrm>
+                          <a:off x="0" y="0"/>
+                          <a:ext cx="2921000" cy="993775"/>
+                        </a:xfrm>
+                        <a:prstGeom prst="rect">
+                          <a:avLst/>
+                        </a:prstGeom>
+                        <a:noFill/>
+                        <a:ln w="6350" cmpd="sng">
+                          <a:solidFill>
+                            <a:schemeClr val="tx1"/>
+                          </a:solidFill>
+                        </a:ln>
+                        <a:effectLst/>
+                        <a:extLst>
+                          <a:ext uri="{C572A759-6A51-4108-AA02-DFA0A04FC94B}">
+                            <ma14:wrappingTextBoxFlag xmlns="" xmlns:mo="http://schemas.microsoft.com/office/mac/office/2008/main" xmlns:mv="urn:schemas-microsoft-com:mac:vml" xmlns:o="urn:schemas-microsoft-com:office:office" xmlns:v="urn:schemas-microsoft-com:vml" xmlns:w10="urn:schemas-microsoft-com:office:word" xmlns:w="http://schemas.openxmlformats.org/wordprocessingml/2006/main" xmlns:ma14="http://schemas.microsoft.com/office/mac/drawingml/2011/main"/>
+                          </a:ext>
+                        </a:extLst>
+                      </wps:spPr>
+                      <wps:style>
+                        <a:lnRef idx="0">
+                          <a:schemeClr val="accent1"/>
+                        </a:lnRef>
+                        <a:fillRef idx="0">
+                          <a:schemeClr val="accent1"/>
+                        </a:fillRef>
+                        <a:effectRef idx="0">
+                          <a:schemeClr val="accent1"/>
+                        </a:effectRef>
+                        <a:fontRef idx="minor">
+                          <a:schemeClr val="dk1"/>
+                        </a:fontRef>
+                      </wps:style>
+                      <wps:txbx>
+                        <w:txbxContent>
+                          <w:p>
+                            <w:pPr>
+                              <w:jc w:val="center"/>
+                            </w:pPr>
+                            <w:r>
+                              <w:rPr>
+                                <w:noProof/>
+                              </w:rPr>
+                              <w:drawing>
+                                <wp:inline distT="0" distB="0" distL="0" distR="0" wp14:anchorId="035D270E" wp14:editId="43FF84EE">
+                                  <wp:extent cx="2750820" cy="717438"/>
+                                  <wp:effectExtent l="0" t="0" r="0" b="6985"/>
+                                  <wp:docPr id="80925473" name="Picture 1" descr="A screenshot of a video game&#10;&#10;AI-generated content may be incorrect."/>
+                                  <wp:cNvGraphicFramePr>
+                                    <a:graphicFrameLocks xmlns:a="http://schemas.openxmlformats.org/drawingml/2006/main" noChangeAspect="1"/>
+                                  </wp:cNvGraphicFramePr>
+                                  <a:graphic xmlns:a="http://schemas.openxmlformats.org/drawingml/2006/main">
+                                    <a:graphicData uri="http://schemas.openxmlformats.org/drawingml/2006/picture">
+                                      <pic:pic xmlns:pic="http://schemas.openxmlformats.org/drawingml/2006/picture">
+                                        <pic:nvPicPr>
+                                          <pic:cNvPr id="80925473" name="Picture 1" descr="A screenshot of a video game&#10;&#10;AI-generated content may be incorrect."/>
+                                          <pic:cNvPicPr/>
+                                        </pic:nvPicPr>
+                                        <pic:blipFill>
+                                          <a:blip r:embed="rId39"/>
+                                          <a:stretch>
+                                            <a:fillRect/>
+                                          </a:stretch>
+                                        </pic:blipFill>
+                                        <pic:spPr>
+                                          <a:xfrm>
+                                            <a:off x="0" y="0"/>
+                                            <a:ext cx="2768409" cy="722025"/>
+                                          </a:xfrm>
+                                          <a:prstGeom prst="rect">
+                                            <a:avLst/>
+                                          </a:prstGeom>
+                                        </pic:spPr>
+                                      </pic:pic>
+                                    </a:graphicData>
+                                  </a:graphic>
+                                </wp:inline>
+                              </w:drawing>
+                            </w:r>
+                          </w:p>
+                        </w:txbxContent>
+                      </wps:txbx>
+                      <wps:bodyPr rot="0" spcFirstLastPara="0" vertOverflow="overflow" horzOverflow="overflow" vert="horz" wrap="square" lIns="91440" tIns="45720" rIns="91440" bIns="45720" numCol="1" spcCol="0" rtlCol="0" fromWordArt="0" anchor="t" anchorCtr="0" forceAA="0" compatLnSpc="1">
+                        <a:prstTxWarp prst="textNoShape">
+                          <a:avLst/>
+                        </a:prstTxWarp>
+                        <a:spAutoFit/>
+                      </wps:bodyPr>
+                    </wps:wsp>
+                  </a:graphicData>
+                </a:graphic>
+                <wp14:sizeRelH relativeFrom="margin">
+                  <wp14:pctWidth>0</wp14:pctWidth>
+                </wp14:sizeRelH>
+                <wp14:sizeRelV relativeFrom="margin">
+                  <wp14:pctHeight>0</wp14:pctHeight>
+                </wp14:sizeRelV>
+              </wp:anchor>
+            </w:drawing>
+          </mc:Choice>
+          <mc:Fallback>
+            <w:pict>
+              <v:shape w14:anchorId="7F7CE617" id="Text Box 2096235533" o:spid="_x0000_s1037" type="#_x0000_t202" style="position:absolute;left:0;text-align:left;margin-left:0;margin-top:400.25pt;width:230pt;height:78.25pt;z-index:251681792;visibility:visible;mso-wrap-style:square;mso-width-percent:0;mso-height-percent:0;mso-wrap-distance-left:9pt;mso-wrap-distance-top:0;mso-wrap-distance-right:9pt;mso-wrap-distance-bottom:0;mso-position-horizontal:left;mso-position-horizontal-relative:text;mso-position-vertical:absolute;mso-position-vertical-relative:text;mso-width-percent:0;mso-height-percent:0;mso-width-relative:margin;mso-height-relative:margin;v-text-anchor:top" o:gfxdata="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" filled="f" strokecolor="black [3213]" strokeweight=".5pt">
+                <v:textbox style="mso-fit-shape-to-text:t">
+                  <w:txbxContent>
+                    <w:p>
+                      <w:pPr>
+                        <w:jc w:val="center"/>
+                      </w:pPr>
+                      <w:r>
+                        <w:rPr>
+                          <w:noProof/>
+                        </w:rPr>
+                        <w:drawing>
+                          <wp:inline distT="0" distB="0" distL="0" distR="0" wp14:anchorId="035D270E" wp14:editId="43FF84EE">
+                            <wp:extent cx="2750820" cy="717438"/>
+                            <wp:effectExtent l="0" t="0" r="0" b="6985"/>
+                            <wp:docPr id="80925473" name="Picture 1" descr="A screenshot of a video game&#10;&#10;AI-generated content may be incorrect."/>
+                            <wp:cNvGraphicFramePr>
+                              <a:graphicFrameLocks xmlns:a="http://schemas.openxmlformats.org/drawingml/2006/main" noChangeAspect="1"/>
+                            </wp:cNvGraphicFramePr>
+                            <a:graphic xmlns:a="http://schemas.openxmlformats.org/drawingml/2006/main">
+                              <a:graphicData uri="http://schemas.openxmlformats.org/drawingml/2006/picture">
+                                <pic:pic xmlns:pic="http://schemas.openxmlformats.org/drawingml/2006/picture">
+                                  <pic:nvPicPr>
+                                    <pic:cNvPr id="80925473" name="Picture 1" descr="A screenshot of a video game&#10;&#10;AI-generated content may be incorrect."/>
+                                    <pic:cNvPicPr/>
+                                  </pic:nvPicPr>
+                                  <pic:blipFill>
+                                    <a:blip r:embed="rId39"/>
+                                    <a:stretch>
+                                      <a:fillRect/>
+                                    </a:stretch>
+                                  </pic:blipFill>
+                                  <pic:spPr>
+                                    <a:xfrm>
+                                      <a:off x="0" y="0"/>
+                                      <a:ext cx="2768409" cy="722025"/>
+                                    </a:xfrm>
+                                    <a:prstGeom prst="rect">
+                                      <a:avLst/>
+                                    </a:prstGeom>
+                                  </pic:spPr>
+                                </pic:pic>
+                              </a:graphicData>
+                            </a:graphic>
+                          </wp:inline>
+                        </w:drawing>
+                      </w:r>
+                    </w:p>
+                  </w:txbxContent>
+                </v:textbox>
+                <w10:wrap type="square"/>
+              </v:shape>
+            </w:pict>
+          </mc:Fallback>
+        </mc:AlternateContent>
+      </w:r>
+      <w:r>
+        <w:rPr>
+          <w:rFonts w:ascii="Verdana" w:hAnsi="Verdana"/>
+          <w:sz w:val="18"/>
+          <w:szCs w:val="18"/>
+        </w:rPr>
+        <w:t>The final major chang</w:t>
+      </w:r>
+      <w:r>
+        <w:rPr>
+          <w:rFonts w:ascii="Verdana" w:hAnsi="Verdana"/>
+          <w:sz w:val="18"/>
+          <w:szCs w:val="18"/>
+        </w:rPr>
+        <w:t xml:space="preserve">es were to the tutorial level section themselves. Each one was recreated to try and give patterns for the players to recognise and understand what they are required to do to progress. The best example of this is with the introduction to the wall jump/slide section that teaches about the wall jump and slide as well as the new button and door feature and the parry tutorial level. Originally the first level made the player complete the wall jump and slide section, press a button and move onto the parry section which contained only the parry. This promotes a lack of learning and is a very one and done way of teaching. The new tutorial levels now involve previous mechanics which are required </w:t>
+      </w:r>
+      <w:r>
+        <w:rPr>
+          <w:rFonts w:ascii="Verdana" w:hAnsi="Verdana"/>
+          <w:sz w:val="18"/>
+          <w:szCs w:val="18"/>
+        </w:rPr>
+        <w:t>to</w:t>
+      </w:r>
+      <w:r>
+        <w:rPr>
+          <w:rFonts w:ascii="Verdana" w:hAnsi="Verdana"/>
+          <w:sz w:val="18"/>
+          <w:szCs w:val="18"/>
+        </w:rPr>
+        <w:t xml:space="preserve"> finish the level.</w:t>
+      </w:r>
+    </w:p>
+    <w:p>
+      <w:pPr>
+        <w:rPr>
+          <w:rFonts w:ascii="Verdana" w:hAnsi="Verdana"/>
+          <w:sz w:val="16"/>
+          <w:szCs w:val="16"/>
+        </w:rPr>
+      </w:pPr>
+      <w:r>
+        <w:rPr>
+          <w:rFonts w:ascii="Verdana" w:hAnsi="Verdana"/>
+          <w:b/>
+          <w:bCs/>
+          <w:sz w:val="18"/>
+          <w:szCs w:val="18"/>
+        </w:rPr>
+        <w:t xml:space="preserve">Fig 11: </w:t>
+      </w:r>
+      <w:r>
+        <w:rPr>
+          <w:rFonts w:ascii="Verdana" w:hAnsi="Verdana"/>
+          <w:sz w:val="16"/>
+          <w:szCs w:val="16"/>
+        </w:rPr>
+        <w:t>Image of the new tutorial sections</w:t>
+      </w:r>
+    </w:p>
+    <w:p>
+      <w:pPr>
+        <w:rPr>
+          <w:rFonts w:ascii="Verdana" w:hAnsi="Verdana"/>
+          <w:sz w:val="16"/>
+          <w:szCs w:val="16"/>
+        </w:rPr>
+      </w:pPr>
+    </w:p>
+    <w:p>
+      <w:pPr>
+        <w:rPr>
+          <w:rFonts w:ascii="Verdana" w:hAnsi="Verdana"/>
+          <w:sz w:val="18"/>
+          <w:szCs w:val="18"/>
+        </w:rPr>
+      </w:pPr>
+      <w:r>
+        <w:rPr>
+          <w:rFonts w:ascii="Verdana" w:hAnsi="Verdana"/>
+          <w:sz w:val="18"/>
+          <w:szCs w:val="18"/>
+        </w:rPr>
+        <w:t>Figure 11 shows how the new levels can promote learning and remember the new features taught to the player. The left portion is teaching how to wall climb and wall slide and through repetition hopes to create a pattern of when a player has to use either mechanic. The new iteration also provides the information of being able to use the</w:t>
+      </w:r>
+      <w:r>
+        <w:rPr>
+          <w:rFonts w:ascii="Verdana" w:hAnsi="Verdana"/>
+          <w:sz w:val="18"/>
+          <w:szCs w:val="18"/>
+        </w:rPr>
+        <w:t xml:space="preserve"> walls of the area to jump from. The large gap between the top of the second pillar and the button platform is there to promote use of the dash. Without it the player cannot reach the button and if the player reaches the bottom, they will have to use the jump at the end of the dash to get back up. Looking into the other half of figure 11 wall jumping and sliding is required to reach the button again which promotes repetition and creating a pattern for the player that they need to use those mechanics to complete the level. </w:t>
+      </w:r>
+    </w:p>
+    <w:p>
+      <w:pPr>
+        <w:rPr>
+          <w:rFonts w:ascii="Verdana" w:hAnsi="Verdana"/>
+          <w:sz w:val="18"/>
+          <w:szCs w:val="18"/>
+        </w:rPr>
+      </w:pPr>
+      <w:r>
+        <w:rPr>
+          <w:rFonts w:ascii="Verdana" w:hAnsi="Verdana"/>
+          <w:sz w:val="18"/>
+          <w:szCs w:val="18"/>
+        </w:rPr>
+        <w:lastRenderedPageBreak/>
+        <w:t xml:space="preserve">Finally, while the spikes in iteration one of the artifact had a text prompt saying they must be avoided, the decision was made to not include them in the second iteration. This was due to the research from the literacy review about kinaesthetic learning talking about how falling into a pit or in this case the spikes is a form of leaning </w:t>
+      </w:r>
+      <w:r>
+        <w:rPr>
+          <w:rFonts w:ascii="Verdana" w:hAnsi="Verdana"/>
+          <w:sz w:val="18"/>
+          <w:szCs w:val="18"/>
+        </w:rPr>
+        <w:t>(Veli-Matti Karhulahti</w:t>
+      </w:r>
+      <w:r>
+        <w:rPr>
+          <w:rFonts w:ascii="Verdana" w:hAnsi="Verdana"/>
+          <w:sz w:val="18"/>
+          <w:szCs w:val="18"/>
+        </w:rPr>
+        <w:t xml:space="preserve">, </w:t>
+      </w:r>
+      <w:r>
+        <w:rPr>
+          <w:rFonts w:ascii="Verdana" w:hAnsi="Verdana"/>
+          <w:sz w:val="18"/>
+          <w:szCs w:val="18"/>
+        </w:rPr>
+        <w:t>2013)</w:t>
+      </w:r>
+      <w:r>
+        <w:rPr>
+          <w:rFonts w:ascii="Verdana" w:hAnsi="Verdana"/>
+          <w:sz w:val="18"/>
+          <w:szCs w:val="18"/>
+        </w:rPr>
+        <w:t>. Once the player has hit the spikes once they will realise that it’s a bad thing to do and will avoid it without needing to be told.</w:t>
       </w:r>
     </w:p>
     <w:p>
@@ -8415,6 +11238,27 @@
         <w:jc w:val="both"/>
         <w:rPr>
           <w:rFonts w:ascii="Verdana" w:hAnsi="Verdana"/>
+          <w:sz w:val="18"/>
+          <w:szCs w:val="18"/>
+        </w:rPr>
+      </w:pPr>
+    </w:p>
+    <w:p>
+      <w:pPr>
+        <w:jc w:val="both"/>
+        <w:rPr>
+          <w:rFonts w:ascii="Verdana" w:hAnsi="Verdana"/>
+          <w:color w:val="FF0000"/>
+          <w:sz w:val="18"/>
+          <w:szCs w:val="18"/>
+        </w:rPr>
+      </w:pPr>
+    </w:p>
+    <w:p>
+      <w:pPr>
+        <w:jc w:val="both"/>
+        <w:rPr>
+          <w:rFonts w:ascii="Verdana" w:hAnsi="Verdana"/>
           <w:color w:val="FF0000"/>
           <w:sz w:val="18"/>
           <w:szCs w:val="18"/>
@@ -9105,16 +11949,7 @@
           <w:sz w:val="18"/>
           <w:szCs w:val="18"/>
         </w:rPr>
-        <w:t xml:space="preserve">a few </w:t>
-      </w:r>
-      <w:r>
-        <w:rPr>
-          <w:rFonts w:ascii="Verdana" w:hAnsi="Verdana"/>
-          <w:color w:val="FF0000"/>
-          <w:sz w:val="18"/>
-          <w:szCs w:val="18"/>
-        </w:rPr>
-        <w:t xml:space="preserve">specific examples. </w:t>
+        <w:t xml:space="preserve">a few specific examples. </w:t>
       </w:r>
       <w:r>
         <w:rPr>
@@ -10166,27 +13001,7 @@
           <w:szCs w:val="18"/>
         </w:rPr>
         <w:br/>
-        <w:t>For short code examples please use Courier Regular, 9pt. &lt;</w:t>
-      </w:r>
-      <w:proofErr w:type="spellStart"/>
-      <w:r>
-        <w:rPr>
-          <w:rFonts w:ascii="Courier" w:hAnsi="Courier"/>
-          <w:color w:val="FF0000"/>
-          <w:sz w:val="18"/>
-          <w:szCs w:val="18"/>
-        </w:rPr>
-        <w:t>br</w:t>
-      </w:r>
-      <w:proofErr w:type="spellEnd"/>
-      <w:r>
-        <w:rPr>
-          <w:rFonts w:ascii="Courier" w:hAnsi="Courier"/>
-          <w:color w:val="FF0000"/>
-          <w:sz w:val="18"/>
-          <w:szCs w:val="18"/>
-        </w:rPr>
-        <w:t xml:space="preserve"> /&gt; </w:t>
+        <w:t xml:space="preserve">For short code examples please use Courier Regular, 9pt. &lt;br /&gt; </w:t>
       </w:r>
       <w:r>
         <w:rPr>
@@ -10403,221 +13218,6 @@
           <w:szCs w:val="16"/>
         </w:rPr>
       </w:pPr>
-      <w:r>
-        <w:rPr>
-          <w:rFonts w:ascii="Verdana" w:hAnsi="Verdana"/>
-          <w:b/>
-          <w:noProof/>
-          <w:color w:val="FF0000"/>
-          <w:sz w:val="18"/>
-          <w:szCs w:val="18"/>
-          <w:lang w:val="en-US"/>
-        </w:rPr>
-        <mc:AlternateContent>
-          <mc:Choice Requires="wps">
-            <w:drawing>
-              <wp:anchor distT="0" distB="0" distL="114300" distR="114300" simplePos="0" relativeHeight="251661312" behindDoc="0" locked="0" layoutInCell="1" allowOverlap="1" wp14:anchorId="2915F202" wp14:editId="651C7EA7">
-                <wp:simplePos x="0" y="0"/>
-                <wp:positionH relativeFrom="column">
-                  <wp:posOffset>-2540</wp:posOffset>
-                </wp:positionH>
-                <wp:positionV relativeFrom="paragraph">
-                  <wp:posOffset>44450</wp:posOffset>
-                </wp:positionV>
-                <wp:extent cx="2921000" cy="993775"/>
-                <wp:effectExtent l="0" t="0" r="25400" b="22225"/>
-                <wp:wrapSquare wrapText="bothSides"/>
-                <wp:docPr id="1" name="Text Box 1"/>
-                <wp:cNvGraphicFramePr/>
-                <a:graphic xmlns:a="http://schemas.openxmlformats.org/drawingml/2006/main">
-                  <a:graphicData uri="http://schemas.microsoft.com/office/word/2010/wordprocessingShape">
-                    <wps:wsp>
-                      <wps:cNvSpPr txBox="1"/>
-                      <wps:spPr>
-                        <a:xfrm>
-                          <a:off x="0" y="0"/>
-                          <a:ext cx="2921000" cy="993775"/>
-                        </a:xfrm>
-                        <a:prstGeom prst="rect">
-                          <a:avLst/>
-                        </a:prstGeom>
-                        <a:noFill/>
-                        <a:ln w="6350" cmpd="sng">
-                          <a:solidFill>
-                            <a:schemeClr val="tx1"/>
-                          </a:solidFill>
-                        </a:ln>
-                        <a:effectLst/>
-                        <a:extLst>
-                          <a:ext uri="{C572A759-6A51-4108-AA02-DFA0A04FC94B}">
-                            <ma14:wrappingTextBoxFlag xmlns:ma14="http://schemas.microsoft.com/office/mac/drawingml/2011/main" xmlns:w="http://schemas.openxmlformats.org/wordprocessingml/2006/main" xmlns:w10="urn:schemas-microsoft-com:office:word" xmlns:v="urn:schemas-microsoft-com:vml" xmlns:o="urn:schemas-microsoft-com:office:office" xmlns:mv="urn:schemas-microsoft-com:mac:vml" xmlns:mo="http://schemas.microsoft.com/office/mac/office/2008/main" xmlns=""/>
-                          </a:ext>
-                        </a:extLst>
-                      </wps:spPr>
-                      <wps:style>
-                        <a:lnRef idx="0">
-                          <a:schemeClr val="accent1"/>
-                        </a:lnRef>
-                        <a:fillRef idx="0">
-                          <a:schemeClr val="accent1"/>
-                        </a:fillRef>
-                        <a:effectRef idx="0">
-                          <a:schemeClr val="accent1"/>
-                        </a:effectRef>
-                        <a:fontRef idx="minor">
-                          <a:schemeClr val="dk1"/>
-                        </a:fontRef>
-                      </wps:style>
-                      <wps:txbx>
-                        <w:txbxContent>
-                          <w:p>
-                            <w:pPr>
-                              <w:jc w:val="center"/>
-                            </w:pPr>
-                            <w:r>
-                              <w:rPr>
-                                <w:noProof/>
-                                <w:lang w:val="en-US"/>
-                              </w:rPr>
-                              <w:drawing>
-                                <wp:inline distT="0" distB="0" distL="0" distR="0" wp14:anchorId="38423723" wp14:editId="10B57FE1">
-                                  <wp:extent cx="546100" cy="896525"/>
-                                  <wp:effectExtent l="0" t="0" r="0" b="0"/>
-                                  <wp:docPr id="3" name="Picture 3" descr="S-FET-2Q20-09:Applications:Microsoft Office 2011:Office:Media:Clipart: Animals.localized:AA028199.png"/>
-                                  <wp:cNvGraphicFramePr>
-                                    <a:graphicFrameLocks xmlns:a="http://schemas.openxmlformats.org/drawingml/2006/main" noChangeAspect="1"/>
-                                  </wp:cNvGraphicFramePr>
-                                  <a:graphic xmlns:a="http://schemas.openxmlformats.org/drawingml/2006/main">
-                                    <a:graphicData uri="http://schemas.openxmlformats.org/drawingml/2006/picture">
-                                      <pic:pic xmlns:pic="http://schemas.openxmlformats.org/drawingml/2006/picture">
-                                        <pic:nvPicPr>
-                                          <pic:cNvPr id="0" name="Picture 1" descr="S-FET-2Q20-09:Applications:Microsoft Office 2011:Office:Media:Clipart: Animals.localized:AA028199.png"/>
-                                          <pic:cNvPicPr>
-                                            <a:picLocks noChangeAspect="1" noChangeArrowheads="1"/>
-                                          </pic:cNvPicPr>
-                                        </pic:nvPicPr>
-                                        <pic:blipFill>
-                                          <a:blip r:embed="rId31">
-                                            <a:extLst>
-                                              <a:ext uri="{28A0092B-C50C-407E-A947-70E740481C1C}">
-                                                <a14:useLocalDpi xmlns:a14="http://schemas.microsoft.com/office/drawing/2010/main" val="0"/>
-                                              </a:ext>
-                                            </a:extLst>
-                                          </a:blip>
-                                          <a:srcRect/>
-                                          <a:stretch>
-                                            <a:fillRect/>
-                                          </a:stretch>
-                                        </pic:blipFill>
-                                        <pic:spPr bwMode="auto">
-                                          <a:xfrm>
-                                            <a:off x="0" y="0"/>
-                                            <a:ext cx="546322" cy="896890"/>
-                                          </a:xfrm>
-                                          <a:prstGeom prst="rect">
-                                            <a:avLst/>
-                                          </a:prstGeom>
-                                          <a:noFill/>
-                                          <a:ln>
-                                            <a:noFill/>
-                                          </a:ln>
-                                        </pic:spPr>
-                                      </pic:pic>
-                                    </a:graphicData>
-                                  </a:graphic>
-                                </wp:inline>
-                              </w:drawing>
-                            </w:r>
-                          </w:p>
-                        </w:txbxContent>
-                      </wps:txbx>
-                      <wps:bodyPr rot="0" spcFirstLastPara="0" vertOverflow="overflow" horzOverflow="overflow" vert="horz" wrap="square" lIns="91440" tIns="45720" rIns="91440" bIns="45720" numCol="1" spcCol="0" rtlCol="0" fromWordArt="0" anchor="t" anchorCtr="0" forceAA="0" compatLnSpc="1">
-                        <a:prstTxWarp prst="textNoShape">
-                          <a:avLst/>
-                        </a:prstTxWarp>
-                        <a:spAutoFit/>
-                      </wps:bodyPr>
-                    </wps:wsp>
-                  </a:graphicData>
-                </a:graphic>
-                <wp14:sizeRelH relativeFrom="margin">
-                  <wp14:pctWidth>0</wp14:pctWidth>
-                </wp14:sizeRelH>
-              </wp:anchor>
-            </w:drawing>
-          </mc:Choice>
-          <mc:Fallback>
-            <w:pict>
-              <v:shape w14:anchorId="2915F202" id="Text Box 1" o:spid="_x0000_s1031" type="#_x0000_t202" style="position:absolute;margin-left:-.2pt;margin-top:3.5pt;width:230pt;height:78.25pt;z-index:251661312;visibility:visible;mso-wrap-style:square;mso-width-percent:0;mso-wrap-distance-left:9pt;mso-wrap-distance-top:0;mso-wrap-distance-right:9pt;mso-wrap-distance-bottom:0;mso-position-horizontal:absolute;mso-position-horizontal-relative:text;mso-position-vertical:absolute;mso-position-vertical-relative:text;mso-width-percent:0;mso-width-relative:margin;v-text-anchor:top" o:gfxdata="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" filled="f" strokecolor="black [3213]" strokeweight=".5pt">
-                <v:textbox style="mso-fit-shape-to-text:t">
-                  <w:txbxContent>
-                    <w:p>
-                      <w:pPr>
-                        <w:jc w:val="center"/>
-                      </w:pPr>
-                      <w:r>
-                        <w:rPr>
-                          <w:noProof/>
-                          <w:lang w:val="en-US"/>
-                        </w:rPr>
-                        <w:drawing>
-                          <wp:inline distT="0" distB="0" distL="0" distR="0" wp14:anchorId="38423723" wp14:editId="10B57FE1">
-                            <wp:extent cx="546100" cy="896525"/>
-                            <wp:effectExtent l="0" t="0" r="0" b="0"/>
-                            <wp:docPr id="3" name="Picture 3" descr="S-FET-2Q20-09:Applications:Microsoft Office 2011:Office:Media:Clipart: Animals.localized:AA028199.png"/>
-                            <wp:cNvGraphicFramePr>
-                              <a:graphicFrameLocks xmlns:a="http://schemas.openxmlformats.org/drawingml/2006/main" noChangeAspect="1"/>
-                            </wp:cNvGraphicFramePr>
-                            <a:graphic xmlns:a="http://schemas.openxmlformats.org/drawingml/2006/main">
-                              <a:graphicData uri="http://schemas.openxmlformats.org/drawingml/2006/picture">
-                                <pic:pic xmlns:pic="http://schemas.openxmlformats.org/drawingml/2006/picture">
-                                  <pic:nvPicPr>
-                                    <pic:cNvPr id="0" name="Picture 1" descr="S-FET-2Q20-09:Applications:Microsoft Office 2011:Office:Media:Clipart: Animals.localized:AA028199.png"/>
-                                    <pic:cNvPicPr>
-                                      <a:picLocks noChangeAspect="1" noChangeArrowheads="1"/>
-                                    </pic:cNvPicPr>
-                                  </pic:nvPicPr>
-                                  <pic:blipFill>
-                                    <a:blip r:embed="rId31">
-                                      <a:extLst>
-                                        <a:ext uri="{28A0092B-C50C-407E-A947-70E740481C1C}">
-                                          <a14:useLocalDpi xmlns:a14="http://schemas.microsoft.com/office/drawing/2010/main" val="0"/>
-                                        </a:ext>
-                                      </a:extLst>
-                                    </a:blip>
-                                    <a:srcRect/>
-                                    <a:stretch>
-                                      <a:fillRect/>
-                                    </a:stretch>
-                                  </pic:blipFill>
-                                  <pic:spPr bwMode="auto">
-                                    <a:xfrm>
-                                      <a:off x="0" y="0"/>
-                                      <a:ext cx="546322" cy="896890"/>
-                                    </a:xfrm>
-                                    <a:prstGeom prst="rect">
-                                      <a:avLst/>
-                                    </a:prstGeom>
-                                    <a:noFill/>
-                                    <a:ln>
-                                      <a:noFill/>
-                                    </a:ln>
-                                  </pic:spPr>
-                                </pic:pic>
-                              </a:graphicData>
-                            </a:graphic>
-                          </wp:inline>
-                        </w:drawing>
-                      </w:r>
-                    </w:p>
-                  </w:txbxContent>
-                </v:textbox>
-                <w10:wrap type="square"/>
-              </v:shape>
-            </w:pict>
-          </mc:Fallback>
-        </mc:AlternateContent>
-      </w:r>
       <w:r>
         <w:rPr>
           <w:rFonts w:ascii="Verdana" w:hAnsi="Verdana"/>
@@ -11473,180 +14073,835 @@
           <w:sz w:val="18"/>
           <w:szCs w:val="18"/>
         </w:rPr>
+        <w:t>Is there anything that would</w:t>
+      </w:r>
+      <w:r>
+        <w:rPr>
+          <w:rFonts w:ascii="Verdana" w:hAnsi="Verdana"/>
+          <w:color w:val="FF0000"/>
+          <w:sz w:val="18"/>
+          <w:szCs w:val="18"/>
+        </w:rPr>
+        <w:t xml:space="preserve"> make </w:t>
+      </w:r>
+      <w:r>
+        <w:rPr>
+          <w:rFonts w:ascii="Verdana" w:hAnsi="Verdana"/>
+          <w:color w:val="FF0000"/>
+          <w:sz w:val="18"/>
+          <w:szCs w:val="18"/>
+        </w:rPr>
+        <w:t>this</w:t>
+      </w:r>
+      <w:r>
+        <w:rPr>
+          <w:rFonts w:ascii="Verdana" w:hAnsi="Verdana"/>
+          <w:color w:val="FF0000"/>
+          <w:sz w:val="18"/>
+          <w:szCs w:val="18"/>
+        </w:rPr>
+        <w:t xml:space="preserve"> project </w:t>
+      </w:r>
+      <w:r>
+        <w:rPr>
+          <w:rFonts w:ascii="Verdana" w:hAnsi="Verdana"/>
+          <w:i/>
+          <w:color w:val="FF0000"/>
+          <w:sz w:val="18"/>
+          <w:szCs w:val="18"/>
+        </w:rPr>
+        <w:t>original</w:t>
+      </w:r>
+      <w:r>
+        <w:rPr>
+          <w:rFonts w:ascii="Verdana" w:hAnsi="Verdana"/>
+          <w:color w:val="FF0000"/>
+          <w:sz w:val="18"/>
+          <w:szCs w:val="18"/>
+        </w:rPr>
+        <w:t xml:space="preserve"> in a professional sense; e.g. have you discovered </w:t>
+      </w:r>
+      <w:r>
+        <w:rPr>
+          <w:rFonts w:ascii="Verdana" w:hAnsi="Verdana"/>
+          <w:color w:val="FF0000"/>
+          <w:sz w:val="18"/>
+          <w:szCs w:val="18"/>
+        </w:rPr>
+        <w:t>a</w:t>
+      </w:r>
+      <w:r>
+        <w:rPr>
+          <w:rFonts w:ascii="Verdana" w:hAnsi="Verdana"/>
+          <w:color w:val="FF0000"/>
+          <w:sz w:val="18"/>
+          <w:szCs w:val="18"/>
+        </w:rPr>
+        <w:t xml:space="preserve"> new method as you went along? </w:t>
+      </w:r>
+      <w:r>
+        <w:rPr>
+          <w:rFonts w:ascii="Verdana" w:hAnsi="Verdana"/>
+          <w:color w:val="FF0000"/>
+          <w:sz w:val="18"/>
+          <w:szCs w:val="18"/>
+        </w:rPr>
+        <w:t>Or a n</w:t>
+      </w:r>
+      <w:r>
+        <w:rPr>
+          <w:rFonts w:ascii="Verdana" w:hAnsi="Verdana"/>
+          <w:color w:val="FF0000"/>
+          <w:sz w:val="18"/>
+          <w:szCs w:val="18"/>
+        </w:rPr>
+        <w:t xml:space="preserve">ew </w:t>
+      </w:r>
+      <w:r>
+        <w:rPr>
+          <w:rFonts w:ascii="Verdana" w:hAnsi="Verdana"/>
+          <w:color w:val="FF0000"/>
+          <w:sz w:val="18"/>
+          <w:szCs w:val="18"/>
+        </w:rPr>
+        <w:t xml:space="preserve">conceptual </w:t>
+      </w:r>
+      <w:r>
+        <w:rPr>
+          <w:rFonts w:ascii="Verdana" w:hAnsi="Verdana"/>
+          <w:color w:val="FF0000"/>
+          <w:sz w:val="18"/>
+          <w:szCs w:val="18"/>
+        </w:rPr>
+        <w:t>model that might help other</w:t>
+      </w:r>
+      <w:r>
+        <w:rPr>
+          <w:rFonts w:ascii="Verdana" w:hAnsi="Verdana"/>
+          <w:color w:val="FF0000"/>
+          <w:sz w:val="18"/>
+          <w:szCs w:val="18"/>
+        </w:rPr>
+        <w:t xml:space="preserve">s understand </w:t>
+      </w:r>
+      <w:r>
+        <w:rPr>
+          <w:rFonts w:ascii="Verdana" w:hAnsi="Verdana"/>
+          <w:color w:val="FF0000"/>
+          <w:sz w:val="18"/>
+          <w:szCs w:val="18"/>
+        </w:rPr>
+        <w:t xml:space="preserve">a </w:t>
+      </w:r>
+      <w:r>
+        <w:rPr>
+          <w:rFonts w:ascii="Verdana" w:hAnsi="Verdana"/>
+          <w:color w:val="FF0000"/>
+          <w:sz w:val="18"/>
+          <w:szCs w:val="18"/>
+        </w:rPr>
+        <w:t>process better? Perhaps you’ve d</w:t>
+      </w:r>
+      <w:r>
+        <w:rPr>
+          <w:rFonts w:ascii="Verdana" w:hAnsi="Verdana"/>
+          <w:color w:val="FF0000"/>
+          <w:sz w:val="18"/>
+          <w:szCs w:val="18"/>
+        </w:rPr>
+        <w:t>eveloped a</w:t>
+      </w:r>
+      <w:r>
+        <w:rPr>
+          <w:rFonts w:ascii="Verdana" w:hAnsi="Verdana"/>
+          <w:color w:val="FF0000"/>
+          <w:sz w:val="18"/>
+          <w:szCs w:val="18"/>
+        </w:rPr>
+        <w:t xml:space="preserve"> more</w:t>
+      </w:r>
+      <w:r>
+        <w:rPr>
+          <w:rFonts w:ascii="Verdana" w:hAnsi="Verdana"/>
+          <w:color w:val="FF0000"/>
+          <w:sz w:val="18"/>
+          <w:szCs w:val="18"/>
+        </w:rPr>
+        <w:t xml:space="preserve"> efficient workflow for research or practice</w:t>
+      </w:r>
+      <w:r>
+        <w:rPr>
+          <w:rFonts w:ascii="Verdana" w:hAnsi="Verdana"/>
+          <w:color w:val="FF0000"/>
+          <w:sz w:val="18"/>
+          <w:szCs w:val="18"/>
+        </w:rPr>
+        <w:t>? Streamlined some process</w:t>
+      </w:r>
+      <w:r>
+        <w:rPr>
+          <w:rFonts w:ascii="Verdana" w:hAnsi="Verdana"/>
+          <w:color w:val="FF0000"/>
+          <w:sz w:val="18"/>
+          <w:szCs w:val="18"/>
+        </w:rPr>
+        <w:t>es</w:t>
+      </w:r>
+      <w:r>
+        <w:rPr>
+          <w:rFonts w:ascii="Verdana" w:hAnsi="Verdana"/>
+          <w:color w:val="FF0000"/>
+          <w:sz w:val="18"/>
+          <w:szCs w:val="18"/>
+        </w:rPr>
+        <w:t xml:space="preserve">? </w:t>
+      </w:r>
+      <w:r>
+        <w:rPr>
+          <w:rFonts w:ascii="Verdana" w:hAnsi="Verdana"/>
+          <w:color w:val="FF0000"/>
+          <w:sz w:val="18"/>
+          <w:szCs w:val="18"/>
+        </w:rPr>
+        <w:t xml:space="preserve">Combined some tools or methods </w:t>
+      </w:r>
+      <w:r>
+        <w:rPr>
+          <w:rFonts w:ascii="Verdana" w:hAnsi="Verdana"/>
+          <w:color w:val="FF0000"/>
+          <w:sz w:val="18"/>
+          <w:szCs w:val="18"/>
+        </w:rPr>
+        <w:t xml:space="preserve">or contexts </w:t>
+      </w:r>
+      <w:r>
+        <w:rPr>
+          <w:rFonts w:ascii="Verdana" w:hAnsi="Verdana"/>
+          <w:color w:val="FF0000"/>
+          <w:sz w:val="18"/>
+          <w:szCs w:val="18"/>
+        </w:rPr>
+        <w:t xml:space="preserve">in new and efficient ways? Perhaps you have arrived at an artistic or expressive practice outcome? Improved </w:t>
+      </w:r>
+      <w:r>
+        <w:rPr>
+          <w:rFonts w:ascii="Verdana" w:hAnsi="Verdana"/>
+          <w:color w:val="FF0000"/>
+          <w:sz w:val="18"/>
+          <w:szCs w:val="18"/>
+        </w:rPr>
+        <w:t xml:space="preserve">on </w:t>
+      </w:r>
+      <w:r>
+        <w:rPr>
+          <w:rFonts w:ascii="Verdana" w:hAnsi="Verdana"/>
+          <w:color w:val="FF0000"/>
+          <w:sz w:val="18"/>
+          <w:szCs w:val="18"/>
+        </w:rPr>
+        <w:t xml:space="preserve">a </w:t>
+      </w:r>
+      <w:r>
+        <w:rPr>
+          <w:rFonts w:ascii="Verdana" w:hAnsi="Verdana"/>
+          <w:color w:val="FF0000"/>
+          <w:sz w:val="18"/>
+          <w:szCs w:val="18"/>
+        </w:rPr>
+        <w:t>service design</w:t>
+      </w:r>
+      <w:r>
+        <w:rPr>
+          <w:rFonts w:ascii="Verdana" w:hAnsi="Verdana"/>
+          <w:color w:val="FF0000"/>
+          <w:sz w:val="18"/>
+          <w:szCs w:val="18"/>
+        </w:rPr>
+        <w:t xml:space="preserve"> by r</w:t>
+      </w:r>
+      <w:r>
+        <w:rPr>
+          <w:rFonts w:ascii="Verdana" w:hAnsi="Verdana"/>
+          <w:color w:val="FF0000"/>
+          <w:sz w:val="18"/>
+          <w:szCs w:val="18"/>
+        </w:rPr>
+        <w:t>emov</w:t>
+      </w:r>
+      <w:r>
+        <w:rPr>
+          <w:rFonts w:ascii="Verdana" w:hAnsi="Verdana"/>
+          <w:color w:val="FF0000"/>
+          <w:sz w:val="18"/>
+          <w:szCs w:val="18"/>
+        </w:rPr>
+        <w:t>ing</w:t>
+      </w:r>
+      <w:r>
+        <w:rPr>
+          <w:rFonts w:ascii="Verdana" w:hAnsi="Verdana"/>
+          <w:color w:val="FF0000"/>
+          <w:sz w:val="18"/>
+          <w:szCs w:val="18"/>
+        </w:rPr>
+        <w:t xml:space="preserve"> an obstacle in </w:t>
+      </w:r>
+      <w:r>
+        <w:rPr>
+          <w:rFonts w:ascii="Verdana" w:hAnsi="Verdana"/>
+          <w:color w:val="FF0000"/>
+          <w:sz w:val="18"/>
+          <w:szCs w:val="18"/>
+        </w:rPr>
+        <w:t xml:space="preserve">the </w:t>
+      </w:r>
+      <w:r>
+        <w:rPr>
+          <w:rFonts w:ascii="Verdana" w:hAnsi="Verdana"/>
+          <w:color w:val="FF0000"/>
+          <w:sz w:val="18"/>
+          <w:szCs w:val="18"/>
+        </w:rPr>
+        <w:t>experience flow?</w:t>
+      </w:r>
+    </w:p>
+    <w:p>
+      <w:pPr>
+        <w:jc w:val="both"/>
+        <w:rPr>
+          <w:rFonts w:ascii="Verdana" w:hAnsi="Verdana"/>
+          <w:b/>
+          <w:sz w:val="18"/>
+          <w:szCs w:val="18"/>
+        </w:rPr>
+      </w:pPr>
+    </w:p>
+    <w:p>
+      <w:pPr>
+        <w:jc w:val="both"/>
+        <w:rPr>
+          <w:rFonts w:ascii="Verdana" w:hAnsi="Verdana"/>
+          <w:b/>
+          <w:sz w:val="18"/>
+          <w:szCs w:val="18"/>
+        </w:rPr>
+      </w:pPr>
+    </w:p>
+    <w:p>
+      <w:pPr>
+        <w:jc w:val="both"/>
+        <w:rPr>
+          <w:rFonts w:ascii="Verdana" w:hAnsi="Verdana"/>
+          <w:sz w:val="18"/>
+          <w:szCs w:val="18"/>
+        </w:rPr>
+      </w:pPr>
+      <w:r>
+        <w:rPr>
+          <w:rFonts w:ascii="Verdana" w:hAnsi="Verdana"/>
+          <w:b/>
+          <w:sz w:val="18"/>
+          <w:szCs w:val="18"/>
+        </w:rPr>
+        <w:t>7</w:t>
+      </w:r>
+      <w:r>
+        <w:rPr>
+          <w:rFonts w:ascii="Verdana" w:hAnsi="Verdana"/>
+          <w:b/>
+          <w:sz w:val="18"/>
+          <w:szCs w:val="18"/>
+        </w:rPr>
+        <w:t xml:space="preserve">. </w:t>
+      </w:r>
+      <w:r>
+        <w:rPr>
+          <w:rFonts w:ascii="Verdana" w:hAnsi="Verdana"/>
+          <w:b/>
+          <w:sz w:val="18"/>
+          <w:szCs w:val="18"/>
+        </w:rPr>
+        <w:t>Conclusion and recommendations</w:t>
+      </w:r>
+      <w:r>
+        <w:rPr>
+          <w:rFonts w:ascii="Verdana" w:hAnsi="Verdana"/>
+          <w:sz w:val="18"/>
+          <w:szCs w:val="18"/>
+        </w:rPr>
+        <w:t xml:space="preserve"> </w:t>
+      </w:r>
+      <w:r>
+        <w:rPr>
+          <w:rFonts w:ascii="Verdana" w:hAnsi="Verdana"/>
+          <w:sz w:val="18"/>
+          <w:szCs w:val="18"/>
+        </w:rPr>
+        <w:t>~</w:t>
+      </w:r>
+      <w:r>
+        <w:rPr>
+          <w:rFonts w:ascii="Verdana" w:hAnsi="Verdana"/>
+          <w:sz w:val="18"/>
+          <w:szCs w:val="18"/>
+        </w:rPr>
+        <w:t>4</w:t>
+      </w:r>
+      <w:r>
+        <w:rPr>
+          <w:rFonts w:ascii="Verdana" w:hAnsi="Verdana"/>
+          <w:sz w:val="18"/>
+          <w:szCs w:val="18"/>
+        </w:rPr>
+        <w:t>00</w:t>
+      </w:r>
+    </w:p>
+    <w:p>
+      <w:pPr>
+        <w:jc w:val="both"/>
+        <w:rPr>
+          <w:rFonts w:ascii="Verdana" w:hAnsi="Verdana"/>
+          <w:sz w:val="18"/>
+          <w:szCs w:val="18"/>
+        </w:rPr>
+      </w:pPr>
+    </w:p>
+    <w:p>
+      <w:pPr>
+        <w:jc w:val="both"/>
+        <w:rPr>
+          <w:rFonts w:ascii="Verdana" w:hAnsi="Verdana"/>
+          <w:color w:val="FF0000"/>
+          <w:sz w:val="18"/>
+          <w:szCs w:val="18"/>
+        </w:rPr>
+      </w:pPr>
+      <w:r>
+        <w:rPr>
+          <w:rFonts w:ascii="Verdana" w:hAnsi="Verdana"/>
+          <w:color w:val="FF0000"/>
+          <w:sz w:val="18"/>
+          <w:szCs w:val="18"/>
+        </w:rPr>
+        <w:t xml:space="preserve">This section </w:t>
+      </w:r>
+      <w:r>
+        <w:rPr>
+          <w:rFonts w:ascii="Verdana" w:hAnsi="Verdana"/>
+          <w:color w:val="FF0000"/>
+          <w:sz w:val="18"/>
+          <w:szCs w:val="18"/>
+        </w:rPr>
+        <w:t>should</w:t>
+      </w:r>
+      <w:r>
+        <w:rPr>
+          <w:rFonts w:ascii="Verdana" w:hAnsi="Verdana"/>
+          <w:color w:val="FF0000"/>
+          <w:sz w:val="18"/>
+          <w:szCs w:val="18"/>
+        </w:rPr>
+        <w:t xml:space="preserve"> draw</w:t>
+      </w:r>
+      <w:r>
+        <w:rPr>
+          <w:rFonts w:ascii="Verdana" w:hAnsi="Verdana"/>
+          <w:color w:val="FF0000"/>
+          <w:sz w:val="18"/>
+          <w:szCs w:val="18"/>
+        </w:rPr>
+        <w:t xml:space="preserve"> conclusions from </w:t>
+      </w:r>
+      <w:r>
+        <w:rPr>
+          <w:rFonts w:ascii="Verdana" w:hAnsi="Verdana"/>
+          <w:color w:val="FF0000"/>
+          <w:sz w:val="18"/>
+          <w:szCs w:val="18"/>
+        </w:rPr>
+        <w:t xml:space="preserve">completed </w:t>
+      </w:r>
+      <w:r>
+        <w:rPr>
+          <w:rFonts w:ascii="Verdana" w:hAnsi="Verdana"/>
+          <w:color w:val="FF0000"/>
+          <w:sz w:val="18"/>
+          <w:szCs w:val="18"/>
+        </w:rPr>
+        <w:t xml:space="preserve">research and practical work. </w:t>
+      </w:r>
+    </w:p>
+    <w:p>
+      <w:pPr>
+        <w:jc w:val="both"/>
+        <w:rPr>
+          <w:rFonts w:ascii="Verdana" w:hAnsi="Verdana"/>
+          <w:color w:val="FF0000"/>
+          <w:sz w:val="18"/>
+          <w:szCs w:val="18"/>
+        </w:rPr>
+      </w:pPr>
+    </w:p>
+    <w:p>
+      <w:pPr>
+        <w:jc w:val="both"/>
+        <w:rPr>
+          <w:rFonts w:ascii="Verdana" w:hAnsi="Verdana"/>
+          <w:color w:val="FF0000"/>
+          <w:sz w:val="18"/>
+          <w:szCs w:val="18"/>
+        </w:rPr>
+      </w:pPr>
+      <w:r>
+        <w:rPr>
+          <w:rFonts w:ascii="Verdana" w:hAnsi="Verdana"/>
+          <w:color w:val="FF0000"/>
+          <w:sz w:val="18"/>
+          <w:szCs w:val="18"/>
+        </w:rPr>
+        <w:t>Make some recommendations here for next steps or further work.</w:t>
+      </w:r>
+      <w:r>
+        <w:rPr>
+          <w:rFonts w:ascii="Verdana" w:hAnsi="Verdana"/>
+          <w:color w:val="FF0000"/>
+          <w:sz w:val="18"/>
+          <w:szCs w:val="18"/>
+        </w:rPr>
+        <w:t xml:space="preserve"> Imagine another student or professional picks up the project from where you left it. What would you recommend them to do?</w:t>
+      </w:r>
+    </w:p>
+    <w:p>
+      <w:pPr>
+        <w:jc w:val="both"/>
+        <w:rPr>
+          <w:rFonts w:ascii="Verdana" w:hAnsi="Verdana"/>
+          <w:color w:val="FF0000"/>
+          <w:sz w:val="18"/>
+          <w:szCs w:val="18"/>
+        </w:rPr>
+      </w:pPr>
+    </w:p>
+    <w:p>
+      <w:pPr>
+        <w:jc w:val="both"/>
+        <w:rPr>
+          <w:rFonts w:ascii="Verdana" w:hAnsi="Verdana"/>
+          <w:color w:val="FF0000"/>
+          <w:sz w:val="18"/>
+          <w:szCs w:val="18"/>
+        </w:rPr>
+      </w:pPr>
+      <w:r>
+        <w:rPr>
+          <w:rFonts w:ascii="Verdana" w:hAnsi="Verdana"/>
+          <w:color w:val="FF0000"/>
+          <w:sz w:val="18"/>
+          <w:szCs w:val="18"/>
+        </w:rPr>
+        <w:t xml:space="preserve">Also think about the impact </w:t>
+      </w:r>
+      <w:r>
+        <w:rPr>
+          <w:rFonts w:ascii="Verdana" w:hAnsi="Verdana"/>
+          <w:color w:val="FF0000"/>
+          <w:sz w:val="18"/>
+          <w:szCs w:val="18"/>
+        </w:rPr>
+        <w:t>that</w:t>
+      </w:r>
+      <w:r>
+        <w:rPr>
+          <w:rFonts w:ascii="Verdana" w:hAnsi="Verdana"/>
+          <w:color w:val="FF0000"/>
+          <w:sz w:val="18"/>
+          <w:szCs w:val="18"/>
+        </w:rPr>
+        <w:t xml:space="preserve"> could be achieved in the wider field. What</w:t>
+      </w:r>
+      <w:r>
+        <w:rPr>
+          <w:rFonts w:ascii="Verdana" w:hAnsi="Verdana"/>
+          <w:color w:val="FF0000"/>
+          <w:sz w:val="18"/>
+          <w:szCs w:val="18"/>
+        </w:rPr>
+        <w:t xml:space="preserve"> </w:t>
+      </w:r>
+      <w:r>
+        <w:rPr>
+          <w:rFonts w:ascii="Verdana" w:hAnsi="Verdana"/>
+          <w:color w:val="FF0000"/>
+          <w:sz w:val="18"/>
+          <w:szCs w:val="18"/>
+        </w:rPr>
+        <w:t>could</w:t>
+      </w:r>
+      <w:r>
+        <w:rPr>
+          <w:rFonts w:ascii="Verdana" w:hAnsi="Verdana"/>
+          <w:color w:val="FF0000"/>
+          <w:sz w:val="18"/>
+          <w:szCs w:val="18"/>
+        </w:rPr>
+        <w:t xml:space="preserve"> be</w:t>
+      </w:r>
+      <w:r>
+        <w:rPr>
+          <w:rFonts w:ascii="Verdana" w:hAnsi="Verdana"/>
+          <w:color w:val="FF0000"/>
+          <w:sz w:val="18"/>
+          <w:szCs w:val="18"/>
+        </w:rPr>
+        <w:t xml:space="preserve"> the </w:t>
+      </w:r>
+      <w:r>
+        <w:rPr>
+          <w:rFonts w:ascii="Verdana" w:hAnsi="Verdana"/>
+          <w:color w:val="FF0000"/>
+          <w:sz w:val="18"/>
+          <w:szCs w:val="18"/>
+        </w:rPr>
+        <w:t xml:space="preserve">longer-term future </w:t>
+      </w:r>
+      <w:r>
+        <w:rPr>
+          <w:rFonts w:ascii="Verdana" w:hAnsi="Verdana"/>
+          <w:color w:val="FF0000"/>
+          <w:sz w:val="18"/>
+          <w:szCs w:val="18"/>
+        </w:rPr>
+        <w:t xml:space="preserve">of this project </w:t>
+      </w:r>
+      <w:r>
+        <w:rPr>
+          <w:rFonts w:ascii="Verdana" w:hAnsi="Verdana"/>
+          <w:color w:val="FF0000"/>
+          <w:sz w:val="18"/>
+          <w:szCs w:val="18"/>
+        </w:rPr>
+        <w:t>beyond UWE</w:t>
+      </w:r>
+      <w:r>
+        <w:rPr>
+          <w:rFonts w:ascii="Verdana" w:hAnsi="Verdana"/>
+          <w:color w:val="FF0000"/>
+          <w:sz w:val="18"/>
+          <w:szCs w:val="18"/>
+        </w:rPr>
+        <w:t>?</w:t>
+      </w:r>
+      <w:r>
+        <w:rPr>
+          <w:rFonts w:ascii="Verdana" w:hAnsi="Verdana"/>
+          <w:color w:val="FF0000"/>
+          <w:sz w:val="18"/>
+          <w:szCs w:val="18"/>
+        </w:rPr>
+        <w:t xml:space="preserve"> A conference? An academic journal? An audiovisual festival? A </w:t>
+      </w:r>
+      <w:r>
+        <w:rPr>
+          <w:rFonts w:ascii="Verdana" w:hAnsi="Verdana"/>
+          <w:color w:val="FF0000"/>
+          <w:sz w:val="18"/>
+          <w:szCs w:val="18"/>
+        </w:rPr>
+        <w:t xml:space="preserve">creative </w:t>
+      </w:r>
+      <w:r>
+        <w:rPr>
+          <w:rFonts w:ascii="Verdana" w:hAnsi="Verdana"/>
+          <w:color w:val="FF0000"/>
+          <w:sz w:val="18"/>
+          <w:szCs w:val="18"/>
+        </w:rPr>
+        <w:t>competition?</w:t>
+      </w:r>
+      <w:r>
+        <w:rPr>
+          <w:rFonts w:ascii="Verdana" w:hAnsi="Verdana"/>
+          <w:color w:val="FF0000"/>
+          <w:sz w:val="18"/>
+          <w:szCs w:val="18"/>
+        </w:rPr>
+        <w:t xml:space="preserve"> </w:t>
+      </w:r>
+    </w:p>
+    <w:p>
+      <w:pPr>
+        <w:jc w:val="both"/>
+        <w:rPr>
+          <w:rFonts w:ascii="Verdana" w:hAnsi="Verdana"/>
+          <w:color w:val="FF0000"/>
+          <w:sz w:val="18"/>
+          <w:szCs w:val="18"/>
+        </w:rPr>
+      </w:pPr>
+    </w:p>
+    <w:p>
+      <w:pPr>
+        <w:jc w:val="both"/>
+        <w:rPr>
+          <w:rFonts w:ascii="Verdana" w:hAnsi="Verdana"/>
+          <w:color w:val="FF0000"/>
+          <w:sz w:val="18"/>
+          <w:szCs w:val="18"/>
+        </w:rPr>
+      </w:pPr>
+      <w:r>
+        <w:rPr>
+          <w:rFonts w:ascii="Verdana" w:hAnsi="Verdana"/>
+          <w:color w:val="FF0000"/>
+          <w:sz w:val="18"/>
+          <w:szCs w:val="18"/>
+        </w:rPr>
+        <w:t xml:space="preserve">How </w:t>
+      </w:r>
+      <w:r>
+        <w:rPr>
+          <w:rFonts w:ascii="Verdana" w:hAnsi="Verdana"/>
+          <w:color w:val="FF0000"/>
+          <w:sz w:val="18"/>
+          <w:szCs w:val="18"/>
+        </w:rPr>
+        <w:t xml:space="preserve">might </w:t>
+      </w:r>
+      <w:r>
+        <w:rPr>
+          <w:rFonts w:ascii="Verdana" w:hAnsi="Verdana"/>
+          <w:color w:val="FF0000"/>
+          <w:sz w:val="18"/>
+          <w:szCs w:val="18"/>
+        </w:rPr>
+        <w:t>this project</w:t>
+      </w:r>
+      <w:r>
+        <w:rPr>
+          <w:rFonts w:ascii="Verdana" w:hAnsi="Verdana"/>
+          <w:color w:val="FF0000"/>
+          <w:sz w:val="18"/>
+          <w:szCs w:val="18"/>
+        </w:rPr>
+        <w:t xml:space="preserve"> benefit </w:t>
+      </w:r>
+      <w:r>
+        <w:rPr>
+          <w:rFonts w:ascii="Verdana" w:hAnsi="Verdana"/>
+          <w:color w:val="FF0000"/>
+          <w:sz w:val="18"/>
+          <w:szCs w:val="18"/>
+        </w:rPr>
+        <w:t xml:space="preserve">other </w:t>
+      </w:r>
+      <w:r>
+        <w:rPr>
+          <w:rFonts w:ascii="Verdana" w:hAnsi="Verdana"/>
+          <w:color w:val="FF0000"/>
+          <w:sz w:val="18"/>
+          <w:szCs w:val="18"/>
+        </w:rPr>
+        <w:t xml:space="preserve">users, professionals, society? </w:t>
+      </w:r>
+      <w:r>
+        <w:rPr>
+          <w:rFonts w:ascii="Verdana" w:hAnsi="Verdana"/>
+          <w:color w:val="FF0000"/>
+          <w:sz w:val="18"/>
+          <w:szCs w:val="18"/>
+        </w:rPr>
+        <w:t xml:space="preserve">Does </w:t>
+      </w:r>
+      <w:r>
+        <w:rPr>
+          <w:rFonts w:ascii="Verdana" w:hAnsi="Verdana"/>
+          <w:color w:val="FF0000"/>
+          <w:sz w:val="18"/>
+          <w:szCs w:val="18"/>
+        </w:rPr>
+        <w:t>the project</w:t>
+      </w:r>
+      <w:r>
+        <w:rPr>
+          <w:rFonts w:ascii="Verdana" w:hAnsi="Verdana"/>
+          <w:color w:val="FF0000"/>
+          <w:sz w:val="18"/>
+          <w:szCs w:val="18"/>
+        </w:rPr>
+        <w:t xml:space="preserve"> have any</w:t>
+      </w:r>
+      <w:r>
+        <w:rPr>
+          <w:rFonts w:ascii="Verdana" w:hAnsi="Verdana"/>
+          <w:color w:val="FF0000"/>
+          <w:sz w:val="18"/>
+          <w:szCs w:val="18"/>
+        </w:rPr>
+        <w:t xml:space="preserve"> </w:t>
+      </w:r>
+      <w:r>
+        <w:rPr>
+          <w:rFonts w:ascii="Verdana" w:hAnsi="Verdana"/>
+          <w:color w:val="FF0000"/>
+          <w:sz w:val="18"/>
+          <w:szCs w:val="18"/>
+        </w:rPr>
         <w:lastRenderedPageBreak/>
-        <w:t>Is there anything that would</w:t>
-      </w:r>
-      <w:r>
-        <w:rPr>
-          <w:rFonts w:ascii="Verdana" w:hAnsi="Verdana"/>
-          <w:color w:val="FF0000"/>
-          <w:sz w:val="18"/>
-          <w:szCs w:val="18"/>
-        </w:rPr>
-        <w:t xml:space="preserve"> make </w:t>
-      </w:r>
-      <w:r>
-        <w:rPr>
-          <w:rFonts w:ascii="Verdana" w:hAnsi="Verdana"/>
-          <w:color w:val="FF0000"/>
-          <w:sz w:val="18"/>
-          <w:szCs w:val="18"/>
-        </w:rPr>
-        <w:t>this</w:t>
-      </w:r>
-      <w:r>
-        <w:rPr>
-          <w:rFonts w:ascii="Verdana" w:hAnsi="Verdana"/>
-          <w:color w:val="FF0000"/>
-          <w:sz w:val="18"/>
-          <w:szCs w:val="18"/>
-        </w:rPr>
-        <w:t xml:space="preserve"> project </w:t>
-      </w:r>
-      <w:r>
-        <w:rPr>
-          <w:rFonts w:ascii="Verdana" w:hAnsi="Verdana"/>
-          <w:i/>
-          <w:color w:val="FF0000"/>
-          <w:sz w:val="18"/>
-          <w:szCs w:val="18"/>
-        </w:rPr>
-        <w:t>original</w:t>
-      </w:r>
-      <w:r>
-        <w:rPr>
-          <w:rFonts w:ascii="Verdana" w:hAnsi="Verdana"/>
-          <w:color w:val="FF0000"/>
-          <w:sz w:val="18"/>
-          <w:szCs w:val="18"/>
-        </w:rPr>
-        <w:t xml:space="preserve"> in a professional sense; e.g. have you discovered </w:t>
-      </w:r>
-      <w:r>
-        <w:rPr>
-          <w:rFonts w:ascii="Verdana" w:hAnsi="Verdana"/>
-          <w:color w:val="FF0000"/>
-          <w:sz w:val="18"/>
-          <w:szCs w:val="18"/>
-        </w:rPr>
-        <w:t>a</w:t>
-      </w:r>
-      <w:r>
-        <w:rPr>
-          <w:rFonts w:ascii="Verdana" w:hAnsi="Verdana"/>
-          <w:color w:val="FF0000"/>
-          <w:sz w:val="18"/>
-          <w:szCs w:val="18"/>
-        </w:rPr>
-        <w:t xml:space="preserve"> new method as you went along? </w:t>
-      </w:r>
-      <w:r>
-        <w:rPr>
-          <w:rFonts w:ascii="Verdana" w:hAnsi="Verdana"/>
-          <w:color w:val="FF0000"/>
-          <w:sz w:val="18"/>
-          <w:szCs w:val="18"/>
-        </w:rPr>
-        <w:t>Or a n</w:t>
-      </w:r>
-      <w:r>
-        <w:rPr>
-          <w:rFonts w:ascii="Verdana" w:hAnsi="Verdana"/>
-          <w:color w:val="FF0000"/>
-          <w:sz w:val="18"/>
-          <w:szCs w:val="18"/>
-        </w:rPr>
-        <w:t xml:space="preserve">ew </w:t>
-      </w:r>
-      <w:r>
-        <w:rPr>
-          <w:rFonts w:ascii="Verdana" w:hAnsi="Verdana"/>
-          <w:color w:val="FF0000"/>
-          <w:sz w:val="18"/>
-          <w:szCs w:val="18"/>
-        </w:rPr>
-        <w:t xml:space="preserve">conceptual </w:t>
-      </w:r>
-      <w:r>
-        <w:rPr>
-          <w:rFonts w:ascii="Verdana" w:hAnsi="Verdana"/>
-          <w:color w:val="FF0000"/>
-          <w:sz w:val="18"/>
-          <w:szCs w:val="18"/>
-        </w:rPr>
-        <w:t>model that might help other</w:t>
-      </w:r>
-      <w:r>
-        <w:rPr>
-          <w:rFonts w:ascii="Verdana" w:hAnsi="Verdana"/>
-          <w:color w:val="FF0000"/>
-          <w:sz w:val="18"/>
-          <w:szCs w:val="18"/>
-        </w:rPr>
-        <w:t xml:space="preserve">s understand </w:t>
-      </w:r>
-      <w:r>
-        <w:rPr>
-          <w:rFonts w:ascii="Verdana" w:hAnsi="Verdana"/>
-          <w:color w:val="FF0000"/>
-          <w:sz w:val="18"/>
-          <w:szCs w:val="18"/>
-        </w:rPr>
-        <w:t xml:space="preserve">a </w:t>
-      </w:r>
-      <w:r>
-        <w:rPr>
-          <w:rFonts w:ascii="Verdana" w:hAnsi="Verdana"/>
-          <w:color w:val="FF0000"/>
-          <w:sz w:val="18"/>
-          <w:szCs w:val="18"/>
-        </w:rPr>
-        <w:t>process better? Perhaps you’ve d</w:t>
-      </w:r>
-      <w:r>
-        <w:rPr>
-          <w:rFonts w:ascii="Verdana" w:hAnsi="Verdana"/>
-          <w:color w:val="FF0000"/>
-          <w:sz w:val="18"/>
-          <w:szCs w:val="18"/>
-        </w:rPr>
-        <w:t>eveloped a</w:t>
-      </w:r>
-      <w:r>
-        <w:rPr>
-          <w:rFonts w:ascii="Verdana" w:hAnsi="Verdana"/>
-          <w:color w:val="FF0000"/>
-          <w:sz w:val="18"/>
-          <w:szCs w:val="18"/>
-        </w:rPr>
-        <w:t xml:space="preserve"> more</w:t>
-      </w:r>
-      <w:r>
-        <w:rPr>
-          <w:rFonts w:ascii="Verdana" w:hAnsi="Verdana"/>
-          <w:color w:val="FF0000"/>
-          <w:sz w:val="18"/>
-          <w:szCs w:val="18"/>
-        </w:rPr>
-        <w:t xml:space="preserve"> efficient workflow for research or practice</w:t>
-      </w:r>
-      <w:r>
-        <w:rPr>
-          <w:rFonts w:ascii="Verdana" w:hAnsi="Verdana"/>
-          <w:color w:val="FF0000"/>
-          <w:sz w:val="18"/>
-          <w:szCs w:val="18"/>
-        </w:rPr>
-        <w:t>? Streamlined some process</w:t>
-      </w:r>
-      <w:r>
-        <w:rPr>
-          <w:rFonts w:ascii="Verdana" w:hAnsi="Verdana"/>
-          <w:color w:val="FF0000"/>
-          <w:sz w:val="18"/>
-          <w:szCs w:val="18"/>
-        </w:rPr>
-        <w:t>es</w:t>
+        <w:t xml:space="preserve">commercial potential for example? </w:t>
+      </w:r>
+      <w:r>
+        <w:rPr>
+          <w:rFonts w:ascii="Verdana" w:hAnsi="Verdana"/>
+          <w:color w:val="FF0000"/>
+          <w:sz w:val="18"/>
+          <w:szCs w:val="18"/>
+        </w:rPr>
+        <w:t xml:space="preserve">Could it become a sellable product? </w:t>
+      </w:r>
+      <w:r>
+        <w:rPr>
+          <w:rFonts w:ascii="Verdana" w:hAnsi="Verdana"/>
+          <w:color w:val="FF0000"/>
+          <w:sz w:val="18"/>
+          <w:szCs w:val="18"/>
+        </w:rPr>
+        <w:t xml:space="preserve">Or </w:t>
+      </w:r>
+      <w:r>
+        <w:rPr>
+          <w:rFonts w:ascii="Verdana" w:hAnsi="Verdana"/>
+          <w:color w:val="FF0000"/>
+          <w:sz w:val="18"/>
+          <w:szCs w:val="18"/>
+        </w:rPr>
+        <w:t>sh</w:t>
+      </w:r>
+      <w:r>
+        <w:rPr>
+          <w:rFonts w:ascii="Verdana" w:hAnsi="Verdana"/>
+          <w:color w:val="FF0000"/>
+          <w:sz w:val="18"/>
+          <w:szCs w:val="18"/>
+        </w:rPr>
+        <w:t xml:space="preserve">ould </w:t>
+      </w:r>
+      <w:r>
+        <w:rPr>
+          <w:rFonts w:ascii="Verdana" w:hAnsi="Verdana"/>
+          <w:color w:val="FF0000"/>
+          <w:sz w:val="18"/>
+          <w:szCs w:val="18"/>
+        </w:rPr>
+        <w:t>the code</w:t>
+      </w:r>
+      <w:r>
+        <w:rPr>
+          <w:rFonts w:ascii="Verdana" w:hAnsi="Verdana"/>
+          <w:color w:val="FF0000"/>
+          <w:sz w:val="18"/>
+          <w:szCs w:val="18"/>
+        </w:rPr>
+        <w:t xml:space="preserve"> become a creative commons resource</w:t>
       </w:r>
       <w:r>
         <w:rPr>
@@ -11657,121 +14912,64 @@
         </w:rPr>
         <w:t xml:space="preserve">? </w:t>
       </w:r>
-      <w:r>
-        <w:rPr>
-          <w:rFonts w:ascii="Verdana" w:hAnsi="Verdana"/>
-          <w:color w:val="FF0000"/>
-          <w:sz w:val="18"/>
-          <w:szCs w:val="18"/>
-        </w:rPr>
-        <w:t xml:space="preserve">Combined some tools or methods </w:t>
-      </w:r>
-      <w:r>
-        <w:rPr>
-          <w:rFonts w:ascii="Verdana" w:hAnsi="Verdana"/>
-          <w:color w:val="FF0000"/>
-          <w:sz w:val="18"/>
-          <w:szCs w:val="18"/>
-        </w:rPr>
-        <w:t xml:space="preserve">or contexts </w:t>
-      </w:r>
-      <w:r>
-        <w:rPr>
-          <w:rFonts w:ascii="Verdana" w:hAnsi="Verdana"/>
-          <w:color w:val="FF0000"/>
-          <w:sz w:val="18"/>
-          <w:szCs w:val="18"/>
-        </w:rPr>
-        <w:t xml:space="preserve">in new and efficient ways? Perhaps you have arrived at an artistic or expressive practice outcome? Improved </w:t>
-      </w:r>
-      <w:r>
-        <w:rPr>
-          <w:rFonts w:ascii="Verdana" w:hAnsi="Verdana"/>
-          <w:color w:val="FF0000"/>
-          <w:sz w:val="18"/>
-          <w:szCs w:val="18"/>
-        </w:rPr>
-        <w:t xml:space="preserve">on </w:t>
-      </w:r>
-      <w:r>
-        <w:rPr>
-          <w:rFonts w:ascii="Verdana" w:hAnsi="Verdana"/>
-          <w:color w:val="FF0000"/>
-          <w:sz w:val="18"/>
-          <w:szCs w:val="18"/>
-        </w:rPr>
-        <w:t xml:space="preserve">a </w:t>
-      </w:r>
-      <w:r>
-        <w:rPr>
-          <w:rFonts w:ascii="Verdana" w:hAnsi="Verdana"/>
-          <w:color w:val="FF0000"/>
-          <w:sz w:val="18"/>
-          <w:szCs w:val="18"/>
-        </w:rPr>
-        <w:t>service design</w:t>
-      </w:r>
-      <w:r>
-        <w:rPr>
-          <w:rFonts w:ascii="Verdana" w:hAnsi="Verdana"/>
-          <w:color w:val="FF0000"/>
-          <w:sz w:val="18"/>
-          <w:szCs w:val="18"/>
-        </w:rPr>
-        <w:t xml:space="preserve"> by r</w:t>
-      </w:r>
-      <w:r>
-        <w:rPr>
-          <w:rFonts w:ascii="Verdana" w:hAnsi="Verdana"/>
-          <w:color w:val="FF0000"/>
-          <w:sz w:val="18"/>
-          <w:szCs w:val="18"/>
-        </w:rPr>
-        <w:t>emov</w:t>
-      </w:r>
-      <w:r>
-        <w:rPr>
-          <w:rFonts w:ascii="Verdana" w:hAnsi="Verdana"/>
-          <w:color w:val="FF0000"/>
-          <w:sz w:val="18"/>
-          <w:szCs w:val="18"/>
-        </w:rPr>
-        <w:t>ing</w:t>
-      </w:r>
-      <w:r>
-        <w:rPr>
-          <w:rFonts w:ascii="Verdana" w:hAnsi="Verdana"/>
-          <w:color w:val="FF0000"/>
-          <w:sz w:val="18"/>
-          <w:szCs w:val="18"/>
-        </w:rPr>
-        <w:t xml:space="preserve"> an obstacle in </w:t>
-      </w:r>
-      <w:r>
-        <w:rPr>
-          <w:rFonts w:ascii="Verdana" w:hAnsi="Verdana"/>
-          <w:color w:val="FF0000"/>
-          <w:sz w:val="18"/>
-          <w:szCs w:val="18"/>
-        </w:rPr>
-        <w:t xml:space="preserve">the </w:t>
-      </w:r>
-      <w:r>
-        <w:rPr>
-          <w:rFonts w:ascii="Verdana" w:hAnsi="Verdana"/>
-          <w:color w:val="FF0000"/>
-          <w:sz w:val="18"/>
-          <w:szCs w:val="18"/>
-        </w:rPr>
-        <w:t>experience flow?</w:t>
-      </w:r>
     </w:p>
     <w:p>
       <w:pPr>
         <w:jc w:val="both"/>
         <w:rPr>
           <w:rFonts w:ascii="Verdana" w:hAnsi="Verdana"/>
+          <w:color w:val="FF0000"/>
+          <w:sz w:val="18"/>
+          <w:szCs w:val="18"/>
+        </w:rPr>
+      </w:pPr>
+    </w:p>
+    <w:p>
+      <w:pPr>
+        <w:jc w:val="both"/>
+        <w:rPr>
+          <w:rFonts w:ascii="Verdana" w:hAnsi="Verdana"/>
+          <w:color w:val="FF0000"/>
+          <w:sz w:val="18"/>
+          <w:szCs w:val="18"/>
+        </w:rPr>
+      </w:pPr>
+      <w:r>
+        <w:rPr>
+          <w:rFonts w:ascii="Verdana" w:hAnsi="Verdana"/>
+          <w:color w:val="FF0000"/>
+          <w:sz w:val="18"/>
+          <w:szCs w:val="18"/>
+        </w:rPr>
+        <w:t>Find a useful sentence to end this report with. It is always beneficial to end on a positive.</w:t>
+      </w:r>
+      <w:r>
+        <w:rPr>
+          <w:rFonts w:ascii="Verdana" w:hAnsi="Verdana"/>
+          <w:color w:val="FF0000"/>
+          <w:sz w:val="18"/>
+          <w:szCs w:val="18"/>
+        </w:rPr>
+        <w:t xml:space="preserve"> </w:t>
+      </w:r>
+    </w:p>
+    <w:p>
+      <w:pPr>
+        <w:jc w:val="both"/>
+        <w:rPr>
+          <w:rFonts w:ascii="Verdana" w:hAnsi="Verdana"/>
+          <w:sz w:val="18"/>
+          <w:szCs w:val="18"/>
+        </w:rPr>
+      </w:pPr>
+    </w:p>
+    <w:p>
+      <w:pPr>
+        <w:jc w:val="both"/>
+        <w:rPr>
+          <w:rFonts w:ascii="Verdana" w:hAnsi="Verdana"/>
           <w:b/>
+          <w:noProof/>
           <w:sz w:val="18"/>
           <w:szCs w:val="18"/>
         </w:rPr>
@@ -11783,50 +14981,78 @@
         <w:rPr>
           <w:rFonts w:ascii="Verdana" w:hAnsi="Verdana"/>
           <w:b/>
-          <w:sz w:val="18"/>
-          <w:szCs w:val="18"/>
-        </w:rPr>
-      </w:pPr>
+          <w:noProof/>
+          <w:sz w:val="18"/>
+          <w:szCs w:val="18"/>
+        </w:rPr>
+      </w:pPr>
+      <w:r>
+        <w:rPr>
+          <w:rFonts w:ascii="Verdana" w:hAnsi="Verdana"/>
+          <w:b/>
+          <w:noProof/>
+          <w:sz w:val="18"/>
+          <w:szCs w:val="18"/>
+        </w:rPr>
+        <w:t>8</w:t>
+      </w:r>
+      <w:r>
+        <w:rPr>
+          <w:rFonts w:ascii="Verdana" w:hAnsi="Verdana"/>
+          <w:b/>
+          <w:noProof/>
+          <w:sz w:val="18"/>
+          <w:szCs w:val="18"/>
+        </w:rPr>
+        <w:t xml:space="preserve">. </w:t>
+      </w:r>
+      <w:r>
+        <w:rPr>
+          <w:rFonts w:ascii="Verdana" w:hAnsi="Verdana"/>
+          <w:b/>
+          <w:noProof/>
+          <w:sz w:val="18"/>
+          <w:szCs w:val="18"/>
+        </w:rPr>
+        <w:t>References</w:t>
+      </w:r>
     </w:p>
     <w:p>
       <w:pPr>
         <w:jc w:val="both"/>
         <w:rPr>
           <w:rFonts w:ascii="Verdana" w:hAnsi="Verdana"/>
-          <w:sz w:val="18"/>
-          <w:szCs w:val="18"/>
-        </w:rPr>
-      </w:pPr>
-      <w:r>
-        <w:rPr>
-          <w:rFonts w:ascii="Verdana" w:hAnsi="Verdana"/>
           <w:b/>
-          <w:sz w:val="18"/>
-          <w:szCs w:val="18"/>
-        </w:rPr>
-        <w:t>7</w:t>
-      </w:r>
-      <w:r>
-        <w:rPr>
-          <w:rFonts w:ascii="Verdana" w:hAnsi="Verdana"/>
-          <w:b/>
-          <w:sz w:val="18"/>
-          <w:szCs w:val="18"/>
-        </w:rPr>
-        <w:t xml:space="preserve">. </w:t>
-      </w:r>
-      <w:r>
-        <w:rPr>
-          <w:rFonts w:ascii="Verdana" w:hAnsi="Verdana"/>
-          <w:b/>
-          <w:sz w:val="18"/>
-          <w:szCs w:val="18"/>
-        </w:rPr>
-        <w:t>Conclusion and recommendations</w:t>
-      </w:r>
-      <w:r>
-        <w:rPr>
-          <w:rFonts w:ascii="Verdana" w:hAnsi="Verdana"/>
+          <w:noProof/>
+          <w:sz w:val="18"/>
+          <w:szCs w:val="18"/>
+        </w:rPr>
+      </w:pPr>
+    </w:p>
+    <w:p>
+      <w:pPr>
+        <w:jc w:val="both"/>
+        <w:rPr>
+          <w:rFonts w:ascii="Verdana" w:hAnsi="Verdana"/>
+          <w:sz w:val="18"/>
+          <w:szCs w:val="18"/>
+        </w:rPr>
+      </w:pPr>
+      <w:r>
+        <w:rPr>
+          <w:rFonts w:ascii="Verdana" w:hAnsi="Verdana"/>
+          <w:bCs/>
+          <w:noProof/>
+          <w:sz w:val="18"/>
+          <w:szCs w:val="18"/>
+        </w:rPr>
+        <w:t>Matther Barr and Alicia Copeland-Stewart(May 6,</w:t>
+      </w:r>
+      <w:r>
+        <w:rPr>
+          <w:rFonts w:ascii="Verdana" w:hAnsi="Verdana"/>
+          <w:bCs/>
+          <w:noProof/>
           <w:sz w:val="18"/>
           <w:szCs w:val="18"/>
         </w:rPr>
@@ -11835,631 +15061,14 @@
       <w:r>
         <w:rPr>
           <w:rFonts w:ascii="Verdana" w:hAnsi="Verdana"/>
-          <w:sz w:val="18"/>
-          <w:szCs w:val="18"/>
-        </w:rPr>
-        <w:t>~</w:t>
-      </w:r>
-      <w:r>
-        <w:rPr>
-          <w:rFonts w:ascii="Verdana" w:hAnsi="Verdana"/>
-          <w:sz w:val="18"/>
-          <w:szCs w:val="18"/>
-        </w:rPr>
-        <w:t>4</w:t>
-      </w:r>
-      <w:r>
-        <w:rPr>
-          <w:rFonts w:ascii="Verdana" w:hAnsi="Verdana"/>
-          <w:sz w:val="18"/>
-          <w:szCs w:val="18"/>
-        </w:rPr>
-        <w:t>00</w:t>
-      </w:r>
-    </w:p>
-    <w:p>
-      <w:pPr>
-        <w:jc w:val="both"/>
-        <w:rPr>
-          <w:rFonts w:ascii="Verdana" w:hAnsi="Verdana"/>
-          <w:sz w:val="18"/>
-          <w:szCs w:val="18"/>
-        </w:rPr>
-      </w:pPr>
-    </w:p>
-    <w:p>
-      <w:pPr>
-        <w:jc w:val="both"/>
-        <w:rPr>
-          <w:rFonts w:ascii="Verdana" w:hAnsi="Verdana"/>
-          <w:color w:val="FF0000"/>
-          <w:sz w:val="18"/>
-          <w:szCs w:val="18"/>
-        </w:rPr>
-      </w:pPr>
-      <w:r>
-        <w:rPr>
-          <w:rFonts w:ascii="Verdana" w:hAnsi="Verdana"/>
-          <w:color w:val="FF0000"/>
-          <w:sz w:val="18"/>
-          <w:szCs w:val="18"/>
-        </w:rPr>
-        <w:t xml:space="preserve">This section </w:t>
-      </w:r>
-      <w:r>
-        <w:rPr>
-          <w:rFonts w:ascii="Verdana" w:hAnsi="Verdana"/>
-          <w:color w:val="FF0000"/>
-          <w:sz w:val="18"/>
-          <w:szCs w:val="18"/>
-        </w:rPr>
-        <w:t>should</w:t>
-      </w:r>
-      <w:r>
-        <w:rPr>
-          <w:rFonts w:ascii="Verdana" w:hAnsi="Verdana"/>
-          <w:color w:val="FF0000"/>
-          <w:sz w:val="18"/>
-          <w:szCs w:val="18"/>
-        </w:rPr>
-        <w:t xml:space="preserve"> draw</w:t>
-      </w:r>
-      <w:r>
-        <w:rPr>
-          <w:rFonts w:ascii="Verdana" w:hAnsi="Verdana"/>
-          <w:color w:val="FF0000"/>
-          <w:sz w:val="18"/>
-          <w:szCs w:val="18"/>
-        </w:rPr>
-        <w:t xml:space="preserve"> conclusions from </w:t>
-      </w:r>
-      <w:r>
-        <w:rPr>
-          <w:rFonts w:ascii="Verdana" w:hAnsi="Verdana"/>
-          <w:color w:val="FF0000"/>
-          <w:sz w:val="18"/>
-          <w:szCs w:val="18"/>
-        </w:rPr>
-        <w:t xml:space="preserve">completed </w:t>
-      </w:r>
-      <w:r>
-        <w:rPr>
-          <w:rFonts w:ascii="Verdana" w:hAnsi="Verdana"/>
-          <w:color w:val="FF0000"/>
-          <w:sz w:val="18"/>
-          <w:szCs w:val="18"/>
-        </w:rPr>
-        <w:t xml:space="preserve">research and practical work. </w:t>
-      </w:r>
-    </w:p>
-    <w:p>
-      <w:pPr>
-        <w:jc w:val="both"/>
-        <w:rPr>
-          <w:rFonts w:ascii="Verdana" w:hAnsi="Verdana"/>
-          <w:color w:val="FF0000"/>
-          <w:sz w:val="18"/>
-          <w:szCs w:val="18"/>
-        </w:rPr>
-      </w:pPr>
-    </w:p>
-    <w:p>
-      <w:pPr>
-        <w:jc w:val="both"/>
-        <w:rPr>
-          <w:rFonts w:ascii="Verdana" w:hAnsi="Verdana"/>
-          <w:color w:val="FF0000"/>
-          <w:sz w:val="18"/>
-          <w:szCs w:val="18"/>
-        </w:rPr>
-      </w:pPr>
-      <w:r>
-        <w:rPr>
-          <w:rFonts w:ascii="Verdana" w:hAnsi="Verdana"/>
-          <w:color w:val="FF0000"/>
-          <w:sz w:val="18"/>
-          <w:szCs w:val="18"/>
-        </w:rPr>
-        <w:t>Make some recommendations here for next steps or further work.</w:t>
-      </w:r>
-      <w:r>
-        <w:rPr>
-          <w:rFonts w:ascii="Verdana" w:hAnsi="Verdana"/>
-          <w:color w:val="FF0000"/>
-          <w:sz w:val="18"/>
-          <w:szCs w:val="18"/>
-        </w:rPr>
-        <w:t xml:space="preserve"> Imagine another student or professional picks up the project from where you left it. What would you recommend them to do?</w:t>
-      </w:r>
-    </w:p>
-    <w:p>
-      <w:pPr>
-        <w:jc w:val="both"/>
-        <w:rPr>
-          <w:rFonts w:ascii="Verdana" w:hAnsi="Verdana"/>
-          <w:color w:val="FF0000"/>
-          <w:sz w:val="18"/>
-          <w:szCs w:val="18"/>
-        </w:rPr>
-      </w:pPr>
-    </w:p>
-    <w:p>
-      <w:pPr>
-        <w:jc w:val="both"/>
-        <w:rPr>
-          <w:rFonts w:ascii="Verdana" w:hAnsi="Verdana"/>
-          <w:color w:val="FF0000"/>
-          <w:sz w:val="18"/>
-          <w:szCs w:val="18"/>
-        </w:rPr>
-      </w:pPr>
-      <w:r>
-        <w:rPr>
-          <w:rFonts w:ascii="Verdana" w:hAnsi="Verdana"/>
-          <w:color w:val="FF0000"/>
-          <w:sz w:val="18"/>
-          <w:szCs w:val="18"/>
-        </w:rPr>
-        <w:t xml:space="preserve">Also think about the impact </w:t>
-      </w:r>
-      <w:r>
-        <w:rPr>
-          <w:rFonts w:ascii="Verdana" w:hAnsi="Verdana"/>
-          <w:color w:val="FF0000"/>
-          <w:sz w:val="18"/>
-          <w:szCs w:val="18"/>
-        </w:rPr>
-        <w:t>that</w:t>
-      </w:r>
-      <w:r>
-        <w:rPr>
-          <w:rFonts w:ascii="Verdana" w:hAnsi="Verdana"/>
-          <w:color w:val="FF0000"/>
-          <w:sz w:val="18"/>
-          <w:szCs w:val="18"/>
-        </w:rPr>
-        <w:t xml:space="preserve"> could be achieved in the wider field. What</w:t>
-      </w:r>
-      <w:r>
-        <w:rPr>
-          <w:rFonts w:ascii="Verdana" w:hAnsi="Verdana"/>
-          <w:color w:val="FF0000"/>
-          <w:sz w:val="18"/>
-          <w:szCs w:val="18"/>
-        </w:rPr>
-        <w:t xml:space="preserve"> </w:t>
-      </w:r>
-      <w:r>
-        <w:rPr>
-          <w:rFonts w:ascii="Verdana" w:hAnsi="Verdana"/>
-          <w:color w:val="FF0000"/>
-          <w:sz w:val="18"/>
-          <w:szCs w:val="18"/>
-        </w:rPr>
-        <w:t>could</w:t>
-      </w:r>
-      <w:r>
-        <w:rPr>
-          <w:rFonts w:ascii="Verdana" w:hAnsi="Verdana"/>
-          <w:color w:val="FF0000"/>
-          <w:sz w:val="18"/>
-          <w:szCs w:val="18"/>
-        </w:rPr>
-        <w:t xml:space="preserve"> be</w:t>
-      </w:r>
-      <w:r>
-        <w:rPr>
-          <w:rFonts w:ascii="Verdana" w:hAnsi="Verdana"/>
-          <w:color w:val="FF0000"/>
-          <w:sz w:val="18"/>
-          <w:szCs w:val="18"/>
-        </w:rPr>
-        <w:t xml:space="preserve"> the </w:t>
-      </w:r>
-      <w:r>
-        <w:rPr>
-          <w:rFonts w:ascii="Verdana" w:hAnsi="Verdana"/>
-          <w:color w:val="FF0000"/>
-          <w:sz w:val="18"/>
-          <w:szCs w:val="18"/>
-        </w:rPr>
-        <w:t xml:space="preserve">longer-term future </w:t>
-      </w:r>
-      <w:r>
-        <w:rPr>
-          <w:rFonts w:ascii="Verdana" w:hAnsi="Verdana"/>
-          <w:color w:val="FF0000"/>
-          <w:sz w:val="18"/>
-          <w:szCs w:val="18"/>
-        </w:rPr>
-        <w:t xml:space="preserve">of this project </w:t>
-      </w:r>
-      <w:r>
-        <w:rPr>
-          <w:rFonts w:ascii="Verdana" w:hAnsi="Verdana"/>
-          <w:color w:val="FF0000"/>
-          <w:sz w:val="18"/>
-          <w:szCs w:val="18"/>
-        </w:rPr>
-        <w:t>beyond UWE</w:t>
-      </w:r>
-      <w:r>
-        <w:rPr>
-          <w:rFonts w:ascii="Verdana" w:hAnsi="Verdana"/>
-          <w:color w:val="FF0000"/>
-          <w:sz w:val="18"/>
-          <w:szCs w:val="18"/>
-        </w:rPr>
-        <w:t>?</w:t>
-      </w:r>
-      <w:r>
-        <w:rPr>
-          <w:rFonts w:ascii="Verdana" w:hAnsi="Verdana"/>
-          <w:color w:val="FF0000"/>
-          <w:sz w:val="18"/>
-          <w:szCs w:val="18"/>
-        </w:rPr>
-        <w:t xml:space="preserve"> A conference? An academic journal? An audiovisual festival? A </w:t>
-      </w:r>
-      <w:r>
-        <w:rPr>
-          <w:rFonts w:ascii="Verdana" w:hAnsi="Verdana"/>
-          <w:color w:val="FF0000"/>
-          <w:sz w:val="18"/>
-          <w:szCs w:val="18"/>
-        </w:rPr>
-        <w:t xml:space="preserve">creative </w:t>
-      </w:r>
-      <w:r>
-        <w:rPr>
-          <w:rFonts w:ascii="Verdana" w:hAnsi="Verdana"/>
-          <w:color w:val="FF0000"/>
-          <w:sz w:val="18"/>
-          <w:szCs w:val="18"/>
-        </w:rPr>
-        <w:t>competition?</w:t>
-      </w:r>
-      <w:r>
-        <w:rPr>
-          <w:rFonts w:ascii="Verdana" w:hAnsi="Verdana"/>
-          <w:color w:val="FF0000"/>
-          <w:sz w:val="18"/>
-          <w:szCs w:val="18"/>
-        </w:rPr>
-        <w:t xml:space="preserve"> </w:t>
-      </w:r>
-    </w:p>
-    <w:p>
-      <w:pPr>
-        <w:jc w:val="both"/>
-        <w:rPr>
-          <w:rFonts w:ascii="Verdana" w:hAnsi="Verdana"/>
-          <w:color w:val="FF0000"/>
-          <w:sz w:val="18"/>
-          <w:szCs w:val="18"/>
-        </w:rPr>
-      </w:pPr>
-    </w:p>
-    <w:p>
-      <w:pPr>
-        <w:jc w:val="both"/>
-        <w:rPr>
-          <w:rFonts w:ascii="Verdana" w:hAnsi="Verdana"/>
-          <w:color w:val="FF0000"/>
-          <w:sz w:val="18"/>
-          <w:szCs w:val="18"/>
-        </w:rPr>
-      </w:pPr>
-      <w:r>
-        <w:rPr>
-          <w:rFonts w:ascii="Verdana" w:hAnsi="Verdana"/>
-          <w:color w:val="FF0000"/>
-          <w:sz w:val="18"/>
-          <w:szCs w:val="18"/>
-        </w:rPr>
-        <w:t xml:space="preserve">How </w:t>
-      </w:r>
-      <w:r>
-        <w:rPr>
-          <w:rFonts w:ascii="Verdana" w:hAnsi="Verdana"/>
-          <w:color w:val="FF0000"/>
-          <w:sz w:val="18"/>
-          <w:szCs w:val="18"/>
-        </w:rPr>
-        <w:t xml:space="preserve">might </w:t>
-      </w:r>
-      <w:r>
-        <w:rPr>
-          <w:rFonts w:ascii="Verdana" w:hAnsi="Verdana"/>
-          <w:color w:val="FF0000"/>
-          <w:sz w:val="18"/>
-          <w:szCs w:val="18"/>
-        </w:rPr>
-        <w:t>this project</w:t>
-      </w:r>
-      <w:r>
-        <w:rPr>
-          <w:rFonts w:ascii="Verdana" w:hAnsi="Verdana"/>
-          <w:color w:val="FF0000"/>
-          <w:sz w:val="18"/>
-          <w:szCs w:val="18"/>
-        </w:rPr>
-        <w:t xml:space="preserve"> benefit </w:t>
-      </w:r>
-      <w:r>
-        <w:rPr>
-          <w:rFonts w:ascii="Verdana" w:hAnsi="Verdana"/>
-          <w:color w:val="FF0000"/>
-          <w:sz w:val="18"/>
-          <w:szCs w:val="18"/>
-        </w:rPr>
-        <w:t xml:space="preserve">other </w:t>
-      </w:r>
-      <w:r>
-        <w:rPr>
-          <w:rFonts w:ascii="Verdana" w:hAnsi="Verdana"/>
-          <w:color w:val="FF0000"/>
-          <w:sz w:val="18"/>
-          <w:szCs w:val="18"/>
-        </w:rPr>
-        <w:t xml:space="preserve">users, professionals, society? </w:t>
-      </w:r>
-      <w:r>
-        <w:rPr>
-          <w:rFonts w:ascii="Verdana" w:hAnsi="Verdana"/>
-          <w:color w:val="FF0000"/>
-          <w:sz w:val="18"/>
-          <w:szCs w:val="18"/>
-        </w:rPr>
-        <w:t xml:space="preserve">Does </w:t>
-      </w:r>
-      <w:r>
-        <w:rPr>
-          <w:rFonts w:ascii="Verdana" w:hAnsi="Verdana"/>
-          <w:color w:val="FF0000"/>
-          <w:sz w:val="18"/>
-          <w:szCs w:val="18"/>
-        </w:rPr>
-        <w:t>the project</w:t>
-      </w:r>
-      <w:r>
-        <w:rPr>
-          <w:rFonts w:ascii="Verdana" w:hAnsi="Verdana"/>
-          <w:color w:val="FF0000"/>
-          <w:sz w:val="18"/>
-          <w:szCs w:val="18"/>
-        </w:rPr>
-        <w:t xml:space="preserve"> have any</w:t>
-      </w:r>
-      <w:r>
-        <w:rPr>
-          <w:rFonts w:ascii="Verdana" w:hAnsi="Verdana"/>
-          <w:color w:val="FF0000"/>
-          <w:sz w:val="18"/>
-          <w:szCs w:val="18"/>
-        </w:rPr>
-        <w:t xml:space="preserve"> commercial potential for example? </w:t>
-      </w:r>
-      <w:r>
-        <w:rPr>
-          <w:rFonts w:ascii="Verdana" w:hAnsi="Verdana"/>
-          <w:color w:val="FF0000"/>
-          <w:sz w:val="18"/>
-          <w:szCs w:val="18"/>
-        </w:rPr>
-        <w:t xml:space="preserve">Could it become a sellable product? </w:t>
-      </w:r>
-      <w:r>
-        <w:rPr>
-          <w:rFonts w:ascii="Verdana" w:hAnsi="Verdana"/>
-          <w:color w:val="FF0000"/>
-          <w:sz w:val="18"/>
-          <w:szCs w:val="18"/>
-        </w:rPr>
-        <w:t xml:space="preserve">Or </w:t>
-      </w:r>
-      <w:r>
-        <w:rPr>
-          <w:rFonts w:ascii="Verdana" w:hAnsi="Verdana"/>
-          <w:color w:val="FF0000"/>
-          <w:sz w:val="18"/>
-          <w:szCs w:val="18"/>
-        </w:rPr>
-        <w:t>sh</w:t>
-      </w:r>
-      <w:r>
-        <w:rPr>
-          <w:rFonts w:ascii="Verdana" w:hAnsi="Verdana"/>
-          <w:color w:val="FF0000"/>
-          <w:sz w:val="18"/>
-          <w:szCs w:val="18"/>
-        </w:rPr>
-        <w:t xml:space="preserve">ould </w:t>
-      </w:r>
-      <w:r>
-        <w:rPr>
-          <w:rFonts w:ascii="Verdana" w:hAnsi="Verdana"/>
-          <w:color w:val="FF0000"/>
-          <w:sz w:val="18"/>
-          <w:szCs w:val="18"/>
-        </w:rPr>
-        <w:t>the code</w:t>
-      </w:r>
-      <w:r>
-        <w:rPr>
-          <w:rFonts w:ascii="Verdana" w:hAnsi="Verdana"/>
-          <w:color w:val="FF0000"/>
-          <w:sz w:val="18"/>
-          <w:szCs w:val="18"/>
-        </w:rPr>
-        <w:t xml:space="preserve"> become a creative commons resource</w:t>
-      </w:r>
-      <w:r>
-        <w:rPr>
-          <w:rFonts w:ascii="Verdana" w:hAnsi="Verdana"/>
-          <w:color w:val="FF0000"/>
-          <w:sz w:val="18"/>
-          <w:szCs w:val="18"/>
-        </w:rPr>
-        <w:t xml:space="preserve">? </w:t>
-      </w:r>
-    </w:p>
-    <w:p>
-      <w:pPr>
-        <w:jc w:val="both"/>
-        <w:rPr>
-          <w:rFonts w:ascii="Verdana" w:hAnsi="Verdana"/>
-          <w:color w:val="FF0000"/>
-          <w:sz w:val="18"/>
-          <w:szCs w:val="18"/>
-        </w:rPr>
-      </w:pPr>
-    </w:p>
-    <w:p>
-      <w:pPr>
-        <w:jc w:val="both"/>
-        <w:rPr>
-          <w:rFonts w:ascii="Verdana" w:hAnsi="Verdana"/>
-          <w:color w:val="FF0000"/>
-          <w:sz w:val="18"/>
-          <w:szCs w:val="18"/>
-        </w:rPr>
-      </w:pPr>
-      <w:r>
-        <w:rPr>
-          <w:rFonts w:ascii="Verdana" w:hAnsi="Verdana"/>
-          <w:color w:val="FF0000"/>
-          <w:sz w:val="18"/>
-          <w:szCs w:val="18"/>
-        </w:rPr>
-        <w:t>Find a useful sentence to end this report with. It is always beneficial to end on a positive.</w:t>
-      </w:r>
-      <w:r>
-        <w:rPr>
-          <w:rFonts w:ascii="Verdana" w:hAnsi="Verdana"/>
-          <w:color w:val="FF0000"/>
-          <w:sz w:val="18"/>
-          <w:szCs w:val="18"/>
-        </w:rPr>
-        <w:t xml:space="preserve"> </w:t>
-      </w:r>
-    </w:p>
-    <w:p>
-      <w:pPr>
-        <w:jc w:val="both"/>
-        <w:rPr>
-          <w:rFonts w:ascii="Verdana" w:hAnsi="Verdana"/>
-          <w:sz w:val="18"/>
-          <w:szCs w:val="18"/>
-        </w:rPr>
-      </w:pPr>
-    </w:p>
-    <w:p>
-      <w:pPr>
-        <w:jc w:val="both"/>
-        <w:rPr>
-          <w:rFonts w:ascii="Verdana" w:hAnsi="Verdana"/>
-          <w:b/>
-          <w:noProof/>
-          <w:sz w:val="18"/>
-          <w:szCs w:val="18"/>
-        </w:rPr>
-      </w:pPr>
-    </w:p>
-    <w:p>
-      <w:pPr>
-        <w:jc w:val="both"/>
-        <w:rPr>
-          <w:rFonts w:ascii="Verdana" w:hAnsi="Verdana"/>
-          <w:b/>
-          <w:noProof/>
-          <w:sz w:val="18"/>
-          <w:szCs w:val="18"/>
-        </w:rPr>
-      </w:pPr>
-      <w:r>
-        <w:rPr>
-          <w:rFonts w:ascii="Verdana" w:hAnsi="Verdana"/>
-          <w:b/>
-          <w:noProof/>
-          <w:sz w:val="18"/>
-          <w:szCs w:val="18"/>
-        </w:rPr>
-        <w:t>8</w:t>
-      </w:r>
-      <w:r>
-        <w:rPr>
-          <w:rFonts w:ascii="Verdana" w:hAnsi="Verdana"/>
-          <w:b/>
-          <w:noProof/>
-          <w:sz w:val="18"/>
-          <w:szCs w:val="18"/>
-        </w:rPr>
-        <w:t xml:space="preserve">. </w:t>
-      </w:r>
-      <w:r>
-        <w:rPr>
-          <w:rFonts w:ascii="Verdana" w:hAnsi="Verdana"/>
-          <w:b/>
-          <w:noProof/>
-          <w:sz w:val="18"/>
-          <w:szCs w:val="18"/>
-        </w:rPr>
-        <w:t>References</w:t>
-      </w:r>
-    </w:p>
-    <w:p>
-      <w:pPr>
-        <w:jc w:val="both"/>
-        <w:rPr>
-          <w:rFonts w:ascii="Verdana" w:hAnsi="Verdana"/>
-          <w:b/>
-          <w:noProof/>
-          <w:sz w:val="18"/>
-          <w:szCs w:val="18"/>
-        </w:rPr>
-      </w:pPr>
-    </w:p>
-    <w:p>
-      <w:pPr>
-        <w:jc w:val="both"/>
-        <w:rPr>
-          <w:rFonts w:ascii="Verdana" w:hAnsi="Verdana"/>
-          <w:sz w:val="18"/>
-          <w:szCs w:val="18"/>
-        </w:rPr>
-      </w:pPr>
-      <w:r>
-        <w:rPr>
-          <w:rFonts w:ascii="Verdana" w:hAnsi="Verdana"/>
           <w:bCs/>
           <w:noProof/>
           <w:sz w:val="18"/>
           <w:szCs w:val="18"/>
         </w:rPr>
-        <w:t>Matther Barr and Alicia Copeland-Stewart(May 6,</w:t>
-      </w:r>
-      <w:r>
-        <w:rPr>
-          <w:rFonts w:ascii="Verdana" w:hAnsi="Verdana"/>
-          <w:bCs/>
-          <w:noProof/>
-          <w:sz w:val="18"/>
-          <w:szCs w:val="18"/>
-        </w:rPr>
-        <w:t xml:space="preserve"> </w:t>
-      </w:r>
-      <w:r>
-        <w:rPr>
-          <w:rFonts w:ascii="Verdana" w:hAnsi="Verdana"/>
-          <w:bCs/>
-          <w:noProof/>
-          <w:sz w:val="18"/>
-          <w:szCs w:val="18"/>
-        </w:rPr>
         <w:t xml:space="preserve"> 2021) Playing Video Games During the COVID-19 Pandemic and Effects on players’ Well-Being. Available from: </w:t>
       </w:r>
-      <w:hyperlink r:id="rId32" w:anchor="core-collateral-self-citation" w:history="1">
+      <w:hyperlink r:id="rId40" w:anchor="core-collateral-self-citation" w:history="1">
         <w:r>
           <w:rPr>
             <w:rStyle w:val="Hyperlink"/>
@@ -12620,7 +15229,7 @@
         </w:rPr>
         <w:t xml:space="preserve"> </w:t>
       </w:r>
-      <w:hyperlink r:id="rId33" w:history="1">
+      <w:hyperlink r:id="rId41" w:history="1">
         <w:r>
           <w:rPr>
             <w:rStyle w:val="Hyperlink"/>
@@ -12774,17 +15383,9 @@
           <w:sz w:val="18"/>
           <w:szCs w:val="18"/>
         </w:rPr>
-        <w:t xml:space="preserve"> Available </w:t>
-      </w:r>
-      <w:r>
-        <w:rPr>
-          <w:rFonts w:ascii="Verdana" w:hAnsi="Verdana"/>
-          <w:sz w:val="18"/>
-          <w:szCs w:val="18"/>
-        </w:rPr>
-        <w:t xml:space="preserve">from: </w:t>
-      </w:r>
-      <w:hyperlink r:id="rId34" w:history="1">
+        <w:t xml:space="preserve"> Available from: </w:t>
+      </w:r>
+      <w:hyperlink r:id="rId42" w:history="1">
         <w:r>
           <w:rPr>
             <w:rStyle w:val="Hyperlink"/>
@@ -12921,7 +15522,7 @@
         </w:rPr>
         <w:t xml:space="preserve">Top Hat (Sept 16, 2019) Visual Learning Definition and meaning. Available from: </w:t>
       </w:r>
-      <w:hyperlink r:id="rId35" w:history="1">
+      <w:hyperlink r:id="rId43" w:history="1">
         <w:r>
           <w:rPr>
             <w:rStyle w:val="Hyperlink"/>
@@ -13088,7 +15689,15 @@
           <w:sz w:val="18"/>
           <w:szCs w:val="18"/>
         </w:rPr>
-        <w:t>Alexander Eitel, Katharina Scheiter, Anne Schüler (Mar 25, 2013) How Inspecting a Picture Affects Processing of Text in Multimedia Learning. Available from: https://onlinelibrary.wiley.com/doi/10.1002/acp.2922. [Accessed</w:t>
+        <w:t xml:space="preserve">Alexander Eitel, Katharina Scheiter, Anne Schüler (Mar 25, 2013) How Inspecting a Picture Affects Processing of Text in Multimedia Learning. Available from: </w:t>
+      </w:r>
+      <w:r>
+        <w:rPr>
+          <w:rFonts w:ascii="Verdana" w:hAnsi="Verdana"/>
+          <w:sz w:val="18"/>
+          <w:szCs w:val="18"/>
+        </w:rPr>
+        <w:t>https://onlinelibrary.wiley.com/doi/10.1002/acp.2922. [Accessed</w:t>
       </w:r>
       <w:r>
         <w:rPr>
@@ -13180,25 +15789,7 @@
           <w:sz w:val="18"/>
           <w:szCs w:val="18"/>
         </w:rPr>
-        <w:t xml:space="preserve"> (Aug 27, 2020) Learning Styles/Preferences Among Medical Students: </w:t>
-      </w:r>
-      <w:proofErr w:type="spellStart"/>
-      <w:r>
-        <w:rPr>
-          <w:rFonts w:ascii="Verdana" w:hAnsi="Verdana"/>
-          <w:sz w:val="18"/>
-          <w:szCs w:val="18"/>
-        </w:rPr>
-        <w:t>Kinesthetic</w:t>
-      </w:r>
-      <w:proofErr w:type="spellEnd"/>
-      <w:r>
-        <w:rPr>
-          <w:rFonts w:ascii="Verdana" w:hAnsi="Verdana"/>
-          <w:sz w:val="18"/>
-          <w:szCs w:val="18"/>
-        </w:rPr>
-        <w:t xml:space="preserve"> Learner’s Multimodal Approach to Learning Anatomy</w:t>
+        <w:t xml:space="preserve"> (Aug 27, 2020) Learning Styles/Preferences Among Medical Students: Kinesthetic Learner’s Multimodal Approach to Learning Anatomy</w:t>
       </w:r>
       <w:r>
         <w:rPr>
@@ -13216,7 +15807,7 @@
         </w:rPr>
         <w:t xml:space="preserve">Available from: </w:t>
       </w:r>
-      <w:hyperlink r:id="rId36" w:anchor="Abs1" w:history="1">
+      <w:hyperlink r:id="rId44" w:anchor="Abs1" w:history="1">
         <w:r>
           <w:rPr>
             <w:rStyle w:val="Hyperlink"/>
@@ -13317,7 +15908,7 @@
         </w:rPr>
         <w:t xml:space="preserve">. Available from: </w:t>
       </w:r>
-      <w:hyperlink r:id="rId37" w:history="1">
+      <w:hyperlink r:id="rId45" w:history="1">
         <w:r>
           <w:rPr>
             <w:rStyle w:val="Hyperlink"/>
@@ -13386,7 +15977,7 @@
         </w:rPr>
         <w:t xml:space="preserve">Samba Recovery (Mar 4, 2025) Average Human Attention Span Statistics &amp; Facts [2024]. Available from: </w:t>
       </w:r>
-      <w:hyperlink r:id="rId38" w:history="1">
+      <w:hyperlink r:id="rId46" w:history="1">
         <w:r>
           <w:rPr>
             <w:rStyle w:val="Hyperlink"/>
@@ -13453,7 +16044,6 @@
           <w:sz w:val="18"/>
           <w:szCs w:val="18"/>
         </w:rPr>
-        <w:lastRenderedPageBreak/>
         <w:t>Lin Li-Hsin, Narender Rainita, Zak Paul J</w:t>
       </w:r>
       <w:r>
@@ -13480,7 +16070,7 @@
         </w:rPr>
         <w:t xml:space="preserve">. Available from: </w:t>
       </w:r>
-      <w:hyperlink r:id="rId39" w:history="1">
+      <w:hyperlink r:id="rId47" w:history="1">
         <w:r>
           <w:rPr>
             <w:rStyle w:val="Hyperlink"/>
@@ -13547,25 +16137,7 @@
           <w:sz w:val="18"/>
           <w:szCs w:val="18"/>
         </w:rPr>
-        <w:t xml:space="preserve">Joe Tranquillo (Jun 22, 2008) </w:t>
-      </w:r>
-      <w:proofErr w:type="spellStart"/>
-      <w:r>
-        <w:rPr>
-          <w:rFonts w:ascii="Verdana" w:hAnsi="Verdana"/>
-          <w:sz w:val="18"/>
-          <w:szCs w:val="18"/>
-        </w:rPr>
-        <w:t>Kinesthetic</w:t>
-      </w:r>
-      <w:proofErr w:type="spellEnd"/>
-      <w:r>
-        <w:rPr>
-          <w:rFonts w:ascii="Verdana" w:hAnsi="Verdana"/>
-          <w:sz w:val="18"/>
-          <w:szCs w:val="18"/>
-        </w:rPr>
-        <w:t xml:space="preserve"> Learning in the Classroom. Available from: </w:t>
+        <w:t xml:space="preserve">Joe Tranquillo (Jun 22, 2008) Kinesthetic Learning in the Classroom. Available from: </w:t>
       </w:r>
       <w:r>
         <w:rPr>
@@ -13647,27 +16219,9 @@
           <w:sz w:val="18"/>
           <w:szCs w:val="18"/>
         </w:rPr>
-        <w:t xml:space="preserve"> (Jun 27, 2022) Exploring the Benefits of Art-Based </w:t>
-      </w:r>
-      <w:proofErr w:type="spellStart"/>
-      <w:r>
-        <w:rPr>
-          <w:rFonts w:ascii="Verdana" w:hAnsi="Verdana"/>
-          <w:sz w:val="18"/>
-          <w:szCs w:val="18"/>
-        </w:rPr>
-        <w:t>Kinesthetic</w:t>
-      </w:r>
-      <w:proofErr w:type="spellEnd"/>
-      <w:r>
-        <w:rPr>
-          <w:rFonts w:ascii="Verdana" w:hAnsi="Verdana"/>
-          <w:sz w:val="18"/>
-          <w:szCs w:val="18"/>
-        </w:rPr>
-        <w:t xml:space="preserve"> Activities in the College Classroom. Available from: </w:t>
-      </w:r>
-      <w:hyperlink r:id="rId40" w:history="1">
+        <w:t xml:space="preserve"> (Jun 27, 2022) Exploring the Benefits of Art-Based Kinesthetic Activities in the College Classroom. Available from: </w:t>
+      </w:r>
+      <w:hyperlink r:id="rId48" w:history="1">
         <w:r>
           <w:rPr>
             <w:rStyle w:val="Hyperlink"/>
@@ -13743,25 +16297,7 @@
           <w:sz w:val="18"/>
           <w:szCs w:val="18"/>
         </w:rPr>
-        <w:t xml:space="preserve">SimpleK12 Staff (Feb 17, 2025) </w:t>
-      </w:r>
-      <w:proofErr w:type="spellStart"/>
-      <w:r>
-        <w:rPr>
-          <w:rFonts w:ascii="Verdana" w:hAnsi="Verdana"/>
-          <w:sz w:val="18"/>
-          <w:szCs w:val="18"/>
-        </w:rPr>
-        <w:t>Kinesthetic</w:t>
-      </w:r>
-      <w:proofErr w:type="spellEnd"/>
-      <w:r>
-        <w:rPr>
-          <w:rFonts w:ascii="Verdana" w:hAnsi="Verdana"/>
-          <w:sz w:val="18"/>
-          <w:szCs w:val="18"/>
-        </w:rPr>
-        <w:t xml:space="preserve"> Learning Style: Definition, Characteristics &amp; Benefits in 2025</w:t>
+        <w:t>SimpleK12 Staff (Feb 17, 2025) Kinesthetic Learning Style: Definition, Characteristics &amp; Benefits in 2025</w:t>
       </w:r>
       <w:r>
         <w:rPr>
@@ -13771,7 +16307,7 @@
         </w:rPr>
         <w:t xml:space="preserve">. Available from: </w:t>
       </w:r>
-      <w:hyperlink r:id="rId41" w:history="1">
+      <w:hyperlink r:id="rId49" w:history="1">
         <w:r>
           <w:rPr>
             <w:rStyle w:val="Hyperlink"/>
@@ -13846,7 +16382,16 @@
           <w:sz w:val="18"/>
           <w:szCs w:val="18"/>
         </w:rPr>
-        <w:t xml:space="preserve">https://pmc.ncbi.nlm.nih.gov/articles/PMC4340450/#:~:text=In%20the%20general%20population%2C%20the,%25%20auditory%20and%205%25%20kinesthetic. </w:t>
+        <w:t>https://pmc.ncbi.nlm.nih.gov/articles/PMC4340450/#:~:text=In%20the%20general%20populati</w:t>
+      </w:r>
+      <w:r>
+        <w:rPr>
+          <w:rFonts w:ascii="Verdana" w:hAnsi="Verdana"/>
+          <w:sz w:val="18"/>
+          <w:szCs w:val="18"/>
+        </w:rPr>
+        <w:lastRenderedPageBreak/>
+        <w:t xml:space="preserve">on%2C%20the,%25%20auditory%20and%205%25%20kinesthetic. </w:t>
       </w:r>
       <w:r>
         <w:rPr>
@@ -13896,27 +16441,9 @@
           <w:sz w:val="18"/>
           <w:szCs w:val="18"/>
         </w:rPr>
-        <w:t xml:space="preserve">Veli-Matti Karhulahti (Sept, 2013) A </w:t>
-      </w:r>
-      <w:proofErr w:type="spellStart"/>
-      <w:r>
-        <w:rPr>
-          <w:rFonts w:ascii="Verdana" w:hAnsi="Verdana"/>
-          <w:sz w:val="18"/>
-          <w:szCs w:val="18"/>
-        </w:rPr>
-        <w:t>Kinesthetic</w:t>
-      </w:r>
-      <w:proofErr w:type="spellEnd"/>
-      <w:r>
-        <w:rPr>
-          <w:rFonts w:ascii="Verdana" w:hAnsi="Verdana"/>
-          <w:sz w:val="18"/>
-          <w:szCs w:val="18"/>
-        </w:rPr>
-        <w:t xml:space="preserve"> Theory of Videogames: Time-Critical Challenge and Aporetic Rhematic. Available from: </w:t>
-      </w:r>
-      <w:hyperlink r:id="rId42" w:history="1">
+        <w:t xml:space="preserve">Veli-Matti Karhulahti (Sept, 2013) A Kinesthetic Theory of Videogames: Time-Critical Challenge and Aporetic Rhematic. Available from: </w:t>
+      </w:r>
+      <w:hyperlink r:id="rId50" w:history="1">
         <w:r>
           <w:rPr>
             <w:rStyle w:val="Hyperlink"/>
@@ -14115,18 +16642,8 @@
           <w:sz w:val="18"/>
           <w:szCs w:val="18"/>
         </w:rPr>
-        <w:t xml:space="preserve">The VARK Modalities: Visual, Aural, Read/write &amp; </w:t>
-      </w:r>
-      <w:proofErr w:type="spellStart"/>
-      <w:r>
-        <w:rPr>
-          <w:rFonts w:ascii="Verdana" w:hAnsi="Verdana"/>
-          <w:sz w:val="18"/>
-          <w:szCs w:val="18"/>
-        </w:rPr>
-        <w:t>Kinesthetic</w:t>
-      </w:r>
-      <w:proofErr w:type="spellEnd"/>
+        <w:t>The VARK Modalities: Visual, Aural, Read/write &amp; Kinesthetic</w:t>
+      </w:r>
       <w:r>
         <w:rPr>
           <w:rFonts w:ascii="Verdana" w:hAnsi="Verdana"/>
@@ -14227,7 +16744,7 @@
         </w:rPr>
         <w:t xml:space="preserve">from: </w:t>
       </w:r>
-      <w:hyperlink r:id="rId43" w:history="1">
+      <w:hyperlink r:id="rId51" w:history="1">
         <w:r>
           <w:rPr>
             <w:rStyle w:val="Hyperlink"/>
@@ -14334,7 +16851,7 @@
         </w:rPr>
         <w:t xml:space="preserve">Anon (Aug 23, 2024) Exploring Cognitive Skills: Pattern Recognition. Available from: </w:t>
       </w:r>
-      <w:hyperlink r:id="rId44" w:history="1">
+      <w:hyperlink r:id="rId52" w:history="1">
         <w:r>
           <w:rPr>
             <w:rStyle w:val="Hyperlink"/>
@@ -14387,7 +16904,7 @@
         </w:rPr>
         <w:t xml:space="preserve">ns. Available from: </w:t>
       </w:r>
-      <w:hyperlink r:id="rId45" w:history="1">
+      <w:hyperlink r:id="rId53" w:history="1">
         <w:r>
           <w:rPr>
             <w:rStyle w:val="Hyperlink"/>
@@ -14432,7 +16949,7 @@
         </w:rPr>
         <w:t xml:space="preserve">Jennifer Logan (Mar 13, 2023) What is the Neocortex?. Available from: </w:t>
       </w:r>
-      <w:hyperlink r:id="rId46" w:history="1">
+      <w:hyperlink r:id="rId54" w:history="1">
         <w:r>
           <w:rPr>
             <w:rStyle w:val="Hyperlink"/>
@@ -14477,7 +16994,7 @@
         </w:rPr>
         <w:t xml:space="preserve">Miryam Naddaf and Nature Magazine (Sept 27, 2024) How Your Brain Detects Patters without Conscious Thought. Available from: </w:t>
       </w:r>
-      <w:hyperlink r:id="rId47" w:anchor=":~:text=The%20human%20brain%20is%20constantly,brain%20tissue%20for%20medical%20reasons" w:history="1">
+      <w:hyperlink r:id="rId55" w:anchor=":~:text=The%20human%20brain%20is%20constantly,brain%20tissue%20for%20medical%20reasons" w:history="1">
         <w:r>
           <w:rPr>
             <w:rStyle w:val="Hyperlink"/>
@@ -14485,7 +17002,16 @@
             <w:sz w:val="18"/>
             <w:szCs w:val="18"/>
           </w:rPr>
-          <w:t>https://www.scientificamerican.com/article/how-your-brain-detects-patterns-without-conscious-thought/#:~:text=The%20human%20brain%20is%20constantly,brain%20tissue%20for%20medical%20reasons</w:t>
+          <w:t>https://www.scientificamerican.com/article/how-</w:t>
+        </w:r>
+        <w:r>
+          <w:rPr>
+            <w:rStyle w:val="Hyperlink"/>
+            <w:rFonts w:ascii="Verdana" w:hAnsi="Verdana"/>
+            <w:sz w:val="18"/>
+            <w:szCs w:val="18"/>
+          </w:rPr>
+          <w:t>your-brain-detects-patterns-without-conscious-thought/#:~:text=The%20human%20brain%20is%20constantly,brain%20tissue%20for%20medical%20reasons</w:t>
         </w:r>
       </w:hyperlink>
       <w:r>
@@ -14522,7 +17048,7 @@
         </w:rPr>
         <w:t xml:space="preserve">Ohio State University (May 31, 2018) This is your brain detecting patterns. Available from: </w:t>
       </w:r>
-      <w:hyperlink r:id="rId48" w:history="1">
+      <w:hyperlink r:id="rId56" w:history="1">
         <w:r>
           <w:rPr>
             <w:rStyle w:val="Hyperlink"/>
@@ -14601,7 +17127,7 @@
         </w:rPr>
         <w:t xml:space="preserve">Nintendo (n.d.) Top Selling Title Sales Units. Available from: </w:t>
       </w:r>
-      <w:hyperlink r:id="rId49" w:history="1">
+      <w:hyperlink r:id="rId57" w:history="1">
         <w:r>
           <w:rPr>
             <w:rStyle w:val="Hyperlink"/>
@@ -14646,7 +17172,7 @@
         </w:rPr>
         <w:t xml:space="preserve">Studio MDHR (Sept 29, 2017) Cuphead. Available from: </w:t>
       </w:r>
-      <w:hyperlink r:id="rId50" w:history="1">
+      <w:hyperlink r:id="rId58" w:history="1">
         <w:r>
           <w:rPr>
             <w:rStyle w:val="Hyperlink"/>
@@ -14683,25 +17209,15 @@
           <w:szCs w:val="18"/>
         </w:rPr>
       </w:pPr>
-      <w:proofErr w:type="spellStart"/>
-      <w:r>
-        <w:rPr>
-          <w:rFonts w:ascii="Verdana" w:hAnsi="Verdana"/>
-          <w:sz w:val="18"/>
-          <w:szCs w:val="18"/>
-        </w:rPr>
-        <w:t>Tvtropes</w:t>
-      </w:r>
-      <w:proofErr w:type="spellEnd"/>
-      <w:r>
-        <w:rPr>
-          <w:rFonts w:ascii="Verdana" w:hAnsi="Verdana"/>
-          <w:sz w:val="18"/>
-          <w:szCs w:val="18"/>
-        </w:rPr>
-        <w:t xml:space="preserve"> (n.d.) Video Game Dashing. Available from: </w:t>
-      </w:r>
-      <w:hyperlink r:id="rId51" w:history="1">
+      <w:r>
+        <w:rPr>
+          <w:rFonts w:ascii="Verdana" w:hAnsi="Verdana"/>
+          <w:sz w:val="18"/>
+          <w:szCs w:val="18"/>
+        </w:rPr>
+        <w:t xml:space="preserve">Tvtropes (n.d.) Video Game Dashing. Available from: </w:t>
+      </w:r>
+      <w:hyperlink r:id="rId59" w:history="1">
         <w:r>
           <w:rPr>
             <w:rStyle w:val="Hyperlink"/>
@@ -14796,7 +17312,7 @@
         </w:rPr>
         <w:t xml:space="preserve"> Box Collider 2D component reference. Available from: </w:t>
       </w:r>
-      <w:hyperlink r:id="rId52" w:history="1">
+      <w:hyperlink r:id="rId60" w:history="1">
         <w:r>
           <w:rPr>
             <w:rStyle w:val="Hyperlink"/>
@@ -14899,6 +17415,146 @@
           <w:szCs w:val="18"/>
         </w:rPr>
       </w:pPr>
+      <w:r>
+        <w:rPr>
+          <w:rFonts w:ascii="Verdana" w:hAnsi="Verdana"/>
+          <w:sz w:val="18"/>
+          <w:szCs w:val="18"/>
+        </w:rPr>
+        <w:t xml:space="preserve">Unity Technologies (n.d.) Cinemachine. Available from: </w:t>
+      </w:r>
+      <w:r>
+        <w:rPr>
+          <w:rFonts w:ascii="Verdana" w:hAnsi="Verdana"/>
+          <w:sz w:val="18"/>
+          <w:szCs w:val="18"/>
+        </w:rPr>
+        <w:t>https://unity.com/features/cinemachine</w:t>
+      </w:r>
+      <w:r>
+        <w:rPr>
+          <w:rFonts w:ascii="Verdana" w:hAnsi="Verdana"/>
+          <w:sz w:val="18"/>
+          <w:szCs w:val="18"/>
+        </w:rPr>
+        <w:t xml:space="preserve">. </w:t>
+      </w:r>
+      <w:r>
+        <w:rPr>
+          <w:rFonts w:ascii="Verdana" w:hAnsi="Verdana"/>
+          <w:sz w:val="18"/>
+          <w:szCs w:val="18"/>
+        </w:rPr>
+        <w:t>[Accessed last: Apr 26, 2025]</w:t>
+      </w:r>
+    </w:p>
+    <w:p>
+      <w:pPr>
+        <w:rPr>
+          <w:rFonts w:ascii="Verdana" w:hAnsi="Verdana"/>
+          <w:sz w:val="18"/>
+          <w:szCs w:val="18"/>
+        </w:rPr>
+      </w:pPr>
+    </w:p>
+    <w:p>
+      <w:pPr>
+        <w:rPr>
+          <w:rFonts w:ascii="Verdana" w:hAnsi="Verdana"/>
+          <w:sz w:val="18"/>
+          <w:szCs w:val="18"/>
+        </w:rPr>
+      </w:pPr>
+      <w:r>
+        <w:rPr>
+          <w:rFonts w:ascii="Verdana" w:hAnsi="Verdana"/>
+          <w:sz w:val="18"/>
+          <w:szCs w:val="18"/>
+        </w:rPr>
+        <w:t>Unity Technologies (</w:t>
+      </w:r>
+      <w:r>
+        <w:rPr>
+          <w:rFonts w:ascii="Verdana" w:hAnsi="Verdana"/>
+          <w:sz w:val="18"/>
+          <w:szCs w:val="18"/>
+        </w:rPr>
+        <w:t>Jan 31, 2023)</w:t>
+      </w:r>
+      <w:r>
+        <w:rPr>
+          <w:rFonts w:ascii="Verdana" w:hAnsi="Verdana"/>
+          <w:sz w:val="18"/>
+          <w:szCs w:val="18"/>
+        </w:rPr>
+        <w:t xml:space="preserve"> </w:t>
+      </w:r>
+      <w:r>
+        <w:rPr>
+          <w:rFonts w:ascii="Verdana" w:hAnsi="Verdana"/>
+          <w:sz w:val="18"/>
+          <w:szCs w:val="18"/>
+        </w:rPr>
+        <w:t>Introduction to Tilemaps</w:t>
+      </w:r>
+      <w:r>
+        <w:rPr>
+          <w:rFonts w:ascii="Verdana" w:hAnsi="Verdana"/>
+          <w:sz w:val="18"/>
+          <w:szCs w:val="18"/>
+        </w:rPr>
+        <w:t xml:space="preserve">. Available from: </w:t>
+      </w:r>
+      <w:r>
+        <w:rPr>
+          <w:rFonts w:ascii="Verdana" w:hAnsi="Verdana"/>
+          <w:sz w:val="18"/>
+          <w:szCs w:val="18"/>
+        </w:rPr>
+        <w:t>https://learn.unity.com/tutorial/introduction-to-tilemaps#</w:t>
+      </w:r>
+      <w:r>
+        <w:rPr>
+          <w:rFonts w:ascii="Verdana" w:hAnsi="Verdana"/>
+          <w:sz w:val="18"/>
+          <w:szCs w:val="18"/>
+        </w:rPr>
+        <w:t>.</w:t>
+      </w:r>
+      <w:r>
+        <w:rPr>
+          <w:rFonts w:ascii="Verdana" w:hAnsi="Verdana"/>
+          <w:sz w:val="18"/>
+          <w:szCs w:val="18"/>
+        </w:rPr>
+        <w:t xml:space="preserve"> </w:t>
+      </w:r>
+      <w:r>
+        <w:rPr>
+          <w:rFonts w:ascii="Verdana" w:hAnsi="Verdana"/>
+          <w:sz w:val="18"/>
+          <w:szCs w:val="18"/>
+        </w:rPr>
+        <w:t>[Accessed last: Apr 26, 2025]</w:t>
+      </w:r>
+    </w:p>
+    <w:p>
+      <w:pPr>
+        <w:rPr>
+          <w:rFonts w:ascii="Verdana" w:hAnsi="Verdana"/>
+          <w:sz w:val="18"/>
+          <w:szCs w:val="18"/>
+        </w:rPr>
+      </w:pPr>
+    </w:p>
+    <w:p>
+      <w:pPr>
+        <w:rPr>
+          <w:rFonts w:ascii="Verdana" w:hAnsi="Verdana"/>
+          <w:sz w:val="18"/>
+          <w:szCs w:val="18"/>
+        </w:rPr>
+      </w:pPr>
     </w:p>
     <w:p>
       <w:pPr>
@@ -15094,6 +17750,7 @@
           <w:sz w:val="18"/>
           <w:szCs w:val="18"/>
         </w:rPr>
+        <w:lastRenderedPageBreak/>
         <w:t xml:space="preserve">Author, A. (2009) </w:t>
       </w:r>
       <w:r>
@@ -15180,9 +17837,8 @@
           <w:sz w:val="18"/>
           <w:szCs w:val="18"/>
         </w:rPr>
-        <w:t xml:space="preserve">UWE Library </w:t>
-      </w:r>
-      <w:proofErr w:type="spellStart"/>
+        <w:t xml:space="preserve">UWE Library Services:Study skills - The Harvard </w:t>
+      </w:r>
       <w:r>
         <w:rPr>
           <w:rFonts w:ascii="Verdana" w:hAnsi="Verdana"/>
@@ -15191,18 +17847,7 @@
           <w:sz w:val="18"/>
           <w:szCs w:val="18"/>
         </w:rPr>
-        <w:t>Services:Study</w:t>
-      </w:r>
-      <w:proofErr w:type="spellEnd"/>
-      <w:r>
-        <w:rPr>
-          <w:rFonts w:ascii="Verdana" w:hAnsi="Verdana"/>
-          <w:i/>
-          <w:color w:val="FF0000"/>
-          <w:sz w:val="18"/>
-          <w:szCs w:val="18"/>
-        </w:rPr>
-        <w:t xml:space="preserve"> skills - The Harvard System </w:t>
+        <w:t xml:space="preserve">System </w:t>
       </w:r>
       <w:r>
         <w:rPr>
@@ -15213,7 +17858,7 @@
         </w:rPr>
         <w:t xml:space="preserve">[Online] Available from </w:t>
       </w:r>
-      <w:hyperlink r:id="rId53" w:history="1">
+      <w:hyperlink r:id="rId61" w:history="1">
         <w:r>
           <w:rPr>
             <w:rStyle w:val="Hyperlink"/>
@@ -19657,10 +22302,6 @@
 </file>
 
 <file path=customXml/item1.xml><?xml version="1.0" encoding="utf-8"?>
-<b:Sources xmlns:b="http://schemas.openxmlformats.org/officeDocument/2006/bibliography" xmlns="http://schemas.openxmlformats.org/officeDocument/2006/bibliography" SelectedStyle="/APA.XSL" StyleName="APA"/>
-</file>
-
-<file path=customXml/item2.xml><?xml version="1.0" encoding="utf-8"?>
 <p:properties xmlns:p="http://schemas.microsoft.com/office/2006/metadata/properties" xmlns:xsi="http://www.w3.org/2001/XMLSchema-instance" xmlns:pc="http://schemas.microsoft.com/office/infopath/2007/PartnerControls">
   <documentManagement>
     <lcf76f155ced4ddcb4097134ff3c332f xmlns="3ca5950f-9dc6-4fa2-8e6b-e8b0d1a55fc5">
@@ -19673,6 +22314,15 @@
     <TaxCatchAll xmlns="da5699a2-2791-44c0-bb0a-d0c081c141e6" xsi:nil="true"/>
   </documentManagement>
 </p:properties>
+</file>
+
+<file path=customXml/item2.xml><?xml version="1.0" encoding="utf-8"?>
+<?mso-contentType ?>
+<FormTemplates xmlns="http://schemas.microsoft.com/sharepoint/v3/contenttype/forms">
+  <Display>DocumentLibraryForm</Display>
+  <Edit>DocumentLibraryForm</Edit>
+  <New>DocumentLibraryForm</New>
+</FormTemplates>
 </file>
 
 <file path=customXml/item3.xml><?xml version="1.0" encoding="utf-8"?>
@@ -19932,29 +22582,24 @@
 </file>
 
 <file path=customXml/item4.xml><?xml version="1.0" encoding="utf-8"?>
-<?mso-contentType ?>
-<FormTemplates xmlns="http://schemas.microsoft.com/sharepoint/v3/contenttype/forms">
-  <Display>DocumentLibraryForm</Display>
-  <Edit>DocumentLibraryForm</Edit>
-  <New>DocumentLibraryForm</New>
-</FormTemplates>
+<b:Sources xmlns:b="http://schemas.openxmlformats.org/officeDocument/2006/bibliography" xmlns="http://schemas.openxmlformats.org/officeDocument/2006/bibliography" SelectedStyle="/APA.XSL" StyleName="APA"/>
 </file>
 
 <file path=customXml/itemProps1.xml><?xml version="1.0" encoding="utf-8"?>
-<ds:datastoreItem xmlns:ds="http://schemas.openxmlformats.org/officeDocument/2006/customXml" ds:itemID="{191EA17E-4FF3-6543-9328-B87A43C2CF01}">
-  <ds:schemaRefs>
-    <ds:schemaRef ds:uri="http://schemas.openxmlformats.org/officeDocument/2006/bibliography"/>
-  </ds:schemaRefs>
-</ds:datastoreItem>
-</file>
-
-<file path=customXml/itemProps2.xml><?xml version="1.0" encoding="utf-8"?>
 <ds:datastoreItem xmlns:ds="http://schemas.openxmlformats.org/officeDocument/2006/customXml" ds:itemID="{37169F2F-1A49-4A9E-A13A-BBD6F4DE6A1B}">
   <ds:schemaRefs>
     <ds:schemaRef ds:uri="http://schemas.microsoft.com/office/2006/metadata/properties"/>
     <ds:schemaRef ds:uri="http://schemas.microsoft.com/office/infopath/2007/PartnerControls"/>
     <ds:schemaRef ds:uri="3ca5950f-9dc6-4fa2-8e6b-e8b0d1a55fc5"/>
     <ds:schemaRef ds:uri="da5699a2-2791-44c0-bb0a-d0c081c141e6"/>
+  </ds:schemaRefs>
+</ds:datastoreItem>
+</file>
+
+<file path=customXml/itemProps2.xml><?xml version="1.0" encoding="utf-8"?>
+<ds:datastoreItem xmlns:ds="http://schemas.openxmlformats.org/officeDocument/2006/customXml" ds:itemID="{CE597715-63E8-4A9F-B3CC-57F27D3DCBFB}">
+  <ds:schemaRefs>
+    <ds:schemaRef ds:uri="http://schemas.microsoft.com/sharepoint/v3/contenttype/forms"/>
   </ds:schemaRefs>
 </ds:datastoreItem>
 </file>
@@ -19979,9 +22624,9 @@
 </file>
 
 <file path=customXml/itemProps4.xml><?xml version="1.0" encoding="utf-8"?>
-<ds:datastoreItem xmlns:ds="http://schemas.openxmlformats.org/officeDocument/2006/customXml" ds:itemID="{CE597715-63E8-4A9F-B3CC-57F27D3DCBFB}">
+<ds:datastoreItem xmlns:ds="http://schemas.openxmlformats.org/officeDocument/2006/customXml" ds:itemID="{191EA17E-4FF3-6543-9328-B87A43C2CF01}">
   <ds:schemaRefs>
-    <ds:schemaRef ds:uri="http://schemas.microsoft.com/sharepoint/v3/contenttype/forms"/>
+    <ds:schemaRef ds:uri="http://schemas.openxmlformats.org/officeDocument/2006/bibliography"/>
   </ds:schemaRefs>
 </ds:datastoreItem>
 </file>